--- a/Documentation/UserManual.docx
+++ b/Documentation/UserManual.docx
@@ -306,14 +306,6 @@
           <w:t>ект</w:t>
         </w:r>
       </w:hyperlink>
-      <w:r>
-        <w:rPr>
-          <w:rFonts w:ascii="Times New Roman" w:hAnsi="Times New Roman" w:cs="Times New Roman"/>
-          <w:sz w:val="28"/>
-          <w:szCs w:val="28"/>
-        </w:rPr>
-        <w:t xml:space="preserve"> </w:t>
-      </w:r>
     </w:p>
     <w:p>
       <w:pPr>
@@ -430,7 +422,7 @@
           <w:r>
             <w:fldChar w:fldCharType="separate"/>
           </w:r>
-          <w:hyperlink w:anchor="_Toc215003684" w:history="1">
+          <w:hyperlink w:anchor="_Toc218719346" w:history="1">
             <w:r>
               <w:rPr>
                 <w:rStyle w:val="a7"/>
@@ -458,7 +450,7 @@
                 <w:noProof/>
                 <w:webHidden/>
               </w:rPr>
-              <w:instrText xml:space="preserve"> PAGEREF _Toc215003684 \h </w:instrText>
+              <w:instrText xml:space="preserve"> PAGEREF _Toc218719346 \h </w:instrText>
             </w:r>
             <w:r>
               <w:rPr>
@@ -501,7 +493,7 @@
               <w:lang w:eastAsia="ru-RU"/>
             </w:rPr>
           </w:pPr>
-          <w:hyperlink w:anchor="_Toc215003685" w:history="1">
+          <w:hyperlink w:anchor="_Toc218719347" w:history="1">
             <w:r>
               <w:rPr>
                 <w:rStyle w:val="a7"/>
@@ -529,7 +521,7 @@
                 <w:noProof/>
                 <w:webHidden/>
               </w:rPr>
-              <w:instrText xml:space="preserve"> PAGEREF _Toc215003685 \h </w:instrText>
+              <w:instrText xml:space="preserve"> PAGEREF _Toc218719347 \h </w:instrText>
             </w:r>
             <w:r>
               <w:rPr>
@@ -572,7 +564,7 @@
               <w:lang w:eastAsia="ru-RU"/>
             </w:rPr>
           </w:pPr>
-          <w:hyperlink w:anchor="_Toc215003686" w:history="1">
+          <w:hyperlink w:anchor="_Toc218719348" w:history="1">
             <w:r>
               <w:rPr>
                 <w:rStyle w:val="a7"/>
@@ -600,7 +592,7 @@
                 <w:noProof/>
                 <w:webHidden/>
               </w:rPr>
-              <w:instrText xml:space="preserve"> PAGEREF _Toc215003686 \h </w:instrText>
+              <w:instrText xml:space="preserve"> PAGEREF _Toc218719348 \h </w:instrText>
             </w:r>
             <w:r>
               <w:rPr>
@@ -643,7 +635,7 @@
               <w:lang w:eastAsia="ru-RU"/>
             </w:rPr>
           </w:pPr>
-          <w:hyperlink w:anchor="_Toc215003687" w:history="1">
+          <w:hyperlink w:anchor="_Toc218719349" w:history="1">
             <w:r>
               <w:rPr>
                 <w:rStyle w:val="a7"/>
@@ -671,7 +663,7 @@
                 <w:noProof/>
                 <w:webHidden/>
               </w:rPr>
-              <w:instrText xml:space="preserve"> PAGEREF _Toc215003687 \h </w:instrText>
+              <w:instrText xml:space="preserve"> PAGEREF _Toc218719349 \h </w:instrText>
             </w:r>
             <w:r>
               <w:rPr>
@@ -714,7 +706,7 @@
               <w:lang w:eastAsia="ru-RU"/>
             </w:rPr>
           </w:pPr>
-          <w:hyperlink w:anchor="_Toc215003688" w:history="1">
+          <w:hyperlink w:anchor="_Toc218719350" w:history="1">
             <w:r>
               <w:rPr>
                 <w:rStyle w:val="a7"/>
@@ -742,7 +734,7 @@
                 <w:noProof/>
                 <w:webHidden/>
               </w:rPr>
-              <w:instrText xml:space="preserve"> PAGEREF _Toc215003688 \h </w:instrText>
+              <w:instrText xml:space="preserve"> PAGEREF _Toc218719350 \h </w:instrText>
             </w:r>
             <w:r>
               <w:rPr>
@@ -785,7 +777,7 @@
               <w:lang w:eastAsia="ru-RU"/>
             </w:rPr>
           </w:pPr>
-          <w:hyperlink w:anchor="_Toc215003689" w:history="1">
+          <w:hyperlink w:anchor="_Toc218719351" w:history="1">
             <w:r>
               <w:rPr>
                 <w:rStyle w:val="a7"/>
@@ -814,7 +806,7 @@
                 <w:noProof/>
                 <w:webHidden/>
               </w:rPr>
-              <w:instrText xml:space="preserve"> PAGEREF _Toc215003689 \h </w:instrText>
+              <w:instrText xml:space="preserve"> PAGEREF _Toc218719351 \h </w:instrText>
             </w:r>
             <w:r>
               <w:rPr>
@@ -857,7 +849,7 @@
               <w:lang w:eastAsia="ru-RU"/>
             </w:rPr>
           </w:pPr>
-          <w:hyperlink w:anchor="_Toc215003690" w:history="1">
+          <w:hyperlink w:anchor="_Toc218719352" w:history="1">
             <w:r>
               <w:rPr>
                 <w:rStyle w:val="a7"/>
@@ -885,7 +877,7 @@
                 <w:noProof/>
                 <w:webHidden/>
               </w:rPr>
-              <w:instrText xml:space="preserve"> PAGEREF _Toc215003690 \h </w:instrText>
+              <w:instrText xml:space="preserve"> PAGEREF _Toc218719352 \h </w:instrText>
             </w:r>
             <w:r>
               <w:rPr>
@@ -928,7 +920,7 @@
               <w:lang w:eastAsia="ru-RU"/>
             </w:rPr>
           </w:pPr>
-          <w:hyperlink w:anchor="_Toc215003691" w:history="1">
+          <w:hyperlink w:anchor="_Toc218719353" w:history="1">
             <w:r>
               <w:rPr>
                 <w:rStyle w:val="a7"/>
@@ -965,7 +957,7 @@
                 <w:noProof/>
                 <w:webHidden/>
               </w:rPr>
-              <w:instrText xml:space="preserve"> PAGEREF _Toc215003691 \h </w:instrText>
+              <w:instrText xml:space="preserve"> PAGEREF _Toc218719353 \h </w:instrText>
             </w:r>
             <w:r>
               <w:rPr>
@@ -1008,7 +1000,7 @@
               <w:lang w:eastAsia="ru-RU"/>
             </w:rPr>
           </w:pPr>
-          <w:hyperlink w:anchor="_Toc215003692" w:history="1">
+          <w:hyperlink w:anchor="_Toc218719354" w:history="1">
             <w:r>
               <w:rPr>
                 <w:rStyle w:val="a7"/>
@@ -1045,7 +1037,7 @@
                 <w:noProof/>
                 <w:webHidden/>
               </w:rPr>
-              <w:instrText xml:space="preserve"> PAGEREF _Toc215003692 \h </w:instrText>
+              <w:instrText xml:space="preserve"> PAGEREF _Toc218719354 \h </w:instrText>
             </w:r>
             <w:r>
               <w:rPr>
@@ -1088,7 +1080,7 @@
               <w:lang w:eastAsia="ru-RU"/>
             </w:rPr>
           </w:pPr>
-          <w:hyperlink w:anchor="_Toc215003693" w:history="1">
+          <w:hyperlink w:anchor="_Toc218719355" w:history="1">
             <w:r>
               <w:rPr>
                 <w:rStyle w:val="a7"/>
@@ -1116,7 +1108,7 @@
                 <w:noProof/>
                 <w:webHidden/>
               </w:rPr>
-              <w:instrText xml:space="preserve"> PAGEREF _Toc215003693 \h </w:instrText>
+              <w:instrText xml:space="preserve"> PAGEREF _Toc218719355 \h </w:instrText>
             </w:r>
             <w:r>
               <w:rPr>
@@ -1159,7 +1151,7 @@
               <w:lang w:eastAsia="ru-RU"/>
             </w:rPr>
           </w:pPr>
-          <w:hyperlink w:anchor="_Toc215003694" w:history="1">
+          <w:hyperlink w:anchor="_Toc218719356" w:history="1">
             <w:r>
               <w:rPr>
                 <w:rStyle w:val="a7"/>
@@ -1187,7 +1179,7 @@
                 <w:noProof/>
                 <w:webHidden/>
               </w:rPr>
-              <w:instrText xml:space="preserve"> PAGEREF _Toc215003694 \h </w:instrText>
+              <w:instrText xml:space="preserve"> PAGEREF _Toc218719356 \h </w:instrText>
             </w:r>
             <w:r>
               <w:rPr>
@@ -1230,7 +1222,7 @@
               <w:lang w:eastAsia="ru-RU"/>
             </w:rPr>
           </w:pPr>
-          <w:hyperlink w:anchor="_Toc215003695" w:history="1">
+          <w:hyperlink w:anchor="_Toc218719357" w:history="1">
             <w:r>
               <w:rPr>
                 <w:rStyle w:val="a7"/>
@@ -1258,7 +1250,7 @@
                 <w:noProof/>
                 <w:webHidden/>
               </w:rPr>
-              <w:instrText xml:space="preserve"> PAGEREF _Toc215003695 \h </w:instrText>
+              <w:instrText xml:space="preserve"> PAGEREF _Toc218719357 \h </w:instrText>
             </w:r>
             <w:r>
               <w:rPr>
@@ -1301,7 +1293,7 @@
               <w:lang w:eastAsia="ru-RU"/>
             </w:rPr>
           </w:pPr>
-          <w:hyperlink w:anchor="_Toc215003696" w:history="1">
+          <w:hyperlink w:anchor="_Toc218719358" w:history="1">
             <w:r>
               <w:rPr>
                 <w:rStyle w:val="a7"/>
@@ -1329,7 +1321,7 @@
                 <w:noProof/>
                 <w:webHidden/>
               </w:rPr>
-              <w:instrText xml:space="preserve"> PAGEREF _Toc215003696 \h </w:instrText>
+              <w:instrText xml:space="preserve"> PAGEREF _Toc218719358 \h </w:instrText>
             </w:r>
             <w:r>
               <w:rPr>
@@ -1372,7 +1364,7 @@
               <w:lang w:eastAsia="ru-RU"/>
             </w:rPr>
           </w:pPr>
-          <w:hyperlink w:anchor="_Toc215003697" w:history="1">
+          <w:hyperlink w:anchor="_Toc218719359" w:history="1">
             <w:r>
               <w:rPr>
                 <w:rStyle w:val="a7"/>
@@ -1400,7 +1392,7 @@
                 <w:noProof/>
                 <w:webHidden/>
               </w:rPr>
-              <w:instrText xml:space="preserve"> PAGEREF _Toc215003697 \h </w:instrText>
+              <w:instrText xml:space="preserve"> PAGEREF _Toc218719359 \h </w:instrText>
             </w:r>
             <w:r>
               <w:rPr>
@@ -1443,7 +1435,7 @@
               <w:lang w:eastAsia="ru-RU"/>
             </w:rPr>
           </w:pPr>
-          <w:hyperlink w:anchor="_Toc215003698" w:history="1">
+          <w:hyperlink w:anchor="_Toc218719360" w:history="1">
             <w:r>
               <w:rPr>
                 <w:rStyle w:val="a7"/>
@@ -1471,7 +1463,7 @@
                 <w:noProof/>
                 <w:webHidden/>
               </w:rPr>
-              <w:instrText xml:space="preserve"> PAGEREF _Toc215003698 \h </w:instrText>
+              <w:instrText xml:space="preserve"> PAGEREF _Toc218719360 \h </w:instrText>
             </w:r>
             <w:r>
               <w:rPr>
@@ -1514,7 +1506,7 @@
               <w:lang w:eastAsia="ru-RU"/>
             </w:rPr>
           </w:pPr>
-          <w:hyperlink w:anchor="_Toc215003699" w:history="1">
+          <w:hyperlink w:anchor="_Toc218719361" w:history="1">
             <w:r>
               <w:rPr>
                 <w:rStyle w:val="a7"/>
@@ -1551,7 +1543,7 @@
                 <w:noProof/>
                 <w:webHidden/>
               </w:rPr>
-              <w:instrText xml:space="preserve"> PAGEREF _Toc215003699 \h </w:instrText>
+              <w:instrText xml:space="preserve"> PAGEREF _Toc218719361 \h </w:instrText>
             </w:r>
             <w:r>
               <w:rPr>
@@ -1594,7 +1586,7 @@
               <w:lang w:eastAsia="ru-RU"/>
             </w:rPr>
           </w:pPr>
-          <w:hyperlink w:anchor="_Toc215003700" w:history="1">
+          <w:hyperlink w:anchor="_Toc218719362" w:history="1">
             <w:r>
               <w:rPr>
                 <w:rStyle w:val="a7"/>
@@ -1622,7 +1614,7 @@
                 <w:noProof/>
                 <w:webHidden/>
               </w:rPr>
-              <w:instrText xml:space="preserve"> PAGEREF _Toc215003700 \h </w:instrText>
+              <w:instrText xml:space="preserve"> PAGEREF _Toc218719362 \h </w:instrText>
             </w:r>
             <w:r>
               <w:rPr>
@@ -1665,7 +1657,7 @@
               <w:lang w:eastAsia="ru-RU"/>
             </w:rPr>
           </w:pPr>
-          <w:hyperlink w:anchor="_Toc215003701" w:history="1">
+          <w:hyperlink w:anchor="_Toc218719363" w:history="1">
             <w:r>
               <w:rPr>
                 <w:rStyle w:val="a7"/>
@@ -1693,7 +1685,7 @@
                 <w:noProof/>
                 <w:webHidden/>
               </w:rPr>
-              <w:instrText xml:space="preserve"> PAGEREF _Toc215003701 \h </w:instrText>
+              <w:instrText xml:space="preserve"> PAGEREF _Toc218719363 \h </w:instrText>
             </w:r>
             <w:r>
               <w:rPr>
@@ -1736,7 +1728,7 @@
               <w:lang w:eastAsia="ru-RU"/>
             </w:rPr>
           </w:pPr>
-          <w:hyperlink w:anchor="_Toc215003702" w:history="1">
+          <w:hyperlink w:anchor="_Toc218719364" w:history="1">
             <w:r>
               <w:rPr>
                 <w:rStyle w:val="a7"/>
@@ -1764,7 +1756,7 @@
                 <w:noProof/>
                 <w:webHidden/>
               </w:rPr>
-              <w:instrText xml:space="preserve"> PAGEREF _Toc215003702 \h </w:instrText>
+              <w:instrText xml:space="preserve"> PAGEREF _Toc218719364 \h </w:instrText>
             </w:r>
             <w:r>
               <w:rPr>
@@ -1807,7 +1799,7 @@
               <w:lang w:eastAsia="ru-RU"/>
             </w:rPr>
           </w:pPr>
-          <w:hyperlink w:anchor="_Toc215003703" w:history="1">
+          <w:hyperlink w:anchor="_Toc218719365" w:history="1">
             <w:r>
               <w:rPr>
                 <w:rStyle w:val="a7"/>
@@ -1835,7 +1827,7 @@
                 <w:noProof/>
                 <w:webHidden/>
               </w:rPr>
-              <w:instrText xml:space="preserve"> PAGEREF _Toc215003703 \h </w:instrText>
+              <w:instrText xml:space="preserve"> PAGEREF _Toc218719365 \h </w:instrText>
             </w:r>
             <w:r>
               <w:rPr>
@@ -1878,7 +1870,7 @@
               <w:lang w:eastAsia="ru-RU"/>
             </w:rPr>
           </w:pPr>
-          <w:hyperlink w:anchor="_Toc215003704" w:history="1">
+          <w:hyperlink w:anchor="_Toc218719366" w:history="1">
             <w:r>
               <w:rPr>
                 <w:rStyle w:val="a7"/>
@@ -1906,7 +1898,7 @@
                 <w:noProof/>
                 <w:webHidden/>
               </w:rPr>
-              <w:instrText xml:space="preserve"> PAGEREF _Toc215003704 \h </w:instrText>
+              <w:instrText xml:space="preserve"> PAGEREF _Toc218719366 \h </w:instrText>
             </w:r>
             <w:r>
               <w:rPr>
@@ -1949,7 +1941,7 @@
               <w:lang w:eastAsia="ru-RU"/>
             </w:rPr>
           </w:pPr>
-          <w:hyperlink w:anchor="_Toc215003705" w:history="1">
+          <w:hyperlink w:anchor="_Toc218719367" w:history="1">
             <w:r>
               <w:rPr>
                 <w:rStyle w:val="a7"/>
@@ -1977,7 +1969,7 @@
                 <w:noProof/>
                 <w:webHidden/>
               </w:rPr>
-              <w:instrText xml:space="preserve"> PAGEREF _Toc215003705 \h </w:instrText>
+              <w:instrText xml:space="preserve"> PAGEREF _Toc218719367 \h </w:instrText>
             </w:r>
             <w:r>
               <w:rPr>
@@ -2020,7 +2012,7 @@
               <w:lang w:eastAsia="ru-RU"/>
             </w:rPr>
           </w:pPr>
-          <w:hyperlink w:anchor="_Toc215003706" w:history="1">
+          <w:hyperlink w:anchor="_Toc218719368" w:history="1">
             <w:r>
               <w:rPr>
                 <w:rStyle w:val="a7"/>
@@ -2048,7 +2040,7 @@
                 <w:noProof/>
                 <w:webHidden/>
               </w:rPr>
-              <w:instrText xml:space="preserve"> PAGEREF _Toc215003706 \h </w:instrText>
+              <w:instrText xml:space="preserve"> PAGEREF _Toc218719368 \h </w:instrText>
             </w:r>
             <w:r>
               <w:rPr>
@@ -2091,7 +2083,7 @@
               <w:lang w:eastAsia="ru-RU"/>
             </w:rPr>
           </w:pPr>
-          <w:hyperlink w:anchor="_Toc215003707" w:history="1">
+          <w:hyperlink w:anchor="_Toc218719369" w:history="1">
             <w:r>
               <w:rPr>
                 <w:rStyle w:val="a7"/>
@@ -2120,7 +2112,7 @@
                 <w:noProof/>
                 <w:webHidden/>
               </w:rPr>
-              <w:instrText xml:space="preserve"> PAGEREF _Toc215003707 \h </w:instrText>
+              <w:instrText xml:space="preserve"> PAGEREF _Toc218719369 \h </w:instrText>
             </w:r>
             <w:r>
               <w:rPr>
@@ -2163,7 +2155,7 @@
               <w:lang w:eastAsia="ru-RU"/>
             </w:rPr>
           </w:pPr>
-          <w:hyperlink w:anchor="_Toc215003708" w:history="1">
+          <w:hyperlink w:anchor="_Toc218719370" w:history="1">
             <w:r>
               <w:rPr>
                 <w:rStyle w:val="a7"/>
@@ -2192,7 +2184,7 @@
                 <w:noProof/>
                 <w:webHidden/>
               </w:rPr>
-              <w:instrText xml:space="preserve"> PAGEREF _Toc215003708 \h </w:instrText>
+              <w:instrText xml:space="preserve"> PAGEREF _Toc218719370 \h </w:instrText>
             </w:r>
             <w:r>
               <w:rPr>
@@ -2235,7 +2227,7 @@
               <w:lang w:eastAsia="ru-RU"/>
             </w:rPr>
           </w:pPr>
-          <w:hyperlink w:anchor="_Toc215003709" w:history="1">
+          <w:hyperlink w:anchor="_Toc218719371" w:history="1">
             <w:r>
               <w:rPr>
                 <w:rStyle w:val="a7"/>
@@ -2263,7 +2255,7 @@
                 <w:noProof/>
                 <w:webHidden/>
               </w:rPr>
-              <w:instrText xml:space="preserve"> PAGEREF _Toc215003709 \h </w:instrText>
+              <w:instrText xml:space="preserve"> PAGEREF _Toc218719371 \h </w:instrText>
             </w:r>
             <w:r>
               <w:rPr>
@@ -2306,7 +2298,7 @@
               <w:lang w:eastAsia="ru-RU"/>
             </w:rPr>
           </w:pPr>
-          <w:hyperlink w:anchor="_Toc215003710" w:history="1">
+          <w:hyperlink w:anchor="_Toc218719372" w:history="1">
             <w:r>
               <w:rPr>
                 <w:rStyle w:val="a7"/>
@@ -2334,7 +2326,7 @@
                 <w:noProof/>
                 <w:webHidden/>
               </w:rPr>
-              <w:instrText xml:space="preserve"> PAGEREF _Toc215003710 \h </w:instrText>
+              <w:instrText xml:space="preserve"> PAGEREF _Toc218719372 \h </w:instrText>
             </w:r>
             <w:r>
               <w:rPr>
@@ -2377,7 +2369,7 @@
               <w:lang w:eastAsia="ru-RU"/>
             </w:rPr>
           </w:pPr>
-          <w:hyperlink w:anchor="_Toc215003711" w:history="1">
+          <w:hyperlink w:anchor="_Toc218719373" w:history="1">
             <w:r>
               <w:rPr>
                 <w:rStyle w:val="a7"/>
@@ -2405,7 +2397,7 @@
                 <w:noProof/>
                 <w:webHidden/>
               </w:rPr>
-              <w:instrText xml:space="preserve"> PAGEREF _Toc215003711 \h </w:instrText>
+              <w:instrText xml:space="preserve"> PAGEREF _Toc218719373 \h </w:instrText>
             </w:r>
             <w:r>
               <w:rPr>
@@ -2448,7 +2440,7 @@
               <w:lang w:eastAsia="ru-RU"/>
             </w:rPr>
           </w:pPr>
-          <w:hyperlink w:anchor="_Toc215003712" w:history="1">
+          <w:hyperlink w:anchor="_Toc218719374" w:history="1">
             <w:r>
               <w:rPr>
                 <w:rStyle w:val="a7"/>
@@ -2476,7 +2468,7 @@
                 <w:noProof/>
                 <w:webHidden/>
               </w:rPr>
-              <w:instrText xml:space="preserve"> PAGEREF _Toc215003712 \h </w:instrText>
+              <w:instrText xml:space="preserve"> PAGEREF _Toc218719374 \h </w:instrText>
             </w:r>
             <w:r>
               <w:rPr>
@@ -2519,7 +2511,7 @@
               <w:lang w:eastAsia="ru-RU"/>
             </w:rPr>
           </w:pPr>
-          <w:hyperlink w:anchor="_Toc215003713" w:history="1">
+          <w:hyperlink w:anchor="_Toc218719375" w:history="1">
             <w:r>
               <w:rPr>
                 <w:rStyle w:val="a7"/>
@@ -2547,7 +2539,7 @@
                 <w:noProof/>
                 <w:webHidden/>
               </w:rPr>
-              <w:instrText xml:space="preserve"> PAGEREF _Toc215003713 \h </w:instrText>
+              <w:instrText xml:space="preserve"> PAGEREF _Toc218719375 \h </w:instrText>
             </w:r>
             <w:r>
               <w:rPr>
@@ -2636,7 +2628,7 @@
           <w:szCs w:val="36"/>
         </w:rPr>
       </w:pPr>
-      <w:bookmarkStart w:id="0" w:name="_Toc215003684"/>
+      <w:bookmarkStart w:id="0" w:name="_Toc218719346"/>
       <w:r>
         <w:rPr>
           <w:rFonts w:ascii="Times New Roman" w:hAnsi="Times New Roman" w:cs="Times New Roman"/>
@@ -3603,22 +3595,16 @@
           <w:szCs w:val="28"/>
         </w:rPr>
         <w:lastRenderedPageBreak/>
-        <w:t>Демонстрацию работы приложения можно посмотреть тут:</w:t>
-      </w:r>
-    </w:p>
-    <w:p>
-      <w:pPr>
-        <w:pStyle w:val="aa"/>
-        <w:numPr>
-          <w:ilvl w:val="0"/>
-          <w:numId w:val="10"/>
-        </w:numPr>
-        <w:rPr>
-          <w:rFonts w:ascii="Times New Roman" w:hAnsi="Times New Roman" w:cs="Times New Roman"/>
-          <w:sz w:val="28"/>
-          <w:szCs w:val="28"/>
-        </w:rPr>
-      </w:pPr>
+        <w:t>Демонстрацию работы приложения можно посмотреть</w:t>
+      </w:r>
+      <w:r>
+        <w:rPr>
+          <w:rFonts w:ascii="Times New Roman" w:hAnsi="Times New Roman" w:cs="Times New Roman"/>
+          <w:sz w:val="28"/>
+          <w:szCs w:val="28"/>
+        </w:rPr>
+        <w:t xml:space="preserve"> </w:t>
+      </w:r>
       <w:hyperlink r:id="rId9" w:history="1">
         <w:r>
           <w:rPr>
@@ -3627,7 +3613,7 @@
             <w:sz w:val="28"/>
             <w:szCs w:val="28"/>
           </w:rPr>
-          <w:t xml:space="preserve">Смотреть на </w:t>
+          <w:t>п</w:t>
         </w:r>
         <w:r>
           <w:rPr>
@@ -3635,26 +3621,9 @@
             <w:rFonts w:ascii="Times New Roman" w:hAnsi="Times New Roman" w:cs="Times New Roman"/>
             <w:sz w:val="28"/>
             <w:szCs w:val="28"/>
-            <w:lang w:val="en-US"/>
           </w:rPr>
-          <w:t>YouTube (RU)</w:t>
+          <w:t>о</w:t>
         </w:r>
-      </w:hyperlink>
-    </w:p>
-    <w:p>
-      <w:pPr>
-        <w:pStyle w:val="aa"/>
-        <w:numPr>
-          <w:ilvl w:val="0"/>
-          <w:numId w:val="10"/>
-        </w:numPr>
-        <w:rPr>
-          <w:rFonts w:ascii="Times New Roman" w:hAnsi="Times New Roman" w:cs="Times New Roman"/>
-          <w:sz w:val="28"/>
-          <w:szCs w:val="28"/>
-        </w:rPr>
-      </w:pPr>
-      <w:hyperlink r:id="rId10" w:history="1">
         <w:r>
           <w:rPr>
             <w:rStyle w:val="a7"/>
@@ -3662,7 +3631,7 @@
             <w:sz w:val="28"/>
             <w:szCs w:val="28"/>
           </w:rPr>
-          <w:t xml:space="preserve">Смотреть на </w:t>
+          <w:t xml:space="preserve"> с</w:t>
         </w:r>
         <w:r>
           <w:rPr>
@@ -3670,26 +3639,9 @@
             <w:rFonts w:ascii="Times New Roman" w:hAnsi="Times New Roman" w:cs="Times New Roman"/>
             <w:sz w:val="28"/>
             <w:szCs w:val="28"/>
-            <w:lang w:val="en-US"/>
           </w:rPr>
-          <w:t>YouTube (EN)</w:t>
+          <w:t>с</w:t>
         </w:r>
-      </w:hyperlink>
-    </w:p>
-    <w:p>
-      <w:pPr>
-        <w:pStyle w:val="aa"/>
-        <w:numPr>
-          <w:ilvl w:val="0"/>
-          <w:numId w:val="10"/>
-        </w:numPr>
-        <w:rPr>
-          <w:rFonts w:ascii="Times New Roman" w:hAnsi="Times New Roman" w:cs="Times New Roman"/>
-          <w:sz w:val="28"/>
-          <w:szCs w:val="28"/>
-        </w:rPr>
-      </w:pPr>
-      <w:hyperlink r:id="rId11" w:history="1">
         <w:r>
           <w:rPr>
             <w:rStyle w:val="a7"/>
@@ -3697,9 +3649,35 @@
             <w:sz w:val="28"/>
             <w:szCs w:val="28"/>
           </w:rPr>
-          <w:t>Смотреть в ВК Видео</w:t>
+          <w:t>ы</w:t>
+        </w:r>
+        <w:r>
+          <w:rPr>
+            <w:rStyle w:val="a7"/>
+            <w:rFonts w:ascii="Times New Roman" w:hAnsi="Times New Roman" w:cs="Times New Roman"/>
+            <w:sz w:val="28"/>
+            <w:szCs w:val="28"/>
+          </w:rPr>
+          <w:t>л</w:t>
+        </w:r>
+        <w:r>
+          <w:rPr>
+            <w:rStyle w:val="a7"/>
+            <w:rFonts w:ascii="Times New Roman" w:hAnsi="Times New Roman" w:cs="Times New Roman"/>
+            <w:sz w:val="28"/>
+            <w:szCs w:val="28"/>
+          </w:rPr>
+          <w:t>ке.</w:t>
         </w:r>
       </w:hyperlink>
+      <w:r>
+        <w:rPr>
+          <w:rFonts w:ascii="Times New Roman" w:hAnsi="Times New Roman" w:cs="Times New Roman"/>
+          <w:sz w:val="28"/>
+          <w:szCs w:val="28"/>
+        </w:rPr>
+        <w:t xml:space="preserve"> </w:t>
+      </w:r>
     </w:p>
     <w:p>
       <w:pPr>
@@ -4001,6 +3979,24 @@
     </w:p>
     <w:p>
       <w:pPr>
+        <w:rPr>
+          <w:rFonts w:ascii="Times New Roman" w:hAnsi="Times New Roman" w:cs="Times New Roman"/>
+          <w:sz w:val="28"/>
+          <w:szCs w:val="28"/>
+        </w:rPr>
+      </w:pPr>
+    </w:p>
+    <w:p>
+      <w:pPr>
+        <w:rPr>
+          <w:rFonts w:ascii="Times New Roman" w:hAnsi="Times New Roman" w:cs="Times New Roman"/>
+          <w:sz w:val="28"/>
+          <w:szCs w:val="28"/>
+        </w:rPr>
+      </w:pPr>
+    </w:p>
+    <w:p>
+      <w:pPr>
         <w:pStyle w:val="1"/>
         <w:jc w:val="center"/>
         <w:rPr>
@@ -4009,7 +4005,7 @@
           <w:szCs w:val="36"/>
         </w:rPr>
       </w:pPr>
-      <w:bookmarkStart w:id="1" w:name="_Toc215003685"/>
+      <w:bookmarkStart w:id="1" w:name="_Toc218719347"/>
       <w:r>
         <w:rPr>
           <w:rFonts w:ascii="Times New Roman" w:hAnsi="Times New Roman" w:cs="Times New Roman"/>
@@ -4279,7 +4275,7 @@
                     </pic:cNvPicPr>
                   </pic:nvPicPr>
                   <pic:blipFill>
-                    <a:blip r:embed="rId12">
+                    <a:blip r:embed="rId10">
                       <a:extLst>
                         <a:ext uri="{28A0092B-C50C-407E-A947-70E740481C1C}">
                           <a14:useLocalDpi xmlns:a14="http://schemas.microsoft.com/office/drawing/2010/main" val="0"/>
@@ -4330,7 +4326,7 @@
           <w:szCs w:val="32"/>
         </w:rPr>
       </w:pPr>
-      <w:bookmarkStart w:id="2" w:name="_Toc215003686"/>
+      <w:bookmarkStart w:id="2" w:name="_Toc218719348"/>
       <w:r>
         <w:rPr>
           <w:rFonts w:ascii="Times New Roman" w:hAnsi="Times New Roman" w:cs="Times New Roman"/>
@@ -4434,7 +4430,7 @@
                     <pic:cNvPicPr/>
                   </pic:nvPicPr>
                   <pic:blipFill>
-                    <a:blip r:embed="rId13"/>
+                    <a:blip r:embed="rId11"/>
                     <a:stretch>
                       <a:fillRect/>
                     </a:stretch>
@@ -4474,7 +4470,7 @@
           <w:szCs w:val="32"/>
         </w:rPr>
       </w:pPr>
-      <w:bookmarkStart w:id="3" w:name="_Toc215003687"/>
+      <w:bookmarkStart w:id="3" w:name="_Toc218719349"/>
       <w:r>
         <w:rPr>
           <w:rFonts w:ascii="Times New Roman" w:hAnsi="Times New Roman" w:cs="Times New Roman"/>
@@ -4557,7 +4553,25 @@
           <w:sz w:val="28"/>
           <w:szCs w:val="28"/>
         </w:rPr>
-        <w:t>, время в формате ЧЧ:ММ:СС, пользовательские строки в начале и/или конце сообщения и служебные символы.</w:t>
+        <w:t xml:space="preserve">, время в формате </w:t>
+      </w:r>
+      <w:proofErr w:type="gramStart"/>
+      <w:r>
+        <w:rPr>
+          <w:rFonts w:ascii="Times New Roman" w:hAnsi="Times New Roman" w:cs="Times New Roman"/>
+          <w:sz w:val="28"/>
+          <w:szCs w:val="28"/>
+        </w:rPr>
+        <w:t>ЧЧ:ММ</w:t>
+      </w:r>
+      <w:proofErr w:type="gramEnd"/>
+      <w:r>
+        <w:rPr>
+          <w:rFonts w:ascii="Times New Roman" w:hAnsi="Times New Roman" w:cs="Times New Roman"/>
+          <w:sz w:val="28"/>
+          <w:szCs w:val="28"/>
+        </w:rPr>
+        <w:t>:СС, пользовательские строки в начале и/или конце сообщения и служебные символы.</w:t>
       </w:r>
       <w:r>
         <w:rPr>
@@ -4628,7 +4642,7 @@
                     <pic:cNvPicPr/>
                   </pic:nvPicPr>
                   <pic:blipFill>
-                    <a:blip r:embed="rId14"/>
+                    <a:blip r:embed="rId12"/>
                     <a:stretch>
                       <a:fillRect/>
                     </a:stretch>
@@ -4713,7 +4727,7 @@
           <w:szCs w:val="32"/>
         </w:rPr>
       </w:pPr>
-      <w:bookmarkStart w:id="4" w:name="_Toc215003688"/>
+      <w:bookmarkStart w:id="4" w:name="_Toc218719350"/>
       <w:r>
         <w:rPr>
           <w:rFonts w:ascii="Times New Roman" w:hAnsi="Times New Roman" w:cs="Times New Roman"/>
@@ -4835,7 +4849,7 @@
                     </pic:cNvPicPr>
                   </pic:nvPicPr>
                   <pic:blipFill>
-                    <a:blip r:embed="rId15">
+                    <a:blip r:embed="rId13">
                       <a:extLst>
                         <a:ext uri="{28A0092B-C50C-407E-A947-70E740481C1C}">
                           <a14:useLocalDpi xmlns:a14="http://schemas.microsoft.com/office/drawing/2010/main" val="0"/>
@@ -5107,23 +5121,7 @@
           <w:sz w:val="28"/>
           <w:szCs w:val="28"/>
         </w:rPr>
-        <w:t xml:space="preserve">Перевести селектор </w:t>
-      </w:r>
-      <w:r>
-        <w:rPr>
-          <w:rFonts w:ascii="Times New Roman" w:hAnsi="Times New Roman" w:cs="Times New Roman"/>
-          <w:sz w:val="28"/>
-          <w:szCs w:val="28"/>
-        </w:rPr>
-        <w:t>«Строка / Байты»</w:t>
-      </w:r>
-      <w:r>
-        <w:rPr>
-          <w:rFonts w:ascii="Times New Roman" w:hAnsi="Times New Roman" w:cs="Times New Roman"/>
-          <w:sz w:val="28"/>
-          <w:szCs w:val="28"/>
-        </w:rPr>
-        <w:t xml:space="preserve"> в поле приема в состояние «Байты».</w:t>
+        <w:t>Перевести селектор «Строка / Байты» в поле приема в состояние «Байты».</w:t>
       </w:r>
     </w:p>
     <w:p>
@@ -5154,7 +5152,7 @@
           <w:szCs w:val="36"/>
         </w:rPr>
       </w:pPr>
-      <w:bookmarkStart w:id="5" w:name="_Toc215003689"/>
+      <w:bookmarkStart w:id="5" w:name="_Toc218719351"/>
       <w:r>
         <w:rPr>
           <w:rFonts w:ascii="Times New Roman" w:hAnsi="Times New Roman" w:cs="Times New Roman"/>
@@ -5438,7 +5436,7 @@
                     </pic:cNvPicPr>
                   </pic:nvPicPr>
                   <pic:blipFill>
-                    <a:blip r:embed="rId16">
+                    <a:blip r:embed="rId14">
                       <a:extLst>
                         <a:ext uri="{28A0092B-C50C-407E-A947-70E740481C1C}">
                           <a14:useLocalDpi xmlns:a14="http://schemas.microsoft.com/office/drawing/2010/main" val="0"/>
@@ -5526,7 +5524,7 @@
           <w:szCs w:val="32"/>
         </w:rPr>
       </w:pPr>
-      <w:bookmarkStart w:id="6" w:name="_Toc215003690"/>
+      <w:bookmarkStart w:id="6" w:name="_Toc218719352"/>
       <w:r>
         <w:rPr>
           <w:rFonts w:ascii="Times New Roman" w:hAnsi="Times New Roman" w:cs="Times New Roman"/>
@@ -5678,6 +5676,325 @@
             <wp:extent cx="4477375" cy="3277057"/>
             <wp:effectExtent l="0" t="0" r="0" b="0"/>
             <wp:docPr id="1" name="Рисунок 1"/>
+            <wp:cNvGraphicFramePr>
+              <a:graphicFrameLocks xmlns:a="http://schemas.openxmlformats.org/drawingml/2006/main" noChangeAspect="1"/>
+            </wp:cNvGraphicFramePr>
+            <a:graphic xmlns:a="http://schemas.openxmlformats.org/drawingml/2006/main">
+              <a:graphicData uri="http://schemas.openxmlformats.org/drawingml/2006/picture">
+                <pic:pic xmlns:pic="http://schemas.openxmlformats.org/drawingml/2006/picture">
+                  <pic:nvPicPr>
+                    <pic:cNvPr id="1" name=""/>
+                    <pic:cNvPicPr/>
+                  </pic:nvPicPr>
+                  <pic:blipFill>
+                    <a:blip r:embed="rId15"/>
+                    <a:stretch>
+                      <a:fillRect/>
+                    </a:stretch>
+                  </pic:blipFill>
+                  <pic:spPr>
+                    <a:xfrm>
+                      <a:off x="0" y="0"/>
+                      <a:ext cx="4477375" cy="3277057"/>
+                    </a:xfrm>
+                    <a:prstGeom prst="rect">
+                      <a:avLst/>
+                    </a:prstGeom>
+                  </pic:spPr>
+                </pic:pic>
+              </a:graphicData>
+            </a:graphic>
+          </wp:inline>
+        </w:drawing>
+      </w:r>
+    </w:p>
+    <w:p>
+      <w:pPr>
+        <w:rPr>
+          <w:rFonts w:ascii="Times New Roman" w:hAnsi="Times New Roman" w:cs="Times New Roman"/>
+          <w:sz w:val="28"/>
+          <w:szCs w:val="28"/>
+        </w:rPr>
+      </w:pPr>
+    </w:p>
+    <w:p>
+      <w:pPr>
+        <w:rPr>
+          <w:rFonts w:ascii="Times New Roman" w:hAnsi="Times New Roman" w:cs="Times New Roman"/>
+          <w:sz w:val="28"/>
+          <w:szCs w:val="28"/>
+        </w:rPr>
+      </w:pPr>
+      <w:r>
+        <w:rPr>
+          <w:rFonts w:ascii="Times New Roman" w:hAnsi="Times New Roman" w:cs="Times New Roman"/>
+          <w:sz w:val="28"/>
+          <w:szCs w:val="28"/>
+        </w:rPr>
+        <w:t>Данный режим является самым богатым по функционалу, поэтому рассмотрим его подробнее.</w:t>
+      </w:r>
+    </w:p>
+    <w:p>
+      <w:pPr>
+        <w:rPr>
+          <w:rFonts w:ascii="Times New Roman" w:hAnsi="Times New Roman" w:cs="Times New Roman"/>
+          <w:sz w:val="28"/>
+          <w:szCs w:val="28"/>
+        </w:rPr>
+      </w:pPr>
+    </w:p>
+    <w:p>
+      <w:pPr>
+        <w:pStyle w:val="3"/>
+        <w:jc w:val="center"/>
+        <w:rPr>
+          <w:rFonts w:ascii="Times New Roman" w:hAnsi="Times New Roman" w:cs="Times New Roman"/>
+          <w:sz w:val="32"/>
+          <w:szCs w:val="32"/>
+        </w:rPr>
+      </w:pPr>
+      <w:bookmarkStart w:id="7" w:name="_Toc218719353"/>
+      <w:r>
+        <w:rPr>
+          <w:rFonts w:ascii="Times New Roman" w:hAnsi="Times New Roman" w:cs="Times New Roman"/>
+          <w:sz w:val="32"/>
+          <w:szCs w:val="32"/>
+        </w:rPr>
+        <w:t xml:space="preserve">Чтение регистров </w:t>
+      </w:r>
+      <w:r>
+        <w:rPr>
+          <w:rFonts w:ascii="Times New Roman" w:hAnsi="Times New Roman" w:cs="Times New Roman"/>
+          <w:sz w:val="32"/>
+          <w:szCs w:val="32"/>
+          <w:lang w:val="en-US"/>
+        </w:rPr>
+        <w:t>Modbus</w:t>
+      </w:r>
+      <w:bookmarkEnd w:id="7"/>
+    </w:p>
+    <w:p>
+      <w:pPr>
+        <w:rPr>
+          <w:rFonts w:ascii="Times New Roman" w:hAnsi="Times New Roman" w:cs="Times New Roman"/>
+          <w:sz w:val="28"/>
+          <w:szCs w:val="28"/>
+        </w:rPr>
+      </w:pPr>
+    </w:p>
+    <w:p>
+      <w:pPr>
+        <w:rPr>
+          <w:rFonts w:ascii="Times New Roman" w:hAnsi="Times New Roman" w:cs="Times New Roman"/>
+          <w:sz w:val="28"/>
+          <w:szCs w:val="28"/>
+        </w:rPr>
+      </w:pPr>
+      <w:r>
+        <w:rPr>
+          <w:rFonts w:ascii="Times New Roman" w:hAnsi="Times New Roman" w:cs="Times New Roman"/>
+          <w:sz w:val="28"/>
+          <w:szCs w:val="28"/>
+        </w:rPr>
+        <w:t>Выбираем функцию, начальный адрес, количество регистров и нажимаем кнопку «Прочитать».</w:t>
+      </w:r>
+    </w:p>
+    <w:p>
+      <w:pPr>
+        <w:rPr>
+          <w:rFonts w:ascii="Times New Roman" w:hAnsi="Times New Roman" w:cs="Times New Roman"/>
+          <w:sz w:val="28"/>
+          <w:szCs w:val="28"/>
+        </w:rPr>
+      </w:pPr>
+    </w:p>
+    <w:p>
+      <w:pPr>
+        <w:jc w:val="center"/>
+        <w:rPr>
+          <w:rFonts w:ascii="Times New Roman" w:hAnsi="Times New Roman" w:cs="Times New Roman"/>
+          <w:sz w:val="28"/>
+          <w:szCs w:val="28"/>
+        </w:rPr>
+      </w:pPr>
+      <w:r>
+        <w:rPr>
+          <w:rFonts w:ascii="Times New Roman" w:hAnsi="Times New Roman" w:cs="Times New Roman"/>
+          <w:noProof/>
+          <w:sz w:val="28"/>
+          <w:szCs w:val="28"/>
+        </w:rPr>
+        <w:drawing>
+          <wp:inline distT="0" distB="0" distL="0" distR="0" wp14:anchorId="737B194B" wp14:editId="54865751">
+            <wp:extent cx="4134427" cy="876422"/>
+            <wp:effectExtent l="0" t="0" r="0" b="0"/>
+            <wp:docPr id="3" name="Рисунок 3"/>
+            <wp:cNvGraphicFramePr>
+              <a:graphicFrameLocks xmlns:a="http://schemas.openxmlformats.org/drawingml/2006/main" noChangeAspect="1"/>
+            </wp:cNvGraphicFramePr>
+            <a:graphic xmlns:a="http://schemas.openxmlformats.org/drawingml/2006/main">
+              <a:graphicData uri="http://schemas.openxmlformats.org/drawingml/2006/picture">
+                <pic:pic xmlns:pic="http://schemas.openxmlformats.org/drawingml/2006/picture">
+                  <pic:nvPicPr>
+                    <pic:cNvPr id="1" name=""/>
+                    <pic:cNvPicPr/>
+                  </pic:nvPicPr>
+                  <pic:blipFill>
+                    <a:blip r:embed="rId16"/>
+                    <a:stretch>
+                      <a:fillRect/>
+                    </a:stretch>
+                  </pic:blipFill>
+                  <pic:spPr>
+                    <a:xfrm>
+                      <a:off x="0" y="0"/>
+                      <a:ext cx="4134427" cy="876422"/>
+                    </a:xfrm>
+                    <a:prstGeom prst="rect">
+                      <a:avLst/>
+                    </a:prstGeom>
+                  </pic:spPr>
+                </pic:pic>
+              </a:graphicData>
+            </a:graphic>
+          </wp:inline>
+        </w:drawing>
+      </w:r>
+    </w:p>
+    <w:p>
+      <w:pPr>
+        <w:rPr>
+          <w:rFonts w:ascii="Times New Roman" w:hAnsi="Times New Roman" w:cs="Times New Roman"/>
+          <w:sz w:val="28"/>
+          <w:szCs w:val="28"/>
+        </w:rPr>
+      </w:pPr>
+    </w:p>
+    <w:p>
+      <w:pPr>
+        <w:rPr>
+          <w:rFonts w:ascii="Times New Roman" w:hAnsi="Times New Roman" w:cs="Times New Roman"/>
+          <w:sz w:val="28"/>
+          <w:szCs w:val="28"/>
+        </w:rPr>
+      </w:pPr>
+    </w:p>
+    <w:p>
+      <w:pPr>
+        <w:pStyle w:val="3"/>
+        <w:jc w:val="center"/>
+        <w:rPr>
+          <w:rFonts w:ascii="Times New Roman" w:hAnsi="Times New Roman" w:cs="Times New Roman"/>
+          <w:sz w:val="32"/>
+          <w:szCs w:val="32"/>
+        </w:rPr>
+      </w:pPr>
+      <w:bookmarkStart w:id="8" w:name="_Toc218719354"/>
+      <w:r>
+        <w:rPr>
+          <w:rFonts w:ascii="Times New Roman" w:hAnsi="Times New Roman" w:cs="Times New Roman"/>
+          <w:sz w:val="32"/>
+          <w:szCs w:val="32"/>
+        </w:rPr>
+        <w:lastRenderedPageBreak/>
+        <w:t xml:space="preserve">Запись регистров </w:t>
+      </w:r>
+      <w:r>
+        <w:rPr>
+          <w:rFonts w:ascii="Times New Roman" w:hAnsi="Times New Roman" w:cs="Times New Roman"/>
+          <w:sz w:val="32"/>
+          <w:szCs w:val="32"/>
+          <w:lang w:val="en-US"/>
+        </w:rPr>
+        <w:t>Modbus</w:t>
+      </w:r>
+      <w:bookmarkEnd w:id="8"/>
+    </w:p>
+    <w:p>
+      <w:pPr>
+        <w:rPr>
+          <w:rFonts w:ascii="Times New Roman" w:hAnsi="Times New Roman" w:cs="Times New Roman"/>
+          <w:sz w:val="28"/>
+          <w:szCs w:val="28"/>
+        </w:rPr>
+      </w:pPr>
+    </w:p>
+    <w:p>
+      <w:pPr>
+        <w:rPr>
+          <w:rFonts w:ascii="Times New Roman" w:hAnsi="Times New Roman" w:cs="Times New Roman"/>
+          <w:sz w:val="28"/>
+          <w:szCs w:val="28"/>
+        </w:rPr>
+      </w:pPr>
+      <w:r>
+        <w:rPr>
+          <w:rFonts w:ascii="Times New Roman" w:hAnsi="Times New Roman" w:cs="Times New Roman"/>
+          <w:sz w:val="28"/>
+          <w:szCs w:val="28"/>
+        </w:rPr>
+        <w:t>Для каждой функции предусмотрен свой вариант дизайна. Начальным адресом для всех функций является значение из поля «Адрес».</w:t>
+      </w:r>
+    </w:p>
+    <w:p>
+      <w:pPr>
+        <w:rPr>
+          <w:rFonts w:ascii="Times New Roman" w:hAnsi="Times New Roman" w:cs="Times New Roman"/>
+          <w:sz w:val="28"/>
+          <w:szCs w:val="28"/>
+        </w:rPr>
+      </w:pPr>
+    </w:p>
+    <w:p>
+      <w:pPr>
+        <w:pStyle w:val="3"/>
+        <w:rPr>
+          <w:rFonts w:ascii="Times New Roman" w:hAnsi="Times New Roman" w:cs="Times New Roman"/>
+          <w:sz w:val="28"/>
+          <w:szCs w:val="28"/>
+        </w:rPr>
+      </w:pPr>
+      <w:bookmarkStart w:id="9" w:name="_Toc218719355"/>
+      <w:r>
+        <w:rPr>
+          <w:rFonts w:ascii="Times New Roman" w:hAnsi="Times New Roman" w:cs="Times New Roman"/>
+          <w:sz w:val="28"/>
+          <w:szCs w:val="28"/>
+        </w:rPr>
+        <w:t>0x05 Запись одного флага</w:t>
+      </w:r>
+      <w:bookmarkEnd w:id="9"/>
+    </w:p>
+    <w:p>
+      <w:pPr>
+        <w:rPr>
+          <w:rFonts w:ascii="Times New Roman" w:hAnsi="Times New Roman" w:cs="Times New Roman"/>
+          <w:sz w:val="28"/>
+          <w:szCs w:val="28"/>
+        </w:rPr>
+      </w:pPr>
+    </w:p>
+    <w:p>
+      <w:pPr>
+        <w:jc w:val="center"/>
+        <w:rPr>
+          <w:rFonts w:ascii="Times New Roman" w:hAnsi="Times New Roman" w:cs="Times New Roman"/>
+          <w:sz w:val="28"/>
+          <w:szCs w:val="28"/>
+        </w:rPr>
+      </w:pPr>
+      <w:r>
+        <w:rPr>
+          <w:rFonts w:ascii="Times New Roman" w:hAnsi="Times New Roman" w:cs="Times New Roman"/>
+          <w:noProof/>
+          <w:sz w:val="28"/>
+          <w:szCs w:val="28"/>
+        </w:rPr>
+        <w:drawing>
+          <wp:inline distT="0" distB="0" distL="0" distR="0" wp14:anchorId="060E1B7B" wp14:editId="6640E8EA">
+            <wp:extent cx="4067743" cy="800212"/>
+            <wp:effectExtent l="0" t="0" r="0" b="0"/>
+            <wp:docPr id="4" name="Рисунок 4"/>
             <wp:cNvGraphicFramePr>
               <a:graphicFrameLocks xmlns:a="http://schemas.openxmlformats.org/drawingml/2006/main" noChangeAspect="1"/>
             </wp:cNvGraphicFramePr>
@@ -5697,7 +6014,7 @@
                   <pic:spPr>
                     <a:xfrm>
                       <a:off x="0" y="0"/>
-                      <a:ext cx="4477375" cy="3277057"/>
+                      <a:ext cx="4067743" cy="800212"/>
                     </a:xfrm>
                     <a:prstGeom prst="rect">
                       <a:avLst/>
@@ -5712,28 +6029,29 @@
     </w:p>
     <w:p>
       <w:pPr>
-        <w:rPr>
-          <w:rFonts w:ascii="Times New Roman" w:hAnsi="Times New Roman" w:cs="Times New Roman"/>
-          <w:sz w:val="28"/>
-          <w:szCs w:val="28"/>
-        </w:rPr>
-      </w:pPr>
-    </w:p>
-    <w:p>
-      <w:pPr>
-        <w:rPr>
-          <w:rFonts w:ascii="Times New Roman" w:hAnsi="Times New Roman" w:cs="Times New Roman"/>
-          <w:sz w:val="28"/>
-          <w:szCs w:val="28"/>
-        </w:rPr>
-      </w:pPr>
-      <w:r>
-        <w:rPr>
-          <w:rFonts w:ascii="Times New Roman" w:hAnsi="Times New Roman" w:cs="Times New Roman"/>
-          <w:sz w:val="28"/>
-          <w:szCs w:val="28"/>
-        </w:rPr>
-        <w:t>Данный режим является самым богатым по функционалу, поэтому рассмотрим его подробнее.</w:t>
+        <w:jc w:val="center"/>
+        <w:rPr>
+          <w:rFonts w:ascii="Times New Roman" w:hAnsi="Times New Roman" w:cs="Times New Roman"/>
+          <w:sz w:val="28"/>
+          <w:szCs w:val="28"/>
+        </w:rPr>
+      </w:pPr>
+    </w:p>
+    <w:p>
+      <w:pPr>
+        <w:rPr>
+          <w:rFonts w:ascii="Times New Roman" w:hAnsi="Times New Roman" w:cs="Times New Roman"/>
+          <w:sz w:val="28"/>
+          <w:szCs w:val="28"/>
+        </w:rPr>
+      </w:pPr>
+      <w:r>
+        <w:rPr>
+          <w:rFonts w:ascii="Times New Roman" w:hAnsi="Times New Roman" w:cs="Times New Roman"/>
+          <w:sz w:val="28"/>
+          <w:szCs w:val="28"/>
+        </w:rPr>
+        <w:t>Согласно документации на протокол, в поле данных должно находится только одно из двух значений. 0x0000 – это логический ноль, а 0xFF00 – это логическая единица. Поэтому выбираем желаемое значение и нажимаем кнопку «Записать».</w:t>
       </w:r>
     </w:p>
     <w:p>
@@ -5748,73 +6066,39 @@
     <w:p>
       <w:pPr>
         <w:pStyle w:val="3"/>
+        <w:rPr>
+          <w:rFonts w:ascii="Times New Roman" w:hAnsi="Times New Roman" w:cs="Times New Roman"/>
+          <w:i/>
+          <w:iCs/>
+          <w:sz w:val="28"/>
+          <w:szCs w:val="28"/>
+        </w:rPr>
+      </w:pPr>
+      <w:bookmarkStart w:id="10" w:name="_Toc218719356"/>
+      <w:r>
+        <w:rPr>
+          <w:rFonts w:ascii="Times New Roman" w:hAnsi="Times New Roman" w:cs="Times New Roman"/>
+          <w:sz w:val="28"/>
+          <w:szCs w:val="28"/>
+        </w:rPr>
+        <w:t>0x0F Запись нескольких флагов</w:t>
+      </w:r>
+      <w:bookmarkEnd w:id="10"/>
+    </w:p>
+    <w:p>
+      <w:pPr>
+        <w:rPr>
+          <w:rFonts w:ascii="Times New Roman" w:hAnsi="Times New Roman" w:cs="Times New Roman"/>
+          <w:sz w:val="28"/>
+          <w:szCs w:val="28"/>
+        </w:rPr>
+      </w:pPr>
+    </w:p>
+    <w:p>
+      <w:pPr>
         <w:jc w:val="center"/>
         <w:rPr>
           <w:rFonts w:ascii="Times New Roman" w:hAnsi="Times New Roman" w:cs="Times New Roman"/>
-          <w:sz w:val="32"/>
-          <w:szCs w:val="32"/>
-        </w:rPr>
-      </w:pPr>
-      <w:bookmarkStart w:id="7" w:name="_Toc215003691"/>
-      <w:r>
-        <w:rPr>
-          <w:rFonts w:ascii="Times New Roman" w:hAnsi="Times New Roman" w:cs="Times New Roman"/>
-          <w:sz w:val="32"/>
-          <w:szCs w:val="32"/>
-        </w:rPr>
-        <w:t xml:space="preserve">Чтение регистров </w:t>
-      </w:r>
-      <w:r>
-        <w:rPr>
-          <w:rFonts w:ascii="Times New Roman" w:hAnsi="Times New Roman" w:cs="Times New Roman"/>
-          <w:sz w:val="32"/>
-          <w:szCs w:val="32"/>
-          <w:lang w:val="en-US"/>
-        </w:rPr>
-        <w:t>Modbus</w:t>
-      </w:r>
-      <w:bookmarkEnd w:id="7"/>
-    </w:p>
-    <w:p>
-      <w:pPr>
-        <w:rPr>
-          <w:rFonts w:ascii="Times New Roman" w:hAnsi="Times New Roman" w:cs="Times New Roman"/>
-          <w:sz w:val="28"/>
-          <w:szCs w:val="28"/>
-        </w:rPr>
-      </w:pPr>
-    </w:p>
-    <w:p>
-      <w:pPr>
-        <w:rPr>
-          <w:rFonts w:ascii="Times New Roman" w:hAnsi="Times New Roman" w:cs="Times New Roman"/>
-          <w:sz w:val="28"/>
-          <w:szCs w:val="28"/>
-        </w:rPr>
-      </w:pPr>
-      <w:r>
-        <w:rPr>
-          <w:rFonts w:ascii="Times New Roman" w:hAnsi="Times New Roman" w:cs="Times New Roman"/>
-          <w:sz w:val="28"/>
-          <w:szCs w:val="28"/>
-        </w:rPr>
-        <w:t>Выбираем функцию, начальный адрес, количество регистров и нажимаем кнопку «Прочитать».</w:t>
-      </w:r>
-    </w:p>
-    <w:p>
-      <w:pPr>
-        <w:rPr>
-          <w:rFonts w:ascii="Times New Roman" w:hAnsi="Times New Roman" w:cs="Times New Roman"/>
-          <w:sz w:val="28"/>
-          <w:szCs w:val="28"/>
-        </w:rPr>
-      </w:pPr>
-    </w:p>
-    <w:p>
-      <w:pPr>
-        <w:jc w:val="center"/>
-        <w:rPr>
-          <w:rFonts w:ascii="Times New Roman" w:hAnsi="Times New Roman" w:cs="Times New Roman"/>
           <w:sz w:val="28"/>
           <w:szCs w:val="28"/>
         </w:rPr>
@@ -5827,10 +6111,10 @@
           <w:szCs w:val="28"/>
         </w:rPr>
         <w:drawing>
-          <wp:inline distT="0" distB="0" distL="0" distR="0" wp14:anchorId="737B194B" wp14:editId="54865751">
-            <wp:extent cx="4134427" cy="876422"/>
+          <wp:inline distT="0" distB="0" distL="0" distR="0" wp14:anchorId="6C1A3F11" wp14:editId="45F26962">
+            <wp:extent cx="4077269" cy="1867161"/>
             <wp:effectExtent l="0" t="0" r="0" b="0"/>
-            <wp:docPr id="3" name="Рисунок 3"/>
+            <wp:docPr id="5" name="Рисунок 5"/>
             <wp:cNvGraphicFramePr>
               <a:graphicFrameLocks xmlns:a="http://schemas.openxmlformats.org/drawingml/2006/main" noChangeAspect="1"/>
             </wp:cNvGraphicFramePr>
@@ -5850,7 +6134,7 @@
                   <pic:spPr>
                     <a:xfrm>
                       <a:off x="0" y="0"/>
-                      <a:ext cx="4134427" cy="876422"/>
+                      <a:ext cx="4077269" cy="1867161"/>
                     </a:xfrm>
                     <a:prstGeom prst="rect">
                       <a:avLst/>
@@ -5865,6 +6149,76 @@
     </w:p>
     <w:p>
       <w:pPr>
+        <w:jc w:val="center"/>
+        <w:rPr>
+          <w:rFonts w:ascii="Times New Roman" w:hAnsi="Times New Roman" w:cs="Times New Roman"/>
+          <w:sz w:val="28"/>
+          <w:szCs w:val="28"/>
+        </w:rPr>
+      </w:pPr>
+    </w:p>
+    <w:p>
+      <w:pPr>
+        <w:rPr>
+          <w:rFonts w:ascii="Times New Roman" w:hAnsi="Times New Roman" w:cs="Times New Roman"/>
+          <w:sz w:val="28"/>
+          <w:szCs w:val="28"/>
+        </w:rPr>
+      </w:pPr>
+      <w:r>
+        <w:rPr>
+          <w:rFonts w:ascii="Times New Roman" w:hAnsi="Times New Roman" w:cs="Times New Roman"/>
+          <w:sz w:val="28"/>
+          <w:szCs w:val="28"/>
+        </w:rPr>
+        <w:t>С помощью кнопки «Добавить регистр» создаем нужное количество флагов, задаем значение и нажимаем кнопку «Записать».</w:t>
+      </w:r>
+    </w:p>
+    <w:p>
+      <w:pPr>
+        <w:rPr>
+          <w:rFonts w:ascii="Times New Roman" w:hAnsi="Times New Roman" w:cs="Times New Roman"/>
+          <w:sz w:val="28"/>
+          <w:szCs w:val="28"/>
+        </w:rPr>
+      </w:pPr>
+      <w:r>
+        <w:rPr>
+          <w:rFonts w:ascii="Times New Roman" w:hAnsi="Times New Roman" w:cs="Times New Roman"/>
+          <w:sz w:val="28"/>
+          <w:szCs w:val="28"/>
+        </w:rPr>
+        <w:t>Слева от значений регистров у нас находятся значения смещения относительно начального адреса.</w:t>
+      </w:r>
+    </w:p>
+    <w:p>
+      <w:pPr>
+        <w:rPr>
+          <w:rFonts w:ascii="Times New Roman" w:hAnsi="Times New Roman" w:cs="Times New Roman"/>
+          <w:sz w:val="28"/>
+          <w:szCs w:val="28"/>
+        </w:rPr>
+      </w:pPr>
+      <w:r>
+        <w:rPr>
+          <w:rFonts w:ascii="Times New Roman" w:hAnsi="Times New Roman" w:cs="Times New Roman"/>
+          <w:sz w:val="28"/>
+          <w:szCs w:val="28"/>
+        </w:rPr>
+        <w:t>Справа находятся кнопки удаления для каждого регистра.</w:t>
+      </w:r>
+    </w:p>
+    <w:p>
+      <w:pPr>
+        <w:rPr>
+          <w:rFonts w:ascii="Times New Roman" w:hAnsi="Times New Roman" w:cs="Times New Roman"/>
+          <w:sz w:val="28"/>
+          <w:szCs w:val="28"/>
+        </w:rPr>
+      </w:pPr>
+    </w:p>
+    <w:p>
+      <w:pPr>
         <w:rPr>
           <w:rFonts w:ascii="Times New Roman" w:hAnsi="Times New Roman" w:cs="Times New Roman"/>
           <w:sz w:val="28"/>
@@ -5884,103 +6238,40 @@
     <w:p>
       <w:pPr>
         <w:pStyle w:val="3"/>
+        <w:rPr>
+          <w:rFonts w:ascii="Times New Roman" w:hAnsi="Times New Roman" w:cs="Times New Roman"/>
+          <w:i/>
+          <w:iCs/>
+          <w:sz w:val="28"/>
+          <w:szCs w:val="28"/>
+        </w:rPr>
+      </w:pPr>
+      <w:bookmarkStart w:id="11" w:name="_Toc218719357"/>
+      <w:r>
+        <w:rPr>
+          <w:rFonts w:ascii="Times New Roman" w:hAnsi="Times New Roman" w:cs="Times New Roman"/>
+          <w:sz w:val="28"/>
+          <w:szCs w:val="28"/>
+        </w:rPr>
+        <w:lastRenderedPageBreak/>
+        <w:t>0x06 Запись одного регистра</w:t>
+      </w:r>
+      <w:bookmarkEnd w:id="11"/>
+    </w:p>
+    <w:p>
+      <w:pPr>
+        <w:rPr>
+          <w:rFonts w:ascii="Times New Roman" w:hAnsi="Times New Roman" w:cs="Times New Roman"/>
+          <w:sz w:val="28"/>
+          <w:szCs w:val="28"/>
+        </w:rPr>
+      </w:pPr>
+    </w:p>
+    <w:p>
+      <w:pPr>
         <w:jc w:val="center"/>
         <w:rPr>
           <w:rFonts w:ascii="Times New Roman" w:hAnsi="Times New Roman" w:cs="Times New Roman"/>
-          <w:sz w:val="32"/>
-          <w:szCs w:val="32"/>
-        </w:rPr>
-      </w:pPr>
-      <w:bookmarkStart w:id="8" w:name="_Toc215003692"/>
-      <w:r>
-        <w:rPr>
-          <w:rFonts w:ascii="Times New Roman" w:hAnsi="Times New Roman" w:cs="Times New Roman"/>
-          <w:sz w:val="32"/>
-          <w:szCs w:val="32"/>
-        </w:rPr>
-        <w:lastRenderedPageBreak/>
-        <w:t xml:space="preserve">Запись регистров </w:t>
-      </w:r>
-      <w:r>
-        <w:rPr>
-          <w:rFonts w:ascii="Times New Roman" w:hAnsi="Times New Roman" w:cs="Times New Roman"/>
-          <w:sz w:val="32"/>
-          <w:szCs w:val="32"/>
-          <w:lang w:val="en-US"/>
-        </w:rPr>
-        <w:t>Modbus</w:t>
-      </w:r>
-      <w:bookmarkEnd w:id="8"/>
-    </w:p>
-    <w:p>
-      <w:pPr>
-        <w:rPr>
-          <w:rFonts w:ascii="Times New Roman" w:hAnsi="Times New Roman" w:cs="Times New Roman"/>
-          <w:sz w:val="28"/>
-          <w:szCs w:val="28"/>
-        </w:rPr>
-      </w:pPr>
-    </w:p>
-    <w:p>
-      <w:pPr>
-        <w:rPr>
-          <w:rFonts w:ascii="Times New Roman" w:hAnsi="Times New Roman" w:cs="Times New Roman"/>
-          <w:sz w:val="28"/>
-          <w:szCs w:val="28"/>
-        </w:rPr>
-      </w:pPr>
-      <w:r>
-        <w:rPr>
-          <w:rFonts w:ascii="Times New Roman" w:hAnsi="Times New Roman" w:cs="Times New Roman"/>
-          <w:sz w:val="28"/>
-          <w:szCs w:val="28"/>
-        </w:rPr>
-        <w:t>Для каждой функции предусмотрен свой вариант дизайна. Начальным адресом для всех функций является значение из поля «Адрес».</w:t>
-      </w:r>
-    </w:p>
-    <w:p>
-      <w:pPr>
-        <w:rPr>
-          <w:rFonts w:ascii="Times New Roman" w:hAnsi="Times New Roman" w:cs="Times New Roman"/>
-          <w:sz w:val="28"/>
-          <w:szCs w:val="28"/>
-        </w:rPr>
-      </w:pPr>
-    </w:p>
-    <w:p>
-      <w:pPr>
-        <w:pStyle w:val="3"/>
-        <w:rPr>
-          <w:rFonts w:ascii="Times New Roman" w:hAnsi="Times New Roman" w:cs="Times New Roman"/>
-          <w:sz w:val="28"/>
-          <w:szCs w:val="28"/>
-        </w:rPr>
-      </w:pPr>
-      <w:bookmarkStart w:id="9" w:name="_Toc215003693"/>
-      <w:r>
-        <w:rPr>
-          <w:rFonts w:ascii="Times New Roman" w:hAnsi="Times New Roman" w:cs="Times New Roman"/>
-          <w:sz w:val="28"/>
-          <w:szCs w:val="28"/>
-        </w:rPr>
-        <w:t>0x05 Запись одного флага</w:t>
-      </w:r>
-      <w:bookmarkEnd w:id="9"/>
-    </w:p>
-    <w:p>
-      <w:pPr>
-        <w:rPr>
-          <w:rFonts w:ascii="Times New Roman" w:hAnsi="Times New Roman" w:cs="Times New Roman"/>
-          <w:sz w:val="28"/>
-          <w:szCs w:val="28"/>
-        </w:rPr>
-      </w:pPr>
-    </w:p>
-    <w:p>
-      <w:pPr>
-        <w:jc w:val="center"/>
-        <w:rPr>
-          <w:rFonts w:ascii="Times New Roman" w:hAnsi="Times New Roman" w:cs="Times New Roman"/>
           <w:sz w:val="28"/>
           <w:szCs w:val="28"/>
         </w:rPr>
@@ -5993,10 +6284,10 @@
           <w:szCs w:val="28"/>
         </w:rPr>
         <w:drawing>
-          <wp:inline distT="0" distB="0" distL="0" distR="0" wp14:anchorId="060E1B7B" wp14:editId="6640E8EA">
-            <wp:extent cx="4067743" cy="800212"/>
-            <wp:effectExtent l="0" t="0" r="0" b="0"/>
-            <wp:docPr id="4" name="Рисунок 4"/>
+          <wp:inline distT="0" distB="0" distL="0" distR="0" wp14:anchorId="46DC0660" wp14:editId="01ED77FB">
+            <wp:extent cx="4077269" cy="1743318"/>
+            <wp:effectExtent l="0" t="0" r="0" b="9525"/>
+            <wp:docPr id="6" name="Рисунок 6"/>
             <wp:cNvGraphicFramePr>
               <a:graphicFrameLocks xmlns:a="http://schemas.openxmlformats.org/drawingml/2006/main" noChangeAspect="1"/>
             </wp:cNvGraphicFramePr>
@@ -6016,7 +6307,7 @@
                   <pic:spPr>
                     <a:xfrm>
                       <a:off x="0" y="0"/>
-                      <a:ext cx="4067743" cy="800212"/>
+                      <a:ext cx="4077269" cy="1743318"/>
                     </a:xfrm>
                     <a:prstGeom prst="rect">
                       <a:avLst/>
@@ -6031,29 +6322,61 @@
     </w:p>
     <w:p>
       <w:pPr>
-        <w:jc w:val="center"/>
-        <w:rPr>
-          <w:rFonts w:ascii="Times New Roman" w:hAnsi="Times New Roman" w:cs="Times New Roman"/>
-          <w:sz w:val="28"/>
-          <w:szCs w:val="28"/>
-        </w:rPr>
-      </w:pPr>
-    </w:p>
-    <w:p>
-      <w:pPr>
-        <w:rPr>
-          <w:rFonts w:ascii="Times New Roman" w:hAnsi="Times New Roman" w:cs="Times New Roman"/>
-          <w:sz w:val="28"/>
-          <w:szCs w:val="28"/>
-        </w:rPr>
-      </w:pPr>
-      <w:r>
-        <w:rPr>
-          <w:rFonts w:ascii="Times New Roman" w:hAnsi="Times New Roman" w:cs="Times New Roman"/>
-          <w:sz w:val="28"/>
-          <w:szCs w:val="28"/>
-        </w:rPr>
-        <w:t>Согласно документации на протокол, в поле данных должно находится только одно из двух значений. 0x0000 – это логический ноль, а 0xFF00 – это логическая единица. Поэтому выбираем желаемое значение и нажимаем кнопку «Записать».</w:t>
+        <w:rPr>
+          <w:rFonts w:ascii="Times New Roman" w:hAnsi="Times New Roman" w:cs="Times New Roman"/>
+          <w:sz w:val="28"/>
+          <w:szCs w:val="28"/>
+        </w:rPr>
+      </w:pPr>
+    </w:p>
+    <w:p>
+      <w:pPr>
+        <w:rPr>
+          <w:rFonts w:ascii="Times New Roman" w:hAnsi="Times New Roman" w:cs="Times New Roman"/>
+          <w:sz w:val="28"/>
+          <w:szCs w:val="28"/>
+        </w:rPr>
+      </w:pPr>
+      <w:r>
+        <w:rPr>
+          <w:rFonts w:ascii="Times New Roman" w:hAnsi="Times New Roman" w:cs="Times New Roman"/>
+          <w:sz w:val="28"/>
+          <w:szCs w:val="28"/>
+        </w:rPr>
+        <w:t xml:space="preserve">С помощью этой функции </w:t>
+      </w:r>
+      <w:r>
+        <w:rPr>
+          <w:rFonts w:ascii="Times New Roman" w:hAnsi="Times New Roman" w:cs="Times New Roman"/>
+          <w:sz w:val="28"/>
+          <w:szCs w:val="28"/>
+        </w:rPr>
+        <w:t xml:space="preserve">можно </w:t>
+      </w:r>
+      <w:r>
+        <w:rPr>
+          <w:rFonts w:ascii="Times New Roman" w:hAnsi="Times New Roman" w:cs="Times New Roman"/>
+          <w:sz w:val="28"/>
+          <w:szCs w:val="28"/>
+        </w:rPr>
+        <w:t>записывать в 16-ти разрядные регистры.</w:t>
+      </w:r>
+    </w:p>
+    <w:p>
+      <w:pPr>
+        <w:rPr>
+          <w:rFonts w:ascii="Times New Roman" w:hAnsi="Times New Roman" w:cs="Times New Roman"/>
+          <w:sz w:val="28"/>
+          <w:szCs w:val="28"/>
+        </w:rPr>
+      </w:pPr>
+      <w:r>
+        <w:rPr>
+          <w:rFonts w:ascii="Times New Roman" w:hAnsi="Times New Roman" w:cs="Times New Roman"/>
+          <w:sz w:val="28"/>
+          <w:szCs w:val="28"/>
+        </w:rPr>
+        <w:t>Формат записываемого числа выбирается в выпадающем списке справа от поля ввода. При смене формата число автоматически преобразуется.</w:t>
       </w:r>
     </w:p>
     <w:p>
@@ -6076,16 +6399,16 @@
           <w:szCs w:val="28"/>
         </w:rPr>
       </w:pPr>
-      <w:bookmarkStart w:id="10" w:name="_Toc215003694"/>
-      <w:r>
-        <w:rPr>
-          <w:rFonts w:ascii="Times New Roman" w:hAnsi="Times New Roman" w:cs="Times New Roman"/>
-          <w:sz w:val="28"/>
-          <w:szCs w:val="28"/>
-        </w:rPr>
-        <w:t>0x0F Запись нескольких флагов</w:t>
-      </w:r>
-      <w:bookmarkEnd w:id="10"/>
+      <w:bookmarkStart w:id="12" w:name="_Toc218719358"/>
+      <w:r>
+        <w:rPr>
+          <w:rFonts w:ascii="Times New Roman" w:hAnsi="Times New Roman" w:cs="Times New Roman"/>
+          <w:sz w:val="28"/>
+          <w:szCs w:val="28"/>
+        </w:rPr>
+        <w:t>0x10 Запись нескольких регистров</w:t>
+      </w:r>
+      <w:bookmarkEnd w:id="12"/>
     </w:p>
     <w:p>
       <w:pPr>
@@ -6103,6 +6426,7 @@
           <w:rFonts w:ascii="Times New Roman" w:hAnsi="Times New Roman" w:cs="Times New Roman"/>
           <w:sz w:val="28"/>
           <w:szCs w:val="28"/>
+          <w:lang w:val="en-US"/>
         </w:rPr>
       </w:pPr>
       <w:r>
@@ -6111,12 +6435,13 @@
           <w:noProof/>
           <w:sz w:val="28"/>
           <w:szCs w:val="28"/>
+          <w:lang w:val="en-US"/>
         </w:rPr>
         <w:drawing>
-          <wp:inline distT="0" distB="0" distL="0" distR="0" wp14:anchorId="6C1A3F11" wp14:editId="45F26962">
-            <wp:extent cx="4077269" cy="1867161"/>
-            <wp:effectExtent l="0" t="0" r="0" b="0"/>
-            <wp:docPr id="5" name="Рисунок 5"/>
+          <wp:inline distT="0" distB="0" distL="0" distR="0" wp14:anchorId="2A7A20A0" wp14:editId="2A426F18">
+            <wp:extent cx="4086795" cy="2267266"/>
+            <wp:effectExtent l="0" t="0" r="9525" b="0"/>
+            <wp:docPr id="7" name="Рисунок 7"/>
             <wp:cNvGraphicFramePr>
               <a:graphicFrameLocks xmlns:a="http://schemas.openxmlformats.org/drawingml/2006/main" noChangeAspect="1"/>
             </wp:cNvGraphicFramePr>
@@ -6136,7 +6461,7 @@
                   <pic:spPr>
                     <a:xfrm>
                       <a:off x="0" y="0"/>
-                      <a:ext cx="4077269" cy="1867161"/>
+                      <a:ext cx="4086795" cy="2267266"/>
                     </a:xfrm>
                     <a:prstGeom prst="rect">
                       <a:avLst/>
@@ -6151,145 +6476,161 @@
     </w:p>
     <w:p>
       <w:pPr>
+        <w:rPr>
+          <w:rFonts w:ascii="Times New Roman" w:hAnsi="Times New Roman" w:cs="Times New Roman"/>
+          <w:sz w:val="28"/>
+          <w:szCs w:val="28"/>
+          <w:lang w:val="en-US"/>
+        </w:rPr>
+      </w:pPr>
+    </w:p>
+    <w:p>
+      <w:pPr>
+        <w:rPr>
+          <w:rFonts w:ascii="Times New Roman" w:hAnsi="Times New Roman" w:cs="Times New Roman"/>
+          <w:sz w:val="28"/>
+          <w:szCs w:val="28"/>
+        </w:rPr>
+      </w:pPr>
+      <w:r>
+        <w:rPr>
+          <w:rFonts w:ascii="Times New Roman" w:hAnsi="Times New Roman" w:cs="Times New Roman"/>
+          <w:sz w:val="28"/>
+          <w:szCs w:val="28"/>
+        </w:rPr>
+        <w:t>Управление тут аналогично функции «0x0F Запись нескольких флагов».</w:t>
+      </w:r>
+    </w:p>
+    <w:p>
+      <w:pPr>
+        <w:rPr>
+          <w:rFonts w:ascii="Times New Roman" w:hAnsi="Times New Roman" w:cs="Times New Roman"/>
+          <w:sz w:val="28"/>
+          <w:szCs w:val="28"/>
+        </w:rPr>
+      </w:pPr>
+      <w:r>
+        <w:rPr>
+          <w:rFonts w:ascii="Times New Roman" w:hAnsi="Times New Roman" w:cs="Times New Roman"/>
+          <w:sz w:val="28"/>
+          <w:szCs w:val="28"/>
+        </w:rPr>
+        <w:t xml:space="preserve">В этой функции появляется </w:t>
+      </w:r>
+      <w:r>
+        <w:rPr>
+          <w:rFonts w:ascii="Times New Roman" w:hAnsi="Times New Roman" w:cs="Times New Roman"/>
+          <w:sz w:val="28"/>
+          <w:szCs w:val="28"/>
+        </w:rPr>
+        <w:t xml:space="preserve">возможность записи чисел типа </w:t>
+      </w:r>
+      <w:proofErr w:type="spellStart"/>
+      <w:r>
+        <w:rPr>
+          <w:rFonts w:ascii="Times New Roman" w:hAnsi="Times New Roman" w:cs="Times New Roman"/>
+          <w:sz w:val="28"/>
+          <w:szCs w:val="28"/>
+        </w:rPr>
+        <w:t>float</w:t>
+      </w:r>
+      <w:proofErr w:type="spellEnd"/>
+      <w:r>
+        <w:rPr>
+          <w:rFonts w:ascii="Times New Roman" w:hAnsi="Times New Roman" w:cs="Times New Roman"/>
+          <w:sz w:val="28"/>
+          <w:szCs w:val="28"/>
+        </w:rPr>
+        <w:t>.</w:t>
+      </w:r>
+    </w:p>
+    <w:p>
+      <w:pPr>
+        <w:rPr>
+          <w:rFonts w:ascii="Times New Roman" w:hAnsi="Times New Roman" w:cs="Times New Roman"/>
+          <w:sz w:val="28"/>
+          <w:szCs w:val="28"/>
+        </w:rPr>
+      </w:pPr>
+      <w:r>
+        <w:rPr>
+          <w:rFonts w:ascii="Times New Roman" w:hAnsi="Times New Roman" w:cs="Times New Roman"/>
+          <w:sz w:val="28"/>
+          <w:szCs w:val="28"/>
+        </w:rPr>
+        <w:t>Т</w:t>
+      </w:r>
+      <w:r>
+        <w:rPr>
+          <w:rFonts w:ascii="Times New Roman" w:hAnsi="Times New Roman" w:cs="Times New Roman"/>
+          <w:sz w:val="28"/>
+          <w:szCs w:val="28"/>
+        </w:rPr>
+        <w:t>акие числа занимают 2 слова или же 4 байта. Поэтому у следующего регистра смещение уже не +1, а +2 адреса.</w:t>
+      </w:r>
+    </w:p>
+    <w:p>
+      <w:pPr>
+        <w:rPr>
+          <w:rFonts w:ascii="Times New Roman" w:hAnsi="Times New Roman" w:cs="Times New Roman"/>
+          <w:sz w:val="28"/>
+          <w:szCs w:val="28"/>
+        </w:rPr>
+      </w:pPr>
+      <w:r>
+        <w:rPr>
+          <w:rFonts w:ascii="Times New Roman" w:hAnsi="Times New Roman" w:cs="Times New Roman"/>
+          <w:sz w:val="28"/>
+          <w:szCs w:val="28"/>
+        </w:rPr>
+        <w:t xml:space="preserve">Иногда бывает, что устройство может использовать нетипичный формат для расшифровки чисел типа </w:t>
+      </w:r>
+      <w:proofErr w:type="spellStart"/>
+      <w:r>
+        <w:rPr>
+          <w:rFonts w:ascii="Times New Roman" w:hAnsi="Times New Roman" w:cs="Times New Roman"/>
+          <w:sz w:val="28"/>
+          <w:szCs w:val="28"/>
+        </w:rPr>
+        <w:t>float</w:t>
+      </w:r>
+      <w:proofErr w:type="spellEnd"/>
+      <w:r>
+        <w:rPr>
+          <w:rFonts w:ascii="Times New Roman" w:hAnsi="Times New Roman" w:cs="Times New Roman"/>
+          <w:sz w:val="28"/>
+          <w:szCs w:val="28"/>
+        </w:rPr>
+        <w:t>. И чтобы подстроиться под конкретное устройство в настройках можно выбрать нужный формат записи.</w:t>
+      </w:r>
+    </w:p>
+    <w:p>
+      <w:pPr>
+        <w:rPr>
+          <w:rFonts w:ascii="Times New Roman" w:hAnsi="Times New Roman" w:cs="Times New Roman"/>
+          <w:sz w:val="28"/>
+          <w:szCs w:val="28"/>
+        </w:rPr>
+      </w:pPr>
+    </w:p>
+    <w:p>
+      <w:pPr>
+        <w:keepNext/>
         <w:jc w:val="center"/>
-        <w:rPr>
-          <w:rFonts w:ascii="Times New Roman" w:hAnsi="Times New Roman" w:cs="Times New Roman"/>
-          <w:sz w:val="28"/>
-          <w:szCs w:val="28"/>
-        </w:rPr>
-      </w:pPr>
-    </w:p>
-    <w:p>
-      <w:pPr>
-        <w:rPr>
-          <w:rFonts w:ascii="Times New Roman" w:hAnsi="Times New Roman" w:cs="Times New Roman"/>
-          <w:sz w:val="28"/>
-          <w:szCs w:val="28"/>
-        </w:rPr>
-      </w:pPr>
-      <w:r>
-        <w:rPr>
-          <w:rFonts w:ascii="Times New Roman" w:hAnsi="Times New Roman" w:cs="Times New Roman"/>
-          <w:sz w:val="28"/>
-          <w:szCs w:val="28"/>
-        </w:rPr>
-        <w:t>С помощью кнопки «Добавить регистр» создаем нужное количество флагов, задаем значение и нажимаем кнопку «Записать».</w:t>
-      </w:r>
-    </w:p>
-    <w:p>
-      <w:pPr>
-        <w:rPr>
-          <w:rFonts w:ascii="Times New Roman" w:hAnsi="Times New Roman" w:cs="Times New Roman"/>
-          <w:sz w:val="28"/>
-          <w:szCs w:val="28"/>
-        </w:rPr>
-      </w:pPr>
-      <w:r>
-        <w:rPr>
-          <w:rFonts w:ascii="Times New Roman" w:hAnsi="Times New Roman" w:cs="Times New Roman"/>
-          <w:sz w:val="28"/>
-          <w:szCs w:val="28"/>
-        </w:rPr>
-        <w:t>Слева от значений регистров у нас находятся значения смещения относительно начального адреса.</w:t>
-      </w:r>
-    </w:p>
-    <w:p>
-      <w:pPr>
-        <w:rPr>
-          <w:rFonts w:ascii="Times New Roman" w:hAnsi="Times New Roman" w:cs="Times New Roman"/>
-          <w:sz w:val="28"/>
-          <w:szCs w:val="28"/>
-        </w:rPr>
-      </w:pPr>
-      <w:r>
-        <w:rPr>
-          <w:rFonts w:ascii="Times New Roman" w:hAnsi="Times New Roman" w:cs="Times New Roman"/>
-          <w:sz w:val="28"/>
-          <w:szCs w:val="28"/>
-        </w:rPr>
-        <w:t>Справа находятся кнопки удаления для каждого регистра.</w:t>
-      </w:r>
-    </w:p>
-    <w:p>
-      <w:pPr>
-        <w:rPr>
-          <w:rFonts w:ascii="Times New Roman" w:hAnsi="Times New Roman" w:cs="Times New Roman"/>
-          <w:sz w:val="28"/>
-          <w:szCs w:val="28"/>
-        </w:rPr>
-      </w:pPr>
-    </w:p>
-    <w:p>
-      <w:pPr>
-        <w:rPr>
-          <w:rFonts w:ascii="Times New Roman" w:hAnsi="Times New Roman" w:cs="Times New Roman"/>
-          <w:sz w:val="28"/>
-          <w:szCs w:val="28"/>
-        </w:rPr>
-      </w:pPr>
-    </w:p>
-    <w:p>
-      <w:pPr>
-        <w:rPr>
-          <w:rFonts w:ascii="Times New Roman" w:hAnsi="Times New Roman" w:cs="Times New Roman"/>
-          <w:sz w:val="28"/>
-          <w:szCs w:val="28"/>
-        </w:rPr>
-      </w:pPr>
-    </w:p>
-    <w:p>
-      <w:pPr>
-        <w:pStyle w:val="3"/>
-        <w:rPr>
-          <w:rFonts w:ascii="Times New Roman" w:hAnsi="Times New Roman" w:cs="Times New Roman"/>
-          <w:i/>
-          <w:iCs/>
-          <w:sz w:val="28"/>
-          <w:szCs w:val="28"/>
-        </w:rPr>
-      </w:pPr>
-      <w:bookmarkStart w:id="11" w:name="_Toc215003695"/>
-      <w:r>
-        <w:rPr>
-          <w:rFonts w:ascii="Times New Roman" w:hAnsi="Times New Roman" w:cs="Times New Roman"/>
+      </w:pPr>
+      <w:r>
+        <w:rPr>
+          <w:rFonts w:ascii="Times New Roman" w:hAnsi="Times New Roman" w:cs="Times New Roman"/>
+          <w:noProof/>
           <w:sz w:val="28"/>
           <w:szCs w:val="28"/>
         </w:rPr>
         <w:lastRenderedPageBreak/>
-        <w:t>0x06 Запись одного регистра</w:t>
-      </w:r>
-      <w:bookmarkEnd w:id="11"/>
-    </w:p>
-    <w:p>
-      <w:pPr>
-        <w:rPr>
-          <w:rFonts w:ascii="Times New Roman" w:hAnsi="Times New Roman" w:cs="Times New Roman"/>
-          <w:sz w:val="28"/>
-          <w:szCs w:val="28"/>
-        </w:rPr>
-      </w:pPr>
-    </w:p>
-    <w:p>
-      <w:pPr>
-        <w:jc w:val="center"/>
-        <w:rPr>
-          <w:rFonts w:ascii="Times New Roman" w:hAnsi="Times New Roman" w:cs="Times New Roman"/>
-          <w:sz w:val="28"/>
-          <w:szCs w:val="28"/>
-        </w:rPr>
-      </w:pPr>
-      <w:r>
-        <w:rPr>
-          <w:rFonts w:ascii="Times New Roman" w:hAnsi="Times New Roman" w:cs="Times New Roman"/>
-          <w:noProof/>
-          <w:sz w:val="28"/>
-          <w:szCs w:val="28"/>
-        </w:rPr>
         <w:drawing>
-          <wp:inline distT="0" distB="0" distL="0" distR="0" wp14:anchorId="46DC0660" wp14:editId="01ED77FB">
-            <wp:extent cx="4077269" cy="1743318"/>
-            <wp:effectExtent l="0" t="0" r="0" b="9525"/>
-            <wp:docPr id="6" name="Рисунок 6"/>
+          <wp:inline distT="0" distB="0" distL="0" distR="0" wp14:anchorId="6F586D1A" wp14:editId="2E5E5E6E">
+            <wp:extent cx="5144218" cy="5048955"/>
+            <wp:effectExtent l="0" t="0" r="0" b="0"/>
+            <wp:docPr id="8" name="Рисунок 8"/>
             <wp:cNvGraphicFramePr>
               <a:graphicFrameLocks xmlns:a="http://schemas.openxmlformats.org/drawingml/2006/main" noChangeAspect="1"/>
             </wp:cNvGraphicFramePr>
@@ -6309,7 +6650,7 @@
                   <pic:spPr>
                     <a:xfrm>
                       <a:off x="0" y="0"/>
-                      <a:ext cx="4077269" cy="1743318"/>
+                      <a:ext cx="5144218" cy="5048955"/>
                     </a:xfrm>
                     <a:prstGeom prst="rect">
                       <a:avLst/>
@@ -6324,112 +6665,212 @@
     </w:p>
     <w:p>
       <w:pPr>
-        <w:rPr>
-          <w:rFonts w:ascii="Times New Roman" w:hAnsi="Times New Roman" w:cs="Times New Roman"/>
-          <w:sz w:val="28"/>
-          <w:szCs w:val="28"/>
-        </w:rPr>
-      </w:pPr>
-    </w:p>
-    <w:p>
-      <w:pPr>
-        <w:rPr>
-          <w:rFonts w:ascii="Times New Roman" w:hAnsi="Times New Roman" w:cs="Times New Roman"/>
-          <w:sz w:val="28"/>
-          <w:szCs w:val="28"/>
-        </w:rPr>
-      </w:pPr>
-      <w:r>
-        <w:rPr>
-          <w:rFonts w:ascii="Times New Roman" w:hAnsi="Times New Roman" w:cs="Times New Roman"/>
-          <w:sz w:val="28"/>
-          <w:szCs w:val="28"/>
-        </w:rPr>
-        <w:t xml:space="preserve">С помощью этой функции </w:t>
-      </w:r>
-      <w:r>
-        <w:rPr>
-          <w:rFonts w:ascii="Times New Roman" w:hAnsi="Times New Roman" w:cs="Times New Roman"/>
-          <w:sz w:val="28"/>
-          <w:szCs w:val="28"/>
-        </w:rPr>
-        <w:t xml:space="preserve">можно </w:t>
-      </w:r>
-      <w:r>
-        <w:rPr>
-          <w:rFonts w:ascii="Times New Roman" w:hAnsi="Times New Roman" w:cs="Times New Roman"/>
-          <w:sz w:val="28"/>
-          <w:szCs w:val="28"/>
-        </w:rPr>
-        <w:t>записывать в 16-ти разрядные регистры.</w:t>
-      </w:r>
-    </w:p>
-    <w:p>
-      <w:pPr>
-        <w:rPr>
-          <w:rFonts w:ascii="Times New Roman" w:hAnsi="Times New Roman" w:cs="Times New Roman"/>
-          <w:sz w:val="28"/>
-          <w:szCs w:val="28"/>
-        </w:rPr>
-      </w:pPr>
-      <w:r>
-        <w:rPr>
-          <w:rFonts w:ascii="Times New Roman" w:hAnsi="Times New Roman" w:cs="Times New Roman"/>
-          <w:sz w:val="28"/>
-          <w:szCs w:val="28"/>
-        </w:rPr>
-        <w:t>Формат записываемого числа выбирается в выпадающем списке справа от поля ввода. При смене формата число автоматически преобразуется.</w:t>
-      </w:r>
-    </w:p>
-    <w:p>
-      <w:pPr>
-        <w:rPr>
-          <w:rFonts w:ascii="Times New Roman" w:hAnsi="Times New Roman" w:cs="Times New Roman"/>
-          <w:sz w:val="28"/>
-          <w:szCs w:val="28"/>
-        </w:rPr>
-      </w:pPr>
-    </w:p>
-    <w:p>
-      <w:pPr>
-        <w:pStyle w:val="3"/>
-        <w:rPr>
-          <w:rFonts w:ascii="Times New Roman" w:hAnsi="Times New Roman" w:cs="Times New Roman"/>
-          <w:i/>
-          <w:iCs/>
-          <w:sz w:val="28"/>
-          <w:szCs w:val="28"/>
-        </w:rPr>
-      </w:pPr>
-      <w:bookmarkStart w:id="12" w:name="_Toc215003696"/>
-      <w:r>
-        <w:rPr>
-          <w:rFonts w:ascii="Times New Roman" w:hAnsi="Times New Roman" w:cs="Times New Roman"/>
-          <w:sz w:val="28"/>
-          <w:szCs w:val="28"/>
-        </w:rPr>
-        <w:t>0x10 Запись нескольких регистров</w:t>
-      </w:r>
-      <w:bookmarkEnd w:id="12"/>
-    </w:p>
-    <w:p>
-      <w:pPr>
-        <w:rPr>
-          <w:rFonts w:ascii="Times New Roman" w:hAnsi="Times New Roman" w:cs="Times New Roman"/>
-          <w:sz w:val="28"/>
-          <w:szCs w:val="28"/>
-        </w:rPr>
-      </w:pPr>
-    </w:p>
-    <w:p>
-      <w:pPr>
         <w:jc w:val="center"/>
         <w:rPr>
           <w:rFonts w:ascii="Times New Roman" w:hAnsi="Times New Roman" w:cs="Times New Roman"/>
           <w:sz w:val="28"/>
           <w:szCs w:val="28"/>
+        </w:rPr>
+      </w:pPr>
+      <w:r>
+        <w:rPr>
+          <w:rFonts w:ascii="Times New Roman" w:hAnsi="Times New Roman" w:cs="Times New Roman"/>
+          <w:sz w:val="28"/>
+          <w:szCs w:val="28"/>
+        </w:rPr>
+        <w:t xml:space="preserve">Страница с настройками режима </w:t>
+      </w:r>
+      <w:r>
+        <w:rPr>
+          <w:rFonts w:ascii="Times New Roman" w:hAnsi="Times New Roman" w:cs="Times New Roman"/>
+          <w:sz w:val="28"/>
+          <w:szCs w:val="28"/>
           <w:lang w:val="en-US"/>
         </w:rPr>
+        <w:t>Modbus</w:t>
+      </w:r>
+      <w:r>
+        <w:rPr>
+          <w:rFonts w:ascii="Times New Roman" w:hAnsi="Times New Roman" w:cs="Times New Roman"/>
+          <w:sz w:val="28"/>
+          <w:szCs w:val="28"/>
+        </w:rPr>
+        <w:t>.</w:t>
+      </w:r>
+    </w:p>
+    <w:p>
+      <w:pPr>
+        <w:rPr>
+          <w:rFonts w:ascii="Times New Roman" w:hAnsi="Times New Roman" w:cs="Times New Roman"/>
+          <w:sz w:val="28"/>
+          <w:szCs w:val="28"/>
+        </w:rPr>
+      </w:pPr>
+    </w:p>
+    <w:p>
+      <w:pPr>
+        <w:rPr>
+          <w:rFonts w:ascii="Times New Roman" w:hAnsi="Times New Roman" w:cs="Times New Roman"/>
+          <w:sz w:val="28"/>
+          <w:szCs w:val="28"/>
+        </w:rPr>
+      </w:pPr>
+    </w:p>
+    <w:p>
+      <w:pPr>
+        <w:rPr>
+          <w:rFonts w:ascii="Times New Roman" w:hAnsi="Times New Roman" w:cs="Times New Roman"/>
+          <w:sz w:val="28"/>
+          <w:szCs w:val="28"/>
+        </w:rPr>
+      </w:pPr>
+    </w:p>
+    <w:p>
+      <w:pPr>
+        <w:rPr>
+          <w:rFonts w:ascii="Times New Roman" w:hAnsi="Times New Roman" w:cs="Times New Roman"/>
+          <w:sz w:val="28"/>
+          <w:szCs w:val="28"/>
+        </w:rPr>
+      </w:pPr>
+    </w:p>
+    <w:p>
+      <w:pPr>
+        <w:rPr>
+          <w:rFonts w:ascii="Times New Roman" w:hAnsi="Times New Roman" w:cs="Times New Roman"/>
+          <w:sz w:val="28"/>
+          <w:szCs w:val="28"/>
+        </w:rPr>
+      </w:pPr>
+    </w:p>
+    <w:p>
+      <w:pPr>
+        <w:rPr>
+          <w:rFonts w:ascii="Times New Roman" w:hAnsi="Times New Roman" w:cs="Times New Roman"/>
+          <w:sz w:val="28"/>
+          <w:szCs w:val="28"/>
+        </w:rPr>
+      </w:pPr>
+    </w:p>
+    <w:p>
+      <w:pPr>
+        <w:rPr>
+          <w:rFonts w:ascii="Times New Roman" w:hAnsi="Times New Roman" w:cs="Times New Roman"/>
+          <w:sz w:val="28"/>
+          <w:szCs w:val="28"/>
+        </w:rPr>
+      </w:pPr>
+    </w:p>
+    <w:p>
+      <w:pPr>
+        <w:rPr>
+          <w:rFonts w:ascii="Times New Roman" w:hAnsi="Times New Roman" w:cs="Times New Roman"/>
+          <w:sz w:val="28"/>
+          <w:szCs w:val="28"/>
+        </w:rPr>
+      </w:pPr>
+    </w:p>
+    <w:p>
+      <w:pPr>
+        <w:rPr>
+          <w:rFonts w:ascii="Times New Roman" w:hAnsi="Times New Roman" w:cs="Times New Roman"/>
+          <w:sz w:val="28"/>
+          <w:szCs w:val="28"/>
+        </w:rPr>
+      </w:pPr>
+    </w:p>
+    <w:p>
+      <w:pPr>
+        <w:rPr>
+          <w:rFonts w:ascii="Times New Roman" w:hAnsi="Times New Roman" w:cs="Times New Roman"/>
+          <w:sz w:val="28"/>
+          <w:szCs w:val="28"/>
+        </w:rPr>
+      </w:pPr>
+    </w:p>
+    <w:p>
+      <w:pPr>
+        <w:rPr>
+          <w:rFonts w:ascii="Times New Roman" w:hAnsi="Times New Roman" w:cs="Times New Roman"/>
+          <w:sz w:val="28"/>
+          <w:szCs w:val="28"/>
+        </w:rPr>
+      </w:pPr>
+    </w:p>
+    <w:p>
+      <w:pPr>
+        <w:rPr>
+          <w:rFonts w:ascii="Times New Roman" w:hAnsi="Times New Roman" w:cs="Times New Roman"/>
+          <w:sz w:val="28"/>
+          <w:szCs w:val="28"/>
+        </w:rPr>
+      </w:pPr>
+    </w:p>
+    <w:p>
+      <w:pPr>
+        <w:pStyle w:val="2"/>
+        <w:jc w:val="center"/>
+        <w:rPr>
+          <w:rFonts w:ascii="Times New Roman" w:hAnsi="Times New Roman" w:cs="Times New Roman"/>
+          <w:sz w:val="32"/>
+          <w:szCs w:val="32"/>
+        </w:rPr>
+      </w:pPr>
+      <w:bookmarkStart w:id="13" w:name="_Toc218719359"/>
+      <w:r>
+        <w:rPr>
+          <w:rFonts w:ascii="Times New Roman" w:hAnsi="Times New Roman" w:cs="Times New Roman"/>
+          <w:sz w:val="32"/>
+          <w:szCs w:val="32"/>
+        </w:rPr>
+        <w:lastRenderedPageBreak/>
+        <w:t>Цикличный режим работы</w:t>
+      </w:r>
+      <w:bookmarkEnd w:id="13"/>
+    </w:p>
+    <w:p>
+      <w:pPr>
+        <w:rPr>
+          <w:rFonts w:ascii="Times New Roman" w:hAnsi="Times New Roman" w:cs="Times New Roman"/>
+          <w:sz w:val="28"/>
+          <w:szCs w:val="28"/>
+        </w:rPr>
+      </w:pPr>
+    </w:p>
+    <w:p>
+      <w:pPr>
+        <w:rPr>
+          <w:rFonts w:ascii="Times New Roman" w:hAnsi="Times New Roman" w:cs="Times New Roman"/>
+          <w:sz w:val="28"/>
+          <w:szCs w:val="28"/>
+        </w:rPr>
+      </w:pPr>
+      <w:r>
+        <w:rPr>
+          <w:rFonts w:ascii="Times New Roman" w:hAnsi="Times New Roman" w:cs="Times New Roman"/>
+          <w:sz w:val="28"/>
+          <w:szCs w:val="28"/>
+        </w:rPr>
+        <w:t>В данном режиме можно только читать регистры с заданным периодом.</w:t>
+      </w:r>
+    </w:p>
+    <w:p>
+      <w:pPr>
+        <w:rPr>
+          <w:rFonts w:ascii="Times New Roman" w:hAnsi="Times New Roman" w:cs="Times New Roman"/>
+          <w:sz w:val="28"/>
+          <w:szCs w:val="28"/>
+        </w:rPr>
+      </w:pPr>
+    </w:p>
+    <w:p>
+      <w:pPr>
+        <w:jc w:val="center"/>
+        <w:rPr>
+          <w:rFonts w:ascii="Times New Roman" w:hAnsi="Times New Roman" w:cs="Times New Roman"/>
+          <w:sz w:val="28"/>
+          <w:szCs w:val="28"/>
+        </w:rPr>
       </w:pPr>
       <w:r>
         <w:rPr>
@@ -6437,13 +6878,12 @@
           <w:noProof/>
           <w:sz w:val="28"/>
           <w:szCs w:val="28"/>
-          <w:lang w:val="en-US"/>
         </w:rPr>
         <w:drawing>
-          <wp:inline distT="0" distB="0" distL="0" distR="0" wp14:anchorId="2A7A20A0" wp14:editId="2A426F18">
-            <wp:extent cx="4086795" cy="2267266"/>
-            <wp:effectExtent l="0" t="0" r="9525" b="0"/>
-            <wp:docPr id="7" name="Рисунок 7"/>
+          <wp:inline distT="0" distB="0" distL="0" distR="0" wp14:anchorId="74E2A909" wp14:editId="367BA5BF">
+            <wp:extent cx="4486901" cy="3258005"/>
+            <wp:effectExtent l="0" t="0" r="0" b="0"/>
+            <wp:docPr id="2" name="Рисунок 2"/>
             <wp:cNvGraphicFramePr>
               <a:graphicFrameLocks xmlns:a="http://schemas.openxmlformats.org/drawingml/2006/main" noChangeAspect="1"/>
             </wp:cNvGraphicFramePr>
@@ -6463,7 +6903,7 @@
                   <pic:spPr>
                     <a:xfrm>
                       <a:off x="0" y="0"/>
-                      <a:ext cx="4086795" cy="2267266"/>
+                      <a:ext cx="4486901" cy="3258005"/>
                     </a:xfrm>
                     <a:prstGeom prst="rect">
                       <a:avLst/>
@@ -6482,143 +6922,208 @@
           <w:rFonts w:ascii="Times New Roman" w:hAnsi="Times New Roman" w:cs="Times New Roman"/>
           <w:sz w:val="28"/>
           <w:szCs w:val="28"/>
-          <w:lang w:val="en-US"/>
-        </w:rPr>
-      </w:pPr>
-    </w:p>
-    <w:p>
-      <w:pPr>
-        <w:rPr>
-          <w:rFonts w:ascii="Times New Roman" w:hAnsi="Times New Roman" w:cs="Times New Roman"/>
-          <w:sz w:val="28"/>
-          <w:szCs w:val="28"/>
-        </w:rPr>
-      </w:pPr>
-      <w:r>
-        <w:rPr>
-          <w:rFonts w:ascii="Times New Roman" w:hAnsi="Times New Roman" w:cs="Times New Roman"/>
-          <w:sz w:val="28"/>
-          <w:szCs w:val="28"/>
-        </w:rPr>
-        <w:t>Управление тут аналогично функции «0x0F Запись нескольких флагов».</w:t>
-      </w:r>
-    </w:p>
-    <w:p>
-      <w:pPr>
-        <w:rPr>
-          <w:rFonts w:ascii="Times New Roman" w:hAnsi="Times New Roman" w:cs="Times New Roman"/>
-          <w:sz w:val="28"/>
-          <w:szCs w:val="28"/>
-        </w:rPr>
-      </w:pPr>
-      <w:r>
-        <w:rPr>
-          <w:rFonts w:ascii="Times New Roman" w:hAnsi="Times New Roman" w:cs="Times New Roman"/>
-          <w:sz w:val="28"/>
-          <w:szCs w:val="28"/>
-        </w:rPr>
-        <w:t xml:space="preserve">В этой функции появляется </w:t>
-      </w:r>
-      <w:r>
-        <w:rPr>
-          <w:rFonts w:ascii="Times New Roman" w:hAnsi="Times New Roman" w:cs="Times New Roman"/>
-          <w:sz w:val="28"/>
-          <w:szCs w:val="28"/>
-        </w:rPr>
-        <w:t xml:space="preserve">возможность записи чисел типа </w:t>
-      </w:r>
-      <w:proofErr w:type="spellStart"/>
-      <w:r>
-        <w:rPr>
-          <w:rFonts w:ascii="Times New Roman" w:hAnsi="Times New Roman" w:cs="Times New Roman"/>
-          <w:sz w:val="28"/>
-          <w:szCs w:val="28"/>
-        </w:rPr>
-        <w:t>float</w:t>
-      </w:r>
-      <w:proofErr w:type="spellEnd"/>
-      <w:r>
-        <w:rPr>
-          <w:rFonts w:ascii="Times New Roman" w:hAnsi="Times New Roman" w:cs="Times New Roman"/>
-          <w:sz w:val="28"/>
-          <w:szCs w:val="28"/>
-        </w:rPr>
-        <w:t>.</w:t>
-      </w:r>
-    </w:p>
-    <w:p>
-      <w:pPr>
-        <w:rPr>
-          <w:rFonts w:ascii="Times New Roman" w:hAnsi="Times New Roman" w:cs="Times New Roman"/>
-          <w:sz w:val="28"/>
-          <w:szCs w:val="28"/>
-        </w:rPr>
-      </w:pPr>
-      <w:r>
-        <w:rPr>
-          <w:rFonts w:ascii="Times New Roman" w:hAnsi="Times New Roman" w:cs="Times New Roman"/>
-          <w:sz w:val="28"/>
-          <w:szCs w:val="28"/>
-        </w:rPr>
-        <w:t>Т</w:t>
-      </w:r>
-      <w:r>
-        <w:rPr>
-          <w:rFonts w:ascii="Times New Roman" w:hAnsi="Times New Roman" w:cs="Times New Roman"/>
-          <w:sz w:val="28"/>
-          <w:szCs w:val="28"/>
-        </w:rPr>
-        <w:t>акие числа занимают 2 слова или же 4 байта. Поэтому у следующего регистра смещение уже не +1, а +2 адреса.</w:t>
-      </w:r>
-    </w:p>
-    <w:p>
-      <w:pPr>
-        <w:rPr>
-          <w:rFonts w:ascii="Times New Roman" w:hAnsi="Times New Roman" w:cs="Times New Roman"/>
-          <w:sz w:val="28"/>
-          <w:szCs w:val="28"/>
-        </w:rPr>
-      </w:pPr>
-      <w:r>
-        <w:rPr>
-          <w:rFonts w:ascii="Times New Roman" w:hAnsi="Times New Roman" w:cs="Times New Roman"/>
-          <w:sz w:val="28"/>
-          <w:szCs w:val="28"/>
-        </w:rPr>
-        <w:t xml:space="preserve">Иногда бывает, что устройство может использовать нетипичный формат для расшифровки чисел типа </w:t>
-      </w:r>
-      <w:proofErr w:type="spellStart"/>
-      <w:r>
-        <w:rPr>
-          <w:rFonts w:ascii="Times New Roman" w:hAnsi="Times New Roman" w:cs="Times New Roman"/>
-          <w:sz w:val="28"/>
-          <w:szCs w:val="28"/>
-        </w:rPr>
-        <w:t>float</w:t>
-      </w:r>
-      <w:proofErr w:type="spellEnd"/>
-      <w:r>
-        <w:rPr>
-          <w:rFonts w:ascii="Times New Roman" w:hAnsi="Times New Roman" w:cs="Times New Roman"/>
-          <w:sz w:val="28"/>
-          <w:szCs w:val="28"/>
-        </w:rPr>
-        <w:t>. И чтобы подстроиться под конкретное устройство в настройках можно выбрать нужный формат записи.</w:t>
-      </w:r>
-    </w:p>
-    <w:p>
-      <w:pPr>
-        <w:rPr>
-          <w:rFonts w:ascii="Times New Roman" w:hAnsi="Times New Roman" w:cs="Times New Roman"/>
-          <w:sz w:val="28"/>
-          <w:szCs w:val="28"/>
-        </w:rPr>
-      </w:pPr>
-    </w:p>
-    <w:p>
-      <w:pPr>
-        <w:keepNext/>
+        </w:rPr>
+      </w:pPr>
+    </w:p>
+    <w:p>
+      <w:pPr>
+        <w:rPr>
+          <w:rFonts w:ascii="Times New Roman" w:hAnsi="Times New Roman" w:cs="Times New Roman"/>
+          <w:sz w:val="28"/>
+          <w:szCs w:val="28"/>
+        </w:rPr>
+      </w:pPr>
+    </w:p>
+    <w:p>
+      <w:pPr>
+        <w:rPr>
+          <w:rFonts w:ascii="Times New Roman" w:hAnsi="Times New Roman" w:cs="Times New Roman"/>
+          <w:sz w:val="28"/>
+          <w:szCs w:val="28"/>
+        </w:rPr>
+      </w:pPr>
+    </w:p>
+    <w:p>
+      <w:pPr>
+        <w:rPr>
+          <w:rFonts w:ascii="Times New Roman" w:hAnsi="Times New Roman" w:cs="Times New Roman"/>
+          <w:sz w:val="28"/>
+          <w:szCs w:val="28"/>
+        </w:rPr>
+      </w:pPr>
+    </w:p>
+    <w:p>
+      <w:pPr>
+        <w:rPr>
+          <w:rFonts w:ascii="Times New Roman" w:hAnsi="Times New Roman" w:cs="Times New Roman"/>
+          <w:sz w:val="28"/>
+          <w:szCs w:val="28"/>
+        </w:rPr>
+      </w:pPr>
+    </w:p>
+    <w:p>
+      <w:pPr>
+        <w:rPr>
+          <w:rFonts w:ascii="Times New Roman" w:hAnsi="Times New Roman" w:cs="Times New Roman"/>
+          <w:sz w:val="28"/>
+          <w:szCs w:val="28"/>
+        </w:rPr>
+      </w:pPr>
+    </w:p>
+    <w:p>
+      <w:pPr>
+        <w:rPr>
+          <w:rFonts w:ascii="Times New Roman" w:hAnsi="Times New Roman" w:cs="Times New Roman"/>
+          <w:sz w:val="28"/>
+          <w:szCs w:val="28"/>
+        </w:rPr>
+      </w:pPr>
+    </w:p>
+    <w:p>
+      <w:pPr>
+        <w:rPr>
+          <w:rFonts w:ascii="Times New Roman" w:hAnsi="Times New Roman" w:cs="Times New Roman"/>
+          <w:sz w:val="28"/>
+          <w:szCs w:val="28"/>
+        </w:rPr>
+      </w:pPr>
+    </w:p>
+    <w:p>
+      <w:pPr>
+        <w:rPr>
+          <w:rFonts w:ascii="Times New Roman" w:hAnsi="Times New Roman" w:cs="Times New Roman"/>
+          <w:sz w:val="28"/>
+          <w:szCs w:val="28"/>
+        </w:rPr>
+      </w:pPr>
+    </w:p>
+    <w:p>
+      <w:pPr>
+        <w:rPr>
+          <w:rFonts w:ascii="Times New Roman" w:hAnsi="Times New Roman" w:cs="Times New Roman"/>
+          <w:sz w:val="28"/>
+          <w:szCs w:val="28"/>
+        </w:rPr>
+      </w:pPr>
+    </w:p>
+    <w:p>
+      <w:pPr>
+        <w:rPr>
+          <w:rFonts w:ascii="Times New Roman" w:hAnsi="Times New Roman" w:cs="Times New Roman"/>
+          <w:sz w:val="28"/>
+          <w:szCs w:val="28"/>
+        </w:rPr>
+      </w:pPr>
+    </w:p>
+    <w:p>
+      <w:pPr>
+        <w:rPr>
+          <w:rFonts w:ascii="Times New Roman" w:hAnsi="Times New Roman" w:cs="Times New Roman"/>
+          <w:sz w:val="28"/>
+          <w:szCs w:val="28"/>
+        </w:rPr>
+      </w:pPr>
+    </w:p>
+    <w:p>
+      <w:pPr>
+        <w:rPr>
+          <w:rFonts w:ascii="Times New Roman" w:hAnsi="Times New Roman" w:cs="Times New Roman"/>
+          <w:sz w:val="28"/>
+          <w:szCs w:val="28"/>
+        </w:rPr>
+      </w:pPr>
+    </w:p>
+    <w:p>
+      <w:pPr>
+        <w:rPr>
+          <w:rFonts w:ascii="Times New Roman" w:hAnsi="Times New Roman" w:cs="Times New Roman"/>
+          <w:sz w:val="28"/>
+          <w:szCs w:val="28"/>
+        </w:rPr>
+      </w:pPr>
+    </w:p>
+    <w:p>
+      <w:pPr>
+        <w:pStyle w:val="2"/>
         <w:jc w:val="center"/>
+        <w:rPr>
+          <w:rFonts w:ascii="Times New Roman" w:hAnsi="Times New Roman" w:cs="Times New Roman"/>
+          <w:sz w:val="32"/>
+          <w:szCs w:val="32"/>
+        </w:rPr>
+      </w:pPr>
+      <w:bookmarkStart w:id="14" w:name="_Toc218719360"/>
+      <w:r>
+        <w:rPr>
+          <w:rFonts w:ascii="Times New Roman" w:hAnsi="Times New Roman" w:cs="Times New Roman"/>
+          <w:sz w:val="32"/>
+          <w:szCs w:val="32"/>
+        </w:rPr>
+        <w:lastRenderedPageBreak/>
+        <w:t>Представления</w:t>
+      </w:r>
+      <w:bookmarkEnd w:id="14"/>
+    </w:p>
+    <w:p>
+      <w:pPr>
+        <w:rPr>
+          <w:rFonts w:ascii="Times New Roman" w:hAnsi="Times New Roman" w:cs="Times New Roman"/>
+          <w:sz w:val="28"/>
+          <w:szCs w:val="28"/>
+        </w:rPr>
+      </w:pPr>
+    </w:p>
+    <w:p>
+      <w:pPr>
+        <w:rPr>
+          <w:rFonts w:ascii="Times New Roman" w:hAnsi="Times New Roman" w:cs="Times New Roman"/>
+          <w:sz w:val="28"/>
+          <w:szCs w:val="28"/>
+        </w:rPr>
+      </w:pPr>
+      <w:r>
+        <w:rPr>
+          <w:rFonts w:ascii="Times New Roman" w:hAnsi="Times New Roman" w:cs="Times New Roman"/>
+          <w:sz w:val="28"/>
+          <w:szCs w:val="28"/>
+        </w:rPr>
+        <w:t>Просто значения регистров можно посмотреть в табличном представлении. Но, к сожалению, в этих числах не всегда есть смысл. И иногда их требуется "расшифровать". Поэтому для интерпретации данных в терминале предусмотрена область с представлениями.</w:t>
+      </w:r>
+    </w:p>
+    <w:p>
+      <w:pPr>
+        <w:rPr>
+          <w:rFonts w:ascii="Times New Roman" w:hAnsi="Times New Roman" w:cs="Times New Roman"/>
+          <w:sz w:val="28"/>
+          <w:szCs w:val="28"/>
+        </w:rPr>
+      </w:pPr>
+      <w:r>
+        <w:rPr>
+          <w:rFonts w:ascii="Times New Roman" w:hAnsi="Times New Roman" w:cs="Times New Roman"/>
+          <w:sz w:val="28"/>
+          <w:szCs w:val="28"/>
+        </w:rPr>
+        <w:t>Всего есть 4 типа представлений:</w:t>
+      </w:r>
+    </w:p>
+    <w:p>
+      <w:pPr>
+        <w:rPr>
+          <w:rFonts w:ascii="Times New Roman" w:hAnsi="Times New Roman" w:cs="Times New Roman"/>
+          <w:sz w:val="28"/>
+          <w:szCs w:val="28"/>
+        </w:rPr>
+      </w:pPr>
+    </w:p>
+    <w:p>
+      <w:pPr>
+        <w:jc w:val="center"/>
+        <w:rPr>
+          <w:rFonts w:ascii="Times New Roman" w:hAnsi="Times New Roman" w:cs="Times New Roman"/>
+          <w:sz w:val="28"/>
+          <w:szCs w:val="28"/>
+        </w:rPr>
       </w:pPr>
       <w:r>
         <w:rPr>
@@ -6627,12 +7132,11 @@
           <w:sz w:val="28"/>
           <w:szCs w:val="28"/>
         </w:rPr>
-        <w:lastRenderedPageBreak/>
         <w:drawing>
-          <wp:inline distT="0" distB="0" distL="0" distR="0" wp14:anchorId="6F586D1A" wp14:editId="2E5E5E6E">
-            <wp:extent cx="5144218" cy="5048955"/>
-            <wp:effectExtent l="0" t="0" r="0" b="0"/>
-            <wp:docPr id="8" name="Рисунок 8"/>
+          <wp:inline distT="0" distB="0" distL="0" distR="0" wp14:anchorId="06305F13" wp14:editId="6E1EC523">
+            <wp:extent cx="6645910" cy="1357630"/>
+            <wp:effectExtent l="0" t="0" r="2540" b="0"/>
+            <wp:docPr id="9" name="Рисунок 9"/>
             <wp:cNvGraphicFramePr>
               <a:graphicFrameLocks xmlns:a="http://schemas.openxmlformats.org/drawingml/2006/main" noChangeAspect="1"/>
             </wp:cNvGraphicFramePr>
@@ -6652,7 +7156,7 @@
                   <pic:spPr>
                     <a:xfrm>
                       <a:off x="0" y="0"/>
-                      <a:ext cx="5144218" cy="5048955"/>
+                      <a:ext cx="6645910" cy="1357630"/>
                     </a:xfrm>
                     <a:prstGeom prst="rect">
                       <a:avLst/>
@@ -6680,186 +7184,14 @@
           <w:sz w:val="28"/>
           <w:szCs w:val="28"/>
         </w:rPr>
-        <w:t xml:space="preserve">Страница с настройками режима </w:t>
-      </w:r>
-      <w:r>
-        <w:rPr>
-          <w:rFonts w:ascii="Times New Roman" w:hAnsi="Times New Roman" w:cs="Times New Roman"/>
-          <w:sz w:val="28"/>
-          <w:szCs w:val="28"/>
-          <w:lang w:val="en-US"/>
-        </w:rPr>
-        <w:t>Modbus</w:t>
-      </w:r>
-      <w:r>
-        <w:rPr>
-          <w:rFonts w:ascii="Times New Roman" w:hAnsi="Times New Roman" w:cs="Times New Roman"/>
-          <w:sz w:val="28"/>
-          <w:szCs w:val="28"/>
-        </w:rPr>
-        <w:t>.</w:t>
-      </w:r>
-    </w:p>
-    <w:p>
-      <w:pPr>
-        <w:rPr>
-          <w:rFonts w:ascii="Times New Roman" w:hAnsi="Times New Roman" w:cs="Times New Roman"/>
-          <w:sz w:val="28"/>
-          <w:szCs w:val="28"/>
-        </w:rPr>
-      </w:pPr>
-    </w:p>
-    <w:p>
-      <w:pPr>
-        <w:rPr>
-          <w:rFonts w:ascii="Times New Roman" w:hAnsi="Times New Roman" w:cs="Times New Roman"/>
-          <w:sz w:val="28"/>
-          <w:szCs w:val="28"/>
-        </w:rPr>
-      </w:pPr>
-    </w:p>
-    <w:p>
-      <w:pPr>
-        <w:rPr>
-          <w:rFonts w:ascii="Times New Roman" w:hAnsi="Times New Roman" w:cs="Times New Roman"/>
-          <w:sz w:val="28"/>
-          <w:szCs w:val="28"/>
-        </w:rPr>
-      </w:pPr>
-    </w:p>
-    <w:p>
-      <w:pPr>
-        <w:rPr>
-          <w:rFonts w:ascii="Times New Roman" w:hAnsi="Times New Roman" w:cs="Times New Roman"/>
-          <w:sz w:val="28"/>
-          <w:szCs w:val="28"/>
-        </w:rPr>
-      </w:pPr>
-    </w:p>
-    <w:p>
-      <w:pPr>
-        <w:rPr>
-          <w:rFonts w:ascii="Times New Roman" w:hAnsi="Times New Roman" w:cs="Times New Roman"/>
-          <w:sz w:val="28"/>
-          <w:szCs w:val="28"/>
-        </w:rPr>
-      </w:pPr>
-    </w:p>
-    <w:p>
-      <w:pPr>
-        <w:rPr>
-          <w:rFonts w:ascii="Times New Roman" w:hAnsi="Times New Roman" w:cs="Times New Roman"/>
-          <w:sz w:val="28"/>
-          <w:szCs w:val="28"/>
-        </w:rPr>
-      </w:pPr>
-    </w:p>
-    <w:p>
-      <w:pPr>
-        <w:rPr>
-          <w:rFonts w:ascii="Times New Roman" w:hAnsi="Times New Roman" w:cs="Times New Roman"/>
-          <w:sz w:val="28"/>
-          <w:szCs w:val="28"/>
-        </w:rPr>
-      </w:pPr>
-    </w:p>
-    <w:p>
-      <w:pPr>
-        <w:rPr>
-          <w:rFonts w:ascii="Times New Roman" w:hAnsi="Times New Roman" w:cs="Times New Roman"/>
-          <w:sz w:val="28"/>
-          <w:szCs w:val="28"/>
-        </w:rPr>
-      </w:pPr>
-    </w:p>
-    <w:p>
-      <w:pPr>
-        <w:rPr>
-          <w:rFonts w:ascii="Times New Roman" w:hAnsi="Times New Roman" w:cs="Times New Roman"/>
-          <w:sz w:val="28"/>
-          <w:szCs w:val="28"/>
-        </w:rPr>
-      </w:pPr>
-    </w:p>
-    <w:p>
-      <w:pPr>
-        <w:rPr>
-          <w:rFonts w:ascii="Times New Roman" w:hAnsi="Times New Roman" w:cs="Times New Roman"/>
-          <w:sz w:val="28"/>
-          <w:szCs w:val="28"/>
-        </w:rPr>
-      </w:pPr>
-    </w:p>
-    <w:p>
-      <w:pPr>
-        <w:rPr>
-          <w:rFonts w:ascii="Times New Roman" w:hAnsi="Times New Roman" w:cs="Times New Roman"/>
-          <w:sz w:val="28"/>
-          <w:szCs w:val="28"/>
-        </w:rPr>
-      </w:pPr>
-    </w:p>
-    <w:p>
-      <w:pPr>
-        <w:rPr>
-          <w:rFonts w:ascii="Times New Roman" w:hAnsi="Times New Roman" w:cs="Times New Roman"/>
-          <w:sz w:val="28"/>
-          <w:szCs w:val="28"/>
-        </w:rPr>
-      </w:pPr>
-    </w:p>
-    <w:p>
-      <w:pPr>
-        <w:pStyle w:val="2"/>
+        <w:t>Последний запрос</w:t>
+      </w:r>
+    </w:p>
+    <w:p>
+      <w:pPr>
         <w:jc w:val="center"/>
         <w:rPr>
           <w:rFonts w:ascii="Times New Roman" w:hAnsi="Times New Roman" w:cs="Times New Roman"/>
-          <w:sz w:val="32"/>
-          <w:szCs w:val="32"/>
-        </w:rPr>
-      </w:pPr>
-      <w:bookmarkStart w:id="13" w:name="_Toc215003697"/>
-      <w:r>
-        <w:rPr>
-          <w:rFonts w:ascii="Times New Roman" w:hAnsi="Times New Roman" w:cs="Times New Roman"/>
-          <w:sz w:val="32"/>
-          <w:szCs w:val="32"/>
-        </w:rPr>
-        <w:lastRenderedPageBreak/>
-        <w:t>Цикличный режим работы</w:t>
-      </w:r>
-      <w:bookmarkEnd w:id="13"/>
-    </w:p>
-    <w:p>
-      <w:pPr>
-        <w:rPr>
-          <w:rFonts w:ascii="Times New Roman" w:hAnsi="Times New Roman" w:cs="Times New Roman"/>
-          <w:sz w:val="28"/>
-          <w:szCs w:val="28"/>
-        </w:rPr>
-      </w:pPr>
-    </w:p>
-    <w:p>
-      <w:pPr>
-        <w:rPr>
-          <w:rFonts w:ascii="Times New Roman" w:hAnsi="Times New Roman" w:cs="Times New Roman"/>
-          <w:sz w:val="28"/>
-          <w:szCs w:val="28"/>
-        </w:rPr>
-      </w:pPr>
-      <w:r>
-        <w:rPr>
-          <w:rFonts w:ascii="Times New Roman" w:hAnsi="Times New Roman" w:cs="Times New Roman"/>
-          <w:sz w:val="28"/>
-          <w:szCs w:val="28"/>
-        </w:rPr>
-        <w:t>В данном режиме можно только читать регистры с заданным периодом.</w:t>
-      </w:r>
-    </w:p>
-    <w:p>
-      <w:pPr>
-        <w:rPr>
-          <w:rFonts w:ascii="Times New Roman" w:hAnsi="Times New Roman" w:cs="Times New Roman"/>
           <w:sz w:val="28"/>
           <w:szCs w:val="28"/>
         </w:rPr>
@@ -6882,10 +7214,10 @@
           <w:szCs w:val="28"/>
         </w:rPr>
         <w:drawing>
-          <wp:inline distT="0" distB="0" distL="0" distR="0" wp14:anchorId="74E2A909" wp14:editId="367BA5BF">
-            <wp:extent cx="4486901" cy="3258005"/>
-            <wp:effectExtent l="0" t="0" r="0" b="0"/>
-            <wp:docPr id="2" name="Рисунок 2"/>
+          <wp:inline distT="0" distB="0" distL="0" distR="0" wp14:anchorId="131CBF07" wp14:editId="191459FB">
+            <wp:extent cx="6645910" cy="1373505"/>
+            <wp:effectExtent l="0" t="0" r="2540" b="0"/>
+            <wp:docPr id="10" name="Рисунок 10"/>
             <wp:cNvGraphicFramePr>
               <a:graphicFrameLocks xmlns:a="http://schemas.openxmlformats.org/drawingml/2006/main" noChangeAspect="1"/>
             </wp:cNvGraphicFramePr>
@@ -6905,7 +7237,7 @@
                   <pic:spPr>
                     <a:xfrm>
                       <a:off x="0" y="0"/>
-                      <a:ext cx="4486901" cy="3258005"/>
+                      <a:ext cx="6645910" cy="1373505"/>
                     </a:xfrm>
                     <a:prstGeom prst="rect">
                       <a:avLst/>
@@ -6920,203 +7252,21 @@
     </w:p>
     <w:p>
       <w:pPr>
-        <w:rPr>
-          <w:rFonts w:ascii="Times New Roman" w:hAnsi="Times New Roman" w:cs="Times New Roman"/>
-          <w:sz w:val="28"/>
-          <w:szCs w:val="28"/>
-        </w:rPr>
-      </w:pPr>
-    </w:p>
-    <w:p>
-      <w:pPr>
-        <w:rPr>
-          <w:rFonts w:ascii="Times New Roman" w:hAnsi="Times New Roman" w:cs="Times New Roman"/>
-          <w:sz w:val="28"/>
-          <w:szCs w:val="28"/>
-        </w:rPr>
-      </w:pPr>
-    </w:p>
-    <w:p>
-      <w:pPr>
-        <w:rPr>
-          <w:rFonts w:ascii="Times New Roman" w:hAnsi="Times New Roman" w:cs="Times New Roman"/>
-          <w:sz w:val="28"/>
-          <w:szCs w:val="28"/>
-        </w:rPr>
-      </w:pPr>
-    </w:p>
-    <w:p>
-      <w:pPr>
-        <w:rPr>
-          <w:rFonts w:ascii="Times New Roman" w:hAnsi="Times New Roman" w:cs="Times New Roman"/>
-          <w:sz w:val="28"/>
-          <w:szCs w:val="28"/>
-        </w:rPr>
-      </w:pPr>
-    </w:p>
-    <w:p>
-      <w:pPr>
-        <w:rPr>
-          <w:rFonts w:ascii="Times New Roman" w:hAnsi="Times New Roman" w:cs="Times New Roman"/>
-          <w:sz w:val="28"/>
-          <w:szCs w:val="28"/>
-        </w:rPr>
-      </w:pPr>
-    </w:p>
-    <w:p>
-      <w:pPr>
-        <w:rPr>
-          <w:rFonts w:ascii="Times New Roman" w:hAnsi="Times New Roman" w:cs="Times New Roman"/>
-          <w:sz w:val="28"/>
-          <w:szCs w:val="28"/>
-        </w:rPr>
-      </w:pPr>
-    </w:p>
-    <w:p>
-      <w:pPr>
-        <w:rPr>
-          <w:rFonts w:ascii="Times New Roman" w:hAnsi="Times New Roman" w:cs="Times New Roman"/>
-          <w:sz w:val="28"/>
-          <w:szCs w:val="28"/>
-        </w:rPr>
-      </w:pPr>
-    </w:p>
-    <w:p>
-      <w:pPr>
-        <w:rPr>
-          <w:rFonts w:ascii="Times New Roman" w:hAnsi="Times New Roman" w:cs="Times New Roman"/>
-          <w:sz w:val="28"/>
-          <w:szCs w:val="28"/>
-        </w:rPr>
-      </w:pPr>
-    </w:p>
-    <w:p>
-      <w:pPr>
-        <w:rPr>
-          <w:rFonts w:ascii="Times New Roman" w:hAnsi="Times New Roman" w:cs="Times New Roman"/>
-          <w:sz w:val="28"/>
-          <w:szCs w:val="28"/>
-        </w:rPr>
-      </w:pPr>
-    </w:p>
-    <w:p>
-      <w:pPr>
-        <w:rPr>
-          <w:rFonts w:ascii="Times New Roman" w:hAnsi="Times New Roman" w:cs="Times New Roman"/>
-          <w:sz w:val="28"/>
-          <w:szCs w:val="28"/>
-        </w:rPr>
-      </w:pPr>
-    </w:p>
-    <w:p>
-      <w:pPr>
-        <w:rPr>
-          <w:rFonts w:ascii="Times New Roman" w:hAnsi="Times New Roman" w:cs="Times New Roman"/>
-          <w:sz w:val="28"/>
-          <w:szCs w:val="28"/>
-        </w:rPr>
-      </w:pPr>
-    </w:p>
-    <w:p>
-      <w:pPr>
-        <w:rPr>
-          <w:rFonts w:ascii="Times New Roman" w:hAnsi="Times New Roman" w:cs="Times New Roman"/>
-          <w:sz w:val="28"/>
-          <w:szCs w:val="28"/>
-        </w:rPr>
-      </w:pPr>
-    </w:p>
-    <w:p>
-      <w:pPr>
-        <w:rPr>
-          <w:rFonts w:ascii="Times New Roman" w:hAnsi="Times New Roman" w:cs="Times New Roman"/>
-          <w:sz w:val="28"/>
-          <w:szCs w:val="28"/>
-        </w:rPr>
-      </w:pPr>
-    </w:p>
-    <w:p>
-      <w:pPr>
-        <w:rPr>
-          <w:rFonts w:ascii="Times New Roman" w:hAnsi="Times New Roman" w:cs="Times New Roman"/>
-          <w:sz w:val="28"/>
-          <w:szCs w:val="28"/>
-        </w:rPr>
-      </w:pPr>
-    </w:p>
-    <w:p>
-      <w:pPr>
-        <w:pStyle w:val="2"/>
         <w:jc w:val="center"/>
         <w:rPr>
           <w:rFonts w:ascii="Times New Roman" w:hAnsi="Times New Roman" w:cs="Times New Roman"/>
-          <w:sz w:val="32"/>
-          <w:szCs w:val="32"/>
-        </w:rPr>
-      </w:pPr>
-      <w:bookmarkStart w:id="14" w:name="_Toc215003698"/>
-      <w:r>
-        <w:rPr>
-          <w:rFonts w:ascii="Times New Roman" w:hAnsi="Times New Roman" w:cs="Times New Roman"/>
-          <w:sz w:val="32"/>
-          <w:szCs w:val="32"/>
-        </w:rPr>
-        <w:lastRenderedPageBreak/>
-        <w:t>Представления</w:t>
-      </w:r>
-      <w:bookmarkEnd w:id="14"/>
-    </w:p>
-    <w:p>
-      <w:pPr>
-        <w:rPr>
-          <w:rFonts w:ascii="Times New Roman" w:hAnsi="Times New Roman" w:cs="Times New Roman"/>
-          <w:sz w:val="28"/>
-          <w:szCs w:val="28"/>
-        </w:rPr>
-      </w:pPr>
-    </w:p>
-    <w:p>
-      <w:pPr>
-        <w:rPr>
-          <w:rFonts w:ascii="Times New Roman" w:hAnsi="Times New Roman" w:cs="Times New Roman"/>
-          <w:sz w:val="28"/>
-          <w:szCs w:val="28"/>
-        </w:rPr>
-      </w:pPr>
-      <w:r>
-        <w:rPr>
-          <w:rFonts w:ascii="Times New Roman" w:hAnsi="Times New Roman" w:cs="Times New Roman"/>
-          <w:sz w:val="28"/>
-          <w:szCs w:val="28"/>
-        </w:rPr>
-        <w:t>Просто значения регистров можно посмотреть в табличном представлении. Но, к сожалению, в этих числах не всегда есть смысл. И иногда их требуется "расшифровать". Поэтому для интерпретации данных в терминале предусмотрена область с представлениями.</w:t>
-      </w:r>
-    </w:p>
-    <w:p>
-      <w:pPr>
-        <w:rPr>
-          <w:rFonts w:ascii="Times New Roman" w:hAnsi="Times New Roman" w:cs="Times New Roman"/>
-          <w:sz w:val="28"/>
-          <w:szCs w:val="28"/>
-        </w:rPr>
-      </w:pPr>
-      <w:r>
-        <w:rPr>
-          <w:rFonts w:ascii="Times New Roman" w:hAnsi="Times New Roman" w:cs="Times New Roman"/>
-          <w:sz w:val="28"/>
-          <w:szCs w:val="28"/>
-        </w:rPr>
-        <w:t>Всего есть 4 типа представлений:</w:t>
-      </w:r>
-    </w:p>
-    <w:p>
-      <w:pPr>
-        <w:rPr>
-          <w:rFonts w:ascii="Times New Roman" w:hAnsi="Times New Roman" w:cs="Times New Roman"/>
-          <w:sz w:val="28"/>
-          <w:szCs w:val="28"/>
-        </w:rPr>
-      </w:pPr>
+          <w:sz w:val="28"/>
+          <w:szCs w:val="28"/>
+        </w:rPr>
+      </w:pPr>
+      <w:r>
+        <w:rPr>
+          <w:rFonts w:ascii="Times New Roman" w:hAnsi="Times New Roman" w:cs="Times New Roman"/>
+          <w:sz w:val="28"/>
+          <w:szCs w:val="28"/>
+        </w:rPr>
+        <w:t>История обмена</w:t>
+      </w:r>
     </w:p>
     <w:p>
       <w:pPr>
@@ -7127,6 +7277,16 @@
           <w:szCs w:val="28"/>
         </w:rPr>
       </w:pPr>
+    </w:p>
+    <w:p>
+      <w:pPr>
+        <w:jc w:val="center"/>
+        <w:rPr>
+          <w:rFonts w:ascii="Times New Roman" w:hAnsi="Times New Roman" w:cs="Times New Roman"/>
+          <w:sz w:val="28"/>
+          <w:szCs w:val="28"/>
+        </w:rPr>
+      </w:pPr>
       <w:r>
         <w:rPr>
           <w:rFonts w:ascii="Times New Roman" w:hAnsi="Times New Roman" w:cs="Times New Roman"/>
@@ -7135,10 +7295,10 @@
           <w:szCs w:val="28"/>
         </w:rPr>
         <w:drawing>
-          <wp:inline distT="0" distB="0" distL="0" distR="0" wp14:anchorId="06305F13" wp14:editId="6E1EC523">
-            <wp:extent cx="6645910" cy="1357630"/>
+          <wp:inline distT="0" distB="0" distL="0" distR="0" wp14:anchorId="1ECA1D04" wp14:editId="7431D1F7">
+            <wp:extent cx="6645910" cy="1341120"/>
             <wp:effectExtent l="0" t="0" r="2540" b="0"/>
-            <wp:docPr id="9" name="Рисунок 9"/>
+            <wp:docPr id="11" name="Рисунок 11"/>
             <wp:cNvGraphicFramePr>
               <a:graphicFrameLocks xmlns:a="http://schemas.openxmlformats.org/drawingml/2006/main" noChangeAspect="1"/>
             </wp:cNvGraphicFramePr>
@@ -7158,7 +7318,7 @@
                   <pic:spPr>
                     <a:xfrm>
                       <a:off x="0" y="0"/>
-                      <a:ext cx="6645910" cy="1357630"/>
+                      <a:ext cx="6645910" cy="1341120"/>
                     </a:xfrm>
                     <a:prstGeom prst="rect">
                       <a:avLst/>
@@ -7186,7 +7346,7 @@
           <w:sz w:val="28"/>
           <w:szCs w:val="28"/>
         </w:rPr>
-        <w:t>Последний запрос</w:t>
+        <w:t>Бинарное представление</w:t>
       </w:r>
     </w:p>
     <w:p>
@@ -7215,11 +7375,12 @@
           <w:sz w:val="28"/>
           <w:szCs w:val="28"/>
         </w:rPr>
+        <w:lastRenderedPageBreak/>
         <w:drawing>
-          <wp:inline distT="0" distB="0" distL="0" distR="0" wp14:anchorId="131CBF07" wp14:editId="191459FB">
-            <wp:extent cx="6645910" cy="1373505"/>
-            <wp:effectExtent l="0" t="0" r="2540" b="0"/>
-            <wp:docPr id="10" name="Рисунок 10"/>
+          <wp:inline distT="0" distB="0" distL="0" distR="0" wp14:anchorId="7F31B457" wp14:editId="02717725">
+            <wp:extent cx="6645910" cy="1381125"/>
+            <wp:effectExtent l="0" t="0" r="2540" b="9525"/>
+            <wp:docPr id="12" name="Рисунок 12"/>
             <wp:cNvGraphicFramePr>
               <a:graphicFrameLocks xmlns:a="http://schemas.openxmlformats.org/drawingml/2006/main" noChangeAspect="1"/>
             </wp:cNvGraphicFramePr>
@@ -7239,169 +7400,6 @@
                   <pic:spPr>
                     <a:xfrm>
                       <a:off x="0" y="0"/>
-                      <a:ext cx="6645910" cy="1373505"/>
-                    </a:xfrm>
-                    <a:prstGeom prst="rect">
-                      <a:avLst/>
-                    </a:prstGeom>
-                  </pic:spPr>
-                </pic:pic>
-              </a:graphicData>
-            </a:graphic>
-          </wp:inline>
-        </w:drawing>
-      </w:r>
-    </w:p>
-    <w:p>
-      <w:pPr>
-        <w:jc w:val="center"/>
-        <w:rPr>
-          <w:rFonts w:ascii="Times New Roman" w:hAnsi="Times New Roman" w:cs="Times New Roman"/>
-          <w:sz w:val="28"/>
-          <w:szCs w:val="28"/>
-        </w:rPr>
-      </w:pPr>
-      <w:r>
-        <w:rPr>
-          <w:rFonts w:ascii="Times New Roman" w:hAnsi="Times New Roman" w:cs="Times New Roman"/>
-          <w:sz w:val="28"/>
-          <w:szCs w:val="28"/>
-        </w:rPr>
-        <w:t>История обмена</w:t>
-      </w:r>
-    </w:p>
-    <w:p>
-      <w:pPr>
-        <w:jc w:val="center"/>
-        <w:rPr>
-          <w:rFonts w:ascii="Times New Roman" w:hAnsi="Times New Roman" w:cs="Times New Roman"/>
-          <w:sz w:val="28"/>
-          <w:szCs w:val="28"/>
-        </w:rPr>
-      </w:pPr>
-    </w:p>
-    <w:p>
-      <w:pPr>
-        <w:jc w:val="center"/>
-        <w:rPr>
-          <w:rFonts w:ascii="Times New Roman" w:hAnsi="Times New Roman" w:cs="Times New Roman"/>
-          <w:sz w:val="28"/>
-          <w:szCs w:val="28"/>
-        </w:rPr>
-      </w:pPr>
-      <w:r>
-        <w:rPr>
-          <w:rFonts w:ascii="Times New Roman" w:hAnsi="Times New Roman" w:cs="Times New Roman"/>
-          <w:noProof/>
-          <w:sz w:val="28"/>
-          <w:szCs w:val="28"/>
-        </w:rPr>
-        <w:drawing>
-          <wp:inline distT="0" distB="0" distL="0" distR="0" wp14:anchorId="1ECA1D04" wp14:editId="7431D1F7">
-            <wp:extent cx="6645910" cy="1341120"/>
-            <wp:effectExtent l="0" t="0" r="2540" b="0"/>
-            <wp:docPr id="11" name="Рисунок 11"/>
-            <wp:cNvGraphicFramePr>
-              <a:graphicFrameLocks xmlns:a="http://schemas.openxmlformats.org/drawingml/2006/main" noChangeAspect="1"/>
-            </wp:cNvGraphicFramePr>
-            <a:graphic xmlns:a="http://schemas.openxmlformats.org/drawingml/2006/main">
-              <a:graphicData uri="http://schemas.openxmlformats.org/drawingml/2006/picture">
-                <pic:pic xmlns:pic="http://schemas.openxmlformats.org/drawingml/2006/picture">
-                  <pic:nvPicPr>
-                    <pic:cNvPr id="1" name=""/>
-                    <pic:cNvPicPr/>
-                  </pic:nvPicPr>
-                  <pic:blipFill>
-                    <a:blip r:embed="rId27"/>
-                    <a:stretch>
-                      <a:fillRect/>
-                    </a:stretch>
-                  </pic:blipFill>
-                  <pic:spPr>
-                    <a:xfrm>
-                      <a:off x="0" y="0"/>
-                      <a:ext cx="6645910" cy="1341120"/>
-                    </a:xfrm>
-                    <a:prstGeom prst="rect">
-                      <a:avLst/>
-                    </a:prstGeom>
-                  </pic:spPr>
-                </pic:pic>
-              </a:graphicData>
-            </a:graphic>
-          </wp:inline>
-        </w:drawing>
-      </w:r>
-    </w:p>
-    <w:p>
-      <w:pPr>
-        <w:jc w:val="center"/>
-        <w:rPr>
-          <w:rFonts w:ascii="Times New Roman" w:hAnsi="Times New Roman" w:cs="Times New Roman"/>
-          <w:sz w:val="28"/>
-          <w:szCs w:val="28"/>
-        </w:rPr>
-      </w:pPr>
-      <w:r>
-        <w:rPr>
-          <w:rFonts w:ascii="Times New Roman" w:hAnsi="Times New Roman" w:cs="Times New Roman"/>
-          <w:sz w:val="28"/>
-          <w:szCs w:val="28"/>
-        </w:rPr>
-        <w:t>Бинарное представление</w:t>
-      </w:r>
-    </w:p>
-    <w:p>
-      <w:pPr>
-        <w:jc w:val="center"/>
-        <w:rPr>
-          <w:rFonts w:ascii="Times New Roman" w:hAnsi="Times New Roman" w:cs="Times New Roman"/>
-          <w:sz w:val="28"/>
-          <w:szCs w:val="28"/>
-        </w:rPr>
-      </w:pPr>
-    </w:p>
-    <w:p>
-      <w:pPr>
-        <w:jc w:val="center"/>
-        <w:rPr>
-          <w:rFonts w:ascii="Times New Roman" w:hAnsi="Times New Roman" w:cs="Times New Roman"/>
-          <w:sz w:val="28"/>
-          <w:szCs w:val="28"/>
-        </w:rPr>
-      </w:pPr>
-      <w:r>
-        <w:rPr>
-          <w:rFonts w:ascii="Times New Roman" w:hAnsi="Times New Roman" w:cs="Times New Roman"/>
-          <w:noProof/>
-          <w:sz w:val="28"/>
-          <w:szCs w:val="28"/>
-        </w:rPr>
-        <w:lastRenderedPageBreak/>
-        <w:drawing>
-          <wp:inline distT="0" distB="0" distL="0" distR="0" wp14:anchorId="7F31B457" wp14:editId="02717725">
-            <wp:extent cx="6645910" cy="1381125"/>
-            <wp:effectExtent l="0" t="0" r="2540" b="9525"/>
-            <wp:docPr id="12" name="Рисунок 12"/>
-            <wp:cNvGraphicFramePr>
-              <a:graphicFrameLocks xmlns:a="http://schemas.openxmlformats.org/drawingml/2006/main" noChangeAspect="1"/>
-            </wp:cNvGraphicFramePr>
-            <a:graphic xmlns:a="http://schemas.openxmlformats.org/drawingml/2006/main">
-              <a:graphicData uri="http://schemas.openxmlformats.org/drawingml/2006/picture">
-                <pic:pic xmlns:pic="http://schemas.openxmlformats.org/drawingml/2006/picture">
-                  <pic:nvPicPr>
-                    <pic:cNvPr id="1" name=""/>
-                    <pic:cNvPicPr/>
-                  </pic:nvPicPr>
-                  <pic:blipFill>
-                    <a:blip r:embed="rId28"/>
-                    <a:stretch>
-                      <a:fillRect/>
-                    </a:stretch>
-                  </pic:blipFill>
-                  <pic:spPr>
-                    <a:xfrm>
-                      <a:off x="0" y="0"/>
                       <a:ext cx="6645910" cy="1381125"/>
                     </a:xfrm>
                     <a:prstGeom prst="rect">
@@ -7479,7 +7477,7 @@
           <w:szCs w:val="32"/>
         </w:rPr>
       </w:pPr>
-      <w:bookmarkStart w:id="15" w:name="_Toc215003699"/>
+      <w:bookmarkStart w:id="15" w:name="_Toc218719361"/>
       <w:r>
         <w:rPr>
           <w:rFonts w:ascii="Times New Roman" w:hAnsi="Times New Roman" w:cs="Times New Roman"/>
@@ -7944,7 +7942,7 @@
                     </pic:cNvPicPr>
                   </pic:nvPicPr>
                   <pic:blipFill>
-                    <a:blip r:embed="rId29">
+                    <a:blip r:embed="rId27">
                       <a:extLst>
                         <a:ext uri="{28A0092B-C50C-407E-A947-70E740481C1C}">
                           <a14:useLocalDpi xmlns:a14="http://schemas.microsoft.com/office/drawing/2010/main" val="0"/>
@@ -8038,7 +8036,7 @@
                     </pic:cNvPicPr>
                   </pic:nvPicPr>
                   <pic:blipFill>
-                    <a:blip r:embed="rId30">
+                    <a:blip r:embed="rId28">
                       <a:extLst>
                         <a:ext uri="{28A0092B-C50C-407E-A947-70E740481C1C}">
                           <a14:useLocalDpi xmlns:a14="http://schemas.microsoft.com/office/drawing/2010/main" val="0"/>
@@ -8107,7 +8105,7 @@
           <w:szCs w:val="36"/>
         </w:rPr>
       </w:pPr>
-      <w:bookmarkStart w:id="16" w:name="_Toc215003700"/>
+      <w:bookmarkStart w:id="16" w:name="_Toc218719362"/>
       <w:r>
         <w:rPr>
           <w:rFonts w:ascii="Times New Roman" w:hAnsi="Times New Roman" w:cs="Times New Roman"/>
@@ -8294,7 +8292,7 @@
                     </pic:cNvPicPr>
                   </pic:nvPicPr>
                   <pic:blipFill>
-                    <a:blip r:embed="rId31">
+                    <a:blip r:embed="rId29">
                       <a:extLst>
                         <a:ext uri="{28A0092B-C50C-407E-A947-70E740481C1C}">
                           <a14:useLocalDpi xmlns:a14="http://schemas.microsoft.com/office/drawing/2010/main" val="0"/>
@@ -8406,7 +8404,7 @@
           <w:szCs w:val="32"/>
         </w:rPr>
       </w:pPr>
-      <w:bookmarkStart w:id="17" w:name="_Toc215003701"/>
+      <w:bookmarkStart w:id="17" w:name="_Toc218719363"/>
       <w:r>
         <w:rPr>
           <w:rFonts w:ascii="Times New Roman" w:hAnsi="Times New Roman" w:cs="Times New Roman"/>
@@ -8755,7 +8753,7 @@
                     </pic:cNvPicPr>
                   </pic:nvPicPr>
                   <pic:blipFill>
-                    <a:blip r:embed="rId32">
+                    <a:blip r:embed="rId30">
                       <a:extLst>
                         <a:ext uri="{28A0092B-C50C-407E-A947-70E740481C1C}">
                           <a14:useLocalDpi xmlns:a14="http://schemas.microsoft.com/office/drawing/2010/main" val="0"/>
@@ -8839,7 +8837,7 @@
                     </pic:cNvPicPr>
                   </pic:nvPicPr>
                   <pic:blipFill>
-                    <a:blip r:embed="rId33">
+                    <a:blip r:embed="rId31">
                       <a:extLst>
                         <a:ext uri="{28A0092B-C50C-407E-A947-70E740481C1C}">
                           <a14:useLocalDpi xmlns:a14="http://schemas.microsoft.com/office/drawing/2010/main" val="0"/>
@@ -9435,7 +9433,7 @@
                     </pic:cNvPicPr>
                   </pic:nvPicPr>
                   <pic:blipFill>
-                    <a:blip r:embed="rId34">
+                    <a:blip r:embed="rId32">
                       <a:extLst>
                         <a:ext uri="{28A0092B-C50C-407E-A947-70E740481C1C}">
                           <a14:useLocalDpi xmlns:a14="http://schemas.microsoft.com/office/drawing/2010/main" val="0"/>
@@ -9807,7 +9805,7 @@
                     </pic:cNvPicPr>
                   </pic:nvPicPr>
                   <pic:blipFill>
-                    <a:blip r:embed="rId35">
+                    <a:blip r:embed="rId33">
                       <a:extLst>
                         <a:ext uri="{28A0092B-C50C-407E-A947-70E740481C1C}">
                           <a14:useLocalDpi xmlns:a14="http://schemas.microsoft.com/office/drawing/2010/main" val="0"/>
@@ -9930,7 +9928,7 @@
           <w:szCs w:val="36"/>
         </w:rPr>
       </w:pPr>
-      <w:bookmarkStart w:id="18" w:name="_Toc215003702"/>
+      <w:bookmarkStart w:id="18" w:name="_Toc218719364"/>
       <w:r>
         <w:rPr>
           <w:rFonts w:ascii="Times New Roman" w:hAnsi="Times New Roman" w:cs="Times New Roman"/>
@@ -9969,7 +9967,7 @@
           <w:szCs w:val="28"/>
         </w:rPr>
       </w:pPr>
-      <w:hyperlink r:id="rId36" w:history="1">
+      <w:hyperlink r:id="rId34" w:history="1">
         <w:proofErr w:type="spellStart"/>
         <w:r>
           <w:rPr>
@@ -10191,7 +10189,7 @@
           <w:szCs w:val="28"/>
         </w:rPr>
       </w:pPr>
-      <w:hyperlink r:id="rId37" w:history="1">
+      <w:hyperlink r:id="rId35" w:history="1">
         <w:r>
           <w:rPr>
             <w:rStyle w:val="a7"/>
@@ -10240,7 +10238,7 @@
           <w:szCs w:val="28"/>
         </w:rPr>
       </w:pPr>
-      <w:hyperlink r:id="rId38" w:history="1">
+      <w:hyperlink r:id="rId36" w:history="1">
         <w:r>
           <w:rPr>
             <w:rStyle w:val="a7"/>
@@ -10300,7 +10298,7 @@
           <w:szCs w:val="36"/>
         </w:rPr>
       </w:pPr>
-      <w:bookmarkStart w:id="19" w:name="_Toc215003703"/>
+      <w:bookmarkStart w:id="19" w:name="_Toc218719365"/>
       <w:r>
         <w:rPr>
           <w:rFonts w:ascii="Times New Roman" w:hAnsi="Times New Roman" w:cs="Times New Roman"/>
@@ -10328,7 +10326,7 @@
           <w:szCs w:val="28"/>
         </w:rPr>
       </w:pPr>
-      <w:hyperlink r:id="rId39" w:history="1">
+      <w:hyperlink r:id="rId37" w:history="1">
         <w:r>
           <w:rPr>
             <w:rStyle w:val="a7"/>
@@ -10336,7 +10334,25 @@
             <w:sz w:val="28"/>
             <w:szCs w:val="28"/>
           </w:rPr>
-          <w:t>Все версии тут.</w:t>
+          <w:t>Все верси</w:t>
+        </w:r>
+        <w:r>
+          <w:rPr>
+            <w:rStyle w:val="a7"/>
+            <w:rFonts w:ascii="Times New Roman" w:hAnsi="Times New Roman" w:cs="Times New Roman"/>
+            <w:sz w:val="28"/>
+            <w:szCs w:val="28"/>
+          </w:rPr>
+          <w:t>и</w:t>
+        </w:r>
+        <w:r>
+          <w:rPr>
+            <w:rStyle w:val="a7"/>
+            <w:rFonts w:ascii="Times New Roman" w:hAnsi="Times New Roman" w:cs="Times New Roman"/>
+            <w:sz w:val="28"/>
+            <w:szCs w:val="28"/>
+          </w:rPr>
+          <w:t xml:space="preserve"> тут.</w:t>
         </w:r>
       </w:hyperlink>
     </w:p>
@@ -10449,7 +10465,7 @@
           <w:szCs w:val="36"/>
         </w:rPr>
       </w:pPr>
-      <w:bookmarkStart w:id="20" w:name="_Toc215003704"/>
+      <w:bookmarkStart w:id="20" w:name="_Toc218719366"/>
       <w:r>
         <w:rPr>
           <w:rFonts w:ascii="Times New Roman" w:hAnsi="Times New Roman" w:cs="Times New Roman"/>
@@ -10471,7 +10487,7 @@
           <w:szCs w:val="32"/>
         </w:rPr>
       </w:pPr>
-      <w:bookmarkStart w:id="21" w:name="_Toc215003705"/>
+      <w:bookmarkStart w:id="21" w:name="_Toc218719367"/>
       <w:r>
         <w:rPr>
           <w:rFonts w:ascii="Times New Roman" w:hAnsi="Times New Roman" w:cs="Times New Roman"/>
@@ -10586,7 +10602,7 @@
           <w:szCs w:val="32"/>
         </w:rPr>
       </w:pPr>
-      <w:bookmarkStart w:id="22" w:name="_Toc215003706"/>
+      <w:bookmarkStart w:id="22" w:name="_Toc218719368"/>
       <w:r>
         <w:rPr>
           <w:rFonts w:ascii="Times New Roman" w:hAnsi="Times New Roman" w:cs="Times New Roman"/>
@@ -10978,7 +10994,7 @@
           <w:lang w:val="en-US"/>
         </w:rPr>
       </w:pPr>
-      <w:bookmarkStart w:id="23" w:name="_Toc215003707"/>
+      <w:bookmarkStart w:id="23" w:name="_Toc218719369"/>
       <w:r>
         <w:rPr>
           <w:rFonts w:ascii="Times New Roman" w:hAnsi="Times New Roman" w:cs="Times New Roman"/>
@@ -11156,7 +11172,7 @@
           <w:lang w:val="en-US"/>
         </w:rPr>
       </w:pPr>
-      <w:bookmarkStart w:id="24" w:name="_Toc215003708"/>
+      <w:bookmarkStart w:id="24" w:name="_Toc218719370"/>
       <w:r>
         <w:rPr>
           <w:rFonts w:ascii="Times New Roman" w:hAnsi="Times New Roman" w:cs="Times New Roman"/>
@@ -11408,7 +11424,7 @@
           <w:szCs w:val="32"/>
         </w:rPr>
       </w:pPr>
-      <w:bookmarkStart w:id="25" w:name="_Toc215003709"/>
+      <w:bookmarkStart w:id="25" w:name="_Toc218719371"/>
       <w:r>
         <w:rPr>
           <w:rFonts w:ascii="Times New Roman" w:hAnsi="Times New Roman" w:cs="Times New Roman"/>
@@ -11690,7 +11706,7 @@
           <w:szCs w:val="32"/>
         </w:rPr>
       </w:pPr>
-      <w:bookmarkStart w:id="26" w:name="_Toc215003710"/>
+      <w:bookmarkStart w:id="26" w:name="_Toc218719372"/>
       <w:r>
         <w:rPr>
           <w:rFonts w:ascii="Times New Roman" w:hAnsi="Times New Roman" w:cs="Times New Roman"/>
@@ -11928,7 +11944,7 @@
           <w:szCs w:val="32"/>
         </w:rPr>
       </w:pPr>
-      <w:bookmarkStart w:id="27" w:name="_Toc215003711"/>
+      <w:bookmarkStart w:id="27" w:name="_Toc218719373"/>
       <w:r>
         <w:rPr>
           <w:rFonts w:ascii="Times New Roman" w:hAnsi="Times New Roman" w:cs="Times New Roman"/>
@@ -12197,7 +12213,7 @@
           <w:szCs w:val="32"/>
         </w:rPr>
       </w:pPr>
-      <w:bookmarkStart w:id="28" w:name="_Toc215003712"/>
+      <w:bookmarkStart w:id="28" w:name="_Toc218719374"/>
       <w:r>
         <w:rPr>
           <w:rFonts w:ascii="Times New Roman" w:hAnsi="Times New Roman" w:cs="Times New Roman"/>
@@ -12528,7 +12544,7 @@
           <w:szCs w:val="32"/>
         </w:rPr>
       </w:pPr>
-      <w:bookmarkStart w:id="29" w:name="_Toc215003713"/>
+      <w:bookmarkStart w:id="29" w:name="_Toc218719375"/>
       <w:r>
         <w:rPr>
           <w:rFonts w:ascii="Times New Roman" w:hAnsi="Times New Roman" w:cs="Times New Roman"/>
@@ -12618,7 +12634,7 @@
       </w:pPr>
     </w:p>
     <w:sectPr>
-      <w:footerReference w:type="default" r:id="rId40"/>
+      <w:footerReference w:type="default" r:id="rId38"/>
       <w:pgSz w:w="11906" w:h="16838"/>
       <w:pgMar w:top="720" w:right="720" w:bottom="720" w:left="720" w:header="708" w:footer="708" w:gutter="0"/>
       <w:cols w:space="708"/>

--- a/Documentation/UserManual.docx
+++ b/Documentation/UserManual.docx
@@ -173,7 +173,7 @@
           <w:sz w:val="40"/>
           <w:szCs w:val="40"/>
         </w:rPr>
-        <w:t>3.3.</w:t>
+        <w:t>3.</w:t>
       </w:r>
       <w:r>
         <w:rPr>
@@ -183,7 +183,7 @@
           <w:sz w:val="40"/>
           <w:szCs w:val="40"/>
         </w:rPr>
-        <w:t>3</w:t>
+        <w:t>4.0</w:t>
       </w:r>
       <w:r>
         <w:rPr>
@@ -422,7 +422,7 @@
           <w:r>
             <w:fldChar w:fldCharType="separate"/>
           </w:r>
-          <w:hyperlink w:anchor="_Toc218719346" w:history="1">
+          <w:hyperlink w:anchor="_Toc223820361" w:history="1">
             <w:r>
               <w:rPr>
                 <w:rStyle w:val="a7"/>
@@ -450,7 +450,7 @@
                 <w:noProof/>
                 <w:webHidden/>
               </w:rPr>
-              <w:instrText xml:space="preserve"> PAGEREF _Toc218719346 \h </w:instrText>
+              <w:instrText xml:space="preserve"> PAGEREF _Toc223820361 \h </w:instrText>
             </w:r>
             <w:r>
               <w:rPr>
@@ -493,7 +493,7 @@
               <w:lang w:eastAsia="ru-RU"/>
             </w:rPr>
           </w:pPr>
-          <w:hyperlink w:anchor="_Toc218719347" w:history="1">
+          <w:hyperlink w:anchor="_Toc223820362" w:history="1">
             <w:r>
               <w:rPr>
                 <w:rStyle w:val="a7"/>
@@ -521,7 +521,7 @@
                 <w:noProof/>
                 <w:webHidden/>
               </w:rPr>
-              <w:instrText xml:space="preserve"> PAGEREF _Toc218719347 \h </w:instrText>
+              <w:instrText xml:space="preserve"> PAGEREF _Toc223820362 \h </w:instrText>
             </w:r>
             <w:r>
               <w:rPr>
@@ -564,7 +564,7 @@
               <w:lang w:eastAsia="ru-RU"/>
             </w:rPr>
           </w:pPr>
-          <w:hyperlink w:anchor="_Toc218719348" w:history="1">
+          <w:hyperlink w:anchor="_Toc223820363" w:history="1">
             <w:r>
               <w:rPr>
                 <w:rStyle w:val="a7"/>
@@ -592,7 +592,7 @@
                 <w:noProof/>
                 <w:webHidden/>
               </w:rPr>
-              <w:instrText xml:space="preserve"> PAGEREF _Toc218719348 \h </w:instrText>
+              <w:instrText xml:space="preserve"> PAGEREF _Toc223820363 \h </w:instrText>
             </w:r>
             <w:r>
               <w:rPr>
@@ -635,7 +635,7 @@
               <w:lang w:eastAsia="ru-RU"/>
             </w:rPr>
           </w:pPr>
-          <w:hyperlink w:anchor="_Toc218719349" w:history="1">
+          <w:hyperlink w:anchor="_Toc223820364" w:history="1">
             <w:r>
               <w:rPr>
                 <w:rStyle w:val="a7"/>
@@ -663,7 +663,7 @@
                 <w:noProof/>
                 <w:webHidden/>
               </w:rPr>
-              <w:instrText xml:space="preserve"> PAGEREF _Toc218719349 \h </w:instrText>
+              <w:instrText xml:space="preserve"> PAGEREF _Toc223820364 \h </w:instrText>
             </w:r>
             <w:r>
               <w:rPr>
@@ -706,7 +706,7 @@
               <w:lang w:eastAsia="ru-RU"/>
             </w:rPr>
           </w:pPr>
-          <w:hyperlink w:anchor="_Toc218719350" w:history="1">
+          <w:hyperlink w:anchor="_Toc223820365" w:history="1">
             <w:r>
               <w:rPr>
                 <w:rStyle w:val="a7"/>
@@ -734,7 +734,7 @@
                 <w:noProof/>
                 <w:webHidden/>
               </w:rPr>
-              <w:instrText xml:space="preserve"> PAGEREF _Toc218719350 \h </w:instrText>
+              <w:instrText xml:space="preserve"> PAGEREF _Toc223820365 \h </w:instrText>
             </w:r>
             <w:r>
               <w:rPr>
@@ -777,7 +777,7 @@
               <w:lang w:eastAsia="ru-RU"/>
             </w:rPr>
           </w:pPr>
-          <w:hyperlink w:anchor="_Toc218719351" w:history="1">
+          <w:hyperlink w:anchor="_Toc223820366" w:history="1">
             <w:r>
               <w:rPr>
                 <w:rStyle w:val="a7"/>
@@ -806,7 +806,7 @@
                 <w:noProof/>
                 <w:webHidden/>
               </w:rPr>
-              <w:instrText xml:space="preserve"> PAGEREF _Toc218719351 \h </w:instrText>
+              <w:instrText xml:space="preserve"> PAGEREF _Toc223820366 \h </w:instrText>
             </w:r>
             <w:r>
               <w:rPr>
@@ -849,7 +849,7 @@
               <w:lang w:eastAsia="ru-RU"/>
             </w:rPr>
           </w:pPr>
-          <w:hyperlink w:anchor="_Toc218719352" w:history="1">
+          <w:hyperlink w:anchor="_Toc223820367" w:history="1">
             <w:r>
               <w:rPr>
                 <w:rStyle w:val="a7"/>
@@ -877,7 +877,7 @@
                 <w:noProof/>
                 <w:webHidden/>
               </w:rPr>
-              <w:instrText xml:space="preserve"> PAGEREF _Toc218719352 \h </w:instrText>
+              <w:instrText xml:space="preserve"> PAGEREF _Toc223820367 \h </w:instrText>
             </w:r>
             <w:r>
               <w:rPr>
@@ -920,7 +920,7 @@
               <w:lang w:eastAsia="ru-RU"/>
             </w:rPr>
           </w:pPr>
-          <w:hyperlink w:anchor="_Toc218719353" w:history="1">
+          <w:hyperlink w:anchor="_Toc223820368" w:history="1">
             <w:r>
               <w:rPr>
                 <w:rStyle w:val="a7"/>
@@ -957,7 +957,7 @@
                 <w:noProof/>
                 <w:webHidden/>
               </w:rPr>
-              <w:instrText xml:space="preserve"> PAGEREF _Toc218719353 \h </w:instrText>
+              <w:instrText xml:space="preserve"> PAGEREF _Toc223820368 \h </w:instrText>
             </w:r>
             <w:r>
               <w:rPr>
@@ -1000,7 +1000,7 @@
               <w:lang w:eastAsia="ru-RU"/>
             </w:rPr>
           </w:pPr>
-          <w:hyperlink w:anchor="_Toc218719354" w:history="1">
+          <w:hyperlink w:anchor="_Toc223820369" w:history="1">
             <w:r>
               <w:rPr>
                 <w:rStyle w:val="a7"/>
@@ -1037,7 +1037,7 @@
                 <w:noProof/>
                 <w:webHidden/>
               </w:rPr>
-              <w:instrText xml:space="preserve"> PAGEREF _Toc218719354 \h </w:instrText>
+              <w:instrText xml:space="preserve"> PAGEREF _Toc223820369 \h </w:instrText>
             </w:r>
             <w:r>
               <w:rPr>
@@ -1080,7 +1080,7 @@
               <w:lang w:eastAsia="ru-RU"/>
             </w:rPr>
           </w:pPr>
-          <w:hyperlink w:anchor="_Toc218719355" w:history="1">
+          <w:hyperlink w:anchor="_Toc223820370" w:history="1">
             <w:r>
               <w:rPr>
                 <w:rStyle w:val="a7"/>
@@ -1108,7 +1108,7 @@
                 <w:noProof/>
                 <w:webHidden/>
               </w:rPr>
-              <w:instrText xml:space="preserve"> PAGEREF _Toc218719355 \h </w:instrText>
+              <w:instrText xml:space="preserve"> PAGEREF _Toc223820370 \h </w:instrText>
             </w:r>
             <w:r>
               <w:rPr>
@@ -1151,7 +1151,7 @@
               <w:lang w:eastAsia="ru-RU"/>
             </w:rPr>
           </w:pPr>
-          <w:hyperlink w:anchor="_Toc218719356" w:history="1">
+          <w:hyperlink w:anchor="_Toc223820371" w:history="1">
             <w:r>
               <w:rPr>
                 <w:rStyle w:val="a7"/>
@@ -1179,7 +1179,7 @@
                 <w:noProof/>
                 <w:webHidden/>
               </w:rPr>
-              <w:instrText xml:space="preserve"> PAGEREF _Toc218719356 \h </w:instrText>
+              <w:instrText xml:space="preserve"> PAGEREF _Toc223820371 \h </w:instrText>
             </w:r>
             <w:r>
               <w:rPr>
@@ -1222,7 +1222,7 @@
               <w:lang w:eastAsia="ru-RU"/>
             </w:rPr>
           </w:pPr>
-          <w:hyperlink w:anchor="_Toc218719357" w:history="1">
+          <w:hyperlink w:anchor="_Toc223820372" w:history="1">
             <w:r>
               <w:rPr>
                 <w:rStyle w:val="a7"/>
@@ -1250,7 +1250,7 @@
                 <w:noProof/>
                 <w:webHidden/>
               </w:rPr>
-              <w:instrText xml:space="preserve"> PAGEREF _Toc218719357 \h </w:instrText>
+              <w:instrText xml:space="preserve"> PAGEREF _Toc223820372 \h </w:instrText>
             </w:r>
             <w:r>
               <w:rPr>
@@ -1293,7 +1293,7 @@
               <w:lang w:eastAsia="ru-RU"/>
             </w:rPr>
           </w:pPr>
-          <w:hyperlink w:anchor="_Toc218719358" w:history="1">
+          <w:hyperlink w:anchor="_Toc223820373" w:history="1">
             <w:r>
               <w:rPr>
                 <w:rStyle w:val="a7"/>
@@ -1321,7 +1321,7 @@
                 <w:noProof/>
                 <w:webHidden/>
               </w:rPr>
-              <w:instrText xml:space="preserve"> PAGEREF _Toc218719358 \h </w:instrText>
+              <w:instrText xml:space="preserve"> PAGEREF _Toc223820373 \h </w:instrText>
             </w:r>
             <w:r>
               <w:rPr>
@@ -1364,14 +1364,14 @@
               <w:lang w:eastAsia="ru-RU"/>
             </w:rPr>
           </w:pPr>
-          <w:hyperlink w:anchor="_Toc218719359" w:history="1">
+          <w:hyperlink w:anchor="_Toc223820374" w:history="1">
             <w:r>
               <w:rPr>
                 <w:rStyle w:val="a7"/>
                 <w:rFonts w:ascii="Times New Roman" w:hAnsi="Times New Roman" w:cs="Times New Roman"/>
                 <w:noProof/>
               </w:rPr>
-              <w:t>Цикличный режим работы</w:t>
+              <w:t>Режим мониторинга</w:t>
             </w:r>
             <w:r>
               <w:rPr>
@@ -1392,7 +1392,7 @@
                 <w:noProof/>
                 <w:webHidden/>
               </w:rPr>
-              <w:instrText xml:space="preserve"> PAGEREF _Toc218719359 \h </w:instrText>
+              <w:instrText xml:space="preserve"> PAGEREF _Toc223820374 \h </w:instrText>
             </w:r>
             <w:r>
               <w:rPr>
@@ -1435,7 +1435,7 @@
               <w:lang w:eastAsia="ru-RU"/>
             </w:rPr>
           </w:pPr>
-          <w:hyperlink w:anchor="_Toc218719360" w:history="1">
+          <w:hyperlink w:anchor="_Toc223820375" w:history="1">
             <w:r>
               <w:rPr>
                 <w:rStyle w:val="a7"/>
@@ -1463,7 +1463,7 @@
                 <w:noProof/>
                 <w:webHidden/>
               </w:rPr>
-              <w:instrText xml:space="preserve"> PAGEREF _Toc218719360 \h </w:instrText>
+              <w:instrText xml:space="preserve"> PAGEREF _Toc223820375 \h </w:instrText>
             </w:r>
             <w:r>
               <w:rPr>
@@ -1483,7 +1483,7 @@
                 <w:noProof/>
                 <w:webHidden/>
               </w:rPr>
-              <w:t>14</w:t>
+              <w:t>17</w:t>
             </w:r>
             <w:r>
               <w:rPr>
@@ -1506,7 +1506,7 @@
               <w:lang w:eastAsia="ru-RU"/>
             </w:rPr>
           </w:pPr>
-          <w:hyperlink w:anchor="_Toc218719361" w:history="1">
+          <w:hyperlink w:anchor="_Toc223820376" w:history="1">
             <w:r>
               <w:rPr>
                 <w:rStyle w:val="a7"/>
@@ -1543,7 +1543,7 @@
                 <w:noProof/>
                 <w:webHidden/>
               </w:rPr>
-              <w:instrText xml:space="preserve"> PAGEREF _Toc218719361 \h </w:instrText>
+              <w:instrText xml:space="preserve"> PAGEREF _Toc223820376 \h </w:instrText>
             </w:r>
             <w:r>
               <w:rPr>
@@ -1563,7 +1563,7 @@
                 <w:noProof/>
                 <w:webHidden/>
               </w:rPr>
-              <w:t>15</w:t>
+              <w:t>18</w:t>
             </w:r>
             <w:r>
               <w:rPr>
@@ -1586,7 +1586,7 @@
               <w:lang w:eastAsia="ru-RU"/>
             </w:rPr>
           </w:pPr>
-          <w:hyperlink w:anchor="_Toc218719362" w:history="1">
+          <w:hyperlink w:anchor="_Toc223820377" w:history="1">
             <w:r>
               <w:rPr>
                 <w:rStyle w:val="a7"/>
@@ -1614,7 +1614,7 @@
                 <w:noProof/>
                 <w:webHidden/>
               </w:rPr>
-              <w:instrText xml:space="preserve"> PAGEREF _Toc218719362 \h </w:instrText>
+              <w:instrText xml:space="preserve"> PAGEREF _Toc223820377 \h </w:instrText>
             </w:r>
             <w:r>
               <w:rPr>
@@ -1634,7 +1634,7 @@
                 <w:noProof/>
                 <w:webHidden/>
               </w:rPr>
-              <w:t>17</w:t>
+              <w:t>20</w:t>
             </w:r>
             <w:r>
               <w:rPr>
@@ -1657,7 +1657,7 @@
               <w:lang w:eastAsia="ru-RU"/>
             </w:rPr>
           </w:pPr>
-          <w:hyperlink w:anchor="_Toc218719363" w:history="1">
+          <w:hyperlink w:anchor="_Toc223820378" w:history="1">
             <w:r>
               <w:rPr>
                 <w:rStyle w:val="a7"/>
@@ -1685,7 +1685,7 @@
                 <w:noProof/>
                 <w:webHidden/>
               </w:rPr>
-              <w:instrText xml:space="preserve"> PAGEREF _Toc218719363 \h </w:instrText>
+              <w:instrText xml:space="preserve"> PAGEREF _Toc223820378 \h </w:instrText>
             </w:r>
             <w:r>
               <w:rPr>
@@ -1705,7 +1705,7 @@
                 <w:noProof/>
                 <w:webHidden/>
               </w:rPr>
-              <w:t>18</w:t>
+              <w:t>21</w:t>
             </w:r>
             <w:r>
               <w:rPr>
@@ -1728,7 +1728,7 @@
               <w:lang w:eastAsia="ru-RU"/>
             </w:rPr>
           </w:pPr>
-          <w:hyperlink w:anchor="_Toc218719364" w:history="1">
+          <w:hyperlink w:anchor="_Toc223820379" w:history="1">
             <w:r>
               <w:rPr>
                 <w:rStyle w:val="a7"/>
@@ -1756,7 +1756,7 @@
                 <w:noProof/>
                 <w:webHidden/>
               </w:rPr>
-              <w:instrText xml:space="preserve"> PAGEREF _Toc218719364 \h </w:instrText>
+              <w:instrText xml:space="preserve"> PAGEREF _Toc223820379 \h </w:instrText>
             </w:r>
             <w:r>
               <w:rPr>
@@ -1776,7 +1776,7 @@
                 <w:noProof/>
                 <w:webHidden/>
               </w:rPr>
-              <w:t>22</w:t>
+              <w:t>25</w:t>
             </w:r>
             <w:r>
               <w:rPr>
@@ -1799,7 +1799,7 @@
               <w:lang w:eastAsia="ru-RU"/>
             </w:rPr>
           </w:pPr>
-          <w:hyperlink w:anchor="_Toc218719365" w:history="1">
+          <w:hyperlink w:anchor="_Toc223820380" w:history="1">
             <w:r>
               <w:rPr>
                 <w:rStyle w:val="a7"/>
@@ -1827,7 +1827,7 @@
                 <w:noProof/>
                 <w:webHidden/>
               </w:rPr>
-              <w:instrText xml:space="preserve"> PAGEREF _Toc218719365 \h </w:instrText>
+              <w:instrText xml:space="preserve"> PAGEREF _Toc223820380 \h </w:instrText>
             </w:r>
             <w:r>
               <w:rPr>
@@ -1847,7 +1847,7 @@
                 <w:noProof/>
                 <w:webHidden/>
               </w:rPr>
-              <w:t>22</w:t>
+              <w:t>25</w:t>
             </w:r>
             <w:r>
               <w:rPr>
@@ -1870,7 +1870,7 @@
               <w:lang w:eastAsia="ru-RU"/>
             </w:rPr>
           </w:pPr>
-          <w:hyperlink w:anchor="_Toc218719366" w:history="1">
+          <w:hyperlink w:anchor="_Toc223820381" w:history="1">
             <w:r>
               <w:rPr>
                 <w:rStyle w:val="a7"/>
@@ -1898,7 +1898,7 @@
                 <w:noProof/>
                 <w:webHidden/>
               </w:rPr>
-              <w:instrText xml:space="preserve"> PAGEREF _Toc218719366 \h </w:instrText>
+              <w:instrText xml:space="preserve"> PAGEREF _Toc223820381 \h </w:instrText>
             </w:r>
             <w:r>
               <w:rPr>
@@ -1918,7 +1918,7 @@
                 <w:noProof/>
                 <w:webHidden/>
               </w:rPr>
-              <w:t>23</w:t>
+              <w:t>26</w:t>
             </w:r>
             <w:r>
               <w:rPr>
@@ -1941,14 +1941,14 @@
               <w:lang w:eastAsia="ru-RU"/>
             </w:rPr>
           </w:pPr>
-          <w:hyperlink w:anchor="_Toc218719367" w:history="1">
+          <w:hyperlink w:anchor="_Toc223820382" w:history="1">
             <w:r>
               <w:rPr>
                 <w:rStyle w:val="a7"/>
                 <w:rFonts w:ascii="Times New Roman" w:hAnsi="Times New Roman" w:cs="Times New Roman"/>
                 <w:noProof/>
               </w:rPr>
-              <w:t>3.3.3</w:t>
+              <w:t>3.4.0</w:t>
             </w:r>
             <w:r>
               <w:rPr>
@@ -1969,7 +1969,7 @@
                 <w:noProof/>
                 <w:webHidden/>
               </w:rPr>
-              <w:instrText xml:space="preserve"> PAGEREF _Toc218719367 \h </w:instrText>
+              <w:instrText xml:space="preserve"> PAGEREF _Toc223820382 \h </w:instrText>
             </w:r>
             <w:r>
               <w:rPr>
@@ -1989,7 +1989,7 @@
                 <w:noProof/>
                 <w:webHidden/>
               </w:rPr>
-              <w:t>23</w:t>
+              <w:t>26</w:t>
             </w:r>
             <w:r>
               <w:rPr>
@@ -2012,14 +2012,14 @@
               <w:lang w:eastAsia="ru-RU"/>
             </w:rPr>
           </w:pPr>
-          <w:hyperlink w:anchor="_Toc218719368" w:history="1">
+          <w:hyperlink w:anchor="_Toc223820383" w:history="1">
             <w:r>
               <w:rPr>
                 <w:rStyle w:val="a7"/>
                 <w:rFonts w:ascii="Times New Roman" w:hAnsi="Times New Roman" w:cs="Times New Roman"/>
                 <w:noProof/>
               </w:rPr>
-              <w:t>3.3.2</w:t>
+              <w:t>3.3.3</w:t>
             </w:r>
             <w:r>
               <w:rPr>
@@ -2040,7 +2040,7 @@
                 <w:noProof/>
                 <w:webHidden/>
               </w:rPr>
-              <w:instrText xml:space="preserve"> PAGEREF _Toc218719368 \h </w:instrText>
+              <w:instrText xml:space="preserve"> PAGEREF _Toc223820383 \h </w:instrText>
             </w:r>
             <w:r>
               <w:rPr>
@@ -2060,7 +2060,7 @@
                 <w:noProof/>
                 <w:webHidden/>
               </w:rPr>
-              <w:t>23</w:t>
+              <w:t>26</w:t>
             </w:r>
             <w:r>
               <w:rPr>
@@ -2083,15 +2083,14 @@
               <w:lang w:eastAsia="ru-RU"/>
             </w:rPr>
           </w:pPr>
-          <w:hyperlink w:anchor="_Toc218719369" w:history="1">
+          <w:hyperlink w:anchor="_Toc223820384" w:history="1">
             <w:r>
               <w:rPr>
                 <w:rStyle w:val="a7"/>
                 <w:rFonts w:ascii="Times New Roman" w:hAnsi="Times New Roman" w:cs="Times New Roman"/>
                 <w:noProof/>
-                <w:lang w:val="en-US"/>
-              </w:rPr>
-              <w:t>3.3.1</w:t>
+              </w:rPr>
+              <w:t>3.3.2</w:t>
             </w:r>
             <w:r>
               <w:rPr>
@@ -2112,7 +2111,7 @@
                 <w:noProof/>
                 <w:webHidden/>
               </w:rPr>
-              <w:instrText xml:space="preserve"> PAGEREF _Toc218719369 \h </w:instrText>
+              <w:instrText xml:space="preserve"> PAGEREF _Toc223820384 \h </w:instrText>
             </w:r>
             <w:r>
               <w:rPr>
@@ -2132,7 +2131,7 @@
                 <w:noProof/>
                 <w:webHidden/>
               </w:rPr>
-              <w:t>23</w:t>
+              <w:t>26</w:t>
             </w:r>
             <w:r>
               <w:rPr>
@@ -2155,7 +2154,7 @@
               <w:lang w:eastAsia="ru-RU"/>
             </w:rPr>
           </w:pPr>
-          <w:hyperlink w:anchor="_Toc218719370" w:history="1">
+          <w:hyperlink w:anchor="_Toc223820385" w:history="1">
             <w:r>
               <w:rPr>
                 <w:rStyle w:val="a7"/>
@@ -2163,7 +2162,7 @@
                 <w:noProof/>
                 <w:lang w:val="en-US"/>
               </w:rPr>
-              <w:t>3.3.0</w:t>
+              <w:t>3.3.1</w:t>
             </w:r>
             <w:r>
               <w:rPr>
@@ -2184,7 +2183,7 @@
                 <w:noProof/>
                 <w:webHidden/>
               </w:rPr>
-              <w:instrText xml:space="preserve"> PAGEREF _Toc218719370 \h </w:instrText>
+              <w:instrText xml:space="preserve"> PAGEREF _Toc223820385 \h </w:instrText>
             </w:r>
             <w:r>
               <w:rPr>
@@ -2204,7 +2203,7 @@
                 <w:noProof/>
                 <w:webHidden/>
               </w:rPr>
-              <w:t>24</w:t>
+              <w:t>27</w:t>
             </w:r>
             <w:r>
               <w:rPr>
@@ -2227,14 +2226,15 @@
               <w:lang w:eastAsia="ru-RU"/>
             </w:rPr>
           </w:pPr>
-          <w:hyperlink w:anchor="_Toc218719371" w:history="1">
+          <w:hyperlink w:anchor="_Toc223820386" w:history="1">
             <w:r>
               <w:rPr>
                 <w:rStyle w:val="a7"/>
                 <w:rFonts w:ascii="Times New Roman" w:hAnsi="Times New Roman" w:cs="Times New Roman"/>
                 <w:noProof/>
-              </w:rPr>
-              <w:t>3.2.1</w:t>
+                <w:lang w:val="en-US"/>
+              </w:rPr>
+              <w:t>3.3.0</w:t>
             </w:r>
             <w:r>
               <w:rPr>
@@ -2255,7 +2255,7 @@
                 <w:noProof/>
                 <w:webHidden/>
               </w:rPr>
-              <w:instrText xml:space="preserve"> PAGEREF _Toc218719371 \h </w:instrText>
+              <w:instrText xml:space="preserve"> PAGEREF _Toc223820386 \h </w:instrText>
             </w:r>
             <w:r>
               <w:rPr>
@@ -2275,7 +2275,7 @@
                 <w:noProof/>
                 <w:webHidden/>
               </w:rPr>
-              <w:t>24</w:t>
+              <w:t>27</w:t>
             </w:r>
             <w:r>
               <w:rPr>
@@ -2298,14 +2298,14 @@
               <w:lang w:eastAsia="ru-RU"/>
             </w:rPr>
           </w:pPr>
-          <w:hyperlink w:anchor="_Toc218719372" w:history="1">
+          <w:hyperlink w:anchor="_Toc223820387" w:history="1">
             <w:r>
               <w:rPr>
                 <w:rStyle w:val="a7"/>
                 <w:rFonts w:ascii="Times New Roman" w:hAnsi="Times New Roman" w:cs="Times New Roman"/>
                 <w:noProof/>
               </w:rPr>
-              <w:t>3.2.0</w:t>
+              <w:t>3.2.1</w:t>
             </w:r>
             <w:r>
               <w:rPr>
@@ -2326,7 +2326,7 @@
                 <w:noProof/>
                 <w:webHidden/>
               </w:rPr>
-              <w:instrText xml:space="preserve"> PAGEREF _Toc218719372 \h </w:instrText>
+              <w:instrText xml:space="preserve"> PAGEREF _Toc223820387 \h </w:instrText>
             </w:r>
             <w:r>
               <w:rPr>
@@ -2346,7 +2346,7 @@
                 <w:noProof/>
                 <w:webHidden/>
               </w:rPr>
-              <w:t>24</w:t>
+              <w:t>27</w:t>
             </w:r>
             <w:r>
               <w:rPr>
@@ -2369,14 +2369,14 @@
               <w:lang w:eastAsia="ru-RU"/>
             </w:rPr>
           </w:pPr>
-          <w:hyperlink w:anchor="_Toc218719373" w:history="1">
+          <w:hyperlink w:anchor="_Toc223820388" w:history="1">
             <w:r>
               <w:rPr>
                 <w:rStyle w:val="a7"/>
                 <w:rFonts w:ascii="Times New Roman" w:hAnsi="Times New Roman" w:cs="Times New Roman"/>
                 <w:noProof/>
               </w:rPr>
-              <w:t>3.1.0</w:t>
+              <w:t>3.2.0</w:t>
             </w:r>
             <w:r>
               <w:rPr>
@@ -2397,7 +2397,7 @@
                 <w:noProof/>
                 <w:webHidden/>
               </w:rPr>
-              <w:instrText xml:space="preserve"> PAGEREF _Toc218719373 \h </w:instrText>
+              <w:instrText xml:space="preserve"> PAGEREF _Toc223820388 \h </w:instrText>
             </w:r>
             <w:r>
               <w:rPr>
@@ -2417,7 +2417,7 @@
                 <w:noProof/>
                 <w:webHidden/>
               </w:rPr>
-              <w:t>25</w:t>
+              <w:t>28</w:t>
             </w:r>
             <w:r>
               <w:rPr>
@@ -2440,14 +2440,14 @@
               <w:lang w:eastAsia="ru-RU"/>
             </w:rPr>
           </w:pPr>
-          <w:hyperlink w:anchor="_Toc218719374" w:history="1">
+          <w:hyperlink w:anchor="_Toc223820389" w:history="1">
             <w:r>
               <w:rPr>
                 <w:rStyle w:val="a7"/>
                 <w:rFonts w:ascii="Times New Roman" w:hAnsi="Times New Roman" w:cs="Times New Roman"/>
                 <w:noProof/>
               </w:rPr>
-              <w:t>3.0.0</w:t>
+              <w:t>3.1.0</w:t>
             </w:r>
             <w:r>
               <w:rPr>
@@ -2468,7 +2468,7 @@
                 <w:noProof/>
                 <w:webHidden/>
               </w:rPr>
-              <w:instrText xml:space="preserve"> PAGEREF _Toc218719374 \h </w:instrText>
+              <w:instrText xml:space="preserve"> PAGEREF _Toc223820389 \h </w:instrText>
             </w:r>
             <w:r>
               <w:rPr>
@@ -2488,7 +2488,7 @@
                 <w:noProof/>
                 <w:webHidden/>
               </w:rPr>
-              <w:t>25</w:t>
+              <w:t>28</w:t>
             </w:r>
             <w:r>
               <w:rPr>
@@ -2511,13 +2511,84 @@
               <w:lang w:eastAsia="ru-RU"/>
             </w:rPr>
           </w:pPr>
-          <w:hyperlink w:anchor="_Toc218719375" w:history="1">
+          <w:hyperlink w:anchor="_Toc223820390" w:history="1">
             <w:r>
               <w:rPr>
                 <w:rStyle w:val="a7"/>
                 <w:rFonts w:ascii="Times New Roman" w:hAnsi="Times New Roman" w:cs="Times New Roman"/>
                 <w:noProof/>
               </w:rPr>
+              <w:t>3.0.0</w:t>
+            </w:r>
+            <w:r>
+              <w:rPr>
+                <w:noProof/>
+                <w:webHidden/>
+              </w:rPr>
+              <w:tab/>
+            </w:r>
+            <w:r>
+              <w:rPr>
+                <w:noProof/>
+                <w:webHidden/>
+              </w:rPr>
+              <w:fldChar w:fldCharType="begin"/>
+            </w:r>
+            <w:r>
+              <w:rPr>
+                <w:noProof/>
+                <w:webHidden/>
+              </w:rPr>
+              <w:instrText xml:space="preserve"> PAGEREF _Toc223820390 \h </w:instrText>
+            </w:r>
+            <w:r>
+              <w:rPr>
+                <w:noProof/>
+                <w:webHidden/>
+              </w:rPr>
+            </w:r>
+            <w:r>
+              <w:rPr>
+                <w:noProof/>
+                <w:webHidden/>
+              </w:rPr>
+              <w:fldChar w:fldCharType="separate"/>
+            </w:r>
+            <w:r>
+              <w:rPr>
+                <w:noProof/>
+                <w:webHidden/>
+              </w:rPr>
+              <w:t>28</w:t>
+            </w:r>
+            <w:r>
+              <w:rPr>
+                <w:noProof/>
+                <w:webHidden/>
+              </w:rPr>
+              <w:fldChar w:fldCharType="end"/>
+            </w:r>
+          </w:hyperlink>
+        </w:p>
+        <w:p>
+          <w:pPr>
+            <w:pStyle w:val="21"/>
+            <w:tabs>
+              <w:tab w:val="right" w:leader="dot" w:pos="10456"/>
+            </w:tabs>
+            <w:rPr>
+              <w:rFonts w:eastAsiaTheme="minorEastAsia"/>
+              <w:noProof/>
+              <w:lang w:eastAsia="ru-RU"/>
+            </w:rPr>
+          </w:pPr>
+          <w:hyperlink w:anchor="_Toc223820391" w:history="1">
+            <w:r>
+              <w:rPr>
+                <w:rStyle w:val="a7"/>
+                <w:rFonts w:ascii="Times New Roman" w:hAnsi="Times New Roman" w:cs="Times New Roman"/>
+                <w:noProof/>
+              </w:rPr>
               <w:t>2.7.0</w:t>
             </w:r>
             <w:r>
@@ -2539,7 +2610,7 @@
                 <w:noProof/>
                 <w:webHidden/>
               </w:rPr>
-              <w:instrText xml:space="preserve"> PAGEREF _Toc218719375 \h </w:instrText>
+              <w:instrText xml:space="preserve"> PAGEREF _Toc223820391 \h </w:instrText>
             </w:r>
             <w:r>
               <w:rPr>
@@ -2559,7 +2630,7 @@
                 <w:noProof/>
                 <w:webHidden/>
               </w:rPr>
-              <w:t>25</w:t>
+              <w:t>29</w:t>
             </w:r>
             <w:r>
               <w:rPr>
@@ -2628,7 +2699,7 @@
           <w:szCs w:val="36"/>
         </w:rPr>
       </w:pPr>
-      <w:bookmarkStart w:id="0" w:name="_Toc218719346"/>
+      <w:bookmarkStart w:id="0" w:name="_Toc223820361"/>
       <w:r>
         <w:rPr>
           <w:rFonts w:ascii="Times New Roman" w:hAnsi="Times New Roman" w:cs="Times New Roman"/>
@@ -3126,7 +3197,7 @@
           <w:sz w:val="28"/>
           <w:szCs w:val="28"/>
         </w:rPr>
-        <w:t>Цикличный опрос</w:t>
+        <w:t>Режим мониторинга</w:t>
       </w:r>
       <w:r>
         <w:rPr>
@@ -3526,49 +3597,7 @@
           <w:sz w:val="28"/>
           <w:szCs w:val="28"/>
         </w:rPr>
-        <w:t>Приложение тестировалось на Windows 10/11, Ubuntu и Astra Linux</w:t>
-      </w:r>
-      <w:r>
-        <w:rPr>
-          <w:rFonts w:ascii="Times New Roman" w:hAnsi="Times New Roman" w:cs="Times New Roman"/>
-          <w:sz w:val="28"/>
-          <w:szCs w:val="28"/>
-        </w:rPr>
-        <w:t xml:space="preserve"> </w:t>
-      </w:r>
-      <w:r>
-        <w:rPr>
-          <w:rFonts w:ascii="Times New Roman" w:hAnsi="Times New Roman" w:cs="Times New Roman"/>
-          <w:sz w:val="28"/>
-          <w:szCs w:val="28"/>
-          <w:lang w:val="en-US"/>
-        </w:rPr>
-        <w:t>Common</w:t>
-      </w:r>
-      <w:r>
-        <w:rPr>
-          <w:rFonts w:ascii="Times New Roman" w:hAnsi="Times New Roman" w:cs="Times New Roman"/>
-          <w:sz w:val="28"/>
-          <w:szCs w:val="28"/>
-        </w:rPr>
-        <w:t xml:space="preserve"> </w:t>
-      </w:r>
-      <w:r>
-        <w:rPr>
-          <w:rFonts w:ascii="Times New Roman" w:hAnsi="Times New Roman" w:cs="Times New Roman"/>
-          <w:sz w:val="28"/>
-          <w:szCs w:val="28"/>
-          <w:lang w:val="en-US"/>
-        </w:rPr>
-        <w:t>Edition</w:t>
-      </w:r>
-      <w:r>
-        <w:rPr>
-          <w:rFonts w:ascii="Times New Roman" w:hAnsi="Times New Roman" w:cs="Times New Roman"/>
-          <w:sz w:val="28"/>
-          <w:szCs w:val="28"/>
-        </w:rPr>
-        <w:t>.</w:t>
+        <w:t>Приложение тестировалось на Windows 10/11, Ubuntu.</w:t>
       </w:r>
     </w:p>
     <w:p>
@@ -3613,61 +3642,7 @@
             <w:sz w:val="28"/>
             <w:szCs w:val="28"/>
           </w:rPr>
-          <w:t>п</w:t>
-        </w:r>
-        <w:r>
-          <w:rPr>
-            <w:rStyle w:val="a7"/>
-            <w:rFonts w:ascii="Times New Roman" w:hAnsi="Times New Roman" w:cs="Times New Roman"/>
-            <w:sz w:val="28"/>
-            <w:szCs w:val="28"/>
-          </w:rPr>
-          <w:t>о</w:t>
-        </w:r>
-        <w:r>
-          <w:rPr>
-            <w:rStyle w:val="a7"/>
-            <w:rFonts w:ascii="Times New Roman" w:hAnsi="Times New Roman" w:cs="Times New Roman"/>
-            <w:sz w:val="28"/>
-            <w:szCs w:val="28"/>
-          </w:rPr>
-          <w:t xml:space="preserve"> с</w:t>
-        </w:r>
-        <w:r>
-          <w:rPr>
-            <w:rStyle w:val="a7"/>
-            <w:rFonts w:ascii="Times New Roman" w:hAnsi="Times New Roman" w:cs="Times New Roman"/>
-            <w:sz w:val="28"/>
-            <w:szCs w:val="28"/>
-          </w:rPr>
-          <w:t>с</w:t>
-        </w:r>
-        <w:r>
-          <w:rPr>
-            <w:rStyle w:val="a7"/>
-            <w:rFonts w:ascii="Times New Roman" w:hAnsi="Times New Roman" w:cs="Times New Roman"/>
-            <w:sz w:val="28"/>
-            <w:szCs w:val="28"/>
-          </w:rPr>
-          <w:t>ы</w:t>
-        </w:r>
-        <w:r>
-          <w:rPr>
-            <w:rStyle w:val="a7"/>
-            <w:rFonts w:ascii="Times New Roman" w:hAnsi="Times New Roman" w:cs="Times New Roman"/>
-            <w:sz w:val="28"/>
-            <w:szCs w:val="28"/>
-          </w:rPr>
-          <w:t>л</w:t>
-        </w:r>
-        <w:r>
-          <w:rPr>
-            <w:rStyle w:val="a7"/>
-            <w:rFonts w:ascii="Times New Roman" w:hAnsi="Times New Roman" w:cs="Times New Roman"/>
-            <w:sz w:val="28"/>
-            <w:szCs w:val="28"/>
-          </w:rPr>
-          <w:t>ке.</w:t>
+          <w:t>по ссылке.</w:t>
         </w:r>
       </w:hyperlink>
       <w:r>
@@ -3696,142 +3671,80 @@
           <w:szCs w:val="28"/>
         </w:rPr>
       </w:pPr>
-      <w:r>
-        <w:rPr>
-          <w:rFonts w:ascii="Times New Roman" w:hAnsi="Times New Roman" w:cs="Times New Roman"/>
-          <w:sz w:val="28"/>
-          <w:szCs w:val="28"/>
-        </w:rPr>
-        <w:t>Есть</w:t>
-      </w:r>
-      <w:r>
-        <w:rPr>
-          <w:rFonts w:ascii="Times New Roman" w:hAnsi="Times New Roman" w:cs="Times New Roman"/>
-          <w:sz w:val="28"/>
-          <w:szCs w:val="28"/>
-        </w:rPr>
-        <w:t xml:space="preserve"> два основных режима работы: «Без протокола» и «</w:t>
-      </w:r>
-      <w:r>
-        <w:rPr>
-          <w:rFonts w:ascii="Times New Roman" w:hAnsi="Times New Roman" w:cs="Times New Roman"/>
-          <w:sz w:val="28"/>
-          <w:szCs w:val="28"/>
-          <w:lang w:val="en-US"/>
-        </w:rPr>
-        <w:t>Modbus</w:t>
-      </w:r>
-      <w:r>
-        <w:rPr>
-          <w:rFonts w:ascii="Times New Roman" w:hAnsi="Times New Roman" w:cs="Times New Roman"/>
-          <w:sz w:val="28"/>
-          <w:szCs w:val="28"/>
-        </w:rPr>
-        <w:t>».</w:t>
-      </w:r>
-    </w:p>
-    <w:p>
-      <w:pPr>
-        <w:rPr>
-          <w:rFonts w:ascii="Times New Roman" w:hAnsi="Times New Roman" w:cs="Times New Roman"/>
-          <w:sz w:val="28"/>
-          <w:szCs w:val="28"/>
-        </w:rPr>
-      </w:pPr>
-    </w:p>
-    <w:p>
-      <w:pPr>
-        <w:rPr>
-          <w:rFonts w:ascii="Times New Roman" w:hAnsi="Times New Roman" w:cs="Times New Roman"/>
-          <w:sz w:val="28"/>
-          <w:szCs w:val="28"/>
-        </w:rPr>
-      </w:pPr>
-      <w:r>
-        <w:rPr>
-          <w:rFonts w:ascii="Times New Roman" w:hAnsi="Times New Roman" w:cs="Times New Roman"/>
-          <w:sz w:val="28"/>
-          <w:szCs w:val="28"/>
-        </w:rPr>
-        <w:t xml:space="preserve">У каждого из них свою очередь есть два способа взаимодействия с хостом: </w:t>
-      </w:r>
-      <w:r>
-        <w:rPr>
-          <w:rFonts w:ascii="Times New Roman" w:hAnsi="Times New Roman" w:cs="Times New Roman"/>
-          <w:sz w:val="28"/>
-          <w:szCs w:val="28"/>
-        </w:rPr>
-        <w:t>"Обычный" и "Цикличный опрос". Между ними можно переключаться во время работы. Данные на вкладках не теряются при переключении.</w:t>
-      </w:r>
-    </w:p>
-    <w:p>
-      <w:pPr>
-        <w:rPr>
-          <w:rFonts w:ascii="Times New Roman" w:hAnsi="Times New Roman" w:cs="Times New Roman"/>
-          <w:sz w:val="28"/>
-          <w:szCs w:val="28"/>
-        </w:rPr>
-      </w:pPr>
-      <w:r>
-        <w:rPr>
-          <w:rFonts w:ascii="Times New Roman" w:hAnsi="Times New Roman" w:cs="Times New Roman"/>
-          <w:b/>
-          <w:bCs/>
-          <w:sz w:val="28"/>
-          <w:szCs w:val="28"/>
-        </w:rPr>
-        <w:t>Важно:</w:t>
-      </w:r>
-      <w:r>
-        <w:rPr>
-          <w:rFonts w:ascii="Times New Roman" w:hAnsi="Times New Roman" w:cs="Times New Roman"/>
-          <w:sz w:val="28"/>
-          <w:szCs w:val="28"/>
-        </w:rPr>
-        <w:t xml:space="preserve"> если переключиться в обычный режим пока идет цикличный опрос, то сам опрос прекратится.</w:t>
-      </w:r>
-    </w:p>
-    <w:p>
-      <w:pPr>
-        <w:rPr>
-          <w:rFonts w:ascii="Times New Roman" w:hAnsi="Times New Roman" w:cs="Times New Roman"/>
-          <w:sz w:val="28"/>
-          <w:szCs w:val="28"/>
-        </w:rPr>
-      </w:pPr>
-    </w:p>
-    <w:p>
-      <w:pPr>
-        <w:rPr>
-          <w:rFonts w:ascii="Times New Roman" w:hAnsi="Times New Roman" w:cs="Times New Roman"/>
-          <w:sz w:val="28"/>
-          <w:szCs w:val="28"/>
-        </w:rPr>
-      </w:pPr>
-      <w:r>
-        <w:rPr>
-          <w:rFonts w:ascii="Times New Roman" w:hAnsi="Times New Roman" w:cs="Times New Roman"/>
-          <w:sz w:val="28"/>
-          <w:szCs w:val="28"/>
-        </w:rPr>
-        <w:t xml:space="preserve">Также есть возможность работы с </w:t>
-      </w:r>
-      <w:r>
-        <w:rPr>
-          <w:rFonts w:ascii="Times New Roman" w:hAnsi="Times New Roman" w:cs="Times New Roman"/>
-          <w:sz w:val="28"/>
-          <w:szCs w:val="28"/>
-        </w:rPr>
-        <w:t xml:space="preserve">расширенными </w:t>
-      </w:r>
-      <w:r>
-        <w:rPr>
-          <w:rFonts w:ascii="Times New Roman" w:hAnsi="Times New Roman" w:cs="Times New Roman"/>
-          <w:sz w:val="28"/>
-          <w:szCs w:val="28"/>
-        </w:rPr>
-        <w:t>макросами для обоих режимов.</w:t>
-      </w:r>
+    </w:p>
+    <w:p>
+      <w:pPr>
+        <w:tabs>
+          <w:tab w:val="left" w:pos="6246"/>
+        </w:tabs>
+        <w:rPr>
+          <w:rFonts w:ascii="Times New Roman" w:hAnsi="Times New Roman" w:cs="Times New Roman"/>
+          <w:sz w:val="28"/>
+          <w:szCs w:val="28"/>
+        </w:rPr>
+      </w:pPr>
+      <w:r>
+        <w:rPr>
+          <w:rFonts w:ascii="Times New Roman" w:hAnsi="Times New Roman" w:cs="Times New Roman"/>
+          <w:sz w:val="28"/>
+          <w:szCs w:val="28"/>
+        </w:rPr>
+        <w:tab/>
+      </w:r>
+    </w:p>
+    <w:p>
+      <w:pPr>
+        <w:rPr>
+          <w:rFonts w:ascii="Times New Roman" w:hAnsi="Times New Roman" w:cs="Times New Roman"/>
+          <w:sz w:val="28"/>
+          <w:szCs w:val="28"/>
+        </w:rPr>
+      </w:pPr>
+    </w:p>
+    <w:p>
+      <w:pPr>
+        <w:rPr>
+          <w:rFonts w:ascii="Times New Roman" w:hAnsi="Times New Roman" w:cs="Times New Roman"/>
+          <w:sz w:val="28"/>
+          <w:szCs w:val="28"/>
+        </w:rPr>
+      </w:pPr>
+    </w:p>
+    <w:p>
+      <w:pPr>
+        <w:rPr>
+          <w:rFonts w:ascii="Times New Roman" w:hAnsi="Times New Roman" w:cs="Times New Roman"/>
+          <w:sz w:val="28"/>
+          <w:szCs w:val="28"/>
+        </w:rPr>
+      </w:pPr>
+    </w:p>
+    <w:p>
+      <w:pPr>
+        <w:rPr>
+          <w:rFonts w:ascii="Times New Roman" w:hAnsi="Times New Roman" w:cs="Times New Roman"/>
+          <w:sz w:val="28"/>
+          <w:szCs w:val="28"/>
+        </w:rPr>
+      </w:pPr>
+    </w:p>
+    <w:p>
+      <w:pPr>
+        <w:rPr>
+          <w:rFonts w:ascii="Times New Roman" w:hAnsi="Times New Roman" w:cs="Times New Roman"/>
+          <w:sz w:val="28"/>
+          <w:szCs w:val="28"/>
+        </w:rPr>
+      </w:pPr>
+    </w:p>
+    <w:p>
+      <w:pPr>
+        <w:rPr>
+          <w:rFonts w:ascii="Times New Roman" w:hAnsi="Times New Roman" w:cs="Times New Roman"/>
+          <w:sz w:val="28"/>
+          <w:szCs w:val="28"/>
+        </w:rPr>
+      </w:pPr>
     </w:p>
     <w:p>
       <w:pPr>
@@ -4005,7 +3918,7 @@
           <w:szCs w:val="36"/>
         </w:rPr>
       </w:pPr>
-      <w:bookmarkStart w:id="1" w:name="_Toc218719347"/>
+      <w:bookmarkStart w:id="1" w:name="_Toc223820362"/>
       <w:r>
         <w:rPr>
           <w:rFonts w:ascii="Times New Roman" w:hAnsi="Times New Roman" w:cs="Times New Roman"/>
@@ -4258,10 +4171,10 @@
           <w:szCs w:val="28"/>
         </w:rPr>
         <w:drawing>
-          <wp:inline distT="0" distB="0" distL="0" distR="0" wp14:anchorId="26D044AA" wp14:editId="0D2D9FFB">
-            <wp:extent cx="6642100" cy="4235450"/>
-            <wp:effectExtent l="0" t="0" r="6350" b="0"/>
-            <wp:docPr id="18" name="Рисунок 18"/>
+          <wp:inline distT="0" distB="0" distL="0" distR="0" wp14:anchorId="4764BC74" wp14:editId="272798A0">
+            <wp:extent cx="6638290" cy="4239260"/>
+            <wp:effectExtent l="0" t="0" r="0" b="8890"/>
+            <wp:docPr id="36" name="Рисунок 36"/>
             <wp:cNvGraphicFramePr>
               <a:graphicFrameLocks xmlns:a="http://schemas.openxmlformats.org/drawingml/2006/main" noChangeAspect="1"/>
             </wp:cNvGraphicFramePr>
@@ -4269,7 +4182,7 @@
               <a:graphicData uri="http://schemas.openxmlformats.org/drawingml/2006/picture">
                 <pic:pic xmlns:pic="http://schemas.openxmlformats.org/drawingml/2006/picture">
                   <pic:nvPicPr>
-                    <pic:cNvPr id="0" name="Picture 1"/>
+                    <pic:cNvPr id="0" name="Picture 6"/>
                     <pic:cNvPicPr>
                       <a:picLocks noChangeAspect="1" noChangeArrowheads="1"/>
                     </pic:cNvPicPr>
@@ -4290,7 +4203,7 @@
                   <pic:spPr bwMode="auto">
                     <a:xfrm>
                       <a:off x="0" y="0"/>
-                      <a:ext cx="6642100" cy="4235450"/>
+                      <a:ext cx="6638290" cy="4239260"/>
                     </a:xfrm>
                     <a:prstGeom prst="rect">
                       <a:avLst/>
@@ -4326,7 +4239,7 @@
           <w:szCs w:val="32"/>
         </w:rPr>
       </w:pPr>
-      <w:bookmarkStart w:id="2" w:name="_Toc218719348"/>
+      <w:bookmarkStart w:id="2" w:name="_Toc223820363"/>
       <w:r>
         <w:rPr>
           <w:rFonts w:ascii="Times New Roman" w:hAnsi="Times New Roman" w:cs="Times New Roman"/>
@@ -4470,7 +4383,7 @@
           <w:szCs w:val="32"/>
         </w:rPr>
       </w:pPr>
-      <w:bookmarkStart w:id="3" w:name="_Toc218719349"/>
+      <w:bookmarkStart w:id="3" w:name="_Toc223820364"/>
       <w:r>
         <w:rPr>
           <w:rFonts w:ascii="Times New Roman" w:hAnsi="Times New Roman" w:cs="Times New Roman"/>
@@ -4727,7 +4640,7 @@
           <w:szCs w:val="32"/>
         </w:rPr>
       </w:pPr>
-      <w:bookmarkStart w:id="4" w:name="_Toc218719350"/>
+      <w:bookmarkStart w:id="4" w:name="_Toc223820365"/>
       <w:r>
         <w:rPr>
           <w:rFonts w:ascii="Times New Roman" w:hAnsi="Times New Roman" w:cs="Times New Roman"/>
@@ -5152,7 +5065,7 @@
           <w:szCs w:val="36"/>
         </w:rPr>
       </w:pPr>
-      <w:bookmarkStart w:id="5" w:name="_Toc218719351"/>
+      <w:bookmarkStart w:id="5" w:name="_Toc223820366"/>
       <w:r>
         <w:rPr>
           <w:rFonts w:ascii="Times New Roman" w:hAnsi="Times New Roman" w:cs="Times New Roman"/>
@@ -5400,29 +5313,19 @@
           <w:lang w:val="en-US"/>
         </w:rPr>
       </w:pPr>
-    </w:p>
-    <w:p>
-      <w:pPr>
-        <w:rPr>
-          <w:rFonts w:ascii="Times New Roman" w:hAnsi="Times New Roman" w:cs="Times New Roman"/>
+      <w:r>
+        <w:rPr>
+          <w:rFonts w:ascii="Times New Roman" w:hAnsi="Times New Roman" w:cs="Times New Roman"/>
+          <w:noProof/>
           <w:sz w:val="28"/>
           <w:szCs w:val="28"/>
           <w:lang w:val="en-US"/>
         </w:rPr>
-      </w:pPr>
-      <w:r>
-        <w:rPr>
-          <w:rFonts w:ascii="Times New Roman" w:hAnsi="Times New Roman" w:cs="Times New Roman"/>
-          <w:noProof/>
-          <w:sz w:val="28"/>
-          <w:szCs w:val="28"/>
-          <w:lang w:val="en-US"/>
-        </w:rPr>
         <w:drawing>
-          <wp:inline distT="0" distB="0" distL="0" distR="0" wp14:anchorId="70C9187D" wp14:editId="27100617">
-            <wp:extent cx="6642100" cy="4235450"/>
-            <wp:effectExtent l="0" t="0" r="6350" b="0"/>
-            <wp:docPr id="26" name="Рисунок 26"/>
+          <wp:inline distT="0" distB="0" distL="0" distR="0" wp14:anchorId="4DF2F452" wp14:editId="02F3D54E">
+            <wp:extent cx="6638290" cy="4239260"/>
+            <wp:effectExtent l="0" t="0" r="0" b="8890"/>
+            <wp:docPr id="35" name="Рисунок 35"/>
             <wp:cNvGraphicFramePr>
               <a:graphicFrameLocks xmlns:a="http://schemas.openxmlformats.org/drawingml/2006/main" noChangeAspect="1"/>
             </wp:cNvGraphicFramePr>
@@ -5430,7 +5333,7 @@
               <a:graphicData uri="http://schemas.openxmlformats.org/drawingml/2006/picture">
                 <pic:pic xmlns:pic="http://schemas.openxmlformats.org/drawingml/2006/picture">
                   <pic:nvPicPr>
-                    <pic:cNvPr id="0" name="Picture 2"/>
+                    <pic:cNvPr id="0" name="Picture 5"/>
                     <pic:cNvPicPr>
                       <a:picLocks noChangeAspect="1" noChangeArrowheads="1"/>
                     </pic:cNvPicPr>
@@ -5451,7 +5354,7 @@
                   <pic:spPr bwMode="auto">
                     <a:xfrm>
                       <a:off x="0" y="0"/>
-                      <a:ext cx="6642100" cy="4235450"/>
+                      <a:ext cx="6638290" cy="4239260"/>
                     </a:xfrm>
                     <a:prstGeom prst="rect">
                       <a:avLst/>
@@ -5470,7 +5373,16 @@
     </w:p>
     <w:p>
       <w:pPr>
-        <w:jc w:val="center"/>
+        <w:rPr>
+          <w:rFonts w:ascii="Times New Roman" w:hAnsi="Times New Roman" w:cs="Times New Roman"/>
+          <w:sz w:val="28"/>
+          <w:szCs w:val="28"/>
+          <w:lang w:val="en-US"/>
+        </w:rPr>
+      </w:pPr>
+    </w:p>
+    <w:p>
+      <w:pPr>
         <w:rPr>
           <w:rFonts w:ascii="Times New Roman" w:hAnsi="Times New Roman" w:cs="Times New Roman"/>
           <w:sz w:val="28"/>
@@ -5524,7 +5436,7 @@
           <w:szCs w:val="32"/>
         </w:rPr>
       </w:pPr>
-      <w:bookmarkStart w:id="6" w:name="_Toc218719352"/>
+      <w:bookmarkStart w:id="6" w:name="_Toc223820367"/>
       <w:r>
         <w:rPr>
           <w:rFonts w:ascii="Times New Roman" w:hAnsi="Times New Roman" w:cs="Times New Roman"/>
@@ -5753,7 +5665,7 @@
           <w:szCs w:val="32"/>
         </w:rPr>
       </w:pPr>
-      <w:bookmarkStart w:id="7" w:name="_Toc218719353"/>
+      <w:bookmarkStart w:id="7" w:name="_Toc223820368"/>
       <w:r>
         <w:rPr>
           <w:rFonts w:ascii="Times New Roman" w:hAnsi="Times New Roman" w:cs="Times New Roman"/>
@@ -5889,7 +5801,7 @@
           <w:szCs w:val="32"/>
         </w:rPr>
       </w:pPr>
-      <w:bookmarkStart w:id="8" w:name="_Toc218719354"/>
+      <w:bookmarkStart w:id="8" w:name="_Toc223820369"/>
       <w:r>
         <w:rPr>
           <w:rFonts w:ascii="Times New Roman" w:hAnsi="Times New Roman" w:cs="Times New Roman"/>
@@ -5954,7 +5866,7 @@
           <w:szCs w:val="28"/>
         </w:rPr>
       </w:pPr>
-      <w:bookmarkStart w:id="9" w:name="_Toc218719355"/>
+      <w:bookmarkStart w:id="9" w:name="_Toc223820370"/>
       <w:r>
         <w:rPr>
           <w:rFonts w:ascii="Times New Roman" w:hAnsi="Times New Roman" w:cs="Times New Roman"/>
@@ -6074,7 +5986,7 @@
           <w:szCs w:val="28"/>
         </w:rPr>
       </w:pPr>
-      <w:bookmarkStart w:id="10" w:name="_Toc218719356"/>
+      <w:bookmarkStart w:id="10" w:name="_Toc223820371"/>
       <w:r>
         <w:rPr>
           <w:rFonts w:ascii="Times New Roman" w:hAnsi="Times New Roman" w:cs="Times New Roman"/>
@@ -6246,7 +6158,7 @@
           <w:szCs w:val="28"/>
         </w:rPr>
       </w:pPr>
-      <w:bookmarkStart w:id="11" w:name="_Toc218719357"/>
+      <w:bookmarkStart w:id="11" w:name="_Toc223820372"/>
       <w:r>
         <w:rPr>
           <w:rFonts w:ascii="Times New Roman" w:hAnsi="Times New Roman" w:cs="Times New Roman"/>
@@ -6399,7 +6311,7 @@
           <w:szCs w:val="28"/>
         </w:rPr>
       </w:pPr>
-      <w:bookmarkStart w:id="12" w:name="_Toc218719358"/>
+      <w:bookmarkStart w:id="12" w:name="_Toc223820373"/>
       <w:r>
         <w:rPr>
           <w:rFonts w:ascii="Times New Roman" w:hAnsi="Times New Roman" w:cs="Times New Roman"/>
@@ -6620,17 +6532,14 @@
       </w:pPr>
       <w:r>
         <w:rPr>
-          <w:rFonts w:ascii="Times New Roman" w:hAnsi="Times New Roman" w:cs="Times New Roman"/>
           <w:noProof/>
-          <w:sz w:val="28"/>
-          <w:szCs w:val="28"/>
         </w:rPr>
         <w:lastRenderedPageBreak/>
         <w:drawing>
-          <wp:inline distT="0" distB="0" distL="0" distR="0" wp14:anchorId="6F586D1A" wp14:editId="2E5E5E6E">
-            <wp:extent cx="5144218" cy="5048955"/>
-            <wp:effectExtent l="0" t="0" r="0" b="0"/>
-            <wp:docPr id="8" name="Рисунок 8"/>
+          <wp:inline distT="0" distB="0" distL="0" distR="0" wp14:anchorId="6F125583" wp14:editId="16244E73">
+            <wp:extent cx="5142230" cy="4857115"/>
+            <wp:effectExtent l="0" t="0" r="1270" b="635"/>
+            <wp:docPr id="2" name="Рисунок 2"/>
             <wp:cNvGraphicFramePr>
               <a:graphicFrameLocks xmlns:a="http://schemas.openxmlformats.org/drawingml/2006/main" noChangeAspect="1"/>
             </wp:cNvGraphicFramePr>
@@ -6638,23 +6547,36 @@
               <a:graphicData uri="http://schemas.openxmlformats.org/drawingml/2006/picture">
                 <pic:pic xmlns:pic="http://schemas.openxmlformats.org/drawingml/2006/picture">
                   <pic:nvPicPr>
-                    <pic:cNvPr id="1" name=""/>
-                    <pic:cNvPicPr/>
+                    <pic:cNvPr id="0" name="Picture 1"/>
+                    <pic:cNvPicPr>
+                      <a:picLocks noChangeAspect="1" noChangeArrowheads="1"/>
+                    </pic:cNvPicPr>
                   </pic:nvPicPr>
                   <pic:blipFill>
-                    <a:blip r:embed="rId21"/>
+                    <a:blip r:embed="rId21">
+                      <a:extLst>
+                        <a:ext uri="{28A0092B-C50C-407E-A947-70E740481C1C}">
+                          <a14:useLocalDpi xmlns:a14="http://schemas.microsoft.com/office/drawing/2010/main" val="0"/>
+                        </a:ext>
+                      </a:extLst>
+                    </a:blip>
+                    <a:srcRect/>
                     <a:stretch>
                       <a:fillRect/>
                     </a:stretch>
                   </pic:blipFill>
-                  <pic:spPr>
+                  <pic:spPr bwMode="auto">
                     <a:xfrm>
                       <a:off x="0" y="0"/>
-                      <a:ext cx="5144218" cy="5048955"/>
+                      <a:ext cx="5142230" cy="4857115"/>
                     </a:xfrm>
                     <a:prstGeom prst="rect">
                       <a:avLst/>
                     </a:prstGeom>
+                    <a:noFill/>
+                    <a:ln>
+                      <a:noFill/>
+                    </a:ln>
                   </pic:spPr>
                 </pic:pic>
               </a:graphicData>
@@ -6816,7 +6738,7 @@
           <w:szCs w:val="32"/>
         </w:rPr>
       </w:pPr>
-      <w:bookmarkStart w:id="13" w:name="_Toc218719359"/>
+      <w:bookmarkStart w:id="13" w:name="_Toc223820374"/>
       <w:r>
         <w:rPr>
           <w:rFonts w:ascii="Times New Roman" w:hAnsi="Times New Roman" w:cs="Times New Roman"/>
@@ -6824,7 +6746,7 @@
           <w:szCs w:val="32"/>
         </w:rPr>
         <w:lastRenderedPageBreak/>
-        <w:t>Цикличный режим работы</w:t>
+        <w:t>Режим мониторинга</w:t>
       </w:r>
       <w:bookmarkEnd w:id="13"/>
     </w:p>
@@ -6851,21 +6773,11 @@
           <w:sz w:val="28"/>
           <w:szCs w:val="28"/>
         </w:rPr>
-        <w:t>В данном режиме можно только читать регистры с заданным периодом.</w:t>
-      </w:r>
-    </w:p>
-    <w:p>
-      <w:pPr>
-        <w:rPr>
-          <w:rFonts w:ascii="Times New Roman" w:hAnsi="Times New Roman" w:cs="Times New Roman"/>
-          <w:sz w:val="28"/>
-          <w:szCs w:val="28"/>
-        </w:rPr>
-      </w:pPr>
-    </w:p>
-    <w:p>
-      <w:pPr>
-        <w:jc w:val="center"/>
+        <w:t>Этот режим нужен для контроля состояния подключенного устройства. Также этот режим можно использовать как логгер. Переход в него осуществляется нажатием на переключатель «Мониторинг».</w:t>
+      </w:r>
+    </w:p>
+    <w:p>
+      <w:pPr>
         <w:rPr>
           <w:rFonts w:ascii="Times New Roman" w:hAnsi="Times New Roman" w:cs="Times New Roman"/>
           <w:sz w:val="28"/>
@@ -6880,10 +6792,10 @@
           <w:szCs w:val="28"/>
         </w:rPr>
         <w:drawing>
-          <wp:inline distT="0" distB="0" distL="0" distR="0" wp14:anchorId="74E2A909" wp14:editId="367BA5BF">
-            <wp:extent cx="4486901" cy="3258005"/>
-            <wp:effectExtent l="0" t="0" r="0" b="0"/>
-            <wp:docPr id="2" name="Рисунок 2"/>
+          <wp:inline distT="0" distB="0" distL="0" distR="0" wp14:anchorId="24342B3C" wp14:editId="5407E33C">
+            <wp:extent cx="6645910" cy="4243070"/>
+            <wp:effectExtent l="0" t="0" r="2540" b="5080"/>
+            <wp:docPr id="20" name="Рисунок 20"/>
             <wp:cNvGraphicFramePr>
               <a:graphicFrameLocks xmlns:a="http://schemas.openxmlformats.org/drawingml/2006/main" noChangeAspect="1"/>
             </wp:cNvGraphicFramePr>
@@ -6903,7 +6815,7 @@
                   <pic:spPr>
                     <a:xfrm>
                       <a:off x="0" y="0"/>
-                      <a:ext cx="4486901" cy="3258005"/>
+                      <a:ext cx="6645910" cy="4243070"/>
                     </a:xfrm>
                     <a:prstGeom prst="rect">
                       <a:avLst/>
@@ -6933,198 +6845,211 @@
           <w:szCs w:val="28"/>
         </w:rPr>
       </w:pPr>
-    </w:p>
-    <w:p>
-      <w:pPr>
-        <w:rPr>
-          <w:rFonts w:ascii="Times New Roman" w:hAnsi="Times New Roman" w:cs="Times New Roman"/>
-          <w:sz w:val="28"/>
-          <w:szCs w:val="28"/>
-        </w:rPr>
-      </w:pPr>
-    </w:p>
-    <w:p>
-      <w:pPr>
-        <w:rPr>
-          <w:rFonts w:ascii="Times New Roman" w:hAnsi="Times New Roman" w:cs="Times New Roman"/>
-          <w:sz w:val="28"/>
-          <w:szCs w:val="28"/>
-        </w:rPr>
-      </w:pPr>
-    </w:p>
-    <w:p>
-      <w:pPr>
-        <w:rPr>
-          <w:rFonts w:ascii="Times New Roman" w:hAnsi="Times New Roman" w:cs="Times New Roman"/>
-          <w:sz w:val="28"/>
-          <w:szCs w:val="28"/>
-        </w:rPr>
-      </w:pPr>
-    </w:p>
-    <w:p>
-      <w:pPr>
-        <w:rPr>
-          <w:rFonts w:ascii="Times New Roman" w:hAnsi="Times New Roman" w:cs="Times New Roman"/>
-          <w:sz w:val="28"/>
-          <w:szCs w:val="28"/>
-        </w:rPr>
-      </w:pPr>
-    </w:p>
-    <w:p>
-      <w:pPr>
-        <w:rPr>
-          <w:rFonts w:ascii="Times New Roman" w:hAnsi="Times New Roman" w:cs="Times New Roman"/>
-          <w:sz w:val="28"/>
-          <w:szCs w:val="28"/>
-        </w:rPr>
-      </w:pPr>
-    </w:p>
-    <w:p>
-      <w:pPr>
-        <w:rPr>
-          <w:rFonts w:ascii="Times New Roman" w:hAnsi="Times New Roman" w:cs="Times New Roman"/>
-          <w:sz w:val="28"/>
-          <w:szCs w:val="28"/>
-        </w:rPr>
-      </w:pPr>
-    </w:p>
-    <w:p>
-      <w:pPr>
-        <w:rPr>
-          <w:rFonts w:ascii="Times New Roman" w:hAnsi="Times New Roman" w:cs="Times New Roman"/>
-          <w:sz w:val="28"/>
-          <w:szCs w:val="28"/>
-        </w:rPr>
-      </w:pPr>
-    </w:p>
-    <w:p>
-      <w:pPr>
-        <w:rPr>
-          <w:rFonts w:ascii="Times New Roman" w:hAnsi="Times New Roman" w:cs="Times New Roman"/>
-          <w:sz w:val="28"/>
-          <w:szCs w:val="28"/>
-        </w:rPr>
-      </w:pPr>
-    </w:p>
-    <w:p>
-      <w:pPr>
-        <w:rPr>
-          <w:rFonts w:ascii="Times New Roman" w:hAnsi="Times New Roman" w:cs="Times New Roman"/>
-          <w:sz w:val="28"/>
-          <w:szCs w:val="28"/>
-        </w:rPr>
-      </w:pPr>
-    </w:p>
-    <w:p>
-      <w:pPr>
-        <w:rPr>
-          <w:rFonts w:ascii="Times New Roman" w:hAnsi="Times New Roman" w:cs="Times New Roman"/>
-          <w:sz w:val="28"/>
-          <w:szCs w:val="28"/>
-        </w:rPr>
-      </w:pPr>
-    </w:p>
-    <w:p>
-      <w:pPr>
-        <w:rPr>
-          <w:rFonts w:ascii="Times New Roman" w:hAnsi="Times New Roman" w:cs="Times New Roman"/>
-          <w:sz w:val="28"/>
-          <w:szCs w:val="28"/>
-        </w:rPr>
-      </w:pPr>
-    </w:p>
-    <w:p>
-      <w:pPr>
-        <w:rPr>
-          <w:rFonts w:ascii="Times New Roman" w:hAnsi="Times New Roman" w:cs="Times New Roman"/>
-          <w:sz w:val="28"/>
-          <w:szCs w:val="28"/>
-        </w:rPr>
-      </w:pPr>
-    </w:p>
-    <w:p>
-      <w:pPr>
-        <w:pStyle w:val="2"/>
+      <w:r>
+        <w:rPr>
+          <w:rFonts w:ascii="Times New Roman" w:hAnsi="Times New Roman" w:cs="Times New Roman"/>
+          <w:sz w:val="28"/>
+          <w:szCs w:val="28"/>
+        </w:rPr>
+        <w:t>Глобально рабочее поле разделено на две части. Верхняя часть отвечает за управление мониторингом. А на нижней находится список регистров.</w:t>
+      </w:r>
+    </w:p>
+    <w:p>
+      <w:pPr>
+        <w:rPr>
+          <w:rFonts w:ascii="Times New Roman" w:hAnsi="Times New Roman" w:cs="Times New Roman"/>
+          <w:sz w:val="28"/>
+          <w:szCs w:val="28"/>
+        </w:rPr>
+      </w:pPr>
+    </w:p>
+    <w:p>
+      <w:pPr>
+        <w:rPr>
+          <w:rFonts w:ascii="Times New Roman" w:hAnsi="Times New Roman" w:cs="Times New Roman"/>
+          <w:sz w:val="28"/>
+          <w:szCs w:val="28"/>
+        </w:rPr>
+      </w:pPr>
+    </w:p>
+    <w:p>
+      <w:pPr>
+        <w:rPr>
+          <w:rFonts w:ascii="Times New Roman" w:hAnsi="Times New Roman" w:cs="Times New Roman"/>
+          <w:sz w:val="28"/>
+          <w:szCs w:val="28"/>
+        </w:rPr>
+      </w:pPr>
+    </w:p>
+    <w:p>
+      <w:pPr>
+        <w:rPr>
+          <w:rFonts w:ascii="Times New Roman" w:hAnsi="Times New Roman" w:cs="Times New Roman"/>
+          <w:sz w:val="28"/>
+          <w:szCs w:val="28"/>
+        </w:rPr>
+      </w:pPr>
+    </w:p>
+    <w:p>
+      <w:pPr>
+        <w:rPr>
+          <w:rFonts w:ascii="Times New Roman" w:hAnsi="Times New Roman" w:cs="Times New Roman"/>
+          <w:sz w:val="28"/>
+          <w:szCs w:val="28"/>
+        </w:rPr>
+      </w:pPr>
+    </w:p>
+    <w:p>
+      <w:pPr>
+        <w:rPr>
+          <w:rFonts w:ascii="Times New Roman" w:hAnsi="Times New Roman" w:cs="Times New Roman"/>
+          <w:sz w:val="28"/>
+          <w:szCs w:val="28"/>
+        </w:rPr>
+      </w:pPr>
+    </w:p>
+    <w:p>
+      <w:pPr>
+        <w:rPr>
+          <w:rFonts w:ascii="Times New Roman" w:hAnsi="Times New Roman" w:cs="Times New Roman"/>
+          <w:sz w:val="28"/>
+          <w:szCs w:val="28"/>
+        </w:rPr>
+      </w:pPr>
+    </w:p>
+    <w:p>
+      <w:pPr>
+        <w:rPr>
+          <w:rFonts w:ascii="Times New Roman" w:hAnsi="Times New Roman" w:cs="Times New Roman"/>
+          <w:sz w:val="28"/>
+          <w:szCs w:val="28"/>
+        </w:rPr>
+      </w:pPr>
+    </w:p>
+    <w:p>
+      <w:pPr>
+        <w:rPr>
+          <w:rFonts w:ascii="Times New Roman" w:hAnsi="Times New Roman" w:cs="Times New Roman"/>
+          <w:sz w:val="28"/>
+          <w:szCs w:val="28"/>
+        </w:rPr>
+      </w:pPr>
+    </w:p>
+    <w:p>
+      <w:pPr>
         <w:jc w:val="center"/>
         <w:rPr>
           <w:rFonts w:ascii="Times New Roman" w:hAnsi="Times New Roman" w:cs="Times New Roman"/>
-          <w:sz w:val="32"/>
-          <w:szCs w:val="32"/>
-        </w:rPr>
-      </w:pPr>
-      <w:bookmarkStart w:id="14" w:name="_Toc218719360"/>
-      <w:r>
-        <w:rPr>
-          <w:rFonts w:ascii="Times New Roman" w:hAnsi="Times New Roman" w:cs="Times New Roman"/>
-          <w:sz w:val="32"/>
-          <w:szCs w:val="32"/>
+          <w:b/>
+          <w:bCs/>
+          <w:sz w:val="28"/>
+          <w:szCs w:val="28"/>
+        </w:rPr>
+      </w:pPr>
+      <w:r>
+        <w:rPr>
+          <w:rFonts w:ascii="Times New Roman" w:hAnsi="Times New Roman" w:cs="Times New Roman"/>
+          <w:b/>
+          <w:bCs/>
+          <w:sz w:val="28"/>
+          <w:szCs w:val="28"/>
         </w:rPr>
         <w:lastRenderedPageBreak/>
-        <w:t>Представления</w:t>
-      </w:r>
-      <w:bookmarkEnd w:id="14"/>
-    </w:p>
-    <w:p>
-      <w:pPr>
-        <w:rPr>
-          <w:rFonts w:ascii="Times New Roman" w:hAnsi="Times New Roman" w:cs="Times New Roman"/>
-          <w:sz w:val="28"/>
-          <w:szCs w:val="28"/>
-        </w:rPr>
-      </w:pPr>
-    </w:p>
-    <w:p>
-      <w:pPr>
-        <w:rPr>
-          <w:rFonts w:ascii="Times New Roman" w:hAnsi="Times New Roman" w:cs="Times New Roman"/>
-          <w:sz w:val="28"/>
-          <w:szCs w:val="28"/>
-        </w:rPr>
-      </w:pPr>
-      <w:r>
-        <w:rPr>
-          <w:rFonts w:ascii="Times New Roman" w:hAnsi="Times New Roman" w:cs="Times New Roman"/>
-          <w:sz w:val="28"/>
-          <w:szCs w:val="28"/>
-        </w:rPr>
-        <w:t>Просто значения регистров можно посмотреть в табличном представлении. Но, к сожалению, в этих числах не всегда есть смысл. И иногда их требуется "расшифровать". Поэтому для интерпретации данных в терминале предусмотрена область с представлениями.</w:t>
-      </w:r>
-    </w:p>
-    <w:p>
-      <w:pPr>
-        <w:rPr>
-          <w:rFonts w:ascii="Times New Roman" w:hAnsi="Times New Roman" w:cs="Times New Roman"/>
-          <w:sz w:val="28"/>
-          <w:szCs w:val="28"/>
-        </w:rPr>
-      </w:pPr>
-      <w:r>
-        <w:rPr>
-          <w:rFonts w:ascii="Times New Roman" w:hAnsi="Times New Roman" w:cs="Times New Roman"/>
-          <w:sz w:val="28"/>
-          <w:szCs w:val="28"/>
-        </w:rPr>
-        <w:t>Всего есть 4 типа представлений:</w:t>
-      </w:r>
-    </w:p>
-    <w:p>
-      <w:pPr>
-        <w:rPr>
-          <w:rFonts w:ascii="Times New Roman" w:hAnsi="Times New Roman" w:cs="Times New Roman"/>
-          <w:sz w:val="28"/>
-          <w:szCs w:val="28"/>
-        </w:rPr>
-      </w:pPr>
-    </w:p>
-    <w:p>
-      <w:pPr>
-        <w:jc w:val="center"/>
-        <w:rPr>
-          <w:rFonts w:ascii="Times New Roman" w:hAnsi="Times New Roman" w:cs="Times New Roman"/>
-          <w:sz w:val="28"/>
-          <w:szCs w:val="28"/>
-        </w:rPr>
-      </w:pPr>
+        <w:t>Поле управления мониторингом</w:t>
+      </w:r>
+    </w:p>
+    <w:p>
+      <w:pPr>
+        <w:rPr>
+          <w:rFonts w:ascii="Times New Roman" w:hAnsi="Times New Roman" w:cs="Times New Roman"/>
+          <w:sz w:val="28"/>
+          <w:szCs w:val="28"/>
+        </w:rPr>
+      </w:pPr>
+      <w:r>
+        <w:rPr>
+          <w:rFonts w:ascii="Times New Roman" w:hAnsi="Times New Roman" w:cs="Times New Roman"/>
+          <w:sz w:val="28"/>
+          <w:szCs w:val="28"/>
+        </w:rPr>
+        <w:br/>
+      </w:r>
+      <w:r>
+        <w:rPr>
+          <w:rFonts w:ascii="Times New Roman" w:hAnsi="Times New Roman" w:cs="Times New Roman"/>
+          <w:sz w:val="28"/>
+          <w:szCs w:val="28"/>
+        </w:rPr>
+        <w:t>Оно состоит из трех групп элементов. Рассмотрим их слева направо.</w:t>
+      </w:r>
+    </w:p>
+    <w:p>
+      <w:pPr>
+        <w:rPr>
+          <w:rFonts w:ascii="Times New Roman" w:hAnsi="Times New Roman" w:cs="Times New Roman"/>
+          <w:sz w:val="28"/>
+          <w:szCs w:val="28"/>
+        </w:rPr>
+      </w:pPr>
+    </w:p>
+    <w:p>
+      <w:pPr>
+        <w:rPr>
+          <w:rFonts w:ascii="Times New Roman" w:hAnsi="Times New Roman" w:cs="Times New Roman"/>
+          <w:sz w:val="28"/>
+          <w:szCs w:val="28"/>
+        </w:rPr>
+      </w:pPr>
+      <w:r>
+        <w:rPr>
+          <w:rFonts w:ascii="Times New Roman" w:hAnsi="Times New Roman" w:cs="Times New Roman"/>
+          <w:sz w:val="28"/>
+          <w:szCs w:val="28"/>
+        </w:rPr>
+        <w:t xml:space="preserve">Группа управления </w:t>
+      </w:r>
+      <w:r>
+        <w:rPr>
+          <w:rFonts w:ascii="Times New Roman" w:hAnsi="Times New Roman" w:cs="Times New Roman"/>
+          <w:sz w:val="28"/>
+          <w:szCs w:val="28"/>
+          <w:lang w:val="en-US"/>
+        </w:rPr>
+        <w:t>UI</w:t>
+      </w:r>
+      <w:r>
+        <w:rPr>
+          <w:rFonts w:ascii="Times New Roman" w:hAnsi="Times New Roman" w:cs="Times New Roman"/>
+          <w:sz w:val="28"/>
+          <w:szCs w:val="28"/>
+        </w:rPr>
+        <w:t xml:space="preserve"> </w:t>
+      </w:r>
+      <w:r>
+        <w:rPr>
+          <w:rFonts w:ascii="Times New Roman" w:hAnsi="Times New Roman" w:cs="Times New Roman"/>
+          <w:sz w:val="28"/>
+          <w:szCs w:val="28"/>
+        </w:rPr>
+        <w:t>элементами.</w:t>
+      </w:r>
+    </w:p>
+    <w:p>
+      <w:pPr>
+        <w:rPr>
+          <w:rFonts w:ascii="Times New Roman" w:hAnsi="Times New Roman" w:cs="Times New Roman"/>
+          <w:sz w:val="28"/>
+          <w:szCs w:val="28"/>
+        </w:rPr>
+      </w:pPr>
+      <w:r>
+        <w:rPr>
+          <w:rFonts w:ascii="Times New Roman" w:hAnsi="Times New Roman" w:cs="Times New Roman"/>
+          <w:sz w:val="28"/>
+          <w:szCs w:val="28"/>
+        </w:rPr>
+        <w:br/>
+      </w:r>
       <w:r>
         <w:rPr>
           <w:rFonts w:ascii="Times New Roman" w:hAnsi="Times New Roman" w:cs="Times New Roman"/>
@@ -7133,10 +7058,26 @@
           <w:szCs w:val="28"/>
         </w:rPr>
         <w:drawing>
-          <wp:inline distT="0" distB="0" distL="0" distR="0" wp14:anchorId="06305F13" wp14:editId="6E1EC523">
-            <wp:extent cx="6645910" cy="1357630"/>
-            <wp:effectExtent l="0" t="0" r="2540" b="0"/>
-            <wp:docPr id="9" name="Рисунок 9"/>
+          <wp:anchor distT="0" distB="0" distL="114300" distR="114300" simplePos="0" relativeHeight="251658240" behindDoc="1" locked="0" layoutInCell="1" allowOverlap="1" wp14:anchorId="0E3E4D43" wp14:editId="220F32EB">
+            <wp:simplePos x="0" y="0"/>
+            <wp:positionH relativeFrom="column">
+              <wp:posOffset>0</wp:posOffset>
+            </wp:positionH>
+            <wp:positionV relativeFrom="paragraph">
+              <wp:posOffset>-1270</wp:posOffset>
+            </wp:positionV>
+            <wp:extent cx="1104900" cy="1057275"/>
+            <wp:effectExtent l="0" t="0" r="0" b="9525"/>
+            <wp:wrapTight wrapText="bothSides">
+              <wp:wrapPolygon edited="0">
+                <wp:start x="0" y="0"/>
+                <wp:lineTo x="0" y="21405"/>
+                <wp:lineTo x="21228" y="21405"/>
+                <wp:lineTo x="21228" y="0"/>
+                <wp:lineTo x="0" y="0"/>
+              </wp:wrapPolygon>
+            </wp:wrapTight>
+            <wp:docPr id="21" name="Рисунок 21"/>
             <wp:cNvGraphicFramePr>
               <a:graphicFrameLocks xmlns:a="http://schemas.openxmlformats.org/drawingml/2006/main" noChangeAspect="1"/>
             </wp:cNvGraphicFramePr>
@@ -7148,7 +7089,13 @@
                     <pic:cNvPicPr/>
                   </pic:nvPicPr>
                   <pic:blipFill>
-                    <a:blip r:embed="rId23"/>
+                    <a:blip r:embed="rId23">
+                      <a:extLst>
+                        <a:ext uri="{28A0092B-C50C-407E-A947-70E740481C1C}">
+                          <a14:useLocalDpi xmlns:a14="http://schemas.microsoft.com/office/drawing/2010/main" val="0"/>
+                        </a:ext>
+                      </a:extLst>
+                    </a:blip>
                     <a:stretch>
                       <a:fillRect/>
                     </a:stretch>
@@ -7156,7 +7103,7 @@
                   <pic:spPr>
                     <a:xfrm>
                       <a:off x="0" y="0"/>
-                      <a:ext cx="6645910" cy="1357630"/>
+                      <a:ext cx="1104900" cy="1057275"/>
                     </a:xfrm>
                     <a:prstGeom prst="rect">
                       <a:avLst/>
@@ -7165,41 +7112,72 @@
                 </pic:pic>
               </a:graphicData>
             </a:graphic>
-          </wp:inline>
+          </wp:anchor>
         </w:drawing>
       </w:r>
-    </w:p>
-    <w:p>
-      <w:pPr>
-        <w:jc w:val="center"/>
-        <w:rPr>
-          <w:rFonts w:ascii="Times New Roman" w:hAnsi="Times New Roman" w:cs="Times New Roman"/>
-          <w:sz w:val="28"/>
-          <w:szCs w:val="28"/>
-        </w:rPr>
-      </w:pPr>
-      <w:r>
-        <w:rPr>
-          <w:rFonts w:ascii="Times New Roman" w:hAnsi="Times New Roman" w:cs="Times New Roman"/>
-          <w:sz w:val="28"/>
-          <w:szCs w:val="28"/>
-        </w:rPr>
-        <w:t>Последний запрос</w:t>
-      </w:r>
-    </w:p>
-    <w:p>
-      <w:pPr>
-        <w:jc w:val="center"/>
-        <w:rPr>
-          <w:rFonts w:ascii="Times New Roman" w:hAnsi="Times New Roman" w:cs="Times New Roman"/>
-          <w:sz w:val="28"/>
-          <w:szCs w:val="28"/>
-        </w:rPr>
-      </w:pPr>
-    </w:p>
-    <w:p>
-      <w:pPr>
-        <w:jc w:val="center"/>
+      <w:r>
+        <w:rPr>
+          <w:rFonts w:ascii="Times New Roman" w:hAnsi="Times New Roman" w:cs="Times New Roman"/>
+          <w:sz w:val="28"/>
+          <w:szCs w:val="28"/>
+        </w:rPr>
+        <w:t>Сверху кнопка, которая открывает график.</w:t>
+      </w:r>
+    </w:p>
+    <w:p>
+      <w:pPr>
+        <w:rPr>
+          <w:rFonts w:ascii="Times New Roman" w:hAnsi="Times New Roman" w:cs="Times New Roman"/>
+          <w:sz w:val="28"/>
+          <w:szCs w:val="28"/>
+        </w:rPr>
+      </w:pPr>
+      <w:r>
+        <w:rPr>
+          <w:rFonts w:ascii="Times New Roman" w:hAnsi="Times New Roman" w:cs="Times New Roman"/>
+          <w:sz w:val="28"/>
+          <w:szCs w:val="28"/>
+        </w:rPr>
+        <w:t>Снизу кнопка, которая удаляет выбранные регистры.</w:t>
+      </w:r>
+    </w:p>
+    <w:p>
+      <w:pPr>
+        <w:rPr>
+          <w:rFonts w:ascii="Times New Roman" w:hAnsi="Times New Roman" w:cs="Times New Roman"/>
+          <w:sz w:val="28"/>
+          <w:szCs w:val="28"/>
+        </w:rPr>
+      </w:pPr>
+    </w:p>
+    <w:p>
+      <w:pPr>
+        <w:rPr>
+          <w:rFonts w:ascii="Times New Roman" w:hAnsi="Times New Roman" w:cs="Times New Roman"/>
+          <w:sz w:val="28"/>
+          <w:szCs w:val="28"/>
+        </w:rPr>
+      </w:pPr>
+    </w:p>
+    <w:p>
+      <w:pPr>
+        <w:rPr>
+          <w:rFonts w:ascii="Times New Roman" w:hAnsi="Times New Roman" w:cs="Times New Roman"/>
+          <w:sz w:val="28"/>
+          <w:szCs w:val="28"/>
+        </w:rPr>
+      </w:pPr>
+      <w:r>
+        <w:rPr>
+          <w:rFonts w:ascii="Times New Roman" w:hAnsi="Times New Roman" w:cs="Times New Roman"/>
+          <w:sz w:val="28"/>
+          <w:szCs w:val="28"/>
+        </w:rPr>
+        <w:t>Группа настройки мониторинга.</w:t>
+      </w:r>
+    </w:p>
+    <w:p>
+      <w:pPr>
         <w:rPr>
           <w:rFonts w:ascii="Times New Roman" w:hAnsi="Times New Roman" w:cs="Times New Roman"/>
           <w:sz w:val="28"/>
@@ -7214,10 +7192,10 @@
           <w:szCs w:val="28"/>
         </w:rPr>
         <w:drawing>
-          <wp:inline distT="0" distB="0" distL="0" distR="0" wp14:anchorId="131CBF07" wp14:editId="191459FB">
-            <wp:extent cx="6645910" cy="1373505"/>
-            <wp:effectExtent l="0" t="0" r="2540" b="0"/>
-            <wp:docPr id="10" name="Рисунок 10"/>
+          <wp:inline distT="0" distB="0" distL="0" distR="0" wp14:anchorId="1DD593C8" wp14:editId="2593136F">
+            <wp:extent cx="6335009" cy="1028844"/>
+            <wp:effectExtent l="0" t="0" r="0" b="0"/>
+            <wp:docPr id="22" name="Рисунок 22"/>
             <wp:cNvGraphicFramePr>
               <a:graphicFrameLocks xmlns:a="http://schemas.openxmlformats.org/drawingml/2006/main" noChangeAspect="1"/>
             </wp:cNvGraphicFramePr>
@@ -7237,6 +7215,1616 @@
                   <pic:spPr>
                     <a:xfrm>
                       <a:off x="0" y="0"/>
+                      <a:ext cx="6335009" cy="1028844"/>
+                    </a:xfrm>
+                    <a:prstGeom prst="rect">
+                      <a:avLst/>
+                    </a:prstGeom>
+                  </pic:spPr>
+                </pic:pic>
+              </a:graphicData>
+            </a:graphic>
+          </wp:inline>
+        </w:drawing>
+      </w:r>
+    </w:p>
+    <w:p>
+      <w:pPr>
+        <w:rPr>
+          <w:rFonts w:ascii="Times New Roman" w:hAnsi="Times New Roman" w:cs="Times New Roman"/>
+          <w:sz w:val="28"/>
+          <w:szCs w:val="28"/>
+        </w:rPr>
+      </w:pPr>
+      <w:r>
+        <w:rPr>
+          <w:rFonts w:ascii="Times New Roman" w:hAnsi="Times New Roman" w:cs="Times New Roman"/>
+          <w:sz w:val="28"/>
+          <w:szCs w:val="28"/>
+        </w:rPr>
+        <w:t>Здесь можно выбрать необходимые параметры опроса. А также формат числа, который будет применяться к полю «</w:t>
+      </w:r>
+      <w:r>
+        <w:rPr>
+          <w:rFonts w:ascii="Times New Roman" w:hAnsi="Times New Roman" w:cs="Times New Roman"/>
+          <w:sz w:val="28"/>
+          <w:szCs w:val="28"/>
+          <w:lang w:val="en-US"/>
+        </w:rPr>
+        <w:t>Slave</w:t>
+      </w:r>
+      <w:r>
+        <w:rPr>
+          <w:rFonts w:ascii="Times New Roman" w:hAnsi="Times New Roman" w:cs="Times New Roman"/>
+          <w:sz w:val="28"/>
+          <w:szCs w:val="28"/>
+        </w:rPr>
+        <w:t xml:space="preserve"> </w:t>
+      </w:r>
+      <w:r>
+        <w:rPr>
+          <w:rFonts w:ascii="Times New Roman" w:hAnsi="Times New Roman" w:cs="Times New Roman"/>
+          <w:sz w:val="28"/>
+          <w:szCs w:val="28"/>
+          <w:lang w:val="en-US"/>
+        </w:rPr>
+        <w:t>ID</w:t>
+      </w:r>
+      <w:r>
+        <w:rPr>
+          <w:rFonts w:ascii="Times New Roman" w:hAnsi="Times New Roman" w:cs="Times New Roman"/>
+          <w:sz w:val="28"/>
+          <w:szCs w:val="28"/>
+        </w:rPr>
+        <w:t>» и полям «Адрес» и «Значение» в списке регистров.</w:t>
+      </w:r>
+    </w:p>
+    <w:p>
+      <w:pPr>
+        <w:rPr>
+          <w:rFonts w:ascii="Times New Roman" w:hAnsi="Times New Roman" w:cs="Times New Roman"/>
+          <w:sz w:val="28"/>
+          <w:szCs w:val="28"/>
+        </w:rPr>
+      </w:pPr>
+    </w:p>
+    <w:p>
+      <w:pPr>
+        <w:rPr>
+          <w:rFonts w:ascii="Times New Roman" w:hAnsi="Times New Roman" w:cs="Times New Roman"/>
+          <w:sz w:val="28"/>
+          <w:szCs w:val="28"/>
+        </w:rPr>
+      </w:pPr>
+      <w:r>
+        <w:rPr>
+          <w:rFonts w:ascii="Times New Roman" w:hAnsi="Times New Roman" w:cs="Times New Roman"/>
+          <w:sz w:val="28"/>
+          <w:szCs w:val="28"/>
+        </w:rPr>
+        <w:t>Группа логирования, которая имеет два состояния.</w:t>
+      </w:r>
+    </w:p>
+    <w:p>
+      <w:pPr>
+        <w:rPr>
+          <w:rFonts w:ascii="Times New Roman" w:hAnsi="Times New Roman" w:cs="Times New Roman"/>
+          <w:sz w:val="28"/>
+          <w:szCs w:val="28"/>
+        </w:rPr>
+      </w:pPr>
+      <w:r>
+        <w:rPr>
+          <w:rFonts w:ascii="Times New Roman" w:hAnsi="Times New Roman" w:cs="Times New Roman"/>
+          <w:sz w:val="28"/>
+          <w:szCs w:val="28"/>
+        </w:rPr>
+        <w:t xml:space="preserve">Неактивное. </w:t>
+      </w:r>
+    </w:p>
+    <w:p>
+      <w:pPr>
+        <w:rPr>
+          <w:rFonts w:ascii="Times New Roman" w:hAnsi="Times New Roman" w:cs="Times New Roman"/>
+          <w:sz w:val="28"/>
+          <w:szCs w:val="28"/>
+        </w:rPr>
+      </w:pPr>
+      <w:r>
+        <w:rPr>
+          <w:rFonts w:ascii="Times New Roman" w:hAnsi="Times New Roman" w:cs="Times New Roman"/>
+          <w:noProof/>
+          <w:sz w:val="28"/>
+          <w:szCs w:val="28"/>
+        </w:rPr>
+        <w:drawing>
+          <wp:anchor distT="0" distB="0" distL="114300" distR="114300" simplePos="0" relativeHeight="251659264" behindDoc="0" locked="0" layoutInCell="1" allowOverlap="1" wp14:anchorId="255636B4" wp14:editId="34BA4B46">
+            <wp:simplePos x="0" y="0"/>
+            <wp:positionH relativeFrom="column">
+              <wp:posOffset>0</wp:posOffset>
+            </wp:positionH>
+            <wp:positionV relativeFrom="paragraph">
+              <wp:posOffset>3175</wp:posOffset>
+            </wp:positionV>
+            <wp:extent cx="2715004" cy="1009791"/>
+            <wp:effectExtent l="0" t="0" r="9525" b="0"/>
+            <wp:wrapSquare wrapText="bothSides"/>
+            <wp:docPr id="28" name="Рисунок 28"/>
+            <wp:cNvGraphicFramePr>
+              <a:graphicFrameLocks xmlns:a="http://schemas.openxmlformats.org/drawingml/2006/main" noChangeAspect="1"/>
+            </wp:cNvGraphicFramePr>
+            <a:graphic xmlns:a="http://schemas.openxmlformats.org/drawingml/2006/main">
+              <a:graphicData uri="http://schemas.openxmlformats.org/drawingml/2006/picture">
+                <pic:pic xmlns:pic="http://schemas.openxmlformats.org/drawingml/2006/picture">
+                  <pic:nvPicPr>
+                    <pic:cNvPr id="1" name=""/>
+                    <pic:cNvPicPr/>
+                  </pic:nvPicPr>
+                  <pic:blipFill>
+                    <a:blip r:embed="rId25">
+                      <a:extLst>
+                        <a:ext uri="{28A0092B-C50C-407E-A947-70E740481C1C}">
+                          <a14:useLocalDpi xmlns:a14="http://schemas.microsoft.com/office/drawing/2010/main" val="0"/>
+                        </a:ext>
+                      </a:extLst>
+                    </a:blip>
+                    <a:stretch>
+                      <a:fillRect/>
+                    </a:stretch>
+                  </pic:blipFill>
+                  <pic:spPr>
+                    <a:xfrm>
+                      <a:off x="0" y="0"/>
+                      <a:ext cx="2715004" cy="1009791"/>
+                    </a:xfrm>
+                    <a:prstGeom prst="rect">
+                      <a:avLst/>
+                    </a:prstGeom>
+                  </pic:spPr>
+                </pic:pic>
+              </a:graphicData>
+            </a:graphic>
+          </wp:anchor>
+        </w:drawing>
+      </w:r>
+      <w:r>
+        <w:rPr>
+          <w:rFonts w:ascii="Times New Roman" w:hAnsi="Times New Roman" w:cs="Times New Roman"/>
+          <w:sz w:val="28"/>
+          <w:szCs w:val="28"/>
+        </w:rPr>
+        <w:t xml:space="preserve">Тут есть всего две кнопки. </w:t>
+      </w:r>
+    </w:p>
+    <w:p>
+      <w:pPr>
+        <w:rPr>
+          <w:rFonts w:ascii="Times New Roman" w:hAnsi="Times New Roman" w:cs="Times New Roman"/>
+          <w:sz w:val="28"/>
+          <w:szCs w:val="28"/>
+        </w:rPr>
+      </w:pPr>
+      <w:r>
+        <w:rPr>
+          <w:rFonts w:ascii="Times New Roman" w:hAnsi="Times New Roman" w:cs="Times New Roman"/>
+          <w:sz w:val="28"/>
+          <w:szCs w:val="28"/>
+        </w:rPr>
+        <w:t>Слева кнопка запуска логирования, а справа кнопка открытия папки с логами.</w:t>
+      </w:r>
+    </w:p>
+    <w:p>
+      <w:pPr>
+        <w:rPr>
+          <w:rFonts w:ascii="Times New Roman" w:hAnsi="Times New Roman" w:cs="Times New Roman"/>
+          <w:sz w:val="28"/>
+          <w:szCs w:val="28"/>
+        </w:rPr>
+      </w:pPr>
+    </w:p>
+    <w:p>
+      <w:pPr>
+        <w:rPr>
+          <w:rFonts w:ascii="Times New Roman" w:hAnsi="Times New Roman" w:cs="Times New Roman"/>
+          <w:sz w:val="28"/>
+          <w:szCs w:val="28"/>
+        </w:rPr>
+      </w:pPr>
+      <w:r>
+        <w:rPr>
+          <w:rFonts w:ascii="Times New Roman" w:hAnsi="Times New Roman" w:cs="Times New Roman"/>
+          <w:sz w:val="28"/>
+          <w:szCs w:val="28"/>
+        </w:rPr>
+        <w:t>Активное.</w:t>
+      </w:r>
+    </w:p>
+    <w:p>
+      <w:pPr>
+        <w:rPr>
+          <w:rFonts w:ascii="Times New Roman" w:hAnsi="Times New Roman" w:cs="Times New Roman"/>
+          <w:sz w:val="28"/>
+          <w:szCs w:val="28"/>
+        </w:rPr>
+      </w:pPr>
+      <w:r>
+        <w:rPr>
+          <w:rFonts w:ascii="Times New Roman" w:hAnsi="Times New Roman" w:cs="Times New Roman"/>
+          <w:noProof/>
+          <w:sz w:val="28"/>
+          <w:szCs w:val="28"/>
+        </w:rPr>
+        <w:drawing>
+          <wp:anchor distT="0" distB="0" distL="114300" distR="114300" simplePos="0" relativeHeight="251660288" behindDoc="0" locked="0" layoutInCell="1" allowOverlap="1" wp14:anchorId="5BE2D260" wp14:editId="48DD2122">
+            <wp:simplePos x="457200" y="7962900"/>
+            <wp:positionH relativeFrom="column">
+              <wp:align>left</wp:align>
+            </wp:positionH>
+            <wp:positionV relativeFrom="paragraph">
+              <wp:align>top</wp:align>
+            </wp:positionV>
+            <wp:extent cx="2705478" cy="1019317"/>
+            <wp:effectExtent l="0" t="0" r="0" b="9525"/>
+            <wp:wrapSquare wrapText="bothSides"/>
+            <wp:docPr id="29" name="Рисунок 29"/>
+            <wp:cNvGraphicFramePr>
+              <a:graphicFrameLocks xmlns:a="http://schemas.openxmlformats.org/drawingml/2006/main" noChangeAspect="1"/>
+            </wp:cNvGraphicFramePr>
+            <a:graphic xmlns:a="http://schemas.openxmlformats.org/drawingml/2006/main">
+              <a:graphicData uri="http://schemas.openxmlformats.org/drawingml/2006/picture">
+                <pic:pic xmlns:pic="http://schemas.openxmlformats.org/drawingml/2006/picture">
+                  <pic:nvPicPr>
+                    <pic:cNvPr id="1" name=""/>
+                    <pic:cNvPicPr/>
+                  </pic:nvPicPr>
+                  <pic:blipFill>
+                    <a:blip r:embed="rId26">
+                      <a:extLst>
+                        <a:ext uri="{28A0092B-C50C-407E-A947-70E740481C1C}">
+                          <a14:useLocalDpi xmlns:a14="http://schemas.microsoft.com/office/drawing/2010/main" val="0"/>
+                        </a:ext>
+                      </a:extLst>
+                    </a:blip>
+                    <a:stretch>
+                      <a:fillRect/>
+                    </a:stretch>
+                  </pic:blipFill>
+                  <pic:spPr>
+                    <a:xfrm>
+                      <a:off x="0" y="0"/>
+                      <a:ext cx="2705478" cy="1019317"/>
+                    </a:xfrm>
+                    <a:prstGeom prst="rect">
+                      <a:avLst/>
+                    </a:prstGeom>
+                  </pic:spPr>
+                </pic:pic>
+              </a:graphicData>
+            </a:graphic>
+          </wp:anchor>
+        </w:drawing>
+      </w:r>
+      <w:r>
+        <w:rPr>
+          <w:rFonts w:ascii="Times New Roman" w:hAnsi="Times New Roman" w:cs="Times New Roman"/>
+          <w:sz w:val="28"/>
+          <w:szCs w:val="28"/>
+        </w:rPr>
+        <w:t>Кнопка запуска превращается в кнопку остановки логирования.</w:t>
+      </w:r>
+    </w:p>
+    <w:p>
+      <w:pPr>
+        <w:rPr>
+          <w:rFonts w:ascii="Times New Roman" w:hAnsi="Times New Roman" w:cs="Times New Roman"/>
+          <w:sz w:val="28"/>
+          <w:szCs w:val="28"/>
+        </w:rPr>
+      </w:pPr>
+      <w:r>
+        <w:rPr>
+          <w:rFonts w:ascii="Times New Roman" w:hAnsi="Times New Roman" w:cs="Times New Roman"/>
+          <w:sz w:val="28"/>
+          <w:szCs w:val="28"/>
+        </w:rPr>
+        <w:t>А снизу появляется дата и время начала записи.</w:t>
+      </w:r>
+      <w:r>
+        <w:rPr>
+          <w:rFonts w:ascii="Times New Roman" w:hAnsi="Times New Roman" w:cs="Times New Roman"/>
+          <w:sz w:val="28"/>
+          <w:szCs w:val="28"/>
+        </w:rPr>
+        <w:br w:type="textWrapping" w:clear="all"/>
+      </w:r>
+    </w:p>
+    <w:p>
+      <w:pPr>
+        <w:rPr>
+          <w:rFonts w:ascii="Times New Roman" w:hAnsi="Times New Roman" w:cs="Times New Roman"/>
+          <w:sz w:val="28"/>
+          <w:szCs w:val="28"/>
+        </w:rPr>
+      </w:pPr>
+    </w:p>
+    <w:p>
+      <w:pPr>
+        <w:jc w:val="center"/>
+        <w:rPr>
+          <w:rFonts w:ascii="Times New Roman" w:hAnsi="Times New Roman" w:cs="Times New Roman"/>
+          <w:b/>
+          <w:bCs/>
+          <w:sz w:val="28"/>
+          <w:szCs w:val="28"/>
+        </w:rPr>
+      </w:pPr>
+      <w:r>
+        <w:rPr>
+          <w:rFonts w:ascii="Times New Roman" w:hAnsi="Times New Roman" w:cs="Times New Roman"/>
+          <w:b/>
+          <w:bCs/>
+          <w:sz w:val="28"/>
+          <w:szCs w:val="28"/>
+        </w:rPr>
+        <w:lastRenderedPageBreak/>
+        <w:t>Список регистров</w:t>
+      </w:r>
+    </w:p>
+    <w:p>
+      <w:pPr>
+        <w:rPr>
+          <w:rFonts w:ascii="Times New Roman" w:hAnsi="Times New Roman" w:cs="Times New Roman"/>
+          <w:sz w:val="28"/>
+          <w:szCs w:val="28"/>
+        </w:rPr>
+      </w:pPr>
+      <w:r>
+        <w:rPr>
+          <w:rFonts w:ascii="Times New Roman" w:hAnsi="Times New Roman" w:cs="Times New Roman"/>
+          <w:sz w:val="28"/>
+          <w:szCs w:val="28"/>
+        </w:rPr>
+        <w:br/>
+      </w:r>
+      <w:r>
+        <w:rPr>
+          <w:rFonts w:ascii="Times New Roman" w:hAnsi="Times New Roman" w:cs="Times New Roman"/>
+          <w:sz w:val="28"/>
+          <w:szCs w:val="28"/>
+        </w:rPr>
+        <w:t xml:space="preserve">Каждая строка это один 16-битный регистр </w:t>
+      </w:r>
+      <w:r>
+        <w:rPr>
+          <w:rFonts w:ascii="Times New Roman" w:hAnsi="Times New Roman" w:cs="Times New Roman"/>
+          <w:sz w:val="28"/>
+          <w:szCs w:val="28"/>
+          <w:lang w:val="en-US"/>
+        </w:rPr>
+        <w:t>Modbus</w:t>
+      </w:r>
+      <w:r>
+        <w:rPr>
+          <w:rFonts w:ascii="Times New Roman" w:hAnsi="Times New Roman" w:cs="Times New Roman"/>
+          <w:sz w:val="28"/>
+          <w:szCs w:val="28"/>
+        </w:rPr>
+        <w:t xml:space="preserve">. </w:t>
+      </w:r>
+    </w:p>
+    <w:p>
+      <w:pPr>
+        <w:rPr>
+          <w:rFonts w:ascii="Times New Roman" w:hAnsi="Times New Roman" w:cs="Times New Roman"/>
+          <w:sz w:val="28"/>
+          <w:szCs w:val="28"/>
+        </w:rPr>
+      </w:pPr>
+      <w:r>
+        <w:rPr>
+          <w:rFonts w:ascii="Times New Roman" w:hAnsi="Times New Roman" w:cs="Times New Roman"/>
+          <w:sz w:val="28"/>
+          <w:szCs w:val="28"/>
+        </w:rPr>
+        <w:t xml:space="preserve">Рассмотрим </w:t>
+      </w:r>
+      <w:r>
+        <w:rPr>
+          <w:rFonts w:ascii="Times New Roman" w:hAnsi="Times New Roman" w:cs="Times New Roman"/>
+          <w:sz w:val="28"/>
+          <w:szCs w:val="28"/>
+        </w:rPr>
+        <w:t>элементы списка на таком примере.</w:t>
+      </w:r>
+    </w:p>
+    <w:p>
+      <w:pPr>
+        <w:rPr>
+          <w:rFonts w:ascii="Times New Roman" w:hAnsi="Times New Roman" w:cs="Times New Roman"/>
+          <w:sz w:val="28"/>
+          <w:szCs w:val="28"/>
+        </w:rPr>
+      </w:pPr>
+      <w:r>
+        <w:rPr>
+          <w:rFonts w:ascii="Times New Roman" w:hAnsi="Times New Roman" w:cs="Times New Roman"/>
+          <w:sz w:val="28"/>
+          <w:szCs w:val="28"/>
+        </w:rPr>
+        <w:br/>
+      </w:r>
+      <w:r>
+        <w:rPr>
+          <w:rFonts w:ascii="Times New Roman" w:hAnsi="Times New Roman" w:cs="Times New Roman"/>
+          <w:noProof/>
+          <w:sz w:val="28"/>
+          <w:szCs w:val="28"/>
+        </w:rPr>
+        <w:drawing>
+          <wp:inline distT="0" distB="0" distL="0" distR="0" wp14:anchorId="3C9D279C" wp14:editId="33BC1857">
+            <wp:extent cx="6645910" cy="808355"/>
+            <wp:effectExtent l="0" t="0" r="2540" b="0"/>
+            <wp:docPr id="33" name="Рисунок 33"/>
+            <wp:cNvGraphicFramePr>
+              <a:graphicFrameLocks xmlns:a="http://schemas.openxmlformats.org/drawingml/2006/main" noChangeAspect="1"/>
+            </wp:cNvGraphicFramePr>
+            <a:graphic xmlns:a="http://schemas.openxmlformats.org/drawingml/2006/main">
+              <a:graphicData uri="http://schemas.openxmlformats.org/drawingml/2006/picture">
+                <pic:pic xmlns:pic="http://schemas.openxmlformats.org/drawingml/2006/picture">
+                  <pic:nvPicPr>
+                    <pic:cNvPr id="1" name=""/>
+                    <pic:cNvPicPr/>
+                  </pic:nvPicPr>
+                  <pic:blipFill>
+                    <a:blip r:embed="rId27"/>
+                    <a:stretch>
+                      <a:fillRect/>
+                    </a:stretch>
+                  </pic:blipFill>
+                  <pic:spPr>
+                    <a:xfrm>
+                      <a:off x="0" y="0"/>
+                      <a:ext cx="6645910" cy="808355"/>
+                    </a:xfrm>
+                    <a:prstGeom prst="rect">
+                      <a:avLst/>
+                    </a:prstGeom>
+                  </pic:spPr>
+                </pic:pic>
+              </a:graphicData>
+            </a:graphic>
+          </wp:inline>
+        </w:drawing>
+      </w:r>
+    </w:p>
+    <w:p>
+      <w:pPr>
+        <w:rPr>
+          <w:rFonts w:ascii="Times New Roman" w:hAnsi="Times New Roman" w:cs="Times New Roman"/>
+          <w:sz w:val="28"/>
+          <w:szCs w:val="28"/>
+        </w:rPr>
+      </w:pPr>
+      <w:r>
+        <w:rPr>
+          <w:rFonts w:ascii="Times New Roman" w:hAnsi="Times New Roman" w:cs="Times New Roman"/>
+          <w:sz w:val="28"/>
+          <w:szCs w:val="28"/>
+        </w:rPr>
+        <w:t>Галочки слева отмечают регистр для удаления или просто для визуального выделения среди остальных элементов списка. На картинке выделен регистр с адресом 3.</w:t>
+      </w:r>
+    </w:p>
+    <w:p>
+      <w:pPr>
+        <w:pStyle w:val="aa"/>
+        <w:numPr>
+          <w:ilvl w:val="0"/>
+          <w:numId w:val="12"/>
+        </w:numPr>
+        <w:rPr>
+          <w:rFonts w:ascii="Times New Roman" w:hAnsi="Times New Roman" w:cs="Times New Roman"/>
+          <w:sz w:val="28"/>
+          <w:szCs w:val="28"/>
+        </w:rPr>
+      </w:pPr>
+      <w:r>
+        <w:rPr>
+          <w:rFonts w:ascii="Times New Roman" w:hAnsi="Times New Roman" w:cs="Times New Roman"/>
+          <w:b/>
+          <w:bCs/>
+          <w:sz w:val="28"/>
+          <w:szCs w:val="28"/>
+        </w:rPr>
+        <w:t>Адрес</w:t>
+      </w:r>
+      <w:r>
+        <w:rPr>
+          <w:rFonts w:ascii="Times New Roman" w:hAnsi="Times New Roman" w:cs="Times New Roman"/>
+          <w:sz w:val="28"/>
+          <w:szCs w:val="28"/>
+        </w:rPr>
+        <w:br/>
+        <w:t xml:space="preserve">Содержит в себе адрес регистра. </w:t>
+      </w:r>
+      <w:r>
+        <w:rPr>
+          <w:rFonts w:ascii="Times New Roman" w:hAnsi="Times New Roman" w:cs="Times New Roman"/>
+          <w:sz w:val="28"/>
+          <w:szCs w:val="28"/>
+        </w:rPr>
+        <w:t>М</w:t>
+      </w:r>
+      <w:r>
+        <w:rPr>
+          <w:rFonts w:ascii="Times New Roman" w:hAnsi="Times New Roman" w:cs="Times New Roman"/>
+          <w:sz w:val="28"/>
+          <w:szCs w:val="28"/>
+        </w:rPr>
+        <w:t xml:space="preserve">ожет иметь формат </w:t>
+      </w:r>
+      <w:r>
+        <w:rPr>
+          <w:rFonts w:ascii="Times New Roman" w:hAnsi="Times New Roman" w:cs="Times New Roman"/>
+          <w:sz w:val="28"/>
+          <w:szCs w:val="28"/>
+          <w:lang w:val="en-US"/>
+        </w:rPr>
+        <w:t>HEX</w:t>
+      </w:r>
+      <w:r>
+        <w:rPr>
+          <w:rFonts w:ascii="Times New Roman" w:hAnsi="Times New Roman" w:cs="Times New Roman"/>
+          <w:sz w:val="28"/>
+          <w:szCs w:val="28"/>
+        </w:rPr>
+        <w:t xml:space="preserve"> </w:t>
+      </w:r>
+      <w:r>
+        <w:rPr>
+          <w:rFonts w:ascii="Times New Roman" w:hAnsi="Times New Roman" w:cs="Times New Roman"/>
+          <w:sz w:val="28"/>
+          <w:szCs w:val="28"/>
+        </w:rPr>
+        <w:t xml:space="preserve">или </w:t>
+      </w:r>
+      <w:r>
+        <w:rPr>
+          <w:rFonts w:ascii="Times New Roman" w:hAnsi="Times New Roman" w:cs="Times New Roman"/>
+          <w:sz w:val="28"/>
+          <w:szCs w:val="28"/>
+          <w:lang w:val="en-US"/>
+        </w:rPr>
+        <w:t>DEC</w:t>
+      </w:r>
+      <w:r>
+        <w:rPr>
+          <w:rFonts w:ascii="Times New Roman" w:hAnsi="Times New Roman" w:cs="Times New Roman"/>
+          <w:sz w:val="28"/>
+          <w:szCs w:val="28"/>
+        </w:rPr>
+        <w:t>.</w:t>
+      </w:r>
+      <w:r>
+        <w:rPr>
+          <w:rFonts w:ascii="Times New Roman" w:hAnsi="Times New Roman" w:cs="Times New Roman"/>
+          <w:sz w:val="28"/>
+          <w:szCs w:val="28"/>
+        </w:rPr>
+        <w:br/>
+      </w:r>
+    </w:p>
+    <w:p>
+      <w:pPr>
+        <w:pStyle w:val="aa"/>
+        <w:numPr>
+          <w:ilvl w:val="0"/>
+          <w:numId w:val="12"/>
+        </w:numPr>
+        <w:rPr>
+          <w:rFonts w:ascii="Times New Roman" w:hAnsi="Times New Roman" w:cs="Times New Roman"/>
+          <w:sz w:val="28"/>
+          <w:szCs w:val="28"/>
+        </w:rPr>
+      </w:pPr>
+      <w:r>
+        <w:rPr>
+          <w:rFonts w:ascii="Times New Roman" w:hAnsi="Times New Roman" w:cs="Times New Roman"/>
+          <w:b/>
+          <w:bCs/>
+          <w:sz w:val="28"/>
+          <w:szCs w:val="28"/>
+        </w:rPr>
+        <w:t>Псевдоним</w:t>
+      </w:r>
+      <w:r>
+        <w:rPr>
+          <w:rFonts w:ascii="Times New Roman" w:hAnsi="Times New Roman" w:cs="Times New Roman"/>
+          <w:sz w:val="28"/>
+          <w:szCs w:val="28"/>
+        </w:rPr>
+        <w:br/>
+        <w:t>Произвольное символьное имя.</w:t>
+      </w:r>
+      <w:r>
+        <w:rPr>
+          <w:rFonts w:ascii="Times New Roman" w:hAnsi="Times New Roman" w:cs="Times New Roman"/>
+          <w:sz w:val="28"/>
+          <w:szCs w:val="28"/>
+        </w:rPr>
+        <w:t xml:space="preserve"> В случае, если оно будет пустое, то</w:t>
+      </w:r>
+      <w:r>
+        <w:rPr>
+          <w:rFonts w:ascii="Times New Roman" w:hAnsi="Times New Roman" w:cs="Times New Roman"/>
+          <w:sz w:val="28"/>
+          <w:szCs w:val="28"/>
+        </w:rPr>
+        <w:t xml:space="preserve"> </w:t>
+      </w:r>
+      <w:r>
+        <w:rPr>
+          <w:rFonts w:ascii="Times New Roman" w:hAnsi="Times New Roman" w:cs="Times New Roman"/>
+          <w:sz w:val="28"/>
+          <w:szCs w:val="28"/>
+        </w:rPr>
+        <w:t xml:space="preserve">на графике и в логе регистр будет иметь имя Адрес + значение адреса. </w:t>
+      </w:r>
+      <w:r>
+        <w:rPr>
+          <w:rFonts w:ascii="Times New Roman" w:hAnsi="Times New Roman" w:cs="Times New Roman"/>
+          <w:sz w:val="28"/>
+          <w:szCs w:val="28"/>
+        </w:rPr>
+        <w:br/>
+        <w:t>Например, «Адрес 3», «Адрес 75» и т.д.</w:t>
+      </w:r>
+    </w:p>
+    <w:p>
+      <w:pPr>
+        <w:pStyle w:val="aa"/>
+        <w:rPr>
+          <w:rFonts w:ascii="Times New Roman" w:hAnsi="Times New Roman" w:cs="Times New Roman"/>
+          <w:sz w:val="28"/>
+          <w:szCs w:val="28"/>
+        </w:rPr>
+      </w:pPr>
+    </w:p>
+    <w:p>
+      <w:pPr>
+        <w:pStyle w:val="aa"/>
+        <w:numPr>
+          <w:ilvl w:val="0"/>
+          <w:numId w:val="12"/>
+        </w:numPr>
+        <w:rPr>
+          <w:rFonts w:ascii="Times New Roman" w:hAnsi="Times New Roman" w:cs="Times New Roman"/>
+          <w:sz w:val="28"/>
+          <w:szCs w:val="28"/>
+        </w:rPr>
+      </w:pPr>
+      <w:r>
+        <w:rPr>
+          <w:rFonts w:ascii="Times New Roman" w:hAnsi="Times New Roman" w:cs="Times New Roman"/>
+          <w:b/>
+          <w:bCs/>
+          <w:sz w:val="28"/>
+          <w:szCs w:val="28"/>
+        </w:rPr>
+        <w:t>Значение</w:t>
+      </w:r>
+      <w:r>
+        <w:rPr>
+          <w:rFonts w:ascii="Times New Roman" w:hAnsi="Times New Roman" w:cs="Times New Roman"/>
+          <w:sz w:val="28"/>
+          <w:szCs w:val="28"/>
+        </w:rPr>
+        <w:br/>
+        <w:t>«Сырое» значение регистра.</w:t>
+      </w:r>
+      <w:r>
+        <w:rPr>
+          <w:rFonts w:ascii="Times New Roman" w:hAnsi="Times New Roman" w:cs="Times New Roman"/>
+          <w:sz w:val="28"/>
+          <w:szCs w:val="28"/>
+        </w:rPr>
+        <w:t xml:space="preserve"> Может иметь формат </w:t>
+      </w:r>
+      <w:r>
+        <w:rPr>
+          <w:rFonts w:ascii="Times New Roman" w:hAnsi="Times New Roman" w:cs="Times New Roman"/>
+          <w:sz w:val="28"/>
+          <w:szCs w:val="28"/>
+          <w:lang w:val="en-US"/>
+        </w:rPr>
+        <w:t>HEX</w:t>
+      </w:r>
+      <w:r>
+        <w:rPr>
+          <w:rFonts w:ascii="Times New Roman" w:hAnsi="Times New Roman" w:cs="Times New Roman"/>
+          <w:sz w:val="28"/>
+          <w:szCs w:val="28"/>
+        </w:rPr>
+        <w:t xml:space="preserve"> или </w:t>
+      </w:r>
+      <w:r>
+        <w:rPr>
+          <w:rFonts w:ascii="Times New Roman" w:hAnsi="Times New Roman" w:cs="Times New Roman"/>
+          <w:sz w:val="28"/>
+          <w:szCs w:val="28"/>
+          <w:lang w:val="en-US"/>
+        </w:rPr>
+        <w:t>DEC</w:t>
+      </w:r>
+      <w:r>
+        <w:rPr>
+          <w:rFonts w:ascii="Times New Roman" w:hAnsi="Times New Roman" w:cs="Times New Roman"/>
+          <w:sz w:val="28"/>
+          <w:szCs w:val="28"/>
+        </w:rPr>
+        <w:t>.</w:t>
+      </w:r>
+      <w:r>
+        <w:rPr>
+          <w:rFonts w:ascii="Times New Roman" w:hAnsi="Times New Roman" w:cs="Times New Roman"/>
+          <w:sz w:val="28"/>
+          <w:szCs w:val="28"/>
+        </w:rPr>
+        <w:br/>
+      </w:r>
+    </w:p>
+    <w:p>
+      <w:pPr>
+        <w:pStyle w:val="aa"/>
+        <w:numPr>
+          <w:ilvl w:val="0"/>
+          <w:numId w:val="12"/>
+        </w:numPr>
+        <w:rPr>
+          <w:rFonts w:ascii="Times New Roman" w:hAnsi="Times New Roman" w:cs="Times New Roman"/>
+          <w:sz w:val="28"/>
+          <w:szCs w:val="28"/>
+        </w:rPr>
+      </w:pPr>
+      <w:r>
+        <w:rPr>
+          <w:rFonts w:ascii="Times New Roman" w:hAnsi="Times New Roman" w:cs="Times New Roman"/>
+          <w:b/>
+          <w:bCs/>
+          <w:sz w:val="28"/>
+          <w:szCs w:val="28"/>
+        </w:rPr>
+        <w:t>Типизированное значение</w:t>
+      </w:r>
+      <w:r>
+        <w:rPr>
+          <w:rFonts w:ascii="Times New Roman" w:hAnsi="Times New Roman" w:cs="Times New Roman"/>
+          <w:sz w:val="28"/>
+          <w:szCs w:val="28"/>
+        </w:rPr>
+        <w:br/>
+        <w:t xml:space="preserve">Значение регистра, приведенное к одному из доступных типов. В случае, если тип занимает больше 16 бит, то при преобразовании захватываются еще и следующие значения (как на картинке). </w:t>
+      </w:r>
+      <w:r>
+        <w:rPr>
+          <w:rFonts w:ascii="Times New Roman" w:hAnsi="Times New Roman" w:cs="Times New Roman"/>
+          <w:sz w:val="28"/>
+          <w:szCs w:val="28"/>
+        </w:rPr>
+        <w:br/>
+      </w:r>
+      <w:r>
+        <w:rPr>
+          <w:rFonts w:ascii="Times New Roman" w:hAnsi="Times New Roman" w:cs="Times New Roman"/>
+          <w:sz w:val="28"/>
+          <w:szCs w:val="28"/>
+        </w:rPr>
+        <w:br/>
+        <w:t xml:space="preserve">Например, тип </w:t>
+      </w:r>
+      <w:r>
+        <w:rPr>
+          <w:rFonts w:ascii="Times New Roman" w:hAnsi="Times New Roman" w:cs="Times New Roman"/>
+          <w:sz w:val="28"/>
+          <w:szCs w:val="28"/>
+          <w:lang w:val="en-US"/>
+        </w:rPr>
+        <w:t>float</w:t>
+      </w:r>
+      <w:r>
+        <w:rPr>
+          <w:rFonts w:ascii="Times New Roman" w:hAnsi="Times New Roman" w:cs="Times New Roman"/>
+          <w:sz w:val="28"/>
+          <w:szCs w:val="28"/>
+        </w:rPr>
+        <w:t xml:space="preserve"> </w:t>
+      </w:r>
+      <w:r>
+        <w:rPr>
+          <w:rFonts w:ascii="Times New Roman" w:hAnsi="Times New Roman" w:cs="Times New Roman"/>
+          <w:sz w:val="28"/>
+          <w:szCs w:val="28"/>
+        </w:rPr>
+        <w:t xml:space="preserve">занимает 32 бита, значит для приведения значения к этому типу требуется два регистра </w:t>
+      </w:r>
+      <w:r>
+        <w:rPr>
+          <w:rFonts w:ascii="Times New Roman" w:hAnsi="Times New Roman" w:cs="Times New Roman"/>
+          <w:sz w:val="28"/>
+          <w:szCs w:val="28"/>
+          <w:lang w:val="en-US"/>
+        </w:rPr>
+        <w:t>Modbus</w:t>
+      </w:r>
+      <w:r>
+        <w:rPr>
+          <w:rFonts w:ascii="Times New Roman" w:hAnsi="Times New Roman" w:cs="Times New Roman"/>
+          <w:sz w:val="28"/>
+          <w:szCs w:val="28"/>
+        </w:rPr>
+        <w:t>.</w:t>
+      </w:r>
+      <w:r>
+        <w:rPr>
+          <w:rFonts w:ascii="Times New Roman" w:hAnsi="Times New Roman" w:cs="Times New Roman"/>
+          <w:sz w:val="28"/>
+          <w:szCs w:val="28"/>
+        </w:rPr>
+        <w:br/>
+      </w:r>
+    </w:p>
+    <w:p>
+      <w:pPr>
+        <w:pStyle w:val="aa"/>
+        <w:numPr>
+          <w:ilvl w:val="0"/>
+          <w:numId w:val="12"/>
+        </w:numPr>
+        <w:rPr>
+          <w:rFonts w:ascii="Times New Roman" w:hAnsi="Times New Roman" w:cs="Times New Roman"/>
+          <w:sz w:val="28"/>
+          <w:szCs w:val="28"/>
+        </w:rPr>
+      </w:pPr>
+      <w:r>
+        <w:rPr>
+          <w:rFonts w:ascii="Times New Roman" w:hAnsi="Times New Roman" w:cs="Times New Roman"/>
+          <w:b/>
+          <w:bCs/>
+          <w:sz w:val="28"/>
+          <w:szCs w:val="28"/>
+        </w:rPr>
+        <w:t>Преобразованное значение</w:t>
+      </w:r>
+      <w:r>
+        <w:rPr>
+          <w:rFonts w:ascii="Times New Roman" w:hAnsi="Times New Roman" w:cs="Times New Roman"/>
+          <w:b/>
+          <w:bCs/>
+          <w:sz w:val="28"/>
+          <w:szCs w:val="28"/>
+        </w:rPr>
+        <w:br/>
+      </w:r>
+      <w:r>
+        <w:rPr>
+          <w:rFonts w:ascii="Times New Roman" w:hAnsi="Times New Roman" w:cs="Times New Roman"/>
+          <w:sz w:val="28"/>
+          <w:szCs w:val="28"/>
+        </w:rPr>
+        <w:t>Типизированное значение, преобразованное по заданной формуле. Формула задается в окне,</w:t>
+      </w:r>
+      <w:r>
+        <w:rPr>
+          <w:rFonts w:ascii="Times New Roman" w:hAnsi="Times New Roman" w:cs="Times New Roman"/>
+          <w:sz w:val="28"/>
+          <w:szCs w:val="28"/>
+        </w:rPr>
+        <w:t xml:space="preserve"> открывающимся</w:t>
+      </w:r>
+      <w:r>
+        <w:rPr>
+          <w:rFonts w:ascii="Times New Roman" w:hAnsi="Times New Roman" w:cs="Times New Roman"/>
+          <w:sz w:val="28"/>
+          <w:szCs w:val="28"/>
+        </w:rPr>
+        <w:t xml:space="preserve"> по нажатию на кнопку «</w:t>
+      </w:r>
+      <w:r>
+        <w:rPr>
+          <w:rFonts w:ascii="Times New Roman" w:hAnsi="Times New Roman" w:cs="Times New Roman"/>
+          <w:sz w:val="28"/>
+          <w:szCs w:val="28"/>
+          <w:lang w:val="en-US"/>
+        </w:rPr>
+        <w:t>f</w:t>
+      </w:r>
+      <w:r>
+        <w:rPr>
+          <w:rFonts w:ascii="Times New Roman" w:hAnsi="Times New Roman" w:cs="Times New Roman"/>
+          <w:sz w:val="28"/>
+          <w:szCs w:val="28"/>
+        </w:rPr>
+        <w:t>(</w:t>
+      </w:r>
+      <w:r>
+        <w:rPr>
+          <w:rFonts w:ascii="Times New Roman" w:hAnsi="Times New Roman" w:cs="Times New Roman"/>
+          <w:sz w:val="28"/>
+          <w:szCs w:val="28"/>
+          <w:lang w:val="en-US"/>
+        </w:rPr>
+        <w:t>x</w:t>
+      </w:r>
+      <w:r>
+        <w:rPr>
+          <w:rFonts w:ascii="Times New Roman" w:hAnsi="Times New Roman" w:cs="Times New Roman"/>
+          <w:sz w:val="28"/>
+          <w:szCs w:val="28"/>
+        </w:rPr>
+        <w:t>)</w:t>
+      </w:r>
+      <w:r>
+        <w:rPr>
+          <w:rFonts w:ascii="Times New Roman" w:hAnsi="Times New Roman" w:cs="Times New Roman"/>
+          <w:sz w:val="28"/>
+          <w:szCs w:val="28"/>
+        </w:rPr>
+        <w:t>»</w:t>
+      </w:r>
+      <w:r>
+        <w:rPr>
+          <w:rFonts w:ascii="Times New Roman" w:hAnsi="Times New Roman" w:cs="Times New Roman"/>
+          <w:sz w:val="28"/>
+          <w:szCs w:val="28"/>
+        </w:rPr>
+        <w:t xml:space="preserve">. </w:t>
+      </w:r>
+      <w:r>
+        <w:rPr>
+          <w:rFonts w:ascii="Times New Roman" w:hAnsi="Times New Roman" w:cs="Times New Roman"/>
+          <w:sz w:val="28"/>
+          <w:szCs w:val="28"/>
+        </w:rPr>
+        <w:br/>
+      </w:r>
+      <w:r>
+        <w:rPr>
+          <w:rFonts w:ascii="Times New Roman" w:hAnsi="Times New Roman" w:cs="Times New Roman"/>
+          <w:sz w:val="28"/>
+          <w:szCs w:val="28"/>
+        </w:rPr>
+        <w:br/>
+        <w:t>В примере на картинке формула «</w:t>
+      </w:r>
+      <w:r>
+        <w:rPr>
+          <w:rFonts w:ascii="Times New Roman" w:hAnsi="Times New Roman" w:cs="Times New Roman"/>
+          <w:sz w:val="28"/>
+          <w:szCs w:val="28"/>
+        </w:rPr>
+        <w:t>0.5*</w:t>
+      </w:r>
+      <w:r>
+        <w:rPr>
+          <w:rFonts w:ascii="Times New Roman" w:hAnsi="Times New Roman" w:cs="Times New Roman"/>
+          <w:sz w:val="28"/>
+          <w:szCs w:val="28"/>
+          <w:lang w:val="en-US"/>
+        </w:rPr>
+        <w:t>x</w:t>
+      </w:r>
+      <w:r>
+        <w:rPr>
+          <w:rFonts w:ascii="Times New Roman" w:hAnsi="Times New Roman" w:cs="Times New Roman"/>
+          <w:sz w:val="28"/>
+          <w:szCs w:val="28"/>
+        </w:rPr>
+        <w:t>»</w:t>
+      </w:r>
+      <w:r>
+        <w:rPr>
+          <w:rFonts w:ascii="Times New Roman" w:hAnsi="Times New Roman" w:cs="Times New Roman"/>
+          <w:sz w:val="28"/>
+          <w:szCs w:val="28"/>
+        </w:rPr>
+        <w:t>.</w:t>
+      </w:r>
+      <w:r>
+        <w:rPr>
+          <w:rFonts w:ascii="Times New Roman" w:hAnsi="Times New Roman" w:cs="Times New Roman"/>
+          <w:sz w:val="28"/>
+          <w:szCs w:val="28"/>
+        </w:rPr>
+        <w:br/>
+      </w:r>
+    </w:p>
+    <w:p>
+      <w:pPr>
+        <w:pStyle w:val="aa"/>
+        <w:numPr>
+          <w:ilvl w:val="0"/>
+          <w:numId w:val="12"/>
+        </w:numPr>
+        <w:rPr>
+          <w:rFonts w:ascii="Times New Roman" w:hAnsi="Times New Roman" w:cs="Times New Roman"/>
+          <w:sz w:val="28"/>
+          <w:szCs w:val="28"/>
+        </w:rPr>
+      </w:pPr>
+      <w:r>
+        <w:rPr>
+          <w:rFonts w:ascii="Times New Roman" w:hAnsi="Times New Roman" w:cs="Times New Roman"/>
+          <w:b/>
+          <w:bCs/>
+          <w:sz w:val="28"/>
+          <w:szCs w:val="28"/>
+        </w:rPr>
+        <w:t>График / Лог</w:t>
+      </w:r>
+      <w:r>
+        <w:rPr>
+          <w:rFonts w:ascii="Times New Roman" w:hAnsi="Times New Roman" w:cs="Times New Roman"/>
+          <w:b/>
+          <w:bCs/>
+          <w:sz w:val="28"/>
+          <w:szCs w:val="28"/>
+        </w:rPr>
+        <w:br/>
+      </w:r>
+      <w:r>
+        <w:rPr>
+          <w:rFonts w:ascii="Times New Roman" w:hAnsi="Times New Roman" w:cs="Times New Roman"/>
+          <w:sz w:val="28"/>
+          <w:szCs w:val="28"/>
+        </w:rPr>
+        <w:t>Это выделение</w:t>
+      </w:r>
+      <w:r>
+        <w:rPr>
+          <w:rFonts w:ascii="Times New Roman" w:hAnsi="Times New Roman" w:cs="Times New Roman"/>
+          <w:sz w:val="28"/>
+          <w:szCs w:val="28"/>
+        </w:rPr>
+        <w:t xml:space="preserve"> означает, что преобразованное значение этого регистра будет отображаться на графике и/или записаться в лог.</w:t>
+      </w:r>
+    </w:p>
+    <w:p>
+      <w:pPr>
+        <w:rPr>
+          <w:rFonts w:ascii="Times New Roman" w:hAnsi="Times New Roman" w:cs="Times New Roman"/>
+          <w:sz w:val="28"/>
+          <w:szCs w:val="28"/>
+        </w:rPr>
+      </w:pPr>
+    </w:p>
+    <w:p>
+      <w:pPr>
+        <w:rPr>
+          <w:rFonts w:ascii="Times New Roman" w:hAnsi="Times New Roman" w:cs="Times New Roman"/>
+          <w:sz w:val="28"/>
+          <w:szCs w:val="28"/>
+        </w:rPr>
+      </w:pPr>
+      <w:r>
+        <w:rPr>
+          <w:rFonts w:ascii="Times New Roman" w:hAnsi="Times New Roman" w:cs="Times New Roman"/>
+          <w:sz w:val="28"/>
+          <w:szCs w:val="28"/>
+        </w:rPr>
+        <w:lastRenderedPageBreak/>
+        <w:t>Значения в столбцах «Значение», «Типизированное значение»</w:t>
+      </w:r>
+      <w:r>
+        <w:rPr>
+          <w:rFonts w:ascii="Times New Roman" w:hAnsi="Times New Roman" w:cs="Times New Roman"/>
+          <w:sz w:val="28"/>
+          <w:szCs w:val="28"/>
+        </w:rPr>
+        <w:t xml:space="preserve"> и </w:t>
+      </w:r>
+      <w:r>
+        <w:rPr>
+          <w:rFonts w:ascii="Times New Roman" w:hAnsi="Times New Roman" w:cs="Times New Roman"/>
+          <w:sz w:val="28"/>
+          <w:szCs w:val="28"/>
+        </w:rPr>
+        <w:t xml:space="preserve">«Преобразованное значение» </w:t>
+      </w:r>
+      <w:r>
+        <w:rPr>
+          <w:rFonts w:ascii="Times New Roman" w:hAnsi="Times New Roman" w:cs="Times New Roman"/>
+          <w:sz w:val="28"/>
+          <w:szCs w:val="28"/>
+        </w:rPr>
+        <w:t>выделяются</w:t>
+      </w:r>
+      <w:r>
+        <w:rPr>
+          <w:rFonts w:ascii="Times New Roman" w:hAnsi="Times New Roman" w:cs="Times New Roman"/>
+          <w:sz w:val="28"/>
+          <w:szCs w:val="28"/>
+        </w:rPr>
+        <w:t xml:space="preserve"> при изменении</w:t>
+      </w:r>
+      <w:r>
+        <w:rPr>
+          <w:rFonts w:ascii="Times New Roman" w:hAnsi="Times New Roman" w:cs="Times New Roman"/>
+          <w:sz w:val="28"/>
+          <w:szCs w:val="28"/>
+        </w:rPr>
+        <w:t xml:space="preserve"> после последней итерации опроса.</w:t>
+      </w:r>
+    </w:p>
+    <w:p>
+      <w:pPr>
+        <w:rPr>
+          <w:rFonts w:ascii="Times New Roman" w:hAnsi="Times New Roman" w:cs="Times New Roman"/>
+          <w:sz w:val="28"/>
+          <w:szCs w:val="28"/>
+        </w:rPr>
+      </w:pPr>
+      <w:r>
+        <w:rPr>
+          <w:rFonts w:ascii="Times New Roman" w:hAnsi="Times New Roman" w:cs="Times New Roman"/>
+          <w:sz w:val="28"/>
+          <w:szCs w:val="28"/>
+        </w:rPr>
+        <w:t>Значения сверху были изменены и «подсвеч</w:t>
+      </w:r>
+      <w:r>
+        <w:rPr>
+          <w:rFonts w:ascii="Times New Roman" w:hAnsi="Times New Roman" w:cs="Times New Roman"/>
+          <w:sz w:val="28"/>
+          <w:szCs w:val="28"/>
+        </w:rPr>
+        <w:t>и</w:t>
+      </w:r>
+      <w:r>
+        <w:rPr>
+          <w:rFonts w:ascii="Times New Roman" w:hAnsi="Times New Roman" w:cs="Times New Roman"/>
+          <w:sz w:val="28"/>
+          <w:szCs w:val="28"/>
+        </w:rPr>
+        <w:t>ваются».</w:t>
+      </w:r>
+    </w:p>
+    <w:p>
+      <w:pPr>
+        <w:jc w:val="center"/>
+        <w:rPr>
+          <w:rFonts w:ascii="Times New Roman" w:hAnsi="Times New Roman" w:cs="Times New Roman"/>
+          <w:sz w:val="28"/>
+          <w:szCs w:val="28"/>
+        </w:rPr>
+      </w:pPr>
+      <w:r>
+        <w:rPr>
+          <w:rFonts w:ascii="Times New Roman" w:hAnsi="Times New Roman" w:cs="Times New Roman"/>
+          <w:noProof/>
+          <w:sz w:val="28"/>
+          <w:szCs w:val="28"/>
+        </w:rPr>
+        <w:drawing>
+          <wp:inline distT="0" distB="0" distL="0" distR="0" wp14:anchorId="4F06F21B" wp14:editId="5882C6CE">
+            <wp:extent cx="5458587" cy="1257475"/>
+            <wp:effectExtent l="0" t="0" r="8890" b="0"/>
+            <wp:docPr id="34" name="Рисунок 34"/>
+            <wp:cNvGraphicFramePr>
+              <a:graphicFrameLocks xmlns:a="http://schemas.openxmlformats.org/drawingml/2006/main" noChangeAspect="1"/>
+            </wp:cNvGraphicFramePr>
+            <a:graphic xmlns:a="http://schemas.openxmlformats.org/drawingml/2006/main">
+              <a:graphicData uri="http://schemas.openxmlformats.org/drawingml/2006/picture">
+                <pic:pic xmlns:pic="http://schemas.openxmlformats.org/drawingml/2006/picture">
+                  <pic:nvPicPr>
+                    <pic:cNvPr id="1" name=""/>
+                    <pic:cNvPicPr/>
+                  </pic:nvPicPr>
+                  <pic:blipFill>
+                    <a:blip r:embed="rId28"/>
+                    <a:stretch>
+                      <a:fillRect/>
+                    </a:stretch>
+                  </pic:blipFill>
+                  <pic:spPr>
+                    <a:xfrm>
+                      <a:off x="0" y="0"/>
+                      <a:ext cx="5458587" cy="1257475"/>
+                    </a:xfrm>
+                    <a:prstGeom prst="rect">
+                      <a:avLst/>
+                    </a:prstGeom>
+                  </pic:spPr>
+                </pic:pic>
+              </a:graphicData>
+            </a:graphic>
+          </wp:inline>
+        </w:drawing>
+      </w:r>
+    </w:p>
+    <w:p>
+      <w:pPr>
+        <w:rPr>
+          <w:rFonts w:ascii="Times New Roman" w:hAnsi="Times New Roman" w:cs="Times New Roman"/>
+          <w:sz w:val="28"/>
+          <w:szCs w:val="28"/>
+        </w:rPr>
+      </w:pPr>
+    </w:p>
+    <w:p>
+      <w:pPr>
+        <w:rPr>
+          <w:rFonts w:ascii="Times New Roman" w:hAnsi="Times New Roman" w:cs="Times New Roman"/>
+          <w:sz w:val="28"/>
+          <w:szCs w:val="28"/>
+        </w:rPr>
+      </w:pPr>
+    </w:p>
+    <w:p>
+      <w:pPr>
+        <w:rPr>
+          <w:rFonts w:ascii="Times New Roman" w:hAnsi="Times New Roman" w:cs="Times New Roman"/>
+          <w:sz w:val="28"/>
+          <w:szCs w:val="28"/>
+        </w:rPr>
+      </w:pPr>
+    </w:p>
+    <w:p>
+      <w:pPr>
+        <w:rPr>
+          <w:rFonts w:ascii="Times New Roman" w:hAnsi="Times New Roman" w:cs="Times New Roman"/>
+          <w:sz w:val="28"/>
+          <w:szCs w:val="28"/>
+        </w:rPr>
+      </w:pPr>
+    </w:p>
+    <w:p>
+      <w:pPr>
+        <w:rPr>
+          <w:rFonts w:ascii="Times New Roman" w:hAnsi="Times New Roman" w:cs="Times New Roman"/>
+          <w:sz w:val="28"/>
+          <w:szCs w:val="28"/>
+        </w:rPr>
+      </w:pPr>
+    </w:p>
+    <w:p>
+      <w:pPr>
+        <w:rPr>
+          <w:rFonts w:ascii="Times New Roman" w:hAnsi="Times New Roman" w:cs="Times New Roman"/>
+          <w:sz w:val="28"/>
+          <w:szCs w:val="28"/>
+        </w:rPr>
+      </w:pPr>
+    </w:p>
+    <w:p>
+      <w:pPr>
+        <w:rPr>
+          <w:rFonts w:ascii="Times New Roman" w:hAnsi="Times New Roman" w:cs="Times New Roman"/>
+          <w:sz w:val="28"/>
+          <w:szCs w:val="28"/>
+        </w:rPr>
+      </w:pPr>
+    </w:p>
+    <w:p>
+      <w:pPr>
+        <w:rPr>
+          <w:rFonts w:ascii="Times New Roman" w:hAnsi="Times New Roman" w:cs="Times New Roman"/>
+          <w:sz w:val="28"/>
+          <w:szCs w:val="28"/>
+        </w:rPr>
+      </w:pPr>
+    </w:p>
+    <w:p>
+      <w:pPr>
+        <w:rPr>
+          <w:rFonts w:ascii="Times New Roman" w:hAnsi="Times New Roman" w:cs="Times New Roman"/>
+          <w:sz w:val="28"/>
+          <w:szCs w:val="28"/>
+        </w:rPr>
+      </w:pPr>
+    </w:p>
+    <w:p>
+      <w:pPr>
+        <w:rPr>
+          <w:rFonts w:ascii="Times New Roman" w:hAnsi="Times New Roman" w:cs="Times New Roman"/>
+          <w:sz w:val="28"/>
+          <w:szCs w:val="28"/>
+        </w:rPr>
+      </w:pPr>
+    </w:p>
+    <w:p>
+      <w:pPr>
+        <w:rPr>
+          <w:rFonts w:ascii="Times New Roman" w:hAnsi="Times New Roman" w:cs="Times New Roman"/>
+          <w:sz w:val="28"/>
+          <w:szCs w:val="28"/>
+        </w:rPr>
+      </w:pPr>
+    </w:p>
+    <w:p>
+      <w:pPr>
+        <w:rPr>
+          <w:rFonts w:ascii="Times New Roman" w:hAnsi="Times New Roman" w:cs="Times New Roman"/>
+          <w:sz w:val="28"/>
+          <w:szCs w:val="28"/>
+        </w:rPr>
+      </w:pPr>
+    </w:p>
+    <w:p>
+      <w:pPr>
+        <w:rPr>
+          <w:rFonts w:ascii="Times New Roman" w:hAnsi="Times New Roman" w:cs="Times New Roman"/>
+          <w:sz w:val="28"/>
+          <w:szCs w:val="28"/>
+        </w:rPr>
+      </w:pPr>
+    </w:p>
+    <w:p>
+      <w:pPr>
+        <w:rPr>
+          <w:rFonts w:ascii="Times New Roman" w:hAnsi="Times New Roman" w:cs="Times New Roman"/>
+          <w:sz w:val="28"/>
+          <w:szCs w:val="28"/>
+        </w:rPr>
+      </w:pPr>
+    </w:p>
+    <w:p>
+      <w:pPr>
+        <w:rPr>
+          <w:rFonts w:ascii="Times New Roman" w:hAnsi="Times New Roman" w:cs="Times New Roman"/>
+          <w:sz w:val="28"/>
+          <w:szCs w:val="28"/>
+        </w:rPr>
+      </w:pPr>
+    </w:p>
+    <w:p>
+      <w:pPr>
+        <w:rPr>
+          <w:rFonts w:ascii="Times New Roman" w:hAnsi="Times New Roman" w:cs="Times New Roman"/>
+          <w:sz w:val="28"/>
+          <w:szCs w:val="28"/>
+        </w:rPr>
+      </w:pPr>
+    </w:p>
+    <w:p>
+      <w:pPr>
+        <w:rPr>
+          <w:rFonts w:ascii="Times New Roman" w:hAnsi="Times New Roman" w:cs="Times New Roman"/>
+          <w:sz w:val="28"/>
+          <w:szCs w:val="28"/>
+        </w:rPr>
+      </w:pPr>
+    </w:p>
+    <w:p>
+      <w:pPr>
+        <w:rPr>
+          <w:rFonts w:ascii="Times New Roman" w:hAnsi="Times New Roman" w:cs="Times New Roman"/>
+          <w:sz w:val="28"/>
+          <w:szCs w:val="28"/>
+        </w:rPr>
+      </w:pPr>
+    </w:p>
+    <w:p>
+      <w:pPr>
+        <w:rPr>
+          <w:rFonts w:ascii="Times New Roman" w:hAnsi="Times New Roman" w:cs="Times New Roman"/>
+          <w:sz w:val="28"/>
+          <w:szCs w:val="28"/>
+        </w:rPr>
+      </w:pPr>
+    </w:p>
+    <w:p>
+      <w:pPr>
+        <w:rPr>
+          <w:rFonts w:ascii="Times New Roman" w:hAnsi="Times New Roman" w:cs="Times New Roman"/>
+          <w:sz w:val="28"/>
+          <w:szCs w:val="28"/>
+        </w:rPr>
+      </w:pPr>
+    </w:p>
+    <w:p>
+      <w:pPr>
+        <w:rPr>
+          <w:rFonts w:ascii="Times New Roman" w:hAnsi="Times New Roman" w:cs="Times New Roman"/>
+          <w:sz w:val="28"/>
+          <w:szCs w:val="28"/>
+        </w:rPr>
+      </w:pPr>
+    </w:p>
+    <w:p>
+      <w:pPr>
+        <w:pStyle w:val="2"/>
+        <w:jc w:val="center"/>
+        <w:rPr>
+          <w:rFonts w:ascii="Times New Roman" w:hAnsi="Times New Roman" w:cs="Times New Roman"/>
+          <w:sz w:val="32"/>
+          <w:szCs w:val="32"/>
+        </w:rPr>
+      </w:pPr>
+      <w:bookmarkStart w:id="14" w:name="_Toc223820375"/>
+      <w:r>
+        <w:rPr>
+          <w:rFonts w:ascii="Times New Roman" w:hAnsi="Times New Roman" w:cs="Times New Roman"/>
+          <w:sz w:val="32"/>
+          <w:szCs w:val="32"/>
+        </w:rPr>
+        <w:lastRenderedPageBreak/>
+        <w:t>Представления</w:t>
+      </w:r>
+      <w:bookmarkEnd w:id="14"/>
+    </w:p>
+    <w:p>
+      <w:pPr>
+        <w:rPr>
+          <w:rFonts w:ascii="Times New Roman" w:hAnsi="Times New Roman" w:cs="Times New Roman"/>
+          <w:sz w:val="28"/>
+          <w:szCs w:val="28"/>
+        </w:rPr>
+      </w:pPr>
+    </w:p>
+    <w:p>
+      <w:pPr>
+        <w:rPr>
+          <w:rFonts w:ascii="Times New Roman" w:hAnsi="Times New Roman" w:cs="Times New Roman"/>
+          <w:sz w:val="28"/>
+          <w:szCs w:val="28"/>
+        </w:rPr>
+      </w:pPr>
+      <w:r>
+        <w:rPr>
+          <w:rFonts w:ascii="Times New Roman" w:hAnsi="Times New Roman" w:cs="Times New Roman"/>
+          <w:sz w:val="28"/>
+          <w:szCs w:val="28"/>
+        </w:rPr>
+        <w:t>Просто значения регистров можно посмотреть в табличном представлении. Но, к сожалению, в этих числах не всегда есть смысл. И иногда их требуется "расшифровать". Поэтому для интерпретации данных в терминале предусмотрена область с представлениями.</w:t>
+      </w:r>
+    </w:p>
+    <w:p>
+      <w:pPr>
+        <w:rPr>
+          <w:rFonts w:ascii="Times New Roman" w:hAnsi="Times New Roman" w:cs="Times New Roman"/>
+          <w:sz w:val="28"/>
+          <w:szCs w:val="28"/>
+        </w:rPr>
+      </w:pPr>
+      <w:r>
+        <w:rPr>
+          <w:rFonts w:ascii="Times New Roman" w:hAnsi="Times New Roman" w:cs="Times New Roman"/>
+          <w:sz w:val="28"/>
+          <w:szCs w:val="28"/>
+        </w:rPr>
+        <w:t>Всего есть 4 типа представлений:</w:t>
+      </w:r>
+    </w:p>
+    <w:p>
+      <w:pPr>
+        <w:rPr>
+          <w:rFonts w:ascii="Times New Roman" w:hAnsi="Times New Roman" w:cs="Times New Roman"/>
+          <w:sz w:val="28"/>
+          <w:szCs w:val="28"/>
+        </w:rPr>
+      </w:pPr>
+    </w:p>
+    <w:p>
+      <w:pPr>
+        <w:jc w:val="center"/>
+        <w:rPr>
+          <w:rFonts w:ascii="Times New Roman" w:hAnsi="Times New Roman" w:cs="Times New Roman"/>
+          <w:sz w:val="28"/>
+          <w:szCs w:val="28"/>
+        </w:rPr>
+      </w:pPr>
+      <w:r>
+        <w:rPr>
+          <w:rFonts w:ascii="Times New Roman" w:hAnsi="Times New Roman" w:cs="Times New Roman"/>
+          <w:noProof/>
+          <w:sz w:val="28"/>
+          <w:szCs w:val="28"/>
+        </w:rPr>
+        <w:drawing>
+          <wp:inline distT="0" distB="0" distL="0" distR="0" wp14:anchorId="06305F13" wp14:editId="6E1EC523">
+            <wp:extent cx="6645910" cy="1357630"/>
+            <wp:effectExtent l="0" t="0" r="2540" b="0"/>
+            <wp:docPr id="9" name="Рисунок 9"/>
+            <wp:cNvGraphicFramePr>
+              <a:graphicFrameLocks xmlns:a="http://schemas.openxmlformats.org/drawingml/2006/main" noChangeAspect="1"/>
+            </wp:cNvGraphicFramePr>
+            <a:graphic xmlns:a="http://schemas.openxmlformats.org/drawingml/2006/main">
+              <a:graphicData uri="http://schemas.openxmlformats.org/drawingml/2006/picture">
+                <pic:pic xmlns:pic="http://schemas.openxmlformats.org/drawingml/2006/picture">
+                  <pic:nvPicPr>
+                    <pic:cNvPr id="1" name=""/>
+                    <pic:cNvPicPr/>
+                  </pic:nvPicPr>
+                  <pic:blipFill>
+                    <a:blip r:embed="rId29"/>
+                    <a:stretch>
+                      <a:fillRect/>
+                    </a:stretch>
+                  </pic:blipFill>
+                  <pic:spPr>
+                    <a:xfrm>
+                      <a:off x="0" y="0"/>
+                      <a:ext cx="6645910" cy="1357630"/>
+                    </a:xfrm>
+                    <a:prstGeom prst="rect">
+                      <a:avLst/>
+                    </a:prstGeom>
+                  </pic:spPr>
+                </pic:pic>
+              </a:graphicData>
+            </a:graphic>
+          </wp:inline>
+        </w:drawing>
+      </w:r>
+    </w:p>
+    <w:p>
+      <w:pPr>
+        <w:jc w:val="center"/>
+        <w:rPr>
+          <w:rFonts w:ascii="Times New Roman" w:hAnsi="Times New Roman" w:cs="Times New Roman"/>
+          <w:sz w:val="28"/>
+          <w:szCs w:val="28"/>
+        </w:rPr>
+      </w:pPr>
+      <w:r>
+        <w:rPr>
+          <w:rFonts w:ascii="Times New Roman" w:hAnsi="Times New Roman" w:cs="Times New Roman"/>
+          <w:sz w:val="28"/>
+          <w:szCs w:val="28"/>
+        </w:rPr>
+        <w:t>Последний запрос</w:t>
+      </w:r>
+    </w:p>
+    <w:p>
+      <w:pPr>
+        <w:jc w:val="center"/>
+        <w:rPr>
+          <w:rFonts w:ascii="Times New Roman" w:hAnsi="Times New Roman" w:cs="Times New Roman"/>
+          <w:sz w:val="28"/>
+          <w:szCs w:val="28"/>
+        </w:rPr>
+      </w:pPr>
+    </w:p>
+    <w:p>
+      <w:pPr>
+        <w:jc w:val="center"/>
+        <w:rPr>
+          <w:rFonts w:ascii="Times New Roman" w:hAnsi="Times New Roman" w:cs="Times New Roman"/>
+          <w:sz w:val="28"/>
+          <w:szCs w:val="28"/>
+        </w:rPr>
+      </w:pPr>
+      <w:r>
+        <w:rPr>
+          <w:rFonts w:ascii="Times New Roman" w:hAnsi="Times New Roman" w:cs="Times New Roman"/>
+          <w:noProof/>
+          <w:sz w:val="28"/>
+          <w:szCs w:val="28"/>
+        </w:rPr>
+        <w:drawing>
+          <wp:inline distT="0" distB="0" distL="0" distR="0" wp14:anchorId="131CBF07" wp14:editId="191459FB">
+            <wp:extent cx="6645910" cy="1373505"/>
+            <wp:effectExtent l="0" t="0" r="2540" b="0"/>
+            <wp:docPr id="10" name="Рисунок 10"/>
+            <wp:cNvGraphicFramePr>
+              <a:graphicFrameLocks xmlns:a="http://schemas.openxmlformats.org/drawingml/2006/main" noChangeAspect="1"/>
+            </wp:cNvGraphicFramePr>
+            <a:graphic xmlns:a="http://schemas.openxmlformats.org/drawingml/2006/main">
+              <a:graphicData uri="http://schemas.openxmlformats.org/drawingml/2006/picture">
+                <pic:pic xmlns:pic="http://schemas.openxmlformats.org/drawingml/2006/picture">
+                  <pic:nvPicPr>
+                    <pic:cNvPr id="1" name=""/>
+                    <pic:cNvPicPr/>
+                  </pic:nvPicPr>
+                  <pic:blipFill>
+                    <a:blip r:embed="rId30"/>
+                    <a:stretch>
+                      <a:fillRect/>
+                    </a:stretch>
+                  </pic:blipFill>
+                  <pic:spPr>
+                    <a:xfrm>
+                      <a:off x="0" y="0"/>
                       <a:ext cx="6645910" cy="1373505"/>
                     </a:xfrm>
                     <a:prstGeom prst="rect">
@@ -7310,7 +8898,7 @@
                     <pic:cNvPicPr/>
                   </pic:nvPicPr>
                   <pic:blipFill>
-                    <a:blip r:embed="rId25"/>
+                    <a:blip r:embed="rId31"/>
                     <a:stretch>
                       <a:fillRect/>
                     </a:stretch>
@@ -7392,7 +8980,7 @@
                     <pic:cNvPicPr/>
                   </pic:nvPicPr>
                   <pic:blipFill>
-                    <a:blip r:embed="rId26"/>
+                    <a:blip r:embed="rId32"/>
                     <a:stretch>
                       <a:fillRect/>
                     </a:stretch>
@@ -7477,7 +9065,7 @@
           <w:szCs w:val="32"/>
         </w:rPr>
       </w:pPr>
-      <w:bookmarkStart w:id="15" w:name="_Toc218719361"/>
+      <w:bookmarkStart w:id="15" w:name="_Toc223820376"/>
       <w:r>
         <w:rPr>
           <w:rFonts w:ascii="Times New Roman" w:hAnsi="Times New Roman" w:cs="Times New Roman"/>
@@ -7942,7 +9530,7 @@
                     </pic:cNvPicPr>
                   </pic:nvPicPr>
                   <pic:blipFill>
-                    <a:blip r:embed="rId27">
+                    <a:blip r:embed="rId33">
                       <a:extLst>
                         <a:ext uri="{28A0092B-C50C-407E-A947-70E740481C1C}">
                           <a14:useLocalDpi xmlns:a14="http://schemas.microsoft.com/office/drawing/2010/main" val="0"/>
@@ -8036,7 +9624,7 @@
                     </pic:cNvPicPr>
                   </pic:nvPicPr>
                   <pic:blipFill>
-                    <a:blip r:embed="rId28">
+                    <a:blip r:embed="rId34">
                       <a:extLst>
                         <a:ext uri="{28A0092B-C50C-407E-A947-70E740481C1C}">
                           <a14:useLocalDpi xmlns:a14="http://schemas.microsoft.com/office/drawing/2010/main" val="0"/>
@@ -8105,7 +9693,7 @@
           <w:szCs w:val="36"/>
         </w:rPr>
       </w:pPr>
-      <w:bookmarkStart w:id="16" w:name="_Toc218719362"/>
+      <w:bookmarkStart w:id="16" w:name="_Toc223820377"/>
       <w:r>
         <w:rPr>
           <w:rFonts w:ascii="Times New Roman" w:hAnsi="Times New Roman" w:cs="Times New Roman"/>
@@ -8292,7 +9880,7 @@
                     </pic:cNvPicPr>
                   </pic:nvPicPr>
                   <pic:blipFill>
-                    <a:blip r:embed="rId29">
+                    <a:blip r:embed="rId35">
                       <a:extLst>
                         <a:ext uri="{28A0092B-C50C-407E-A947-70E740481C1C}">
                           <a14:useLocalDpi xmlns:a14="http://schemas.microsoft.com/office/drawing/2010/main" val="0"/>
@@ -8404,7 +9992,7 @@
           <w:szCs w:val="32"/>
         </w:rPr>
       </w:pPr>
-      <w:bookmarkStart w:id="17" w:name="_Toc218719363"/>
+      <w:bookmarkStart w:id="17" w:name="_Toc223820378"/>
       <w:r>
         <w:rPr>
           <w:rFonts w:ascii="Times New Roman" w:hAnsi="Times New Roman" w:cs="Times New Roman"/>
@@ -8753,7 +10341,7 @@
                     </pic:cNvPicPr>
                   </pic:nvPicPr>
                   <pic:blipFill>
-                    <a:blip r:embed="rId30">
+                    <a:blip r:embed="rId36">
                       <a:extLst>
                         <a:ext uri="{28A0092B-C50C-407E-A947-70E740481C1C}">
                           <a14:useLocalDpi xmlns:a14="http://schemas.microsoft.com/office/drawing/2010/main" val="0"/>
@@ -8837,7 +10425,7 @@
                     </pic:cNvPicPr>
                   </pic:nvPicPr>
                   <pic:blipFill>
-                    <a:blip r:embed="rId31">
+                    <a:blip r:embed="rId37">
                       <a:extLst>
                         <a:ext uri="{28A0092B-C50C-407E-A947-70E740481C1C}">
                           <a14:useLocalDpi xmlns:a14="http://schemas.microsoft.com/office/drawing/2010/main" val="0"/>
@@ -9433,7 +11021,7 @@
                     </pic:cNvPicPr>
                   </pic:nvPicPr>
                   <pic:blipFill>
-                    <a:blip r:embed="rId32">
+                    <a:blip r:embed="rId38">
                       <a:extLst>
                         <a:ext uri="{28A0092B-C50C-407E-A947-70E740481C1C}">
                           <a14:useLocalDpi xmlns:a14="http://schemas.microsoft.com/office/drawing/2010/main" val="0"/>
@@ -9805,7 +11393,7 @@
                     </pic:cNvPicPr>
                   </pic:nvPicPr>
                   <pic:blipFill>
-                    <a:blip r:embed="rId33">
+                    <a:blip r:embed="rId39">
                       <a:extLst>
                         <a:ext uri="{28A0092B-C50C-407E-A947-70E740481C1C}">
                           <a14:useLocalDpi xmlns:a14="http://schemas.microsoft.com/office/drawing/2010/main" val="0"/>
@@ -9928,7 +11516,7 @@
           <w:szCs w:val="36"/>
         </w:rPr>
       </w:pPr>
-      <w:bookmarkStart w:id="18" w:name="_Toc218719364"/>
+      <w:bookmarkStart w:id="18" w:name="_Toc223820379"/>
       <w:r>
         <w:rPr>
           <w:rFonts w:ascii="Times New Roman" w:hAnsi="Times New Roman" w:cs="Times New Roman"/>
@@ -9967,7 +11555,7 @@
           <w:szCs w:val="28"/>
         </w:rPr>
       </w:pPr>
-      <w:hyperlink r:id="rId34" w:history="1">
+      <w:hyperlink r:id="rId40" w:history="1">
         <w:proofErr w:type="spellStart"/>
         <w:r>
           <w:rPr>
@@ -10189,7 +11777,7 @@
           <w:szCs w:val="28"/>
         </w:rPr>
       </w:pPr>
-      <w:hyperlink r:id="rId35" w:history="1">
+      <w:hyperlink r:id="rId41" w:history="1">
         <w:r>
           <w:rPr>
             <w:rStyle w:val="a7"/>
@@ -10238,7 +11826,7 @@
           <w:szCs w:val="28"/>
         </w:rPr>
       </w:pPr>
-      <w:hyperlink r:id="rId36" w:history="1">
+      <w:hyperlink r:id="rId42" w:history="1">
         <w:r>
           <w:rPr>
             <w:rStyle w:val="a7"/>
@@ -10298,7 +11886,7 @@
           <w:szCs w:val="36"/>
         </w:rPr>
       </w:pPr>
-      <w:bookmarkStart w:id="19" w:name="_Toc218719365"/>
+      <w:bookmarkStart w:id="19" w:name="_Toc223820380"/>
       <w:r>
         <w:rPr>
           <w:rFonts w:ascii="Times New Roman" w:hAnsi="Times New Roman" w:cs="Times New Roman"/>
@@ -10326,7 +11914,7 @@
           <w:szCs w:val="28"/>
         </w:rPr>
       </w:pPr>
-      <w:hyperlink r:id="rId37" w:history="1">
+      <w:hyperlink r:id="rId43" w:history="1">
         <w:r>
           <w:rPr>
             <w:rStyle w:val="a7"/>
@@ -10334,25 +11922,7 @@
             <w:sz w:val="28"/>
             <w:szCs w:val="28"/>
           </w:rPr>
-          <w:t>Все верси</w:t>
-        </w:r>
-        <w:r>
-          <w:rPr>
-            <w:rStyle w:val="a7"/>
-            <w:rFonts w:ascii="Times New Roman" w:hAnsi="Times New Roman" w:cs="Times New Roman"/>
-            <w:sz w:val="28"/>
-            <w:szCs w:val="28"/>
-          </w:rPr>
-          <w:t>и</w:t>
-        </w:r>
-        <w:r>
-          <w:rPr>
-            <w:rStyle w:val="a7"/>
-            <w:rFonts w:ascii="Times New Roman" w:hAnsi="Times New Roman" w:cs="Times New Roman"/>
-            <w:sz w:val="28"/>
-            <w:szCs w:val="28"/>
-          </w:rPr>
-          <w:t xml:space="preserve"> тут.</w:t>
+          <w:t>Все версии тут.</w:t>
         </w:r>
       </w:hyperlink>
     </w:p>
@@ -10465,7 +12035,7 @@
           <w:szCs w:val="36"/>
         </w:rPr>
       </w:pPr>
-      <w:bookmarkStart w:id="20" w:name="_Toc218719366"/>
+      <w:bookmarkStart w:id="20" w:name="_Toc223820381"/>
       <w:r>
         <w:rPr>
           <w:rFonts w:ascii="Times New Roman" w:hAnsi="Times New Roman" w:cs="Times New Roman"/>
@@ -10477,7 +12047,15 @@
       </w:r>
       <w:bookmarkEnd w:id="20"/>
     </w:p>
-    <w:p/>
+    <w:p>
+      <w:pPr>
+        <w:rPr>
+          <w:rFonts w:ascii="Times New Roman" w:hAnsi="Times New Roman" w:cs="Times New Roman"/>
+          <w:sz w:val="28"/>
+          <w:szCs w:val="28"/>
+        </w:rPr>
+      </w:pPr>
+    </w:p>
     <w:p>
       <w:pPr>
         <w:pStyle w:val="2"/>
@@ -10487,14 +12065,14 @@
           <w:szCs w:val="32"/>
         </w:rPr>
       </w:pPr>
-      <w:bookmarkStart w:id="21" w:name="_Toc218719367"/>
+      <w:bookmarkStart w:id="21" w:name="_Toc223820382"/>
       <w:r>
         <w:rPr>
           <w:rFonts w:ascii="Times New Roman" w:hAnsi="Times New Roman" w:cs="Times New Roman"/>
           <w:sz w:val="32"/>
           <w:szCs w:val="32"/>
         </w:rPr>
-        <w:t>3.3.3</w:t>
+        <w:t>3.4.0</w:t>
       </w:r>
       <w:bookmarkEnd w:id="21"/>
     </w:p>
@@ -10549,7 +12127,24 @@
           <w:sz w:val="28"/>
           <w:szCs w:val="28"/>
         </w:rPr>
-        <w:t>Теперь при работе с макросами используется только одно окно (рабочее поле или редактирование). Неиспользуемое окно скрывается.</w:t>
+        <w:t xml:space="preserve">Добавлен режим мониторинга </w:t>
+      </w:r>
+      <w:r>
+        <w:rPr>
+          <w:rFonts w:ascii="Times New Roman" w:hAnsi="Times New Roman" w:cs="Times New Roman"/>
+          <w:sz w:val="28"/>
+          <w:szCs w:val="28"/>
+          <w:lang w:val="en-US"/>
+        </w:rPr>
+        <w:t>Modbus</w:t>
+      </w:r>
+      <w:r>
+        <w:rPr>
+          <w:rFonts w:ascii="Times New Roman" w:hAnsi="Times New Roman" w:cs="Times New Roman"/>
+          <w:sz w:val="28"/>
+          <w:szCs w:val="28"/>
+        </w:rPr>
+        <w:t>.</w:t>
       </w:r>
     </w:p>
     <w:p>
@@ -10572,27 +12167,18 @@
           <w:sz w:val="28"/>
           <w:szCs w:val="28"/>
         </w:rPr>
-        <w:t xml:space="preserve">Рефакторинг </w:t>
-      </w:r>
-      <w:r>
-        <w:rPr>
-          <w:rFonts w:ascii="Times New Roman" w:hAnsi="Times New Roman" w:cs="Times New Roman"/>
-          <w:sz w:val="28"/>
-          <w:szCs w:val="28"/>
-          <w:lang w:val="en-US"/>
-        </w:rPr>
-        <w:t xml:space="preserve">Unit </w:t>
-      </w:r>
-      <w:r>
-        <w:rPr>
-          <w:rFonts w:ascii="Times New Roman" w:hAnsi="Times New Roman" w:cs="Times New Roman"/>
-          <w:sz w:val="28"/>
-          <w:szCs w:val="28"/>
-        </w:rPr>
-        <w:t>тестов.</w:t>
-      </w:r>
-    </w:p>
-    <w:p/>
+        <w:t>Мелкие исправления и рефакторинг.</w:t>
+      </w:r>
+    </w:p>
+    <w:p>
+      <w:pPr>
+        <w:rPr>
+          <w:rFonts w:ascii="Times New Roman" w:hAnsi="Times New Roman" w:cs="Times New Roman"/>
+          <w:sz w:val="28"/>
+          <w:szCs w:val="28"/>
+        </w:rPr>
+      </w:pPr>
+    </w:p>
     <w:p>
       <w:pPr>
         <w:pStyle w:val="2"/>
@@ -10602,14 +12188,14 @@
           <w:szCs w:val="32"/>
         </w:rPr>
       </w:pPr>
-      <w:bookmarkStart w:id="22" w:name="_Toc218719368"/>
+      <w:bookmarkStart w:id="22" w:name="_Toc223820383"/>
       <w:r>
         <w:rPr>
           <w:rFonts w:ascii="Times New Roman" w:hAnsi="Times New Roman" w:cs="Times New Roman"/>
           <w:sz w:val="32"/>
           <w:szCs w:val="32"/>
         </w:rPr>
-        <w:t>3.3.2</w:t>
+        <w:t>3.3.3</w:t>
       </w:r>
       <w:bookmarkEnd w:id="22"/>
     </w:p>
@@ -10658,23 +12244,13 @@
           <w:szCs w:val="28"/>
         </w:rPr>
       </w:pPr>
-      <w:proofErr w:type="spellStart"/>
-      <w:r>
-        <w:rPr>
-          <w:rFonts w:ascii="Times New Roman" w:hAnsi="Times New Roman" w:cs="Times New Roman"/>
-          <w:sz w:val="28"/>
-          <w:szCs w:val="28"/>
-        </w:rPr>
-        <w:t>Modbus</w:t>
-      </w:r>
-      <w:proofErr w:type="spellEnd"/>
-      <w:r>
-        <w:rPr>
-          <w:rFonts w:ascii="Times New Roman" w:hAnsi="Times New Roman" w:cs="Times New Roman"/>
-          <w:sz w:val="28"/>
-          <w:szCs w:val="28"/>
-        </w:rPr>
-        <w:t>: теперь если сработал таймаут, то выводится содержимое запроса.</w:t>
+      <w:r>
+        <w:rPr>
+          <w:rFonts w:ascii="Times New Roman" w:hAnsi="Times New Roman" w:cs="Times New Roman"/>
+          <w:sz w:val="28"/>
+          <w:szCs w:val="28"/>
+        </w:rPr>
+        <w:t>Теперь при работе с макросами используется только одно окно (рабочее поле или редактирование). Неиспользуемое окно скрывается.</w:t>
       </w:r>
     </w:p>
     <w:p>
@@ -10697,12 +12273,56 @@
           <w:sz w:val="28"/>
           <w:szCs w:val="28"/>
         </w:rPr>
-        <w:t>Расширен функционал окна "О приложении".</w:t>
-      </w:r>
-    </w:p>
-    <w:p>
-      <w:pPr>
-        <w:spacing w:line="360" w:lineRule="auto"/>
+        <w:t xml:space="preserve">Рефакторинг </w:t>
+      </w:r>
+      <w:r>
+        <w:rPr>
+          <w:rFonts w:ascii="Times New Roman" w:hAnsi="Times New Roman" w:cs="Times New Roman"/>
+          <w:sz w:val="28"/>
+          <w:szCs w:val="28"/>
+          <w:lang w:val="en-US"/>
+        </w:rPr>
+        <w:t xml:space="preserve">Unit </w:t>
+      </w:r>
+      <w:r>
+        <w:rPr>
+          <w:rFonts w:ascii="Times New Roman" w:hAnsi="Times New Roman" w:cs="Times New Roman"/>
+          <w:sz w:val="28"/>
+          <w:szCs w:val="28"/>
+        </w:rPr>
+        <w:t>тестов.</w:t>
+      </w:r>
+    </w:p>
+    <w:p>
+      <w:pPr>
+        <w:rPr>
+          <w:sz w:val="28"/>
+          <w:szCs w:val="28"/>
+        </w:rPr>
+      </w:pPr>
+    </w:p>
+    <w:p>
+      <w:pPr>
+        <w:pStyle w:val="2"/>
+        <w:rPr>
+          <w:rFonts w:ascii="Times New Roman" w:hAnsi="Times New Roman" w:cs="Times New Roman"/>
+          <w:sz w:val="32"/>
+          <w:szCs w:val="32"/>
+        </w:rPr>
+      </w:pPr>
+      <w:bookmarkStart w:id="23" w:name="_Toc223820384"/>
+      <w:r>
+        <w:rPr>
+          <w:rFonts w:ascii="Times New Roman" w:hAnsi="Times New Roman" w:cs="Times New Roman"/>
+          <w:sz w:val="32"/>
+          <w:szCs w:val="32"/>
+        </w:rPr>
+        <w:t>3.3.2</w:t>
+      </w:r>
+      <w:bookmarkEnd w:id="23"/>
+    </w:p>
+    <w:p>
+      <w:pPr>
         <w:rPr>
           <w:rFonts w:ascii="Times New Roman" w:hAnsi="Times New Roman" w:cs="Times New Roman"/>
           <w:b/>
@@ -10719,7 +12339,17 @@
           <w:sz w:val="28"/>
           <w:szCs w:val="28"/>
         </w:rPr>
-        <w:t>Исправление ошибок:</w:t>
+        <w:br/>
+      </w:r>
+      <w:r>
+        <w:rPr>
+          <w:rFonts w:ascii="Times New Roman" w:hAnsi="Times New Roman" w:cs="Times New Roman"/>
+          <w:b/>
+          <w:bCs/>
+          <w:sz w:val="28"/>
+          <w:szCs w:val="28"/>
+        </w:rPr>
+        <w:t>Новый функционал:</w:t>
       </w:r>
     </w:p>
     <w:p>
@@ -10736,22 +12366,6 @@
           <w:szCs w:val="28"/>
         </w:rPr>
       </w:pPr>
-      <w:r>
-        <w:rPr>
-          <w:rFonts w:ascii="Times New Roman" w:hAnsi="Times New Roman" w:cs="Times New Roman"/>
-          <w:sz w:val="28"/>
-          <w:szCs w:val="28"/>
-        </w:rPr>
-        <w:t>Р</w:t>
-      </w:r>
-      <w:r>
-        <w:rPr>
-          <w:rFonts w:ascii="Times New Roman" w:hAnsi="Times New Roman" w:cs="Times New Roman"/>
-          <w:sz w:val="28"/>
-          <w:szCs w:val="28"/>
-        </w:rPr>
-        <w:t xml:space="preserve">едкое зависание при записи/чтении </w:t>
-      </w:r>
       <w:proofErr w:type="spellStart"/>
       <w:r>
         <w:rPr>
@@ -10768,7 +12382,7 @@
           <w:sz w:val="28"/>
           <w:szCs w:val="28"/>
         </w:rPr>
-        <w:t>.</w:t>
+        <w:t>: теперь если сработал таймаут, то выводится содержимое запроса.</w:t>
       </w:r>
     </w:p>
     <w:p>
@@ -10791,15 +12405,29 @@
           <w:sz w:val="28"/>
           <w:szCs w:val="28"/>
         </w:rPr>
-        <w:t>П</w:t>
-      </w:r>
-      <w:r>
-        <w:rPr>
-          <w:rFonts w:ascii="Times New Roman" w:hAnsi="Times New Roman" w:cs="Times New Roman"/>
-          <w:sz w:val="28"/>
-          <w:szCs w:val="28"/>
-        </w:rPr>
-        <w:t>родолжение работы цикличного опроса в случае появления ошибки.</w:t>
+        <w:t>Расширен функционал окна "О приложении".</w:t>
+      </w:r>
+    </w:p>
+    <w:p>
+      <w:pPr>
+        <w:spacing w:line="360" w:lineRule="auto"/>
+        <w:rPr>
+          <w:rFonts w:ascii="Times New Roman" w:hAnsi="Times New Roman" w:cs="Times New Roman"/>
+          <w:b/>
+          <w:bCs/>
+          <w:sz w:val="28"/>
+          <w:szCs w:val="28"/>
+        </w:rPr>
+      </w:pPr>
+      <w:r>
+        <w:rPr>
+          <w:rFonts w:ascii="Times New Roman" w:hAnsi="Times New Roman" w:cs="Times New Roman"/>
+          <w:b/>
+          <w:bCs/>
+          <w:sz w:val="28"/>
+          <w:szCs w:val="28"/>
+        </w:rPr>
+        <w:t>Исправление ошибок:</w:t>
       </w:r>
     </w:p>
     <w:p>
@@ -10822,15 +12450,15 @@
           <w:sz w:val="28"/>
           <w:szCs w:val="28"/>
         </w:rPr>
-        <w:t>Н</w:t>
-      </w:r>
-      <w:r>
-        <w:rPr>
-          <w:rFonts w:ascii="Times New Roman" w:hAnsi="Times New Roman" w:cs="Times New Roman"/>
-          <w:sz w:val="28"/>
-          <w:szCs w:val="28"/>
-        </w:rPr>
-        <w:t xml:space="preserve">еправильное отображение количества записанных регистров </w:t>
+        <w:t>Р</w:t>
+      </w:r>
+      <w:r>
+        <w:rPr>
+          <w:rFonts w:ascii="Times New Roman" w:hAnsi="Times New Roman" w:cs="Times New Roman"/>
+          <w:sz w:val="28"/>
+          <w:szCs w:val="28"/>
+        </w:rPr>
+        <w:t xml:space="preserve">едкое зависание при записи/чтении </w:t>
       </w:r>
       <w:proofErr w:type="spellStart"/>
       <w:r>
@@ -10848,7 +12476,7 @@
           <w:sz w:val="28"/>
           <w:szCs w:val="28"/>
         </w:rPr>
-        <w:t xml:space="preserve"> после отправки команды макроса.</w:t>
+        <w:t>.</w:t>
       </w:r>
     </w:p>
     <w:p>
@@ -10879,25 +12507,7 @@
           <w:sz w:val="28"/>
           <w:szCs w:val="28"/>
         </w:rPr>
-        <w:t xml:space="preserve">ри отправке отдельных команд макроса не учитывается единый </w:t>
-      </w:r>
-      <w:proofErr w:type="spellStart"/>
-      <w:r>
-        <w:rPr>
-          <w:rFonts w:ascii="Times New Roman" w:hAnsi="Times New Roman" w:cs="Times New Roman"/>
-          <w:sz w:val="28"/>
-          <w:szCs w:val="28"/>
-        </w:rPr>
-        <w:t>Slave</w:t>
-      </w:r>
-      <w:proofErr w:type="spellEnd"/>
-      <w:r>
-        <w:rPr>
-          <w:rFonts w:ascii="Times New Roman" w:hAnsi="Times New Roman" w:cs="Times New Roman"/>
-          <w:sz w:val="28"/>
-          <w:szCs w:val="28"/>
-        </w:rPr>
-        <w:t xml:space="preserve"> ID.</w:t>
+        <w:t>родолжение работы цикличного опроса в случае появления ошибки.</w:t>
       </w:r>
     </w:p>
     <w:p>
@@ -10920,6 +12530,104 @@
           <w:sz w:val="28"/>
           <w:szCs w:val="28"/>
         </w:rPr>
+        <w:t>Н</w:t>
+      </w:r>
+      <w:r>
+        <w:rPr>
+          <w:rFonts w:ascii="Times New Roman" w:hAnsi="Times New Roman" w:cs="Times New Roman"/>
+          <w:sz w:val="28"/>
+          <w:szCs w:val="28"/>
+        </w:rPr>
+        <w:t xml:space="preserve">еправильное отображение количества записанных регистров </w:t>
+      </w:r>
+      <w:proofErr w:type="spellStart"/>
+      <w:r>
+        <w:rPr>
+          <w:rFonts w:ascii="Times New Roman" w:hAnsi="Times New Roman" w:cs="Times New Roman"/>
+          <w:sz w:val="28"/>
+          <w:szCs w:val="28"/>
+        </w:rPr>
+        <w:t>Modbus</w:t>
+      </w:r>
+      <w:proofErr w:type="spellEnd"/>
+      <w:r>
+        <w:rPr>
+          <w:rFonts w:ascii="Times New Roman" w:hAnsi="Times New Roman" w:cs="Times New Roman"/>
+          <w:sz w:val="28"/>
+          <w:szCs w:val="28"/>
+        </w:rPr>
+        <w:t xml:space="preserve"> после отправки команды макроса.</w:t>
+      </w:r>
+    </w:p>
+    <w:p>
+      <w:pPr>
+        <w:pStyle w:val="aa"/>
+        <w:numPr>
+          <w:ilvl w:val="0"/>
+          <w:numId w:val="11"/>
+        </w:numPr>
+        <w:spacing w:line="360" w:lineRule="auto"/>
+        <w:rPr>
+          <w:rFonts w:ascii="Times New Roman" w:hAnsi="Times New Roman" w:cs="Times New Roman"/>
+          <w:sz w:val="28"/>
+          <w:szCs w:val="28"/>
+        </w:rPr>
+      </w:pPr>
+      <w:r>
+        <w:rPr>
+          <w:rFonts w:ascii="Times New Roman" w:hAnsi="Times New Roman" w:cs="Times New Roman"/>
+          <w:sz w:val="28"/>
+          <w:szCs w:val="28"/>
+        </w:rPr>
+        <w:t>П</w:t>
+      </w:r>
+      <w:r>
+        <w:rPr>
+          <w:rFonts w:ascii="Times New Roman" w:hAnsi="Times New Roman" w:cs="Times New Roman"/>
+          <w:sz w:val="28"/>
+          <w:szCs w:val="28"/>
+        </w:rPr>
+        <w:t xml:space="preserve">ри отправке отдельных команд макроса не учитывается единый </w:t>
+      </w:r>
+      <w:proofErr w:type="spellStart"/>
+      <w:r>
+        <w:rPr>
+          <w:rFonts w:ascii="Times New Roman" w:hAnsi="Times New Roman" w:cs="Times New Roman"/>
+          <w:sz w:val="28"/>
+          <w:szCs w:val="28"/>
+        </w:rPr>
+        <w:t>Slave</w:t>
+      </w:r>
+      <w:proofErr w:type="spellEnd"/>
+      <w:r>
+        <w:rPr>
+          <w:rFonts w:ascii="Times New Roman" w:hAnsi="Times New Roman" w:cs="Times New Roman"/>
+          <w:sz w:val="28"/>
+          <w:szCs w:val="28"/>
+        </w:rPr>
+        <w:t xml:space="preserve"> ID.</w:t>
+      </w:r>
+    </w:p>
+    <w:p>
+      <w:pPr>
+        <w:pStyle w:val="aa"/>
+        <w:numPr>
+          <w:ilvl w:val="0"/>
+          <w:numId w:val="11"/>
+        </w:numPr>
+        <w:spacing w:line="360" w:lineRule="auto"/>
+        <w:rPr>
+          <w:rFonts w:ascii="Times New Roman" w:hAnsi="Times New Roman" w:cs="Times New Roman"/>
+          <w:sz w:val="28"/>
+          <w:szCs w:val="28"/>
+        </w:rPr>
+      </w:pPr>
+      <w:r>
+        <w:rPr>
+          <w:rFonts w:ascii="Times New Roman" w:hAnsi="Times New Roman" w:cs="Times New Roman"/>
+          <w:sz w:val="28"/>
+          <w:szCs w:val="28"/>
+        </w:rPr>
         <w:t>П</w:t>
       </w:r>
       <w:r>
@@ -10994,7 +12702,7 @@
           <w:lang w:val="en-US"/>
         </w:rPr>
       </w:pPr>
-      <w:bookmarkStart w:id="23" w:name="_Toc218719369"/>
+      <w:bookmarkStart w:id="24" w:name="_Toc223820385"/>
       <w:r>
         <w:rPr>
           <w:rFonts w:ascii="Times New Roman" w:hAnsi="Times New Roman" w:cs="Times New Roman"/>
@@ -11002,9 +12710,10 @@
           <w:szCs w:val="32"/>
           <w:lang w:val="en-US"/>
         </w:rPr>
+        <w:lastRenderedPageBreak/>
         <w:t>3.3.1</w:t>
       </w:r>
-      <w:bookmarkEnd w:id="23"/>
+      <w:bookmarkEnd w:id="24"/>
     </w:p>
     <w:p>
       <w:pPr>
@@ -11157,8 +12866,8 @@
         <w:spacing w:line="360" w:lineRule="auto"/>
         <w:rPr>
           <w:rFonts w:ascii="Times New Roman" w:hAnsi="Times New Roman" w:cs="Times New Roman"/>
-          <w:sz w:val="32"/>
-          <w:szCs w:val="32"/>
+          <w:sz w:val="28"/>
+          <w:szCs w:val="28"/>
         </w:rPr>
       </w:pPr>
     </w:p>
@@ -11172,7 +12881,7 @@
           <w:lang w:val="en-US"/>
         </w:rPr>
       </w:pPr>
-      <w:bookmarkStart w:id="24" w:name="_Toc218719370"/>
+      <w:bookmarkStart w:id="25" w:name="_Toc223820386"/>
       <w:r>
         <w:rPr>
           <w:rFonts w:ascii="Times New Roman" w:hAnsi="Times New Roman" w:cs="Times New Roman"/>
@@ -11180,10 +12889,9 @@
           <w:szCs w:val="32"/>
           <w:lang w:val="en-US"/>
         </w:rPr>
-        <w:lastRenderedPageBreak/>
         <w:t>3.3.0</w:t>
       </w:r>
-      <w:bookmarkEnd w:id="24"/>
+      <w:bookmarkEnd w:id="25"/>
     </w:p>
     <w:p>
       <w:pPr>
@@ -11414,7 +13122,15 @@
         <w:t>Рефакторинг.</w:t>
       </w:r>
     </w:p>
-    <w:p/>
+    <w:p>
+      <w:pPr>
+        <w:rPr>
+          <w:rFonts w:ascii="Times New Roman" w:hAnsi="Times New Roman" w:cs="Times New Roman"/>
+          <w:sz w:val="28"/>
+          <w:szCs w:val="28"/>
+        </w:rPr>
+      </w:pPr>
+    </w:p>
     <w:p>
       <w:pPr>
         <w:pStyle w:val="2"/>
@@ -11424,7 +13140,7 @@
           <w:szCs w:val="32"/>
         </w:rPr>
       </w:pPr>
-      <w:bookmarkStart w:id="25" w:name="_Toc218719371"/>
+      <w:bookmarkStart w:id="26" w:name="_Toc223820387"/>
       <w:r>
         <w:rPr>
           <w:rFonts w:ascii="Times New Roman" w:hAnsi="Times New Roman" w:cs="Times New Roman"/>
@@ -11457,7 +13173,7 @@
         </w:rPr>
         <w:t>1</w:t>
       </w:r>
-      <w:bookmarkEnd w:id="25"/>
+      <w:bookmarkEnd w:id="26"/>
     </w:p>
     <w:p>
       <w:pPr>
@@ -11699,6 +13415,41 @@
     </w:p>
     <w:p>
       <w:pPr>
+        <w:rPr>
+          <w:rFonts w:ascii="Times New Roman" w:hAnsi="Times New Roman" w:cs="Times New Roman"/>
+        </w:rPr>
+      </w:pPr>
+    </w:p>
+    <w:p>
+      <w:pPr>
+        <w:rPr>
+          <w:rFonts w:ascii="Times New Roman" w:hAnsi="Times New Roman" w:cs="Times New Roman"/>
+        </w:rPr>
+      </w:pPr>
+    </w:p>
+    <w:p>
+      <w:pPr>
+        <w:rPr>
+          <w:rFonts w:ascii="Times New Roman" w:hAnsi="Times New Roman" w:cs="Times New Roman"/>
+        </w:rPr>
+      </w:pPr>
+    </w:p>
+    <w:p>
+      <w:pPr>
+        <w:rPr>
+          <w:rFonts w:ascii="Times New Roman" w:hAnsi="Times New Roman" w:cs="Times New Roman"/>
+        </w:rPr>
+      </w:pPr>
+    </w:p>
+    <w:p>
+      <w:pPr>
+        <w:rPr>
+          <w:rFonts w:ascii="Times New Roman" w:hAnsi="Times New Roman" w:cs="Times New Roman"/>
+        </w:rPr>
+      </w:pPr>
+    </w:p>
+    <w:p>
+      <w:pPr>
         <w:pStyle w:val="2"/>
         <w:rPr>
           <w:rFonts w:ascii="Times New Roman" w:hAnsi="Times New Roman" w:cs="Times New Roman"/>
@@ -11706,13 +13457,14 @@
           <w:szCs w:val="32"/>
         </w:rPr>
       </w:pPr>
-      <w:bookmarkStart w:id="26" w:name="_Toc218719372"/>
+      <w:bookmarkStart w:id="27" w:name="_Toc223820388"/>
       <w:r>
         <w:rPr>
           <w:rFonts w:ascii="Times New Roman" w:hAnsi="Times New Roman" w:cs="Times New Roman"/>
           <w:sz w:val="32"/>
           <w:szCs w:val="32"/>
         </w:rPr>
+        <w:lastRenderedPageBreak/>
         <w:t>3.</w:t>
       </w:r>
       <w:r>
@@ -11731,7 +13483,7 @@
         </w:rPr>
         <w:t>.0</w:t>
       </w:r>
-      <w:bookmarkEnd w:id="26"/>
+      <w:bookmarkEnd w:id="27"/>
     </w:p>
     <w:p>
       <w:pPr>
@@ -11910,33 +13662,6 @@
     </w:p>
     <w:p>
       <w:pPr>
-        <w:rPr>
-          <w:rFonts w:ascii="Times New Roman" w:hAnsi="Times New Roman" w:cs="Times New Roman"/>
-          <w:sz w:val="28"/>
-          <w:szCs w:val="28"/>
-        </w:rPr>
-      </w:pPr>
-    </w:p>
-    <w:p>
-      <w:pPr>
-        <w:rPr>
-          <w:rFonts w:ascii="Times New Roman" w:hAnsi="Times New Roman" w:cs="Times New Roman"/>
-          <w:sz w:val="28"/>
-          <w:szCs w:val="28"/>
-        </w:rPr>
-      </w:pPr>
-    </w:p>
-    <w:p>
-      <w:pPr>
-        <w:rPr>
-          <w:rFonts w:ascii="Times New Roman" w:hAnsi="Times New Roman" w:cs="Times New Roman"/>
-          <w:sz w:val="28"/>
-          <w:szCs w:val="28"/>
-        </w:rPr>
-      </w:pPr>
-    </w:p>
-    <w:p>
-      <w:pPr>
         <w:pStyle w:val="2"/>
         <w:rPr>
           <w:rFonts w:ascii="Times New Roman" w:hAnsi="Times New Roman" w:cs="Times New Roman"/>
@@ -11944,17 +13669,16 @@
           <w:szCs w:val="32"/>
         </w:rPr>
       </w:pPr>
-      <w:bookmarkStart w:id="27" w:name="_Toc218719373"/>
+      <w:bookmarkStart w:id="28" w:name="_Toc223820389"/>
       <w:r>
         <w:rPr>
           <w:rFonts w:ascii="Times New Roman" w:hAnsi="Times New Roman" w:cs="Times New Roman"/>
           <w:sz w:val="32"/>
           <w:szCs w:val="32"/>
         </w:rPr>
-        <w:lastRenderedPageBreak/>
         <w:t>3.1.0</w:t>
       </w:r>
-      <w:bookmarkEnd w:id="27"/>
+      <w:bookmarkEnd w:id="28"/>
     </w:p>
     <w:p>
       <w:pPr>
@@ -12213,7 +13937,7 @@
           <w:szCs w:val="32"/>
         </w:rPr>
       </w:pPr>
-      <w:bookmarkStart w:id="28" w:name="_Toc218719374"/>
+      <w:bookmarkStart w:id="29" w:name="_Toc223820390"/>
       <w:r>
         <w:rPr>
           <w:rFonts w:ascii="Times New Roman" w:hAnsi="Times New Roman" w:cs="Times New Roman"/>
@@ -12222,7 +13946,7 @@
         </w:rPr>
         <w:t>3.0.0</w:t>
       </w:r>
-      <w:bookmarkEnd w:id="28"/>
+      <w:bookmarkEnd w:id="29"/>
     </w:p>
     <w:p>
       <w:pPr>
@@ -12528,15 +14252,6 @@
     </w:p>
     <w:p>
       <w:pPr>
-        <w:rPr>
-          <w:rFonts w:ascii="Times New Roman" w:hAnsi="Times New Roman" w:cs="Times New Roman"/>
-          <w:sz w:val="28"/>
-          <w:szCs w:val="28"/>
-        </w:rPr>
-      </w:pPr>
-    </w:p>
-    <w:p>
-      <w:pPr>
         <w:pStyle w:val="2"/>
         <w:rPr>
           <w:rFonts w:ascii="Times New Roman" w:hAnsi="Times New Roman" w:cs="Times New Roman"/>
@@ -12544,16 +14259,17 @@
           <w:szCs w:val="32"/>
         </w:rPr>
       </w:pPr>
-      <w:bookmarkStart w:id="29" w:name="_Toc218719375"/>
+      <w:bookmarkStart w:id="30" w:name="_Toc223820391"/>
       <w:r>
         <w:rPr>
           <w:rFonts w:ascii="Times New Roman" w:hAnsi="Times New Roman" w:cs="Times New Roman"/>
           <w:sz w:val="32"/>
           <w:szCs w:val="32"/>
         </w:rPr>
+        <w:lastRenderedPageBreak/>
         <w:t>2.7.0</w:t>
       </w:r>
-      <w:bookmarkEnd w:id="29"/>
+      <w:bookmarkEnd w:id="30"/>
       <w:r>
         <w:rPr>
           <w:rFonts w:ascii="Times New Roman" w:hAnsi="Times New Roman" w:cs="Times New Roman"/>
@@ -12634,7 +14350,7 @@
       </w:pPr>
     </w:p>
     <w:sectPr>
-      <w:footerReference w:type="default" r:id="rId38"/>
+      <w:footerReference w:type="default" r:id="rId44"/>
       <w:pgSz w:w="11906" w:h="16838"/>
       <w:pgMar w:top="720" w:right="720" w:bottom="720" w:left="720" w:header="708" w:footer="708" w:gutter="0"/>
       <w:cols w:space="708"/>
@@ -13948,6 +15664,95 @@
     </w:lvl>
   </w:abstractNum>
   <w:abstractNum w:abstractNumId="9" w15:restartNumberingAfterBreak="0">
+    <w:nsid w:val="69664A45"/>
+    <w:multiLevelType w:val="hybridMultilevel"/>
+    <w:tmpl w:val="3D3A23D6"/>
+    <w:lvl w:ilvl="0" w:tplc="0419000F">
+      <w:start w:val="1"/>
+      <w:numFmt w:val="decimal"/>
+      <w:lvlText w:val="%1."/>
+      <w:lvlJc w:val="left"/>
+      <w:pPr>
+        <w:ind w:left="720" w:hanging="360"/>
+      </w:pPr>
+      <w:rPr>
+        <w:rFonts w:hint="default"/>
+      </w:rPr>
+    </w:lvl>
+    <w:lvl w:ilvl="1" w:tplc="04190019" w:tentative="1">
+      <w:start w:val="1"/>
+      <w:numFmt w:val="lowerLetter"/>
+      <w:lvlText w:val="%2."/>
+      <w:lvlJc w:val="left"/>
+      <w:pPr>
+        <w:ind w:left="1440" w:hanging="360"/>
+      </w:pPr>
+    </w:lvl>
+    <w:lvl w:ilvl="2" w:tplc="0419001B" w:tentative="1">
+      <w:start w:val="1"/>
+      <w:numFmt w:val="lowerRoman"/>
+      <w:lvlText w:val="%3."/>
+      <w:lvlJc w:val="right"/>
+      <w:pPr>
+        <w:ind w:left="2160" w:hanging="180"/>
+      </w:pPr>
+    </w:lvl>
+    <w:lvl w:ilvl="3" w:tplc="0419000F" w:tentative="1">
+      <w:start w:val="1"/>
+      <w:numFmt w:val="decimal"/>
+      <w:lvlText w:val="%4."/>
+      <w:lvlJc w:val="left"/>
+      <w:pPr>
+        <w:ind w:left="2880" w:hanging="360"/>
+      </w:pPr>
+    </w:lvl>
+    <w:lvl w:ilvl="4" w:tplc="04190019" w:tentative="1">
+      <w:start w:val="1"/>
+      <w:numFmt w:val="lowerLetter"/>
+      <w:lvlText w:val="%5."/>
+      <w:lvlJc w:val="left"/>
+      <w:pPr>
+        <w:ind w:left="3600" w:hanging="360"/>
+      </w:pPr>
+    </w:lvl>
+    <w:lvl w:ilvl="5" w:tplc="0419001B" w:tentative="1">
+      <w:start w:val="1"/>
+      <w:numFmt w:val="lowerRoman"/>
+      <w:lvlText w:val="%6."/>
+      <w:lvlJc w:val="right"/>
+      <w:pPr>
+        <w:ind w:left="4320" w:hanging="180"/>
+      </w:pPr>
+    </w:lvl>
+    <w:lvl w:ilvl="6" w:tplc="0419000F" w:tentative="1">
+      <w:start w:val="1"/>
+      <w:numFmt w:val="decimal"/>
+      <w:lvlText w:val="%7."/>
+      <w:lvlJc w:val="left"/>
+      <w:pPr>
+        <w:ind w:left="5040" w:hanging="360"/>
+      </w:pPr>
+    </w:lvl>
+    <w:lvl w:ilvl="7" w:tplc="04190019" w:tentative="1">
+      <w:start w:val="1"/>
+      <w:numFmt w:val="lowerLetter"/>
+      <w:lvlText w:val="%8."/>
+      <w:lvlJc w:val="left"/>
+      <w:pPr>
+        <w:ind w:left="5760" w:hanging="360"/>
+      </w:pPr>
+    </w:lvl>
+    <w:lvl w:ilvl="8" w:tplc="0419001B" w:tentative="1">
+      <w:start w:val="1"/>
+      <w:numFmt w:val="lowerRoman"/>
+      <w:lvlText w:val="%9."/>
+      <w:lvlJc w:val="right"/>
+      <w:pPr>
+        <w:ind w:left="6480" w:hanging="180"/>
+      </w:pPr>
+    </w:lvl>
+  </w:abstractNum>
+  <w:abstractNum w:abstractNumId="10" w15:restartNumberingAfterBreak="0">
     <w:nsid w:val="6F747990"/>
     <w:multiLevelType w:val="hybridMultilevel"/>
     <w:tmpl w:val="18A4ABD2"/>
@@ -14072,7 +15877,7 @@
     <w:abstractNumId w:val="1"/>
   </w:num>
   <w:num w:numId="5">
-    <w:abstractNumId w:val="9"/>
+    <w:abstractNumId w:val="10"/>
   </w:num>
   <w:num w:numId="6">
     <w:abstractNumId w:val="2"/>
@@ -14253,6 +16058,9 @@
   </w:num>
   <w:num w:numId="11">
     <w:abstractNumId w:val="8"/>
+  </w:num>
+  <w:num w:numId="12">
+    <w:abstractNumId w:val="9"/>
   </w:num>
 </w:numbering>
 </file>

--- a/Documentation/UserManual.docx
+++ b/Documentation/UserManual.docx
@@ -5322,10 +5322,10 @@
           <w:lang w:val="en-US"/>
         </w:rPr>
         <w:drawing>
-          <wp:inline distT="0" distB="0" distL="0" distR="0" wp14:anchorId="4DF2F452" wp14:editId="02F3D54E">
+          <wp:inline distT="0" distB="0" distL="0" distR="0" wp14:anchorId="05C20AD7" wp14:editId="42D9247A">
             <wp:extent cx="6638290" cy="4239260"/>
             <wp:effectExtent l="0" t="0" r="0" b="8890"/>
-            <wp:docPr id="35" name="Рисунок 35"/>
+            <wp:docPr id="8" name="Рисунок 8"/>
             <wp:cNvGraphicFramePr>
               <a:graphicFrameLocks xmlns:a="http://schemas.openxmlformats.org/drawingml/2006/main" noChangeAspect="1"/>
             </wp:cNvGraphicFramePr>
@@ -5333,7 +5333,7 @@
               <a:graphicData uri="http://schemas.openxmlformats.org/drawingml/2006/picture">
                 <pic:pic xmlns:pic="http://schemas.openxmlformats.org/drawingml/2006/picture">
                   <pic:nvPicPr>
-                    <pic:cNvPr id="0" name="Picture 5"/>
+                    <pic:cNvPr id="0" name="Picture 1"/>
                     <pic:cNvPicPr>
                       <a:picLocks noChangeAspect="1" noChangeArrowheads="1"/>
                     </pic:cNvPicPr>
@@ -6773,7 +6773,116 @@
           <w:sz w:val="28"/>
           <w:szCs w:val="28"/>
         </w:rPr>
-        <w:t>Этот режим нужен для контроля состояния подключенного устройства. Также этот режим можно использовать как логгер. Переход в него осуществляется нажатием на переключатель «Мониторинг».</w:t>
+        <w:t xml:space="preserve">Этот режим </w:t>
+      </w:r>
+      <w:r>
+        <w:rPr>
+          <w:rFonts w:ascii="Times New Roman" w:hAnsi="Times New Roman" w:cs="Times New Roman"/>
+          <w:sz w:val="28"/>
+          <w:szCs w:val="28"/>
+        </w:rPr>
+        <w:t>нужен для двух целей</w:t>
+      </w:r>
+      <w:r>
+        <w:rPr>
+          <w:rFonts w:ascii="Times New Roman" w:hAnsi="Times New Roman" w:cs="Times New Roman"/>
+          <w:sz w:val="28"/>
+          <w:szCs w:val="28"/>
+        </w:rPr>
+        <w:t>:</w:t>
+      </w:r>
+    </w:p>
+    <w:p>
+      <w:pPr>
+        <w:pStyle w:val="aa"/>
+        <w:numPr>
+          <w:ilvl w:val="0"/>
+          <w:numId w:val="13"/>
+        </w:numPr>
+        <w:rPr>
+          <w:rFonts w:ascii="Times New Roman" w:hAnsi="Times New Roman" w:cs="Times New Roman"/>
+          <w:sz w:val="28"/>
+          <w:szCs w:val="28"/>
+        </w:rPr>
+      </w:pPr>
+      <w:r>
+        <w:rPr>
+          <w:rFonts w:ascii="Times New Roman" w:hAnsi="Times New Roman" w:cs="Times New Roman"/>
+          <w:sz w:val="28"/>
+          <w:szCs w:val="28"/>
+        </w:rPr>
+        <w:t>Визуальный контроль подключенного устройства.</w:t>
+      </w:r>
+    </w:p>
+    <w:p>
+      <w:pPr>
+        <w:pStyle w:val="aa"/>
+        <w:numPr>
+          <w:ilvl w:val="0"/>
+          <w:numId w:val="13"/>
+        </w:numPr>
+        <w:rPr>
+          <w:rFonts w:ascii="Times New Roman" w:hAnsi="Times New Roman" w:cs="Times New Roman"/>
+          <w:sz w:val="28"/>
+          <w:szCs w:val="28"/>
+        </w:rPr>
+      </w:pPr>
+      <w:r>
+        <w:rPr>
+          <w:rFonts w:ascii="Times New Roman" w:hAnsi="Times New Roman" w:cs="Times New Roman"/>
+          <w:sz w:val="28"/>
+          <w:szCs w:val="28"/>
+        </w:rPr>
+        <w:t>Логирование.</w:t>
+      </w:r>
+    </w:p>
+    <w:p>
+      <w:pPr>
+        <w:rPr>
+          <w:rFonts w:ascii="Times New Roman" w:hAnsi="Times New Roman" w:cs="Times New Roman"/>
+          <w:sz w:val="28"/>
+          <w:szCs w:val="28"/>
+        </w:rPr>
+      </w:pPr>
+      <w:r>
+        <w:rPr>
+          <w:rFonts w:ascii="Times New Roman" w:hAnsi="Times New Roman" w:cs="Times New Roman"/>
+          <w:sz w:val="28"/>
+          <w:szCs w:val="28"/>
+        </w:rPr>
+        <w:t xml:space="preserve">Переход в него </w:t>
+      </w:r>
+      <w:r>
+        <w:rPr>
+          <w:rFonts w:ascii="Times New Roman" w:hAnsi="Times New Roman" w:cs="Times New Roman"/>
+          <w:sz w:val="28"/>
+          <w:szCs w:val="28"/>
+        </w:rPr>
+        <w:t>происходит по</w:t>
+      </w:r>
+      <w:r>
+        <w:rPr>
+          <w:rFonts w:ascii="Times New Roman" w:hAnsi="Times New Roman" w:cs="Times New Roman"/>
+          <w:sz w:val="28"/>
+          <w:szCs w:val="28"/>
+        </w:rPr>
+        <w:t xml:space="preserve"> нажати</w:t>
+      </w:r>
+      <w:r>
+        <w:rPr>
+          <w:rFonts w:ascii="Times New Roman" w:hAnsi="Times New Roman" w:cs="Times New Roman"/>
+          <w:sz w:val="28"/>
+          <w:szCs w:val="28"/>
+        </w:rPr>
+        <w:t>ю</w:t>
+      </w:r>
+      <w:r>
+        <w:rPr>
+          <w:rFonts w:ascii="Times New Roman" w:hAnsi="Times New Roman" w:cs="Times New Roman"/>
+          <w:sz w:val="28"/>
+          <w:szCs w:val="28"/>
+        </w:rPr>
+        <w:t xml:space="preserve"> на переключатель «Мониторинг».</w:t>
       </w:r>
     </w:p>
     <w:p>
@@ -6851,26 +6960,24 @@
           <w:sz w:val="28"/>
           <w:szCs w:val="28"/>
         </w:rPr>
-        <w:t>Глобально рабочее поле разделено на две части. Верхняя часть отвечает за управление мониторингом. А на нижней находится список регистров.</w:t>
-      </w:r>
-    </w:p>
-    <w:p>
-      <w:pPr>
-        <w:rPr>
-          <w:rFonts w:ascii="Times New Roman" w:hAnsi="Times New Roman" w:cs="Times New Roman"/>
-          <w:sz w:val="28"/>
-          <w:szCs w:val="28"/>
-        </w:rPr>
-      </w:pPr>
-    </w:p>
-    <w:p>
-      <w:pPr>
-        <w:rPr>
-          <w:rFonts w:ascii="Times New Roman" w:hAnsi="Times New Roman" w:cs="Times New Roman"/>
-          <w:sz w:val="28"/>
-          <w:szCs w:val="28"/>
-        </w:rPr>
-      </w:pPr>
+        <w:t xml:space="preserve">Глобально рабочее поле разделено на две части. Верхняя часть отвечает за управление мониторингом. А на нижней находится список </w:t>
+      </w:r>
+      <w:r>
+        <w:rPr>
+          <w:rFonts w:ascii="Times New Roman" w:hAnsi="Times New Roman" w:cs="Times New Roman"/>
+          <w:sz w:val="28"/>
+          <w:szCs w:val="28"/>
+        </w:rPr>
+        <w:t xml:space="preserve">опрашиваемых </w:t>
+      </w:r>
+      <w:r>
+        <w:rPr>
+          <w:rFonts w:ascii="Times New Roman" w:hAnsi="Times New Roman" w:cs="Times New Roman"/>
+          <w:sz w:val="28"/>
+          <w:szCs w:val="28"/>
+        </w:rPr>
+        <w:t>регистров.</w:t>
+      </w:r>
     </w:p>
     <w:p>
       <w:pPr>
@@ -7867,7 +7974,39 @@
           <w:sz w:val="28"/>
           <w:szCs w:val="28"/>
         </w:rPr>
-        <w:t xml:space="preserve">на графике и в логе регистр будет иметь имя Адрес + значение адреса. </w:t>
+        <w:t xml:space="preserve">на графике и в логе регистр будет иметь имя </w:t>
+      </w:r>
+      <w:r>
+        <w:rPr>
+          <w:rFonts w:ascii="Times New Roman" w:hAnsi="Times New Roman" w:cs="Times New Roman"/>
+          <w:sz w:val="28"/>
+          <w:szCs w:val="28"/>
+        </w:rPr>
+        <w:t>«</w:t>
+      </w:r>
+      <w:r>
+        <w:rPr>
+          <w:rFonts w:ascii="Times New Roman" w:hAnsi="Times New Roman" w:cs="Times New Roman"/>
+          <w:sz w:val="28"/>
+          <w:szCs w:val="28"/>
+        </w:rPr>
+        <w:t>Адрес + значение адреса</w:t>
+      </w:r>
+      <w:r>
+        <w:rPr>
+          <w:rFonts w:ascii="Times New Roman" w:hAnsi="Times New Roman" w:cs="Times New Roman"/>
+          <w:sz w:val="28"/>
+          <w:szCs w:val="28"/>
+        </w:rPr>
+        <w:t>»</w:t>
+      </w:r>
+      <w:r>
+        <w:rPr>
+          <w:rFonts w:ascii="Times New Roman" w:hAnsi="Times New Roman" w:cs="Times New Roman"/>
+          <w:sz w:val="28"/>
+          <w:szCs w:val="28"/>
+        </w:rPr>
+        <w:t xml:space="preserve">. </w:t>
       </w:r>
       <w:r>
         <w:rPr>
@@ -8285,7 +8424,23 @@
           <w:sz w:val="28"/>
           <w:szCs w:val="28"/>
         </w:rPr>
-        <w:t xml:space="preserve"> означает, что преобразованное значение этого регистра будет отображаться на графике и/или записаться в лог.</w:t>
+        <w:t xml:space="preserve"> означает, что преобразованное значение этого регистра будет отображаться на графике и </w:t>
+      </w:r>
+      <w:r>
+        <w:rPr>
+          <w:rFonts w:ascii="Times New Roman" w:hAnsi="Times New Roman" w:cs="Times New Roman"/>
+          <w:sz w:val="28"/>
+          <w:szCs w:val="28"/>
+        </w:rPr>
+        <w:t>записываться</w:t>
+      </w:r>
+      <w:r>
+        <w:rPr>
+          <w:rFonts w:ascii="Times New Roman" w:hAnsi="Times New Roman" w:cs="Times New Roman"/>
+          <w:sz w:val="28"/>
+          <w:szCs w:val="28"/>
+        </w:rPr>
+        <w:t xml:space="preserve"> в лог.</w:t>
       </w:r>
     </w:p>
     <w:p>
@@ -8369,7 +8524,23 @@
           <w:sz w:val="28"/>
           <w:szCs w:val="28"/>
         </w:rPr>
-        <w:t>Значения сверху были изменены и «подсвеч</w:t>
+        <w:t xml:space="preserve">Значения сверху были изменены и </w:t>
+      </w:r>
+      <w:r>
+        <w:rPr>
+          <w:rFonts w:ascii="Times New Roman" w:hAnsi="Times New Roman" w:cs="Times New Roman"/>
+          <w:sz w:val="28"/>
+          <w:szCs w:val="28"/>
+        </w:rPr>
+        <w:t xml:space="preserve">поэтому </w:t>
+      </w:r>
+      <w:r>
+        <w:rPr>
+          <w:rFonts w:ascii="Times New Roman" w:hAnsi="Times New Roman" w:cs="Times New Roman"/>
+          <w:sz w:val="28"/>
+          <w:szCs w:val="28"/>
+        </w:rPr>
+        <w:t>«подсвеч</w:t>
       </w:r>
       <w:r>
         <w:rPr>
@@ -14830,6 +15001,119 @@
     </w:lvl>
   </w:abstractNum>
   <w:abstractNum w:abstractNumId="3" w15:restartNumberingAfterBreak="0">
+    <w:nsid w:val="2C585480"/>
+    <w:multiLevelType w:val="hybridMultilevel"/>
+    <w:tmpl w:val="0AA47A8C"/>
+    <w:lvl w:ilvl="0" w:tplc="04190001">
+      <w:start w:val="1"/>
+      <w:numFmt w:val="bullet"/>
+      <w:lvlText w:val=""/>
+      <w:lvlJc w:val="left"/>
+      <w:pPr>
+        <w:ind w:left="720" w:hanging="360"/>
+      </w:pPr>
+      <w:rPr>
+        <w:rFonts w:ascii="Symbol" w:hAnsi="Symbol" w:hint="default"/>
+      </w:rPr>
+    </w:lvl>
+    <w:lvl w:ilvl="1" w:tplc="04190003" w:tentative="1">
+      <w:start w:val="1"/>
+      <w:numFmt w:val="bullet"/>
+      <w:lvlText w:val="o"/>
+      <w:lvlJc w:val="left"/>
+      <w:pPr>
+        <w:ind w:left="1440" w:hanging="360"/>
+      </w:pPr>
+      <w:rPr>
+        <w:rFonts w:ascii="Courier New" w:hAnsi="Courier New" w:cs="Courier New" w:hint="default"/>
+      </w:rPr>
+    </w:lvl>
+    <w:lvl w:ilvl="2" w:tplc="04190005" w:tentative="1">
+      <w:start w:val="1"/>
+      <w:numFmt w:val="bullet"/>
+      <w:lvlText w:val=""/>
+      <w:lvlJc w:val="left"/>
+      <w:pPr>
+        <w:ind w:left="2160" w:hanging="360"/>
+      </w:pPr>
+      <w:rPr>
+        <w:rFonts w:ascii="Wingdings" w:hAnsi="Wingdings" w:hint="default"/>
+      </w:rPr>
+    </w:lvl>
+    <w:lvl w:ilvl="3" w:tplc="04190001" w:tentative="1">
+      <w:start w:val="1"/>
+      <w:numFmt w:val="bullet"/>
+      <w:lvlText w:val=""/>
+      <w:lvlJc w:val="left"/>
+      <w:pPr>
+        <w:ind w:left="2880" w:hanging="360"/>
+      </w:pPr>
+      <w:rPr>
+        <w:rFonts w:ascii="Symbol" w:hAnsi="Symbol" w:hint="default"/>
+      </w:rPr>
+    </w:lvl>
+    <w:lvl w:ilvl="4" w:tplc="04190003" w:tentative="1">
+      <w:start w:val="1"/>
+      <w:numFmt w:val="bullet"/>
+      <w:lvlText w:val="o"/>
+      <w:lvlJc w:val="left"/>
+      <w:pPr>
+        <w:ind w:left="3600" w:hanging="360"/>
+      </w:pPr>
+      <w:rPr>
+        <w:rFonts w:ascii="Courier New" w:hAnsi="Courier New" w:cs="Courier New" w:hint="default"/>
+      </w:rPr>
+    </w:lvl>
+    <w:lvl w:ilvl="5" w:tplc="04190005" w:tentative="1">
+      <w:start w:val="1"/>
+      <w:numFmt w:val="bullet"/>
+      <w:lvlText w:val=""/>
+      <w:lvlJc w:val="left"/>
+      <w:pPr>
+        <w:ind w:left="4320" w:hanging="360"/>
+      </w:pPr>
+      <w:rPr>
+        <w:rFonts w:ascii="Wingdings" w:hAnsi="Wingdings" w:hint="default"/>
+      </w:rPr>
+    </w:lvl>
+    <w:lvl w:ilvl="6" w:tplc="04190001" w:tentative="1">
+      <w:start w:val="1"/>
+      <w:numFmt w:val="bullet"/>
+      <w:lvlText w:val=""/>
+      <w:lvlJc w:val="left"/>
+      <w:pPr>
+        <w:ind w:left="5040" w:hanging="360"/>
+      </w:pPr>
+      <w:rPr>
+        <w:rFonts w:ascii="Symbol" w:hAnsi="Symbol" w:hint="default"/>
+      </w:rPr>
+    </w:lvl>
+    <w:lvl w:ilvl="7" w:tplc="04190003" w:tentative="1">
+      <w:start w:val="1"/>
+      <w:numFmt w:val="bullet"/>
+      <w:lvlText w:val="o"/>
+      <w:lvlJc w:val="left"/>
+      <w:pPr>
+        <w:ind w:left="5760" w:hanging="360"/>
+      </w:pPr>
+      <w:rPr>
+        <w:rFonts w:ascii="Courier New" w:hAnsi="Courier New" w:cs="Courier New" w:hint="default"/>
+      </w:rPr>
+    </w:lvl>
+    <w:lvl w:ilvl="8" w:tplc="04190005" w:tentative="1">
+      <w:start w:val="1"/>
+      <w:numFmt w:val="bullet"/>
+      <w:lvlText w:val=""/>
+      <w:lvlJc w:val="left"/>
+      <w:pPr>
+        <w:ind w:left="6480" w:hanging="360"/>
+      </w:pPr>
+      <w:rPr>
+        <w:rFonts w:ascii="Wingdings" w:hAnsi="Wingdings" w:hint="default"/>
+      </w:rPr>
+    </w:lvl>
+  </w:abstractNum>
+  <w:abstractNum w:abstractNumId="4" w15:restartNumberingAfterBreak="0">
     <w:nsid w:val="3703264D"/>
     <w:multiLevelType w:val="multilevel"/>
     <w:tmpl w:val="04801882"/>
@@ -14978,7 +15262,7 @@
       </w:rPr>
     </w:lvl>
   </w:abstractNum>
-  <w:abstractNum w:abstractNumId="4" w15:restartNumberingAfterBreak="0">
+  <w:abstractNum w:abstractNumId="5" w15:restartNumberingAfterBreak="0">
     <w:nsid w:val="41AC27AB"/>
     <w:multiLevelType w:val="hybridMultilevel"/>
     <w:tmpl w:val="E6F02A94"/>
@@ -15067,7 +15351,7 @@
       </w:pPr>
     </w:lvl>
   </w:abstractNum>
-  <w:abstractNum w:abstractNumId="5" w15:restartNumberingAfterBreak="0">
+  <w:abstractNum w:abstractNumId="6" w15:restartNumberingAfterBreak="0">
     <w:nsid w:val="478748E8"/>
     <w:multiLevelType w:val="multilevel"/>
     <w:tmpl w:val="7018DB04"/>
@@ -15216,7 +15500,7 @@
       </w:rPr>
     </w:lvl>
   </w:abstractNum>
-  <w:abstractNum w:abstractNumId="6" w15:restartNumberingAfterBreak="0">
+  <w:abstractNum w:abstractNumId="7" w15:restartNumberingAfterBreak="0">
     <w:nsid w:val="507971A9"/>
     <w:multiLevelType w:val="multilevel"/>
     <w:tmpl w:val="6C542BAC"/>
@@ -15365,7 +15649,7 @@
       </w:rPr>
     </w:lvl>
   </w:abstractNum>
-  <w:abstractNum w:abstractNumId="7" w15:restartNumberingAfterBreak="0">
+  <w:abstractNum w:abstractNumId="8" w15:restartNumberingAfterBreak="0">
     <w:nsid w:val="51D81E98"/>
     <w:multiLevelType w:val="multilevel"/>
     <w:tmpl w:val="CAAA6980"/>
@@ -15514,7 +15798,7 @@
       </w:rPr>
     </w:lvl>
   </w:abstractNum>
-  <w:abstractNum w:abstractNumId="8" w15:restartNumberingAfterBreak="0">
+  <w:abstractNum w:abstractNumId="9" w15:restartNumberingAfterBreak="0">
     <w:nsid w:val="63CA7E29"/>
     <w:multiLevelType w:val="multilevel"/>
     <w:tmpl w:val="04801882"/>
@@ -15663,7 +15947,7 @@
       </w:rPr>
     </w:lvl>
   </w:abstractNum>
-  <w:abstractNum w:abstractNumId="9" w15:restartNumberingAfterBreak="0">
+  <w:abstractNum w:abstractNumId="10" w15:restartNumberingAfterBreak="0">
     <w:nsid w:val="69664A45"/>
     <w:multiLevelType w:val="hybridMultilevel"/>
     <w:tmpl w:val="3D3A23D6"/>
@@ -15752,7 +16036,7 @@
       </w:pPr>
     </w:lvl>
   </w:abstractNum>
-  <w:abstractNum w:abstractNumId="10" w15:restartNumberingAfterBreak="0">
+  <w:abstractNum w:abstractNumId="11" w15:restartNumberingAfterBreak="0">
     <w:nsid w:val="6F747990"/>
     <w:multiLevelType w:val="hybridMultilevel"/>
     <w:tmpl w:val="18A4ABD2"/>
@@ -15865,19 +16149,19 @@
     </w:lvl>
   </w:abstractNum>
   <w:num w:numId="1">
-    <w:abstractNumId w:val="5"/>
+    <w:abstractNumId w:val="6"/>
   </w:num>
   <w:num w:numId="2">
-    <w:abstractNumId w:val="7"/>
+    <w:abstractNumId w:val="8"/>
   </w:num>
   <w:num w:numId="3">
-    <w:abstractNumId w:val="6"/>
+    <w:abstractNumId w:val="7"/>
   </w:num>
   <w:num w:numId="4">
     <w:abstractNumId w:val="1"/>
   </w:num>
   <w:num w:numId="5">
-    <w:abstractNumId w:val="10"/>
+    <w:abstractNumId w:val="11"/>
   </w:num>
   <w:num w:numId="6">
     <w:abstractNumId w:val="2"/>
@@ -16048,19 +16332,22 @@
     </w:lvlOverride>
   </w:num>
   <w:num w:numId="8">
-    <w:abstractNumId w:val="3"/>
+    <w:abstractNumId w:val="4"/>
   </w:num>
   <w:num w:numId="9">
-    <w:abstractNumId w:val="4"/>
+    <w:abstractNumId w:val="5"/>
   </w:num>
   <w:num w:numId="10">
     <w:abstractNumId w:val="0"/>
   </w:num>
   <w:num w:numId="11">
-    <w:abstractNumId w:val="8"/>
+    <w:abstractNumId w:val="9"/>
   </w:num>
   <w:num w:numId="12">
-    <w:abstractNumId w:val="9"/>
+    <w:abstractNumId w:val="10"/>
+  </w:num>
+  <w:num w:numId="13">
+    <w:abstractNumId w:val="3"/>
   </w:num>
 </w:numbering>
 </file>

--- a/Documentation/UserManual.docx
+++ b/Documentation/UserManual.docx
@@ -3191,13 +3191,23 @@
           <w:szCs w:val="28"/>
         </w:rPr>
       </w:pPr>
-      <w:r>
-        <w:rPr>
-          <w:rFonts w:ascii="Times New Roman" w:hAnsi="Times New Roman" w:cs="Times New Roman"/>
-          <w:sz w:val="28"/>
-          <w:szCs w:val="28"/>
-        </w:rPr>
-        <w:t>Режим мониторинга</w:t>
+      <w:proofErr w:type="spellStart"/>
+      <w:r>
+        <w:rPr>
+          <w:rFonts w:ascii="Times New Roman" w:hAnsi="Times New Roman" w:cs="Times New Roman"/>
+          <w:sz w:val="28"/>
+          <w:szCs w:val="28"/>
+        </w:rPr>
+        <w:t>Modbus</w:t>
+      </w:r>
+      <w:proofErr w:type="spellEnd"/>
+      <w:r>
+        <w:rPr>
+          <w:rFonts w:ascii="Times New Roman" w:hAnsi="Times New Roman" w:cs="Times New Roman"/>
+          <w:sz w:val="28"/>
+          <w:szCs w:val="28"/>
+        </w:rPr>
+        <w:t xml:space="preserve"> сканер, который осуществляет поиск устройств на линии связи</w:t>
       </w:r>
       <w:r>
         <w:rPr>
@@ -3206,6 +3216,45 @@
           <w:szCs w:val="28"/>
         </w:rPr>
         <w:t>.</w:t>
+      </w:r>
+      <w:r>
+        <w:rPr>
+          <w:rFonts w:ascii="Times New Roman" w:hAnsi="Times New Roman" w:cs="Times New Roman"/>
+          <w:sz w:val="28"/>
+          <w:szCs w:val="28"/>
+        </w:rPr>
+        <w:br/>
+      </w:r>
+    </w:p>
+    <w:p>
+      <w:pPr>
+        <w:pStyle w:val="aa"/>
+        <w:numPr>
+          <w:ilvl w:val="0"/>
+          <w:numId w:val="9"/>
+        </w:numPr>
+        <w:rPr>
+          <w:rFonts w:ascii="Times New Roman" w:hAnsi="Times New Roman" w:cs="Times New Roman"/>
+          <w:sz w:val="28"/>
+          <w:szCs w:val="28"/>
+        </w:rPr>
+      </w:pPr>
+      <w:r>
+        <w:rPr>
+          <w:rFonts w:ascii="Times New Roman" w:hAnsi="Times New Roman" w:cs="Times New Roman"/>
+          <w:sz w:val="28"/>
+          <w:szCs w:val="28"/>
+          <w:lang w:val="en-US"/>
+        </w:rPr>
+        <w:t xml:space="preserve">Modbus </w:t>
+      </w:r>
+      <w:r>
+        <w:rPr>
+          <w:rFonts w:ascii="Times New Roman" w:hAnsi="Times New Roman" w:cs="Times New Roman"/>
+          <w:sz w:val="28"/>
+          <w:szCs w:val="28"/>
+        </w:rPr>
+        <w:t>мониторинг:</w:t>
       </w:r>
     </w:p>
     <w:p>
@@ -3221,6 +3270,36 @@
           <w:szCs w:val="28"/>
         </w:rPr>
       </w:pPr>
+      <w:r>
+        <w:rPr>
+          <w:rFonts w:ascii="Times New Roman" w:hAnsi="Times New Roman" w:cs="Times New Roman"/>
+          <w:sz w:val="28"/>
+          <w:szCs w:val="28"/>
+        </w:rPr>
+        <w:t>Удобное отображение регистров.</w:t>
+      </w:r>
+    </w:p>
+    <w:p>
+      <w:pPr>
+        <w:pStyle w:val="aa"/>
+        <w:numPr>
+          <w:ilvl w:val="0"/>
+          <w:numId w:val="10"/>
+        </w:numPr>
+        <w:rPr>
+          <w:rFonts w:ascii="Times New Roman" w:hAnsi="Times New Roman" w:cs="Times New Roman"/>
+          <w:sz w:val="28"/>
+          <w:szCs w:val="28"/>
+        </w:rPr>
+      </w:pPr>
+      <w:r>
+        <w:rPr>
+          <w:rFonts w:ascii="Times New Roman" w:hAnsi="Times New Roman" w:cs="Times New Roman"/>
+          <w:sz w:val="28"/>
+          <w:szCs w:val="28"/>
+        </w:rPr>
+        <w:t xml:space="preserve">Конвертация в числовые типы (Int16/32, </w:t>
+      </w:r>
       <w:proofErr w:type="spellStart"/>
       <w:r>
         <w:rPr>
@@ -3228,7 +3307,7 @@
           <w:sz w:val="28"/>
           <w:szCs w:val="28"/>
         </w:rPr>
-        <w:t>Modbus</w:t>
+        <w:t>float</w:t>
       </w:r>
       <w:proofErr w:type="spellEnd"/>
       <w:r>
@@ -3237,24 +3316,85 @@
           <w:sz w:val="28"/>
           <w:szCs w:val="28"/>
         </w:rPr>
-        <w:t xml:space="preserve"> сканер, который осуществляет поиск устройств на линии связи</w:t>
-      </w:r>
-      <w:r>
-        <w:rPr>
-          <w:rFonts w:ascii="Times New Roman" w:hAnsi="Times New Roman" w:cs="Times New Roman"/>
-          <w:sz w:val="28"/>
-          <w:szCs w:val="28"/>
-        </w:rPr>
-        <w:t>.</w:t>
-      </w:r>
-      <w:r>
-        <w:rPr>
-          <w:rFonts w:ascii="Times New Roman" w:hAnsi="Times New Roman" w:cs="Times New Roman"/>
-          <w:sz w:val="28"/>
-          <w:szCs w:val="28"/>
-        </w:rPr>
-        <w:br/>
-      </w:r>
+        <w:t>, и др.).</w:t>
+      </w:r>
+    </w:p>
+    <w:p>
+      <w:pPr>
+        <w:pStyle w:val="aa"/>
+        <w:numPr>
+          <w:ilvl w:val="0"/>
+          <w:numId w:val="10"/>
+        </w:numPr>
+        <w:rPr>
+          <w:rFonts w:ascii="Times New Roman" w:hAnsi="Times New Roman" w:cs="Times New Roman"/>
+          <w:sz w:val="28"/>
+          <w:szCs w:val="28"/>
+        </w:rPr>
+      </w:pPr>
+      <w:r>
+        <w:rPr>
+          <w:rFonts w:ascii="Times New Roman" w:hAnsi="Times New Roman" w:cs="Times New Roman"/>
+          <w:sz w:val="28"/>
+          <w:szCs w:val="28"/>
+        </w:rPr>
+        <w:t>Преобразования по заданной формуле.</w:t>
+      </w:r>
+    </w:p>
+    <w:p>
+      <w:pPr>
+        <w:pStyle w:val="aa"/>
+        <w:numPr>
+          <w:ilvl w:val="0"/>
+          <w:numId w:val="10"/>
+        </w:numPr>
+        <w:rPr>
+          <w:rFonts w:ascii="Times New Roman" w:hAnsi="Times New Roman" w:cs="Times New Roman"/>
+          <w:sz w:val="28"/>
+          <w:szCs w:val="28"/>
+        </w:rPr>
+      </w:pPr>
+      <w:r>
+        <w:rPr>
+          <w:rFonts w:ascii="Times New Roman" w:hAnsi="Times New Roman" w:cs="Times New Roman"/>
+          <w:sz w:val="28"/>
+          <w:szCs w:val="28"/>
+        </w:rPr>
+        <w:t>Построение графика в реальном времени.</w:t>
+      </w:r>
+    </w:p>
+    <w:p>
+      <w:pPr>
+        <w:pStyle w:val="aa"/>
+        <w:numPr>
+          <w:ilvl w:val="0"/>
+          <w:numId w:val="10"/>
+        </w:numPr>
+        <w:rPr>
+          <w:rFonts w:ascii="Times New Roman" w:hAnsi="Times New Roman" w:cs="Times New Roman"/>
+          <w:sz w:val="28"/>
+          <w:szCs w:val="28"/>
+        </w:rPr>
+      </w:pPr>
+      <w:r>
+        <w:rPr>
+          <w:rFonts w:ascii="Times New Roman" w:hAnsi="Times New Roman" w:cs="Times New Roman"/>
+          <w:sz w:val="28"/>
+          <w:szCs w:val="28"/>
+        </w:rPr>
+        <w:t>Логгер.</w:t>
+      </w:r>
+    </w:p>
+    <w:p>
+      <w:pPr>
+        <w:pStyle w:val="aa"/>
+        <w:ind w:left="1080"/>
+        <w:rPr>
+          <w:rFonts w:ascii="Times New Roman" w:hAnsi="Times New Roman" w:cs="Times New Roman"/>
+          <w:sz w:val="28"/>
+          <w:szCs w:val="28"/>
+        </w:rPr>
+      </w:pPr>
     </w:p>
     <w:p>
       <w:pPr>
@@ -3541,6 +3681,7 @@
           <w:sz w:val="28"/>
           <w:szCs w:val="28"/>
         </w:rPr>
+        <w:lastRenderedPageBreak/>
         <w:t>Руководство пользователя.</w:t>
       </w:r>
       <w:r>
@@ -3597,33 +3738,57 @@
           <w:sz w:val="28"/>
           <w:szCs w:val="28"/>
         </w:rPr>
-        <w:t>Приложение тестировалось на Windows 10/11, Ubuntu.</w:t>
-      </w:r>
-    </w:p>
-    <w:p>
-      <w:pPr>
-        <w:rPr>
-          <w:rFonts w:ascii="Times New Roman" w:hAnsi="Times New Roman" w:cs="Times New Roman"/>
-          <w:sz w:val="28"/>
-          <w:szCs w:val="28"/>
-        </w:rPr>
-      </w:pPr>
-    </w:p>
-    <w:p>
-      <w:pPr>
-        <w:rPr>
-          <w:rFonts w:ascii="Times New Roman" w:hAnsi="Times New Roman" w:cs="Times New Roman"/>
-          <w:sz w:val="28"/>
-          <w:szCs w:val="28"/>
-        </w:rPr>
-      </w:pPr>
-      <w:r>
-        <w:rPr>
-          <w:rFonts w:ascii="Times New Roman" w:hAnsi="Times New Roman" w:cs="Times New Roman"/>
-          <w:sz w:val="28"/>
-          <w:szCs w:val="28"/>
-        </w:rPr>
-        <w:lastRenderedPageBreak/>
+        <w:t xml:space="preserve">Приложение тестировалось на Windows 10/11, </w:t>
+      </w:r>
+      <w:r>
+        <w:rPr>
+          <w:rFonts w:ascii="Times New Roman" w:hAnsi="Times New Roman" w:cs="Times New Roman"/>
+          <w:sz w:val="28"/>
+          <w:szCs w:val="28"/>
+          <w:lang w:val="en-US"/>
+        </w:rPr>
+        <w:t>Linux</w:t>
+      </w:r>
+      <w:r>
+        <w:rPr>
+          <w:rFonts w:ascii="Times New Roman" w:hAnsi="Times New Roman" w:cs="Times New Roman"/>
+          <w:sz w:val="28"/>
+          <w:szCs w:val="28"/>
+        </w:rPr>
+        <w:t xml:space="preserve"> </w:t>
+      </w:r>
+      <w:r>
+        <w:rPr>
+          <w:rFonts w:ascii="Times New Roman" w:hAnsi="Times New Roman" w:cs="Times New Roman"/>
+          <w:sz w:val="28"/>
+          <w:szCs w:val="28"/>
+        </w:rPr>
+        <w:t>Ubuntu.</w:t>
+      </w:r>
+    </w:p>
+    <w:p>
+      <w:pPr>
+        <w:rPr>
+          <w:rFonts w:ascii="Times New Roman" w:hAnsi="Times New Roman" w:cs="Times New Roman"/>
+          <w:sz w:val="28"/>
+          <w:szCs w:val="28"/>
+        </w:rPr>
+      </w:pPr>
+    </w:p>
+    <w:p>
+      <w:pPr>
+        <w:rPr>
+          <w:rFonts w:ascii="Times New Roman" w:hAnsi="Times New Roman" w:cs="Times New Roman"/>
+          <w:sz w:val="28"/>
+          <w:szCs w:val="28"/>
+        </w:rPr>
+      </w:pPr>
+      <w:r>
+        <w:rPr>
+          <w:rFonts w:ascii="Times New Roman" w:hAnsi="Times New Roman" w:cs="Times New Roman"/>
+          <w:sz w:val="28"/>
+          <w:szCs w:val="28"/>
+        </w:rPr>
         <w:t>Демонстрацию работы приложения можно посмотреть</w:t>
       </w:r>
       <w:r>
@@ -3691,42 +3856,6 @@
         </w:rPr>
         <w:tab/>
       </w:r>
-    </w:p>
-    <w:p>
-      <w:pPr>
-        <w:rPr>
-          <w:rFonts w:ascii="Times New Roman" w:hAnsi="Times New Roman" w:cs="Times New Roman"/>
-          <w:sz w:val="28"/>
-          <w:szCs w:val="28"/>
-        </w:rPr>
-      </w:pPr>
-    </w:p>
-    <w:p>
-      <w:pPr>
-        <w:rPr>
-          <w:rFonts w:ascii="Times New Roman" w:hAnsi="Times New Roman" w:cs="Times New Roman"/>
-          <w:sz w:val="28"/>
-          <w:szCs w:val="28"/>
-        </w:rPr>
-      </w:pPr>
-    </w:p>
-    <w:p>
-      <w:pPr>
-        <w:rPr>
-          <w:rFonts w:ascii="Times New Roman" w:hAnsi="Times New Roman" w:cs="Times New Roman"/>
-          <w:sz w:val="28"/>
-          <w:szCs w:val="28"/>
-        </w:rPr>
-      </w:pPr>
-    </w:p>
-    <w:p>
-      <w:pPr>
-        <w:rPr>
-          <w:rFonts w:ascii="Times New Roman" w:hAnsi="Times New Roman" w:cs="Times New Roman"/>
-          <w:sz w:val="28"/>
-          <w:szCs w:val="28"/>
-        </w:rPr>
-      </w:pPr>
     </w:p>
     <w:p>
       <w:pPr>

--- a/Documentation/UserManual.docx
+++ b/Documentation/UserManual.docx
@@ -422,7 +422,7 @@
           <w:r>
             <w:fldChar w:fldCharType="separate"/>
           </w:r>
-          <w:hyperlink w:anchor="_Toc223820361" w:history="1">
+          <w:hyperlink w:anchor="_Toc225116366" w:history="1">
             <w:r>
               <w:rPr>
                 <w:rStyle w:val="a7"/>
@@ -450,7 +450,7 @@
                 <w:noProof/>
                 <w:webHidden/>
               </w:rPr>
-              <w:instrText xml:space="preserve"> PAGEREF _Toc223820361 \h </w:instrText>
+              <w:instrText xml:space="preserve"> PAGEREF _Toc225116366 \h </w:instrText>
             </w:r>
             <w:r>
               <w:rPr>
@@ -493,7 +493,7 @@
               <w:lang w:eastAsia="ru-RU"/>
             </w:rPr>
           </w:pPr>
-          <w:hyperlink w:anchor="_Toc223820362" w:history="1">
+          <w:hyperlink w:anchor="_Toc225116367" w:history="1">
             <w:r>
               <w:rPr>
                 <w:rStyle w:val="a7"/>
@@ -521,7 +521,7 @@
                 <w:noProof/>
                 <w:webHidden/>
               </w:rPr>
-              <w:instrText xml:space="preserve"> PAGEREF _Toc223820362 \h </w:instrText>
+              <w:instrText xml:space="preserve"> PAGEREF _Toc225116367 \h </w:instrText>
             </w:r>
             <w:r>
               <w:rPr>
@@ -564,7 +564,7 @@
               <w:lang w:eastAsia="ru-RU"/>
             </w:rPr>
           </w:pPr>
-          <w:hyperlink w:anchor="_Toc223820363" w:history="1">
+          <w:hyperlink w:anchor="_Toc225116368" w:history="1">
             <w:r>
               <w:rPr>
                 <w:rStyle w:val="a7"/>
@@ -592,7 +592,7 @@
                 <w:noProof/>
                 <w:webHidden/>
               </w:rPr>
-              <w:instrText xml:space="preserve"> PAGEREF _Toc223820363 \h </w:instrText>
+              <w:instrText xml:space="preserve"> PAGEREF _Toc225116368 \h </w:instrText>
             </w:r>
             <w:r>
               <w:rPr>
@@ -635,7 +635,7 @@
               <w:lang w:eastAsia="ru-RU"/>
             </w:rPr>
           </w:pPr>
-          <w:hyperlink w:anchor="_Toc223820364" w:history="1">
+          <w:hyperlink w:anchor="_Toc225116369" w:history="1">
             <w:r>
               <w:rPr>
                 <w:rStyle w:val="a7"/>
@@ -663,7 +663,7 @@
                 <w:noProof/>
                 <w:webHidden/>
               </w:rPr>
-              <w:instrText xml:space="preserve"> PAGEREF _Toc223820364 \h </w:instrText>
+              <w:instrText xml:space="preserve"> PAGEREF _Toc225116369 \h </w:instrText>
             </w:r>
             <w:r>
               <w:rPr>
@@ -706,7 +706,7 @@
               <w:lang w:eastAsia="ru-RU"/>
             </w:rPr>
           </w:pPr>
-          <w:hyperlink w:anchor="_Toc223820365" w:history="1">
+          <w:hyperlink w:anchor="_Toc225116370" w:history="1">
             <w:r>
               <w:rPr>
                 <w:rStyle w:val="a7"/>
@@ -734,7 +734,7 @@
                 <w:noProof/>
                 <w:webHidden/>
               </w:rPr>
-              <w:instrText xml:space="preserve"> PAGEREF _Toc223820365 \h </w:instrText>
+              <w:instrText xml:space="preserve"> PAGEREF _Toc225116370 \h </w:instrText>
             </w:r>
             <w:r>
               <w:rPr>
@@ -777,7 +777,7 @@
               <w:lang w:eastAsia="ru-RU"/>
             </w:rPr>
           </w:pPr>
-          <w:hyperlink w:anchor="_Toc223820366" w:history="1">
+          <w:hyperlink w:anchor="_Toc225116371" w:history="1">
             <w:r>
               <w:rPr>
                 <w:rStyle w:val="a7"/>
@@ -806,7 +806,7 @@
                 <w:noProof/>
                 <w:webHidden/>
               </w:rPr>
-              <w:instrText xml:space="preserve"> PAGEREF _Toc223820366 \h </w:instrText>
+              <w:instrText xml:space="preserve"> PAGEREF _Toc225116371 \h </w:instrText>
             </w:r>
             <w:r>
               <w:rPr>
@@ -849,7 +849,7 @@
               <w:lang w:eastAsia="ru-RU"/>
             </w:rPr>
           </w:pPr>
-          <w:hyperlink w:anchor="_Toc223820367" w:history="1">
+          <w:hyperlink w:anchor="_Toc225116372" w:history="1">
             <w:r>
               <w:rPr>
                 <w:rStyle w:val="a7"/>
@@ -877,7 +877,7 @@
                 <w:noProof/>
                 <w:webHidden/>
               </w:rPr>
-              <w:instrText xml:space="preserve"> PAGEREF _Toc223820367 \h </w:instrText>
+              <w:instrText xml:space="preserve"> PAGEREF _Toc225116372 \h </w:instrText>
             </w:r>
             <w:r>
               <w:rPr>
@@ -920,7 +920,7 @@
               <w:lang w:eastAsia="ru-RU"/>
             </w:rPr>
           </w:pPr>
-          <w:hyperlink w:anchor="_Toc223820368" w:history="1">
+          <w:hyperlink w:anchor="_Toc225116373" w:history="1">
             <w:r>
               <w:rPr>
                 <w:rStyle w:val="a7"/>
@@ -957,7 +957,7 @@
                 <w:noProof/>
                 <w:webHidden/>
               </w:rPr>
-              <w:instrText xml:space="preserve"> PAGEREF _Toc223820368 \h </w:instrText>
+              <w:instrText xml:space="preserve"> PAGEREF _Toc225116373 \h </w:instrText>
             </w:r>
             <w:r>
               <w:rPr>
@@ -1000,7 +1000,7 @@
               <w:lang w:eastAsia="ru-RU"/>
             </w:rPr>
           </w:pPr>
-          <w:hyperlink w:anchor="_Toc223820369" w:history="1">
+          <w:hyperlink w:anchor="_Toc225116374" w:history="1">
             <w:r>
               <w:rPr>
                 <w:rStyle w:val="a7"/>
@@ -1037,7 +1037,7 @@
                 <w:noProof/>
                 <w:webHidden/>
               </w:rPr>
-              <w:instrText xml:space="preserve"> PAGEREF _Toc223820369 \h </w:instrText>
+              <w:instrText xml:space="preserve"> PAGEREF _Toc225116374 \h </w:instrText>
             </w:r>
             <w:r>
               <w:rPr>
@@ -1080,7 +1080,7 @@
               <w:lang w:eastAsia="ru-RU"/>
             </w:rPr>
           </w:pPr>
-          <w:hyperlink w:anchor="_Toc223820370" w:history="1">
+          <w:hyperlink w:anchor="_Toc225116375" w:history="1">
             <w:r>
               <w:rPr>
                 <w:rStyle w:val="a7"/>
@@ -1108,7 +1108,7 @@
                 <w:noProof/>
                 <w:webHidden/>
               </w:rPr>
-              <w:instrText xml:space="preserve"> PAGEREF _Toc223820370 \h </w:instrText>
+              <w:instrText xml:space="preserve"> PAGEREF _Toc225116375 \h </w:instrText>
             </w:r>
             <w:r>
               <w:rPr>
@@ -1151,7 +1151,7 @@
               <w:lang w:eastAsia="ru-RU"/>
             </w:rPr>
           </w:pPr>
-          <w:hyperlink w:anchor="_Toc223820371" w:history="1">
+          <w:hyperlink w:anchor="_Toc225116376" w:history="1">
             <w:r>
               <w:rPr>
                 <w:rStyle w:val="a7"/>
@@ -1179,7 +1179,7 @@
                 <w:noProof/>
                 <w:webHidden/>
               </w:rPr>
-              <w:instrText xml:space="preserve"> PAGEREF _Toc223820371 \h </w:instrText>
+              <w:instrText xml:space="preserve"> PAGEREF _Toc225116376 \h </w:instrText>
             </w:r>
             <w:r>
               <w:rPr>
@@ -1222,7 +1222,7 @@
               <w:lang w:eastAsia="ru-RU"/>
             </w:rPr>
           </w:pPr>
-          <w:hyperlink w:anchor="_Toc223820372" w:history="1">
+          <w:hyperlink w:anchor="_Toc225116377" w:history="1">
             <w:r>
               <w:rPr>
                 <w:rStyle w:val="a7"/>
@@ -1250,7 +1250,7 @@
                 <w:noProof/>
                 <w:webHidden/>
               </w:rPr>
-              <w:instrText xml:space="preserve"> PAGEREF _Toc223820372 \h </w:instrText>
+              <w:instrText xml:space="preserve"> PAGEREF _Toc225116377 \h </w:instrText>
             </w:r>
             <w:r>
               <w:rPr>
@@ -1293,7 +1293,7 @@
               <w:lang w:eastAsia="ru-RU"/>
             </w:rPr>
           </w:pPr>
-          <w:hyperlink w:anchor="_Toc223820373" w:history="1">
+          <w:hyperlink w:anchor="_Toc225116378" w:history="1">
             <w:r>
               <w:rPr>
                 <w:rStyle w:val="a7"/>
@@ -1321,7 +1321,7 @@
                 <w:noProof/>
                 <w:webHidden/>
               </w:rPr>
-              <w:instrText xml:space="preserve"> PAGEREF _Toc223820373 \h </w:instrText>
+              <w:instrText xml:space="preserve"> PAGEREF _Toc225116378 \h </w:instrText>
             </w:r>
             <w:r>
               <w:rPr>
@@ -1364,14 +1364,23 @@
               <w:lang w:eastAsia="ru-RU"/>
             </w:rPr>
           </w:pPr>
-          <w:hyperlink w:anchor="_Toc223820374" w:history="1">
+          <w:hyperlink w:anchor="_Toc225116379" w:history="1">
             <w:r>
               <w:rPr>
                 <w:rStyle w:val="a7"/>
                 <w:rFonts w:ascii="Times New Roman" w:hAnsi="Times New Roman" w:cs="Times New Roman"/>
                 <w:noProof/>
-              </w:rPr>
-              <w:t>Режим мониторинга</w:t>
+                <w:lang w:val="en-US"/>
+              </w:rPr>
+              <w:t>Modbus</w:t>
+            </w:r>
+            <w:r>
+              <w:rPr>
+                <w:rStyle w:val="a7"/>
+                <w:rFonts w:ascii="Times New Roman" w:hAnsi="Times New Roman" w:cs="Times New Roman"/>
+                <w:noProof/>
+              </w:rPr>
+              <w:t xml:space="preserve"> мониторинг</w:t>
             </w:r>
             <w:r>
               <w:rPr>
@@ -1392,7 +1401,7 @@
                 <w:noProof/>
                 <w:webHidden/>
               </w:rPr>
-              <w:instrText xml:space="preserve"> PAGEREF _Toc223820374 \h </w:instrText>
+              <w:instrText xml:space="preserve"> PAGEREF _Toc225116379 \h </w:instrText>
             </w:r>
             <w:r>
               <w:rPr>
@@ -1413,6 +1422,361 @@
                 <w:webHidden/>
               </w:rPr>
               <w:t>13</w:t>
+            </w:r>
+            <w:r>
+              <w:rPr>
+                <w:noProof/>
+                <w:webHidden/>
+              </w:rPr>
+              <w:fldChar w:fldCharType="end"/>
+            </w:r>
+          </w:hyperlink>
+        </w:p>
+        <w:p>
+          <w:pPr>
+            <w:pStyle w:val="31"/>
+            <w:tabs>
+              <w:tab w:val="right" w:leader="dot" w:pos="10456"/>
+            </w:tabs>
+            <w:rPr>
+              <w:rFonts w:eastAsiaTheme="minorEastAsia"/>
+              <w:noProof/>
+              <w:lang w:eastAsia="ru-RU"/>
+            </w:rPr>
+          </w:pPr>
+          <w:hyperlink w:anchor="_Toc225116380" w:history="1">
+            <w:r>
+              <w:rPr>
+                <w:rStyle w:val="a7"/>
+                <w:rFonts w:ascii="Times New Roman" w:hAnsi="Times New Roman" w:cs="Times New Roman"/>
+                <w:noProof/>
+              </w:rPr>
+              <w:t>Поле управления мониторингом</w:t>
+            </w:r>
+            <w:r>
+              <w:rPr>
+                <w:noProof/>
+                <w:webHidden/>
+              </w:rPr>
+              <w:tab/>
+            </w:r>
+            <w:r>
+              <w:rPr>
+                <w:noProof/>
+                <w:webHidden/>
+              </w:rPr>
+              <w:fldChar w:fldCharType="begin"/>
+            </w:r>
+            <w:r>
+              <w:rPr>
+                <w:noProof/>
+                <w:webHidden/>
+              </w:rPr>
+              <w:instrText xml:space="preserve"> PAGEREF _Toc225116380 \h </w:instrText>
+            </w:r>
+            <w:r>
+              <w:rPr>
+                <w:noProof/>
+                <w:webHidden/>
+              </w:rPr>
+            </w:r>
+            <w:r>
+              <w:rPr>
+                <w:noProof/>
+                <w:webHidden/>
+              </w:rPr>
+              <w:fldChar w:fldCharType="separate"/>
+            </w:r>
+            <w:r>
+              <w:rPr>
+                <w:noProof/>
+                <w:webHidden/>
+              </w:rPr>
+              <w:t>14</w:t>
+            </w:r>
+            <w:r>
+              <w:rPr>
+                <w:noProof/>
+                <w:webHidden/>
+              </w:rPr>
+              <w:fldChar w:fldCharType="end"/>
+            </w:r>
+          </w:hyperlink>
+        </w:p>
+        <w:p>
+          <w:pPr>
+            <w:pStyle w:val="31"/>
+            <w:tabs>
+              <w:tab w:val="right" w:leader="dot" w:pos="10456"/>
+            </w:tabs>
+            <w:rPr>
+              <w:rFonts w:eastAsiaTheme="minorEastAsia"/>
+              <w:noProof/>
+              <w:lang w:eastAsia="ru-RU"/>
+            </w:rPr>
+          </w:pPr>
+          <w:hyperlink w:anchor="_Toc225116381" w:history="1">
+            <w:r>
+              <w:rPr>
+                <w:rStyle w:val="a7"/>
+                <w:rFonts w:ascii="Times New Roman" w:hAnsi="Times New Roman" w:cs="Times New Roman"/>
+                <w:noProof/>
+              </w:rPr>
+              <w:t>Списочная форма регистров</w:t>
+            </w:r>
+            <w:r>
+              <w:rPr>
+                <w:noProof/>
+                <w:webHidden/>
+              </w:rPr>
+              <w:tab/>
+            </w:r>
+            <w:r>
+              <w:rPr>
+                <w:noProof/>
+                <w:webHidden/>
+              </w:rPr>
+              <w:fldChar w:fldCharType="begin"/>
+            </w:r>
+            <w:r>
+              <w:rPr>
+                <w:noProof/>
+                <w:webHidden/>
+              </w:rPr>
+              <w:instrText xml:space="preserve"> PAGEREF _Toc225116381 \h </w:instrText>
+            </w:r>
+            <w:r>
+              <w:rPr>
+                <w:noProof/>
+                <w:webHidden/>
+              </w:rPr>
+            </w:r>
+            <w:r>
+              <w:rPr>
+                <w:noProof/>
+                <w:webHidden/>
+              </w:rPr>
+              <w:fldChar w:fldCharType="separate"/>
+            </w:r>
+            <w:r>
+              <w:rPr>
+                <w:noProof/>
+                <w:webHidden/>
+              </w:rPr>
+              <w:t>15</w:t>
+            </w:r>
+            <w:r>
+              <w:rPr>
+                <w:noProof/>
+                <w:webHidden/>
+              </w:rPr>
+              <w:fldChar w:fldCharType="end"/>
+            </w:r>
+          </w:hyperlink>
+        </w:p>
+        <w:p>
+          <w:pPr>
+            <w:pStyle w:val="31"/>
+            <w:tabs>
+              <w:tab w:val="right" w:leader="dot" w:pos="10456"/>
+            </w:tabs>
+            <w:rPr>
+              <w:rFonts w:eastAsiaTheme="minorEastAsia"/>
+              <w:noProof/>
+              <w:lang w:eastAsia="ru-RU"/>
+            </w:rPr>
+          </w:pPr>
+          <w:hyperlink w:anchor="_Toc225116382" w:history="1">
+            <w:r>
+              <w:rPr>
+                <w:rStyle w:val="a7"/>
+                <w:rFonts w:ascii="Times New Roman" w:hAnsi="Times New Roman" w:cs="Times New Roman"/>
+                <w:noProof/>
+              </w:rPr>
+              <w:t>Преобразование по формуле</w:t>
+            </w:r>
+            <w:r>
+              <w:rPr>
+                <w:noProof/>
+                <w:webHidden/>
+              </w:rPr>
+              <w:tab/>
+            </w:r>
+            <w:r>
+              <w:rPr>
+                <w:noProof/>
+                <w:webHidden/>
+              </w:rPr>
+              <w:fldChar w:fldCharType="begin"/>
+            </w:r>
+            <w:r>
+              <w:rPr>
+                <w:noProof/>
+                <w:webHidden/>
+              </w:rPr>
+              <w:instrText xml:space="preserve"> PAGEREF _Toc225116382 \h </w:instrText>
+            </w:r>
+            <w:r>
+              <w:rPr>
+                <w:noProof/>
+                <w:webHidden/>
+              </w:rPr>
+            </w:r>
+            <w:r>
+              <w:rPr>
+                <w:noProof/>
+                <w:webHidden/>
+              </w:rPr>
+              <w:fldChar w:fldCharType="separate"/>
+            </w:r>
+            <w:r>
+              <w:rPr>
+                <w:noProof/>
+                <w:webHidden/>
+              </w:rPr>
+              <w:t>16</w:t>
+            </w:r>
+            <w:r>
+              <w:rPr>
+                <w:noProof/>
+                <w:webHidden/>
+              </w:rPr>
+              <w:fldChar w:fldCharType="end"/>
+            </w:r>
+          </w:hyperlink>
+        </w:p>
+        <w:p>
+          <w:pPr>
+            <w:pStyle w:val="31"/>
+            <w:tabs>
+              <w:tab w:val="right" w:leader="dot" w:pos="10456"/>
+            </w:tabs>
+            <w:rPr>
+              <w:rFonts w:eastAsiaTheme="minorEastAsia"/>
+              <w:noProof/>
+              <w:lang w:eastAsia="ru-RU"/>
+            </w:rPr>
+          </w:pPr>
+          <w:hyperlink w:anchor="_Toc225116383" w:history="1">
+            <w:r>
+              <w:rPr>
+                <w:rStyle w:val="a7"/>
+                <w:rFonts w:ascii="Times New Roman" w:hAnsi="Times New Roman" w:cs="Times New Roman"/>
+                <w:noProof/>
+              </w:rPr>
+              <w:t>Логирование</w:t>
+            </w:r>
+            <w:r>
+              <w:rPr>
+                <w:noProof/>
+                <w:webHidden/>
+              </w:rPr>
+              <w:tab/>
+            </w:r>
+            <w:r>
+              <w:rPr>
+                <w:noProof/>
+                <w:webHidden/>
+              </w:rPr>
+              <w:fldChar w:fldCharType="begin"/>
+            </w:r>
+            <w:r>
+              <w:rPr>
+                <w:noProof/>
+                <w:webHidden/>
+              </w:rPr>
+              <w:instrText xml:space="preserve"> PAGEREF _Toc225116383 \h </w:instrText>
+            </w:r>
+            <w:r>
+              <w:rPr>
+                <w:noProof/>
+                <w:webHidden/>
+              </w:rPr>
+            </w:r>
+            <w:r>
+              <w:rPr>
+                <w:noProof/>
+                <w:webHidden/>
+              </w:rPr>
+              <w:fldChar w:fldCharType="separate"/>
+            </w:r>
+            <w:r>
+              <w:rPr>
+                <w:noProof/>
+                <w:webHidden/>
+              </w:rPr>
+              <w:t>17</w:t>
+            </w:r>
+            <w:r>
+              <w:rPr>
+                <w:noProof/>
+                <w:webHidden/>
+              </w:rPr>
+              <w:fldChar w:fldCharType="end"/>
+            </w:r>
+          </w:hyperlink>
+        </w:p>
+        <w:p>
+          <w:pPr>
+            <w:pStyle w:val="31"/>
+            <w:tabs>
+              <w:tab w:val="right" w:leader="dot" w:pos="10456"/>
+            </w:tabs>
+            <w:rPr>
+              <w:rFonts w:eastAsiaTheme="minorEastAsia"/>
+              <w:noProof/>
+              <w:lang w:eastAsia="ru-RU"/>
+            </w:rPr>
+          </w:pPr>
+          <w:hyperlink w:anchor="_Toc225116384" w:history="1">
+            <w:r>
+              <w:rPr>
+                <w:rStyle w:val="a7"/>
+                <w:rFonts w:ascii="Times New Roman" w:hAnsi="Times New Roman" w:cs="Times New Roman"/>
+                <w:noProof/>
+              </w:rPr>
+              <w:t>График</w:t>
+            </w:r>
+            <w:r>
+              <w:rPr>
+                <w:noProof/>
+                <w:webHidden/>
+              </w:rPr>
+              <w:tab/>
+            </w:r>
+            <w:r>
+              <w:rPr>
+                <w:noProof/>
+                <w:webHidden/>
+              </w:rPr>
+              <w:fldChar w:fldCharType="begin"/>
+            </w:r>
+            <w:r>
+              <w:rPr>
+                <w:noProof/>
+                <w:webHidden/>
+              </w:rPr>
+              <w:instrText xml:space="preserve"> PAGEREF _Toc225116384 \h </w:instrText>
+            </w:r>
+            <w:r>
+              <w:rPr>
+                <w:noProof/>
+                <w:webHidden/>
+              </w:rPr>
+            </w:r>
+            <w:r>
+              <w:rPr>
+                <w:noProof/>
+                <w:webHidden/>
+              </w:rPr>
+              <w:fldChar w:fldCharType="separate"/>
+            </w:r>
+            <w:r>
+              <w:rPr>
+                <w:noProof/>
+                <w:webHidden/>
+              </w:rPr>
+              <w:t>18</w:t>
             </w:r>
             <w:r>
               <w:rPr>
@@ -1435,7 +1799,7 @@
               <w:lang w:eastAsia="ru-RU"/>
             </w:rPr>
           </w:pPr>
-          <w:hyperlink w:anchor="_Toc223820375" w:history="1">
+          <w:hyperlink w:anchor="_Toc225116385" w:history="1">
             <w:r>
               <w:rPr>
                 <w:rStyle w:val="a7"/>
@@ -1463,7 +1827,7 @@
                 <w:noProof/>
                 <w:webHidden/>
               </w:rPr>
-              <w:instrText xml:space="preserve"> PAGEREF _Toc223820375 \h </w:instrText>
+              <w:instrText xml:space="preserve"> PAGEREF _Toc225116385 \h </w:instrText>
             </w:r>
             <w:r>
               <w:rPr>
@@ -1483,7 +1847,7 @@
                 <w:noProof/>
                 <w:webHidden/>
               </w:rPr>
-              <w:t>17</w:t>
+              <w:t>19</w:t>
             </w:r>
             <w:r>
               <w:rPr>
@@ -1506,7 +1870,7 @@
               <w:lang w:eastAsia="ru-RU"/>
             </w:rPr>
           </w:pPr>
-          <w:hyperlink w:anchor="_Toc223820376" w:history="1">
+          <w:hyperlink w:anchor="_Toc225116386" w:history="1">
             <w:r>
               <w:rPr>
                 <w:rStyle w:val="a7"/>
@@ -1543,7 +1907,7 @@
                 <w:noProof/>
                 <w:webHidden/>
               </w:rPr>
-              <w:instrText xml:space="preserve"> PAGEREF _Toc223820376 \h </w:instrText>
+              <w:instrText xml:space="preserve"> PAGEREF _Toc225116386 \h </w:instrText>
             </w:r>
             <w:r>
               <w:rPr>
@@ -1563,7 +1927,7 @@
                 <w:noProof/>
                 <w:webHidden/>
               </w:rPr>
-              <w:t>18</w:t>
+              <w:t>20</w:t>
             </w:r>
             <w:r>
               <w:rPr>
@@ -1586,7 +1950,7 @@
               <w:lang w:eastAsia="ru-RU"/>
             </w:rPr>
           </w:pPr>
-          <w:hyperlink w:anchor="_Toc223820377" w:history="1">
+          <w:hyperlink w:anchor="_Toc225116387" w:history="1">
             <w:r>
               <w:rPr>
                 <w:rStyle w:val="a7"/>
@@ -1614,7 +1978,7 @@
                 <w:noProof/>
                 <w:webHidden/>
               </w:rPr>
-              <w:instrText xml:space="preserve"> PAGEREF _Toc223820377 \h </w:instrText>
+              <w:instrText xml:space="preserve"> PAGEREF _Toc225116387 \h </w:instrText>
             </w:r>
             <w:r>
               <w:rPr>
@@ -1634,7 +1998,7 @@
                 <w:noProof/>
                 <w:webHidden/>
               </w:rPr>
-              <w:t>20</w:t>
+              <w:t>22</w:t>
             </w:r>
             <w:r>
               <w:rPr>
@@ -1657,7 +2021,7 @@
               <w:lang w:eastAsia="ru-RU"/>
             </w:rPr>
           </w:pPr>
-          <w:hyperlink w:anchor="_Toc223820378" w:history="1">
+          <w:hyperlink w:anchor="_Toc225116388" w:history="1">
             <w:r>
               <w:rPr>
                 <w:rStyle w:val="a7"/>
@@ -1685,7 +2049,7 @@
                 <w:noProof/>
                 <w:webHidden/>
               </w:rPr>
-              <w:instrText xml:space="preserve"> PAGEREF _Toc223820378 \h </w:instrText>
+              <w:instrText xml:space="preserve"> PAGEREF _Toc225116388 \h </w:instrText>
             </w:r>
             <w:r>
               <w:rPr>
@@ -1705,7 +2069,7 @@
                 <w:noProof/>
                 <w:webHidden/>
               </w:rPr>
-              <w:t>21</w:t>
+              <w:t>23</w:t>
             </w:r>
             <w:r>
               <w:rPr>
@@ -1728,7 +2092,7 @@
               <w:lang w:eastAsia="ru-RU"/>
             </w:rPr>
           </w:pPr>
-          <w:hyperlink w:anchor="_Toc223820379" w:history="1">
+          <w:hyperlink w:anchor="_Toc225116389" w:history="1">
             <w:r>
               <w:rPr>
                 <w:rStyle w:val="a7"/>
@@ -1756,7 +2120,7 @@
                 <w:noProof/>
                 <w:webHidden/>
               </w:rPr>
-              <w:instrText xml:space="preserve"> PAGEREF _Toc223820379 \h </w:instrText>
+              <w:instrText xml:space="preserve"> PAGEREF _Toc225116389 \h </w:instrText>
             </w:r>
             <w:r>
               <w:rPr>
@@ -1776,7 +2140,7 @@
                 <w:noProof/>
                 <w:webHidden/>
               </w:rPr>
-              <w:t>25</w:t>
+              <w:t>27</w:t>
             </w:r>
             <w:r>
               <w:rPr>
@@ -1799,7 +2163,7 @@
               <w:lang w:eastAsia="ru-RU"/>
             </w:rPr>
           </w:pPr>
-          <w:hyperlink w:anchor="_Toc223820380" w:history="1">
+          <w:hyperlink w:anchor="_Toc225116390" w:history="1">
             <w:r>
               <w:rPr>
                 <w:rStyle w:val="a7"/>
@@ -1827,7 +2191,7 @@
                 <w:noProof/>
                 <w:webHidden/>
               </w:rPr>
-              <w:instrText xml:space="preserve"> PAGEREF _Toc223820380 \h </w:instrText>
+              <w:instrText xml:space="preserve"> PAGEREF _Toc225116390 \h </w:instrText>
             </w:r>
             <w:r>
               <w:rPr>
@@ -1847,7 +2211,7 @@
                 <w:noProof/>
                 <w:webHidden/>
               </w:rPr>
-              <w:t>25</w:t>
+              <w:t>27</w:t>
             </w:r>
             <w:r>
               <w:rPr>
@@ -1870,7 +2234,7 @@
               <w:lang w:eastAsia="ru-RU"/>
             </w:rPr>
           </w:pPr>
-          <w:hyperlink w:anchor="_Toc223820381" w:history="1">
+          <w:hyperlink w:anchor="_Toc225116391" w:history="1">
             <w:r>
               <w:rPr>
                 <w:rStyle w:val="a7"/>
@@ -1898,7 +2262,7 @@
                 <w:noProof/>
                 <w:webHidden/>
               </w:rPr>
-              <w:instrText xml:space="preserve"> PAGEREF _Toc223820381 \h </w:instrText>
+              <w:instrText xml:space="preserve"> PAGEREF _Toc225116391 \h </w:instrText>
             </w:r>
             <w:r>
               <w:rPr>
@@ -1918,7 +2282,7 @@
                 <w:noProof/>
                 <w:webHidden/>
               </w:rPr>
-              <w:t>26</w:t>
+              <w:t>28</w:t>
             </w:r>
             <w:r>
               <w:rPr>
@@ -1941,7 +2305,7 @@
               <w:lang w:eastAsia="ru-RU"/>
             </w:rPr>
           </w:pPr>
-          <w:hyperlink w:anchor="_Toc223820382" w:history="1">
+          <w:hyperlink w:anchor="_Toc225116392" w:history="1">
             <w:r>
               <w:rPr>
                 <w:rStyle w:val="a7"/>
@@ -1969,7 +2333,7 @@
                 <w:noProof/>
                 <w:webHidden/>
               </w:rPr>
-              <w:instrText xml:space="preserve"> PAGEREF _Toc223820382 \h </w:instrText>
+              <w:instrText xml:space="preserve"> PAGEREF _Toc225116392 \h </w:instrText>
             </w:r>
             <w:r>
               <w:rPr>
@@ -1989,7 +2353,7 @@
                 <w:noProof/>
                 <w:webHidden/>
               </w:rPr>
-              <w:t>26</w:t>
+              <w:t>28</w:t>
             </w:r>
             <w:r>
               <w:rPr>
@@ -2012,7 +2376,7 @@
               <w:lang w:eastAsia="ru-RU"/>
             </w:rPr>
           </w:pPr>
-          <w:hyperlink w:anchor="_Toc223820383" w:history="1">
+          <w:hyperlink w:anchor="_Toc225116393" w:history="1">
             <w:r>
               <w:rPr>
                 <w:rStyle w:val="a7"/>
@@ -2040,7 +2404,7 @@
                 <w:noProof/>
                 <w:webHidden/>
               </w:rPr>
-              <w:instrText xml:space="preserve"> PAGEREF _Toc223820383 \h </w:instrText>
+              <w:instrText xml:space="preserve"> PAGEREF _Toc225116393 \h </w:instrText>
             </w:r>
             <w:r>
               <w:rPr>
@@ -2060,7 +2424,7 @@
                 <w:noProof/>
                 <w:webHidden/>
               </w:rPr>
-              <w:t>26</w:t>
+              <w:t>28</w:t>
             </w:r>
             <w:r>
               <w:rPr>
@@ -2083,7 +2447,7 @@
               <w:lang w:eastAsia="ru-RU"/>
             </w:rPr>
           </w:pPr>
-          <w:hyperlink w:anchor="_Toc223820384" w:history="1">
+          <w:hyperlink w:anchor="_Toc225116394" w:history="1">
             <w:r>
               <w:rPr>
                 <w:rStyle w:val="a7"/>
@@ -2111,7 +2475,7 @@
                 <w:noProof/>
                 <w:webHidden/>
               </w:rPr>
-              <w:instrText xml:space="preserve"> PAGEREF _Toc223820384 \h </w:instrText>
+              <w:instrText xml:space="preserve"> PAGEREF _Toc225116394 \h </w:instrText>
             </w:r>
             <w:r>
               <w:rPr>
@@ -2131,7 +2495,7 @@
                 <w:noProof/>
                 <w:webHidden/>
               </w:rPr>
-              <w:t>26</w:t>
+              <w:t>28</w:t>
             </w:r>
             <w:r>
               <w:rPr>
@@ -2154,7 +2518,7 @@
               <w:lang w:eastAsia="ru-RU"/>
             </w:rPr>
           </w:pPr>
-          <w:hyperlink w:anchor="_Toc223820385" w:history="1">
+          <w:hyperlink w:anchor="_Toc225116395" w:history="1">
             <w:r>
               <w:rPr>
                 <w:rStyle w:val="a7"/>
@@ -2183,7 +2547,7 @@
                 <w:noProof/>
                 <w:webHidden/>
               </w:rPr>
-              <w:instrText xml:space="preserve"> PAGEREF _Toc223820385 \h </w:instrText>
+              <w:instrText xml:space="preserve"> PAGEREF _Toc225116395 \h </w:instrText>
             </w:r>
             <w:r>
               <w:rPr>
@@ -2203,7 +2567,7 @@
                 <w:noProof/>
                 <w:webHidden/>
               </w:rPr>
-              <w:t>27</w:t>
+              <w:t>29</w:t>
             </w:r>
             <w:r>
               <w:rPr>
@@ -2226,7 +2590,7 @@
               <w:lang w:eastAsia="ru-RU"/>
             </w:rPr>
           </w:pPr>
-          <w:hyperlink w:anchor="_Toc223820386" w:history="1">
+          <w:hyperlink w:anchor="_Toc225116396" w:history="1">
             <w:r>
               <w:rPr>
                 <w:rStyle w:val="a7"/>
@@ -2255,7 +2619,7 @@
                 <w:noProof/>
                 <w:webHidden/>
               </w:rPr>
-              <w:instrText xml:space="preserve"> PAGEREF _Toc223820386 \h </w:instrText>
+              <w:instrText xml:space="preserve"> PAGEREF _Toc225116396 \h </w:instrText>
             </w:r>
             <w:r>
               <w:rPr>
@@ -2275,7 +2639,7 @@
                 <w:noProof/>
                 <w:webHidden/>
               </w:rPr>
-              <w:t>27</w:t>
+              <w:t>29</w:t>
             </w:r>
             <w:r>
               <w:rPr>
@@ -2298,7 +2662,7 @@
               <w:lang w:eastAsia="ru-RU"/>
             </w:rPr>
           </w:pPr>
-          <w:hyperlink w:anchor="_Toc223820387" w:history="1">
+          <w:hyperlink w:anchor="_Toc225116397" w:history="1">
             <w:r>
               <w:rPr>
                 <w:rStyle w:val="a7"/>
@@ -2326,7 +2690,7 @@
                 <w:noProof/>
                 <w:webHidden/>
               </w:rPr>
-              <w:instrText xml:space="preserve"> PAGEREF _Toc223820387 \h </w:instrText>
+              <w:instrText xml:space="preserve"> PAGEREF _Toc225116397 \h </w:instrText>
             </w:r>
             <w:r>
               <w:rPr>
@@ -2346,7 +2710,7 @@
                 <w:noProof/>
                 <w:webHidden/>
               </w:rPr>
-              <w:t>27</w:t>
+              <w:t>29</w:t>
             </w:r>
             <w:r>
               <w:rPr>
@@ -2369,7 +2733,7 @@
               <w:lang w:eastAsia="ru-RU"/>
             </w:rPr>
           </w:pPr>
-          <w:hyperlink w:anchor="_Toc223820388" w:history="1">
+          <w:hyperlink w:anchor="_Toc225116398" w:history="1">
             <w:r>
               <w:rPr>
                 <w:rStyle w:val="a7"/>
@@ -2397,7 +2761,7 @@
                 <w:noProof/>
                 <w:webHidden/>
               </w:rPr>
-              <w:instrText xml:space="preserve"> PAGEREF _Toc223820388 \h </w:instrText>
+              <w:instrText xml:space="preserve"> PAGEREF _Toc225116398 \h </w:instrText>
             </w:r>
             <w:r>
               <w:rPr>
@@ -2417,7 +2781,7 @@
                 <w:noProof/>
                 <w:webHidden/>
               </w:rPr>
-              <w:t>28</w:t>
+              <w:t>30</w:t>
             </w:r>
             <w:r>
               <w:rPr>
@@ -2440,7 +2804,7 @@
               <w:lang w:eastAsia="ru-RU"/>
             </w:rPr>
           </w:pPr>
-          <w:hyperlink w:anchor="_Toc223820389" w:history="1">
+          <w:hyperlink w:anchor="_Toc225116399" w:history="1">
             <w:r>
               <w:rPr>
                 <w:rStyle w:val="a7"/>
@@ -2468,7 +2832,7 @@
                 <w:noProof/>
                 <w:webHidden/>
               </w:rPr>
-              <w:instrText xml:space="preserve"> PAGEREF _Toc223820389 \h </w:instrText>
+              <w:instrText xml:space="preserve"> PAGEREF _Toc225116399 \h </w:instrText>
             </w:r>
             <w:r>
               <w:rPr>
@@ -2488,7 +2852,7 @@
                 <w:noProof/>
                 <w:webHidden/>
               </w:rPr>
-              <w:t>28</w:t>
+              <w:t>30</w:t>
             </w:r>
             <w:r>
               <w:rPr>
@@ -2511,7 +2875,7 @@
               <w:lang w:eastAsia="ru-RU"/>
             </w:rPr>
           </w:pPr>
-          <w:hyperlink w:anchor="_Toc223820390" w:history="1">
+          <w:hyperlink w:anchor="_Toc225116400" w:history="1">
             <w:r>
               <w:rPr>
                 <w:rStyle w:val="a7"/>
@@ -2539,7 +2903,7 @@
                 <w:noProof/>
                 <w:webHidden/>
               </w:rPr>
-              <w:instrText xml:space="preserve"> PAGEREF _Toc223820390 \h </w:instrText>
+              <w:instrText xml:space="preserve"> PAGEREF _Toc225116400 \h </w:instrText>
             </w:r>
             <w:r>
               <w:rPr>
@@ -2559,7 +2923,7 @@
                 <w:noProof/>
                 <w:webHidden/>
               </w:rPr>
-              <w:t>28</w:t>
+              <w:t>30</w:t>
             </w:r>
             <w:r>
               <w:rPr>
@@ -2582,7 +2946,7 @@
               <w:lang w:eastAsia="ru-RU"/>
             </w:rPr>
           </w:pPr>
-          <w:hyperlink w:anchor="_Toc223820391" w:history="1">
+          <w:hyperlink w:anchor="_Toc225116401" w:history="1">
             <w:r>
               <w:rPr>
                 <w:rStyle w:val="a7"/>
@@ -2610,7 +2974,7 @@
                 <w:noProof/>
                 <w:webHidden/>
               </w:rPr>
-              <w:instrText xml:space="preserve"> PAGEREF _Toc223820391 \h </w:instrText>
+              <w:instrText xml:space="preserve"> PAGEREF _Toc225116401 \h </w:instrText>
             </w:r>
             <w:r>
               <w:rPr>
@@ -2630,7 +2994,7 @@
                 <w:noProof/>
                 <w:webHidden/>
               </w:rPr>
-              <w:t>29</w:t>
+              <w:t>31</w:t>
             </w:r>
             <w:r>
               <w:rPr>
@@ -2654,43 +3018,6 @@
     </w:sdt>
     <w:p>
       <w:pPr>
-        <w:rPr>
-          <w:rFonts w:ascii="Times New Roman" w:hAnsi="Times New Roman" w:cs="Times New Roman"/>
-          <w:sz w:val="28"/>
-          <w:szCs w:val="28"/>
-        </w:rPr>
-      </w:pPr>
-    </w:p>
-    <w:p>
-      <w:pPr>
-        <w:rPr>
-          <w:rFonts w:ascii="Times New Roman" w:hAnsi="Times New Roman" w:cs="Times New Roman"/>
-          <w:sz w:val="28"/>
-          <w:szCs w:val="28"/>
-        </w:rPr>
-      </w:pPr>
-    </w:p>
-    <w:p>
-      <w:pPr>
-        <w:rPr>
-          <w:rFonts w:ascii="Times New Roman" w:hAnsi="Times New Roman" w:cs="Times New Roman"/>
-          <w:sz w:val="28"/>
-          <w:szCs w:val="28"/>
-          <w:lang w:val="en-US"/>
-        </w:rPr>
-      </w:pPr>
-    </w:p>
-    <w:p>
-      <w:pPr>
-        <w:rPr>
-          <w:rFonts w:ascii="Times New Roman" w:hAnsi="Times New Roman" w:cs="Times New Roman"/>
-          <w:sz w:val="28"/>
-          <w:szCs w:val="28"/>
-        </w:rPr>
-      </w:pPr>
-    </w:p>
-    <w:p>
-      <w:pPr>
         <w:pStyle w:val="1"/>
         <w:jc w:val="center"/>
         <w:rPr>
@@ -2699,7 +3026,7 @@
           <w:szCs w:val="36"/>
         </w:rPr>
       </w:pPr>
-      <w:bookmarkStart w:id="0" w:name="_Toc223820361"/>
+      <w:bookmarkStart w:id="0" w:name="_Toc225116366"/>
       <w:r>
         <w:rPr>
           <w:rFonts w:ascii="Times New Roman" w:hAnsi="Times New Roman" w:cs="Times New Roman"/>
@@ -4047,7 +4374,7 @@
           <w:szCs w:val="36"/>
         </w:rPr>
       </w:pPr>
-      <w:bookmarkStart w:id="1" w:name="_Toc223820362"/>
+      <w:bookmarkStart w:id="1" w:name="_Toc225116367"/>
       <w:r>
         <w:rPr>
           <w:rFonts w:ascii="Times New Roman" w:hAnsi="Times New Roman" w:cs="Times New Roman"/>
@@ -4368,7 +4695,7 @@
           <w:szCs w:val="32"/>
         </w:rPr>
       </w:pPr>
-      <w:bookmarkStart w:id="2" w:name="_Toc223820363"/>
+      <w:bookmarkStart w:id="2" w:name="_Toc225116368"/>
       <w:r>
         <w:rPr>
           <w:rFonts w:ascii="Times New Roman" w:hAnsi="Times New Roman" w:cs="Times New Roman"/>
@@ -4512,7 +4839,7 @@
           <w:szCs w:val="32"/>
         </w:rPr>
       </w:pPr>
-      <w:bookmarkStart w:id="3" w:name="_Toc223820364"/>
+      <w:bookmarkStart w:id="3" w:name="_Toc225116369"/>
       <w:r>
         <w:rPr>
           <w:rFonts w:ascii="Times New Roman" w:hAnsi="Times New Roman" w:cs="Times New Roman"/>
@@ -4769,7 +5096,7 @@
           <w:szCs w:val="32"/>
         </w:rPr>
       </w:pPr>
-      <w:bookmarkStart w:id="4" w:name="_Toc223820365"/>
+      <w:bookmarkStart w:id="4" w:name="_Toc225116370"/>
       <w:r>
         <w:rPr>
           <w:rFonts w:ascii="Times New Roman" w:hAnsi="Times New Roman" w:cs="Times New Roman"/>
@@ -5194,7 +5521,7 @@
           <w:szCs w:val="36"/>
         </w:rPr>
       </w:pPr>
-      <w:bookmarkStart w:id="5" w:name="_Toc223820366"/>
+      <w:bookmarkStart w:id="5" w:name="_Toc225116371"/>
       <w:r>
         <w:rPr>
           <w:rFonts w:ascii="Times New Roman" w:hAnsi="Times New Roman" w:cs="Times New Roman"/>
@@ -5565,7 +5892,7 @@
           <w:szCs w:val="32"/>
         </w:rPr>
       </w:pPr>
-      <w:bookmarkStart w:id="6" w:name="_Toc223820367"/>
+      <w:bookmarkStart w:id="6" w:name="_Toc225116372"/>
       <w:r>
         <w:rPr>
           <w:rFonts w:ascii="Times New Roman" w:hAnsi="Times New Roman" w:cs="Times New Roman"/>
@@ -5794,7 +6121,7 @@
           <w:szCs w:val="32"/>
         </w:rPr>
       </w:pPr>
-      <w:bookmarkStart w:id="7" w:name="_Toc223820368"/>
+      <w:bookmarkStart w:id="7" w:name="_Toc225116373"/>
       <w:r>
         <w:rPr>
           <w:rFonts w:ascii="Times New Roman" w:hAnsi="Times New Roman" w:cs="Times New Roman"/>
@@ -5930,7 +6257,7 @@
           <w:szCs w:val="32"/>
         </w:rPr>
       </w:pPr>
-      <w:bookmarkStart w:id="8" w:name="_Toc223820369"/>
+      <w:bookmarkStart w:id="8" w:name="_Toc225116374"/>
       <w:r>
         <w:rPr>
           <w:rFonts w:ascii="Times New Roman" w:hAnsi="Times New Roman" w:cs="Times New Roman"/>
@@ -5995,7 +6322,7 @@
           <w:szCs w:val="28"/>
         </w:rPr>
       </w:pPr>
-      <w:bookmarkStart w:id="9" w:name="_Toc223820370"/>
+      <w:bookmarkStart w:id="9" w:name="_Toc225116375"/>
       <w:r>
         <w:rPr>
           <w:rFonts w:ascii="Times New Roman" w:hAnsi="Times New Roman" w:cs="Times New Roman"/>
@@ -6115,7 +6442,7 @@
           <w:szCs w:val="28"/>
         </w:rPr>
       </w:pPr>
-      <w:bookmarkStart w:id="10" w:name="_Toc223820371"/>
+      <w:bookmarkStart w:id="10" w:name="_Toc225116376"/>
       <w:r>
         <w:rPr>
           <w:rFonts w:ascii="Times New Roman" w:hAnsi="Times New Roman" w:cs="Times New Roman"/>
@@ -6287,7 +6614,7 @@
           <w:szCs w:val="28"/>
         </w:rPr>
       </w:pPr>
-      <w:bookmarkStart w:id="11" w:name="_Toc223820372"/>
+      <w:bookmarkStart w:id="11" w:name="_Toc225116377"/>
       <w:r>
         <w:rPr>
           <w:rFonts w:ascii="Times New Roman" w:hAnsi="Times New Roman" w:cs="Times New Roman"/>
@@ -6440,7 +6767,7 @@
           <w:szCs w:val="28"/>
         </w:rPr>
       </w:pPr>
-      <w:bookmarkStart w:id="12" w:name="_Toc223820373"/>
+      <w:bookmarkStart w:id="12" w:name="_Toc225116378"/>
       <w:r>
         <w:rPr>
           <w:rFonts w:ascii="Times New Roman" w:hAnsi="Times New Roman" w:cs="Times New Roman"/>
@@ -6867,15 +7194,32 @@
           <w:szCs w:val="32"/>
         </w:rPr>
       </w:pPr>
-      <w:bookmarkStart w:id="13" w:name="_Toc223820374"/>
+      <w:bookmarkStart w:id="13" w:name="_Toc225116379"/>
       <w:r>
         <w:rPr>
           <w:rFonts w:ascii="Times New Roman" w:hAnsi="Times New Roman" w:cs="Times New Roman"/>
           <w:sz w:val="32"/>
           <w:szCs w:val="32"/>
+          <w:lang w:val="en-US"/>
         </w:rPr>
         <w:lastRenderedPageBreak/>
-        <w:t>Режим мониторинга</w:t>
+        <w:t>Modbus</w:t>
+      </w:r>
+      <w:r>
+        <w:rPr>
+          <w:rFonts w:ascii="Times New Roman" w:hAnsi="Times New Roman" w:cs="Times New Roman"/>
+          <w:sz w:val="32"/>
+          <w:szCs w:val="32"/>
+        </w:rPr>
+        <w:t xml:space="preserve"> </w:t>
+      </w:r>
+      <w:r>
+        <w:rPr>
+          <w:rFonts w:ascii="Times New Roman" w:hAnsi="Times New Roman" w:cs="Times New Roman"/>
+          <w:sz w:val="32"/>
+          <w:szCs w:val="32"/>
+        </w:rPr>
+        <w:t>мониторинг</w:t>
       </w:r>
       <w:bookmarkEnd w:id="13"/>
     </w:p>
@@ -7011,29 +7355,51 @@
           <w:sz w:val="28"/>
           <w:szCs w:val="28"/>
         </w:rPr>
-        <w:t xml:space="preserve"> на переключатель «Мониторинг».</w:t>
-      </w:r>
-    </w:p>
-    <w:p>
-      <w:pPr>
-        <w:rPr>
-          <w:rFonts w:ascii="Times New Roman" w:hAnsi="Times New Roman" w:cs="Times New Roman"/>
-          <w:sz w:val="28"/>
-          <w:szCs w:val="28"/>
-        </w:rPr>
-      </w:pPr>
-      <w:r>
-        <w:rPr>
-          <w:rFonts w:ascii="Times New Roman" w:hAnsi="Times New Roman" w:cs="Times New Roman"/>
+        <w:t xml:space="preserve"> на переключатель «Мониторинг»</w:t>
+      </w:r>
+      <w:r>
+        <w:rPr>
+          <w:rFonts w:ascii="Times New Roman" w:hAnsi="Times New Roman" w:cs="Times New Roman"/>
+          <w:sz w:val="28"/>
+          <w:szCs w:val="28"/>
+        </w:rPr>
+        <w:t xml:space="preserve"> в режиме </w:t>
+      </w:r>
+      <w:r>
+        <w:rPr>
+          <w:rFonts w:ascii="Times New Roman" w:hAnsi="Times New Roman" w:cs="Times New Roman"/>
+          <w:sz w:val="28"/>
+          <w:szCs w:val="28"/>
+          <w:lang w:val="en-US"/>
+        </w:rPr>
+        <w:t>Modbus</w:t>
+      </w:r>
+      <w:r>
+        <w:rPr>
+          <w:rFonts w:ascii="Times New Roman" w:hAnsi="Times New Roman" w:cs="Times New Roman"/>
+          <w:sz w:val="28"/>
+          <w:szCs w:val="28"/>
+        </w:rPr>
+        <w:t>.</w:t>
+      </w:r>
+    </w:p>
+    <w:p>
+      <w:pPr>
+        <w:rPr>
+          <w:rFonts w:ascii="Times New Roman" w:hAnsi="Times New Roman" w:cs="Times New Roman"/>
+          <w:sz w:val="28"/>
+          <w:szCs w:val="28"/>
+        </w:rPr>
+      </w:pPr>
+      <w:r>
+        <w:rPr>
           <w:noProof/>
-          <w:sz w:val="28"/>
-          <w:szCs w:val="28"/>
         </w:rPr>
         <w:drawing>
-          <wp:inline distT="0" distB="0" distL="0" distR="0" wp14:anchorId="24342B3C" wp14:editId="5407E33C">
-            <wp:extent cx="6645910" cy="4243070"/>
-            <wp:effectExtent l="0" t="0" r="2540" b="5080"/>
-            <wp:docPr id="20" name="Рисунок 20"/>
+          <wp:inline distT="0" distB="0" distL="0" distR="0" wp14:anchorId="3919540C" wp14:editId="3FAF32B6">
+            <wp:extent cx="6645910" cy="4239895"/>
+            <wp:effectExtent l="0" t="0" r="2540" b="8255"/>
+            <wp:docPr id="27" name="Рисунок 27"/>
             <wp:cNvGraphicFramePr>
               <a:graphicFrameLocks xmlns:a="http://schemas.openxmlformats.org/drawingml/2006/main" noChangeAspect="1"/>
             </wp:cNvGraphicFramePr>
@@ -7041,23 +7407,36 @@
               <a:graphicData uri="http://schemas.openxmlformats.org/drawingml/2006/picture">
                 <pic:pic xmlns:pic="http://schemas.openxmlformats.org/drawingml/2006/picture">
                   <pic:nvPicPr>
-                    <pic:cNvPr id="1" name=""/>
-                    <pic:cNvPicPr/>
+                    <pic:cNvPr id="0" name="Picture 1"/>
+                    <pic:cNvPicPr>
+                      <a:picLocks noChangeAspect="1" noChangeArrowheads="1"/>
+                    </pic:cNvPicPr>
                   </pic:nvPicPr>
                   <pic:blipFill>
-                    <a:blip r:embed="rId22"/>
+                    <a:blip r:embed="rId22">
+                      <a:extLst>
+                        <a:ext uri="{28A0092B-C50C-407E-A947-70E740481C1C}">
+                          <a14:useLocalDpi xmlns:a14="http://schemas.microsoft.com/office/drawing/2010/main" val="0"/>
+                        </a:ext>
+                      </a:extLst>
+                    </a:blip>
+                    <a:srcRect/>
                     <a:stretch>
                       <a:fillRect/>
                     </a:stretch>
                   </pic:blipFill>
-                  <pic:spPr>
+                  <pic:spPr bwMode="auto">
                     <a:xfrm>
                       <a:off x="0" y="0"/>
-                      <a:ext cx="6645910" cy="4243070"/>
+                      <a:ext cx="6645910" cy="4239895"/>
                     </a:xfrm>
                     <a:prstGeom prst="rect">
                       <a:avLst/>
                     </a:prstGeom>
+                    <a:noFill/>
+                    <a:ln>
+                      <a:noFill/>
+                    </a:ln>
                   </pic:spPr>
                 </pic:pic>
               </a:graphicData>
@@ -7173,43 +7552,43 @@
     </w:p>
     <w:p>
       <w:pPr>
+        <w:pStyle w:val="3"/>
         <w:jc w:val="center"/>
         <w:rPr>
           <w:rFonts w:ascii="Times New Roman" w:hAnsi="Times New Roman" w:cs="Times New Roman"/>
-          <w:b/>
-          <w:bCs/>
-          <w:sz w:val="28"/>
-          <w:szCs w:val="28"/>
-        </w:rPr>
-      </w:pPr>
-      <w:r>
-        <w:rPr>
-          <w:rFonts w:ascii="Times New Roman" w:hAnsi="Times New Roman" w:cs="Times New Roman"/>
-          <w:b/>
-          <w:bCs/>
+          <w:sz w:val="28"/>
+          <w:szCs w:val="28"/>
+        </w:rPr>
+      </w:pPr>
+      <w:bookmarkStart w:id="14" w:name="_Toc225116380"/>
+      <w:r>
+        <w:rPr>
+          <w:rFonts w:ascii="Times New Roman" w:hAnsi="Times New Roman" w:cs="Times New Roman"/>
           <w:sz w:val="28"/>
           <w:szCs w:val="28"/>
         </w:rPr>
         <w:lastRenderedPageBreak/>
         <w:t>Поле управления мониторингом</w:t>
       </w:r>
-    </w:p>
-    <w:p>
-      <w:pPr>
-        <w:rPr>
-          <w:rFonts w:ascii="Times New Roman" w:hAnsi="Times New Roman" w:cs="Times New Roman"/>
-          <w:sz w:val="28"/>
-          <w:szCs w:val="28"/>
-        </w:rPr>
-      </w:pPr>
-      <w:r>
-        <w:rPr>
-          <w:rFonts w:ascii="Times New Roman" w:hAnsi="Times New Roman" w:cs="Times New Roman"/>
-          <w:sz w:val="28"/>
-          <w:szCs w:val="28"/>
-        </w:rPr>
-        <w:br/>
-      </w:r>
+      <w:bookmarkEnd w:id="14"/>
+    </w:p>
+    <w:p>
+      <w:pPr>
+        <w:rPr>
+          <w:rFonts w:ascii="Times New Roman" w:hAnsi="Times New Roman" w:cs="Times New Roman"/>
+          <w:sz w:val="28"/>
+          <w:szCs w:val="28"/>
+        </w:rPr>
+      </w:pPr>
+    </w:p>
+    <w:p>
+      <w:pPr>
+        <w:rPr>
+          <w:rFonts w:ascii="Times New Roman" w:hAnsi="Times New Roman" w:cs="Times New Roman"/>
+          <w:sz w:val="28"/>
+          <w:szCs w:val="28"/>
+        </w:rPr>
+      </w:pPr>
       <w:r>
         <w:rPr>
           <w:rFonts w:ascii="Times New Roman" w:hAnsi="Times New Roman" w:cs="Times New Roman"/>
@@ -7785,43 +8164,43 @@
     </w:p>
     <w:p>
       <w:pPr>
+        <w:pStyle w:val="3"/>
         <w:jc w:val="center"/>
         <w:rPr>
           <w:rFonts w:ascii="Times New Roman" w:hAnsi="Times New Roman" w:cs="Times New Roman"/>
-          <w:b/>
-          <w:bCs/>
-          <w:sz w:val="28"/>
-          <w:szCs w:val="28"/>
-        </w:rPr>
-      </w:pPr>
-      <w:r>
-        <w:rPr>
-          <w:rFonts w:ascii="Times New Roman" w:hAnsi="Times New Roman" w:cs="Times New Roman"/>
-          <w:b/>
-          <w:bCs/>
+          <w:sz w:val="28"/>
+          <w:szCs w:val="28"/>
+        </w:rPr>
+      </w:pPr>
+      <w:bookmarkStart w:id="15" w:name="_Toc225116381"/>
+      <w:r>
+        <w:rPr>
+          <w:rFonts w:ascii="Times New Roman" w:hAnsi="Times New Roman" w:cs="Times New Roman"/>
           <w:sz w:val="28"/>
           <w:szCs w:val="28"/>
         </w:rPr>
         <w:lastRenderedPageBreak/>
-        <w:t>Список регистров</w:t>
-      </w:r>
-    </w:p>
-    <w:p>
-      <w:pPr>
-        <w:rPr>
-          <w:rFonts w:ascii="Times New Roman" w:hAnsi="Times New Roman" w:cs="Times New Roman"/>
-          <w:sz w:val="28"/>
-          <w:szCs w:val="28"/>
-        </w:rPr>
-      </w:pPr>
-      <w:r>
-        <w:rPr>
-          <w:rFonts w:ascii="Times New Roman" w:hAnsi="Times New Roman" w:cs="Times New Roman"/>
-          <w:sz w:val="28"/>
-          <w:szCs w:val="28"/>
-        </w:rPr>
-        <w:br/>
-      </w:r>
+        <w:t>Списочная форма регистров</w:t>
+      </w:r>
+      <w:bookmarkEnd w:id="15"/>
+    </w:p>
+    <w:p>
+      <w:pPr>
+        <w:rPr>
+          <w:rFonts w:ascii="Times New Roman" w:hAnsi="Times New Roman" w:cs="Times New Roman"/>
+          <w:sz w:val="28"/>
+          <w:szCs w:val="28"/>
+        </w:rPr>
+      </w:pPr>
+    </w:p>
+    <w:p>
+      <w:pPr>
+        <w:rPr>
+          <w:rFonts w:ascii="Times New Roman" w:hAnsi="Times New Roman" w:cs="Times New Roman"/>
+          <w:sz w:val="28"/>
+          <w:szCs w:val="28"/>
+        </w:rPr>
+      </w:pPr>
       <w:r>
         <w:rPr>
           <w:rFonts w:ascii="Times New Roman" w:hAnsi="Times New Roman" w:cs="Times New Roman"/>
@@ -8453,6 +8832,14 @@
           <w:sz w:val="28"/>
           <w:szCs w:val="28"/>
         </w:rPr>
+        <w:t>Подробнее см. ниже.</w:t>
+      </w:r>
+      <w:r>
+        <w:rPr>
+          <w:rFonts w:ascii="Times New Roman" w:hAnsi="Times New Roman" w:cs="Times New Roman"/>
+          <w:sz w:val="28"/>
+          <w:szCs w:val="28"/>
+        </w:rPr>
         <w:br/>
       </w:r>
       <w:r>
@@ -8571,15 +8958,6 @@
         </w:rPr>
         <w:t xml:space="preserve"> в лог.</w:t>
       </w:r>
-    </w:p>
-    <w:p>
-      <w:pPr>
-        <w:rPr>
-          <w:rFonts w:ascii="Times New Roman" w:hAnsi="Times New Roman" w:cs="Times New Roman"/>
-          <w:sz w:val="28"/>
-          <w:szCs w:val="28"/>
-        </w:rPr>
-      </w:pPr>
     </w:p>
     <w:p>
       <w:pPr>
@@ -8752,257 +9130,92 @@
     </w:p>
     <w:p>
       <w:pPr>
-        <w:rPr>
-          <w:rFonts w:ascii="Times New Roman" w:hAnsi="Times New Roman" w:cs="Times New Roman"/>
-          <w:sz w:val="28"/>
-          <w:szCs w:val="28"/>
-        </w:rPr>
-      </w:pPr>
-    </w:p>
-    <w:p>
-      <w:pPr>
-        <w:rPr>
-          <w:rFonts w:ascii="Times New Roman" w:hAnsi="Times New Roman" w:cs="Times New Roman"/>
-          <w:sz w:val="28"/>
-          <w:szCs w:val="28"/>
-        </w:rPr>
-      </w:pPr>
-    </w:p>
-    <w:p>
-      <w:pPr>
-        <w:rPr>
-          <w:rFonts w:ascii="Times New Roman" w:hAnsi="Times New Roman" w:cs="Times New Roman"/>
-          <w:sz w:val="28"/>
-          <w:szCs w:val="28"/>
-        </w:rPr>
-      </w:pPr>
-    </w:p>
-    <w:p>
-      <w:pPr>
-        <w:rPr>
-          <w:rFonts w:ascii="Times New Roman" w:hAnsi="Times New Roman" w:cs="Times New Roman"/>
-          <w:sz w:val="28"/>
-          <w:szCs w:val="28"/>
-        </w:rPr>
-      </w:pPr>
-    </w:p>
-    <w:p>
-      <w:pPr>
-        <w:rPr>
-          <w:rFonts w:ascii="Times New Roman" w:hAnsi="Times New Roman" w:cs="Times New Roman"/>
-          <w:sz w:val="28"/>
-          <w:szCs w:val="28"/>
-        </w:rPr>
-      </w:pPr>
-    </w:p>
-    <w:p>
-      <w:pPr>
-        <w:rPr>
-          <w:rFonts w:ascii="Times New Roman" w:hAnsi="Times New Roman" w:cs="Times New Roman"/>
-          <w:sz w:val="28"/>
-          <w:szCs w:val="28"/>
-        </w:rPr>
-      </w:pPr>
-    </w:p>
-    <w:p>
-      <w:pPr>
-        <w:rPr>
-          <w:rFonts w:ascii="Times New Roman" w:hAnsi="Times New Roman" w:cs="Times New Roman"/>
-          <w:sz w:val="28"/>
-          <w:szCs w:val="28"/>
-        </w:rPr>
-      </w:pPr>
-    </w:p>
-    <w:p>
-      <w:pPr>
-        <w:rPr>
-          <w:rFonts w:ascii="Times New Roman" w:hAnsi="Times New Roman" w:cs="Times New Roman"/>
-          <w:sz w:val="28"/>
-          <w:szCs w:val="28"/>
-        </w:rPr>
-      </w:pPr>
-    </w:p>
-    <w:p>
-      <w:pPr>
-        <w:rPr>
-          <w:rFonts w:ascii="Times New Roman" w:hAnsi="Times New Roman" w:cs="Times New Roman"/>
-          <w:sz w:val="28"/>
-          <w:szCs w:val="28"/>
-        </w:rPr>
-      </w:pPr>
-    </w:p>
-    <w:p>
-      <w:pPr>
-        <w:rPr>
-          <w:rFonts w:ascii="Times New Roman" w:hAnsi="Times New Roman" w:cs="Times New Roman"/>
-          <w:sz w:val="28"/>
-          <w:szCs w:val="28"/>
-        </w:rPr>
-      </w:pPr>
-    </w:p>
-    <w:p>
-      <w:pPr>
-        <w:rPr>
-          <w:rFonts w:ascii="Times New Roman" w:hAnsi="Times New Roman" w:cs="Times New Roman"/>
-          <w:sz w:val="28"/>
-          <w:szCs w:val="28"/>
-        </w:rPr>
-      </w:pPr>
-    </w:p>
-    <w:p>
-      <w:pPr>
-        <w:rPr>
-          <w:rFonts w:ascii="Times New Roman" w:hAnsi="Times New Roman" w:cs="Times New Roman"/>
-          <w:sz w:val="28"/>
-          <w:szCs w:val="28"/>
-        </w:rPr>
-      </w:pPr>
-    </w:p>
-    <w:p>
-      <w:pPr>
-        <w:rPr>
-          <w:rFonts w:ascii="Times New Roman" w:hAnsi="Times New Roman" w:cs="Times New Roman"/>
-          <w:sz w:val="28"/>
-          <w:szCs w:val="28"/>
-        </w:rPr>
-      </w:pPr>
-    </w:p>
-    <w:p>
-      <w:pPr>
-        <w:rPr>
-          <w:rFonts w:ascii="Times New Roman" w:hAnsi="Times New Roman" w:cs="Times New Roman"/>
-          <w:sz w:val="28"/>
-          <w:szCs w:val="28"/>
-        </w:rPr>
-      </w:pPr>
-    </w:p>
-    <w:p>
-      <w:pPr>
-        <w:rPr>
-          <w:rFonts w:ascii="Times New Roman" w:hAnsi="Times New Roman" w:cs="Times New Roman"/>
-          <w:sz w:val="28"/>
-          <w:szCs w:val="28"/>
-        </w:rPr>
-      </w:pPr>
-    </w:p>
-    <w:p>
-      <w:pPr>
-        <w:rPr>
-          <w:rFonts w:ascii="Times New Roman" w:hAnsi="Times New Roman" w:cs="Times New Roman"/>
-          <w:sz w:val="28"/>
-          <w:szCs w:val="28"/>
-        </w:rPr>
-      </w:pPr>
-    </w:p>
-    <w:p>
-      <w:pPr>
-        <w:rPr>
-          <w:rFonts w:ascii="Times New Roman" w:hAnsi="Times New Roman" w:cs="Times New Roman"/>
-          <w:sz w:val="28"/>
-          <w:szCs w:val="28"/>
-        </w:rPr>
-      </w:pPr>
-    </w:p>
-    <w:p>
-      <w:pPr>
-        <w:rPr>
-          <w:rFonts w:ascii="Times New Roman" w:hAnsi="Times New Roman" w:cs="Times New Roman"/>
-          <w:sz w:val="28"/>
-          <w:szCs w:val="28"/>
-        </w:rPr>
-      </w:pPr>
-    </w:p>
-    <w:p>
-      <w:pPr>
-        <w:rPr>
-          <w:rFonts w:ascii="Times New Roman" w:hAnsi="Times New Roman" w:cs="Times New Roman"/>
-          <w:sz w:val="28"/>
-          <w:szCs w:val="28"/>
-        </w:rPr>
-      </w:pPr>
-    </w:p>
-    <w:p>
-      <w:pPr>
-        <w:rPr>
-          <w:rFonts w:ascii="Times New Roman" w:hAnsi="Times New Roman" w:cs="Times New Roman"/>
-          <w:sz w:val="28"/>
-          <w:szCs w:val="28"/>
-        </w:rPr>
-      </w:pPr>
-    </w:p>
-    <w:p>
-      <w:pPr>
-        <w:pStyle w:val="2"/>
+        <w:pStyle w:val="3"/>
         <w:jc w:val="center"/>
         <w:rPr>
           <w:rFonts w:ascii="Times New Roman" w:hAnsi="Times New Roman" w:cs="Times New Roman"/>
-          <w:sz w:val="32"/>
-          <w:szCs w:val="32"/>
-        </w:rPr>
-      </w:pPr>
-      <w:bookmarkStart w:id="14" w:name="_Toc223820375"/>
-      <w:r>
-        <w:rPr>
-          <w:rFonts w:ascii="Times New Roman" w:hAnsi="Times New Roman" w:cs="Times New Roman"/>
-          <w:sz w:val="32"/>
-          <w:szCs w:val="32"/>
-        </w:rPr>
-        <w:lastRenderedPageBreak/>
-        <w:t>Представления</w:t>
-      </w:r>
-      <w:bookmarkEnd w:id="14"/>
-    </w:p>
-    <w:p>
-      <w:pPr>
-        <w:rPr>
-          <w:rFonts w:ascii="Times New Roman" w:hAnsi="Times New Roman" w:cs="Times New Roman"/>
-          <w:sz w:val="28"/>
-          <w:szCs w:val="28"/>
-        </w:rPr>
-      </w:pPr>
-    </w:p>
-    <w:p>
-      <w:pPr>
-        <w:rPr>
-          <w:rFonts w:ascii="Times New Roman" w:hAnsi="Times New Roman" w:cs="Times New Roman"/>
-          <w:sz w:val="28"/>
-          <w:szCs w:val="28"/>
-        </w:rPr>
-      </w:pPr>
-      <w:r>
-        <w:rPr>
-          <w:rFonts w:ascii="Times New Roman" w:hAnsi="Times New Roman" w:cs="Times New Roman"/>
-          <w:sz w:val="28"/>
-          <w:szCs w:val="28"/>
-        </w:rPr>
-        <w:t>Просто значения регистров можно посмотреть в табличном представлении. Но, к сожалению, в этих числах не всегда есть смысл. И иногда их требуется "расшифровать". Поэтому для интерпретации данных в терминале предусмотрена область с представлениями.</w:t>
-      </w:r>
-    </w:p>
-    <w:p>
-      <w:pPr>
-        <w:rPr>
-          <w:rFonts w:ascii="Times New Roman" w:hAnsi="Times New Roman" w:cs="Times New Roman"/>
-          <w:sz w:val="28"/>
-          <w:szCs w:val="28"/>
-        </w:rPr>
-      </w:pPr>
-      <w:r>
-        <w:rPr>
-          <w:rFonts w:ascii="Times New Roman" w:hAnsi="Times New Roman" w:cs="Times New Roman"/>
-          <w:sz w:val="28"/>
-          <w:szCs w:val="28"/>
-        </w:rPr>
-        <w:t>Всего есть 4 типа представлений:</w:t>
-      </w:r>
-    </w:p>
-    <w:p>
-      <w:pPr>
-        <w:rPr>
-          <w:rFonts w:ascii="Times New Roman" w:hAnsi="Times New Roman" w:cs="Times New Roman"/>
-          <w:sz w:val="28"/>
-          <w:szCs w:val="28"/>
-        </w:rPr>
-      </w:pPr>
+          <w:sz w:val="28"/>
+          <w:szCs w:val="28"/>
+        </w:rPr>
+      </w:pPr>
+      <w:bookmarkStart w:id="16" w:name="_Toc225116382"/>
+      <w:r>
+        <w:rPr>
+          <w:rFonts w:ascii="Times New Roman" w:hAnsi="Times New Roman" w:cs="Times New Roman"/>
+          <w:sz w:val="28"/>
+          <w:szCs w:val="28"/>
+        </w:rPr>
+        <w:t>Преобразование по формуле</w:t>
+      </w:r>
+      <w:bookmarkEnd w:id="16"/>
+    </w:p>
+    <w:p>
+      <w:pPr>
+        <w:rPr>
+          <w:rFonts w:ascii="Times New Roman" w:hAnsi="Times New Roman" w:cs="Times New Roman"/>
+          <w:sz w:val="28"/>
+          <w:szCs w:val="28"/>
+        </w:rPr>
+      </w:pPr>
+    </w:p>
+    <w:p>
+      <w:pPr>
+        <w:rPr>
+          <w:rFonts w:ascii="Times New Roman" w:hAnsi="Times New Roman" w:cs="Times New Roman"/>
+          <w:sz w:val="28"/>
+          <w:szCs w:val="28"/>
+        </w:rPr>
+      </w:pPr>
+      <w:r>
+        <w:rPr>
+          <w:rFonts w:ascii="Times New Roman" w:hAnsi="Times New Roman" w:cs="Times New Roman"/>
+          <w:sz w:val="28"/>
+          <w:szCs w:val="28"/>
+        </w:rPr>
+        <w:t>По пользовательской формуле преобразуется значение из столбца «Типизированное значение»</w:t>
+      </w:r>
+      <w:r>
+        <w:rPr>
+          <w:rFonts w:ascii="Times New Roman" w:hAnsi="Times New Roman" w:cs="Times New Roman"/>
+          <w:sz w:val="28"/>
+          <w:szCs w:val="28"/>
+        </w:rPr>
+        <w:t xml:space="preserve"> и записывается в столбец «Преобразованное значение». По умолчанию формула равна «</w:t>
+      </w:r>
+      <w:r>
+        <w:rPr>
+          <w:rFonts w:ascii="Times New Roman" w:hAnsi="Times New Roman" w:cs="Times New Roman"/>
+          <w:sz w:val="28"/>
+          <w:szCs w:val="28"/>
+          <w:lang w:val="en-US"/>
+        </w:rPr>
+        <w:t>x</w:t>
+      </w:r>
+      <w:r>
+        <w:rPr>
+          <w:rFonts w:ascii="Times New Roman" w:hAnsi="Times New Roman" w:cs="Times New Roman"/>
+          <w:sz w:val="28"/>
+          <w:szCs w:val="28"/>
+        </w:rPr>
+        <w:t>», т.е. в поле находится копия значения из столбца «Типизированное значение».</w:t>
+      </w:r>
+    </w:p>
+    <w:p>
+      <w:pPr>
+        <w:rPr>
+          <w:rFonts w:ascii="Times New Roman" w:hAnsi="Times New Roman" w:cs="Times New Roman"/>
+          <w:sz w:val="28"/>
+          <w:szCs w:val="28"/>
+        </w:rPr>
+      </w:pPr>
+      <w:r>
+        <w:rPr>
+          <w:rFonts w:ascii="Times New Roman" w:hAnsi="Times New Roman" w:cs="Times New Roman"/>
+          <w:sz w:val="28"/>
+          <w:szCs w:val="28"/>
+        </w:rPr>
+        <w:t xml:space="preserve">Редактирование формулы доступно в неактивном состоянии. А при опросе разрешается только просмотр. </w:t>
+      </w:r>
     </w:p>
     <w:p>
       <w:pPr>
@@ -9021,10 +9234,10 @@
           <w:szCs w:val="28"/>
         </w:rPr>
         <w:drawing>
-          <wp:inline distT="0" distB="0" distL="0" distR="0" wp14:anchorId="06305F13" wp14:editId="6E1EC523">
-            <wp:extent cx="6645910" cy="1357630"/>
-            <wp:effectExtent l="0" t="0" r="2540" b="0"/>
-            <wp:docPr id="9" name="Рисунок 9"/>
+          <wp:inline distT="0" distB="0" distL="0" distR="0" wp14:anchorId="738A0C74" wp14:editId="120CBA26">
+            <wp:extent cx="2857899" cy="1752845"/>
+            <wp:effectExtent l="0" t="0" r="0" b="0"/>
+            <wp:docPr id="31" name="Рисунок 31"/>
             <wp:cNvGraphicFramePr>
               <a:graphicFrameLocks xmlns:a="http://schemas.openxmlformats.org/drawingml/2006/main" noChangeAspect="1"/>
             </wp:cNvGraphicFramePr>
@@ -9044,7 +9257,7 @@
                   <pic:spPr>
                     <a:xfrm>
                       <a:off x="0" y="0"/>
-                      <a:ext cx="6645910" cy="1357630"/>
+                      <a:ext cx="2857899" cy="1752845"/>
                     </a:xfrm>
                     <a:prstGeom prst="rect">
                       <a:avLst/>
@@ -9059,6 +9272,106 @@
     </w:p>
     <w:p>
       <w:pPr>
+        <w:rPr>
+          <w:rFonts w:ascii="Times New Roman" w:hAnsi="Times New Roman" w:cs="Times New Roman"/>
+          <w:sz w:val="28"/>
+          <w:szCs w:val="28"/>
+        </w:rPr>
+      </w:pPr>
+    </w:p>
+    <w:p>
+      <w:pPr>
+        <w:rPr>
+          <w:rFonts w:ascii="Times New Roman" w:hAnsi="Times New Roman" w:cs="Times New Roman"/>
+          <w:sz w:val="28"/>
+          <w:szCs w:val="28"/>
+        </w:rPr>
+      </w:pPr>
+      <w:r>
+        <w:rPr>
+          <w:rFonts w:ascii="Times New Roman" w:hAnsi="Times New Roman" w:cs="Times New Roman"/>
+          <w:sz w:val="28"/>
+          <w:szCs w:val="28"/>
+        </w:rPr>
+        <w:t>Также п</w:t>
+      </w:r>
+      <w:r>
+        <w:rPr>
+          <w:rFonts w:ascii="Times New Roman" w:hAnsi="Times New Roman" w:cs="Times New Roman"/>
+          <w:sz w:val="28"/>
+          <w:szCs w:val="28"/>
+        </w:rPr>
+        <w:t>осмотреть формулу можн</w:t>
+      </w:r>
+      <w:r>
+        <w:rPr>
+          <w:rFonts w:ascii="Times New Roman" w:hAnsi="Times New Roman" w:cs="Times New Roman"/>
+          <w:sz w:val="28"/>
+          <w:szCs w:val="28"/>
+        </w:rPr>
+        <w:t>о</w:t>
+      </w:r>
+      <w:r>
+        <w:rPr>
+          <w:rFonts w:ascii="Times New Roman" w:hAnsi="Times New Roman" w:cs="Times New Roman"/>
+          <w:sz w:val="28"/>
+          <w:szCs w:val="28"/>
+        </w:rPr>
+        <w:t>, наведя курсор на кнопку «</w:t>
+      </w:r>
+      <w:r>
+        <w:rPr>
+          <w:rFonts w:ascii="Times New Roman" w:hAnsi="Times New Roman" w:cs="Times New Roman"/>
+          <w:sz w:val="28"/>
+          <w:szCs w:val="28"/>
+          <w:lang w:val="en-US"/>
+        </w:rPr>
+        <w:t>f</w:t>
+      </w:r>
+      <w:r>
+        <w:rPr>
+          <w:rFonts w:ascii="Times New Roman" w:hAnsi="Times New Roman" w:cs="Times New Roman"/>
+          <w:sz w:val="28"/>
+          <w:szCs w:val="28"/>
+        </w:rPr>
+        <w:t>(</w:t>
+      </w:r>
+      <w:r>
+        <w:rPr>
+          <w:rFonts w:ascii="Times New Roman" w:hAnsi="Times New Roman" w:cs="Times New Roman"/>
+          <w:sz w:val="28"/>
+          <w:szCs w:val="28"/>
+          <w:lang w:val="en-US"/>
+        </w:rPr>
+        <w:t>x</w:t>
+      </w:r>
+      <w:r>
+        <w:rPr>
+          <w:rFonts w:ascii="Times New Roman" w:hAnsi="Times New Roman" w:cs="Times New Roman"/>
+          <w:sz w:val="28"/>
+          <w:szCs w:val="28"/>
+        </w:rPr>
+        <w:t>)</w:t>
+      </w:r>
+      <w:r>
+        <w:rPr>
+          <w:rFonts w:ascii="Times New Roman" w:hAnsi="Times New Roman" w:cs="Times New Roman"/>
+          <w:sz w:val="28"/>
+          <w:szCs w:val="28"/>
+        </w:rPr>
+        <w:t>»</w:t>
+      </w:r>
+      <w:r>
+        <w:rPr>
+          <w:rFonts w:ascii="Times New Roman" w:hAnsi="Times New Roman" w:cs="Times New Roman"/>
+          <w:sz w:val="28"/>
+          <w:szCs w:val="28"/>
+        </w:rPr>
+        <w:t>.</w:t>
+      </w:r>
+    </w:p>
+    <w:p>
+      <w:pPr>
         <w:jc w:val="center"/>
         <w:rPr>
           <w:rFonts w:ascii="Times New Roman" w:hAnsi="Times New Roman" w:cs="Times New Roman"/>
@@ -9072,40 +9385,17 @@
           <w:sz w:val="28"/>
           <w:szCs w:val="28"/>
         </w:rPr>
-        <w:t>Последний запрос</w:t>
-      </w:r>
-    </w:p>
-    <w:p>
-      <w:pPr>
-        <w:jc w:val="center"/>
-        <w:rPr>
-          <w:rFonts w:ascii="Times New Roman" w:hAnsi="Times New Roman" w:cs="Times New Roman"/>
-          <w:sz w:val="28"/>
-          <w:szCs w:val="28"/>
-        </w:rPr>
-      </w:pPr>
-    </w:p>
-    <w:p>
-      <w:pPr>
-        <w:jc w:val="center"/>
-        <w:rPr>
-          <w:rFonts w:ascii="Times New Roman" w:hAnsi="Times New Roman" w:cs="Times New Roman"/>
-          <w:sz w:val="28"/>
-          <w:szCs w:val="28"/>
-        </w:rPr>
-      </w:pPr>
-      <w:r>
-        <w:rPr>
-          <w:rFonts w:ascii="Times New Roman" w:hAnsi="Times New Roman" w:cs="Times New Roman"/>
+        <w:br/>
+      </w:r>
+      <w:r>
+        <w:rPr>
           <w:noProof/>
-          <w:sz w:val="28"/>
-          <w:szCs w:val="28"/>
         </w:rPr>
         <w:drawing>
-          <wp:inline distT="0" distB="0" distL="0" distR="0" wp14:anchorId="131CBF07" wp14:editId="191459FB">
-            <wp:extent cx="6645910" cy="1373505"/>
-            <wp:effectExtent l="0" t="0" r="2540" b="0"/>
-            <wp:docPr id="10" name="Рисунок 10"/>
+          <wp:inline distT="0" distB="0" distL="0" distR="0" wp14:anchorId="0745CBBA" wp14:editId="4A062860">
+            <wp:extent cx="1621790" cy="763270"/>
+            <wp:effectExtent l="0" t="0" r="0" b="0"/>
+            <wp:docPr id="13" name="Рисунок 13"/>
             <wp:cNvGraphicFramePr>
               <a:graphicFrameLocks xmlns:a="http://schemas.openxmlformats.org/drawingml/2006/main" noChangeAspect="1"/>
             </wp:cNvGraphicFramePr>
@@ -9113,23 +9403,36 @@
               <a:graphicData uri="http://schemas.openxmlformats.org/drawingml/2006/picture">
                 <pic:pic xmlns:pic="http://schemas.openxmlformats.org/drawingml/2006/picture">
                   <pic:nvPicPr>
-                    <pic:cNvPr id="1" name=""/>
-                    <pic:cNvPicPr/>
+                    <pic:cNvPr id="0" name="Picture 1"/>
+                    <pic:cNvPicPr>
+                      <a:picLocks noChangeAspect="1" noChangeArrowheads="1"/>
+                    </pic:cNvPicPr>
                   </pic:nvPicPr>
                   <pic:blipFill>
-                    <a:blip r:embed="rId30"/>
+                    <a:blip r:embed="rId30">
+                      <a:extLst>
+                        <a:ext uri="{28A0092B-C50C-407E-A947-70E740481C1C}">
+                          <a14:useLocalDpi xmlns:a14="http://schemas.microsoft.com/office/drawing/2010/main" val="0"/>
+                        </a:ext>
+                      </a:extLst>
+                    </a:blip>
+                    <a:srcRect/>
                     <a:stretch>
                       <a:fillRect/>
                     </a:stretch>
                   </pic:blipFill>
-                  <pic:spPr>
+                  <pic:spPr bwMode="auto">
                     <a:xfrm>
                       <a:off x="0" y="0"/>
-                      <a:ext cx="6645910" cy="1373505"/>
+                      <a:ext cx="1621790" cy="763270"/>
                     </a:xfrm>
                     <a:prstGeom prst="rect">
                       <a:avLst/>
                     </a:prstGeom>
+                    <a:noFill/>
+                    <a:ln>
+                      <a:noFill/>
+                    </a:ln>
                   </pic:spPr>
                 </pic:pic>
               </a:graphicData>
@@ -9140,6 +9443,34 @@
     </w:p>
     <w:p>
       <w:pPr>
+        <w:rPr>
+          <w:rFonts w:ascii="Times New Roman" w:hAnsi="Times New Roman" w:cs="Times New Roman"/>
+          <w:sz w:val="28"/>
+          <w:szCs w:val="28"/>
+        </w:rPr>
+      </w:pPr>
+    </w:p>
+    <w:p>
+      <w:pPr>
+        <w:rPr>
+          <w:rFonts w:ascii="Times New Roman" w:hAnsi="Times New Roman" w:cs="Times New Roman"/>
+          <w:sz w:val="28"/>
+          <w:szCs w:val="28"/>
+        </w:rPr>
+      </w:pPr>
+    </w:p>
+    <w:p>
+      <w:pPr>
+        <w:rPr>
+          <w:rFonts w:ascii="Times New Roman" w:hAnsi="Times New Roman" w:cs="Times New Roman"/>
+          <w:sz w:val="28"/>
+          <w:szCs w:val="28"/>
+        </w:rPr>
+      </w:pPr>
+    </w:p>
+    <w:p>
+      <w:pPr>
+        <w:pStyle w:val="3"/>
         <w:jc w:val="center"/>
         <w:rPr>
           <w:rFonts w:ascii="Times New Roman" w:hAnsi="Times New Roman" w:cs="Times New Roman"/>
@@ -9147,17 +9478,479 @@
           <w:szCs w:val="28"/>
         </w:rPr>
       </w:pPr>
-      <w:r>
-        <w:rPr>
-          <w:rFonts w:ascii="Times New Roman" w:hAnsi="Times New Roman" w:cs="Times New Roman"/>
-          <w:sz w:val="28"/>
-          <w:szCs w:val="28"/>
-        </w:rPr>
-        <w:t>История обмена</w:t>
-      </w:r>
-    </w:p>
-    <w:p>
-      <w:pPr>
+      <w:bookmarkStart w:id="17" w:name="_Toc225116383"/>
+      <w:r>
+        <w:rPr>
+          <w:rFonts w:ascii="Times New Roman" w:hAnsi="Times New Roman" w:cs="Times New Roman"/>
+          <w:sz w:val="28"/>
+          <w:szCs w:val="28"/>
+        </w:rPr>
+        <w:lastRenderedPageBreak/>
+        <w:t>Логирование</w:t>
+      </w:r>
+      <w:bookmarkEnd w:id="17"/>
+    </w:p>
+    <w:p>
+      <w:pPr>
+        <w:rPr>
+          <w:rFonts w:ascii="Times New Roman" w:hAnsi="Times New Roman" w:cs="Times New Roman"/>
+          <w:sz w:val="28"/>
+          <w:szCs w:val="28"/>
+        </w:rPr>
+      </w:pPr>
+    </w:p>
+    <w:p>
+      <w:pPr>
+        <w:rPr>
+          <w:rFonts w:ascii="Times New Roman" w:hAnsi="Times New Roman" w:cs="Times New Roman"/>
+          <w:sz w:val="28"/>
+          <w:szCs w:val="28"/>
+        </w:rPr>
+      </w:pPr>
+      <w:r>
+        <w:rPr>
+          <w:rFonts w:ascii="Times New Roman" w:hAnsi="Times New Roman" w:cs="Times New Roman"/>
+          <w:sz w:val="28"/>
+          <w:szCs w:val="28"/>
+        </w:rPr>
+        <w:t>Приложение поддерживает функцию логирования. Запустить и остановить его можно в любой момент с помощью кнопок в поле управления мониторингом (см. выше).</w:t>
+      </w:r>
+    </w:p>
+    <w:p>
+      <w:pPr>
+        <w:rPr>
+          <w:rFonts w:ascii="Times New Roman" w:hAnsi="Times New Roman" w:cs="Times New Roman"/>
+          <w:sz w:val="28"/>
+          <w:szCs w:val="28"/>
+        </w:rPr>
+      </w:pPr>
+      <w:r>
+        <w:rPr>
+          <w:rFonts w:ascii="Times New Roman" w:hAnsi="Times New Roman" w:cs="Times New Roman"/>
+          <w:sz w:val="28"/>
+          <w:szCs w:val="28"/>
+        </w:rPr>
+        <w:t xml:space="preserve">В лог записываются только те регистры, у которых установлена галочка «График / Лог» в списке регистров. Значения берутся из столбца «Преобразованное значение» </w:t>
+      </w:r>
+      <w:r>
+        <w:rPr>
+          <w:rFonts w:ascii="Times New Roman" w:hAnsi="Times New Roman" w:cs="Times New Roman"/>
+          <w:sz w:val="28"/>
+          <w:szCs w:val="28"/>
+        </w:rPr>
+        <w:t>и</w:t>
+      </w:r>
+      <w:r>
+        <w:rPr>
+          <w:rFonts w:ascii="Times New Roman" w:hAnsi="Times New Roman" w:cs="Times New Roman"/>
+          <w:sz w:val="28"/>
+          <w:szCs w:val="28"/>
+        </w:rPr>
+        <w:t xml:space="preserve"> сохраняются в полном виде </w:t>
+      </w:r>
+      <w:r>
+        <w:rPr>
+          <w:rFonts w:ascii="Times New Roman" w:hAnsi="Times New Roman" w:cs="Times New Roman"/>
+          <w:sz w:val="28"/>
+          <w:szCs w:val="28"/>
+        </w:rPr>
+        <w:t xml:space="preserve">– </w:t>
+      </w:r>
+      <w:r>
+        <w:rPr>
+          <w:rFonts w:ascii="Times New Roman" w:hAnsi="Times New Roman" w:cs="Times New Roman"/>
+          <w:sz w:val="28"/>
+          <w:szCs w:val="28"/>
+        </w:rPr>
+        <w:t xml:space="preserve">без округления, как число типа </w:t>
+      </w:r>
+      <w:proofErr w:type="spellStart"/>
+      <w:r>
+        <w:rPr>
+          <w:rFonts w:ascii="Times New Roman" w:hAnsi="Times New Roman" w:cs="Times New Roman"/>
+          <w:sz w:val="28"/>
+          <w:szCs w:val="28"/>
+        </w:rPr>
+        <w:t>double</w:t>
+      </w:r>
+      <w:proofErr w:type="spellEnd"/>
+      <w:r>
+        <w:rPr>
+          <w:rFonts w:ascii="Times New Roman" w:hAnsi="Times New Roman" w:cs="Times New Roman"/>
+          <w:sz w:val="28"/>
+          <w:szCs w:val="28"/>
+        </w:rPr>
+        <w:t>.</w:t>
+      </w:r>
+    </w:p>
+    <w:p>
+      <w:pPr>
+        <w:rPr>
+          <w:rFonts w:ascii="Times New Roman" w:hAnsi="Times New Roman" w:cs="Times New Roman"/>
+          <w:sz w:val="28"/>
+          <w:szCs w:val="28"/>
+        </w:rPr>
+      </w:pPr>
+      <w:r>
+        <w:rPr>
+          <w:rFonts w:ascii="Times New Roman" w:hAnsi="Times New Roman" w:cs="Times New Roman"/>
+          <w:sz w:val="28"/>
+          <w:szCs w:val="28"/>
+        </w:rPr>
+        <w:t xml:space="preserve">Файл лога сохраняется в формате </w:t>
+      </w:r>
+      <w:r>
+        <w:rPr>
+          <w:rFonts w:ascii="Times New Roman" w:hAnsi="Times New Roman" w:cs="Times New Roman"/>
+          <w:sz w:val="28"/>
+          <w:szCs w:val="28"/>
+        </w:rPr>
+        <w:t>.</w:t>
+      </w:r>
+      <w:r>
+        <w:rPr>
+          <w:rFonts w:ascii="Times New Roman" w:hAnsi="Times New Roman" w:cs="Times New Roman"/>
+          <w:sz w:val="28"/>
+          <w:szCs w:val="28"/>
+          <w:lang w:val="en-US"/>
+        </w:rPr>
+        <w:t>txt</w:t>
+      </w:r>
+      <w:r>
+        <w:rPr>
+          <w:rFonts w:ascii="Times New Roman" w:hAnsi="Times New Roman" w:cs="Times New Roman"/>
+          <w:sz w:val="28"/>
+          <w:szCs w:val="28"/>
+        </w:rPr>
+        <w:t xml:space="preserve">. </w:t>
+      </w:r>
+      <w:r>
+        <w:rPr>
+          <w:rFonts w:ascii="Times New Roman" w:hAnsi="Times New Roman" w:cs="Times New Roman"/>
+          <w:sz w:val="28"/>
+          <w:szCs w:val="28"/>
+        </w:rPr>
+        <w:t>Для каждой записи можно добавлять метку времени</w:t>
+      </w:r>
+      <w:r>
+        <w:rPr>
+          <w:rFonts w:ascii="Times New Roman" w:hAnsi="Times New Roman" w:cs="Times New Roman"/>
+          <w:sz w:val="28"/>
+          <w:szCs w:val="28"/>
+        </w:rPr>
+        <w:t>. Её ф</w:t>
+      </w:r>
+      <w:r>
+        <w:rPr>
+          <w:rFonts w:ascii="Times New Roman" w:hAnsi="Times New Roman" w:cs="Times New Roman"/>
+          <w:sz w:val="28"/>
+          <w:szCs w:val="28"/>
+        </w:rPr>
+        <w:t xml:space="preserve">ормат настраивается в разделе «Настройки» → </w:t>
+      </w:r>
+      <w:r>
+        <w:rPr>
+          <w:rFonts w:ascii="Times New Roman" w:hAnsi="Times New Roman" w:cs="Times New Roman"/>
+          <w:sz w:val="28"/>
+          <w:szCs w:val="28"/>
+        </w:rPr>
+        <w:t>«</w:t>
+      </w:r>
+      <w:r>
+        <w:rPr>
+          <w:rFonts w:ascii="Times New Roman" w:hAnsi="Times New Roman" w:cs="Times New Roman"/>
+          <w:sz w:val="28"/>
+          <w:szCs w:val="28"/>
+          <w:lang w:val="en-US"/>
+        </w:rPr>
+        <w:t>Modbus</w:t>
+      </w:r>
+      <w:r>
+        <w:rPr>
+          <w:rFonts w:ascii="Times New Roman" w:hAnsi="Times New Roman" w:cs="Times New Roman"/>
+          <w:sz w:val="28"/>
+          <w:szCs w:val="28"/>
+        </w:rPr>
+        <w:t>»</w:t>
+      </w:r>
+      <w:r>
+        <w:rPr>
+          <w:rFonts w:ascii="Times New Roman" w:hAnsi="Times New Roman" w:cs="Times New Roman"/>
+          <w:sz w:val="28"/>
+          <w:szCs w:val="28"/>
+        </w:rPr>
+        <w:t xml:space="preserve"> </w:t>
+      </w:r>
+      <w:r>
+        <w:rPr>
+          <w:rFonts w:ascii="Times New Roman" w:hAnsi="Times New Roman" w:cs="Times New Roman"/>
+          <w:sz w:val="28"/>
+          <w:szCs w:val="28"/>
+        </w:rPr>
+        <w:t>→ «Метка времени в логах».</w:t>
+      </w:r>
+    </w:p>
+    <w:p>
+      <w:pPr>
+        <w:rPr>
+          <w:rFonts w:ascii="Times New Roman" w:hAnsi="Times New Roman" w:cs="Times New Roman"/>
+          <w:sz w:val="28"/>
+          <w:szCs w:val="28"/>
+        </w:rPr>
+      </w:pPr>
+      <w:r>
+        <w:rPr>
+          <w:rFonts w:ascii="Times New Roman" w:hAnsi="Times New Roman" w:cs="Times New Roman"/>
+          <w:sz w:val="28"/>
+          <w:szCs w:val="28"/>
+        </w:rPr>
+        <w:t>Доступно несколько форматов метки:</w:t>
+      </w:r>
+    </w:p>
+    <w:p>
+      <w:pPr>
+        <w:pStyle w:val="aa"/>
+        <w:numPr>
+          <w:ilvl w:val="0"/>
+          <w:numId w:val="13"/>
+        </w:numPr>
+        <w:rPr>
+          <w:rFonts w:ascii="Times New Roman" w:hAnsi="Times New Roman" w:cs="Times New Roman"/>
+          <w:sz w:val="28"/>
+          <w:szCs w:val="28"/>
+        </w:rPr>
+      </w:pPr>
+      <w:r>
+        <w:rPr>
+          <w:rFonts w:ascii="Times New Roman" w:hAnsi="Times New Roman" w:cs="Times New Roman"/>
+          <w:sz w:val="28"/>
+          <w:szCs w:val="28"/>
+        </w:rPr>
+        <w:t>Без метки</w:t>
+      </w:r>
+    </w:p>
+    <w:p>
+      <w:pPr>
+        <w:pStyle w:val="aa"/>
+        <w:numPr>
+          <w:ilvl w:val="0"/>
+          <w:numId w:val="13"/>
+        </w:numPr>
+        <w:rPr>
+          <w:rFonts w:ascii="Times New Roman" w:hAnsi="Times New Roman" w:cs="Times New Roman"/>
+          <w:sz w:val="28"/>
+          <w:szCs w:val="28"/>
+        </w:rPr>
+      </w:pPr>
+      <w:r>
+        <w:rPr>
+          <w:rFonts w:ascii="Times New Roman" w:hAnsi="Times New Roman" w:cs="Times New Roman"/>
+          <w:sz w:val="28"/>
+          <w:szCs w:val="28"/>
+        </w:rPr>
+        <w:t>Только время</w:t>
+      </w:r>
+    </w:p>
+    <w:p>
+      <w:pPr>
+        <w:pStyle w:val="aa"/>
+        <w:numPr>
+          <w:ilvl w:val="0"/>
+          <w:numId w:val="13"/>
+        </w:numPr>
+        <w:rPr>
+          <w:rFonts w:ascii="Times New Roman" w:hAnsi="Times New Roman" w:cs="Times New Roman"/>
+          <w:sz w:val="28"/>
+          <w:szCs w:val="28"/>
+        </w:rPr>
+      </w:pPr>
+      <w:r>
+        <w:rPr>
+          <w:rFonts w:ascii="Times New Roman" w:hAnsi="Times New Roman" w:cs="Times New Roman"/>
+          <w:sz w:val="28"/>
+          <w:szCs w:val="28"/>
+        </w:rPr>
+        <w:t>Дата и время</w:t>
+      </w:r>
+    </w:p>
+    <w:p>
+      <w:pPr>
+        <w:pStyle w:val="aa"/>
+        <w:numPr>
+          <w:ilvl w:val="0"/>
+          <w:numId w:val="13"/>
+        </w:numPr>
+        <w:rPr>
+          <w:rFonts w:ascii="Times New Roman" w:hAnsi="Times New Roman" w:cs="Times New Roman"/>
+          <w:sz w:val="28"/>
+          <w:szCs w:val="28"/>
+        </w:rPr>
+      </w:pPr>
+      <w:r>
+        <w:rPr>
+          <w:rFonts w:ascii="Times New Roman" w:hAnsi="Times New Roman" w:cs="Times New Roman"/>
+          <w:sz w:val="28"/>
+          <w:szCs w:val="28"/>
+          <w:lang w:val="en-US"/>
+        </w:rPr>
+        <w:t>ISO 8601</w:t>
+      </w:r>
+    </w:p>
+    <w:p>
+      <w:pPr>
+        <w:rPr>
+          <w:rFonts w:ascii="Times New Roman" w:hAnsi="Times New Roman" w:cs="Times New Roman"/>
+          <w:sz w:val="28"/>
+          <w:szCs w:val="28"/>
+        </w:rPr>
+      </w:pPr>
+      <w:r>
+        <w:rPr>
+          <w:rFonts w:ascii="Times New Roman" w:hAnsi="Times New Roman" w:cs="Times New Roman"/>
+          <w:sz w:val="28"/>
+          <w:szCs w:val="28"/>
+        </w:rPr>
+        <w:t>По умолчанию выбран формат «Дата и время».</w:t>
+      </w:r>
+    </w:p>
+    <w:p>
+      <w:pPr>
+        <w:rPr>
+          <w:rFonts w:ascii="Times New Roman" w:hAnsi="Times New Roman" w:cs="Times New Roman"/>
+          <w:sz w:val="28"/>
+          <w:szCs w:val="28"/>
+        </w:rPr>
+      </w:pPr>
+    </w:p>
+    <w:p>
+      <w:pPr>
+        <w:rPr>
+          <w:rFonts w:ascii="Times New Roman" w:hAnsi="Times New Roman" w:cs="Times New Roman"/>
+          <w:sz w:val="28"/>
+          <w:szCs w:val="28"/>
+        </w:rPr>
+      </w:pPr>
+    </w:p>
+    <w:p>
+      <w:pPr>
+        <w:rPr>
+          <w:rFonts w:ascii="Times New Roman" w:hAnsi="Times New Roman" w:cs="Times New Roman"/>
+          <w:sz w:val="28"/>
+          <w:szCs w:val="28"/>
+        </w:rPr>
+      </w:pPr>
+    </w:p>
+    <w:p>
+      <w:pPr>
+        <w:rPr>
+          <w:rFonts w:ascii="Times New Roman" w:hAnsi="Times New Roman" w:cs="Times New Roman"/>
+          <w:sz w:val="28"/>
+          <w:szCs w:val="28"/>
+        </w:rPr>
+      </w:pPr>
+    </w:p>
+    <w:p>
+      <w:pPr>
+        <w:rPr>
+          <w:rFonts w:ascii="Times New Roman" w:hAnsi="Times New Roman" w:cs="Times New Roman"/>
+          <w:sz w:val="28"/>
+          <w:szCs w:val="28"/>
+        </w:rPr>
+      </w:pPr>
+    </w:p>
+    <w:p>
+      <w:pPr>
+        <w:rPr>
+          <w:rFonts w:ascii="Times New Roman" w:hAnsi="Times New Roman" w:cs="Times New Roman"/>
+          <w:sz w:val="28"/>
+          <w:szCs w:val="28"/>
+        </w:rPr>
+      </w:pPr>
+    </w:p>
+    <w:p>
+      <w:pPr>
+        <w:rPr>
+          <w:rFonts w:ascii="Times New Roman" w:hAnsi="Times New Roman" w:cs="Times New Roman"/>
+          <w:sz w:val="28"/>
+          <w:szCs w:val="28"/>
+        </w:rPr>
+      </w:pPr>
+    </w:p>
+    <w:p>
+      <w:pPr>
+        <w:rPr>
+          <w:rFonts w:ascii="Times New Roman" w:hAnsi="Times New Roman" w:cs="Times New Roman"/>
+          <w:sz w:val="28"/>
+          <w:szCs w:val="28"/>
+        </w:rPr>
+      </w:pPr>
+    </w:p>
+    <w:p>
+      <w:pPr>
+        <w:rPr>
+          <w:rFonts w:ascii="Times New Roman" w:hAnsi="Times New Roman" w:cs="Times New Roman"/>
+          <w:sz w:val="28"/>
+          <w:szCs w:val="28"/>
+        </w:rPr>
+      </w:pPr>
+    </w:p>
+    <w:p>
+      <w:pPr>
+        <w:rPr>
+          <w:rFonts w:ascii="Times New Roman" w:hAnsi="Times New Roman" w:cs="Times New Roman"/>
+          <w:sz w:val="28"/>
+          <w:szCs w:val="28"/>
+        </w:rPr>
+      </w:pPr>
+    </w:p>
+    <w:p>
+      <w:pPr>
+        <w:rPr>
+          <w:rFonts w:ascii="Times New Roman" w:hAnsi="Times New Roman" w:cs="Times New Roman"/>
+          <w:sz w:val="28"/>
+          <w:szCs w:val="28"/>
+        </w:rPr>
+      </w:pPr>
+    </w:p>
+    <w:p>
+      <w:pPr>
+        <w:rPr>
+          <w:rFonts w:ascii="Times New Roman" w:hAnsi="Times New Roman" w:cs="Times New Roman"/>
+          <w:sz w:val="28"/>
+          <w:szCs w:val="28"/>
+        </w:rPr>
+      </w:pPr>
+    </w:p>
+    <w:p>
+      <w:pPr>
+        <w:rPr>
+          <w:rFonts w:ascii="Times New Roman" w:hAnsi="Times New Roman" w:cs="Times New Roman"/>
+          <w:sz w:val="28"/>
+          <w:szCs w:val="28"/>
+        </w:rPr>
+      </w:pPr>
+    </w:p>
+    <w:p>
+      <w:pPr>
+        <w:rPr>
+          <w:rFonts w:ascii="Times New Roman" w:hAnsi="Times New Roman" w:cs="Times New Roman"/>
+          <w:sz w:val="28"/>
+          <w:szCs w:val="28"/>
+        </w:rPr>
+      </w:pPr>
+    </w:p>
+    <w:p>
+      <w:pPr>
+        <w:rPr>
+          <w:rFonts w:ascii="Times New Roman" w:hAnsi="Times New Roman" w:cs="Times New Roman"/>
+          <w:sz w:val="28"/>
+          <w:szCs w:val="28"/>
+        </w:rPr>
+      </w:pPr>
+    </w:p>
+    <w:p>
+      <w:pPr>
+        <w:pStyle w:val="3"/>
         <w:jc w:val="center"/>
         <w:rPr>
           <w:rFonts w:ascii="Times New Roman" w:hAnsi="Times New Roman" w:cs="Times New Roman"/>
@@ -9165,10 +9958,72 @@
           <w:szCs w:val="28"/>
         </w:rPr>
       </w:pPr>
-    </w:p>
-    <w:p>
-      <w:pPr>
-        <w:jc w:val="center"/>
+      <w:bookmarkStart w:id="18" w:name="_Toc225116384"/>
+      <w:r>
+        <w:rPr>
+          <w:rFonts w:ascii="Times New Roman" w:hAnsi="Times New Roman" w:cs="Times New Roman"/>
+          <w:sz w:val="28"/>
+          <w:szCs w:val="28"/>
+        </w:rPr>
+        <w:lastRenderedPageBreak/>
+        <w:t>График</w:t>
+      </w:r>
+      <w:bookmarkEnd w:id="18"/>
+    </w:p>
+    <w:p>
+      <w:pPr>
+        <w:rPr>
+          <w:rFonts w:ascii="Times New Roman" w:hAnsi="Times New Roman" w:cs="Times New Roman"/>
+          <w:sz w:val="28"/>
+          <w:szCs w:val="28"/>
+        </w:rPr>
+      </w:pPr>
+    </w:p>
+    <w:p>
+      <w:pPr>
+        <w:rPr>
+          <w:rFonts w:ascii="Times New Roman" w:hAnsi="Times New Roman" w:cs="Times New Roman"/>
+          <w:sz w:val="28"/>
+          <w:szCs w:val="28"/>
+        </w:rPr>
+      </w:pPr>
+      <w:r>
+        <w:rPr>
+          <w:rFonts w:ascii="Times New Roman" w:hAnsi="Times New Roman" w:cs="Times New Roman"/>
+          <w:sz w:val="28"/>
+          <w:szCs w:val="28"/>
+        </w:rPr>
+        <w:t xml:space="preserve">Приложение может строить график в реальном времени. </w:t>
+      </w:r>
+    </w:p>
+    <w:p>
+      <w:pPr>
+        <w:rPr>
+          <w:rFonts w:ascii="Times New Roman" w:hAnsi="Times New Roman" w:cs="Times New Roman"/>
+          <w:sz w:val="28"/>
+          <w:szCs w:val="28"/>
+        </w:rPr>
+      </w:pPr>
+      <w:r>
+        <w:rPr>
+          <w:rFonts w:ascii="Times New Roman" w:hAnsi="Times New Roman" w:cs="Times New Roman"/>
+          <w:sz w:val="28"/>
+          <w:szCs w:val="28"/>
+        </w:rPr>
+        <w:t>На графике отображаются только те регистры, которые отмечены галочкой «График / Лог» в списочной форме регистров. Значения берутся из столбца «Преобразованное значение».</w:t>
+      </w:r>
+    </w:p>
+    <w:p>
+      <w:pPr>
+        <w:rPr>
+          <w:rFonts w:ascii="Times New Roman" w:hAnsi="Times New Roman" w:cs="Times New Roman"/>
+          <w:sz w:val="28"/>
+          <w:szCs w:val="28"/>
+        </w:rPr>
+      </w:pPr>
+    </w:p>
+    <w:p>
+      <w:pPr>
         <w:rPr>
           <w:rFonts w:ascii="Times New Roman" w:hAnsi="Times New Roman" w:cs="Times New Roman"/>
           <w:sz w:val="28"/>
@@ -9183,10 +10038,10 @@
           <w:szCs w:val="28"/>
         </w:rPr>
         <w:drawing>
-          <wp:inline distT="0" distB="0" distL="0" distR="0" wp14:anchorId="1ECA1D04" wp14:editId="7431D1F7">
-            <wp:extent cx="6645910" cy="1341120"/>
-            <wp:effectExtent l="0" t="0" r="2540" b="0"/>
-            <wp:docPr id="11" name="Рисунок 11"/>
+          <wp:inline distT="0" distB="0" distL="0" distR="0" wp14:anchorId="73679643" wp14:editId="73818FBE">
+            <wp:extent cx="6639560" cy="4118610"/>
+            <wp:effectExtent l="0" t="0" r="8890" b="0"/>
+            <wp:docPr id="30" name="Рисунок 30"/>
             <wp:cNvGraphicFramePr>
               <a:graphicFrameLocks xmlns:a="http://schemas.openxmlformats.org/drawingml/2006/main" noChangeAspect="1"/>
             </wp:cNvGraphicFramePr>
@@ -9194,23 +10049,36 @@
               <a:graphicData uri="http://schemas.openxmlformats.org/drawingml/2006/picture">
                 <pic:pic xmlns:pic="http://schemas.openxmlformats.org/drawingml/2006/picture">
                   <pic:nvPicPr>
-                    <pic:cNvPr id="1" name=""/>
-                    <pic:cNvPicPr/>
+                    <pic:cNvPr id="0" name="Picture 3"/>
+                    <pic:cNvPicPr>
+                      <a:picLocks noChangeAspect="1" noChangeArrowheads="1"/>
+                    </pic:cNvPicPr>
                   </pic:nvPicPr>
                   <pic:blipFill>
-                    <a:blip r:embed="rId31"/>
+                    <a:blip r:embed="rId31">
+                      <a:extLst>
+                        <a:ext uri="{28A0092B-C50C-407E-A947-70E740481C1C}">
+                          <a14:useLocalDpi xmlns:a14="http://schemas.microsoft.com/office/drawing/2010/main" val="0"/>
+                        </a:ext>
+                      </a:extLst>
+                    </a:blip>
+                    <a:srcRect/>
                     <a:stretch>
                       <a:fillRect/>
                     </a:stretch>
                   </pic:blipFill>
-                  <pic:spPr>
+                  <pic:spPr bwMode="auto">
                     <a:xfrm>
                       <a:off x="0" y="0"/>
-                      <a:ext cx="6645910" cy="1341120"/>
+                      <a:ext cx="6639560" cy="4118610"/>
                     </a:xfrm>
                     <a:prstGeom prst="rect">
                       <a:avLst/>
                     </a:prstGeom>
+                    <a:noFill/>
+                    <a:ln>
+                      <a:noFill/>
+                    </a:ln>
                   </pic:spPr>
                 </pic:pic>
               </a:graphicData>
@@ -9221,21 +10089,217 @@
     </w:p>
     <w:p>
       <w:pPr>
+        <w:rPr>
+          <w:rFonts w:ascii="Times New Roman" w:hAnsi="Times New Roman" w:cs="Times New Roman"/>
+          <w:sz w:val="28"/>
+          <w:szCs w:val="28"/>
+        </w:rPr>
+      </w:pPr>
+    </w:p>
+    <w:p>
+      <w:pPr>
+        <w:rPr>
+          <w:rFonts w:ascii="Times New Roman" w:hAnsi="Times New Roman" w:cs="Times New Roman"/>
+          <w:sz w:val="28"/>
+          <w:szCs w:val="28"/>
+        </w:rPr>
+      </w:pPr>
+      <w:r>
+        <w:rPr>
+          <w:rFonts w:ascii="Times New Roman" w:hAnsi="Times New Roman" w:cs="Times New Roman"/>
+          <w:sz w:val="28"/>
+          <w:szCs w:val="28"/>
+        </w:rPr>
+        <w:t>Пользователю доступны только две настройки:</w:t>
+      </w:r>
+    </w:p>
+    <w:p>
+      <w:pPr>
+        <w:pStyle w:val="aa"/>
+        <w:numPr>
+          <w:ilvl w:val="0"/>
+          <w:numId w:val="13"/>
+        </w:numPr>
+        <w:rPr>
+          <w:rFonts w:ascii="Times New Roman" w:hAnsi="Times New Roman" w:cs="Times New Roman"/>
+          <w:sz w:val="28"/>
+          <w:szCs w:val="28"/>
+        </w:rPr>
+      </w:pPr>
+      <w:r>
+        <w:rPr>
+          <w:rFonts w:ascii="Times New Roman" w:hAnsi="Times New Roman" w:cs="Times New Roman"/>
+          <w:sz w:val="28"/>
+          <w:szCs w:val="28"/>
+        </w:rPr>
+        <w:t>Выбор количества отображаемых точек.</w:t>
+      </w:r>
+    </w:p>
+    <w:p>
+      <w:pPr>
+        <w:pStyle w:val="aa"/>
+        <w:numPr>
+          <w:ilvl w:val="0"/>
+          <w:numId w:val="13"/>
+        </w:numPr>
+        <w:rPr>
+          <w:rFonts w:ascii="Times New Roman" w:hAnsi="Times New Roman" w:cs="Times New Roman"/>
+          <w:sz w:val="28"/>
+          <w:szCs w:val="28"/>
+        </w:rPr>
+      </w:pPr>
+      <w:r>
+        <w:rPr>
+          <w:rFonts w:ascii="Times New Roman" w:hAnsi="Times New Roman" w:cs="Times New Roman"/>
+          <w:sz w:val="28"/>
+          <w:szCs w:val="28"/>
+        </w:rPr>
+        <w:t>Р</w:t>
+      </w:r>
+      <w:r>
+        <w:rPr>
+          <w:rFonts w:ascii="Times New Roman" w:hAnsi="Times New Roman" w:cs="Times New Roman"/>
+          <w:sz w:val="28"/>
+          <w:szCs w:val="28"/>
+        </w:rPr>
+        <w:t>асположение окна графика поверх всех окон.</w:t>
+      </w:r>
+    </w:p>
+    <w:p>
+      <w:pPr>
+        <w:rPr>
+          <w:rFonts w:ascii="Times New Roman" w:hAnsi="Times New Roman" w:cs="Times New Roman"/>
+          <w:sz w:val="28"/>
+          <w:szCs w:val="28"/>
+        </w:rPr>
+      </w:pPr>
+      <w:r>
+        <w:rPr>
+          <w:rFonts w:ascii="Times New Roman" w:hAnsi="Times New Roman" w:cs="Times New Roman"/>
+          <w:sz w:val="28"/>
+          <w:szCs w:val="28"/>
+        </w:rPr>
+        <w:t>Обе настройки запоминаются после закрытия приложения.</w:t>
+      </w:r>
+    </w:p>
+    <w:p>
+      <w:pPr>
+        <w:rPr>
+          <w:rFonts w:ascii="Times New Roman" w:hAnsi="Times New Roman" w:cs="Times New Roman"/>
+          <w:sz w:val="28"/>
+          <w:szCs w:val="28"/>
+        </w:rPr>
+      </w:pPr>
+    </w:p>
+    <w:p>
+      <w:pPr>
+        <w:rPr>
+          <w:rFonts w:ascii="Times New Roman" w:hAnsi="Times New Roman" w:cs="Times New Roman"/>
+          <w:sz w:val="28"/>
+          <w:szCs w:val="28"/>
+        </w:rPr>
+      </w:pPr>
+    </w:p>
+    <w:p>
+      <w:pPr>
+        <w:rPr>
+          <w:rFonts w:ascii="Times New Roman" w:hAnsi="Times New Roman" w:cs="Times New Roman"/>
+          <w:sz w:val="28"/>
+          <w:szCs w:val="28"/>
+        </w:rPr>
+      </w:pPr>
+    </w:p>
+    <w:p>
+      <w:pPr>
+        <w:rPr>
+          <w:rFonts w:ascii="Times New Roman" w:hAnsi="Times New Roman" w:cs="Times New Roman"/>
+          <w:sz w:val="28"/>
+          <w:szCs w:val="28"/>
+        </w:rPr>
+      </w:pPr>
+    </w:p>
+    <w:p>
+      <w:pPr>
+        <w:rPr>
+          <w:rFonts w:ascii="Times New Roman" w:hAnsi="Times New Roman" w:cs="Times New Roman"/>
+          <w:sz w:val="28"/>
+          <w:szCs w:val="28"/>
+        </w:rPr>
+      </w:pPr>
+    </w:p>
+    <w:p>
+      <w:pPr>
+        <w:pStyle w:val="2"/>
         <w:jc w:val="center"/>
         <w:rPr>
           <w:rFonts w:ascii="Times New Roman" w:hAnsi="Times New Roman" w:cs="Times New Roman"/>
-          <w:sz w:val="28"/>
-          <w:szCs w:val="28"/>
-        </w:rPr>
-      </w:pPr>
-      <w:r>
-        <w:rPr>
-          <w:rFonts w:ascii="Times New Roman" w:hAnsi="Times New Roman" w:cs="Times New Roman"/>
-          <w:sz w:val="28"/>
-          <w:szCs w:val="28"/>
-        </w:rPr>
-        <w:t>Бинарное представление</w:t>
-      </w:r>
+          <w:sz w:val="32"/>
+          <w:szCs w:val="32"/>
+        </w:rPr>
+      </w:pPr>
+      <w:bookmarkStart w:id="19" w:name="_Toc225116385"/>
+      <w:r>
+        <w:rPr>
+          <w:rFonts w:ascii="Times New Roman" w:hAnsi="Times New Roman" w:cs="Times New Roman"/>
+          <w:sz w:val="32"/>
+          <w:szCs w:val="32"/>
+        </w:rPr>
+        <w:lastRenderedPageBreak/>
+        <w:t>Представления</w:t>
+      </w:r>
+      <w:bookmarkEnd w:id="19"/>
+    </w:p>
+    <w:p>
+      <w:pPr>
+        <w:rPr>
+          <w:rFonts w:ascii="Times New Roman" w:hAnsi="Times New Roman" w:cs="Times New Roman"/>
+          <w:sz w:val="28"/>
+          <w:szCs w:val="28"/>
+        </w:rPr>
+      </w:pPr>
+    </w:p>
+    <w:p>
+      <w:pPr>
+        <w:rPr>
+          <w:rFonts w:ascii="Times New Roman" w:hAnsi="Times New Roman" w:cs="Times New Roman"/>
+          <w:sz w:val="28"/>
+          <w:szCs w:val="28"/>
+        </w:rPr>
+      </w:pPr>
+      <w:r>
+        <w:rPr>
+          <w:rFonts w:ascii="Times New Roman" w:hAnsi="Times New Roman" w:cs="Times New Roman"/>
+          <w:sz w:val="28"/>
+          <w:szCs w:val="28"/>
+        </w:rPr>
+        <w:t>Просто значения регистров можно посмотреть в табличном представлении. Но, к сожалению, в этих числах не всегда есть смысл. И иногда их требуется "расшифровать". Поэтому для интерпретации данных в терминале предусмотрена область с представлениями.</w:t>
+      </w:r>
+    </w:p>
+    <w:p>
+      <w:pPr>
+        <w:rPr>
+          <w:rFonts w:ascii="Times New Roman" w:hAnsi="Times New Roman" w:cs="Times New Roman"/>
+          <w:sz w:val="28"/>
+          <w:szCs w:val="28"/>
+        </w:rPr>
+      </w:pPr>
+      <w:r>
+        <w:rPr>
+          <w:rFonts w:ascii="Times New Roman" w:hAnsi="Times New Roman" w:cs="Times New Roman"/>
+          <w:sz w:val="28"/>
+          <w:szCs w:val="28"/>
+        </w:rPr>
+        <w:t>Всего есть 4 типа представлений:</w:t>
+      </w:r>
+    </w:p>
+    <w:p>
+      <w:pPr>
+        <w:rPr>
+          <w:rFonts w:ascii="Times New Roman" w:hAnsi="Times New Roman" w:cs="Times New Roman"/>
+          <w:sz w:val="28"/>
+          <w:szCs w:val="28"/>
+        </w:rPr>
+      </w:pPr>
     </w:p>
     <w:p>
       <w:pPr>
@@ -9246,16 +10310,6 @@
           <w:szCs w:val="28"/>
         </w:rPr>
       </w:pPr>
-    </w:p>
-    <w:p>
-      <w:pPr>
-        <w:jc w:val="center"/>
-        <w:rPr>
-          <w:rFonts w:ascii="Times New Roman" w:hAnsi="Times New Roman" w:cs="Times New Roman"/>
-          <w:sz w:val="28"/>
-          <w:szCs w:val="28"/>
-        </w:rPr>
-      </w:pPr>
       <w:r>
         <w:rPr>
           <w:rFonts w:ascii="Times New Roman" w:hAnsi="Times New Roman" w:cs="Times New Roman"/>
@@ -9263,12 +10317,11 @@
           <w:sz w:val="28"/>
           <w:szCs w:val="28"/>
         </w:rPr>
-        <w:lastRenderedPageBreak/>
         <w:drawing>
-          <wp:inline distT="0" distB="0" distL="0" distR="0" wp14:anchorId="7F31B457" wp14:editId="02717725">
-            <wp:extent cx="6645910" cy="1381125"/>
-            <wp:effectExtent l="0" t="0" r="2540" b="9525"/>
-            <wp:docPr id="12" name="Рисунок 12"/>
+          <wp:inline distT="0" distB="0" distL="0" distR="0" wp14:anchorId="06305F13" wp14:editId="6E1EC523">
+            <wp:extent cx="6645910" cy="1357630"/>
+            <wp:effectExtent l="0" t="0" r="2540" b="0"/>
+            <wp:docPr id="9" name="Рисунок 9"/>
             <wp:cNvGraphicFramePr>
               <a:graphicFrameLocks xmlns:a="http://schemas.openxmlformats.org/drawingml/2006/main" noChangeAspect="1"/>
             </wp:cNvGraphicFramePr>
@@ -9288,6 +10341,250 @@
                   <pic:spPr>
                     <a:xfrm>
                       <a:off x="0" y="0"/>
+                      <a:ext cx="6645910" cy="1357630"/>
+                    </a:xfrm>
+                    <a:prstGeom prst="rect">
+                      <a:avLst/>
+                    </a:prstGeom>
+                  </pic:spPr>
+                </pic:pic>
+              </a:graphicData>
+            </a:graphic>
+          </wp:inline>
+        </w:drawing>
+      </w:r>
+    </w:p>
+    <w:p>
+      <w:pPr>
+        <w:jc w:val="center"/>
+        <w:rPr>
+          <w:rFonts w:ascii="Times New Roman" w:hAnsi="Times New Roman" w:cs="Times New Roman"/>
+          <w:sz w:val="28"/>
+          <w:szCs w:val="28"/>
+        </w:rPr>
+      </w:pPr>
+      <w:r>
+        <w:rPr>
+          <w:rFonts w:ascii="Times New Roman" w:hAnsi="Times New Roman" w:cs="Times New Roman"/>
+          <w:sz w:val="28"/>
+          <w:szCs w:val="28"/>
+        </w:rPr>
+        <w:t>Последний запрос</w:t>
+      </w:r>
+    </w:p>
+    <w:p>
+      <w:pPr>
+        <w:jc w:val="center"/>
+        <w:rPr>
+          <w:rFonts w:ascii="Times New Roman" w:hAnsi="Times New Roman" w:cs="Times New Roman"/>
+          <w:sz w:val="28"/>
+          <w:szCs w:val="28"/>
+        </w:rPr>
+      </w:pPr>
+    </w:p>
+    <w:p>
+      <w:pPr>
+        <w:jc w:val="center"/>
+        <w:rPr>
+          <w:rFonts w:ascii="Times New Roman" w:hAnsi="Times New Roman" w:cs="Times New Roman"/>
+          <w:sz w:val="28"/>
+          <w:szCs w:val="28"/>
+        </w:rPr>
+      </w:pPr>
+      <w:r>
+        <w:rPr>
+          <w:rFonts w:ascii="Times New Roman" w:hAnsi="Times New Roman" w:cs="Times New Roman"/>
+          <w:noProof/>
+          <w:sz w:val="28"/>
+          <w:szCs w:val="28"/>
+        </w:rPr>
+        <w:drawing>
+          <wp:inline distT="0" distB="0" distL="0" distR="0" wp14:anchorId="131CBF07" wp14:editId="191459FB">
+            <wp:extent cx="6645910" cy="1373505"/>
+            <wp:effectExtent l="0" t="0" r="2540" b="0"/>
+            <wp:docPr id="10" name="Рисунок 10"/>
+            <wp:cNvGraphicFramePr>
+              <a:graphicFrameLocks xmlns:a="http://schemas.openxmlformats.org/drawingml/2006/main" noChangeAspect="1"/>
+            </wp:cNvGraphicFramePr>
+            <a:graphic xmlns:a="http://schemas.openxmlformats.org/drawingml/2006/main">
+              <a:graphicData uri="http://schemas.openxmlformats.org/drawingml/2006/picture">
+                <pic:pic xmlns:pic="http://schemas.openxmlformats.org/drawingml/2006/picture">
+                  <pic:nvPicPr>
+                    <pic:cNvPr id="1" name=""/>
+                    <pic:cNvPicPr/>
+                  </pic:nvPicPr>
+                  <pic:blipFill>
+                    <a:blip r:embed="rId33"/>
+                    <a:stretch>
+                      <a:fillRect/>
+                    </a:stretch>
+                  </pic:blipFill>
+                  <pic:spPr>
+                    <a:xfrm>
+                      <a:off x="0" y="0"/>
+                      <a:ext cx="6645910" cy="1373505"/>
+                    </a:xfrm>
+                    <a:prstGeom prst="rect">
+                      <a:avLst/>
+                    </a:prstGeom>
+                  </pic:spPr>
+                </pic:pic>
+              </a:graphicData>
+            </a:graphic>
+          </wp:inline>
+        </w:drawing>
+      </w:r>
+    </w:p>
+    <w:p>
+      <w:pPr>
+        <w:jc w:val="center"/>
+        <w:rPr>
+          <w:rFonts w:ascii="Times New Roman" w:hAnsi="Times New Roman" w:cs="Times New Roman"/>
+          <w:sz w:val="28"/>
+          <w:szCs w:val="28"/>
+        </w:rPr>
+      </w:pPr>
+      <w:r>
+        <w:rPr>
+          <w:rFonts w:ascii="Times New Roman" w:hAnsi="Times New Roman" w:cs="Times New Roman"/>
+          <w:sz w:val="28"/>
+          <w:szCs w:val="28"/>
+        </w:rPr>
+        <w:t>История обмена</w:t>
+      </w:r>
+    </w:p>
+    <w:p>
+      <w:pPr>
+        <w:jc w:val="center"/>
+        <w:rPr>
+          <w:rFonts w:ascii="Times New Roman" w:hAnsi="Times New Roman" w:cs="Times New Roman"/>
+          <w:sz w:val="28"/>
+          <w:szCs w:val="28"/>
+        </w:rPr>
+      </w:pPr>
+    </w:p>
+    <w:p>
+      <w:pPr>
+        <w:jc w:val="center"/>
+        <w:rPr>
+          <w:rFonts w:ascii="Times New Roman" w:hAnsi="Times New Roman" w:cs="Times New Roman"/>
+          <w:sz w:val="28"/>
+          <w:szCs w:val="28"/>
+        </w:rPr>
+      </w:pPr>
+      <w:r>
+        <w:rPr>
+          <w:rFonts w:ascii="Times New Roman" w:hAnsi="Times New Roman" w:cs="Times New Roman"/>
+          <w:noProof/>
+          <w:sz w:val="28"/>
+          <w:szCs w:val="28"/>
+        </w:rPr>
+        <w:drawing>
+          <wp:inline distT="0" distB="0" distL="0" distR="0" wp14:anchorId="1ECA1D04" wp14:editId="7431D1F7">
+            <wp:extent cx="6645910" cy="1341120"/>
+            <wp:effectExtent l="0" t="0" r="2540" b="0"/>
+            <wp:docPr id="11" name="Рисунок 11"/>
+            <wp:cNvGraphicFramePr>
+              <a:graphicFrameLocks xmlns:a="http://schemas.openxmlformats.org/drawingml/2006/main" noChangeAspect="1"/>
+            </wp:cNvGraphicFramePr>
+            <a:graphic xmlns:a="http://schemas.openxmlformats.org/drawingml/2006/main">
+              <a:graphicData uri="http://schemas.openxmlformats.org/drawingml/2006/picture">
+                <pic:pic xmlns:pic="http://schemas.openxmlformats.org/drawingml/2006/picture">
+                  <pic:nvPicPr>
+                    <pic:cNvPr id="1" name=""/>
+                    <pic:cNvPicPr/>
+                  </pic:nvPicPr>
+                  <pic:blipFill>
+                    <a:blip r:embed="rId34"/>
+                    <a:stretch>
+                      <a:fillRect/>
+                    </a:stretch>
+                  </pic:blipFill>
+                  <pic:spPr>
+                    <a:xfrm>
+                      <a:off x="0" y="0"/>
+                      <a:ext cx="6645910" cy="1341120"/>
+                    </a:xfrm>
+                    <a:prstGeom prst="rect">
+                      <a:avLst/>
+                    </a:prstGeom>
+                  </pic:spPr>
+                </pic:pic>
+              </a:graphicData>
+            </a:graphic>
+          </wp:inline>
+        </w:drawing>
+      </w:r>
+    </w:p>
+    <w:p>
+      <w:pPr>
+        <w:jc w:val="center"/>
+        <w:rPr>
+          <w:rFonts w:ascii="Times New Roman" w:hAnsi="Times New Roman" w:cs="Times New Roman"/>
+          <w:sz w:val="28"/>
+          <w:szCs w:val="28"/>
+        </w:rPr>
+      </w:pPr>
+      <w:r>
+        <w:rPr>
+          <w:rFonts w:ascii="Times New Roman" w:hAnsi="Times New Roman" w:cs="Times New Roman"/>
+          <w:sz w:val="28"/>
+          <w:szCs w:val="28"/>
+        </w:rPr>
+        <w:t>Бинарное представление</w:t>
+      </w:r>
+    </w:p>
+    <w:p>
+      <w:pPr>
+        <w:jc w:val="center"/>
+        <w:rPr>
+          <w:rFonts w:ascii="Times New Roman" w:hAnsi="Times New Roman" w:cs="Times New Roman"/>
+          <w:sz w:val="28"/>
+          <w:szCs w:val="28"/>
+        </w:rPr>
+      </w:pPr>
+    </w:p>
+    <w:p>
+      <w:pPr>
+        <w:jc w:val="center"/>
+        <w:rPr>
+          <w:rFonts w:ascii="Times New Roman" w:hAnsi="Times New Roman" w:cs="Times New Roman"/>
+          <w:sz w:val="28"/>
+          <w:szCs w:val="28"/>
+        </w:rPr>
+      </w:pPr>
+      <w:r>
+        <w:rPr>
+          <w:rFonts w:ascii="Times New Roman" w:hAnsi="Times New Roman" w:cs="Times New Roman"/>
+          <w:noProof/>
+          <w:sz w:val="28"/>
+          <w:szCs w:val="28"/>
+        </w:rPr>
+        <w:lastRenderedPageBreak/>
+        <w:drawing>
+          <wp:inline distT="0" distB="0" distL="0" distR="0" wp14:anchorId="7F31B457" wp14:editId="02717725">
+            <wp:extent cx="6645910" cy="1381125"/>
+            <wp:effectExtent l="0" t="0" r="2540" b="9525"/>
+            <wp:docPr id="12" name="Рисунок 12"/>
+            <wp:cNvGraphicFramePr>
+              <a:graphicFrameLocks xmlns:a="http://schemas.openxmlformats.org/drawingml/2006/main" noChangeAspect="1"/>
+            </wp:cNvGraphicFramePr>
+            <a:graphic xmlns:a="http://schemas.openxmlformats.org/drawingml/2006/main">
+              <a:graphicData uri="http://schemas.openxmlformats.org/drawingml/2006/picture">
+                <pic:pic xmlns:pic="http://schemas.openxmlformats.org/drawingml/2006/picture">
+                  <pic:nvPicPr>
+                    <pic:cNvPr id="1" name=""/>
+                    <pic:cNvPicPr/>
+                  </pic:nvPicPr>
+                  <pic:blipFill>
+                    <a:blip r:embed="rId35"/>
+                    <a:stretch>
+                      <a:fillRect/>
+                    </a:stretch>
+                  </pic:blipFill>
+                  <pic:spPr>
+                    <a:xfrm>
+                      <a:off x="0" y="0"/>
                       <a:ext cx="6645910" cy="1381125"/>
                     </a:xfrm>
                     <a:prstGeom prst="rect">
@@ -9339,24 +10636,6 @@
     </w:p>
     <w:p>
       <w:pPr>
-        <w:rPr>
-          <w:rFonts w:ascii="Times New Roman" w:hAnsi="Times New Roman" w:cs="Times New Roman"/>
-          <w:sz w:val="28"/>
-          <w:szCs w:val="28"/>
-        </w:rPr>
-      </w:pPr>
-    </w:p>
-    <w:p>
-      <w:pPr>
-        <w:rPr>
-          <w:rFonts w:ascii="Times New Roman" w:hAnsi="Times New Roman" w:cs="Times New Roman"/>
-          <w:sz w:val="28"/>
-          <w:szCs w:val="28"/>
-        </w:rPr>
-      </w:pPr>
-    </w:p>
-    <w:p>
-      <w:pPr>
         <w:pStyle w:val="2"/>
         <w:jc w:val="center"/>
         <w:rPr>
@@ -9365,7 +10644,7 @@
           <w:szCs w:val="32"/>
         </w:rPr>
       </w:pPr>
-      <w:bookmarkStart w:id="15" w:name="_Toc223820376"/>
+      <w:bookmarkStart w:id="20" w:name="_Toc225116386"/>
       <w:r>
         <w:rPr>
           <w:rFonts w:ascii="Times New Roman" w:hAnsi="Times New Roman" w:cs="Times New Roman"/>
@@ -9391,7 +10670,7 @@
         </w:rPr>
         <w:t>сканер</w:t>
       </w:r>
-      <w:bookmarkEnd w:id="15"/>
+      <w:bookmarkEnd w:id="20"/>
     </w:p>
     <w:p>
       <w:pPr>
@@ -9762,38 +11041,109 @@
           <w:sz w:val="28"/>
           <w:szCs w:val="28"/>
         </w:rPr>
-        <w:t xml:space="preserve"> исправно работающие устройства. Это объясняется тем, что подчиненное устройство по каким-либо причинам не успело обработать сообщение и отправить ответ. В таких случаях рекомендуется увеличить пользовательский таймаут в поле «Пауза».</w:t>
-      </w:r>
-    </w:p>
-    <w:p>
-      <w:pPr>
-        <w:rPr>
-          <w:rFonts w:ascii="Times New Roman" w:hAnsi="Times New Roman" w:cs="Times New Roman"/>
-          <w:noProof/>
-          <w:sz w:val="28"/>
-          <w:szCs w:val="28"/>
-        </w:rPr>
-      </w:pPr>
-    </w:p>
-    <w:p>
-      <w:pPr>
-        <w:rPr>
-          <w:rFonts w:ascii="Times New Roman" w:hAnsi="Times New Roman" w:cs="Times New Roman"/>
-          <w:noProof/>
-          <w:sz w:val="28"/>
-          <w:szCs w:val="28"/>
-        </w:rPr>
-      </w:pPr>
-    </w:p>
-    <w:p>
-      <w:pPr>
-        <w:rPr>
-          <w:rFonts w:ascii="Times New Roman" w:hAnsi="Times New Roman" w:cs="Times New Roman"/>
-          <w:noProof/>
-          <w:sz w:val="28"/>
-          <w:szCs w:val="28"/>
-        </w:rPr>
-      </w:pPr>
+        <w:t xml:space="preserve"> исправно работающие устройства. </w:t>
+      </w:r>
+    </w:p>
+    <w:p>
+      <w:pPr>
+        <w:rPr>
+          <w:rFonts w:ascii="Times New Roman" w:hAnsi="Times New Roman" w:cs="Times New Roman"/>
+          <w:sz w:val="28"/>
+          <w:szCs w:val="28"/>
+        </w:rPr>
+      </w:pPr>
+      <w:r>
+        <w:rPr>
+          <w:rFonts w:ascii="Times New Roman" w:hAnsi="Times New Roman" w:cs="Times New Roman"/>
+          <w:sz w:val="28"/>
+          <w:szCs w:val="28"/>
+        </w:rPr>
+        <w:t xml:space="preserve">Это </w:t>
+      </w:r>
+      <w:r>
+        <w:rPr>
+          <w:rFonts w:ascii="Times New Roman" w:hAnsi="Times New Roman" w:cs="Times New Roman"/>
+          <w:sz w:val="28"/>
+          <w:szCs w:val="28"/>
+        </w:rPr>
+        <w:t xml:space="preserve">может </w:t>
+      </w:r>
+      <w:r>
+        <w:rPr>
+          <w:rFonts w:ascii="Times New Roman" w:hAnsi="Times New Roman" w:cs="Times New Roman"/>
+          <w:sz w:val="28"/>
+          <w:szCs w:val="28"/>
+        </w:rPr>
+        <w:t>объясня</w:t>
+      </w:r>
+      <w:r>
+        <w:rPr>
+          <w:rFonts w:ascii="Times New Roman" w:hAnsi="Times New Roman" w:cs="Times New Roman"/>
+          <w:sz w:val="28"/>
+          <w:szCs w:val="28"/>
+        </w:rPr>
+        <w:t>ться двумя причинами:</w:t>
+      </w:r>
+    </w:p>
+    <w:p>
+      <w:pPr>
+        <w:pStyle w:val="aa"/>
+        <w:numPr>
+          <w:ilvl w:val="0"/>
+          <w:numId w:val="14"/>
+        </w:numPr>
+        <w:rPr>
+          <w:rFonts w:ascii="Times New Roman" w:hAnsi="Times New Roman" w:cs="Times New Roman"/>
+          <w:sz w:val="28"/>
+          <w:szCs w:val="28"/>
+        </w:rPr>
+      </w:pPr>
+      <w:r>
+        <w:rPr>
+          <w:rFonts w:ascii="Times New Roman" w:hAnsi="Times New Roman" w:cs="Times New Roman"/>
+          <w:sz w:val="28"/>
+          <w:szCs w:val="28"/>
+        </w:rPr>
+        <w:t>П</w:t>
+      </w:r>
+      <w:r>
+        <w:rPr>
+          <w:rFonts w:ascii="Times New Roman" w:hAnsi="Times New Roman" w:cs="Times New Roman"/>
+          <w:sz w:val="28"/>
+          <w:szCs w:val="28"/>
+        </w:rPr>
+        <w:t>одчиненное устройство по каким-либо причинам не успело обработать сообщение и отправить ответ. В таких случаях рекомендуется увеличить пользовательский таймаут в поле «Пауза».</w:t>
+      </w:r>
+      <w:r>
+        <w:rPr>
+          <w:rFonts w:ascii="Times New Roman" w:hAnsi="Times New Roman" w:cs="Times New Roman"/>
+          <w:sz w:val="28"/>
+          <w:szCs w:val="28"/>
+        </w:rPr>
+        <w:br/>
+      </w:r>
+    </w:p>
+    <w:p>
+      <w:pPr>
+        <w:pStyle w:val="aa"/>
+        <w:numPr>
+          <w:ilvl w:val="0"/>
+          <w:numId w:val="14"/>
+        </w:numPr>
+        <w:rPr>
+          <w:rFonts w:ascii="Times New Roman" w:hAnsi="Times New Roman" w:cs="Times New Roman"/>
+          <w:sz w:val="28"/>
+          <w:szCs w:val="28"/>
+        </w:rPr>
+      </w:pPr>
+      <w:r>
+        <w:rPr>
+          <w:rFonts w:ascii="Times New Roman" w:hAnsi="Times New Roman" w:cs="Times New Roman"/>
+          <w:sz w:val="28"/>
+          <w:szCs w:val="28"/>
+        </w:rPr>
+        <w:t>Искомое устройство не реагирует на заданную функцию опроса. Можно попытаться поискать его, выбрав любую другую функцию в выпадающем списке «Шаблон функции».</w:t>
+      </w:r>
     </w:p>
     <w:p>
       <w:pPr>
@@ -9813,10 +11163,10 @@
         </w:rPr>
         <w:lastRenderedPageBreak/>
         <w:drawing>
-          <wp:inline distT="0" distB="0" distL="0" distR="0" wp14:anchorId="56487174" wp14:editId="78306BCE">
-            <wp:extent cx="3718092" cy="3890370"/>
-            <wp:effectExtent l="0" t="0" r="0" b="0"/>
-            <wp:docPr id="27" name="Рисунок 27"/>
+          <wp:inline distT="0" distB="0" distL="0" distR="0" wp14:anchorId="18DA94F8" wp14:editId="3A1A06E2">
+            <wp:extent cx="6384925" cy="3617595"/>
+            <wp:effectExtent l="0" t="0" r="0" b="1905"/>
+            <wp:docPr id="18" name="Рисунок 18"/>
             <wp:cNvGraphicFramePr>
               <a:graphicFrameLocks xmlns:a="http://schemas.openxmlformats.org/drawingml/2006/main" noChangeAspect="1"/>
             </wp:cNvGraphicFramePr>
@@ -9824,13 +11174,13 @@
               <a:graphicData uri="http://schemas.openxmlformats.org/drawingml/2006/picture">
                 <pic:pic xmlns:pic="http://schemas.openxmlformats.org/drawingml/2006/picture">
                   <pic:nvPicPr>
-                    <pic:cNvPr id="0" name="Picture 3"/>
+                    <pic:cNvPr id="0" name="Picture 1"/>
                     <pic:cNvPicPr>
                       <a:picLocks noChangeAspect="1" noChangeArrowheads="1"/>
                     </pic:cNvPicPr>
                   </pic:nvPicPr>
                   <pic:blipFill>
-                    <a:blip r:embed="rId33">
+                    <a:blip r:embed="rId36">
                       <a:extLst>
                         <a:ext uri="{28A0092B-C50C-407E-A947-70E740481C1C}">
                           <a14:useLocalDpi xmlns:a14="http://schemas.microsoft.com/office/drawing/2010/main" val="0"/>
@@ -9845,7 +11195,7 @@
                   <pic:spPr bwMode="auto">
                     <a:xfrm>
                       <a:off x="0" y="0"/>
-                      <a:ext cx="3721210" cy="3893632"/>
+                      <a:ext cx="6384925" cy="3617595"/>
                     </a:xfrm>
                     <a:prstGeom prst="rect">
                       <a:avLst/>
@@ -9907,10 +11257,10 @@
           <w:szCs w:val="28"/>
         </w:rPr>
         <w:drawing>
-          <wp:inline distT="0" distB="0" distL="0" distR="0" wp14:anchorId="0610360E" wp14:editId="4CEAD104">
-            <wp:extent cx="3734718" cy="3907766"/>
-            <wp:effectExtent l="0" t="0" r="0" b="0"/>
-            <wp:docPr id="13" name="Рисунок 13"/>
+          <wp:inline distT="0" distB="0" distL="0" distR="0" wp14:anchorId="22B9234F" wp14:editId="6EF9B40A">
+            <wp:extent cx="6384925" cy="3617595"/>
+            <wp:effectExtent l="0" t="0" r="0" b="1905"/>
+            <wp:docPr id="26" name="Рисунок 26"/>
             <wp:cNvGraphicFramePr>
               <a:graphicFrameLocks xmlns:a="http://schemas.openxmlformats.org/drawingml/2006/main" noChangeAspect="1"/>
             </wp:cNvGraphicFramePr>
@@ -9918,13 +11268,13 @@
               <a:graphicData uri="http://schemas.openxmlformats.org/drawingml/2006/picture">
                 <pic:pic xmlns:pic="http://schemas.openxmlformats.org/drawingml/2006/picture">
                   <pic:nvPicPr>
-                    <pic:cNvPr id="0" name="Picture 1"/>
+                    <pic:cNvPr id="0" name="Picture 2"/>
                     <pic:cNvPicPr>
                       <a:picLocks noChangeAspect="1" noChangeArrowheads="1"/>
                     </pic:cNvPicPr>
                   </pic:nvPicPr>
                   <pic:blipFill>
-                    <a:blip r:embed="rId34">
+                    <a:blip r:embed="rId37">
                       <a:extLst>
                         <a:ext uri="{28A0092B-C50C-407E-A947-70E740481C1C}">
                           <a14:useLocalDpi xmlns:a14="http://schemas.microsoft.com/office/drawing/2010/main" val="0"/>
@@ -9939,7 +11289,7 @@
                   <pic:spPr bwMode="auto">
                     <a:xfrm>
                       <a:off x="0" y="0"/>
-                      <a:ext cx="3756402" cy="3930455"/>
+                      <a:ext cx="6384925" cy="3617595"/>
                     </a:xfrm>
                     <a:prstGeom prst="rect">
                       <a:avLst/>
@@ -9982,6 +11332,14 @@
           <w:szCs w:val="28"/>
         </w:rPr>
       </w:pPr>
+      <w:r>
+        <w:rPr>
+          <w:rFonts w:ascii="Times New Roman" w:hAnsi="Times New Roman" w:cs="Times New Roman"/>
+          <w:sz w:val="28"/>
+          <w:szCs w:val="28"/>
+        </w:rPr>
+        <w:br/>
+      </w:r>
     </w:p>
     <w:p>
       <w:pPr>
@@ -9993,7 +11351,7 @@
           <w:szCs w:val="36"/>
         </w:rPr>
       </w:pPr>
-      <w:bookmarkStart w:id="16" w:name="_Toc223820377"/>
+      <w:bookmarkStart w:id="21" w:name="_Toc225116387"/>
       <w:r>
         <w:rPr>
           <w:rFonts w:ascii="Times New Roman" w:hAnsi="Times New Roman" w:cs="Times New Roman"/>
@@ -10003,7 +11361,7 @@
         <w:lastRenderedPageBreak/>
         <w:t>Макросы</w:t>
       </w:r>
-      <w:bookmarkEnd w:id="16"/>
+      <w:bookmarkEnd w:id="21"/>
     </w:p>
     <w:p/>
     <w:p>
@@ -10180,7 +11538,7 @@
                     </pic:cNvPicPr>
                   </pic:nvPicPr>
                   <pic:blipFill>
-                    <a:blip r:embed="rId35">
+                    <a:blip r:embed="rId38">
                       <a:extLst>
                         <a:ext uri="{28A0092B-C50C-407E-A947-70E740481C1C}">
                           <a14:useLocalDpi xmlns:a14="http://schemas.microsoft.com/office/drawing/2010/main" val="0"/>
@@ -10292,7 +11650,7 @@
           <w:szCs w:val="32"/>
         </w:rPr>
       </w:pPr>
-      <w:bookmarkStart w:id="17" w:name="_Toc223820378"/>
+      <w:bookmarkStart w:id="22" w:name="_Toc225116388"/>
       <w:r>
         <w:rPr>
           <w:rFonts w:ascii="Times New Roman" w:hAnsi="Times New Roman" w:cs="Times New Roman"/>
@@ -10302,7 +11660,7 @@
         <w:lastRenderedPageBreak/>
         <w:t>Редактирование макроса</w:t>
       </w:r>
-      <w:bookmarkEnd w:id="17"/>
+      <w:bookmarkEnd w:id="22"/>
     </w:p>
     <w:p>
       <w:pPr>
@@ -10641,7 +11999,7 @@
                     </pic:cNvPicPr>
                   </pic:nvPicPr>
                   <pic:blipFill>
-                    <a:blip r:embed="rId36">
+                    <a:blip r:embed="rId39">
                       <a:extLst>
                         <a:ext uri="{28A0092B-C50C-407E-A947-70E740481C1C}">
                           <a14:useLocalDpi xmlns:a14="http://schemas.microsoft.com/office/drawing/2010/main" val="0"/>
@@ -10725,7 +12083,7 @@
                     </pic:cNvPicPr>
                   </pic:nvPicPr>
                   <pic:blipFill>
-                    <a:blip r:embed="rId37">
+                    <a:blip r:embed="rId40">
                       <a:extLst>
                         <a:ext uri="{28A0092B-C50C-407E-A947-70E740481C1C}">
                           <a14:useLocalDpi xmlns:a14="http://schemas.microsoft.com/office/drawing/2010/main" val="0"/>
@@ -11321,7 +12679,7 @@
                     </pic:cNvPicPr>
                   </pic:nvPicPr>
                   <pic:blipFill>
-                    <a:blip r:embed="rId38">
+                    <a:blip r:embed="rId41">
                       <a:extLst>
                         <a:ext uri="{28A0092B-C50C-407E-A947-70E740481C1C}">
                           <a14:useLocalDpi xmlns:a14="http://schemas.microsoft.com/office/drawing/2010/main" val="0"/>
@@ -11693,7 +13051,7 @@
                     </pic:cNvPicPr>
                   </pic:nvPicPr>
                   <pic:blipFill>
-                    <a:blip r:embed="rId39">
+                    <a:blip r:embed="rId42">
                       <a:extLst>
                         <a:ext uri="{28A0092B-C50C-407E-A947-70E740481C1C}">
                           <a14:useLocalDpi xmlns:a14="http://schemas.microsoft.com/office/drawing/2010/main" val="0"/>
@@ -11816,7 +13174,7 @@
           <w:szCs w:val="36"/>
         </w:rPr>
       </w:pPr>
-      <w:bookmarkStart w:id="18" w:name="_Toc223820379"/>
+      <w:bookmarkStart w:id="23" w:name="_Toc225116389"/>
       <w:r>
         <w:rPr>
           <w:rFonts w:ascii="Times New Roman" w:hAnsi="Times New Roman" w:cs="Times New Roman"/>
@@ -11835,7 +13193,7 @@
         </w:rPr>
         <w:t>Хабр</w:t>
       </w:r>
-      <w:bookmarkEnd w:id="18"/>
+      <w:bookmarkEnd w:id="23"/>
       <w:proofErr w:type="spellEnd"/>
     </w:p>
     <w:p>
@@ -11855,7 +13213,7 @@
           <w:szCs w:val="28"/>
         </w:rPr>
       </w:pPr>
-      <w:hyperlink r:id="rId40" w:history="1">
+      <w:hyperlink r:id="rId43" w:history="1">
         <w:proofErr w:type="spellStart"/>
         <w:r>
           <w:rPr>
@@ -12077,7 +13435,7 @@
           <w:szCs w:val="28"/>
         </w:rPr>
       </w:pPr>
-      <w:hyperlink r:id="rId41" w:history="1">
+      <w:hyperlink r:id="rId44" w:history="1">
         <w:r>
           <w:rPr>
             <w:rStyle w:val="a7"/>
@@ -12126,7 +13484,7 @@
           <w:szCs w:val="28"/>
         </w:rPr>
       </w:pPr>
-      <w:hyperlink r:id="rId42" w:history="1">
+      <w:hyperlink r:id="rId45" w:history="1">
         <w:r>
           <w:rPr>
             <w:rStyle w:val="a7"/>
@@ -12186,7 +13544,7 @@
           <w:szCs w:val="36"/>
         </w:rPr>
       </w:pPr>
-      <w:bookmarkStart w:id="19" w:name="_Toc223820380"/>
+      <w:bookmarkStart w:id="24" w:name="_Toc225116390"/>
       <w:r>
         <w:rPr>
           <w:rFonts w:ascii="Times New Roman" w:hAnsi="Times New Roman" w:cs="Times New Roman"/>
@@ -12195,26 +13553,26 @@
         </w:rPr>
         <w:t>Ссылка на скачивание</w:t>
       </w:r>
-      <w:bookmarkEnd w:id="19"/>
-    </w:p>
-    <w:p>
-      <w:pPr>
-        <w:rPr>
-          <w:rFonts w:ascii="Times New Roman" w:hAnsi="Times New Roman" w:cs="Times New Roman"/>
-          <w:sz w:val="28"/>
-          <w:szCs w:val="28"/>
-        </w:rPr>
-      </w:pPr>
-    </w:p>
-    <w:p>
-      <w:pPr>
-        <w:rPr>
-          <w:rFonts w:ascii="Times New Roman" w:hAnsi="Times New Roman" w:cs="Times New Roman"/>
-          <w:sz w:val="28"/>
-          <w:szCs w:val="28"/>
-        </w:rPr>
-      </w:pPr>
-      <w:hyperlink r:id="rId43" w:history="1">
+      <w:bookmarkEnd w:id="24"/>
+    </w:p>
+    <w:p>
+      <w:pPr>
+        <w:rPr>
+          <w:rFonts w:ascii="Times New Roman" w:hAnsi="Times New Roman" w:cs="Times New Roman"/>
+          <w:sz w:val="28"/>
+          <w:szCs w:val="28"/>
+        </w:rPr>
+      </w:pPr>
+    </w:p>
+    <w:p>
+      <w:pPr>
+        <w:rPr>
+          <w:rFonts w:ascii="Times New Roman" w:hAnsi="Times New Roman" w:cs="Times New Roman"/>
+          <w:sz w:val="28"/>
+          <w:szCs w:val="28"/>
+        </w:rPr>
+      </w:pPr>
+      <w:hyperlink r:id="rId46" w:history="1">
         <w:r>
           <w:rPr>
             <w:rStyle w:val="a7"/>
@@ -12335,7 +13693,7 @@
           <w:szCs w:val="36"/>
         </w:rPr>
       </w:pPr>
-      <w:bookmarkStart w:id="20" w:name="_Toc223820381"/>
+      <w:bookmarkStart w:id="25" w:name="_Toc225116391"/>
       <w:r>
         <w:rPr>
           <w:rFonts w:ascii="Times New Roman" w:hAnsi="Times New Roman" w:cs="Times New Roman"/>
@@ -12345,7 +13703,7 @@
         <w:lastRenderedPageBreak/>
         <w:t>История версий</w:t>
       </w:r>
-      <w:bookmarkEnd w:id="20"/>
+      <w:bookmarkEnd w:id="25"/>
     </w:p>
     <w:p>
       <w:pPr>
@@ -12365,7 +13723,7 @@
           <w:szCs w:val="32"/>
         </w:rPr>
       </w:pPr>
-      <w:bookmarkStart w:id="21" w:name="_Toc223820382"/>
+      <w:bookmarkStart w:id="26" w:name="_Toc225116392"/>
       <w:r>
         <w:rPr>
           <w:rFonts w:ascii="Times New Roman" w:hAnsi="Times New Roman" w:cs="Times New Roman"/>
@@ -12374,7 +13732,7 @@
         </w:rPr>
         <w:t>3.4.0</w:t>
       </w:r>
-      <w:bookmarkEnd w:id="21"/>
+      <w:bookmarkEnd w:id="26"/>
     </w:p>
     <w:p>
       <w:pPr>
@@ -12426,25 +13784,25 @@
           <w:rFonts w:ascii="Times New Roman" w:hAnsi="Times New Roman" w:cs="Times New Roman"/>
           <w:sz w:val="28"/>
           <w:szCs w:val="28"/>
-        </w:rPr>
-        <w:t xml:space="preserve">Добавлен режим мониторинга </w:t>
-      </w:r>
-      <w:r>
-        <w:rPr>
-          <w:rFonts w:ascii="Times New Roman" w:hAnsi="Times New Roman" w:cs="Times New Roman"/>
-          <w:sz w:val="28"/>
-          <w:szCs w:val="28"/>
           <w:lang w:val="en-US"/>
         </w:rPr>
-        <w:t>Modbus</w:t>
-      </w:r>
-      <w:r>
-        <w:rPr>
-          <w:rFonts w:ascii="Times New Roman" w:hAnsi="Times New Roman" w:cs="Times New Roman"/>
-          <w:sz w:val="28"/>
-          <w:szCs w:val="28"/>
-        </w:rPr>
-        <w:t>.</w:t>
+        <w:t xml:space="preserve">Modbus: </w:t>
+      </w:r>
+      <w:r>
+        <w:rPr>
+          <w:rFonts w:ascii="Times New Roman" w:hAnsi="Times New Roman" w:cs="Times New Roman"/>
+          <w:sz w:val="28"/>
+          <w:szCs w:val="28"/>
+        </w:rPr>
+        <w:t>д</w:t>
+      </w:r>
+      <w:r>
+        <w:rPr>
+          <w:rFonts w:ascii="Times New Roman" w:hAnsi="Times New Roman" w:cs="Times New Roman"/>
+          <w:sz w:val="28"/>
+          <w:szCs w:val="28"/>
+        </w:rPr>
+        <w:t>обавлен режим мониторинга.</w:t>
       </w:r>
     </w:p>
     <w:p>
@@ -12466,68 +13824,25 @@
           <w:rFonts w:ascii="Times New Roman" w:hAnsi="Times New Roman" w:cs="Times New Roman"/>
           <w:sz w:val="28"/>
           <w:szCs w:val="28"/>
-        </w:rPr>
-        <w:t>Мелкие исправления и рефакторинг.</w:t>
-      </w:r>
-    </w:p>
-    <w:p>
-      <w:pPr>
-        <w:rPr>
-          <w:rFonts w:ascii="Times New Roman" w:hAnsi="Times New Roman" w:cs="Times New Roman"/>
-          <w:sz w:val="28"/>
-          <w:szCs w:val="28"/>
-        </w:rPr>
-      </w:pPr>
-    </w:p>
-    <w:p>
-      <w:pPr>
-        <w:pStyle w:val="2"/>
-        <w:rPr>
-          <w:rFonts w:ascii="Times New Roman" w:hAnsi="Times New Roman" w:cs="Times New Roman"/>
-          <w:sz w:val="32"/>
-          <w:szCs w:val="32"/>
-        </w:rPr>
-      </w:pPr>
-      <w:bookmarkStart w:id="22" w:name="_Toc223820383"/>
-      <w:r>
-        <w:rPr>
-          <w:rFonts w:ascii="Times New Roman" w:hAnsi="Times New Roman" w:cs="Times New Roman"/>
-          <w:sz w:val="32"/>
-          <w:szCs w:val="32"/>
-        </w:rPr>
-        <w:t>3.3.3</w:t>
-      </w:r>
-      <w:bookmarkEnd w:id="22"/>
-    </w:p>
-    <w:p>
-      <w:pPr>
-        <w:rPr>
-          <w:rFonts w:ascii="Times New Roman" w:hAnsi="Times New Roman" w:cs="Times New Roman"/>
-          <w:b/>
-          <w:bCs/>
-          <w:sz w:val="28"/>
-          <w:szCs w:val="28"/>
-        </w:rPr>
-      </w:pPr>
-      <w:r>
-        <w:rPr>
-          <w:rFonts w:ascii="Times New Roman" w:hAnsi="Times New Roman" w:cs="Times New Roman"/>
-          <w:b/>
-          <w:bCs/>
-          <w:sz w:val="28"/>
-          <w:szCs w:val="28"/>
-        </w:rPr>
-        <w:br/>
-      </w:r>
-      <w:r>
-        <w:rPr>
-          <w:rFonts w:ascii="Times New Roman" w:hAnsi="Times New Roman" w:cs="Times New Roman"/>
-          <w:b/>
-          <w:bCs/>
-          <w:sz w:val="28"/>
-          <w:szCs w:val="28"/>
-        </w:rPr>
-        <w:t>Новый функционал:</w:t>
+          <w:lang w:val="en-US"/>
+        </w:rPr>
+        <w:t>Modbus</w:t>
+      </w:r>
+      <w:r>
+        <w:rPr>
+          <w:rFonts w:ascii="Times New Roman" w:hAnsi="Times New Roman" w:cs="Times New Roman"/>
+          <w:sz w:val="28"/>
+          <w:szCs w:val="28"/>
+        </w:rPr>
+        <w:t xml:space="preserve"> </w:t>
+      </w:r>
+      <w:r>
+        <w:rPr>
+          <w:rFonts w:ascii="Times New Roman" w:hAnsi="Times New Roman" w:cs="Times New Roman"/>
+          <w:sz w:val="28"/>
+          <w:szCs w:val="28"/>
+        </w:rPr>
+        <w:t>сканер: добавлены шаблоны для функций опроса.</w:t>
       </w:r>
     </w:p>
     <w:p>
@@ -12550,7 +13865,67 @@
           <w:sz w:val="28"/>
           <w:szCs w:val="28"/>
         </w:rPr>
-        <w:t>Теперь при работе с макросами используется только одно окно (рабочее поле или редактирование). Неиспользуемое окно скрывается.</w:t>
+        <w:t>Мелкие исправления и рефакторинг.</w:t>
+      </w:r>
+    </w:p>
+    <w:p>
+      <w:pPr>
+        <w:rPr>
+          <w:rFonts w:ascii="Times New Roman" w:hAnsi="Times New Roman" w:cs="Times New Roman"/>
+          <w:sz w:val="28"/>
+          <w:szCs w:val="28"/>
+        </w:rPr>
+      </w:pPr>
+    </w:p>
+    <w:p>
+      <w:pPr>
+        <w:pStyle w:val="2"/>
+        <w:rPr>
+          <w:rFonts w:ascii="Times New Roman" w:hAnsi="Times New Roman" w:cs="Times New Roman"/>
+          <w:sz w:val="32"/>
+          <w:szCs w:val="32"/>
+        </w:rPr>
+      </w:pPr>
+      <w:bookmarkStart w:id="27" w:name="_Toc225116393"/>
+      <w:r>
+        <w:rPr>
+          <w:rFonts w:ascii="Times New Roman" w:hAnsi="Times New Roman" w:cs="Times New Roman"/>
+          <w:sz w:val="32"/>
+          <w:szCs w:val="32"/>
+        </w:rPr>
+        <w:t>3.3.3</w:t>
+      </w:r>
+      <w:bookmarkEnd w:id="27"/>
+    </w:p>
+    <w:p>
+      <w:pPr>
+        <w:rPr>
+          <w:rFonts w:ascii="Times New Roman" w:hAnsi="Times New Roman" w:cs="Times New Roman"/>
+          <w:b/>
+          <w:bCs/>
+          <w:sz w:val="28"/>
+          <w:szCs w:val="28"/>
+        </w:rPr>
+      </w:pPr>
+      <w:r>
+        <w:rPr>
+          <w:rFonts w:ascii="Times New Roman" w:hAnsi="Times New Roman" w:cs="Times New Roman"/>
+          <w:b/>
+          <w:bCs/>
+          <w:sz w:val="28"/>
+          <w:szCs w:val="28"/>
+        </w:rPr>
+        <w:br/>
+      </w:r>
+      <w:r>
+        <w:rPr>
+          <w:rFonts w:ascii="Times New Roman" w:hAnsi="Times New Roman" w:cs="Times New Roman"/>
+          <w:b/>
+          <w:bCs/>
+          <w:sz w:val="28"/>
+          <w:szCs w:val="28"/>
+        </w:rPr>
+        <w:t>Новый функционал:</w:t>
       </w:r>
     </w:p>
     <w:p>
@@ -12573,83 +13948,7 @@
           <w:sz w:val="28"/>
           <w:szCs w:val="28"/>
         </w:rPr>
-        <w:t xml:space="preserve">Рефакторинг </w:t>
-      </w:r>
-      <w:r>
-        <w:rPr>
-          <w:rFonts w:ascii="Times New Roman" w:hAnsi="Times New Roman" w:cs="Times New Roman"/>
-          <w:sz w:val="28"/>
-          <w:szCs w:val="28"/>
-          <w:lang w:val="en-US"/>
-        </w:rPr>
-        <w:t xml:space="preserve">Unit </w:t>
-      </w:r>
-      <w:r>
-        <w:rPr>
-          <w:rFonts w:ascii="Times New Roman" w:hAnsi="Times New Roman" w:cs="Times New Roman"/>
-          <w:sz w:val="28"/>
-          <w:szCs w:val="28"/>
-        </w:rPr>
-        <w:t>тестов.</w:t>
-      </w:r>
-    </w:p>
-    <w:p>
-      <w:pPr>
-        <w:rPr>
-          <w:sz w:val="28"/>
-          <w:szCs w:val="28"/>
-        </w:rPr>
-      </w:pPr>
-    </w:p>
-    <w:p>
-      <w:pPr>
-        <w:pStyle w:val="2"/>
-        <w:rPr>
-          <w:rFonts w:ascii="Times New Roman" w:hAnsi="Times New Roman" w:cs="Times New Roman"/>
-          <w:sz w:val="32"/>
-          <w:szCs w:val="32"/>
-        </w:rPr>
-      </w:pPr>
-      <w:bookmarkStart w:id="23" w:name="_Toc223820384"/>
-      <w:r>
-        <w:rPr>
-          <w:rFonts w:ascii="Times New Roman" w:hAnsi="Times New Roman" w:cs="Times New Roman"/>
-          <w:sz w:val="32"/>
-          <w:szCs w:val="32"/>
-        </w:rPr>
-        <w:t>3.3.2</w:t>
-      </w:r>
-      <w:bookmarkEnd w:id="23"/>
-    </w:p>
-    <w:p>
-      <w:pPr>
-        <w:rPr>
-          <w:rFonts w:ascii="Times New Roman" w:hAnsi="Times New Roman" w:cs="Times New Roman"/>
-          <w:b/>
-          <w:bCs/>
-          <w:sz w:val="28"/>
-          <w:szCs w:val="28"/>
-        </w:rPr>
-      </w:pPr>
-      <w:r>
-        <w:rPr>
-          <w:rFonts w:ascii="Times New Roman" w:hAnsi="Times New Roman" w:cs="Times New Roman"/>
-          <w:b/>
-          <w:bCs/>
-          <w:sz w:val="28"/>
-          <w:szCs w:val="28"/>
-        </w:rPr>
-        <w:br/>
-      </w:r>
-      <w:r>
-        <w:rPr>
-          <w:rFonts w:ascii="Times New Roman" w:hAnsi="Times New Roman" w:cs="Times New Roman"/>
-          <w:b/>
-          <w:bCs/>
-          <w:sz w:val="28"/>
-          <w:szCs w:val="28"/>
-        </w:rPr>
-        <w:t>Новый функционал:</w:t>
+        <w:t>Теперь при работе с макросами используется только одно окно (рабочее поле или редактирование). Неиспользуемое окно скрывается.</w:t>
       </w:r>
     </w:p>
     <w:p>
@@ -12666,23 +13965,89 @@
           <w:szCs w:val="28"/>
         </w:rPr>
       </w:pPr>
-      <w:proofErr w:type="spellStart"/>
-      <w:r>
-        <w:rPr>
-          <w:rFonts w:ascii="Times New Roman" w:hAnsi="Times New Roman" w:cs="Times New Roman"/>
-          <w:sz w:val="28"/>
-          <w:szCs w:val="28"/>
-        </w:rPr>
-        <w:t>Modbus</w:t>
-      </w:r>
-      <w:proofErr w:type="spellEnd"/>
-      <w:r>
-        <w:rPr>
-          <w:rFonts w:ascii="Times New Roman" w:hAnsi="Times New Roman" w:cs="Times New Roman"/>
-          <w:sz w:val="28"/>
-          <w:szCs w:val="28"/>
-        </w:rPr>
-        <w:t>: теперь если сработал таймаут, то выводится содержимое запроса.</w:t>
+      <w:r>
+        <w:rPr>
+          <w:rFonts w:ascii="Times New Roman" w:hAnsi="Times New Roman" w:cs="Times New Roman"/>
+          <w:sz w:val="28"/>
+          <w:szCs w:val="28"/>
+        </w:rPr>
+        <w:t xml:space="preserve">Рефакторинг </w:t>
+      </w:r>
+      <w:r>
+        <w:rPr>
+          <w:rFonts w:ascii="Times New Roman" w:hAnsi="Times New Roman" w:cs="Times New Roman"/>
+          <w:sz w:val="28"/>
+          <w:szCs w:val="28"/>
+          <w:lang w:val="en-US"/>
+        </w:rPr>
+        <w:t xml:space="preserve">Unit </w:t>
+      </w:r>
+      <w:r>
+        <w:rPr>
+          <w:rFonts w:ascii="Times New Roman" w:hAnsi="Times New Roman" w:cs="Times New Roman"/>
+          <w:sz w:val="28"/>
+          <w:szCs w:val="28"/>
+        </w:rPr>
+        <w:t>тестов.</w:t>
+      </w:r>
+    </w:p>
+    <w:p>
+      <w:pPr>
+        <w:rPr>
+          <w:sz w:val="28"/>
+          <w:szCs w:val="28"/>
+        </w:rPr>
+      </w:pPr>
+    </w:p>
+    <w:p>
+      <w:pPr>
+        <w:pStyle w:val="2"/>
+        <w:rPr>
+          <w:rFonts w:ascii="Times New Roman" w:hAnsi="Times New Roman" w:cs="Times New Roman"/>
+          <w:sz w:val="32"/>
+          <w:szCs w:val="32"/>
+        </w:rPr>
+      </w:pPr>
+      <w:bookmarkStart w:id="28" w:name="_Toc225116394"/>
+      <w:r>
+        <w:rPr>
+          <w:rFonts w:ascii="Times New Roman" w:hAnsi="Times New Roman" w:cs="Times New Roman"/>
+          <w:sz w:val="32"/>
+          <w:szCs w:val="32"/>
+        </w:rPr>
+        <w:t>3.3.2</w:t>
+      </w:r>
+      <w:bookmarkEnd w:id="28"/>
+    </w:p>
+    <w:p>
+      <w:pPr>
+        <w:rPr>
+          <w:rFonts w:ascii="Times New Roman" w:hAnsi="Times New Roman" w:cs="Times New Roman"/>
+          <w:b/>
+          <w:bCs/>
+          <w:sz w:val="28"/>
+          <w:szCs w:val="28"/>
+        </w:rPr>
+      </w:pPr>
+      <w:r>
+        <w:rPr>
+          <w:rFonts w:ascii="Times New Roman" w:hAnsi="Times New Roman" w:cs="Times New Roman"/>
+          <w:b/>
+          <w:bCs/>
+          <w:sz w:val="28"/>
+          <w:szCs w:val="28"/>
+        </w:rPr>
+        <w:br/>
+      </w:r>
+      <w:r>
+        <w:rPr>
+          <w:rFonts w:ascii="Times New Roman" w:hAnsi="Times New Roman" w:cs="Times New Roman"/>
+          <w:b/>
+          <w:bCs/>
+          <w:sz w:val="28"/>
+          <w:szCs w:val="28"/>
+        </w:rPr>
+        <w:t>Новый функционал:</w:t>
       </w:r>
     </w:p>
     <w:p>
@@ -12699,35 +14064,23 @@
           <w:szCs w:val="28"/>
         </w:rPr>
       </w:pPr>
-      <w:r>
-        <w:rPr>
-          <w:rFonts w:ascii="Times New Roman" w:hAnsi="Times New Roman" w:cs="Times New Roman"/>
-          <w:sz w:val="28"/>
-          <w:szCs w:val="28"/>
-        </w:rPr>
-        <w:t>Расширен функционал окна "О приложении".</w:t>
-      </w:r>
-    </w:p>
-    <w:p>
-      <w:pPr>
-        <w:spacing w:line="360" w:lineRule="auto"/>
-        <w:rPr>
-          <w:rFonts w:ascii="Times New Roman" w:hAnsi="Times New Roman" w:cs="Times New Roman"/>
-          <w:b/>
-          <w:bCs/>
-          <w:sz w:val="28"/>
-          <w:szCs w:val="28"/>
-        </w:rPr>
-      </w:pPr>
-      <w:r>
-        <w:rPr>
-          <w:rFonts w:ascii="Times New Roman" w:hAnsi="Times New Roman" w:cs="Times New Roman"/>
-          <w:b/>
-          <w:bCs/>
-          <w:sz w:val="28"/>
-          <w:szCs w:val="28"/>
-        </w:rPr>
-        <w:t>Исправление ошибок:</w:t>
+      <w:proofErr w:type="spellStart"/>
+      <w:r>
+        <w:rPr>
+          <w:rFonts w:ascii="Times New Roman" w:hAnsi="Times New Roman" w:cs="Times New Roman"/>
+          <w:sz w:val="28"/>
+          <w:szCs w:val="28"/>
+        </w:rPr>
+        <w:t>Modbus</w:t>
+      </w:r>
+      <w:proofErr w:type="spellEnd"/>
+      <w:r>
+        <w:rPr>
+          <w:rFonts w:ascii="Times New Roman" w:hAnsi="Times New Roman" w:cs="Times New Roman"/>
+          <w:sz w:val="28"/>
+          <w:szCs w:val="28"/>
+        </w:rPr>
+        <w:t>: теперь если сработал таймаут, то выводится содержимое запроса.</w:t>
       </w:r>
     </w:p>
     <w:p>
@@ -12750,33 +14103,29 @@
           <w:sz w:val="28"/>
           <w:szCs w:val="28"/>
         </w:rPr>
-        <w:t>Р</w:t>
-      </w:r>
-      <w:r>
-        <w:rPr>
-          <w:rFonts w:ascii="Times New Roman" w:hAnsi="Times New Roman" w:cs="Times New Roman"/>
-          <w:sz w:val="28"/>
-          <w:szCs w:val="28"/>
-        </w:rPr>
-        <w:t xml:space="preserve">едкое зависание при записи/чтении </w:t>
-      </w:r>
-      <w:proofErr w:type="spellStart"/>
-      <w:r>
-        <w:rPr>
-          <w:rFonts w:ascii="Times New Roman" w:hAnsi="Times New Roman" w:cs="Times New Roman"/>
-          <w:sz w:val="28"/>
-          <w:szCs w:val="28"/>
-        </w:rPr>
-        <w:t>Modbus</w:t>
-      </w:r>
-      <w:proofErr w:type="spellEnd"/>
-      <w:r>
-        <w:rPr>
-          <w:rFonts w:ascii="Times New Roman" w:hAnsi="Times New Roman" w:cs="Times New Roman"/>
-          <w:sz w:val="28"/>
-          <w:szCs w:val="28"/>
-        </w:rPr>
-        <w:t>.</w:t>
+        <w:t>Расширен функционал окна "О приложении".</w:t>
+      </w:r>
+    </w:p>
+    <w:p>
+      <w:pPr>
+        <w:spacing w:line="360" w:lineRule="auto"/>
+        <w:rPr>
+          <w:rFonts w:ascii="Times New Roman" w:hAnsi="Times New Roman" w:cs="Times New Roman"/>
+          <w:b/>
+          <w:bCs/>
+          <w:sz w:val="28"/>
+          <w:szCs w:val="28"/>
+        </w:rPr>
+      </w:pPr>
+      <w:r>
+        <w:rPr>
+          <w:rFonts w:ascii="Times New Roman" w:hAnsi="Times New Roman" w:cs="Times New Roman"/>
+          <w:b/>
+          <w:bCs/>
+          <w:sz w:val="28"/>
+          <w:szCs w:val="28"/>
+        </w:rPr>
+        <w:t>Исправление ошибок:</w:t>
       </w:r>
     </w:p>
     <w:p>
@@ -12799,15 +14148,33 @@
           <w:sz w:val="28"/>
           <w:szCs w:val="28"/>
         </w:rPr>
-        <w:t>П</w:t>
-      </w:r>
-      <w:r>
-        <w:rPr>
-          <w:rFonts w:ascii="Times New Roman" w:hAnsi="Times New Roman" w:cs="Times New Roman"/>
-          <w:sz w:val="28"/>
-          <w:szCs w:val="28"/>
-        </w:rPr>
-        <w:t>родолжение работы цикличного опроса в случае появления ошибки.</w:t>
+        <w:t>Р</w:t>
+      </w:r>
+      <w:r>
+        <w:rPr>
+          <w:rFonts w:ascii="Times New Roman" w:hAnsi="Times New Roman" w:cs="Times New Roman"/>
+          <w:sz w:val="28"/>
+          <w:szCs w:val="28"/>
+        </w:rPr>
+        <w:t xml:space="preserve">едкое зависание при записи/чтении </w:t>
+      </w:r>
+      <w:proofErr w:type="spellStart"/>
+      <w:r>
+        <w:rPr>
+          <w:rFonts w:ascii="Times New Roman" w:hAnsi="Times New Roman" w:cs="Times New Roman"/>
+          <w:sz w:val="28"/>
+          <w:szCs w:val="28"/>
+        </w:rPr>
+        <w:t>Modbus</w:t>
+      </w:r>
+      <w:proofErr w:type="spellEnd"/>
+      <w:r>
+        <w:rPr>
+          <w:rFonts w:ascii="Times New Roman" w:hAnsi="Times New Roman" w:cs="Times New Roman"/>
+          <w:sz w:val="28"/>
+          <w:szCs w:val="28"/>
+        </w:rPr>
+        <w:t>.</w:t>
       </w:r>
     </w:p>
     <w:p>
@@ -12830,33 +14197,15 @@
           <w:sz w:val="28"/>
           <w:szCs w:val="28"/>
         </w:rPr>
-        <w:t>Н</w:t>
-      </w:r>
-      <w:r>
-        <w:rPr>
-          <w:rFonts w:ascii="Times New Roman" w:hAnsi="Times New Roman" w:cs="Times New Roman"/>
-          <w:sz w:val="28"/>
-          <w:szCs w:val="28"/>
-        </w:rPr>
-        <w:t xml:space="preserve">еправильное отображение количества записанных регистров </w:t>
-      </w:r>
-      <w:proofErr w:type="spellStart"/>
-      <w:r>
-        <w:rPr>
-          <w:rFonts w:ascii="Times New Roman" w:hAnsi="Times New Roman" w:cs="Times New Roman"/>
-          <w:sz w:val="28"/>
-          <w:szCs w:val="28"/>
-        </w:rPr>
-        <w:t>Modbus</w:t>
-      </w:r>
-      <w:proofErr w:type="spellEnd"/>
-      <w:r>
-        <w:rPr>
-          <w:rFonts w:ascii="Times New Roman" w:hAnsi="Times New Roman" w:cs="Times New Roman"/>
-          <w:sz w:val="28"/>
-          <w:szCs w:val="28"/>
-        </w:rPr>
-        <w:t xml:space="preserve"> после отправки команды макроса.</w:t>
+        <w:t>П</w:t>
+      </w:r>
+      <w:r>
+        <w:rPr>
+          <w:rFonts w:ascii="Times New Roman" w:hAnsi="Times New Roman" w:cs="Times New Roman"/>
+          <w:sz w:val="28"/>
+          <w:szCs w:val="28"/>
+        </w:rPr>
+        <w:t>родолжение работы цикличного опроса в случае появления ошибки.</w:t>
       </w:r>
     </w:p>
     <w:p>
@@ -12879,15 +14228,15 @@
           <w:sz w:val="28"/>
           <w:szCs w:val="28"/>
         </w:rPr>
-        <w:t>П</w:t>
-      </w:r>
-      <w:r>
-        <w:rPr>
-          <w:rFonts w:ascii="Times New Roman" w:hAnsi="Times New Roman" w:cs="Times New Roman"/>
-          <w:sz w:val="28"/>
-          <w:szCs w:val="28"/>
-        </w:rPr>
-        <w:t xml:space="preserve">ри отправке отдельных команд макроса не учитывается единый </w:t>
+        <w:t>Н</w:t>
+      </w:r>
+      <w:r>
+        <w:rPr>
+          <w:rFonts w:ascii="Times New Roman" w:hAnsi="Times New Roman" w:cs="Times New Roman"/>
+          <w:sz w:val="28"/>
+          <w:szCs w:val="28"/>
+        </w:rPr>
+        <w:t xml:space="preserve">еправильное отображение количества записанных регистров </w:t>
       </w:r>
       <w:proofErr w:type="spellStart"/>
       <w:r>
@@ -12896,7 +14245,7 @@
           <w:sz w:val="28"/>
           <w:szCs w:val="28"/>
         </w:rPr>
-        <w:t>Slave</w:t>
+        <w:t>Modbus</w:t>
       </w:r>
       <w:proofErr w:type="spellEnd"/>
       <w:r>
@@ -12905,7 +14254,7 @@
           <w:sz w:val="28"/>
           <w:szCs w:val="28"/>
         </w:rPr>
-        <w:t xml:space="preserve"> ID.</w:t>
+        <w:t xml:space="preserve"> после отправки команды макроса.</w:t>
       </w:r>
     </w:p>
     <w:p>
@@ -12936,6 +14285,55 @@
           <w:sz w:val="28"/>
           <w:szCs w:val="28"/>
         </w:rPr>
+        <w:t xml:space="preserve">ри отправке отдельных команд макроса не учитывается единый </w:t>
+      </w:r>
+      <w:proofErr w:type="spellStart"/>
+      <w:r>
+        <w:rPr>
+          <w:rFonts w:ascii="Times New Roman" w:hAnsi="Times New Roman" w:cs="Times New Roman"/>
+          <w:sz w:val="28"/>
+          <w:szCs w:val="28"/>
+        </w:rPr>
+        <w:t>Slave</w:t>
+      </w:r>
+      <w:proofErr w:type="spellEnd"/>
+      <w:r>
+        <w:rPr>
+          <w:rFonts w:ascii="Times New Roman" w:hAnsi="Times New Roman" w:cs="Times New Roman"/>
+          <w:sz w:val="28"/>
+          <w:szCs w:val="28"/>
+        </w:rPr>
+        <w:t xml:space="preserve"> ID.</w:t>
+      </w:r>
+    </w:p>
+    <w:p>
+      <w:pPr>
+        <w:pStyle w:val="aa"/>
+        <w:numPr>
+          <w:ilvl w:val="0"/>
+          <w:numId w:val="11"/>
+        </w:numPr>
+        <w:spacing w:line="360" w:lineRule="auto"/>
+        <w:rPr>
+          <w:rFonts w:ascii="Times New Roman" w:hAnsi="Times New Roman" w:cs="Times New Roman"/>
+          <w:sz w:val="28"/>
+          <w:szCs w:val="28"/>
+        </w:rPr>
+      </w:pPr>
+      <w:r>
+        <w:rPr>
+          <w:rFonts w:ascii="Times New Roman" w:hAnsi="Times New Roman" w:cs="Times New Roman"/>
+          <w:sz w:val="28"/>
+          <w:szCs w:val="28"/>
+        </w:rPr>
+        <w:t>П</w:t>
+      </w:r>
+      <w:r>
+        <w:rPr>
+          <w:rFonts w:ascii="Times New Roman" w:hAnsi="Times New Roman" w:cs="Times New Roman"/>
+          <w:sz w:val="28"/>
+          <w:szCs w:val="28"/>
+        </w:rPr>
         <w:t xml:space="preserve">ри использовании единого </w:t>
       </w:r>
       <w:proofErr w:type="spellStart"/>
@@ -13002,7 +14400,7 @@
           <w:lang w:val="en-US"/>
         </w:rPr>
       </w:pPr>
-      <w:bookmarkStart w:id="24" w:name="_Toc223820385"/>
+      <w:bookmarkStart w:id="29" w:name="_Toc225116395"/>
       <w:r>
         <w:rPr>
           <w:rFonts w:ascii="Times New Roman" w:hAnsi="Times New Roman" w:cs="Times New Roman"/>
@@ -13013,7 +14411,7 @@
         <w:lastRenderedPageBreak/>
         <w:t>3.3.1</w:t>
       </w:r>
-      <w:bookmarkEnd w:id="24"/>
+      <w:bookmarkEnd w:id="29"/>
     </w:p>
     <w:p>
       <w:pPr>
@@ -13181,7 +14579,7 @@
           <w:lang w:val="en-US"/>
         </w:rPr>
       </w:pPr>
-      <w:bookmarkStart w:id="25" w:name="_Toc223820386"/>
+      <w:bookmarkStart w:id="30" w:name="_Toc225116396"/>
       <w:r>
         <w:rPr>
           <w:rFonts w:ascii="Times New Roman" w:hAnsi="Times New Roman" w:cs="Times New Roman"/>
@@ -13191,7 +14589,7 @@
         </w:rPr>
         <w:t>3.3.0</w:t>
       </w:r>
-      <w:bookmarkEnd w:id="25"/>
+      <w:bookmarkEnd w:id="30"/>
     </w:p>
     <w:p>
       <w:pPr>
@@ -13440,7 +14838,7 @@
           <w:szCs w:val="32"/>
         </w:rPr>
       </w:pPr>
-      <w:bookmarkStart w:id="26" w:name="_Toc223820387"/>
+      <w:bookmarkStart w:id="31" w:name="_Toc225116397"/>
       <w:r>
         <w:rPr>
           <w:rFonts w:ascii="Times New Roman" w:hAnsi="Times New Roman" w:cs="Times New Roman"/>
@@ -13473,7 +14871,7 @@
         </w:rPr>
         <w:t>1</w:t>
       </w:r>
-      <w:bookmarkEnd w:id="26"/>
+      <w:bookmarkEnd w:id="31"/>
     </w:p>
     <w:p>
       <w:pPr>
@@ -13757,7 +15155,7 @@
           <w:szCs w:val="32"/>
         </w:rPr>
       </w:pPr>
-      <w:bookmarkStart w:id="27" w:name="_Toc223820388"/>
+      <w:bookmarkStart w:id="32" w:name="_Toc225116398"/>
       <w:r>
         <w:rPr>
           <w:rFonts w:ascii="Times New Roman" w:hAnsi="Times New Roman" w:cs="Times New Roman"/>
@@ -13783,7 +15181,7 @@
         </w:rPr>
         <w:t>.0</w:t>
       </w:r>
-      <w:bookmarkEnd w:id="27"/>
+      <w:bookmarkEnd w:id="32"/>
     </w:p>
     <w:p>
       <w:pPr>
@@ -13969,7 +15367,7 @@
           <w:szCs w:val="32"/>
         </w:rPr>
       </w:pPr>
-      <w:bookmarkStart w:id="28" w:name="_Toc223820389"/>
+      <w:bookmarkStart w:id="33" w:name="_Toc225116399"/>
       <w:r>
         <w:rPr>
           <w:rFonts w:ascii="Times New Roman" w:hAnsi="Times New Roman" w:cs="Times New Roman"/>
@@ -13978,7 +15376,7 @@
         </w:rPr>
         <w:t>3.1.0</w:t>
       </w:r>
-      <w:bookmarkEnd w:id="28"/>
+      <w:bookmarkEnd w:id="33"/>
     </w:p>
     <w:p>
       <w:pPr>
@@ -14237,7 +15635,7 @@
           <w:szCs w:val="32"/>
         </w:rPr>
       </w:pPr>
-      <w:bookmarkStart w:id="29" w:name="_Toc223820390"/>
+      <w:bookmarkStart w:id="34" w:name="_Toc225116400"/>
       <w:r>
         <w:rPr>
           <w:rFonts w:ascii="Times New Roman" w:hAnsi="Times New Roman" w:cs="Times New Roman"/>
@@ -14246,7 +15644,7 @@
         </w:rPr>
         <w:t>3.0.0</w:t>
       </w:r>
-      <w:bookmarkEnd w:id="29"/>
+      <w:bookmarkEnd w:id="34"/>
     </w:p>
     <w:p>
       <w:pPr>
@@ -14559,7 +15957,7 @@
           <w:szCs w:val="32"/>
         </w:rPr>
       </w:pPr>
-      <w:bookmarkStart w:id="30" w:name="_Toc223820391"/>
+      <w:bookmarkStart w:id="35" w:name="_Toc225116401"/>
       <w:r>
         <w:rPr>
           <w:rFonts w:ascii="Times New Roman" w:hAnsi="Times New Roman" w:cs="Times New Roman"/>
@@ -14569,7 +15967,7 @@
         <w:lastRenderedPageBreak/>
         <w:t>2.7.0</w:t>
       </w:r>
-      <w:bookmarkEnd w:id="30"/>
+      <w:bookmarkEnd w:id="35"/>
       <w:r>
         <w:rPr>
           <w:rFonts w:ascii="Times New Roman" w:hAnsi="Times New Roman" w:cs="Times New Roman"/>
@@ -14650,7 +16048,7 @@
       </w:pPr>
     </w:p>
     <w:sectPr>
-      <w:footerReference w:type="default" r:id="rId44"/>
+      <w:footerReference w:type="default" r:id="rId47"/>
       <w:pgSz w:w="11906" w:h="16838"/>
       <w:pgMar w:top="720" w:right="720" w:bottom="720" w:left="720" w:header="708" w:footer="708" w:gutter="0"/>
       <w:cols w:space="708"/>
@@ -14756,6 +16154,155 @@
 <file path=word/numbering.xml><?xml version="1.0" encoding="utf-8"?>
 <w:numbering xmlns:wpc="http://schemas.microsoft.com/office/word/2010/wordprocessingCanvas" xmlns:cx="http://schemas.microsoft.com/office/drawing/2014/chartex" xmlns:cx1="http://schemas.microsoft.com/office/drawing/2015/9/8/chartex" xmlns:cx2="http://schemas.microsoft.com/office/drawing/2015/10/21/chartex" xmlns:cx3="http://schemas.microsoft.com/office/drawing/2016/5/9/chartex" xmlns:cx4="http://schemas.microsoft.com/office/drawing/2016/5/10/chartex" xmlns:cx5="http://schemas.microsoft.com/office/drawing/2016/5/11/chartex" xmlns:cx6="http://schemas.microsoft.com/office/drawing/2016/5/12/chartex" xmlns:cx7="http://schemas.microsoft.com/office/drawing/2016/5/13/chartex" xmlns:cx8="http://schemas.microsoft.com/office/drawing/2016/5/14/chartex" xmlns:mc="http://schemas.openxmlformats.org/markup-compatibility/2006" xmlns:aink="http://schemas.microsoft.com/office/drawing/2016/ink" xmlns:am3d="http://schemas.microsoft.com/office/drawing/2017/model3d" xmlns:o="urn:schemas-microsoft-com:office:office" xmlns:r="http://schemas.openxmlformats.org/officeDocument/2006/relationships" xmlns:m="http://schemas.openxmlformats.org/officeDocument/2006/math" xmlns:v="urn:schemas-microsoft-com:vml" xmlns:wp14="http://schemas.microsoft.com/office/word/2010/wordprocessingDrawing" xmlns:wp="http://schemas.openxmlformats.org/drawingml/2006/wordprocessingDrawing" xmlns:w10="urn:schemas-microsoft-com:office:word" xmlns:w="http://schemas.openxmlformats.org/wordprocessingml/2006/main" xmlns:w14="http://schemas.microsoft.com/office/word/2010/wordml" xmlns:w15="http://schemas.microsoft.com/office/word/2012/wordml" xmlns:w16cex="http://schemas.microsoft.com/office/word/2018/wordml/cex" xmlns:w16cid="http://schemas.microsoft.com/office/word/2016/wordml/cid" xmlns:w16="http://schemas.microsoft.com/office/word/2018/wordml" xmlns:w16sdtdh="http://schemas.microsoft.com/office/word/2020/wordml/sdtdatahash" xmlns:w16se="http://schemas.microsoft.com/office/word/2015/wordml/symex" xmlns:wpg="http://schemas.microsoft.com/office/word/2010/wordprocessingGroup" xmlns:wpi="http://schemas.microsoft.com/office/word/2010/wordprocessingInk" xmlns:wne="http://schemas.microsoft.com/office/word/2006/wordml" xmlns:wps="http://schemas.microsoft.com/office/word/2010/wordprocessingShape" mc:Ignorable="w14 w15 w16se w16cid w16 w16cex w16sdtdh wp14">
   <w:abstractNum w:abstractNumId="0" w15:restartNumberingAfterBreak="0">
+    <w:nsid w:val="07502F3B"/>
+    <w:multiLevelType w:val="multilevel"/>
+    <w:tmpl w:val="511ADEAA"/>
+    <w:lvl w:ilvl="0">
+      <w:start w:val="1"/>
+      <w:numFmt w:val="bullet"/>
+      <w:lvlText w:val=""/>
+      <w:lvlJc w:val="left"/>
+      <w:pPr>
+        <w:tabs>
+          <w:tab w:val="num" w:pos="720"/>
+        </w:tabs>
+        <w:ind w:left="720" w:hanging="360"/>
+      </w:pPr>
+      <w:rPr>
+        <w:rFonts w:ascii="Symbol" w:hAnsi="Symbol" w:hint="default"/>
+        <w:sz w:val="20"/>
+      </w:rPr>
+    </w:lvl>
+    <w:lvl w:ilvl="1" w:tentative="1">
+      <w:start w:val="1"/>
+      <w:numFmt w:val="bullet"/>
+      <w:lvlText w:val="o"/>
+      <w:lvlJc w:val="left"/>
+      <w:pPr>
+        <w:tabs>
+          <w:tab w:val="num" w:pos="1440"/>
+        </w:tabs>
+        <w:ind w:left="1440" w:hanging="360"/>
+      </w:pPr>
+      <w:rPr>
+        <w:rFonts w:ascii="Courier New" w:hAnsi="Courier New" w:hint="default"/>
+        <w:sz w:val="20"/>
+      </w:rPr>
+    </w:lvl>
+    <w:lvl w:ilvl="2" w:tentative="1">
+      <w:start w:val="1"/>
+      <w:numFmt w:val="bullet"/>
+      <w:lvlText w:val=""/>
+      <w:lvlJc w:val="left"/>
+      <w:pPr>
+        <w:tabs>
+          <w:tab w:val="num" w:pos="2160"/>
+        </w:tabs>
+        <w:ind w:left="2160" w:hanging="360"/>
+      </w:pPr>
+      <w:rPr>
+        <w:rFonts w:ascii="Wingdings" w:hAnsi="Wingdings" w:hint="default"/>
+        <w:sz w:val="20"/>
+      </w:rPr>
+    </w:lvl>
+    <w:lvl w:ilvl="3" w:tentative="1">
+      <w:start w:val="1"/>
+      <w:numFmt w:val="bullet"/>
+      <w:lvlText w:val=""/>
+      <w:lvlJc w:val="left"/>
+      <w:pPr>
+        <w:tabs>
+          <w:tab w:val="num" w:pos="2880"/>
+        </w:tabs>
+        <w:ind w:left="2880" w:hanging="360"/>
+      </w:pPr>
+      <w:rPr>
+        <w:rFonts w:ascii="Wingdings" w:hAnsi="Wingdings" w:hint="default"/>
+        <w:sz w:val="20"/>
+      </w:rPr>
+    </w:lvl>
+    <w:lvl w:ilvl="4" w:tentative="1">
+      <w:start w:val="1"/>
+      <w:numFmt w:val="bullet"/>
+      <w:lvlText w:val=""/>
+      <w:lvlJc w:val="left"/>
+      <w:pPr>
+        <w:tabs>
+          <w:tab w:val="num" w:pos="3600"/>
+        </w:tabs>
+        <w:ind w:left="3600" w:hanging="360"/>
+      </w:pPr>
+      <w:rPr>
+        <w:rFonts w:ascii="Wingdings" w:hAnsi="Wingdings" w:hint="default"/>
+        <w:sz w:val="20"/>
+      </w:rPr>
+    </w:lvl>
+    <w:lvl w:ilvl="5" w:tentative="1">
+      <w:start w:val="1"/>
+      <w:numFmt w:val="bullet"/>
+      <w:lvlText w:val=""/>
+      <w:lvlJc w:val="left"/>
+      <w:pPr>
+        <w:tabs>
+          <w:tab w:val="num" w:pos="4320"/>
+        </w:tabs>
+        <w:ind w:left="4320" w:hanging="360"/>
+      </w:pPr>
+      <w:rPr>
+        <w:rFonts w:ascii="Wingdings" w:hAnsi="Wingdings" w:hint="default"/>
+        <w:sz w:val="20"/>
+      </w:rPr>
+    </w:lvl>
+    <w:lvl w:ilvl="6" w:tentative="1">
+      <w:start w:val="1"/>
+      <w:numFmt w:val="bullet"/>
+      <w:lvlText w:val=""/>
+      <w:lvlJc w:val="left"/>
+      <w:pPr>
+        <w:tabs>
+          <w:tab w:val="num" w:pos="5040"/>
+        </w:tabs>
+        <w:ind w:left="5040" w:hanging="360"/>
+      </w:pPr>
+      <w:rPr>
+        <w:rFonts w:ascii="Wingdings" w:hAnsi="Wingdings" w:hint="default"/>
+        <w:sz w:val="20"/>
+      </w:rPr>
+    </w:lvl>
+    <w:lvl w:ilvl="7" w:tentative="1">
+      <w:start w:val="1"/>
+      <w:numFmt w:val="bullet"/>
+      <w:lvlText w:val=""/>
+      <w:lvlJc w:val="left"/>
+      <w:pPr>
+        <w:tabs>
+          <w:tab w:val="num" w:pos="5760"/>
+        </w:tabs>
+        <w:ind w:left="5760" w:hanging="360"/>
+      </w:pPr>
+      <w:rPr>
+        <w:rFonts w:ascii="Wingdings" w:hAnsi="Wingdings" w:hint="default"/>
+        <w:sz w:val="20"/>
+      </w:rPr>
+    </w:lvl>
+    <w:lvl w:ilvl="8" w:tentative="1">
+      <w:start w:val="1"/>
+      <w:numFmt w:val="bullet"/>
+      <w:lvlText w:val=""/>
+      <w:lvlJc w:val="left"/>
+      <w:pPr>
+        <w:tabs>
+          <w:tab w:val="num" w:pos="6480"/>
+        </w:tabs>
+        <w:ind w:left="6480" w:hanging="360"/>
+      </w:pPr>
+      <w:rPr>
+        <w:rFonts w:ascii="Wingdings" w:hAnsi="Wingdings" w:hint="default"/>
+        <w:sz w:val="20"/>
+      </w:rPr>
+    </w:lvl>
+  </w:abstractNum>
+  <w:abstractNum w:abstractNumId="1" w15:restartNumberingAfterBreak="0">
     <w:nsid w:val="0F34622B"/>
     <w:multiLevelType w:val="hybridMultilevel"/>
     <w:tmpl w:val="9F588FF6"/>
@@ -14868,7 +16415,96 @@
       </w:rPr>
     </w:lvl>
   </w:abstractNum>
-  <w:abstractNum w:abstractNumId="1" w15:restartNumberingAfterBreak="0">
+  <w:abstractNum w:abstractNumId="2" w15:restartNumberingAfterBreak="0">
+    <w:nsid w:val="0FD810C5"/>
+    <w:multiLevelType w:val="hybridMultilevel"/>
+    <w:tmpl w:val="29BEA74E"/>
+    <w:lvl w:ilvl="0" w:tplc="0419000F">
+      <w:start w:val="1"/>
+      <w:numFmt w:val="decimal"/>
+      <w:lvlText w:val="%1."/>
+      <w:lvlJc w:val="left"/>
+      <w:pPr>
+        <w:ind w:left="720" w:hanging="360"/>
+      </w:pPr>
+      <w:rPr>
+        <w:rFonts w:hint="default"/>
+      </w:rPr>
+    </w:lvl>
+    <w:lvl w:ilvl="1" w:tplc="04190019" w:tentative="1">
+      <w:start w:val="1"/>
+      <w:numFmt w:val="lowerLetter"/>
+      <w:lvlText w:val="%2."/>
+      <w:lvlJc w:val="left"/>
+      <w:pPr>
+        <w:ind w:left="1440" w:hanging="360"/>
+      </w:pPr>
+    </w:lvl>
+    <w:lvl w:ilvl="2" w:tplc="0419001B" w:tentative="1">
+      <w:start w:val="1"/>
+      <w:numFmt w:val="lowerRoman"/>
+      <w:lvlText w:val="%3."/>
+      <w:lvlJc w:val="right"/>
+      <w:pPr>
+        <w:ind w:left="2160" w:hanging="180"/>
+      </w:pPr>
+    </w:lvl>
+    <w:lvl w:ilvl="3" w:tplc="0419000F" w:tentative="1">
+      <w:start w:val="1"/>
+      <w:numFmt w:val="decimal"/>
+      <w:lvlText w:val="%4."/>
+      <w:lvlJc w:val="left"/>
+      <w:pPr>
+        <w:ind w:left="2880" w:hanging="360"/>
+      </w:pPr>
+    </w:lvl>
+    <w:lvl w:ilvl="4" w:tplc="04190019" w:tentative="1">
+      <w:start w:val="1"/>
+      <w:numFmt w:val="lowerLetter"/>
+      <w:lvlText w:val="%5."/>
+      <w:lvlJc w:val="left"/>
+      <w:pPr>
+        <w:ind w:left="3600" w:hanging="360"/>
+      </w:pPr>
+    </w:lvl>
+    <w:lvl w:ilvl="5" w:tplc="0419001B" w:tentative="1">
+      <w:start w:val="1"/>
+      <w:numFmt w:val="lowerRoman"/>
+      <w:lvlText w:val="%6."/>
+      <w:lvlJc w:val="right"/>
+      <w:pPr>
+        <w:ind w:left="4320" w:hanging="180"/>
+      </w:pPr>
+    </w:lvl>
+    <w:lvl w:ilvl="6" w:tplc="0419000F" w:tentative="1">
+      <w:start w:val="1"/>
+      <w:numFmt w:val="decimal"/>
+      <w:lvlText w:val="%7."/>
+      <w:lvlJc w:val="left"/>
+      <w:pPr>
+        <w:ind w:left="5040" w:hanging="360"/>
+      </w:pPr>
+    </w:lvl>
+    <w:lvl w:ilvl="7" w:tplc="04190019" w:tentative="1">
+      <w:start w:val="1"/>
+      <w:numFmt w:val="lowerLetter"/>
+      <w:lvlText w:val="%8."/>
+      <w:lvlJc w:val="left"/>
+      <w:pPr>
+        <w:ind w:left="5760" w:hanging="360"/>
+      </w:pPr>
+    </w:lvl>
+    <w:lvl w:ilvl="8" w:tplc="0419001B" w:tentative="1">
+      <w:start w:val="1"/>
+      <w:numFmt w:val="lowerRoman"/>
+      <w:lvlText w:val="%9."/>
+      <w:lvlJc w:val="right"/>
+      <w:pPr>
+        <w:ind w:left="6480" w:hanging="180"/>
+      </w:pPr>
+    </w:lvl>
+  </w:abstractNum>
+  <w:abstractNum w:abstractNumId="3" w15:restartNumberingAfterBreak="0">
     <w:nsid w:val="169C01A8"/>
     <w:multiLevelType w:val="hybridMultilevel"/>
     <w:tmpl w:val="E4EE123E"/>
@@ -14980,7 +16616,7 @@
       </w:rPr>
     </w:lvl>
   </w:abstractNum>
-  <w:abstractNum w:abstractNumId="2" w15:restartNumberingAfterBreak="0">
+  <w:abstractNum w:abstractNumId="4" w15:restartNumberingAfterBreak="0">
     <w:nsid w:val="21463B8F"/>
     <w:multiLevelType w:val="multilevel"/>
     <w:tmpl w:val="04801882"/>
@@ -15129,7 +16765,7 @@
       </w:rPr>
     </w:lvl>
   </w:abstractNum>
-  <w:abstractNum w:abstractNumId="3" w15:restartNumberingAfterBreak="0">
+  <w:abstractNum w:abstractNumId="5" w15:restartNumberingAfterBreak="0">
     <w:nsid w:val="2C585480"/>
     <w:multiLevelType w:val="hybridMultilevel"/>
     <w:tmpl w:val="0AA47A8C"/>
@@ -15242,7 +16878,7 @@
       </w:rPr>
     </w:lvl>
   </w:abstractNum>
-  <w:abstractNum w:abstractNumId="4" w15:restartNumberingAfterBreak="0">
+  <w:abstractNum w:abstractNumId="6" w15:restartNumberingAfterBreak="0">
     <w:nsid w:val="3703264D"/>
     <w:multiLevelType w:val="multilevel"/>
     <w:tmpl w:val="04801882"/>
@@ -15391,7 +17027,7 @@
       </w:rPr>
     </w:lvl>
   </w:abstractNum>
-  <w:abstractNum w:abstractNumId="5" w15:restartNumberingAfterBreak="0">
+  <w:abstractNum w:abstractNumId="7" w15:restartNumberingAfterBreak="0">
     <w:nsid w:val="41AC27AB"/>
     <w:multiLevelType w:val="hybridMultilevel"/>
     <w:tmpl w:val="E6F02A94"/>
@@ -15480,7 +17116,7 @@
       </w:pPr>
     </w:lvl>
   </w:abstractNum>
-  <w:abstractNum w:abstractNumId="6" w15:restartNumberingAfterBreak="0">
+  <w:abstractNum w:abstractNumId="8" w15:restartNumberingAfterBreak="0">
     <w:nsid w:val="478748E8"/>
     <w:multiLevelType w:val="multilevel"/>
     <w:tmpl w:val="7018DB04"/>
@@ -15629,7 +17265,7 @@
       </w:rPr>
     </w:lvl>
   </w:abstractNum>
-  <w:abstractNum w:abstractNumId="7" w15:restartNumberingAfterBreak="0">
+  <w:abstractNum w:abstractNumId="9" w15:restartNumberingAfterBreak="0">
     <w:nsid w:val="507971A9"/>
     <w:multiLevelType w:val="multilevel"/>
     <w:tmpl w:val="6C542BAC"/>
@@ -15778,7 +17414,7 @@
       </w:rPr>
     </w:lvl>
   </w:abstractNum>
-  <w:abstractNum w:abstractNumId="8" w15:restartNumberingAfterBreak="0">
+  <w:abstractNum w:abstractNumId="10" w15:restartNumberingAfterBreak="0">
     <w:nsid w:val="51D81E98"/>
     <w:multiLevelType w:val="multilevel"/>
     <w:tmpl w:val="CAAA6980"/>
@@ -15927,7 +17563,7 @@
       </w:rPr>
     </w:lvl>
   </w:abstractNum>
-  <w:abstractNum w:abstractNumId="9" w15:restartNumberingAfterBreak="0">
+  <w:abstractNum w:abstractNumId="11" w15:restartNumberingAfterBreak="0">
     <w:nsid w:val="63CA7E29"/>
     <w:multiLevelType w:val="multilevel"/>
     <w:tmpl w:val="04801882"/>
@@ -16076,7 +17712,7 @@
       </w:rPr>
     </w:lvl>
   </w:abstractNum>
-  <w:abstractNum w:abstractNumId="10" w15:restartNumberingAfterBreak="0">
+  <w:abstractNum w:abstractNumId="12" w15:restartNumberingAfterBreak="0">
     <w:nsid w:val="69664A45"/>
     <w:multiLevelType w:val="hybridMultilevel"/>
     <w:tmpl w:val="3D3A23D6"/>
@@ -16165,7 +17801,7 @@
       </w:pPr>
     </w:lvl>
   </w:abstractNum>
-  <w:abstractNum w:abstractNumId="11" w15:restartNumberingAfterBreak="0">
+  <w:abstractNum w:abstractNumId="13" w15:restartNumberingAfterBreak="0">
     <w:nsid w:val="6F747990"/>
     <w:multiLevelType w:val="hybridMultilevel"/>
     <w:tmpl w:val="18A4ABD2"/>
@@ -16278,25 +17914,25 @@
     </w:lvl>
   </w:abstractNum>
   <w:num w:numId="1">
-    <w:abstractNumId w:val="6"/>
+    <w:abstractNumId w:val="8"/>
   </w:num>
   <w:num w:numId="2">
-    <w:abstractNumId w:val="8"/>
+    <w:abstractNumId w:val="10"/>
   </w:num>
   <w:num w:numId="3">
-    <w:abstractNumId w:val="7"/>
+    <w:abstractNumId w:val="9"/>
   </w:num>
   <w:num w:numId="4">
-    <w:abstractNumId w:val="1"/>
+    <w:abstractNumId w:val="3"/>
   </w:num>
   <w:num w:numId="5">
-    <w:abstractNumId w:val="11"/>
+    <w:abstractNumId w:val="13"/>
   </w:num>
   <w:num w:numId="6">
-    <w:abstractNumId w:val="2"/>
+    <w:abstractNumId w:val="4"/>
   </w:num>
   <w:num w:numId="7">
-    <w:abstractNumId w:val="2"/>
+    <w:abstractNumId w:val="4"/>
     <w:lvlOverride w:ilvl="0">
       <w:lvl w:ilvl="0">
         <w:start w:val="1"/>
@@ -16461,22 +18097,28 @@
     </w:lvlOverride>
   </w:num>
   <w:num w:numId="8">
-    <w:abstractNumId w:val="4"/>
+    <w:abstractNumId w:val="6"/>
   </w:num>
   <w:num w:numId="9">
+    <w:abstractNumId w:val="7"/>
+  </w:num>
+  <w:num w:numId="10">
+    <w:abstractNumId w:val="1"/>
+  </w:num>
+  <w:num w:numId="11">
+    <w:abstractNumId w:val="11"/>
+  </w:num>
+  <w:num w:numId="12">
+    <w:abstractNumId w:val="12"/>
+  </w:num>
+  <w:num w:numId="13">
     <w:abstractNumId w:val="5"/>
   </w:num>
-  <w:num w:numId="10">
+  <w:num w:numId="14">
+    <w:abstractNumId w:val="2"/>
+  </w:num>
+  <w:num w:numId="15">
     <w:abstractNumId w:val="0"/>
-  </w:num>
-  <w:num w:numId="11">
-    <w:abstractNumId w:val="9"/>
-  </w:num>
-  <w:num w:numId="12">
-    <w:abstractNumId w:val="10"/>
-  </w:num>
-  <w:num w:numId="13">
-    <w:abstractNumId w:val="3"/>
   </w:num>
 </w:numbering>
 </file>
@@ -16991,7 +18633,6 @@
   <w:style w:type="character" w:default="1" w:styleId="a0">
     <w:name w:val="Default Paragraph Font"/>
     <w:uiPriority w:val="1"/>
-    <w:semiHidden/>
     <w:unhideWhenUsed/>
   </w:style>
   <w:style w:type="table" w:default="1" w:styleId="a1">

--- a/Documentation/UserManual.docx
+++ b/Documentation/UserManual.docx
@@ -8974,47 +8974,7 @@
           <w:szCs w:val="28"/>
         </w:rPr>
         <w:lastRenderedPageBreak/>
-        <w:t>Значения в столбцах «Значение», «Типизированное значение»</w:t>
-      </w:r>
-      <w:r>
-        <w:rPr>
-          <w:rFonts w:ascii="Times New Roman" w:hAnsi="Times New Roman" w:cs="Times New Roman"/>
-          <w:sz w:val="28"/>
-          <w:szCs w:val="28"/>
-        </w:rPr>
-        <w:t xml:space="preserve"> и </w:t>
-      </w:r>
-      <w:r>
-        <w:rPr>
-          <w:rFonts w:ascii="Times New Roman" w:hAnsi="Times New Roman" w:cs="Times New Roman"/>
-          <w:sz w:val="28"/>
-          <w:szCs w:val="28"/>
-        </w:rPr>
-        <w:t xml:space="preserve">«Преобразованное значение» </w:t>
-      </w:r>
-      <w:r>
-        <w:rPr>
-          <w:rFonts w:ascii="Times New Roman" w:hAnsi="Times New Roman" w:cs="Times New Roman"/>
-          <w:sz w:val="28"/>
-          <w:szCs w:val="28"/>
-        </w:rPr>
-        <w:t>выделяются</w:t>
-      </w:r>
-      <w:r>
-        <w:rPr>
-          <w:rFonts w:ascii="Times New Roman" w:hAnsi="Times New Roman" w:cs="Times New Roman"/>
-          <w:sz w:val="28"/>
-          <w:szCs w:val="28"/>
-        </w:rPr>
-        <w:t xml:space="preserve"> при изменении</w:t>
-      </w:r>
-      <w:r>
-        <w:rPr>
-          <w:rFonts w:ascii="Times New Roman" w:hAnsi="Times New Roman" w:cs="Times New Roman"/>
-          <w:sz w:val="28"/>
-          <w:szCs w:val="28"/>
-        </w:rPr>
-        <w:t xml:space="preserve"> после последней итерации опроса.</w:t>
+        <w:t>Значения в столбцах «Значение», «Типизированное значение» и «Преобразованное значение» выделяются, если они изменились с момента последней итерации опроса.</w:t>
       </w:r>
     </w:p>
     <w:p>
@@ -9078,15 +9038,14 @@
       <w:r>
         <w:rPr>
           <w:rFonts w:ascii="Times New Roman" w:hAnsi="Times New Roman" w:cs="Times New Roman"/>
-          <w:noProof/>
           <w:sz w:val="28"/>
           <w:szCs w:val="28"/>
         </w:rPr>
         <w:drawing>
-          <wp:inline distT="0" distB="0" distL="0" distR="0" wp14:anchorId="4F06F21B" wp14:editId="5882C6CE">
-            <wp:extent cx="5458587" cy="1257475"/>
-            <wp:effectExtent l="0" t="0" r="8890" b="0"/>
-            <wp:docPr id="34" name="Рисунок 34"/>
+          <wp:inline distT="0" distB="0" distL="0" distR="0" wp14:anchorId="3B1EC448" wp14:editId="265CC065">
+            <wp:extent cx="5410955" cy="1171739"/>
+            <wp:effectExtent l="0" t="0" r="0" b="9525"/>
+            <wp:docPr id="37" name="Рисунок 37"/>
             <wp:cNvGraphicFramePr>
               <a:graphicFrameLocks xmlns:a="http://schemas.openxmlformats.org/drawingml/2006/main" noChangeAspect="1"/>
             </wp:cNvGraphicFramePr>
@@ -9106,7 +9065,7 @@
                   <pic:spPr>
                     <a:xfrm>
                       <a:off x="0" y="0"/>
-                      <a:ext cx="5458587" cy="1257475"/>
+                      <a:ext cx="5410955" cy="1171739"/>
                     </a:xfrm>
                     <a:prstGeom prst="rect">
                       <a:avLst/>
@@ -9224,20 +9183,20 @@
           <w:rFonts w:ascii="Times New Roman" w:hAnsi="Times New Roman" w:cs="Times New Roman"/>
           <w:sz w:val="28"/>
           <w:szCs w:val="28"/>
-        </w:rPr>
-      </w:pPr>
-      <w:r>
-        <w:rPr>
-          <w:rFonts w:ascii="Times New Roman" w:hAnsi="Times New Roman" w:cs="Times New Roman"/>
-          <w:noProof/>
+          <w:lang w:val="en-US"/>
+        </w:rPr>
+      </w:pPr>
+      <w:r>
+        <w:rPr>
+          <w:rFonts w:ascii="Times New Roman" w:hAnsi="Times New Roman" w:cs="Times New Roman"/>
           <w:sz w:val="28"/>
           <w:szCs w:val="28"/>
         </w:rPr>
         <w:drawing>
-          <wp:inline distT="0" distB="0" distL="0" distR="0" wp14:anchorId="738A0C74" wp14:editId="120CBA26">
+          <wp:inline distT="0" distB="0" distL="0" distR="0" wp14:anchorId="0C8131E5" wp14:editId="5363CB5F">
             <wp:extent cx="2857899" cy="1752845"/>
             <wp:effectExtent l="0" t="0" r="0" b="0"/>
-            <wp:docPr id="31" name="Рисунок 31"/>
+            <wp:docPr id="32" name="Рисунок 32"/>
             <wp:cNvGraphicFramePr>
               <a:graphicFrameLocks xmlns:a="http://schemas.openxmlformats.org/drawingml/2006/main" noChangeAspect="1"/>
             </wp:cNvGraphicFramePr>
@@ -9372,30 +9331,18 @@
     </w:p>
     <w:p>
       <w:pPr>
+        <w:pStyle w:val="af2"/>
         <w:jc w:val="center"/>
-        <w:rPr>
-          <w:rFonts w:ascii="Times New Roman" w:hAnsi="Times New Roman" w:cs="Times New Roman"/>
-          <w:sz w:val="28"/>
-          <w:szCs w:val="28"/>
-        </w:rPr>
-      </w:pPr>
-      <w:r>
-        <w:rPr>
-          <w:rFonts w:ascii="Times New Roman" w:hAnsi="Times New Roman" w:cs="Times New Roman"/>
-          <w:sz w:val="28"/>
-          <w:szCs w:val="28"/>
-        </w:rPr>
-        <w:br/>
-      </w:r>
+      </w:pPr>
       <w:r>
         <w:rPr>
           <w:noProof/>
         </w:rPr>
         <w:drawing>
-          <wp:inline distT="0" distB="0" distL="0" distR="0" wp14:anchorId="0745CBBA" wp14:editId="4A062860">
-            <wp:extent cx="1621790" cy="763270"/>
+          <wp:inline distT="0" distB="0" distL="0" distR="0" wp14:anchorId="3BD3253D" wp14:editId="7A8005A1">
+            <wp:extent cx="1645920" cy="675640"/>
             <wp:effectExtent l="0" t="0" r="0" b="0"/>
-            <wp:docPr id="13" name="Рисунок 13"/>
+            <wp:docPr id="35" name="Рисунок 35"/>
             <wp:cNvGraphicFramePr>
               <a:graphicFrameLocks xmlns:a="http://schemas.openxmlformats.org/drawingml/2006/main" noChangeAspect="1"/>
             </wp:cNvGraphicFramePr>
@@ -9424,7 +9371,7 @@
                   <pic:spPr bwMode="auto">
                     <a:xfrm>
                       <a:off x="0" y="0"/>
-                      <a:ext cx="1621790" cy="763270"/>
+                      <a:ext cx="1645920" cy="675640"/>
                     </a:xfrm>
                     <a:prstGeom prst="rect">
                       <a:avLst/>
@@ -9454,19 +9401,39 @@
       <w:pPr>
         <w:rPr>
           <w:rFonts w:ascii="Times New Roman" w:hAnsi="Times New Roman" w:cs="Times New Roman"/>
-          <w:sz w:val="28"/>
-          <w:szCs w:val="28"/>
-        </w:rPr>
-      </w:pPr>
-    </w:p>
-    <w:p>
-      <w:pPr>
-        <w:rPr>
-          <w:rFonts w:ascii="Times New Roman" w:hAnsi="Times New Roman" w:cs="Times New Roman"/>
-          <w:sz w:val="28"/>
-          <w:szCs w:val="28"/>
-        </w:rPr>
-      </w:pPr>
+          <w:b/>
+          <w:bCs/>
+          <w:sz w:val="28"/>
+          <w:szCs w:val="28"/>
+        </w:rPr>
+      </w:pPr>
+      <w:r>
+        <w:rPr>
+          <w:rFonts w:ascii="Times New Roman" w:hAnsi="Times New Roman" w:cs="Times New Roman"/>
+          <w:b/>
+          <w:bCs/>
+          <w:sz w:val="28"/>
+          <w:szCs w:val="28"/>
+        </w:rPr>
+        <w:t>Важно!</w:t>
+      </w:r>
+    </w:p>
+    <w:p>
+      <w:pPr>
+        <w:rPr>
+          <w:rFonts w:ascii="Times New Roman" w:hAnsi="Times New Roman" w:cs="Times New Roman"/>
+          <w:sz w:val="28"/>
+          <w:szCs w:val="28"/>
+        </w:rPr>
+      </w:pPr>
+      <w:r>
+        <w:rPr>
+          <w:rFonts w:ascii="Times New Roman" w:hAnsi="Times New Roman" w:cs="Times New Roman"/>
+          <w:sz w:val="28"/>
+          <w:szCs w:val="28"/>
+        </w:rPr>
+        <w:t>Тригонометрические функции принимают аргумент и возвращают результат в радианах.</w:t>
+      </w:r>
     </w:p>
     <w:p>
       <w:pPr>
@@ -9562,18 +9529,25 @@
           <w:sz w:val="28"/>
           <w:szCs w:val="28"/>
         </w:rPr>
-        <w:t xml:space="preserve">без округления, как число типа </w:t>
-      </w:r>
-      <w:proofErr w:type="spellStart"/>
-      <w:r>
-        <w:rPr>
-          <w:rFonts w:ascii="Times New Roman" w:hAnsi="Times New Roman" w:cs="Times New Roman"/>
-          <w:sz w:val="28"/>
-          <w:szCs w:val="28"/>
+        <w:t>без округления, как число типа</w:t>
+      </w:r>
+      <w:r>
+        <w:rPr>
+          <w:rFonts w:ascii="Times New Roman" w:hAnsi="Times New Roman" w:cs="Times New Roman"/>
+          <w:sz w:val="28"/>
+          <w:szCs w:val="28"/>
+        </w:rPr>
+        <w:t xml:space="preserve"> </w:t>
+      </w:r>
+      <w:r>
+        <w:rPr>
+          <w:rFonts w:ascii="Times New Roman" w:hAnsi="Times New Roman" w:cs="Times New Roman"/>
+          <w:sz w:val="28"/>
+          <w:szCs w:val="28"/>
+          <w:lang w:val="en-US"/>
         </w:rPr>
         <w:t>double</w:t>
       </w:r>
-      <w:proofErr w:type="spellEnd"/>
       <w:r>
         <w:rPr>
           <w:rFonts w:ascii="Times New Roman" w:hAnsi="Times New Roman" w:cs="Times New Roman"/>
@@ -18633,6 +18607,7 @@
   <w:style w:type="character" w:default="1" w:styleId="a0">
     <w:name w:val="Default Paragraph Font"/>
     <w:uiPriority w:val="1"/>
+    <w:semiHidden/>
     <w:unhideWhenUsed/>
   </w:style>
   <w:style w:type="table" w:default="1" w:styleId="a1">
@@ -18949,6 +18924,22 @@
       <w:color w:val="2F5496" w:themeColor="accent1" w:themeShade="BF"/>
     </w:rPr>
   </w:style>
+  <w:style w:type="paragraph" w:styleId="af2">
+    <w:name w:val="Normal (Web)"/>
+    <w:basedOn w:val="a"/>
+    <w:uiPriority w:val="99"/>
+    <w:unhideWhenUsed/>
+    <w:rsid w:val="00CB01A3"/>
+    <w:pPr>
+      <w:spacing w:before="100" w:beforeAutospacing="1" w:after="100" w:afterAutospacing="1" w:line="240" w:lineRule="auto"/>
+    </w:pPr>
+    <w:rPr>
+      <w:rFonts w:ascii="Times New Roman" w:eastAsia="Times New Roman" w:hAnsi="Times New Roman" w:cs="Times New Roman"/>
+      <w:sz w:val="24"/>
+      <w:szCs w:val="24"/>
+      <w:lang w:eastAsia="ru-RU"/>
+    </w:rPr>
+  </w:style>
 </w:styles>
 </file>
 

--- a/Documentation/UserManual.docx
+++ b/Documentation/UserManual.docx
@@ -132,7 +132,6 @@
           <w:szCs w:val="40"/>
         </w:rPr>
       </w:pPr>
-      <w:proofErr w:type="spellStart"/>
       <w:r>
         <w:rPr>
           <w:rFonts w:ascii="Times New Roman" w:hAnsi="Times New Roman" w:cs="Times New Roman"/>
@@ -144,7 +143,6 @@
         </w:rPr>
         <w:t>CoreBus</w:t>
       </w:r>
-      <w:proofErr w:type="spellEnd"/>
       <w:r>
         <w:rPr>
           <w:rFonts w:ascii="Times New Roman" w:hAnsi="Times New Roman" w:cs="Times New Roman"/>
@@ -422,7 +420,7 @@
           <w:r>
             <w:fldChar w:fldCharType="separate"/>
           </w:r>
-          <w:hyperlink w:anchor="_Toc225116366" w:history="1">
+          <w:hyperlink w:anchor="_Toc225626908" w:history="1">
             <w:r>
               <w:rPr>
                 <w:rStyle w:val="a7"/>
@@ -450,7 +448,7 @@
                 <w:noProof/>
                 <w:webHidden/>
               </w:rPr>
-              <w:instrText xml:space="preserve"> PAGEREF _Toc225116366 \h </w:instrText>
+              <w:instrText xml:space="preserve"> PAGEREF _Toc225626908 \h </w:instrText>
             </w:r>
             <w:r>
               <w:rPr>
@@ -493,7 +491,7 @@
               <w:lang w:eastAsia="ru-RU"/>
             </w:rPr>
           </w:pPr>
-          <w:hyperlink w:anchor="_Toc225116367" w:history="1">
+          <w:hyperlink w:anchor="_Toc225626909" w:history="1">
             <w:r>
               <w:rPr>
                 <w:rStyle w:val="a7"/>
@@ -521,7 +519,7 @@
                 <w:noProof/>
                 <w:webHidden/>
               </w:rPr>
-              <w:instrText xml:space="preserve"> PAGEREF _Toc225116367 \h </w:instrText>
+              <w:instrText xml:space="preserve"> PAGEREF _Toc225626909 \h </w:instrText>
             </w:r>
             <w:r>
               <w:rPr>
@@ -564,7 +562,7 @@
               <w:lang w:eastAsia="ru-RU"/>
             </w:rPr>
           </w:pPr>
-          <w:hyperlink w:anchor="_Toc225116368" w:history="1">
+          <w:hyperlink w:anchor="_Toc225626910" w:history="1">
             <w:r>
               <w:rPr>
                 <w:rStyle w:val="a7"/>
@@ -592,7 +590,7 @@
                 <w:noProof/>
                 <w:webHidden/>
               </w:rPr>
-              <w:instrText xml:space="preserve"> PAGEREF _Toc225116368 \h </w:instrText>
+              <w:instrText xml:space="preserve"> PAGEREF _Toc225626910 \h </w:instrText>
             </w:r>
             <w:r>
               <w:rPr>
@@ -635,7 +633,7 @@
               <w:lang w:eastAsia="ru-RU"/>
             </w:rPr>
           </w:pPr>
-          <w:hyperlink w:anchor="_Toc225116369" w:history="1">
+          <w:hyperlink w:anchor="_Toc225626911" w:history="1">
             <w:r>
               <w:rPr>
                 <w:rStyle w:val="a7"/>
@@ -663,7 +661,7 @@
                 <w:noProof/>
                 <w:webHidden/>
               </w:rPr>
-              <w:instrText xml:space="preserve"> PAGEREF _Toc225116369 \h </w:instrText>
+              <w:instrText xml:space="preserve"> PAGEREF _Toc225626911 \h </w:instrText>
             </w:r>
             <w:r>
               <w:rPr>
@@ -706,7 +704,7 @@
               <w:lang w:eastAsia="ru-RU"/>
             </w:rPr>
           </w:pPr>
-          <w:hyperlink w:anchor="_Toc225116370" w:history="1">
+          <w:hyperlink w:anchor="_Toc225626912" w:history="1">
             <w:r>
               <w:rPr>
                 <w:rStyle w:val="a7"/>
@@ -734,7 +732,7 @@
                 <w:noProof/>
                 <w:webHidden/>
               </w:rPr>
-              <w:instrText xml:space="preserve"> PAGEREF _Toc225116370 \h </w:instrText>
+              <w:instrText xml:space="preserve"> PAGEREF _Toc225626912 \h </w:instrText>
             </w:r>
             <w:r>
               <w:rPr>
@@ -777,7 +775,7 @@
               <w:lang w:eastAsia="ru-RU"/>
             </w:rPr>
           </w:pPr>
-          <w:hyperlink w:anchor="_Toc225116371" w:history="1">
+          <w:hyperlink w:anchor="_Toc225626913" w:history="1">
             <w:r>
               <w:rPr>
                 <w:rStyle w:val="a7"/>
@@ -806,7 +804,7 @@
                 <w:noProof/>
                 <w:webHidden/>
               </w:rPr>
-              <w:instrText xml:space="preserve"> PAGEREF _Toc225116371 \h </w:instrText>
+              <w:instrText xml:space="preserve"> PAGEREF _Toc225626913 \h </w:instrText>
             </w:r>
             <w:r>
               <w:rPr>
@@ -849,7 +847,7 @@
               <w:lang w:eastAsia="ru-RU"/>
             </w:rPr>
           </w:pPr>
-          <w:hyperlink w:anchor="_Toc225116372" w:history="1">
+          <w:hyperlink w:anchor="_Toc225626914" w:history="1">
             <w:r>
               <w:rPr>
                 <w:rStyle w:val="a7"/>
@@ -877,7 +875,7 @@
                 <w:noProof/>
                 <w:webHidden/>
               </w:rPr>
-              <w:instrText xml:space="preserve"> PAGEREF _Toc225116372 \h </w:instrText>
+              <w:instrText xml:space="preserve"> PAGEREF _Toc225626914 \h </w:instrText>
             </w:r>
             <w:r>
               <w:rPr>
@@ -920,7 +918,7 @@
               <w:lang w:eastAsia="ru-RU"/>
             </w:rPr>
           </w:pPr>
-          <w:hyperlink w:anchor="_Toc225116373" w:history="1">
+          <w:hyperlink w:anchor="_Toc225626915" w:history="1">
             <w:r>
               <w:rPr>
                 <w:rStyle w:val="a7"/>
@@ -957,7 +955,7 @@
                 <w:noProof/>
                 <w:webHidden/>
               </w:rPr>
-              <w:instrText xml:space="preserve"> PAGEREF _Toc225116373 \h </w:instrText>
+              <w:instrText xml:space="preserve"> PAGEREF _Toc225626915 \h </w:instrText>
             </w:r>
             <w:r>
               <w:rPr>
@@ -1000,7 +998,7 @@
               <w:lang w:eastAsia="ru-RU"/>
             </w:rPr>
           </w:pPr>
-          <w:hyperlink w:anchor="_Toc225116374" w:history="1">
+          <w:hyperlink w:anchor="_Toc225626916" w:history="1">
             <w:r>
               <w:rPr>
                 <w:rStyle w:val="a7"/>
@@ -1037,7 +1035,7 @@
                 <w:noProof/>
                 <w:webHidden/>
               </w:rPr>
-              <w:instrText xml:space="preserve"> PAGEREF _Toc225116374 \h </w:instrText>
+              <w:instrText xml:space="preserve"> PAGEREF _Toc225626916 \h </w:instrText>
             </w:r>
             <w:r>
               <w:rPr>
@@ -1080,7 +1078,7 @@
               <w:lang w:eastAsia="ru-RU"/>
             </w:rPr>
           </w:pPr>
-          <w:hyperlink w:anchor="_Toc225116375" w:history="1">
+          <w:hyperlink w:anchor="_Toc225626917" w:history="1">
             <w:r>
               <w:rPr>
                 <w:rStyle w:val="a7"/>
@@ -1108,7 +1106,7 @@
                 <w:noProof/>
                 <w:webHidden/>
               </w:rPr>
-              <w:instrText xml:space="preserve"> PAGEREF _Toc225116375 \h </w:instrText>
+              <w:instrText xml:space="preserve"> PAGEREF _Toc225626917 \h </w:instrText>
             </w:r>
             <w:r>
               <w:rPr>
@@ -1151,7 +1149,7 @@
               <w:lang w:eastAsia="ru-RU"/>
             </w:rPr>
           </w:pPr>
-          <w:hyperlink w:anchor="_Toc225116376" w:history="1">
+          <w:hyperlink w:anchor="_Toc225626918" w:history="1">
             <w:r>
               <w:rPr>
                 <w:rStyle w:val="a7"/>
@@ -1179,7 +1177,7 @@
                 <w:noProof/>
                 <w:webHidden/>
               </w:rPr>
-              <w:instrText xml:space="preserve"> PAGEREF _Toc225116376 \h </w:instrText>
+              <w:instrText xml:space="preserve"> PAGEREF _Toc225626918 \h </w:instrText>
             </w:r>
             <w:r>
               <w:rPr>
@@ -1222,7 +1220,7 @@
               <w:lang w:eastAsia="ru-RU"/>
             </w:rPr>
           </w:pPr>
-          <w:hyperlink w:anchor="_Toc225116377" w:history="1">
+          <w:hyperlink w:anchor="_Toc225626919" w:history="1">
             <w:r>
               <w:rPr>
                 <w:rStyle w:val="a7"/>
@@ -1250,7 +1248,7 @@
                 <w:noProof/>
                 <w:webHidden/>
               </w:rPr>
-              <w:instrText xml:space="preserve"> PAGEREF _Toc225116377 \h </w:instrText>
+              <w:instrText xml:space="preserve"> PAGEREF _Toc225626919 \h </w:instrText>
             </w:r>
             <w:r>
               <w:rPr>
@@ -1293,7 +1291,7 @@
               <w:lang w:eastAsia="ru-RU"/>
             </w:rPr>
           </w:pPr>
-          <w:hyperlink w:anchor="_Toc225116378" w:history="1">
+          <w:hyperlink w:anchor="_Toc225626920" w:history="1">
             <w:r>
               <w:rPr>
                 <w:rStyle w:val="a7"/>
@@ -1321,7 +1319,7 @@
                 <w:noProof/>
                 <w:webHidden/>
               </w:rPr>
-              <w:instrText xml:space="preserve"> PAGEREF _Toc225116378 \h </w:instrText>
+              <w:instrText xml:space="preserve"> PAGEREF _Toc225626920 \h </w:instrText>
             </w:r>
             <w:r>
               <w:rPr>
@@ -1364,7 +1362,7 @@
               <w:lang w:eastAsia="ru-RU"/>
             </w:rPr>
           </w:pPr>
-          <w:hyperlink w:anchor="_Toc225116379" w:history="1">
+          <w:hyperlink w:anchor="_Toc225626921" w:history="1">
             <w:r>
               <w:rPr>
                 <w:rStyle w:val="a7"/>
@@ -1401,7 +1399,7 @@
                 <w:noProof/>
                 <w:webHidden/>
               </w:rPr>
-              <w:instrText xml:space="preserve"> PAGEREF _Toc225116379 \h </w:instrText>
+              <w:instrText xml:space="preserve"> PAGEREF _Toc225626921 \h </w:instrText>
             </w:r>
             <w:r>
               <w:rPr>
@@ -1444,7 +1442,7 @@
               <w:lang w:eastAsia="ru-RU"/>
             </w:rPr>
           </w:pPr>
-          <w:hyperlink w:anchor="_Toc225116380" w:history="1">
+          <w:hyperlink w:anchor="_Toc225626922" w:history="1">
             <w:r>
               <w:rPr>
                 <w:rStyle w:val="a7"/>
@@ -1472,7 +1470,7 @@
                 <w:noProof/>
                 <w:webHidden/>
               </w:rPr>
-              <w:instrText xml:space="preserve"> PAGEREF _Toc225116380 \h </w:instrText>
+              <w:instrText xml:space="preserve"> PAGEREF _Toc225626922 \h </w:instrText>
             </w:r>
             <w:r>
               <w:rPr>
@@ -1515,7 +1513,7 @@
               <w:lang w:eastAsia="ru-RU"/>
             </w:rPr>
           </w:pPr>
-          <w:hyperlink w:anchor="_Toc225116381" w:history="1">
+          <w:hyperlink w:anchor="_Toc225626923" w:history="1">
             <w:r>
               <w:rPr>
                 <w:rStyle w:val="a7"/>
@@ -1543,7 +1541,7 @@
                 <w:noProof/>
                 <w:webHidden/>
               </w:rPr>
-              <w:instrText xml:space="preserve"> PAGEREF _Toc225116381 \h </w:instrText>
+              <w:instrText xml:space="preserve"> PAGEREF _Toc225626923 \h </w:instrText>
             </w:r>
             <w:r>
               <w:rPr>
@@ -1586,7 +1584,7 @@
               <w:lang w:eastAsia="ru-RU"/>
             </w:rPr>
           </w:pPr>
-          <w:hyperlink w:anchor="_Toc225116382" w:history="1">
+          <w:hyperlink w:anchor="_Toc225626924" w:history="1">
             <w:r>
               <w:rPr>
                 <w:rStyle w:val="a7"/>
@@ -1614,7 +1612,7 @@
                 <w:noProof/>
                 <w:webHidden/>
               </w:rPr>
-              <w:instrText xml:space="preserve"> PAGEREF _Toc225116382 \h </w:instrText>
+              <w:instrText xml:space="preserve"> PAGEREF _Toc225626924 \h </w:instrText>
             </w:r>
             <w:r>
               <w:rPr>
@@ -1657,7 +1655,7 @@
               <w:lang w:eastAsia="ru-RU"/>
             </w:rPr>
           </w:pPr>
-          <w:hyperlink w:anchor="_Toc225116383" w:history="1">
+          <w:hyperlink w:anchor="_Toc225626925" w:history="1">
             <w:r>
               <w:rPr>
                 <w:rStyle w:val="a7"/>
@@ -1685,7 +1683,7 @@
                 <w:noProof/>
                 <w:webHidden/>
               </w:rPr>
-              <w:instrText xml:space="preserve"> PAGEREF _Toc225116383 \h </w:instrText>
+              <w:instrText xml:space="preserve"> PAGEREF _Toc225626925 \h </w:instrText>
             </w:r>
             <w:r>
               <w:rPr>
@@ -1728,7 +1726,7 @@
               <w:lang w:eastAsia="ru-RU"/>
             </w:rPr>
           </w:pPr>
-          <w:hyperlink w:anchor="_Toc225116384" w:history="1">
+          <w:hyperlink w:anchor="_Toc225626926" w:history="1">
             <w:r>
               <w:rPr>
                 <w:rStyle w:val="a7"/>
@@ -1756,7 +1754,7 @@
                 <w:noProof/>
                 <w:webHidden/>
               </w:rPr>
-              <w:instrText xml:space="preserve"> PAGEREF _Toc225116384 \h </w:instrText>
+              <w:instrText xml:space="preserve"> PAGEREF _Toc225626926 \h </w:instrText>
             </w:r>
             <w:r>
               <w:rPr>
@@ -1799,7 +1797,7 @@
               <w:lang w:eastAsia="ru-RU"/>
             </w:rPr>
           </w:pPr>
-          <w:hyperlink w:anchor="_Toc225116385" w:history="1">
+          <w:hyperlink w:anchor="_Toc225626927" w:history="1">
             <w:r>
               <w:rPr>
                 <w:rStyle w:val="a7"/>
@@ -1827,7 +1825,7 @@
                 <w:noProof/>
                 <w:webHidden/>
               </w:rPr>
-              <w:instrText xml:space="preserve"> PAGEREF _Toc225116385 \h </w:instrText>
+              <w:instrText xml:space="preserve"> PAGEREF _Toc225626927 \h </w:instrText>
             </w:r>
             <w:r>
               <w:rPr>
@@ -1870,7 +1868,7 @@
               <w:lang w:eastAsia="ru-RU"/>
             </w:rPr>
           </w:pPr>
-          <w:hyperlink w:anchor="_Toc225116386" w:history="1">
+          <w:hyperlink w:anchor="_Toc225626928" w:history="1">
             <w:r>
               <w:rPr>
                 <w:rStyle w:val="a7"/>
@@ -1907,7 +1905,7 @@
                 <w:noProof/>
                 <w:webHidden/>
               </w:rPr>
-              <w:instrText xml:space="preserve"> PAGEREF _Toc225116386 \h </w:instrText>
+              <w:instrText xml:space="preserve"> PAGEREF _Toc225626928 \h </w:instrText>
             </w:r>
             <w:r>
               <w:rPr>
@@ -1950,7 +1948,7 @@
               <w:lang w:eastAsia="ru-RU"/>
             </w:rPr>
           </w:pPr>
-          <w:hyperlink w:anchor="_Toc225116387" w:history="1">
+          <w:hyperlink w:anchor="_Toc225626929" w:history="1">
             <w:r>
               <w:rPr>
                 <w:rStyle w:val="a7"/>
@@ -1978,7 +1976,7 @@
                 <w:noProof/>
                 <w:webHidden/>
               </w:rPr>
-              <w:instrText xml:space="preserve"> PAGEREF _Toc225116387 \h </w:instrText>
+              <w:instrText xml:space="preserve"> PAGEREF _Toc225626929 \h </w:instrText>
             </w:r>
             <w:r>
               <w:rPr>
@@ -2021,7 +2019,7 @@
               <w:lang w:eastAsia="ru-RU"/>
             </w:rPr>
           </w:pPr>
-          <w:hyperlink w:anchor="_Toc225116388" w:history="1">
+          <w:hyperlink w:anchor="_Toc225626930" w:history="1">
             <w:r>
               <w:rPr>
                 <w:rStyle w:val="a7"/>
@@ -2049,7 +2047,7 @@
                 <w:noProof/>
                 <w:webHidden/>
               </w:rPr>
-              <w:instrText xml:space="preserve"> PAGEREF _Toc225116388 \h </w:instrText>
+              <w:instrText xml:space="preserve"> PAGEREF _Toc225626930 \h </w:instrText>
             </w:r>
             <w:r>
               <w:rPr>
@@ -2092,7 +2090,7 @@
               <w:lang w:eastAsia="ru-RU"/>
             </w:rPr>
           </w:pPr>
-          <w:hyperlink w:anchor="_Toc225116389" w:history="1">
+          <w:hyperlink w:anchor="_Toc225626931" w:history="1">
             <w:r>
               <w:rPr>
                 <w:rStyle w:val="a7"/>
@@ -2120,7 +2118,7 @@
                 <w:noProof/>
                 <w:webHidden/>
               </w:rPr>
-              <w:instrText xml:space="preserve"> PAGEREF _Toc225116389 \h </w:instrText>
+              <w:instrText xml:space="preserve"> PAGEREF _Toc225626931 \h </w:instrText>
             </w:r>
             <w:r>
               <w:rPr>
@@ -2163,7 +2161,7 @@
               <w:lang w:eastAsia="ru-RU"/>
             </w:rPr>
           </w:pPr>
-          <w:hyperlink w:anchor="_Toc225116390" w:history="1">
+          <w:hyperlink w:anchor="_Toc225626932" w:history="1">
             <w:r>
               <w:rPr>
                 <w:rStyle w:val="a7"/>
@@ -2191,7 +2189,7 @@
                 <w:noProof/>
                 <w:webHidden/>
               </w:rPr>
-              <w:instrText xml:space="preserve"> PAGEREF _Toc225116390 \h </w:instrText>
+              <w:instrText xml:space="preserve"> PAGEREF _Toc225626932 \h </w:instrText>
             </w:r>
             <w:r>
               <w:rPr>
@@ -2234,7 +2232,7 @@
               <w:lang w:eastAsia="ru-RU"/>
             </w:rPr>
           </w:pPr>
-          <w:hyperlink w:anchor="_Toc225116391" w:history="1">
+          <w:hyperlink w:anchor="_Toc225626933" w:history="1">
             <w:r>
               <w:rPr>
                 <w:rStyle w:val="a7"/>
@@ -2262,7 +2260,7 @@
                 <w:noProof/>
                 <w:webHidden/>
               </w:rPr>
-              <w:instrText xml:space="preserve"> PAGEREF _Toc225116391 \h </w:instrText>
+              <w:instrText xml:space="preserve"> PAGEREF _Toc225626933 \h </w:instrText>
             </w:r>
             <w:r>
               <w:rPr>
@@ -2305,7 +2303,7 @@
               <w:lang w:eastAsia="ru-RU"/>
             </w:rPr>
           </w:pPr>
-          <w:hyperlink w:anchor="_Toc225116392" w:history="1">
+          <w:hyperlink w:anchor="_Toc225626934" w:history="1">
             <w:r>
               <w:rPr>
                 <w:rStyle w:val="a7"/>
@@ -2333,7 +2331,7 @@
                 <w:noProof/>
                 <w:webHidden/>
               </w:rPr>
-              <w:instrText xml:space="preserve"> PAGEREF _Toc225116392 \h </w:instrText>
+              <w:instrText xml:space="preserve"> PAGEREF _Toc225626934 \h </w:instrText>
             </w:r>
             <w:r>
               <w:rPr>
@@ -2376,7 +2374,7 @@
               <w:lang w:eastAsia="ru-RU"/>
             </w:rPr>
           </w:pPr>
-          <w:hyperlink w:anchor="_Toc225116393" w:history="1">
+          <w:hyperlink w:anchor="_Toc225626935" w:history="1">
             <w:r>
               <w:rPr>
                 <w:rStyle w:val="a7"/>
@@ -2404,7 +2402,7 @@
                 <w:noProof/>
                 <w:webHidden/>
               </w:rPr>
-              <w:instrText xml:space="preserve"> PAGEREF _Toc225116393 \h </w:instrText>
+              <w:instrText xml:space="preserve"> PAGEREF _Toc225626935 \h </w:instrText>
             </w:r>
             <w:r>
               <w:rPr>
@@ -2447,7 +2445,7 @@
               <w:lang w:eastAsia="ru-RU"/>
             </w:rPr>
           </w:pPr>
-          <w:hyperlink w:anchor="_Toc225116394" w:history="1">
+          <w:hyperlink w:anchor="_Toc225626936" w:history="1">
             <w:r>
               <w:rPr>
                 <w:rStyle w:val="a7"/>
@@ -2475,7 +2473,7 @@
                 <w:noProof/>
                 <w:webHidden/>
               </w:rPr>
-              <w:instrText xml:space="preserve"> PAGEREF _Toc225116394 \h </w:instrText>
+              <w:instrText xml:space="preserve"> PAGEREF _Toc225626936 \h </w:instrText>
             </w:r>
             <w:r>
               <w:rPr>
@@ -2518,7 +2516,7 @@
               <w:lang w:eastAsia="ru-RU"/>
             </w:rPr>
           </w:pPr>
-          <w:hyperlink w:anchor="_Toc225116395" w:history="1">
+          <w:hyperlink w:anchor="_Toc225626937" w:history="1">
             <w:r>
               <w:rPr>
                 <w:rStyle w:val="a7"/>
@@ -2547,7 +2545,7 @@
                 <w:noProof/>
                 <w:webHidden/>
               </w:rPr>
-              <w:instrText xml:space="preserve"> PAGEREF _Toc225116395 \h </w:instrText>
+              <w:instrText xml:space="preserve"> PAGEREF _Toc225626937 \h </w:instrText>
             </w:r>
             <w:r>
               <w:rPr>
@@ -2590,7 +2588,7 @@
               <w:lang w:eastAsia="ru-RU"/>
             </w:rPr>
           </w:pPr>
-          <w:hyperlink w:anchor="_Toc225116396" w:history="1">
+          <w:hyperlink w:anchor="_Toc225626938" w:history="1">
             <w:r>
               <w:rPr>
                 <w:rStyle w:val="a7"/>
@@ -2619,7 +2617,7 @@
                 <w:noProof/>
                 <w:webHidden/>
               </w:rPr>
-              <w:instrText xml:space="preserve"> PAGEREF _Toc225116396 \h </w:instrText>
+              <w:instrText xml:space="preserve"> PAGEREF _Toc225626938 \h </w:instrText>
             </w:r>
             <w:r>
               <w:rPr>
@@ -2662,7 +2660,7 @@
               <w:lang w:eastAsia="ru-RU"/>
             </w:rPr>
           </w:pPr>
-          <w:hyperlink w:anchor="_Toc225116397" w:history="1">
+          <w:hyperlink w:anchor="_Toc225626939" w:history="1">
             <w:r>
               <w:rPr>
                 <w:rStyle w:val="a7"/>
@@ -2690,7 +2688,7 @@
                 <w:noProof/>
                 <w:webHidden/>
               </w:rPr>
-              <w:instrText xml:space="preserve"> PAGEREF _Toc225116397 \h </w:instrText>
+              <w:instrText xml:space="preserve"> PAGEREF _Toc225626939 \h </w:instrText>
             </w:r>
             <w:r>
               <w:rPr>
@@ -2733,7 +2731,7 @@
               <w:lang w:eastAsia="ru-RU"/>
             </w:rPr>
           </w:pPr>
-          <w:hyperlink w:anchor="_Toc225116398" w:history="1">
+          <w:hyperlink w:anchor="_Toc225626940" w:history="1">
             <w:r>
               <w:rPr>
                 <w:rStyle w:val="a7"/>
@@ -2761,7 +2759,7 @@
                 <w:noProof/>
                 <w:webHidden/>
               </w:rPr>
-              <w:instrText xml:space="preserve"> PAGEREF _Toc225116398 \h </w:instrText>
+              <w:instrText xml:space="preserve"> PAGEREF _Toc225626940 \h </w:instrText>
             </w:r>
             <w:r>
               <w:rPr>
@@ -2804,7 +2802,7 @@
               <w:lang w:eastAsia="ru-RU"/>
             </w:rPr>
           </w:pPr>
-          <w:hyperlink w:anchor="_Toc225116399" w:history="1">
+          <w:hyperlink w:anchor="_Toc225626941" w:history="1">
             <w:r>
               <w:rPr>
                 <w:rStyle w:val="a7"/>
@@ -2832,7 +2830,7 @@
                 <w:noProof/>
                 <w:webHidden/>
               </w:rPr>
-              <w:instrText xml:space="preserve"> PAGEREF _Toc225116399 \h </w:instrText>
+              <w:instrText xml:space="preserve"> PAGEREF _Toc225626941 \h </w:instrText>
             </w:r>
             <w:r>
               <w:rPr>
@@ -2875,7 +2873,7 @@
               <w:lang w:eastAsia="ru-RU"/>
             </w:rPr>
           </w:pPr>
-          <w:hyperlink w:anchor="_Toc225116400" w:history="1">
+          <w:hyperlink w:anchor="_Toc225626942" w:history="1">
             <w:r>
               <w:rPr>
                 <w:rStyle w:val="a7"/>
@@ -2903,7 +2901,7 @@
                 <w:noProof/>
                 <w:webHidden/>
               </w:rPr>
-              <w:instrText xml:space="preserve"> PAGEREF _Toc225116400 \h </w:instrText>
+              <w:instrText xml:space="preserve"> PAGEREF _Toc225626942 \h </w:instrText>
             </w:r>
             <w:r>
               <w:rPr>
@@ -2946,7 +2944,7 @@
               <w:lang w:eastAsia="ru-RU"/>
             </w:rPr>
           </w:pPr>
-          <w:hyperlink w:anchor="_Toc225116401" w:history="1">
+          <w:hyperlink w:anchor="_Toc225626943" w:history="1">
             <w:r>
               <w:rPr>
                 <w:rStyle w:val="a7"/>
@@ -2974,7 +2972,7 @@
                 <w:noProof/>
                 <w:webHidden/>
               </w:rPr>
-              <w:instrText xml:space="preserve"> PAGEREF _Toc225116401 \h </w:instrText>
+              <w:instrText xml:space="preserve"> PAGEREF _Toc225626943 \h </w:instrText>
             </w:r>
             <w:r>
               <w:rPr>
@@ -3026,7 +3024,7 @@
           <w:szCs w:val="36"/>
         </w:rPr>
       </w:pPr>
-      <w:bookmarkStart w:id="0" w:name="_Toc225116366"/>
+      <w:bookmarkStart w:id="0" w:name="_Toc225626908"/>
       <w:r>
         <w:rPr>
           <w:rFonts w:ascii="Times New Roman" w:hAnsi="Times New Roman" w:cs="Times New Roman"/>
@@ -3057,7 +3055,6 @@
           <w:szCs w:val="28"/>
         </w:rPr>
       </w:pPr>
-      <w:proofErr w:type="spellStart"/>
       <w:r>
         <w:rPr>
           <w:rFonts w:ascii="Times New Roman" w:hAnsi="Times New Roman" w:cs="Times New Roman"/>
@@ -3069,7 +3066,6 @@
         </w:rPr>
         <w:t>CoreBus</w:t>
       </w:r>
-      <w:proofErr w:type="spellEnd"/>
       <w:r>
         <w:rPr>
           <w:rFonts w:ascii="Times New Roman" w:hAnsi="Times New Roman" w:cs="Times New Roman"/>
@@ -3174,25 +3170,81 @@
           <w:sz w:val="28"/>
           <w:szCs w:val="28"/>
         </w:rPr>
-        <w:t>Два режима работы: "Без протокола" и "</w:t>
-      </w:r>
-      <w:proofErr w:type="spellStart"/>
-      <w:r>
-        <w:rPr>
-          <w:rFonts w:ascii="Times New Roman" w:hAnsi="Times New Roman" w:cs="Times New Roman"/>
-          <w:sz w:val="28"/>
-          <w:szCs w:val="28"/>
+        <w:t>Три</w:t>
+      </w:r>
+      <w:r>
+        <w:rPr>
+          <w:rFonts w:ascii="Times New Roman" w:hAnsi="Times New Roman" w:cs="Times New Roman"/>
+          <w:sz w:val="28"/>
+          <w:szCs w:val="28"/>
+        </w:rPr>
+        <w:t xml:space="preserve"> режима работы: </w:t>
+      </w:r>
+      <w:r>
+        <w:rPr>
+          <w:rFonts w:ascii="Times New Roman" w:hAnsi="Times New Roman" w:cs="Times New Roman"/>
+          <w:sz w:val="28"/>
+          <w:szCs w:val="28"/>
+        </w:rPr>
+        <w:t>«</w:t>
+      </w:r>
+      <w:r>
+        <w:rPr>
+          <w:rFonts w:ascii="Times New Roman" w:hAnsi="Times New Roman" w:cs="Times New Roman"/>
+          <w:sz w:val="28"/>
+          <w:szCs w:val="28"/>
+        </w:rPr>
+        <w:t>Без протокола</w:t>
+      </w:r>
+      <w:r>
+        <w:rPr>
+          <w:rFonts w:ascii="Times New Roman" w:hAnsi="Times New Roman" w:cs="Times New Roman"/>
+          <w:sz w:val="28"/>
+          <w:szCs w:val="28"/>
+        </w:rPr>
+        <w:t>», «</w:t>
+      </w:r>
+      <w:r>
+        <w:rPr>
+          <w:rFonts w:ascii="Times New Roman" w:hAnsi="Times New Roman" w:cs="Times New Roman"/>
+          <w:sz w:val="28"/>
+          <w:szCs w:val="28"/>
+          <w:lang w:val="en-US"/>
         </w:rPr>
         <w:t>Modbus</w:t>
       </w:r>
-      <w:proofErr w:type="spellEnd"/>
-      <w:r>
-        <w:rPr>
-          <w:rFonts w:ascii="Times New Roman" w:hAnsi="Times New Roman" w:cs="Times New Roman"/>
-          <w:sz w:val="28"/>
-          <w:szCs w:val="28"/>
-        </w:rPr>
-        <w:t>".</w:t>
+      <w:r>
+        <w:rPr>
+          <w:rFonts w:ascii="Times New Roman" w:hAnsi="Times New Roman" w:cs="Times New Roman"/>
+          <w:sz w:val="28"/>
+          <w:szCs w:val="28"/>
+        </w:rPr>
+        <w:t>» и «</w:t>
+      </w:r>
+      <w:r>
+        <w:rPr>
+          <w:rFonts w:ascii="Times New Roman" w:hAnsi="Times New Roman" w:cs="Times New Roman"/>
+          <w:sz w:val="28"/>
+          <w:szCs w:val="28"/>
+          <w:lang w:val="en-US"/>
+        </w:rPr>
+        <w:t>Modbus</w:t>
+      </w:r>
+      <w:r>
+        <w:rPr>
+          <w:rFonts w:ascii="Times New Roman" w:hAnsi="Times New Roman" w:cs="Times New Roman"/>
+          <w:sz w:val="28"/>
+          <w:szCs w:val="28"/>
+        </w:rPr>
+        <w:t xml:space="preserve"> </w:t>
+      </w:r>
+      <w:r>
+        <w:rPr>
+          <w:rFonts w:ascii="Times New Roman" w:hAnsi="Times New Roman" w:cs="Times New Roman"/>
+          <w:sz w:val="28"/>
+          <w:szCs w:val="28"/>
+        </w:rPr>
+        <w:t>мониторинг».</w:t>
       </w:r>
       <w:r>
         <w:rPr>
@@ -3222,7 +3274,31 @@
           <w:sz w:val="28"/>
           <w:szCs w:val="28"/>
         </w:rPr>
-        <w:t>"Без протокола":</w:t>
+        <w:t>«</w:t>
+      </w:r>
+      <w:r>
+        <w:rPr>
+          <w:rFonts w:ascii="Times New Roman" w:hAnsi="Times New Roman" w:cs="Times New Roman"/>
+          <w:sz w:val="28"/>
+          <w:szCs w:val="28"/>
+        </w:rPr>
+        <w:t>Без протокола</w:t>
+      </w:r>
+      <w:r>
+        <w:rPr>
+          <w:rFonts w:ascii="Times New Roman" w:hAnsi="Times New Roman" w:cs="Times New Roman"/>
+          <w:sz w:val="28"/>
+          <w:szCs w:val="28"/>
+        </w:rPr>
+        <w:t>»</w:t>
+      </w:r>
+      <w:r>
+        <w:rPr>
+          <w:rFonts w:ascii="Times New Roman" w:hAnsi="Times New Roman" w:cs="Times New Roman"/>
+          <w:sz w:val="28"/>
+          <w:szCs w:val="28"/>
+        </w:rPr>
+        <w:t>:</w:t>
       </w:r>
     </w:p>
     <w:p>
@@ -3318,25 +3394,32 @@
           <w:sz w:val="28"/>
           <w:szCs w:val="28"/>
         </w:rPr>
-        <w:t>"</w:t>
-      </w:r>
-      <w:proofErr w:type="spellStart"/>
-      <w:r>
-        <w:rPr>
-          <w:rFonts w:ascii="Times New Roman" w:hAnsi="Times New Roman" w:cs="Times New Roman"/>
-          <w:sz w:val="28"/>
-          <w:szCs w:val="28"/>
+        <w:t>«</w:t>
+      </w:r>
+      <w:r>
+        <w:rPr>
+          <w:rFonts w:ascii="Times New Roman" w:hAnsi="Times New Roman" w:cs="Times New Roman"/>
+          <w:sz w:val="28"/>
+          <w:szCs w:val="28"/>
+          <w:lang w:val="en-US"/>
         </w:rPr>
         <w:t>Modbus</w:t>
       </w:r>
-      <w:proofErr w:type="spellEnd"/>
-      <w:r>
-        <w:rPr>
-          <w:rFonts w:ascii="Times New Roman" w:hAnsi="Times New Roman" w:cs="Times New Roman"/>
-          <w:sz w:val="28"/>
-          <w:szCs w:val="28"/>
-        </w:rPr>
-        <w:t>":</w:t>
+      <w:r>
+        <w:rPr>
+          <w:rFonts w:ascii="Times New Roman" w:hAnsi="Times New Roman" w:cs="Times New Roman"/>
+          <w:sz w:val="28"/>
+          <w:szCs w:val="28"/>
+        </w:rPr>
+        <w:t>»</w:t>
+      </w:r>
+      <w:r>
+        <w:rPr>
+          <w:rFonts w:ascii="Times New Roman" w:hAnsi="Times New Roman" w:cs="Times New Roman"/>
+          <w:sz w:val="28"/>
+          <w:szCs w:val="28"/>
+        </w:rPr>
+        <w:t>:</w:t>
       </w:r>
     </w:p>
     <w:p>
@@ -3360,16 +3443,15 @@
         </w:rPr>
         <w:t xml:space="preserve">Поддержка различных вариаций протокола </w:t>
       </w:r>
-      <w:proofErr w:type="spellStart"/>
-      <w:r>
-        <w:rPr>
-          <w:rFonts w:ascii="Times New Roman" w:hAnsi="Times New Roman" w:cs="Times New Roman"/>
-          <w:sz w:val="28"/>
-          <w:szCs w:val="28"/>
+      <w:r>
+        <w:rPr>
+          <w:rFonts w:ascii="Times New Roman" w:hAnsi="Times New Roman" w:cs="Times New Roman"/>
+          <w:sz w:val="28"/>
+          <w:szCs w:val="28"/>
+          <w:lang w:val="en-US"/>
         </w:rPr>
         <w:t>Modbus</w:t>
       </w:r>
-      <w:proofErr w:type="spellEnd"/>
       <w:r>
         <w:rPr>
           <w:rFonts w:ascii="Times New Roman" w:hAnsi="Times New Roman" w:cs="Times New Roman"/>
@@ -3378,16 +3460,15 @@
         </w:rPr>
         <w:t xml:space="preserve">: TCP, RTU, ASCII и RTU / ASCII </w:t>
       </w:r>
-      <w:proofErr w:type="spellStart"/>
-      <w:r>
-        <w:rPr>
-          <w:rFonts w:ascii="Times New Roman" w:hAnsi="Times New Roman" w:cs="Times New Roman"/>
-          <w:sz w:val="28"/>
-          <w:szCs w:val="28"/>
+      <w:r>
+        <w:rPr>
+          <w:rFonts w:ascii="Times New Roman" w:hAnsi="Times New Roman" w:cs="Times New Roman"/>
+          <w:sz w:val="28"/>
+          <w:szCs w:val="28"/>
+          <w:lang w:val="en-US"/>
         </w:rPr>
         <w:t>over</w:t>
       </w:r>
-      <w:proofErr w:type="spellEnd"/>
       <w:r>
         <w:rPr>
           <w:rFonts w:ascii="Times New Roman" w:hAnsi="Times New Roman" w:cs="Times New Roman"/>
@@ -3456,16 +3537,15 @@
         </w:rPr>
         <w:t xml:space="preserve">Возможность работы с числами типа </w:t>
       </w:r>
-      <w:proofErr w:type="spellStart"/>
-      <w:r>
-        <w:rPr>
-          <w:rFonts w:ascii="Times New Roman" w:hAnsi="Times New Roman" w:cs="Times New Roman"/>
-          <w:sz w:val="28"/>
-          <w:szCs w:val="28"/>
+      <w:r>
+        <w:rPr>
+          <w:rFonts w:ascii="Times New Roman" w:hAnsi="Times New Roman" w:cs="Times New Roman"/>
+          <w:sz w:val="28"/>
+          <w:szCs w:val="28"/>
+          <w:lang w:val="en-US"/>
         </w:rPr>
         <w:t>float</w:t>
       </w:r>
-      <w:proofErr w:type="spellEnd"/>
       <w:r>
         <w:rPr>
           <w:rFonts w:ascii="Times New Roman" w:hAnsi="Times New Roman" w:cs="Times New Roman"/>
@@ -3518,16 +3598,15 @@
           <w:szCs w:val="28"/>
         </w:rPr>
       </w:pPr>
-      <w:proofErr w:type="spellStart"/>
-      <w:r>
-        <w:rPr>
-          <w:rFonts w:ascii="Times New Roman" w:hAnsi="Times New Roman" w:cs="Times New Roman"/>
-          <w:sz w:val="28"/>
-          <w:szCs w:val="28"/>
+      <w:r>
+        <w:rPr>
+          <w:rFonts w:ascii="Times New Roman" w:hAnsi="Times New Roman" w:cs="Times New Roman"/>
+          <w:sz w:val="28"/>
+          <w:szCs w:val="28"/>
+          <w:lang w:val="en-US"/>
         </w:rPr>
         <w:t>Modbus</w:t>
       </w:r>
-      <w:proofErr w:type="spellEnd"/>
       <w:r>
         <w:rPr>
           <w:rFonts w:ascii="Times New Roman" w:hAnsi="Times New Roman" w:cs="Times New Roman"/>
@@ -3571,6 +3650,14 @@
           <w:rFonts w:ascii="Times New Roman" w:hAnsi="Times New Roman" w:cs="Times New Roman"/>
           <w:sz w:val="28"/>
           <w:szCs w:val="28"/>
+        </w:rPr>
+        <w:t>«</w:t>
+      </w:r>
+      <w:r>
+        <w:rPr>
+          <w:rFonts w:ascii="Times New Roman" w:hAnsi="Times New Roman" w:cs="Times New Roman"/>
+          <w:sz w:val="28"/>
+          <w:szCs w:val="28"/>
           <w:lang w:val="en-US"/>
         </w:rPr>
         <w:t xml:space="preserve">Modbus </w:t>
@@ -3581,7 +3668,23 @@
           <w:sz w:val="28"/>
           <w:szCs w:val="28"/>
         </w:rPr>
-        <w:t>мониторинг:</w:t>
+        <w:t>мониторинг</w:t>
+      </w:r>
+      <w:r>
+        <w:rPr>
+          <w:rFonts w:ascii="Times New Roman" w:hAnsi="Times New Roman" w:cs="Times New Roman"/>
+          <w:sz w:val="28"/>
+          <w:szCs w:val="28"/>
+        </w:rPr>
+        <w:t>»</w:t>
+      </w:r>
+      <w:r>
+        <w:rPr>
+          <w:rFonts w:ascii="Times New Roman" w:hAnsi="Times New Roman" w:cs="Times New Roman"/>
+          <w:sz w:val="28"/>
+          <w:szCs w:val="28"/>
+        </w:rPr>
+        <w:t>:</w:t>
       </w:r>
     </w:p>
     <w:p>
@@ -3627,16 +3730,15 @@
         </w:rPr>
         <w:t xml:space="preserve">Конвертация в числовые типы (Int16/32, </w:t>
       </w:r>
-      <w:proofErr w:type="spellStart"/>
-      <w:r>
-        <w:rPr>
-          <w:rFonts w:ascii="Times New Roman" w:hAnsi="Times New Roman" w:cs="Times New Roman"/>
-          <w:sz w:val="28"/>
-          <w:szCs w:val="28"/>
+      <w:r>
+        <w:rPr>
+          <w:rFonts w:ascii="Times New Roman" w:hAnsi="Times New Roman" w:cs="Times New Roman"/>
+          <w:sz w:val="28"/>
+          <w:szCs w:val="28"/>
+          <w:lang w:val="en-US"/>
         </w:rPr>
         <w:t>float</w:t>
       </w:r>
-      <w:proofErr w:type="spellEnd"/>
       <w:r>
         <w:rPr>
           <w:rFonts w:ascii="Times New Roman" w:hAnsi="Times New Roman" w:cs="Times New Roman"/>
@@ -3826,16 +3928,15 @@
         </w:rPr>
         <w:t xml:space="preserve">Для </w:t>
       </w:r>
-      <w:proofErr w:type="spellStart"/>
-      <w:r>
-        <w:rPr>
-          <w:rFonts w:ascii="Times New Roman" w:hAnsi="Times New Roman" w:cs="Times New Roman"/>
-          <w:sz w:val="28"/>
-          <w:szCs w:val="28"/>
+      <w:r>
+        <w:rPr>
+          <w:rFonts w:ascii="Times New Roman" w:hAnsi="Times New Roman" w:cs="Times New Roman"/>
+          <w:sz w:val="28"/>
+          <w:szCs w:val="28"/>
+          <w:lang w:val="en-US"/>
         </w:rPr>
         <w:t>Modbus</w:t>
       </w:r>
-      <w:proofErr w:type="spellEnd"/>
       <w:r>
         <w:rPr>
           <w:rFonts w:ascii="Times New Roman" w:hAnsi="Times New Roman" w:cs="Times New Roman"/>
@@ -3844,16 +3945,15 @@
         </w:rPr>
         <w:t xml:space="preserve"> макросов предусмотрена возможность выставления общего </w:t>
       </w:r>
-      <w:proofErr w:type="spellStart"/>
-      <w:r>
-        <w:rPr>
-          <w:rFonts w:ascii="Times New Roman" w:hAnsi="Times New Roman" w:cs="Times New Roman"/>
-          <w:sz w:val="28"/>
-          <w:szCs w:val="28"/>
+      <w:r>
+        <w:rPr>
+          <w:rFonts w:ascii="Times New Roman" w:hAnsi="Times New Roman" w:cs="Times New Roman"/>
+          <w:sz w:val="28"/>
+          <w:szCs w:val="28"/>
+          <w:lang w:val="en-US"/>
         </w:rPr>
         <w:t>Slave</w:t>
       </w:r>
-      <w:proofErr w:type="spellEnd"/>
       <w:r>
         <w:rPr>
           <w:rFonts w:ascii="Times New Roman" w:hAnsi="Times New Roman" w:cs="Times New Roman"/>
@@ -4374,7 +4474,7 @@
           <w:szCs w:val="36"/>
         </w:rPr>
       </w:pPr>
-      <w:bookmarkStart w:id="1" w:name="_Toc225116367"/>
+      <w:bookmarkStart w:id="1" w:name="_Toc225626909"/>
       <w:r>
         <w:rPr>
           <w:rFonts w:ascii="Times New Roman" w:hAnsi="Times New Roman" w:cs="Times New Roman"/>
@@ -4695,7 +4795,7 @@
           <w:szCs w:val="32"/>
         </w:rPr>
       </w:pPr>
-      <w:bookmarkStart w:id="2" w:name="_Toc225116368"/>
+      <w:bookmarkStart w:id="2" w:name="_Toc225626910"/>
       <w:r>
         <w:rPr>
           <w:rFonts w:ascii="Times New Roman" w:hAnsi="Times New Roman" w:cs="Times New Roman"/>
@@ -4839,7 +4939,7 @@
           <w:szCs w:val="32"/>
         </w:rPr>
       </w:pPr>
-      <w:bookmarkStart w:id="3" w:name="_Toc225116369"/>
+      <w:bookmarkStart w:id="3" w:name="_Toc225626911"/>
       <w:r>
         <w:rPr>
           <w:rFonts w:ascii="Times New Roman" w:hAnsi="Times New Roman" w:cs="Times New Roman"/>
@@ -5096,7 +5196,7 @@
           <w:szCs w:val="32"/>
         </w:rPr>
       </w:pPr>
-      <w:bookmarkStart w:id="4" w:name="_Toc225116370"/>
+      <w:bookmarkStart w:id="4" w:name="_Toc225626912"/>
       <w:r>
         <w:rPr>
           <w:rFonts w:ascii="Times New Roman" w:hAnsi="Times New Roman" w:cs="Times New Roman"/>
@@ -5521,7 +5621,7 @@
           <w:szCs w:val="36"/>
         </w:rPr>
       </w:pPr>
-      <w:bookmarkStart w:id="5" w:name="_Toc225116371"/>
+      <w:bookmarkStart w:id="5" w:name="_Toc225626913"/>
       <w:r>
         <w:rPr>
           <w:rFonts w:ascii="Times New Roman" w:hAnsi="Times New Roman" w:cs="Times New Roman"/>
@@ -5609,16 +5709,15 @@
           <w:lang w:val="en-US"/>
         </w:rPr>
       </w:pPr>
-      <w:proofErr w:type="spellStart"/>
-      <w:r>
-        <w:rPr>
-          <w:rFonts w:ascii="Times New Roman" w:hAnsi="Times New Roman" w:cs="Times New Roman"/>
-          <w:sz w:val="28"/>
-          <w:szCs w:val="28"/>
+      <w:r>
+        <w:rPr>
+          <w:rFonts w:ascii="Times New Roman" w:hAnsi="Times New Roman" w:cs="Times New Roman"/>
+          <w:sz w:val="28"/>
+          <w:szCs w:val="28"/>
+          <w:lang w:val="en-US"/>
         </w:rPr>
         <w:t>Modbus</w:t>
       </w:r>
-      <w:proofErr w:type="spellEnd"/>
       <w:r>
         <w:rPr>
           <w:rFonts w:ascii="Times New Roman" w:hAnsi="Times New Roman" w:cs="Times New Roman"/>
@@ -5642,16 +5741,15 @@
           <w:lang w:val="en-US"/>
         </w:rPr>
       </w:pPr>
-      <w:proofErr w:type="spellStart"/>
-      <w:r>
-        <w:rPr>
-          <w:rFonts w:ascii="Times New Roman" w:hAnsi="Times New Roman" w:cs="Times New Roman"/>
-          <w:sz w:val="28"/>
-          <w:szCs w:val="28"/>
+      <w:r>
+        <w:rPr>
+          <w:rFonts w:ascii="Times New Roman" w:hAnsi="Times New Roman" w:cs="Times New Roman"/>
+          <w:sz w:val="28"/>
+          <w:szCs w:val="28"/>
+          <w:lang w:val="en-US"/>
         </w:rPr>
         <w:t>Modbus</w:t>
       </w:r>
-      <w:proofErr w:type="spellEnd"/>
       <w:r>
         <w:rPr>
           <w:rFonts w:ascii="Times New Roman" w:hAnsi="Times New Roman" w:cs="Times New Roman"/>
@@ -5723,16 +5821,15 @@
           <w:lang w:val="en-US"/>
         </w:rPr>
       </w:pPr>
-      <w:proofErr w:type="spellStart"/>
-      <w:r>
-        <w:rPr>
-          <w:rFonts w:ascii="Times New Roman" w:hAnsi="Times New Roman" w:cs="Times New Roman"/>
-          <w:sz w:val="28"/>
-          <w:szCs w:val="28"/>
+      <w:r>
+        <w:rPr>
+          <w:rFonts w:ascii="Times New Roman" w:hAnsi="Times New Roman" w:cs="Times New Roman"/>
+          <w:sz w:val="28"/>
+          <w:szCs w:val="28"/>
+          <w:lang w:val="en-US"/>
         </w:rPr>
         <w:t>Modbus</w:t>
       </w:r>
-      <w:proofErr w:type="spellEnd"/>
       <w:r>
         <w:rPr>
           <w:rFonts w:ascii="Times New Roman" w:hAnsi="Times New Roman" w:cs="Times New Roman"/>
@@ -5741,16 +5838,15 @@
         </w:rPr>
         <w:t xml:space="preserve"> ASCII </w:t>
       </w:r>
-      <w:proofErr w:type="spellStart"/>
-      <w:r>
-        <w:rPr>
-          <w:rFonts w:ascii="Times New Roman" w:hAnsi="Times New Roman" w:cs="Times New Roman"/>
-          <w:sz w:val="28"/>
-          <w:szCs w:val="28"/>
+      <w:r>
+        <w:rPr>
+          <w:rFonts w:ascii="Times New Roman" w:hAnsi="Times New Roman" w:cs="Times New Roman"/>
+          <w:sz w:val="28"/>
+          <w:szCs w:val="28"/>
+          <w:lang w:val="en-US"/>
         </w:rPr>
         <w:t>over</w:t>
       </w:r>
-      <w:proofErr w:type="spellEnd"/>
       <w:r>
         <w:rPr>
           <w:rFonts w:ascii="Times New Roman" w:hAnsi="Times New Roman" w:cs="Times New Roman"/>
@@ -5892,7 +5988,7 @@
           <w:szCs w:val="32"/>
         </w:rPr>
       </w:pPr>
-      <w:bookmarkStart w:id="6" w:name="_Toc225116372"/>
+      <w:bookmarkStart w:id="6" w:name="_Toc225626914"/>
       <w:r>
         <w:rPr>
           <w:rFonts w:ascii="Times New Roman" w:hAnsi="Times New Roman" w:cs="Times New Roman"/>
@@ -6121,7 +6217,7 @@
           <w:szCs w:val="32"/>
         </w:rPr>
       </w:pPr>
-      <w:bookmarkStart w:id="7" w:name="_Toc225116373"/>
+      <w:bookmarkStart w:id="7" w:name="_Toc225626915"/>
       <w:r>
         <w:rPr>
           <w:rFonts w:ascii="Times New Roman" w:hAnsi="Times New Roman" w:cs="Times New Roman"/>
@@ -6257,7 +6353,7 @@
           <w:szCs w:val="32"/>
         </w:rPr>
       </w:pPr>
-      <w:bookmarkStart w:id="8" w:name="_Toc225116374"/>
+      <w:bookmarkStart w:id="8" w:name="_Toc225626916"/>
       <w:r>
         <w:rPr>
           <w:rFonts w:ascii="Times New Roman" w:hAnsi="Times New Roman" w:cs="Times New Roman"/>
@@ -6322,7 +6418,7 @@
           <w:szCs w:val="28"/>
         </w:rPr>
       </w:pPr>
-      <w:bookmarkStart w:id="9" w:name="_Toc225116375"/>
+      <w:bookmarkStart w:id="9" w:name="_Toc225626917"/>
       <w:r>
         <w:rPr>
           <w:rFonts w:ascii="Times New Roman" w:hAnsi="Times New Roman" w:cs="Times New Roman"/>
@@ -6442,7 +6538,7 @@
           <w:szCs w:val="28"/>
         </w:rPr>
       </w:pPr>
-      <w:bookmarkStart w:id="10" w:name="_Toc225116376"/>
+      <w:bookmarkStart w:id="10" w:name="_Toc225626918"/>
       <w:r>
         <w:rPr>
           <w:rFonts w:ascii="Times New Roman" w:hAnsi="Times New Roman" w:cs="Times New Roman"/>
@@ -6614,7 +6710,7 @@
           <w:szCs w:val="28"/>
         </w:rPr>
       </w:pPr>
-      <w:bookmarkStart w:id="11" w:name="_Toc225116377"/>
+      <w:bookmarkStart w:id="11" w:name="_Toc225626919"/>
       <w:r>
         <w:rPr>
           <w:rFonts w:ascii="Times New Roman" w:hAnsi="Times New Roman" w:cs="Times New Roman"/>
@@ -6767,7 +6863,7 @@
           <w:szCs w:val="28"/>
         </w:rPr>
       </w:pPr>
-      <w:bookmarkStart w:id="12" w:name="_Toc225116378"/>
+      <w:bookmarkStart w:id="12" w:name="_Toc225626920"/>
       <w:r>
         <w:rPr>
           <w:rFonts w:ascii="Times New Roman" w:hAnsi="Times New Roman" w:cs="Times New Roman"/>
@@ -6893,16 +6989,15 @@
         </w:rPr>
         <w:t xml:space="preserve">возможность записи чисел типа </w:t>
       </w:r>
-      <w:proofErr w:type="spellStart"/>
-      <w:r>
-        <w:rPr>
-          <w:rFonts w:ascii="Times New Roman" w:hAnsi="Times New Roman" w:cs="Times New Roman"/>
-          <w:sz w:val="28"/>
-          <w:szCs w:val="28"/>
+      <w:r>
+        <w:rPr>
+          <w:rFonts w:ascii="Times New Roman" w:hAnsi="Times New Roman" w:cs="Times New Roman"/>
+          <w:sz w:val="28"/>
+          <w:szCs w:val="28"/>
+          <w:lang w:val="en-US"/>
         </w:rPr>
         <w:t>float</w:t>
       </w:r>
-      <w:proofErr w:type="spellEnd"/>
       <w:r>
         <w:rPr>
           <w:rFonts w:ascii="Times New Roman" w:hAnsi="Times New Roman" w:cs="Times New Roman"/>
@@ -6953,16 +7048,15 @@
         </w:rPr>
         <w:t xml:space="preserve">Иногда бывает, что устройство может использовать нетипичный формат для расшифровки чисел типа </w:t>
       </w:r>
-      <w:proofErr w:type="spellStart"/>
-      <w:r>
-        <w:rPr>
-          <w:rFonts w:ascii="Times New Roman" w:hAnsi="Times New Roman" w:cs="Times New Roman"/>
-          <w:sz w:val="28"/>
-          <w:szCs w:val="28"/>
+      <w:r>
+        <w:rPr>
+          <w:rFonts w:ascii="Times New Roman" w:hAnsi="Times New Roman" w:cs="Times New Roman"/>
+          <w:sz w:val="28"/>
+          <w:szCs w:val="28"/>
+          <w:lang w:val="en-US"/>
         </w:rPr>
         <w:t>float</w:t>
       </w:r>
-      <w:proofErr w:type="spellEnd"/>
       <w:r>
         <w:rPr>
           <w:rFonts w:ascii="Times New Roman" w:hAnsi="Times New Roman" w:cs="Times New Roman"/>
@@ -7194,7 +7288,7 @@
           <w:szCs w:val="32"/>
         </w:rPr>
       </w:pPr>
-      <w:bookmarkStart w:id="13" w:name="_Toc225116379"/>
+      <w:bookmarkStart w:id="13" w:name="_Toc225626921"/>
       <w:r>
         <w:rPr>
           <w:rFonts w:ascii="Times New Roman" w:hAnsi="Times New Roman" w:cs="Times New Roman"/>
@@ -7246,67 +7340,41 @@
           <w:sz w:val="28"/>
           <w:szCs w:val="28"/>
         </w:rPr>
-        <w:t xml:space="preserve">Этот режим </w:t>
-      </w:r>
-      <w:r>
-        <w:rPr>
-          <w:rFonts w:ascii="Times New Roman" w:hAnsi="Times New Roman" w:cs="Times New Roman"/>
-          <w:sz w:val="28"/>
-          <w:szCs w:val="28"/>
-        </w:rPr>
-        <w:t>нужен для двух целей</w:t>
-      </w:r>
-      <w:r>
-        <w:rPr>
-          <w:rFonts w:ascii="Times New Roman" w:hAnsi="Times New Roman" w:cs="Times New Roman"/>
-          <w:sz w:val="28"/>
-          <w:szCs w:val="28"/>
-        </w:rPr>
-        <w:t>:</w:t>
-      </w:r>
-    </w:p>
-    <w:p>
-      <w:pPr>
-        <w:pStyle w:val="aa"/>
-        <w:numPr>
-          <w:ilvl w:val="0"/>
-          <w:numId w:val="13"/>
-        </w:numPr>
-        <w:rPr>
-          <w:rFonts w:ascii="Times New Roman" w:hAnsi="Times New Roman" w:cs="Times New Roman"/>
-          <w:sz w:val="28"/>
-          <w:szCs w:val="28"/>
-        </w:rPr>
-      </w:pPr>
-      <w:r>
-        <w:rPr>
-          <w:rFonts w:ascii="Times New Roman" w:hAnsi="Times New Roman" w:cs="Times New Roman"/>
-          <w:sz w:val="28"/>
-          <w:szCs w:val="28"/>
-        </w:rPr>
-        <w:t>Визуальный контроль подключенного устройства.</w:t>
-      </w:r>
-    </w:p>
-    <w:p>
-      <w:pPr>
-        <w:pStyle w:val="aa"/>
-        <w:numPr>
-          <w:ilvl w:val="0"/>
-          <w:numId w:val="13"/>
-        </w:numPr>
-        <w:rPr>
-          <w:rFonts w:ascii="Times New Roman" w:hAnsi="Times New Roman" w:cs="Times New Roman"/>
-          <w:sz w:val="28"/>
-          <w:szCs w:val="28"/>
-        </w:rPr>
-      </w:pPr>
-      <w:r>
-        <w:rPr>
-          <w:rFonts w:ascii="Times New Roman" w:hAnsi="Times New Roman" w:cs="Times New Roman"/>
-          <w:sz w:val="28"/>
-          <w:szCs w:val="28"/>
-        </w:rPr>
-        <w:t>Логирование.</w:t>
+        <w:t>Специальный режим, предназначенный для визуального контроля подключенного устройства.</w:t>
+      </w:r>
+    </w:p>
+    <w:p>
+      <w:pPr>
+        <w:rPr>
+          <w:rFonts w:ascii="Times New Roman" w:hAnsi="Times New Roman" w:cs="Times New Roman"/>
+          <w:sz w:val="28"/>
+          <w:szCs w:val="28"/>
+        </w:rPr>
+      </w:pPr>
+      <w:r>
+        <w:rPr>
+          <w:rFonts w:ascii="Times New Roman" w:hAnsi="Times New Roman" w:cs="Times New Roman"/>
+          <w:sz w:val="28"/>
+          <w:szCs w:val="28"/>
+        </w:rPr>
+        <w:t xml:space="preserve">В этом режиме отображаются регистры </w:t>
+      </w:r>
+      <w:r>
+        <w:rPr>
+          <w:rFonts w:ascii="Times New Roman" w:hAnsi="Times New Roman" w:cs="Times New Roman"/>
+          <w:sz w:val="28"/>
+          <w:szCs w:val="28"/>
+          <w:lang w:val="en-US"/>
+        </w:rPr>
+        <w:t>Modbus</w:t>
+      </w:r>
+      <w:r>
+        <w:rPr>
+          <w:rFonts w:ascii="Times New Roman" w:hAnsi="Times New Roman" w:cs="Times New Roman"/>
+          <w:sz w:val="28"/>
+          <w:szCs w:val="28"/>
+        </w:rPr>
+        <w:t>, значения в которых обновляются с заданным периодом. Для удобного отображения эти значения можно привести к выбранному типу, преобразовать по формуле и отобразить на графике.</w:t>
       </w:r>
     </w:p>
     <w:p>
@@ -7534,24 +7602,6 @@
     </w:p>
     <w:p>
       <w:pPr>
-        <w:rPr>
-          <w:rFonts w:ascii="Times New Roman" w:hAnsi="Times New Roman" w:cs="Times New Roman"/>
-          <w:sz w:val="28"/>
-          <w:szCs w:val="28"/>
-        </w:rPr>
-      </w:pPr>
-    </w:p>
-    <w:p>
-      <w:pPr>
-        <w:rPr>
-          <w:rFonts w:ascii="Times New Roman" w:hAnsi="Times New Roman" w:cs="Times New Roman"/>
-          <w:sz w:val="28"/>
-          <w:szCs w:val="28"/>
-        </w:rPr>
-      </w:pPr>
-    </w:p>
-    <w:p>
-      <w:pPr>
         <w:pStyle w:val="3"/>
         <w:jc w:val="center"/>
         <w:rPr>
@@ -7560,7 +7610,7 @@
           <w:szCs w:val="28"/>
         </w:rPr>
       </w:pPr>
-      <w:bookmarkStart w:id="14" w:name="_Toc225116380"/>
+      <w:bookmarkStart w:id="14" w:name="_Toc225626922"/>
       <w:r>
         <w:rPr>
           <w:rFonts w:ascii="Times New Roman" w:hAnsi="Times New Roman" w:cs="Times New Roman"/>
@@ -8172,7 +8222,7 @@
           <w:szCs w:val="28"/>
         </w:rPr>
       </w:pPr>
-      <w:bookmarkStart w:id="15" w:name="_Toc225116381"/>
+      <w:bookmarkStart w:id="15" w:name="_Toc225626923"/>
       <w:r>
         <w:rPr>
           <w:rFonts w:ascii="Times New Roman" w:hAnsi="Times New Roman" w:cs="Times New Roman"/>
@@ -8649,7 +8699,24 @@
           <w:szCs w:val="28"/>
         </w:rPr>
         <w:br/>
-        <w:t xml:space="preserve">Значение регистра, приведенное к одному из доступных типов. В случае, если тип занимает больше 16 бит, то при преобразовании захватываются еще и следующие значения (как на картинке). </w:t>
+      </w:r>
+      <w:proofErr w:type="spellStart"/>
+      <w:r>
+        <w:rPr>
+          <w:rFonts w:ascii="Times New Roman" w:hAnsi="Times New Roman" w:cs="Times New Roman"/>
+          <w:sz w:val="28"/>
+          <w:szCs w:val="28"/>
+        </w:rPr>
+        <w:t>Значение</w:t>
+      </w:r>
+      <w:proofErr w:type="spellEnd"/>
+      <w:r>
+        <w:rPr>
+          <w:rFonts w:ascii="Times New Roman" w:hAnsi="Times New Roman" w:cs="Times New Roman"/>
+          <w:sz w:val="28"/>
+          <w:szCs w:val="28"/>
+        </w:rPr>
+        <w:t xml:space="preserve"> регистра, приведенное к одному из доступных типов. В случае, если тип занимает больше 16 бит, то при преобразовании захватываются еще и следующие значения (как на картинке). </w:t>
       </w:r>
       <w:r>
         <w:rPr>
@@ -9038,6 +9105,7 @@
       <w:r>
         <w:rPr>
           <w:rFonts w:ascii="Times New Roman" w:hAnsi="Times New Roman" w:cs="Times New Roman"/>
+          <w:noProof/>
           <w:sz w:val="28"/>
           <w:szCs w:val="28"/>
         </w:rPr>
@@ -9097,7 +9165,7 @@
           <w:szCs w:val="28"/>
         </w:rPr>
       </w:pPr>
-      <w:bookmarkStart w:id="16" w:name="_Toc225116382"/>
+      <w:bookmarkStart w:id="16" w:name="_Toc225626924"/>
       <w:r>
         <w:rPr>
           <w:rFonts w:ascii="Times New Roman" w:hAnsi="Times New Roman" w:cs="Times New Roman"/>
@@ -9189,6 +9257,7 @@
       <w:r>
         <w:rPr>
           <w:rFonts w:ascii="Times New Roman" w:hAnsi="Times New Roman" w:cs="Times New Roman"/>
+          <w:noProof/>
           <w:sz w:val="28"/>
           <w:szCs w:val="28"/>
         </w:rPr>
@@ -9445,7 +9514,7 @@
           <w:szCs w:val="28"/>
         </w:rPr>
       </w:pPr>
-      <w:bookmarkStart w:id="17" w:name="_Toc225116383"/>
+      <w:bookmarkStart w:id="17" w:name="_Toc225626925"/>
       <w:r>
         <w:rPr>
           <w:rFonts w:ascii="Times New Roman" w:hAnsi="Times New Roman" w:cs="Times New Roman"/>
@@ -9932,7 +10001,7 @@
           <w:szCs w:val="28"/>
         </w:rPr>
       </w:pPr>
-      <w:bookmarkStart w:id="18" w:name="_Toc225116384"/>
+      <w:bookmarkStart w:id="18" w:name="_Toc225626926"/>
       <w:r>
         <w:rPr>
           <w:rFonts w:ascii="Times New Roman" w:hAnsi="Times New Roman" w:cs="Times New Roman"/>
@@ -10211,7 +10280,7 @@
           <w:szCs w:val="32"/>
         </w:rPr>
       </w:pPr>
-      <w:bookmarkStart w:id="19" w:name="_Toc225116385"/>
+      <w:bookmarkStart w:id="19" w:name="_Toc225626927"/>
       <w:r>
         <w:rPr>
           <w:rFonts w:ascii="Times New Roman" w:hAnsi="Times New Roman" w:cs="Times New Roman"/>
@@ -10618,7 +10687,7 @@
           <w:szCs w:val="32"/>
         </w:rPr>
       </w:pPr>
-      <w:bookmarkStart w:id="20" w:name="_Toc225116386"/>
+      <w:bookmarkStart w:id="20" w:name="_Toc225626928"/>
       <w:r>
         <w:rPr>
           <w:rFonts w:ascii="Times New Roman" w:hAnsi="Times New Roman" w:cs="Times New Roman"/>
@@ -11325,7 +11394,7 @@
           <w:szCs w:val="36"/>
         </w:rPr>
       </w:pPr>
-      <w:bookmarkStart w:id="21" w:name="_Toc225116387"/>
+      <w:bookmarkStart w:id="21" w:name="_Toc225626929"/>
       <w:r>
         <w:rPr>
           <w:rFonts w:ascii="Times New Roman" w:hAnsi="Times New Roman" w:cs="Times New Roman"/>
@@ -11624,7 +11693,7 @@
           <w:szCs w:val="32"/>
         </w:rPr>
       </w:pPr>
-      <w:bookmarkStart w:id="22" w:name="_Toc225116388"/>
+      <w:bookmarkStart w:id="22" w:name="_Toc225626930"/>
       <w:r>
         <w:rPr>
           <w:rFonts w:ascii="Times New Roman" w:hAnsi="Times New Roman" w:cs="Times New Roman"/>
@@ -13148,7 +13217,7 @@
           <w:szCs w:val="36"/>
         </w:rPr>
       </w:pPr>
-      <w:bookmarkStart w:id="23" w:name="_Toc225116389"/>
+      <w:bookmarkStart w:id="23" w:name="_Toc225626931"/>
       <w:r>
         <w:rPr>
           <w:rFonts w:ascii="Times New Roman" w:hAnsi="Times New Roman" w:cs="Times New Roman"/>
@@ -13188,7 +13257,6 @@
         </w:rPr>
       </w:pPr>
       <w:hyperlink r:id="rId43" w:history="1">
-        <w:proofErr w:type="spellStart"/>
         <w:r>
           <w:rPr>
             <w:rStyle w:val="a7"/>
@@ -13196,17 +13264,7 @@
             <w:sz w:val="28"/>
             <w:szCs w:val="28"/>
           </w:rPr>
-          <w:t>CoreBus</w:t>
-        </w:r>
-        <w:proofErr w:type="spellEnd"/>
-        <w:r>
-          <w:rPr>
-            <w:rStyle w:val="a7"/>
-            <w:rFonts w:ascii="Times New Roman" w:hAnsi="Times New Roman" w:cs="Times New Roman"/>
-            <w:sz w:val="28"/>
-            <w:szCs w:val="28"/>
-          </w:rPr>
-          <w:t xml:space="preserve">: Часть 5 — попытка использования </w:t>
+          <w:t xml:space="preserve">CoreBus: Часть 5 — попытка использования </w:t>
         </w:r>
         <w:proofErr w:type="spellStart"/>
         <w:r>
@@ -13518,7 +13576,7 @@
           <w:szCs w:val="36"/>
         </w:rPr>
       </w:pPr>
-      <w:bookmarkStart w:id="24" w:name="_Toc225116390"/>
+      <w:bookmarkStart w:id="24" w:name="_Toc225626932"/>
       <w:r>
         <w:rPr>
           <w:rFonts w:ascii="Times New Roman" w:hAnsi="Times New Roman" w:cs="Times New Roman"/>
@@ -13667,7 +13725,7 @@
           <w:szCs w:val="36"/>
         </w:rPr>
       </w:pPr>
-      <w:bookmarkStart w:id="25" w:name="_Toc225116391"/>
+      <w:bookmarkStart w:id="25" w:name="_Toc225626933"/>
       <w:r>
         <w:rPr>
           <w:rFonts w:ascii="Times New Roman" w:hAnsi="Times New Roman" w:cs="Times New Roman"/>
@@ -13697,7 +13755,7 @@
           <w:szCs w:val="32"/>
         </w:rPr>
       </w:pPr>
-      <w:bookmarkStart w:id="26" w:name="_Toc225116392"/>
+      <w:bookmarkStart w:id="26" w:name="_Toc225626934"/>
       <w:r>
         <w:rPr>
           <w:rFonts w:ascii="Times New Roman" w:hAnsi="Times New Roman" w:cs="Times New Roman"/>
@@ -13860,7 +13918,7 @@
           <w:szCs w:val="32"/>
         </w:rPr>
       </w:pPr>
-      <w:bookmarkStart w:id="27" w:name="_Toc225116393"/>
+      <w:bookmarkStart w:id="27" w:name="_Toc225626935"/>
       <w:r>
         <w:rPr>
           <w:rFonts w:ascii="Times New Roman" w:hAnsi="Times New Roman" w:cs="Times New Roman"/>
@@ -13982,7 +14040,7 @@
           <w:szCs w:val="32"/>
         </w:rPr>
       </w:pPr>
-      <w:bookmarkStart w:id="28" w:name="_Toc225116394"/>
+      <w:bookmarkStart w:id="28" w:name="_Toc225626936"/>
       <w:r>
         <w:rPr>
           <w:rFonts w:ascii="Times New Roman" w:hAnsi="Times New Roman" w:cs="Times New Roman"/>
@@ -14038,16 +14096,15 @@
           <w:szCs w:val="28"/>
         </w:rPr>
       </w:pPr>
-      <w:proofErr w:type="spellStart"/>
-      <w:r>
-        <w:rPr>
-          <w:rFonts w:ascii="Times New Roman" w:hAnsi="Times New Roman" w:cs="Times New Roman"/>
-          <w:sz w:val="28"/>
-          <w:szCs w:val="28"/>
+      <w:r>
+        <w:rPr>
+          <w:rFonts w:ascii="Times New Roman" w:hAnsi="Times New Roman" w:cs="Times New Roman"/>
+          <w:sz w:val="28"/>
+          <w:szCs w:val="28"/>
+          <w:lang w:val="en-US"/>
         </w:rPr>
         <w:t>Modbus</w:t>
       </w:r>
-      <w:proofErr w:type="spellEnd"/>
       <w:r>
         <w:rPr>
           <w:rFonts w:ascii="Times New Roman" w:hAnsi="Times New Roman" w:cs="Times New Roman"/>
@@ -14132,16 +14189,15 @@
         </w:rPr>
         <w:t xml:space="preserve">едкое зависание при записи/чтении </w:t>
       </w:r>
-      <w:proofErr w:type="spellStart"/>
-      <w:r>
-        <w:rPr>
-          <w:rFonts w:ascii="Times New Roman" w:hAnsi="Times New Roman" w:cs="Times New Roman"/>
-          <w:sz w:val="28"/>
-          <w:szCs w:val="28"/>
+      <w:r>
+        <w:rPr>
+          <w:rFonts w:ascii="Times New Roman" w:hAnsi="Times New Roman" w:cs="Times New Roman"/>
+          <w:sz w:val="28"/>
+          <w:szCs w:val="28"/>
+          <w:lang w:val="en-US"/>
         </w:rPr>
         <w:t>Modbus</w:t>
       </w:r>
-      <w:proofErr w:type="spellEnd"/>
       <w:r>
         <w:rPr>
           <w:rFonts w:ascii="Times New Roman" w:hAnsi="Times New Roman" w:cs="Times New Roman"/>
@@ -14212,16 +14268,15 @@
         </w:rPr>
         <w:t xml:space="preserve">еправильное отображение количества записанных регистров </w:t>
       </w:r>
-      <w:proofErr w:type="spellStart"/>
-      <w:r>
-        <w:rPr>
-          <w:rFonts w:ascii="Times New Roman" w:hAnsi="Times New Roman" w:cs="Times New Roman"/>
-          <w:sz w:val="28"/>
-          <w:szCs w:val="28"/>
+      <w:r>
+        <w:rPr>
+          <w:rFonts w:ascii="Times New Roman" w:hAnsi="Times New Roman" w:cs="Times New Roman"/>
+          <w:sz w:val="28"/>
+          <w:szCs w:val="28"/>
+          <w:lang w:val="en-US"/>
         </w:rPr>
         <w:t>Modbus</w:t>
       </w:r>
-      <w:proofErr w:type="spellEnd"/>
       <w:r>
         <w:rPr>
           <w:rFonts w:ascii="Times New Roman" w:hAnsi="Times New Roman" w:cs="Times New Roman"/>
@@ -14261,16 +14316,15 @@
         </w:rPr>
         <w:t xml:space="preserve">ри отправке отдельных команд макроса не учитывается единый </w:t>
       </w:r>
-      <w:proofErr w:type="spellStart"/>
-      <w:r>
-        <w:rPr>
-          <w:rFonts w:ascii="Times New Roman" w:hAnsi="Times New Roman" w:cs="Times New Roman"/>
-          <w:sz w:val="28"/>
-          <w:szCs w:val="28"/>
+      <w:r>
+        <w:rPr>
+          <w:rFonts w:ascii="Times New Roman" w:hAnsi="Times New Roman" w:cs="Times New Roman"/>
+          <w:sz w:val="28"/>
+          <w:szCs w:val="28"/>
+          <w:lang w:val="en-US"/>
         </w:rPr>
         <w:t>Slave</w:t>
       </w:r>
-      <w:proofErr w:type="spellEnd"/>
       <w:r>
         <w:rPr>
           <w:rFonts w:ascii="Times New Roman" w:hAnsi="Times New Roman" w:cs="Times New Roman"/>
@@ -14310,16 +14364,15 @@
         </w:rPr>
         <w:t xml:space="preserve">ри использовании единого </w:t>
       </w:r>
-      <w:proofErr w:type="spellStart"/>
-      <w:r>
-        <w:rPr>
-          <w:rFonts w:ascii="Times New Roman" w:hAnsi="Times New Roman" w:cs="Times New Roman"/>
-          <w:sz w:val="28"/>
-          <w:szCs w:val="28"/>
+      <w:r>
+        <w:rPr>
+          <w:rFonts w:ascii="Times New Roman" w:hAnsi="Times New Roman" w:cs="Times New Roman"/>
+          <w:sz w:val="28"/>
+          <w:szCs w:val="28"/>
+          <w:lang w:val="en-US"/>
         </w:rPr>
         <w:t>Slave</w:t>
       </w:r>
-      <w:proofErr w:type="spellEnd"/>
       <w:r>
         <w:rPr>
           <w:rFonts w:ascii="Times New Roman" w:hAnsi="Times New Roman" w:cs="Times New Roman"/>
@@ -14336,16 +14389,15 @@
         </w:rPr>
         <w:t xml:space="preserve">ID в макросе учитываются ошибки от полей </w:t>
       </w:r>
-      <w:proofErr w:type="spellStart"/>
-      <w:r>
-        <w:rPr>
-          <w:rFonts w:ascii="Times New Roman" w:hAnsi="Times New Roman" w:cs="Times New Roman"/>
-          <w:sz w:val="28"/>
-          <w:szCs w:val="28"/>
+      <w:r>
+        <w:rPr>
+          <w:rFonts w:ascii="Times New Roman" w:hAnsi="Times New Roman" w:cs="Times New Roman"/>
+          <w:sz w:val="28"/>
+          <w:szCs w:val="28"/>
+          <w:lang w:val="en-US"/>
         </w:rPr>
         <w:t>Slave</w:t>
       </w:r>
-      <w:proofErr w:type="spellEnd"/>
       <w:r>
         <w:rPr>
           <w:rFonts w:ascii="Times New Roman" w:hAnsi="Times New Roman" w:cs="Times New Roman"/>
@@ -14374,7 +14426,7 @@
           <w:lang w:val="en-US"/>
         </w:rPr>
       </w:pPr>
-      <w:bookmarkStart w:id="29" w:name="_Toc225116395"/>
+      <w:bookmarkStart w:id="29" w:name="_Toc225626937"/>
       <w:r>
         <w:rPr>
           <w:rFonts w:ascii="Times New Roman" w:hAnsi="Times New Roman" w:cs="Times New Roman"/>
@@ -14440,16 +14492,15 @@
         </w:rPr>
         <w:t xml:space="preserve">В </w:t>
       </w:r>
-      <w:proofErr w:type="spellStart"/>
-      <w:r>
-        <w:rPr>
-          <w:rFonts w:ascii="Times New Roman" w:hAnsi="Times New Roman" w:cs="Times New Roman"/>
-          <w:sz w:val="28"/>
-          <w:szCs w:val="28"/>
+      <w:r>
+        <w:rPr>
+          <w:rFonts w:ascii="Times New Roman" w:hAnsi="Times New Roman" w:cs="Times New Roman"/>
+          <w:sz w:val="28"/>
+          <w:szCs w:val="28"/>
+          <w:lang w:val="en-US"/>
         </w:rPr>
         <w:t>Modbus</w:t>
       </w:r>
-      <w:proofErr w:type="spellEnd"/>
       <w:r>
         <w:rPr>
           <w:rFonts w:ascii="Times New Roman" w:hAnsi="Times New Roman" w:cs="Times New Roman"/>
@@ -14458,16 +14509,15 @@
         </w:rPr>
         <w:t xml:space="preserve"> сканер добавлен выбор протокола (</w:t>
       </w:r>
-      <w:proofErr w:type="spellStart"/>
-      <w:r>
-        <w:rPr>
-          <w:rFonts w:ascii="Times New Roman" w:hAnsi="Times New Roman" w:cs="Times New Roman"/>
-          <w:sz w:val="28"/>
-          <w:szCs w:val="28"/>
+      <w:r>
+        <w:rPr>
+          <w:rFonts w:ascii="Times New Roman" w:hAnsi="Times New Roman" w:cs="Times New Roman"/>
+          <w:sz w:val="28"/>
+          <w:szCs w:val="28"/>
+          <w:lang w:val="en-US"/>
         </w:rPr>
         <w:t>Modbus</w:t>
       </w:r>
-      <w:proofErr w:type="spellEnd"/>
       <w:r>
         <w:rPr>
           <w:rFonts w:ascii="Times New Roman" w:hAnsi="Times New Roman" w:cs="Times New Roman"/>
@@ -14476,16 +14526,15 @@
         </w:rPr>
         <w:t xml:space="preserve"> RTU или </w:t>
       </w:r>
-      <w:proofErr w:type="spellStart"/>
-      <w:r>
-        <w:rPr>
-          <w:rFonts w:ascii="Times New Roman" w:hAnsi="Times New Roman" w:cs="Times New Roman"/>
-          <w:sz w:val="28"/>
-          <w:szCs w:val="28"/>
+      <w:r>
+        <w:rPr>
+          <w:rFonts w:ascii="Times New Roman" w:hAnsi="Times New Roman" w:cs="Times New Roman"/>
+          <w:sz w:val="28"/>
+          <w:szCs w:val="28"/>
+          <w:lang w:val="en-US"/>
         </w:rPr>
         <w:t>Modbus</w:t>
       </w:r>
-      <w:proofErr w:type="spellEnd"/>
       <w:r>
         <w:rPr>
           <w:rFonts w:ascii="Times New Roman" w:hAnsi="Times New Roman" w:cs="Times New Roman"/>
@@ -14553,7 +14602,7 @@
           <w:lang w:val="en-US"/>
         </w:rPr>
       </w:pPr>
-      <w:bookmarkStart w:id="30" w:name="_Toc225116396"/>
+      <w:bookmarkStart w:id="30" w:name="_Toc225626938"/>
       <w:r>
         <w:rPr>
           <w:rFonts w:ascii="Times New Roman" w:hAnsi="Times New Roman" w:cs="Times New Roman"/>
@@ -14618,34 +14667,40 @@
         </w:rPr>
         <w:t xml:space="preserve">Добавлена возможность использовать единый </w:t>
       </w:r>
-      <w:proofErr w:type="spellStart"/>
-      <w:r>
-        <w:rPr>
-          <w:rFonts w:ascii="Times New Roman" w:hAnsi="Times New Roman" w:cs="Times New Roman"/>
-          <w:sz w:val="28"/>
-          <w:szCs w:val="28"/>
+      <w:r>
+        <w:rPr>
+          <w:rFonts w:ascii="Times New Roman" w:hAnsi="Times New Roman" w:cs="Times New Roman"/>
+          <w:sz w:val="28"/>
+          <w:szCs w:val="28"/>
+          <w:lang w:val="en-US"/>
         </w:rPr>
         <w:t>Slave</w:t>
       </w:r>
-      <w:proofErr w:type="spellEnd"/>
-      <w:r>
-        <w:rPr>
-          <w:rFonts w:ascii="Times New Roman" w:hAnsi="Times New Roman" w:cs="Times New Roman"/>
-          <w:sz w:val="28"/>
-          <w:szCs w:val="28"/>
-        </w:rPr>
-        <w:t xml:space="preserve"> ID для </w:t>
-      </w:r>
-      <w:proofErr w:type="spellStart"/>
-      <w:r>
-        <w:rPr>
-          <w:rFonts w:ascii="Times New Roman" w:hAnsi="Times New Roman" w:cs="Times New Roman"/>
-          <w:sz w:val="28"/>
-          <w:szCs w:val="28"/>
+      <w:r>
+        <w:rPr>
+          <w:rFonts w:ascii="Times New Roman" w:hAnsi="Times New Roman" w:cs="Times New Roman"/>
+          <w:sz w:val="28"/>
+          <w:szCs w:val="28"/>
+        </w:rPr>
+        <w:t xml:space="preserve"> </w:t>
+      </w:r>
+      <w:r>
+        <w:rPr>
+          <w:rFonts w:ascii="Times New Roman" w:hAnsi="Times New Roman" w:cs="Times New Roman"/>
+          <w:sz w:val="28"/>
+          <w:szCs w:val="28"/>
+        </w:rPr>
+        <w:t xml:space="preserve">ID для </w:t>
+      </w:r>
+      <w:r>
+        <w:rPr>
+          <w:rFonts w:ascii="Times New Roman" w:hAnsi="Times New Roman" w:cs="Times New Roman"/>
+          <w:sz w:val="28"/>
+          <w:szCs w:val="28"/>
+          <w:lang w:val="en-US"/>
         </w:rPr>
         <w:t>Modbus</w:t>
       </w:r>
-      <w:proofErr w:type="spellEnd"/>
       <w:r>
         <w:rPr>
           <w:rFonts w:ascii="Times New Roman" w:hAnsi="Times New Roman" w:cs="Times New Roman"/>
@@ -14812,7 +14867,7 @@
           <w:szCs w:val="32"/>
         </w:rPr>
       </w:pPr>
-      <w:bookmarkStart w:id="31" w:name="_Toc225116397"/>
+      <w:bookmarkStart w:id="31" w:name="_Toc225626939"/>
       <w:r>
         <w:rPr>
           <w:rFonts w:ascii="Times New Roman" w:hAnsi="Times New Roman" w:cs="Times New Roman"/>
@@ -15129,7 +15184,7 @@
           <w:szCs w:val="32"/>
         </w:rPr>
       </w:pPr>
-      <w:bookmarkStart w:id="32" w:name="_Toc225116398"/>
+      <w:bookmarkStart w:id="32" w:name="_Toc225626940"/>
       <w:r>
         <w:rPr>
           <w:rFonts w:ascii="Times New Roman" w:hAnsi="Times New Roman" w:cs="Times New Roman"/>
@@ -15341,7 +15396,7 @@
           <w:szCs w:val="32"/>
         </w:rPr>
       </w:pPr>
-      <w:bookmarkStart w:id="33" w:name="_Toc225116399"/>
+      <w:bookmarkStart w:id="33" w:name="_Toc225626941"/>
       <w:r>
         <w:rPr>
           <w:rFonts w:ascii="Times New Roman" w:hAnsi="Times New Roman" w:cs="Times New Roman"/>
@@ -15413,16 +15468,15 @@
         </w:rPr>
         <w:t xml:space="preserve">Добавлена поддержка </w:t>
       </w:r>
-      <w:proofErr w:type="spellStart"/>
-      <w:r>
-        <w:rPr>
-          <w:rFonts w:ascii="Times New Roman" w:hAnsi="Times New Roman" w:cs="Times New Roman"/>
-          <w:sz w:val="28"/>
-          <w:szCs w:val="28"/>
+      <w:r>
+        <w:rPr>
+          <w:rFonts w:ascii="Times New Roman" w:hAnsi="Times New Roman" w:cs="Times New Roman"/>
+          <w:sz w:val="28"/>
+          <w:szCs w:val="28"/>
+          <w:lang w:val="en-US"/>
         </w:rPr>
         <w:t>Modbus</w:t>
       </w:r>
-      <w:proofErr w:type="spellEnd"/>
       <w:r>
         <w:rPr>
           <w:rFonts w:ascii="Times New Roman" w:hAnsi="Times New Roman" w:cs="Times New Roman"/>
@@ -15431,16 +15485,15 @@
         </w:rPr>
         <w:t xml:space="preserve"> RTU </w:t>
       </w:r>
-      <w:proofErr w:type="spellStart"/>
-      <w:r>
-        <w:rPr>
-          <w:rFonts w:ascii="Times New Roman" w:hAnsi="Times New Roman" w:cs="Times New Roman"/>
-          <w:sz w:val="28"/>
-          <w:szCs w:val="28"/>
+      <w:r>
+        <w:rPr>
+          <w:rFonts w:ascii="Times New Roman" w:hAnsi="Times New Roman" w:cs="Times New Roman"/>
+          <w:sz w:val="28"/>
+          <w:szCs w:val="28"/>
+          <w:lang w:val="en-US"/>
         </w:rPr>
         <w:t>over</w:t>
       </w:r>
-      <w:proofErr w:type="spellEnd"/>
       <w:r>
         <w:rPr>
           <w:rFonts w:ascii="Times New Roman" w:hAnsi="Times New Roman" w:cs="Times New Roman"/>
@@ -15470,16 +15523,15 @@
         </w:rPr>
         <w:t xml:space="preserve">Добавлена поддержка </w:t>
       </w:r>
-      <w:proofErr w:type="spellStart"/>
-      <w:r>
-        <w:rPr>
-          <w:rFonts w:ascii="Times New Roman" w:hAnsi="Times New Roman" w:cs="Times New Roman"/>
-          <w:sz w:val="28"/>
-          <w:szCs w:val="28"/>
+      <w:r>
+        <w:rPr>
+          <w:rFonts w:ascii="Times New Roman" w:hAnsi="Times New Roman" w:cs="Times New Roman"/>
+          <w:sz w:val="28"/>
+          <w:szCs w:val="28"/>
+          <w:lang w:val="en-US"/>
         </w:rPr>
         <w:t>Modbus</w:t>
       </w:r>
-      <w:proofErr w:type="spellEnd"/>
       <w:r>
         <w:rPr>
           <w:rFonts w:ascii="Times New Roman" w:hAnsi="Times New Roman" w:cs="Times New Roman"/>
@@ -15488,16 +15540,15 @@
         </w:rPr>
         <w:t xml:space="preserve"> ASCII </w:t>
       </w:r>
-      <w:proofErr w:type="spellStart"/>
-      <w:r>
-        <w:rPr>
-          <w:rFonts w:ascii="Times New Roman" w:hAnsi="Times New Roman" w:cs="Times New Roman"/>
-          <w:sz w:val="28"/>
-          <w:szCs w:val="28"/>
+      <w:r>
+        <w:rPr>
+          <w:rFonts w:ascii="Times New Roman" w:hAnsi="Times New Roman" w:cs="Times New Roman"/>
+          <w:sz w:val="28"/>
+          <w:szCs w:val="28"/>
+          <w:lang w:val="en-US"/>
         </w:rPr>
         <w:t>over</w:t>
       </w:r>
-      <w:proofErr w:type="spellEnd"/>
       <w:r>
         <w:rPr>
           <w:rFonts w:ascii="Times New Roman" w:hAnsi="Times New Roman" w:cs="Times New Roman"/>
@@ -15609,7 +15660,7 @@
           <w:szCs w:val="32"/>
         </w:rPr>
       </w:pPr>
-      <w:bookmarkStart w:id="34" w:name="_Toc225116400"/>
+      <w:bookmarkStart w:id="34" w:name="_Toc225626942"/>
       <w:r>
         <w:rPr>
           <w:rFonts w:ascii="Times New Roman" w:hAnsi="Times New Roman" w:cs="Times New Roman"/>
@@ -15740,16 +15791,15 @@
         </w:rPr>
         <w:t xml:space="preserve">Добавлен </w:t>
       </w:r>
-      <w:proofErr w:type="spellStart"/>
-      <w:r>
-        <w:rPr>
-          <w:rFonts w:ascii="Times New Roman" w:hAnsi="Times New Roman" w:cs="Times New Roman"/>
-          <w:sz w:val="28"/>
-          <w:szCs w:val="28"/>
+      <w:r>
+        <w:rPr>
+          <w:rFonts w:ascii="Times New Roman" w:hAnsi="Times New Roman" w:cs="Times New Roman"/>
+          <w:sz w:val="28"/>
+          <w:szCs w:val="28"/>
+          <w:lang w:val="en-US"/>
         </w:rPr>
         <w:t>Modbus</w:t>
       </w:r>
-      <w:proofErr w:type="spellEnd"/>
       <w:r>
         <w:rPr>
           <w:rFonts w:ascii="Times New Roman" w:hAnsi="Times New Roman" w:cs="Times New Roman"/>
@@ -15771,16 +15821,15 @@
           <w:szCs w:val="28"/>
         </w:rPr>
       </w:pPr>
-      <w:proofErr w:type="spellStart"/>
-      <w:r>
-        <w:rPr>
-          <w:rFonts w:ascii="Times New Roman" w:hAnsi="Times New Roman" w:cs="Times New Roman"/>
-          <w:sz w:val="28"/>
-          <w:szCs w:val="28"/>
+      <w:r>
+        <w:rPr>
+          <w:rFonts w:ascii="Times New Roman" w:hAnsi="Times New Roman" w:cs="Times New Roman"/>
+          <w:sz w:val="28"/>
+          <w:szCs w:val="28"/>
+          <w:lang w:val="en-US"/>
         </w:rPr>
         <w:t>Modbus</w:t>
       </w:r>
-      <w:proofErr w:type="spellEnd"/>
       <w:r>
         <w:rPr>
           <w:rFonts w:ascii="Times New Roman" w:hAnsi="Times New Roman" w:cs="Times New Roman"/>
@@ -15802,16 +15851,15 @@
           <w:szCs w:val="28"/>
         </w:rPr>
       </w:pPr>
-      <w:proofErr w:type="spellStart"/>
-      <w:r>
-        <w:rPr>
-          <w:rFonts w:ascii="Times New Roman" w:hAnsi="Times New Roman" w:cs="Times New Roman"/>
-          <w:sz w:val="28"/>
-          <w:szCs w:val="28"/>
+      <w:r>
+        <w:rPr>
+          <w:rFonts w:ascii="Times New Roman" w:hAnsi="Times New Roman" w:cs="Times New Roman"/>
+          <w:sz w:val="28"/>
+          <w:szCs w:val="28"/>
+          <w:lang w:val="en-US"/>
         </w:rPr>
         <w:t>Modbus</w:t>
       </w:r>
-      <w:proofErr w:type="spellEnd"/>
       <w:r>
         <w:rPr>
           <w:rFonts w:ascii="Times New Roman" w:hAnsi="Times New Roman" w:cs="Times New Roman"/>
@@ -15833,16 +15881,15 @@
           <w:szCs w:val="28"/>
         </w:rPr>
       </w:pPr>
-      <w:proofErr w:type="spellStart"/>
-      <w:r>
-        <w:rPr>
-          <w:rFonts w:ascii="Times New Roman" w:hAnsi="Times New Roman" w:cs="Times New Roman"/>
-          <w:sz w:val="28"/>
-          <w:szCs w:val="28"/>
+      <w:r>
+        <w:rPr>
+          <w:rFonts w:ascii="Times New Roman" w:hAnsi="Times New Roman" w:cs="Times New Roman"/>
+          <w:sz w:val="28"/>
+          <w:szCs w:val="28"/>
+          <w:lang w:val="en-US"/>
         </w:rPr>
         <w:t>Modbus</w:t>
       </w:r>
-      <w:proofErr w:type="spellEnd"/>
       <w:r>
         <w:rPr>
           <w:rFonts w:ascii="Times New Roman" w:hAnsi="Times New Roman" w:cs="Times New Roman"/>
@@ -15864,16 +15911,15 @@
           <w:szCs w:val="28"/>
         </w:rPr>
       </w:pPr>
-      <w:proofErr w:type="spellStart"/>
-      <w:r>
-        <w:rPr>
-          <w:rFonts w:ascii="Times New Roman" w:hAnsi="Times New Roman" w:cs="Times New Roman"/>
-          <w:sz w:val="28"/>
-          <w:szCs w:val="28"/>
+      <w:r>
+        <w:rPr>
+          <w:rFonts w:ascii="Times New Roman" w:hAnsi="Times New Roman" w:cs="Times New Roman"/>
+          <w:sz w:val="28"/>
+          <w:szCs w:val="28"/>
+          <w:lang w:val="en-US"/>
         </w:rPr>
         <w:t>Modbus</w:t>
       </w:r>
-      <w:proofErr w:type="spellEnd"/>
       <w:r>
         <w:rPr>
           <w:rFonts w:ascii="Times New Roman" w:hAnsi="Times New Roman" w:cs="Times New Roman"/>
@@ -15882,16 +15928,15 @@
         </w:rPr>
         <w:t xml:space="preserve">: добавлена возможность работы с данными типа </w:t>
       </w:r>
-      <w:proofErr w:type="spellStart"/>
-      <w:r>
-        <w:rPr>
-          <w:rFonts w:ascii="Times New Roman" w:hAnsi="Times New Roman" w:cs="Times New Roman"/>
-          <w:sz w:val="28"/>
-          <w:szCs w:val="28"/>
+      <w:r>
+        <w:rPr>
+          <w:rFonts w:ascii="Times New Roman" w:hAnsi="Times New Roman" w:cs="Times New Roman"/>
+          <w:sz w:val="28"/>
+          <w:szCs w:val="28"/>
+          <w:lang w:val="en-US"/>
         </w:rPr>
         <w:t>float</w:t>
       </w:r>
-      <w:proofErr w:type="spellEnd"/>
       <w:r>
         <w:rPr>
           <w:rFonts w:ascii="Times New Roman" w:hAnsi="Times New Roman" w:cs="Times New Roman"/>
@@ -15931,7 +15976,7 @@
           <w:szCs w:val="32"/>
         </w:rPr>
       </w:pPr>
-      <w:bookmarkStart w:id="35" w:name="_Toc225116401"/>
+      <w:bookmarkStart w:id="35" w:name="_Toc225626943"/>
       <w:r>
         <w:rPr>
           <w:rFonts w:ascii="Times New Roman" w:hAnsi="Times New Roman" w:cs="Times New Roman"/>

--- a/Documentation/UserManual.docx
+++ b/Documentation/UserManual.docx
@@ -420,7 +420,7 @@
           <w:r>
             <w:fldChar w:fldCharType="separate"/>
           </w:r>
-          <w:hyperlink w:anchor="_Toc225626908" w:history="1">
+          <w:hyperlink w:anchor="_Toc225958622" w:history="1">
             <w:r>
               <w:rPr>
                 <w:rStyle w:val="a7"/>
@@ -448,7 +448,7 @@
                 <w:noProof/>
                 <w:webHidden/>
               </w:rPr>
-              <w:instrText xml:space="preserve"> PAGEREF _Toc225626908 \h </w:instrText>
+              <w:instrText xml:space="preserve"> PAGEREF _Toc225958622 \h </w:instrText>
             </w:r>
             <w:r>
               <w:rPr>
@@ -491,7 +491,7 @@
               <w:lang w:eastAsia="ru-RU"/>
             </w:rPr>
           </w:pPr>
-          <w:hyperlink w:anchor="_Toc225626909" w:history="1">
+          <w:hyperlink w:anchor="_Toc225958623" w:history="1">
             <w:r>
               <w:rPr>
                 <w:rStyle w:val="a7"/>
@@ -519,7 +519,7 @@
                 <w:noProof/>
                 <w:webHidden/>
               </w:rPr>
-              <w:instrText xml:space="preserve"> PAGEREF _Toc225626909 \h </w:instrText>
+              <w:instrText xml:space="preserve"> PAGEREF _Toc225958623 \h </w:instrText>
             </w:r>
             <w:r>
               <w:rPr>
@@ -562,7 +562,7 @@
               <w:lang w:eastAsia="ru-RU"/>
             </w:rPr>
           </w:pPr>
-          <w:hyperlink w:anchor="_Toc225626910" w:history="1">
+          <w:hyperlink w:anchor="_Toc225958624" w:history="1">
             <w:r>
               <w:rPr>
                 <w:rStyle w:val="a7"/>
@@ -590,7 +590,7 @@
                 <w:noProof/>
                 <w:webHidden/>
               </w:rPr>
-              <w:instrText xml:space="preserve"> PAGEREF _Toc225626910 \h </w:instrText>
+              <w:instrText xml:space="preserve"> PAGEREF _Toc225958624 \h </w:instrText>
             </w:r>
             <w:r>
               <w:rPr>
@@ -633,7 +633,7 @@
               <w:lang w:eastAsia="ru-RU"/>
             </w:rPr>
           </w:pPr>
-          <w:hyperlink w:anchor="_Toc225626911" w:history="1">
+          <w:hyperlink w:anchor="_Toc225958625" w:history="1">
             <w:r>
               <w:rPr>
                 <w:rStyle w:val="a7"/>
@@ -661,7 +661,7 @@
                 <w:noProof/>
                 <w:webHidden/>
               </w:rPr>
-              <w:instrText xml:space="preserve"> PAGEREF _Toc225626911 \h </w:instrText>
+              <w:instrText xml:space="preserve"> PAGEREF _Toc225958625 \h </w:instrText>
             </w:r>
             <w:r>
               <w:rPr>
@@ -704,7 +704,7 @@
               <w:lang w:eastAsia="ru-RU"/>
             </w:rPr>
           </w:pPr>
-          <w:hyperlink w:anchor="_Toc225626912" w:history="1">
+          <w:hyperlink w:anchor="_Toc225958626" w:history="1">
             <w:r>
               <w:rPr>
                 <w:rStyle w:val="a7"/>
@@ -732,7 +732,7 @@
                 <w:noProof/>
                 <w:webHidden/>
               </w:rPr>
-              <w:instrText xml:space="preserve"> PAGEREF _Toc225626912 \h </w:instrText>
+              <w:instrText xml:space="preserve"> PAGEREF _Toc225958626 \h </w:instrText>
             </w:r>
             <w:r>
               <w:rPr>
@@ -775,7 +775,7 @@
               <w:lang w:eastAsia="ru-RU"/>
             </w:rPr>
           </w:pPr>
-          <w:hyperlink w:anchor="_Toc225626913" w:history="1">
+          <w:hyperlink w:anchor="_Toc225958627" w:history="1">
             <w:r>
               <w:rPr>
                 <w:rStyle w:val="a7"/>
@@ -804,7 +804,7 @@
                 <w:noProof/>
                 <w:webHidden/>
               </w:rPr>
-              <w:instrText xml:space="preserve"> PAGEREF _Toc225626913 \h </w:instrText>
+              <w:instrText xml:space="preserve"> PAGEREF _Toc225958627 \h </w:instrText>
             </w:r>
             <w:r>
               <w:rPr>
@@ -847,7 +847,7 @@
               <w:lang w:eastAsia="ru-RU"/>
             </w:rPr>
           </w:pPr>
-          <w:hyperlink w:anchor="_Toc225626914" w:history="1">
+          <w:hyperlink w:anchor="_Toc225958628" w:history="1">
             <w:r>
               <w:rPr>
                 <w:rStyle w:val="a7"/>
@@ -875,7 +875,7 @@
                 <w:noProof/>
                 <w:webHidden/>
               </w:rPr>
-              <w:instrText xml:space="preserve"> PAGEREF _Toc225626914 \h </w:instrText>
+              <w:instrText xml:space="preserve"> PAGEREF _Toc225958628 \h </w:instrText>
             </w:r>
             <w:r>
               <w:rPr>
@@ -918,7 +918,7 @@
               <w:lang w:eastAsia="ru-RU"/>
             </w:rPr>
           </w:pPr>
-          <w:hyperlink w:anchor="_Toc225626915" w:history="1">
+          <w:hyperlink w:anchor="_Toc225958629" w:history="1">
             <w:r>
               <w:rPr>
                 <w:rStyle w:val="a7"/>
@@ -955,7 +955,7 @@
                 <w:noProof/>
                 <w:webHidden/>
               </w:rPr>
-              <w:instrText xml:space="preserve"> PAGEREF _Toc225626915 \h </w:instrText>
+              <w:instrText xml:space="preserve"> PAGEREF _Toc225958629 \h </w:instrText>
             </w:r>
             <w:r>
               <w:rPr>
@@ -998,7 +998,7 @@
               <w:lang w:eastAsia="ru-RU"/>
             </w:rPr>
           </w:pPr>
-          <w:hyperlink w:anchor="_Toc225626916" w:history="1">
+          <w:hyperlink w:anchor="_Toc225958630" w:history="1">
             <w:r>
               <w:rPr>
                 <w:rStyle w:val="a7"/>
@@ -1035,7 +1035,7 @@
                 <w:noProof/>
                 <w:webHidden/>
               </w:rPr>
-              <w:instrText xml:space="preserve"> PAGEREF _Toc225626916 \h </w:instrText>
+              <w:instrText xml:space="preserve"> PAGEREF _Toc225958630 \h </w:instrText>
             </w:r>
             <w:r>
               <w:rPr>
@@ -1078,7 +1078,7 @@
               <w:lang w:eastAsia="ru-RU"/>
             </w:rPr>
           </w:pPr>
-          <w:hyperlink w:anchor="_Toc225626917" w:history="1">
+          <w:hyperlink w:anchor="_Toc225958631" w:history="1">
             <w:r>
               <w:rPr>
                 <w:rStyle w:val="a7"/>
@@ -1106,7 +1106,7 @@
                 <w:noProof/>
                 <w:webHidden/>
               </w:rPr>
-              <w:instrText xml:space="preserve"> PAGEREF _Toc225626917 \h </w:instrText>
+              <w:instrText xml:space="preserve"> PAGEREF _Toc225958631 \h </w:instrText>
             </w:r>
             <w:r>
               <w:rPr>
@@ -1149,7 +1149,7 @@
               <w:lang w:eastAsia="ru-RU"/>
             </w:rPr>
           </w:pPr>
-          <w:hyperlink w:anchor="_Toc225626918" w:history="1">
+          <w:hyperlink w:anchor="_Toc225958632" w:history="1">
             <w:r>
               <w:rPr>
                 <w:rStyle w:val="a7"/>
@@ -1177,7 +1177,7 @@
                 <w:noProof/>
                 <w:webHidden/>
               </w:rPr>
-              <w:instrText xml:space="preserve"> PAGEREF _Toc225626918 \h </w:instrText>
+              <w:instrText xml:space="preserve"> PAGEREF _Toc225958632 \h </w:instrText>
             </w:r>
             <w:r>
               <w:rPr>
@@ -1220,7 +1220,7 @@
               <w:lang w:eastAsia="ru-RU"/>
             </w:rPr>
           </w:pPr>
-          <w:hyperlink w:anchor="_Toc225626919" w:history="1">
+          <w:hyperlink w:anchor="_Toc225958633" w:history="1">
             <w:r>
               <w:rPr>
                 <w:rStyle w:val="a7"/>
@@ -1248,7 +1248,7 @@
                 <w:noProof/>
                 <w:webHidden/>
               </w:rPr>
-              <w:instrText xml:space="preserve"> PAGEREF _Toc225626919 \h </w:instrText>
+              <w:instrText xml:space="preserve"> PAGEREF _Toc225958633 \h </w:instrText>
             </w:r>
             <w:r>
               <w:rPr>
@@ -1291,7 +1291,7 @@
               <w:lang w:eastAsia="ru-RU"/>
             </w:rPr>
           </w:pPr>
-          <w:hyperlink w:anchor="_Toc225626920" w:history="1">
+          <w:hyperlink w:anchor="_Toc225958634" w:history="1">
             <w:r>
               <w:rPr>
                 <w:rStyle w:val="a7"/>
@@ -1319,7 +1319,7 @@
                 <w:noProof/>
                 <w:webHidden/>
               </w:rPr>
-              <w:instrText xml:space="preserve"> PAGEREF _Toc225626920 \h </w:instrText>
+              <w:instrText xml:space="preserve"> PAGEREF _Toc225958634 \h </w:instrText>
             </w:r>
             <w:r>
               <w:rPr>
@@ -1362,7 +1362,7 @@
               <w:lang w:eastAsia="ru-RU"/>
             </w:rPr>
           </w:pPr>
-          <w:hyperlink w:anchor="_Toc225626921" w:history="1">
+          <w:hyperlink w:anchor="_Toc225958635" w:history="1">
             <w:r>
               <w:rPr>
                 <w:rStyle w:val="a7"/>
@@ -1399,7 +1399,7 @@
                 <w:noProof/>
                 <w:webHidden/>
               </w:rPr>
-              <w:instrText xml:space="preserve"> PAGEREF _Toc225626921 \h </w:instrText>
+              <w:instrText xml:space="preserve"> PAGEREF _Toc225958635 \h </w:instrText>
             </w:r>
             <w:r>
               <w:rPr>
@@ -1442,7 +1442,7 @@
               <w:lang w:eastAsia="ru-RU"/>
             </w:rPr>
           </w:pPr>
-          <w:hyperlink w:anchor="_Toc225626922" w:history="1">
+          <w:hyperlink w:anchor="_Toc225958636" w:history="1">
             <w:r>
               <w:rPr>
                 <w:rStyle w:val="a7"/>
@@ -1470,7 +1470,7 @@
                 <w:noProof/>
                 <w:webHidden/>
               </w:rPr>
-              <w:instrText xml:space="preserve"> PAGEREF _Toc225626922 \h </w:instrText>
+              <w:instrText xml:space="preserve"> PAGEREF _Toc225958636 \h </w:instrText>
             </w:r>
             <w:r>
               <w:rPr>
@@ -1513,7 +1513,7 @@
               <w:lang w:eastAsia="ru-RU"/>
             </w:rPr>
           </w:pPr>
-          <w:hyperlink w:anchor="_Toc225626923" w:history="1">
+          <w:hyperlink w:anchor="_Toc225958637" w:history="1">
             <w:r>
               <w:rPr>
                 <w:rStyle w:val="a7"/>
@@ -1541,7 +1541,7 @@
                 <w:noProof/>
                 <w:webHidden/>
               </w:rPr>
-              <w:instrText xml:space="preserve"> PAGEREF _Toc225626923 \h </w:instrText>
+              <w:instrText xml:space="preserve"> PAGEREF _Toc225958637 \h </w:instrText>
             </w:r>
             <w:r>
               <w:rPr>
@@ -1584,7 +1584,7 @@
               <w:lang w:eastAsia="ru-RU"/>
             </w:rPr>
           </w:pPr>
-          <w:hyperlink w:anchor="_Toc225626924" w:history="1">
+          <w:hyperlink w:anchor="_Toc225958638" w:history="1">
             <w:r>
               <w:rPr>
                 <w:rStyle w:val="a7"/>
@@ -1612,7 +1612,7 @@
                 <w:noProof/>
                 <w:webHidden/>
               </w:rPr>
-              <w:instrText xml:space="preserve"> PAGEREF _Toc225626924 \h </w:instrText>
+              <w:instrText xml:space="preserve"> PAGEREF _Toc225958638 \h </w:instrText>
             </w:r>
             <w:r>
               <w:rPr>
@@ -1655,7 +1655,7 @@
               <w:lang w:eastAsia="ru-RU"/>
             </w:rPr>
           </w:pPr>
-          <w:hyperlink w:anchor="_Toc225626925" w:history="1">
+          <w:hyperlink w:anchor="_Toc225958639" w:history="1">
             <w:r>
               <w:rPr>
                 <w:rStyle w:val="a7"/>
@@ -1683,7 +1683,7 @@
                 <w:noProof/>
                 <w:webHidden/>
               </w:rPr>
-              <w:instrText xml:space="preserve"> PAGEREF _Toc225626925 \h </w:instrText>
+              <w:instrText xml:space="preserve"> PAGEREF _Toc225958639 \h </w:instrText>
             </w:r>
             <w:r>
               <w:rPr>
@@ -1726,7 +1726,7 @@
               <w:lang w:eastAsia="ru-RU"/>
             </w:rPr>
           </w:pPr>
-          <w:hyperlink w:anchor="_Toc225626926" w:history="1">
+          <w:hyperlink w:anchor="_Toc225958640" w:history="1">
             <w:r>
               <w:rPr>
                 <w:rStyle w:val="a7"/>
@@ -1754,7 +1754,7 @@
                 <w:noProof/>
                 <w:webHidden/>
               </w:rPr>
-              <w:instrText xml:space="preserve"> PAGEREF _Toc225626926 \h </w:instrText>
+              <w:instrText xml:space="preserve"> PAGEREF _Toc225958640 \h </w:instrText>
             </w:r>
             <w:r>
               <w:rPr>
@@ -1797,7 +1797,7 @@
               <w:lang w:eastAsia="ru-RU"/>
             </w:rPr>
           </w:pPr>
-          <w:hyperlink w:anchor="_Toc225626927" w:history="1">
+          <w:hyperlink w:anchor="_Toc225958641" w:history="1">
             <w:r>
               <w:rPr>
                 <w:rStyle w:val="a7"/>
@@ -1825,7 +1825,7 @@
                 <w:noProof/>
                 <w:webHidden/>
               </w:rPr>
-              <w:instrText xml:space="preserve"> PAGEREF _Toc225626927 \h </w:instrText>
+              <w:instrText xml:space="preserve"> PAGEREF _Toc225958641 \h </w:instrText>
             </w:r>
             <w:r>
               <w:rPr>
@@ -1868,7 +1868,7 @@
               <w:lang w:eastAsia="ru-RU"/>
             </w:rPr>
           </w:pPr>
-          <w:hyperlink w:anchor="_Toc225626928" w:history="1">
+          <w:hyperlink w:anchor="_Toc225958642" w:history="1">
             <w:r>
               <w:rPr>
                 <w:rStyle w:val="a7"/>
@@ -1905,7 +1905,7 @@
                 <w:noProof/>
                 <w:webHidden/>
               </w:rPr>
-              <w:instrText xml:space="preserve"> PAGEREF _Toc225626928 \h </w:instrText>
+              <w:instrText xml:space="preserve"> PAGEREF _Toc225958642 \h </w:instrText>
             </w:r>
             <w:r>
               <w:rPr>
@@ -1948,7 +1948,7 @@
               <w:lang w:eastAsia="ru-RU"/>
             </w:rPr>
           </w:pPr>
-          <w:hyperlink w:anchor="_Toc225626929" w:history="1">
+          <w:hyperlink w:anchor="_Toc225958643" w:history="1">
             <w:r>
               <w:rPr>
                 <w:rStyle w:val="a7"/>
@@ -1976,7 +1976,7 @@
                 <w:noProof/>
                 <w:webHidden/>
               </w:rPr>
-              <w:instrText xml:space="preserve"> PAGEREF _Toc225626929 \h </w:instrText>
+              <w:instrText xml:space="preserve"> PAGEREF _Toc225958643 \h </w:instrText>
             </w:r>
             <w:r>
               <w:rPr>
@@ -2019,7 +2019,7 @@
               <w:lang w:eastAsia="ru-RU"/>
             </w:rPr>
           </w:pPr>
-          <w:hyperlink w:anchor="_Toc225626930" w:history="1">
+          <w:hyperlink w:anchor="_Toc225958644" w:history="1">
             <w:r>
               <w:rPr>
                 <w:rStyle w:val="a7"/>
@@ -2047,7 +2047,7 @@
                 <w:noProof/>
                 <w:webHidden/>
               </w:rPr>
-              <w:instrText xml:space="preserve"> PAGEREF _Toc225626930 \h </w:instrText>
+              <w:instrText xml:space="preserve"> PAGEREF _Toc225958644 \h </w:instrText>
             </w:r>
             <w:r>
               <w:rPr>
@@ -2090,7 +2090,7 @@
               <w:lang w:eastAsia="ru-RU"/>
             </w:rPr>
           </w:pPr>
-          <w:hyperlink w:anchor="_Toc225626931" w:history="1">
+          <w:hyperlink w:anchor="_Toc225958645" w:history="1">
             <w:r>
               <w:rPr>
                 <w:rStyle w:val="a7"/>
@@ -2118,7 +2118,7 @@
                 <w:noProof/>
                 <w:webHidden/>
               </w:rPr>
-              <w:instrText xml:space="preserve"> PAGEREF _Toc225626931 \h </w:instrText>
+              <w:instrText xml:space="preserve"> PAGEREF _Toc225958645 \h </w:instrText>
             </w:r>
             <w:r>
               <w:rPr>
@@ -2161,7 +2161,7 @@
               <w:lang w:eastAsia="ru-RU"/>
             </w:rPr>
           </w:pPr>
-          <w:hyperlink w:anchor="_Toc225626932" w:history="1">
+          <w:hyperlink w:anchor="_Toc225958646" w:history="1">
             <w:r>
               <w:rPr>
                 <w:rStyle w:val="a7"/>
@@ -2189,7 +2189,7 @@
                 <w:noProof/>
                 <w:webHidden/>
               </w:rPr>
-              <w:instrText xml:space="preserve"> PAGEREF _Toc225626932 \h </w:instrText>
+              <w:instrText xml:space="preserve"> PAGEREF _Toc225958646 \h </w:instrText>
             </w:r>
             <w:r>
               <w:rPr>
@@ -2232,7 +2232,7 @@
               <w:lang w:eastAsia="ru-RU"/>
             </w:rPr>
           </w:pPr>
-          <w:hyperlink w:anchor="_Toc225626933" w:history="1">
+          <w:hyperlink w:anchor="_Toc225958647" w:history="1">
             <w:r>
               <w:rPr>
                 <w:rStyle w:val="a7"/>
@@ -2260,7 +2260,7 @@
                 <w:noProof/>
                 <w:webHidden/>
               </w:rPr>
-              <w:instrText xml:space="preserve"> PAGEREF _Toc225626933 \h </w:instrText>
+              <w:instrText xml:space="preserve"> PAGEREF _Toc225958647 \h </w:instrText>
             </w:r>
             <w:r>
               <w:rPr>
@@ -2303,7 +2303,7 @@
               <w:lang w:eastAsia="ru-RU"/>
             </w:rPr>
           </w:pPr>
-          <w:hyperlink w:anchor="_Toc225626934" w:history="1">
+          <w:hyperlink w:anchor="_Toc225958648" w:history="1">
             <w:r>
               <w:rPr>
                 <w:rStyle w:val="a7"/>
@@ -2331,7 +2331,7 @@
                 <w:noProof/>
                 <w:webHidden/>
               </w:rPr>
-              <w:instrText xml:space="preserve"> PAGEREF _Toc225626934 \h </w:instrText>
+              <w:instrText xml:space="preserve"> PAGEREF _Toc225958648 \h </w:instrText>
             </w:r>
             <w:r>
               <w:rPr>
@@ -2374,7 +2374,7 @@
               <w:lang w:eastAsia="ru-RU"/>
             </w:rPr>
           </w:pPr>
-          <w:hyperlink w:anchor="_Toc225626935" w:history="1">
+          <w:hyperlink w:anchor="_Toc225958649" w:history="1">
             <w:r>
               <w:rPr>
                 <w:rStyle w:val="a7"/>
@@ -2402,7 +2402,7 @@
                 <w:noProof/>
                 <w:webHidden/>
               </w:rPr>
-              <w:instrText xml:space="preserve"> PAGEREF _Toc225626935 \h </w:instrText>
+              <w:instrText xml:space="preserve"> PAGEREF _Toc225958649 \h </w:instrText>
             </w:r>
             <w:r>
               <w:rPr>
@@ -2445,7 +2445,7 @@
               <w:lang w:eastAsia="ru-RU"/>
             </w:rPr>
           </w:pPr>
-          <w:hyperlink w:anchor="_Toc225626936" w:history="1">
+          <w:hyperlink w:anchor="_Toc225958650" w:history="1">
             <w:r>
               <w:rPr>
                 <w:rStyle w:val="a7"/>
@@ -2473,7 +2473,7 @@
                 <w:noProof/>
                 <w:webHidden/>
               </w:rPr>
-              <w:instrText xml:space="preserve"> PAGEREF _Toc225626936 \h </w:instrText>
+              <w:instrText xml:space="preserve"> PAGEREF _Toc225958650 \h </w:instrText>
             </w:r>
             <w:r>
               <w:rPr>
@@ -2516,7 +2516,7 @@
               <w:lang w:eastAsia="ru-RU"/>
             </w:rPr>
           </w:pPr>
-          <w:hyperlink w:anchor="_Toc225626937" w:history="1">
+          <w:hyperlink w:anchor="_Toc225958651" w:history="1">
             <w:r>
               <w:rPr>
                 <w:rStyle w:val="a7"/>
@@ -2545,7 +2545,7 @@
                 <w:noProof/>
                 <w:webHidden/>
               </w:rPr>
-              <w:instrText xml:space="preserve"> PAGEREF _Toc225626937 \h </w:instrText>
+              <w:instrText xml:space="preserve"> PAGEREF _Toc225958651 \h </w:instrText>
             </w:r>
             <w:r>
               <w:rPr>
@@ -2588,7 +2588,7 @@
               <w:lang w:eastAsia="ru-RU"/>
             </w:rPr>
           </w:pPr>
-          <w:hyperlink w:anchor="_Toc225626938" w:history="1">
+          <w:hyperlink w:anchor="_Toc225958652" w:history="1">
             <w:r>
               <w:rPr>
                 <w:rStyle w:val="a7"/>
@@ -2617,7 +2617,7 @@
                 <w:noProof/>
                 <w:webHidden/>
               </w:rPr>
-              <w:instrText xml:space="preserve"> PAGEREF _Toc225626938 \h </w:instrText>
+              <w:instrText xml:space="preserve"> PAGEREF _Toc225958652 \h </w:instrText>
             </w:r>
             <w:r>
               <w:rPr>
@@ -2660,7 +2660,7 @@
               <w:lang w:eastAsia="ru-RU"/>
             </w:rPr>
           </w:pPr>
-          <w:hyperlink w:anchor="_Toc225626939" w:history="1">
+          <w:hyperlink w:anchor="_Toc225958653" w:history="1">
             <w:r>
               <w:rPr>
                 <w:rStyle w:val="a7"/>
@@ -2688,7 +2688,7 @@
                 <w:noProof/>
                 <w:webHidden/>
               </w:rPr>
-              <w:instrText xml:space="preserve"> PAGEREF _Toc225626939 \h </w:instrText>
+              <w:instrText xml:space="preserve"> PAGEREF _Toc225958653 \h </w:instrText>
             </w:r>
             <w:r>
               <w:rPr>
@@ -2731,7 +2731,7 @@
               <w:lang w:eastAsia="ru-RU"/>
             </w:rPr>
           </w:pPr>
-          <w:hyperlink w:anchor="_Toc225626940" w:history="1">
+          <w:hyperlink w:anchor="_Toc225958654" w:history="1">
             <w:r>
               <w:rPr>
                 <w:rStyle w:val="a7"/>
@@ -2759,7 +2759,7 @@
                 <w:noProof/>
                 <w:webHidden/>
               </w:rPr>
-              <w:instrText xml:space="preserve"> PAGEREF _Toc225626940 \h </w:instrText>
+              <w:instrText xml:space="preserve"> PAGEREF _Toc225958654 \h </w:instrText>
             </w:r>
             <w:r>
               <w:rPr>
@@ -2802,7 +2802,7 @@
               <w:lang w:eastAsia="ru-RU"/>
             </w:rPr>
           </w:pPr>
-          <w:hyperlink w:anchor="_Toc225626941" w:history="1">
+          <w:hyperlink w:anchor="_Toc225958655" w:history="1">
             <w:r>
               <w:rPr>
                 <w:rStyle w:val="a7"/>
@@ -2830,7 +2830,7 @@
                 <w:noProof/>
                 <w:webHidden/>
               </w:rPr>
-              <w:instrText xml:space="preserve"> PAGEREF _Toc225626941 \h </w:instrText>
+              <w:instrText xml:space="preserve"> PAGEREF _Toc225958655 \h </w:instrText>
             </w:r>
             <w:r>
               <w:rPr>
@@ -2873,7 +2873,7 @@
               <w:lang w:eastAsia="ru-RU"/>
             </w:rPr>
           </w:pPr>
-          <w:hyperlink w:anchor="_Toc225626942" w:history="1">
+          <w:hyperlink w:anchor="_Toc225958656" w:history="1">
             <w:r>
               <w:rPr>
                 <w:rStyle w:val="a7"/>
@@ -2901,7 +2901,7 @@
                 <w:noProof/>
                 <w:webHidden/>
               </w:rPr>
-              <w:instrText xml:space="preserve"> PAGEREF _Toc225626942 \h </w:instrText>
+              <w:instrText xml:space="preserve"> PAGEREF _Toc225958656 \h </w:instrText>
             </w:r>
             <w:r>
               <w:rPr>
@@ -2944,7 +2944,7 @@
               <w:lang w:eastAsia="ru-RU"/>
             </w:rPr>
           </w:pPr>
-          <w:hyperlink w:anchor="_Toc225626943" w:history="1">
+          <w:hyperlink w:anchor="_Toc225958657" w:history="1">
             <w:r>
               <w:rPr>
                 <w:rStyle w:val="a7"/>
@@ -2972,7 +2972,7 @@
                 <w:noProof/>
                 <w:webHidden/>
               </w:rPr>
-              <w:instrText xml:space="preserve"> PAGEREF _Toc225626943 \h </w:instrText>
+              <w:instrText xml:space="preserve"> PAGEREF _Toc225958657 \h </w:instrText>
             </w:r>
             <w:r>
               <w:rPr>
@@ -3024,7 +3024,7 @@
           <w:szCs w:val="36"/>
         </w:rPr>
       </w:pPr>
-      <w:bookmarkStart w:id="0" w:name="_Toc225626908"/>
+      <w:bookmarkStart w:id="0" w:name="_Toc225958622"/>
       <w:r>
         <w:rPr>
           <w:rFonts w:ascii="Times New Roman" w:hAnsi="Times New Roman" w:cs="Times New Roman"/>
@@ -4474,7 +4474,7 @@
           <w:szCs w:val="36"/>
         </w:rPr>
       </w:pPr>
-      <w:bookmarkStart w:id="1" w:name="_Toc225626909"/>
+      <w:bookmarkStart w:id="1" w:name="_Toc225958623"/>
       <w:r>
         <w:rPr>
           <w:rFonts w:ascii="Times New Roman" w:hAnsi="Times New Roman" w:cs="Times New Roman"/>
@@ -4795,7 +4795,7 @@
           <w:szCs w:val="32"/>
         </w:rPr>
       </w:pPr>
-      <w:bookmarkStart w:id="2" w:name="_Toc225626910"/>
+      <w:bookmarkStart w:id="2" w:name="_Toc225958624"/>
       <w:r>
         <w:rPr>
           <w:rFonts w:ascii="Times New Roman" w:hAnsi="Times New Roman" w:cs="Times New Roman"/>
@@ -4939,7 +4939,7 @@
           <w:szCs w:val="32"/>
         </w:rPr>
       </w:pPr>
-      <w:bookmarkStart w:id="3" w:name="_Toc225626911"/>
+      <w:bookmarkStart w:id="3" w:name="_Toc225958625"/>
       <w:r>
         <w:rPr>
           <w:rFonts w:ascii="Times New Roman" w:hAnsi="Times New Roman" w:cs="Times New Roman"/>
@@ -5196,7 +5196,7 @@
           <w:szCs w:val="32"/>
         </w:rPr>
       </w:pPr>
-      <w:bookmarkStart w:id="4" w:name="_Toc225626912"/>
+      <w:bookmarkStart w:id="4" w:name="_Toc225958626"/>
       <w:r>
         <w:rPr>
           <w:rFonts w:ascii="Times New Roman" w:hAnsi="Times New Roman" w:cs="Times New Roman"/>
@@ -5621,7 +5621,7 @@
           <w:szCs w:val="36"/>
         </w:rPr>
       </w:pPr>
-      <w:bookmarkStart w:id="5" w:name="_Toc225626913"/>
+      <w:bookmarkStart w:id="5" w:name="_Toc225958627"/>
       <w:r>
         <w:rPr>
           <w:rFonts w:ascii="Times New Roman" w:hAnsi="Times New Roman" w:cs="Times New Roman"/>
@@ -5988,7 +5988,7 @@
           <w:szCs w:val="32"/>
         </w:rPr>
       </w:pPr>
-      <w:bookmarkStart w:id="6" w:name="_Toc225626914"/>
+      <w:bookmarkStart w:id="6" w:name="_Toc225958628"/>
       <w:r>
         <w:rPr>
           <w:rFonts w:ascii="Times New Roman" w:hAnsi="Times New Roman" w:cs="Times New Roman"/>
@@ -6217,7 +6217,7 @@
           <w:szCs w:val="32"/>
         </w:rPr>
       </w:pPr>
-      <w:bookmarkStart w:id="7" w:name="_Toc225626915"/>
+      <w:bookmarkStart w:id="7" w:name="_Toc225958629"/>
       <w:r>
         <w:rPr>
           <w:rFonts w:ascii="Times New Roman" w:hAnsi="Times New Roman" w:cs="Times New Roman"/>
@@ -6353,7 +6353,7 @@
           <w:szCs w:val="32"/>
         </w:rPr>
       </w:pPr>
-      <w:bookmarkStart w:id="8" w:name="_Toc225626916"/>
+      <w:bookmarkStart w:id="8" w:name="_Toc225958630"/>
       <w:r>
         <w:rPr>
           <w:rFonts w:ascii="Times New Roman" w:hAnsi="Times New Roman" w:cs="Times New Roman"/>
@@ -6418,7 +6418,7 @@
           <w:szCs w:val="28"/>
         </w:rPr>
       </w:pPr>
-      <w:bookmarkStart w:id="9" w:name="_Toc225626917"/>
+      <w:bookmarkStart w:id="9" w:name="_Toc225958631"/>
       <w:r>
         <w:rPr>
           <w:rFonts w:ascii="Times New Roman" w:hAnsi="Times New Roman" w:cs="Times New Roman"/>
@@ -6538,7 +6538,7 @@
           <w:szCs w:val="28"/>
         </w:rPr>
       </w:pPr>
-      <w:bookmarkStart w:id="10" w:name="_Toc225626918"/>
+      <w:bookmarkStart w:id="10" w:name="_Toc225958632"/>
       <w:r>
         <w:rPr>
           <w:rFonts w:ascii="Times New Roman" w:hAnsi="Times New Roman" w:cs="Times New Roman"/>
@@ -6710,7 +6710,7 @@
           <w:szCs w:val="28"/>
         </w:rPr>
       </w:pPr>
-      <w:bookmarkStart w:id="11" w:name="_Toc225626919"/>
+      <w:bookmarkStart w:id="11" w:name="_Toc225958633"/>
       <w:r>
         <w:rPr>
           <w:rFonts w:ascii="Times New Roman" w:hAnsi="Times New Roman" w:cs="Times New Roman"/>
@@ -6863,7 +6863,7 @@
           <w:szCs w:val="28"/>
         </w:rPr>
       </w:pPr>
-      <w:bookmarkStart w:id="12" w:name="_Toc225626920"/>
+      <w:bookmarkStart w:id="12" w:name="_Toc225958634"/>
       <w:r>
         <w:rPr>
           <w:rFonts w:ascii="Times New Roman" w:hAnsi="Times New Roman" w:cs="Times New Roman"/>
@@ -7288,7 +7288,7 @@
           <w:szCs w:val="32"/>
         </w:rPr>
       </w:pPr>
-      <w:bookmarkStart w:id="13" w:name="_Toc225626921"/>
+      <w:bookmarkStart w:id="13" w:name="_Toc225958635"/>
       <w:r>
         <w:rPr>
           <w:rFonts w:ascii="Times New Roman" w:hAnsi="Times New Roman" w:cs="Times New Roman"/>
@@ -7568,37 +7568,123 @@
       <w:pPr>
         <w:rPr>
           <w:rFonts w:ascii="Times New Roman" w:hAnsi="Times New Roman" w:cs="Times New Roman"/>
-          <w:sz w:val="28"/>
-          <w:szCs w:val="28"/>
-        </w:rPr>
-      </w:pPr>
-    </w:p>
-    <w:p>
-      <w:pPr>
-        <w:rPr>
-          <w:rFonts w:ascii="Times New Roman" w:hAnsi="Times New Roman" w:cs="Times New Roman"/>
-          <w:sz w:val="28"/>
-          <w:szCs w:val="28"/>
-        </w:rPr>
-      </w:pPr>
-    </w:p>
-    <w:p>
-      <w:pPr>
-        <w:rPr>
-          <w:rFonts w:ascii="Times New Roman" w:hAnsi="Times New Roman" w:cs="Times New Roman"/>
-          <w:sz w:val="28"/>
-          <w:szCs w:val="28"/>
-        </w:rPr>
-      </w:pPr>
-    </w:p>
-    <w:p>
-      <w:pPr>
-        <w:rPr>
-          <w:rFonts w:ascii="Times New Roman" w:hAnsi="Times New Roman" w:cs="Times New Roman"/>
-          <w:sz w:val="28"/>
-          <w:szCs w:val="28"/>
-        </w:rPr>
-      </w:pPr>
+          <w:b/>
+          <w:bCs/>
+          <w:sz w:val="28"/>
+          <w:szCs w:val="28"/>
+        </w:rPr>
+      </w:pPr>
+      <w:r>
+        <w:rPr>
+          <w:rFonts w:ascii="Times New Roman" w:hAnsi="Times New Roman" w:cs="Times New Roman"/>
+          <w:b/>
+          <w:bCs/>
+          <w:sz w:val="28"/>
+          <w:szCs w:val="28"/>
+        </w:rPr>
+        <w:t>Важно!</w:t>
+      </w:r>
+    </w:p>
+    <w:p>
+      <w:pPr>
+        <w:rPr>
+          <w:rFonts w:ascii="Times New Roman" w:hAnsi="Times New Roman" w:cs="Times New Roman"/>
+          <w:sz w:val="28"/>
+          <w:szCs w:val="28"/>
+        </w:rPr>
+      </w:pPr>
+      <w:r>
+        <w:rPr>
+          <w:rFonts w:ascii="Times New Roman" w:hAnsi="Times New Roman" w:cs="Times New Roman"/>
+          <w:sz w:val="28"/>
+          <w:szCs w:val="28"/>
+        </w:rPr>
+        <w:t>Регистры опрашиваются с заданным периодом</w:t>
+      </w:r>
+      <w:r>
+        <w:rPr>
+          <w:rFonts w:ascii="Times New Roman" w:hAnsi="Times New Roman" w:cs="Times New Roman"/>
+          <w:sz w:val="28"/>
+          <w:szCs w:val="28"/>
+        </w:rPr>
+        <w:t xml:space="preserve">. Если устройство не успевает ответить в течение текущего цикла опроса, </w:t>
+      </w:r>
+      <w:r>
+        <w:rPr>
+          <w:rFonts w:ascii="Times New Roman" w:hAnsi="Times New Roman" w:cs="Times New Roman"/>
+          <w:sz w:val="28"/>
+          <w:szCs w:val="28"/>
+        </w:rPr>
+        <w:t xml:space="preserve">то </w:t>
+      </w:r>
+      <w:r>
+        <w:rPr>
+          <w:rFonts w:ascii="Times New Roman" w:hAnsi="Times New Roman" w:cs="Times New Roman"/>
+          <w:sz w:val="28"/>
+          <w:szCs w:val="28"/>
+        </w:rPr>
+        <w:t>следующий цикл пропускается, пока не будет получен ответ или не произойдёт ошибка.</w:t>
+      </w:r>
+      <w:r>
+        <w:rPr>
+          <w:rFonts w:ascii="Times New Roman" w:hAnsi="Times New Roman" w:cs="Times New Roman"/>
+          <w:sz w:val="28"/>
+          <w:szCs w:val="28"/>
+        </w:rPr>
+        <w:t xml:space="preserve"> Таким образом, возможна ситуация, когда выставлен период 10 </w:t>
+      </w:r>
+      <w:proofErr w:type="spellStart"/>
+      <w:r>
+        <w:rPr>
+          <w:rFonts w:ascii="Times New Roman" w:hAnsi="Times New Roman" w:cs="Times New Roman"/>
+          <w:sz w:val="28"/>
+          <w:szCs w:val="28"/>
+        </w:rPr>
+        <w:t>мс</w:t>
+      </w:r>
+      <w:proofErr w:type="spellEnd"/>
+      <w:r>
+        <w:rPr>
+          <w:rFonts w:ascii="Times New Roman" w:hAnsi="Times New Roman" w:cs="Times New Roman"/>
+          <w:sz w:val="28"/>
+          <w:szCs w:val="28"/>
+        </w:rPr>
+        <w:t xml:space="preserve">, а </w:t>
+      </w:r>
+      <w:r>
+        <w:rPr>
+          <w:rFonts w:ascii="Times New Roman" w:hAnsi="Times New Roman" w:cs="Times New Roman"/>
+          <w:sz w:val="28"/>
+          <w:szCs w:val="28"/>
+        </w:rPr>
+        <w:t xml:space="preserve">фактическое </w:t>
+      </w:r>
+      <w:r>
+        <w:rPr>
+          <w:rFonts w:ascii="Times New Roman" w:hAnsi="Times New Roman" w:cs="Times New Roman"/>
+          <w:sz w:val="28"/>
+          <w:szCs w:val="28"/>
+        </w:rPr>
+        <w:t xml:space="preserve">обновление данных происходит с интервалом 150 – 200 </w:t>
+      </w:r>
+      <w:proofErr w:type="spellStart"/>
+      <w:r>
+        <w:rPr>
+          <w:rFonts w:ascii="Times New Roman" w:hAnsi="Times New Roman" w:cs="Times New Roman"/>
+          <w:sz w:val="28"/>
+          <w:szCs w:val="28"/>
+        </w:rPr>
+        <w:t>мс</w:t>
+      </w:r>
+      <w:proofErr w:type="spellEnd"/>
+      <w:r>
+        <w:rPr>
+          <w:rFonts w:ascii="Times New Roman" w:hAnsi="Times New Roman" w:cs="Times New Roman"/>
+          <w:sz w:val="28"/>
+          <w:szCs w:val="28"/>
+        </w:rPr>
+        <w:t>.</w:t>
+      </w:r>
     </w:p>
     <w:p>
       <w:pPr>
@@ -7610,7 +7696,7 @@
           <w:szCs w:val="28"/>
         </w:rPr>
       </w:pPr>
-      <w:bookmarkStart w:id="14" w:name="_Toc225626922"/>
+      <w:bookmarkStart w:id="14" w:name="_Toc225958636"/>
       <w:r>
         <w:rPr>
           <w:rFonts w:ascii="Times New Roman" w:hAnsi="Times New Roman" w:cs="Times New Roman"/>
@@ -8205,15 +8291,6 @@
     </w:p>
     <w:p>
       <w:pPr>
-        <w:rPr>
-          <w:rFonts w:ascii="Times New Roman" w:hAnsi="Times New Roman" w:cs="Times New Roman"/>
-          <w:sz w:val="28"/>
-          <w:szCs w:val="28"/>
-        </w:rPr>
-      </w:pPr>
-    </w:p>
-    <w:p>
-      <w:pPr>
         <w:pStyle w:val="3"/>
         <w:jc w:val="center"/>
         <w:rPr>
@@ -8222,7 +8299,7 @@
           <w:szCs w:val="28"/>
         </w:rPr>
       </w:pPr>
-      <w:bookmarkStart w:id="15" w:name="_Toc225626923"/>
+      <w:bookmarkStart w:id="15" w:name="_Toc225958637"/>
       <w:r>
         <w:rPr>
           <w:rFonts w:ascii="Times New Roman" w:hAnsi="Times New Roman" w:cs="Times New Roman"/>
@@ -9165,7 +9242,7 @@
           <w:szCs w:val="28"/>
         </w:rPr>
       </w:pPr>
-      <w:bookmarkStart w:id="16" w:name="_Toc225626924"/>
+      <w:bookmarkStart w:id="16" w:name="_Toc225958638"/>
       <w:r>
         <w:rPr>
           <w:rFonts w:ascii="Times New Roman" w:hAnsi="Times New Roman" w:cs="Times New Roman"/>
@@ -9514,7 +9591,7 @@
           <w:szCs w:val="28"/>
         </w:rPr>
       </w:pPr>
-      <w:bookmarkStart w:id="17" w:name="_Toc225626925"/>
+      <w:bookmarkStart w:id="17" w:name="_Toc225958639"/>
       <w:r>
         <w:rPr>
           <w:rFonts w:ascii="Times New Roman" w:hAnsi="Times New Roman" w:cs="Times New Roman"/>
@@ -10001,7 +10078,7 @@
           <w:szCs w:val="28"/>
         </w:rPr>
       </w:pPr>
-      <w:bookmarkStart w:id="18" w:name="_Toc225626926"/>
+      <w:bookmarkStart w:id="18" w:name="_Toc225958640"/>
       <w:r>
         <w:rPr>
           <w:rFonts w:ascii="Times New Roman" w:hAnsi="Times New Roman" w:cs="Times New Roman"/>
@@ -10280,7 +10357,7 @@
           <w:szCs w:val="32"/>
         </w:rPr>
       </w:pPr>
-      <w:bookmarkStart w:id="19" w:name="_Toc225626927"/>
+      <w:bookmarkStart w:id="19" w:name="_Toc225958641"/>
       <w:r>
         <w:rPr>
           <w:rFonts w:ascii="Times New Roman" w:hAnsi="Times New Roman" w:cs="Times New Roman"/>
@@ -10687,7 +10764,7 @@
           <w:szCs w:val="32"/>
         </w:rPr>
       </w:pPr>
-      <w:bookmarkStart w:id="20" w:name="_Toc225626928"/>
+      <w:bookmarkStart w:id="20" w:name="_Toc225958642"/>
       <w:r>
         <w:rPr>
           <w:rFonts w:ascii="Times New Roman" w:hAnsi="Times New Roman" w:cs="Times New Roman"/>
@@ -11394,7 +11471,7 @@
           <w:szCs w:val="36"/>
         </w:rPr>
       </w:pPr>
-      <w:bookmarkStart w:id="21" w:name="_Toc225626929"/>
+      <w:bookmarkStart w:id="21" w:name="_Toc225958643"/>
       <w:r>
         <w:rPr>
           <w:rFonts w:ascii="Times New Roman" w:hAnsi="Times New Roman" w:cs="Times New Roman"/>
@@ -11693,7 +11770,7 @@
           <w:szCs w:val="32"/>
         </w:rPr>
       </w:pPr>
-      <w:bookmarkStart w:id="22" w:name="_Toc225626930"/>
+      <w:bookmarkStart w:id="22" w:name="_Toc225958644"/>
       <w:r>
         <w:rPr>
           <w:rFonts w:ascii="Times New Roman" w:hAnsi="Times New Roman" w:cs="Times New Roman"/>
@@ -13217,7 +13294,7 @@
           <w:szCs w:val="36"/>
         </w:rPr>
       </w:pPr>
-      <w:bookmarkStart w:id="23" w:name="_Toc225626931"/>
+      <w:bookmarkStart w:id="23" w:name="_Toc225958645"/>
       <w:r>
         <w:rPr>
           <w:rFonts w:ascii="Times New Roman" w:hAnsi="Times New Roman" w:cs="Times New Roman"/>
@@ -13576,7 +13653,7 @@
           <w:szCs w:val="36"/>
         </w:rPr>
       </w:pPr>
-      <w:bookmarkStart w:id="24" w:name="_Toc225626932"/>
+      <w:bookmarkStart w:id="24" w:name="_Toc225958646"/>
       <w:r>
         <w:rPr>
           <w:rFonts w:ascii="Times New Roman" w:hAnsi="Times New Roman" w:cs="Times New Roman"/>
@@ -13725,7 +13802,7 @@
           <w:szCs w:val="36"/>
         </w:rPr>
       </w:pPr>
-      <w:bookmarkStart w:id="25" w:name="_Toc225626933"/>
+      <w:bookmarkStart w:id="25" w:name="_Toc225958647"/>
       <w:r>
         <w:rPr>
           <w:rFonts w:ascii="Times New Roman" w:hAnsi="Times New Roman" w:cs="Times New Roman"/>
@@ -13755,7 +13832,7 @@
           <w:szCs w:val="32"/>
         </w:rPr>
       </w:pPr>
-      <w:bookmarkStart w:id="26" w:name="_Toc225626934"/>
+      <w:bookmarkStart w:id="26" w:name="_Toc225958648"/>
       <w:r>
         <w:rPr>
           <w:rFonts w:ascii="Times New Roman" w:hAnsi="Times New Roman" w:cs="Times New Roman"/>
@@ -13918,7 +13995,7 @@
           <w:szCs w:val="32"/>
         </w:rPr>
       </w:pPr>
-      <w:bookmarkStart w:id="27" w:name="_Toc225626935"/>
+      <w:bookmarkStart w:id="27" w:name="_Toc225958649"/>
       <w:r>
         <w:rPr>
           <w:rFonts w:ascii="Times New Roman" w:hAnsi="Times New Roman" w:cs="Times New Roman"/>
@@ -14040,7 +14117,7 @@
           <w:szCs w:val="32"/>
         </w:rPr>
       </w:pPr>
-      <w:bookmarkStart w:id="28" w:name="_Toc225626936"/>
+      <w:bookmarkStart w:id="28" w:name="_Toc225958650"/>
       <w:r>
         <w:rPr>
           <w:rFonts w:ascii="Times New Roman" w:hAnsi="Times New Roman" w:cs="Times New Roman"/>
@@ -14426,7 +14503,7 @@
           <w:lang w:val="en-US"/>
         </w:rPr>
       </w:pPr>
-      <w:bookmarkStart w:id="29" w:name="_Toc225626937"/>
+      <w:bookmarkStart w:id="29" w:name="_Toc225958651"/>
       <w:r>
         <w:rPr>
           <w:rFonts w:ascii="Times New Roman" w:hAnsi="Times New Roman" w:cs="Times New Roman"/>
@@ -14602,7 +14679,7 @@
           <w:lang w:val="en-US"/>
         </w:rPr>
       </w:pPr>
-      <w:bookmarkStart w:id="30" w:name="_Toc225626938"/>
+      <w:bookmarkStart w:id="30" w:name="_Toc225958652"/>
       <w:r>
         <w:rPr>
           <w:rFonts w:ascii="Times New Roman" w:hAnsi="Times New Roman" w:cs="Times New Roman"/>
@@ -14867,7 +14944,7 @@
           <w:szCs w:val="32"/>
         </w:rPr>
       </w:pPr>
-      <w:bookmarkStart w:id="31" w:name="_Toc225626939"/>
+      <w:bookmarkStart w:id="31" w:name="_Toc225958653"/>
       <w:r>
         <w:rPr>
           <w:rFonts w:ascii="Times New Roman" w:hAnsi="Times New Roman" w:cs="Times New Roman"/>
@@ -15184,7 +15261,7 @@
           <w:szCs w:val="32"/>
         </w:rPr>
       </w:pPr>
-      <w:bookmarkStart w:id="32" w:name="_Toc225626940"/>
+      <w:bookmarkStart w:id="32" w:name="_Toc225958654"/>
       <w:r>
         <w:rPr>
           <w:rFonts w:ascii="Times New Roman" w:hAnsi="Times New Roman" w:cs="Times New Roman"/>
@@ -15396,7 +15473,7 @@
           <w:szCs w:val="32"/>
         </w:rPr>
       </w:pPr>
-      <w:bookmarkStart w:id="33" w:name="_Toc225626941"/>
+      <w:bookmarkStart w:id="33" w:name="_Toc225958655"/>
       <w:r>
         <w:rPr>
           <w:rFonts w:ascii="Times New Roman" w:hAnsi="Times New Roman" w:cs="Times New Roman"/>
@@ -15660,7 +15737,7 @@
           <w:szCs w:val="32"/>
         </w:rPr>
       </w:pPr>
-      <w:bookmarkStart w:id="34" w:name="_Toc225626942"/>
+      <w:bookmarkStart w:id="34" w:name="_Toc225958656"/>
       <w:r>
         <w:rPr>
           <w:rFonts w:ascii="Times New Roman" w:hAnsi="Times New Roman" w:cs="Times New Roman"/>
@@ -15976,7 +16053,7 @@
           <w:szCs w:val="32"/>
         </w:rPr>
       </w:pPr>
-      <w:bookmarkStart w:id="35" w:name="_Toc225626943"/>
+      <w:bookmarkStart w:id="35" w:name="_Toc225958657"/>
       <w:r>
         <w:rPr>
           <w:rFonts w:ascii="Times New Roman" w:hAnsi="Times New Roman" w:cs="Times New Roman"/>

--- a/Documentation/UserManual.docx
+++ b/Documentation/UserManual.docx
@@ -420,7 +420,7 @@
           <w:r>
             <w:fldChar w:fldCharType="separate"/>
           </w:r>
-          <w:hyperlink w:anchor="_Toc225958622" w:history="1">
+          <w:hyperlink w:anchor="_Toc226636962" w:history="1">
             <w:r>
               <w:rPr>
                 <w:rStyle w:val="a7"/>
@@ -448,7 +448,7 @@
                 <w:noProof/>
                 <w:webHidden/>
               </w:rPr>
-              <w:instrText xml:space="preserve"> PAGEREF _Toc225958622 \h </w:instrText>
+              <w:instrText xml:space="preserve"> PAGEREF _Toc226636962 \h </w:instrText>
             </w:r>
             <w:r>
               <w:rPr>
@@ -491,7 +491,7 @@
               <w:lang w:eastAsia="ru-RU"/>
             </w:rPr>
           </w:pPr>
-          <w:hyperlink w:anchor="_Toc225958623" w:history="1">
+          <w:hyperlink w:anchor="_Toc226636963" w:history="1">
             <w:r>
               <w:rPr>
                 <w:rStyle w:val="a7"/>
@@ -519,7 +519,7 @@
                 <w:noProof/>
                 <w:webHidden/>
               </w:rPr>
-              <w:instrText xml:space="preserve"> PAGEREF _Toc225958623 \h </w:instrText>
+              <w:instrText xml:space="preserve"> PAGEREF _Toc226636963 \h </w:instrText>
             </w:r>
             <w:r>
               <w:rPr>
@@ -562,7 +562,7 @@
               <w:lang w:eastAsia="ru-RU"/>
             </w:rPr>
           </w:pPr>
-          <w:hyperlink w:anchor="_Toc225958624" w:history="1">
+          <w:hyperlink w:anchor="_Toc226636964" w:history="1">
             <w:r>
               <w:rPr>
                 <w:rStyle w:val="a7"/>
@@ -590,7 +590,7 @@
                 <w:noProof/>
                 <w:webHidden/>
               </w:rPr>
-              <w:instrText xml:space="preserve"> PAGEREF _Toc225958624 \h </w:instrText>
+              <w:instrText xml:space="preserve"> PAGEREF _Toc226636964 \h </w:instrText>
             </w:r>
             <w:r>
               <w:rPr>
@@ -633,7 +633,7 @@
               <w:lang w:eastAsia="ru-RU"/>
             </w:rPr>
           </w:pPr>
-          <w:hyperlink w:anchor="_Toc225958625" w:history="1">
+          <w:hyperlink w:anchor="_Toc226636965" w:history="1">
             <w:r>
               <w:rPr>
                 <w:rStyle w:val="a7"/>
@@ -661,7 +661,7 @@
                 <w:noProof/>
                 <w:webHidden/>
               </w:rPr>
-              <w:instrText xml:space="preserve"> PAGEREF _Toc225958625 \h </w:instrText>
+              <w:instrText xml:space="preserve"> PAGEREF _Toc226636965 \h </w:instrText>
             </w:r>
             <w:r>
               <w:rPr>
@@ -704,7 +704,7 @@
               <w:lang w:eastAsia="ru-RU"/>
             </w:rPr>
           </w:pPr>
-          <w:hyperlink w:anchor="_Toc225958626" w:history="1">
+          <w:hyperlink w:anchor="_Toc226636966" w:history="1">
             <w:r>
               <w:rPr>
                 <w:rStyle w:val="a7"/>
@@ -732,7 +732,7 @@
                 <w:noProof/>
                 <w:webHidden/>
               </w:rPr>
-              <w:instrText xml:space="preserve"> PAGEREF _Toc225958626 \h </w:instrText>
+              <w:instrText xml:space="preserve"> PAGEREF _Toc226636966 \h </w:instrText>
             </w:r>
             <w:r>
               <w:rPr>
@@ -775,7 +775,7 @@
               <w:lang w:eastAsia="ru-RU"/>
             </w:rPr>
           </w:pPr>
-          <w:hyperlink w:anchor="_Toc225958627" w:history="1">
+          <w:hyperlink w:anchor="_Toc226636967" w:history="1">
             <w:r>
               <w:rPr>
                 <w:rStyle w:val="a7"/>
@@ -804,7 +804,7 @@
                 <w:noProof/>
                 <w:webHidden/>
               </w:rPr>
-              <w:instrText xml:space="preserve"> PAGEREF _Toc225958627 \h </w:instrText>
+              <w:instrText xml:space="preserve"> PAGEREF _Toc226636967 \h </w:instrText>
             </w:r>
             <w:r>
               <w:rPr>
@@ -847,7 +847,7 @@
               <w:lang w:eastAsia="ru-RU"/>
             </w:rPr>
           </w:pPr>
-          <w:hyperlink w:anchor="_Toc225958628" w:history="1">
+          <w:hyperlink w:anchor="_Toc226636968" w:history="1">
             <w:r>
               <w:rPr>
                 <w:rStyle w:val="a7"/>
@@ -875,7 +875,7 @@
                 <w:noProof/>
                 <w:webHidden/>
               </w:rPr>
-              <w:instrText xml:space="preserve"> PAGEREF _Toc225958628 \h </w:instrText>
+              <w:instrText xml:space="preserve"> PAGEREF _Toc226636968 \h </w:instrText>
             </w:r>
             <w:r>
               <w:rPr>
@@ -918,7 +918,7 @@
               <w:lang w:eastAsia="ru-RU"/>
             </w:rPr>
           </w:pPr>
-          <w:hyperlink w:anchor="_Toc225958629" w:history="1">
+          <w:hyperlink w:anchor="_Toc226636969" w:history="1">
             <w:r>
               <w:rPr>
                 <w:rStyle w:val="a7"/>
@@ -955,7 +955,7 @@
                 <w:noProof/>
                 <w:webHidden/>
               </w:rPr>
-              <w:instrText xml:space="preserve"> PAGEREF _Toc225958629 \h </w:instrText>
+              <w:instrText xml:space="preserve"> PAGEREF _Toc226636969 \h </w:instrText>
             </w:r>
             <w:r>
               <w:rPr>
@@ -998,7 +998,7 @@
               <w:lang w:eastAsia="ru-RU"/>
             </w:rPr>
           </w:pPr>
-          <w:hyperlink w:anchor="_Toc225958630" w:history="1">
+          <w:hyperlink w:anchor="_Toc226636970" w:history="1">
             <w:r>
               <w:rPr>
                 <w:rStyle w:val="a7"/>
@@ -1035,7 +1035,7 @@
                 <w:noProof/>
                 <w:webHidden/>
               </w:rPr>
-              <w:instrText xml:space="preserve"> PAGEREF _Toc225958630 \h </w:instrText>
+              <w:instrText xml:space="preserve"> PAGEREF _Toc226636970 \h </w:instrText>
             </w:r>
             <w:r>
               <w:rPr>
@@ -1078,7 +1078,7 @@
               <w:lang w:eastAsia="ru-RU"/>
             </w:rPr>
           </w:pPr>
-          <w:hyperlink w:anchor="_Toc225958631" w:history="1">
+          <w:hyperlink w:anchor="_Toc226636971" w:history="1">
             <w:r>
               <w:rPr>
                 <w:rStyle w:val="a7"/>
@@ -1106,7 +1106,7 @@
                 <w:noProof/>
                 <w:webHidden/>
               </w:rPr>
-              <w:instrText xml:space="preserve"> PAGEREF _Toc225958631 \h </w:instrText>
+              <w:instrText xml:space="preserve"> PAGEREF _Toc226636971 \h </w:instrText>
             </w:r>
             <w:r>
               <w:rPr>
@@ -1149,7 +1149,7 @@
               <w:lang w:eastAsia="ru-RU"/>
             </w:rPr>
           </w:pPr>
-          <w:hyperlink w:anchor="_Toc225958632" w:history="1">
+          <w:hyperlink w:anchor="_Toc226636972" w:history="1">
             <w:r>
               <w:rPr>
                 <w:rStyle w:val="a7"/>
@@ -1177,7 +1177,7 @@
                 <w:noProof/>
                 <w:webHidden/>
               </w:rPr>
-              <w:instrText xml:space="preserve"> PAGEREF _Toc225958632 \h </w:instrText>
+              <w:instrText xml:space="preserve"> PAGEREF _Toc226636972 \h </w:instrText>
             </w:r>
             <w:r>
               <w:rPr>
@@ -1220,7 +1220,7 @@
               <w:lang w:eastAsia="ru-RU"/>
             </w:rPr>
           </w:pPr>
-          <w:hyperlink w:anchor="_Toc225958633" w:history="1">
+          <w:hyperlink w:anchor="_Toc226636973" w:history="1">
             <w:r>
               <w:rPr>
                 <w:rStyle w:val="a7"/>
@@ -1248,7 +1248,7 @@
                 <w:noProof/>
                 <w:webHidden/>
               </w:rPr>
-              <w:instrText xml:space="preserve"> PAGEREF _Toc225958633 \h </w:instrText>
+              <w:instrText xml:space="preserve"> PAGEREF _Toc226636973 \h </w:instrText>
             </w:r>
             <w:r>
               <w:rPr>
@@ -1291,7 +1291,7 @@
               <w:lang w:eastAsia="ru-RU"/>
             </w:rPr>
           </w:pPr>
-          <w:hyperlink w:anchor="_Toc225958634" w:history="1">
+          <w:hyperlink w:anchor="_Toc226636974" w:history="1">
             <w:r>
               <w:rPr>
                 <w:rStyle w:val="a7"/>
@@ -1319,7 +1319,7 @@
                 <w:noProof/>
                 <w:webHidden/>
               </w:rPr>
-              <w:instrText xml:space="preserve"> PAGEREF _Toc225958634 \h </w:instrText>
+              <w:instrText xml:space="preserve"> PAGEREF _Toc226636974 \h </w:instrText>
             </w:r>
             <w:r>
               <w:rPr>
@@ -1362,7 +1362,7 @@
               <w:lang w:eastAsia="ru-RU"/>
             </w:rPr>
           </w:pPr>
-          <w:hyperlink w:anchor="_Toc225958635" w:history="1">
+          <w:hyperlink w:anchor="_Toc226636975" w:history="1">
             <w:r>
               <w:rPr>
                 <w:rStyle w:val="a7"/>
@@ -1399,7 +1399,7 @@
                 <w:noProof/>
                 <w:webHidden/>
               </w:rPr>
-              <w:instrText xml:space="preserve"> PAGEREF _Toc225958635 \h </w:instrText>
+              <w:instrText xml:space="preserve"> PAGEREF _Toc226636975 \h </w:instrText>
             </w:r>
             <w:r>
               <w:rPr>
@@ -1442,7 +1442,7 @@
               <w:lang w:eastAsia="ru-RU"/>
             </w:rPr>
           </w:pPr>
-          <w:hyperlink w:anchor="_Toc225958636" w:history="1">
+          <w:hyperlink w:anchor="_Toc226636976" w:history="1">
             <w:r>
               <w:rPr>
                 <w:rStyle w:val="a7"/>
@@ -1470,7 +1470,7 @@
                 <w:noProof/>
                 <w:webHidden/>
               </w:rPr>
-              <w:instrText xml:space="preserve"> PAGEREF _Toc225958636 \h </w:instrText>
+              <w:instrText xml:space="preserve"> PAGEREF _Toc226636976 \h </w:instrText>
             </w:r>
             <w:r>
               <w:rPr>
@@ -1513,7 +1513,7 @@
               <w:lang w:eastAsia="ru-RU"/>
             </w:rPr>
           </w:pPr>
-          <w:hyperlink w:anchor="_Toc225958637" w:history="1">
+          <w:hyperlink w:anchor="_Toc226636977" w:history="1">
             <w:r>
               <w:rPr>
                 <w:rStyle w:val="a7"/>
@@ -1541,7 +1541,7 @@
                 <w:noProof/>
                 <w:webHidden/>
               </w:rPr>
-              <w:instrText xml:space="preserve"> PAGEREF _Toc225958637 \h </w:instrText>
+              <w:instrText xml:space="preserve"> PAGEREF _Toc226636977 \h </w:instrText>
             </w:r>
             <w:r>
               <w:rPr>
@@ -1584,7 +1584,7 @@
               <w:lang w:eastAsia="ru-RU"/>
             </w:rPr>
           </w:pPr>
-          <w:hyperlink w:anchor="_Toc225958638" w:history="1">
+          <w:hyperlink w:anchor="_Toc226636978" w:history="1">
             <w:r>
               <w:rPr>
                 <w:rStyle w:val="a7"/>
@@ -1612,7 +1612,7 @@
                 <w:noProof/>
                 <w:webHidden/>
               </w:rPr>
-              <w:instrText xml:space="preserve"> PAGEREF _Toc225958638 \h </w:instrText>
+              <w:instrText xml:space="preserve"> PAGEREF _Toc226636978 \h </w:instrText>
             </w:r>
             <w:r>
               <w:rPr>
@@ -1655,7 +1655,7 @@
               <w:lang w:eastAsia="ru-RU"/>
             </w:rPr>
           </w:pPr>
-          <w:hyperlink w:anchor="_Toc225958639" w:history="1">
+          <w:hyperlink w:anchor="_Toc226636979" w:history="1">
             <w:r>
               <w:rPr>
                 <w:rStyle w:val="a7"/>
@@ -1683,7 +1683,7 @@
                 <w:noProof/>
                 <w:webHidden/>
               </w:rPr>
-              <w:instrText xml:space="preserve"> PAGEREF _Toc225958639 \h </w:instrText>
+              <w:instrText xml:space="preserve"> PAGEREF _Toc226636979 \h </w:instrText>
             </w:r>
             <w:r>
               <w:rPr>
@@ -1726,7 +1726,7 @@
               <w:lang w:eastAsia="ru-RU"/>
             </w:rPr>
           </w:pPr>
-          <w:hyperlink w:anchor="_Toc225958640" w:history="1">
+          <w:hyperlink w:anchor="_Toc226636980" w:history="1">
             <w:r>
               <w:rPr>
                 <w:rStyle w:val="a7"/>
@@ -1754,7 +1754,7 @@
                 <w:noProof/>
                 <w:webHidden/>
               </w:rPr>
-              <w:instrText xml:space="preserve"> PAGEREF _Toc225958640 \h </w:instrText>
+              <w:instrText xml:space="preserve"> PAGEREF _Toc226636980 \h </w:instrText>
             </w:r>
             <w:r>
               <w:rPr>
@@ -1797,7 +1797,7 @@
               <w:lang w:eastAsia="ru-RU"/>
             </w:rPr>
           </w:pPr>
-          <w:hyperlink w:anchor="_Toc225958641" w:history="1">
+          <w:hyperlink w:anchor="_Toc226636981" w:history="1">
             <w:r>
               <w:rPr>
                 <w:rStyle w:val="a7"/>
@@ -1825,7 +1825,7 @@
                 <w:noProof/>
                 <w:webHidden/>
               </w:rPr>
-              <w:instrText xml:space="preserve"> PAGEREF _Toc225958641 \h </w:instrText>
+              <w:instrText xml:space="preserve"> PAGEREF _Toc226636981 \h </w:instrText>
             </w:r>
             <w:r>
               <w:rPr>
@@ -1868,7 +1868,7 @@
               <w:lang w:eastAsia="ru-RU"/>
             </w:rPr>
           </w:pPr>
-          <w:hyperlink w:anchor="_Toc225958642" w:history="1">
+          <w:hyperlink w:anchor="_Toc226636982" w:history="1">
             <w:r>
               <w:rPr>
                 <w:rStyle w:val="a7"/>
@@ -1905,7 +1905,7 @@
                 <w:noProof/>
                 <w:webHidden/>
               </w:rPr>
-              <w:instrText xml:space="preserve"> PAGEREF _Toc225958642 \h </w:instrText>
+              <w:instrText xml:space="preserve"> PAGEREF _Toc226636982 \h </w:instrText>
             </w:r>
             <w:r>
               <w:rPr>
@@ -1948,7 +1948,7 @@
               <w:lang w:eastAsia="ru-RU"/>
             </w:rPr>
           </w:pPr>
-          <w:hyperlink w:anchor="_Toc225958643" w:history="1">
+          <w:hyperlink w:anchor="_Toc226636983" w:history="1">
             <w:r>
               <w:rPr>
                 <w:rStyle w:val="a7"/>
@@ -1976,7 +1976,7 @@
                 <w:noProof/>
                 <w:webHidden/>
               </w:rPr>
-              <w:instrText xml:space="preserve"> PAGEREF _Toc225958643 \h </w:instrText>
+              <w:instrText xml:space="preserve"> PAGEREF _Toc226636983 \h </w:instrText>
             </w:r>
             <w:r>
               <w:rPr>
@@ -2019,7 +2019,7 @@
               <w:lang w:eastAsia="ru-RU"/>
             </w:rPr>
           </w:pPr>
-          <w:hyperlink w:anchor="_Toc225958644" w:history="1">
+          <w:hyperlink w:anchor="_Toc226636984" w:history="1">
             <w:r>
               <w:rPr>
                 <w:rStyle w:val="a7"/>
@@ -2047,7 +2047,7 @@
                 <w:noProof/>
                 <w:webHidden/>
               </w:rPr>
-              <w:instrText xml:space="preserve"> PAGEREF _Toc225958644 \h </w:instrText>
+              <w:instrText xml:space="preserve"> PAGEREF _Toc226636984 \h </w:instrText>
             </w:r>
             <w:r>
               <w:rPr>
@@ -2090,14 +2090,30 @@
               <w:lang w:eastAsia="ru-RU"/>
             </w:rPr>
           </w:pPr>
-          <w:hyperlink w:anchor="_Toc225958645" w:history="1">
+          <w:hyperlink w:anchor="_Toc226636985" w:history="1">
             <w:r>
               <w:rPr>
                 <w:rStyle w:val="a7"/>
                 <w:rFonts w:ascii="Times New Roman" w:hAnsi="Times New Roman" w:cs="Times New Roman"/>
                 <w:noProof/>
               </w:rPr>
-              <w:t>Статьи на Хабр</w:t>
+              <w:t>Статьи н</w:t>
+            </w:r>
+            <w:r>
+              <w:rPr>
+                <w:rStyle w:val="a7"/>
+                <w:rFonts w:ascii="Times New Roman" w:hAnsi="Times New Roman" w:cs="Times New Roman"/>
+                <w:noProof/>
+              </w:rPr>
+              <w:t>а</w:t>
+            </w:r>
+            <w:r>
+              <w:rPr>
+                <w:rStyle w:val="a7"/>
+                <w:rFonts w:ascii="Times New Roman" w:hAnsi="Times New Roman" w:cs="Times New Roman"/>
+                <w:noProof/>
+              </w:rPr>
+              <w:t xml:space="preserve"> Хабр</w:t>
             </w:r>
             <w:r>
               <w:rPr>
@@ -2118,7 +2134,7 @@
                 <w:noProof/>
                 <w:webHidden/>
               </w:rPr>
-              <w:instrText xml:space="preserve"> PAGEREF _Toc225958645 \h </w:instrText>
+              <w:instrText xml:space="preserve"> PAGEREF _Toc226636985 \h </w:instrText>
             </w:r>
             <w:r>
               <w:rPr>
@@ -2161,7 +2177,7 @@
               <w:lang w:eastAsia="ru-RU"/>
             </w:rPr>
           </w:pPr>
-          <w:hyperlink w:anchor="_Toc225958646" w:history="1">
+          <w:hyperlink w:anchor="_Toc226636986" w:history="1">
             <w:r>
               <w:rPr>
                 <w:rStyle w:val="a7"/>
@@ -2189,7 +2205,7 @@
                 <w:noProof/>
                 <w:webHidden/>
               </w:rPr>
-              <w:instrText xml:space="preserve"> PAGEREF _Toc225958646 \h </w:instrText>
+              <w:instrText xml:space="preserve"> PAGEREF _Toc226636986 \h </w:instrText>
             </w:r>
             <w:r>
               <w:rPr>
@@ -2232,7 +2248,7 @@
               <w:lang w:eastAsia="ru-RU"/>
             </w:rPr>
           </w:pPr>
-          <w:hyperlink w:anchor="_Toc225958647" w:history="1">
+          <w:hyperlink w:anchor="_Toc226636987" w:history="1">
             <w:r>
               <w:rPr>
                 <w:rStyle w:val="a7"/>
@@ -2260,7 +2276,7 @@
                 <w:noProof/>
                 <w:webHidden/>
               </w:rPr>
-              <w:instrText xml:space="preserve"> PAGEREF _Toc225958647 \h </w:instrText>
+              <w:instrText xml:space="preserve"> PAGEREF _Toc226636987 \h </w:instrText>
             </w:r>
             <w:r>
               <w:rPr>
@@ -2303,7 +2319,7 @@
               <w:lang w:eastAsia="ru-RU"/>
             </w:rPr>
           </w:pPr>
-          <w:hyperlink w:anchor="_Toc225958648" w:history="1">
+          <w:hyperlink w:anchor="_Toc226636988" w:history="1">
             <w:r>
               <w:rPr>
                 <w:rStyle w:val="a7"/>
@@ -2331,7 +2347,7 @@
                 <w:noProof/>
                 <w:webHidden/>
               </w:rPr>
-              <w:instrText xml:space="preserve"> PAGEREF _Toc225958648 \h </w:instrText>
+              <w:instrText xml:space="preserve"> PAGEREF _Toc226636988 \h </w:instrText>
             </w:r>
             <w:r>
               <w:rPr>
@@ -2374,7 +2390,7 @@
               <w:lang w:eastAsia="ru-RU"/>
             </w:rPr>
           </w:pPr>
-          <w:hyperlink w:anchor="_Toc225958649" w:history="1">
+          <w:hyperlink w:anchor="_Toc226636989" w:history="1">
             <w:r>
               <w:rPr>
                 <w:rStyle w:val="a7"/>
@@ -2402,7 +2418,7 @@
                 <w:noProof/>
                 <w:webHidden/>
               </w:rPr>
-              <w:instrText xml:space="preserve"> PAGEREF _Toc225958649 \h </w:instrText>
+              <w:instrText xml:space="preserve"> PAGEREF _Toc226636989 \h </w:instrText>
             </w:r>
             <w:r>
               <w:rPr>
@@ -2445,7 +2461,7 @@
               <w:lang w:eastAsia="ru-RU"/>
             </w:rPr>
           </w:pPr>
-          <w:hyperlink w:anchor="_Toc225958650" w:history="1">
+          <w:hyperlink w:anchor="_Toc226636990" w:history="1">
             <w:r>
               <w:rPr>
                 <w:rStyle w:val="a7"/>
@@ -2473,7 +2489,7 @@
                 <w:noProof/>
                 <w:webHidden/>
               </w:rPr>
-              <w:instrText xml:space="preserve"> PAGEREF _Toc225958650 \h </w:instrText>
+              <w:instrText xml:space="preserve"> PAGEREF _Toc226636990 \h </w:instrText>
             </w:r>
             <w:r>
               <w:rPr>
@@ -2516,7 +2532,7 @@
               <w:lang w:eastAsia="ru-RU"/>
             </w:rPr>
           </w:pPr>
-          <w:hyperlink w:anchor="_Toc225958651" w:history="1">
+          <w:hyperlink w:anchor="_Toc226636991" w:history="1">
             <w:r>
               <w:rPr>
                 <w:rStyle w:val="a7"/>
@@ -2545,7 +2561,7 @@
                 <w:noProof/>
                 <w:webHidden/>
               </w:rPr>
-              <w:instrText xml:space="preserve"> PAGEREF _Toc225958651 \h </w:instrText>
+              <w:instrText xml:space="preserve"> PAGEREF _Toc226636991 \h </w:instrText>
             </w:r>
             <w:r>
               <w:rPr>
@@ -2588,7 +2604,7 @@
               <w:lang w:eastAsia="ru-RU"/>
             </w:rPr>
           </w:pPr>
-          <w:hyperlink w:anchor="_Toc225958652" w:history="1">
+          <w:hyperlink w:anchor="_Toc226636992" w:history="1">
             <w:r>
               <w:rPr>
                 <w:rStyle w:val="a7"/>
@@ -2617,7 +2633,7 @@
                 <w:noProof/>
                 <w:webHidden/>
               </w:rPr>
-              <w:instrText xml:space="preserve"> PAGEREF _Toc225958652 \h </w:instrText>
+              <w:instrText xml:space="preserve"> PAGEREF _Toc226636992 \h </w:instrText>
             </w:r>
             <w:r>
               <w:rPr>
@@ -2660,7 +2676,7 @@
               <w:lang w:eastAsia="ru-RU"/>
             </w:rPr>
           </w:pPr>
-          <w:hyperlink w:anchor="_Toc225958653" w:history="1">
+          <w:hyperlink w:anchor="_Toc226636993" w:history="1">
             <w:r>
               <w:rPr>
                 <w:rStyle w:val="a7"/>
@@ -2688,7 +2704,7 @@
                 <w:noProof/>
                 <w:webHidden/>
               </w:rPr>
-              <w:instrText xml:space="preserve"> PAGEREF _Toc225958653 \h </w:instrText>
+              <w:instrText xml:space="preserve"> PAGEREF _Toc226636993 \h </w:instrText>
             </w:r>
             <w:r>
               <w:rPr>
@@ -2731,7 +2747,7 @@
               <w:lang w:eastAsia="ru-RU"/>
             </w:rPr>
           </w:pPr>
-          <w:hyperlink w:anchor="_Toc225958654" w:history="1">
+          <w:hyperlink w:anchor="_Toc226636994" w:history="1">
             <w:r>
               <w:rPr>
                 <w:rStyle w:val="a7"/>
@@ -2759,7 +2775,7 @@
                 <w:noProof/>
                 <w:webHidden/>
               </w:rPr>
-              <w:instrText xml:space="preserve"> PAGEREF _Toc225958654 \h </w:instrText>
+              <w:instrText xml:space="preserve"> PAGEREF _Toc226636994 \h </w:instrText>
             </w:r>
             <w:r>
               <w:rPr>
@@ -2802,7 +2818,7 @@
               <w:lang w:eastAsia="ru-RU"/>
             </w:rPr>
           </w:pPr>
-          <w:hyperlink w:anchor="_Toc225958655" w:history="1">
+          <w:hyperlink w:anchor="_Toc226636995" w:history="1">
             <w:r>
               <w:rPr>
                 <w:rStyle w:val="a7"/>
@@ -2830,7 +2846,7 @@
                 <w:noProof/>
                 <w:webHidden/>
               </w:rPr>
-              <w:instrText xml:space="preserve"> PAGEREF _Toc225958655 \h </w:instrText>
+              <w:instrText xml:space="preserve"> PAGEREF _Toc226636995 \h </w:instrText>
             </w:r>
             <w:r>
               <w:rPr>
@@ -2873,7 +2889,7 @@
               <w:lang w:eastAsia="ru-RU"/>
             </w:rPr>
           </w:pPr>
-          <w:hyperlink w:anchor="_Toc225958656" w:history="1">
+          <w:hyperlink w:anchor="_Toc226636996" w:history="1">
             <w:r>
               <w:rPr>
                 <w:rStyle w:val="a7"/>
@@ -2901,7 +2917,7 @@
                 <w:noProof/>
                 <w:webHidden/>
               </w:rPr>
-              <w:instrText xml:space="preserve"> PAGEREF _Toc225958656 \h </w:instrText>
+              <w:instrText xml:space="preserve"> PAGEREF _Toc226636996 \h </w:instrText>
             </w:r>
             <w:r>
               <w:rPr>
@@ -2944,7 +2960,7 @@
               <w:lang w:eastAsia="ru-RU"/>
             </w:rPr>
           </w:pPr>
-          <w:hyperlink w:anchor="_Toc225958657" w:history="1">
+          <w:hyperlink w:anchor="_Toc226636997" w:history="1">
             <w:r>
               <w:rPr>
                 <w:rStyle w:val="a7"/>
@@ -2972,7 +2988,7 @@
                 <w:noProof/>
                 <w:webHidden/>
               </w:rPr>
-              <w:instrText xml:space="preserve"> PAGEREF _Toc225958657 \h </w:instrText>
+              <w:instrText xml:space="preserve"> PAGEREF _Toc226636997 \h </w:instrText>
             </w:r>
             <w:r>
               <w:rPr>
@@ -3024,7 +3040,7 @@
           <w:szCs w:val="36"/>
         </w:rPr>
       </w:pPr>
-      <w:bookmarkStart w:id="0" w:name="_Toc225958622"/>
+      <w:bookmarkStart w:id="0" w:name="_Toc226636962"/>
       <w:r>
         <w:rPr>
           <w:rFonts w:ascii="Times New Roman" w:hAnsi="Times New Roman" w:cs="Times New Roman"/>
@@ -4474,7 +4490,7 @@
           <w:szCs w:val="36"/>
         </w:rPr>
       </w:pPr>
-      <w:bookmarkStart w:id="1" w:name="_Toc225958623"/>
+      <w:bookmarkStart w:id="1" w:name="_Toc226636963"/>
       <w:r>
         <w:rPr>
           <w:rFonts w:ascii="Times New Roman" w:hAnsi="Times New Roman" w:cs="Times New Roman"/>
@@ -4795,7 +4811,7 @@
           <w:szCs w:val="32"/>
         </w:rPr>
       </w:pPr>
-      <w:bookmarkStart w:id="2" w:name="_Toc225958624"/>
+      <w:bookmarkStart w:id="2" w:name="_Toc226636964"/>
       <w:r>
         <w:rPr>
           <w:rFonts w:ascii="Times New Roman" w:hAnsi="Times New Roman" w:cs="Times New Roman"/>
@@ -4939,7 +4955,7 @@
           <w:szCs w:val="32"/>
         </w:rPr>
       </w:pPr>
-      <w:bookmarkStart w:id="3" w:name="_Toc225958625"/>
+      <w:bookmarkStart w:id="3" w:name="_Toc226636965"/>
       <w:r>
         <w:rPr>
           <w:rFonts w:ascii="Times New Roman" w:hAnsi="Times New Roman" w:cs="Times New Roman"/>
@@ -5196,7 +5212,7 @@
           <w:szCs w:val="32"/>
         </w:rPr>
       </w:pPr>
-      <w:bookmarkStart w:id="4" w:name="_Toc225958626"/>
+      <w:bookmarkStart w:id="4" w:name="_Toc226636966"/>
       <w:r>
         <w:rPr>
           <w:rFonts w:ascii="Times New Roman" w:hAnsi="Times New Roman" w:cs="Times New Roman"/>
@@ -5621,7 +5637,7 @@
           <w:szCs w:val="36"/>
         </w:rPr>
       </w:pPr>
-      <w:bookmarkStart w:id="5" w:name="_Toc225958627"/>
+      <w:bookmarkStart w:id="5" w:name="_Toc226636967"/>
       <w:r>
         <w:rPr>
           <w:rFonts w:ascii="Times New Roman" w:hAnsi="Times New Roman" w:cs="Times New Roman"/>
@@ -5988,7 +6004,7 @@
           <w:szCs w:val="32"/>
         </w:rPr>
       </w:pPr>
-      <w:bookmarkStart w:id="6" w:name="_Toc225958628"/>
+      <w:bookmarkStart w:id="6" w:name="_Toc226636968"/>
       <w:r>
         <w:rPr>
           <w:rFonts w:ascii="Times New Roman" w:hAnsi="Times New Roman" w:cs="Times New Roman"/>
@@ -6217,7 +6233,7 @@
           <w:szCs w:val="32"/>
         </w:rPr>
       </w:pPr>
-      <w:bookmarkStart w:id="7" w:name="_Toc225958629"/>
+      <w:bookmarkStart w:id="7" w:name="_Toc226636969"/>
       <w:r>
         <w:rPr>
           <w:rFonts w:ascii="Times New Roman" w:hAnsi="Times New Roman" w:cs="Times New Roman"/>
@@ -6353,7 +6369,7 @@
           <w:szCs w:val="32"/>
         </w:rPr>
       </w:pPr>
-      <w:bookmarkStart w:id="8" w:name="_Toc225958630"/>
+      <w:bookmarkStart w:id="8" w:name="_Toc226636970"/>
       <w:r>
         <w:rPr>
           <w:rFonts w:ascii="Times New Roman" w:hAnsi="Times New Roman" w:cs="Times New Roman"/>
@@ -6418,7 +6434,7 @@
           <w:szCs w:val="28"/>
         </w:rPr>
       </w:pPr>
-      <w:bookmarkStart w:id="9" w:name="_Toc225958631"/>
+      <w:bookmarkStart w:id="9" w:name="_Toc226636971"/>
       <w:r>
         <w:rPr>
           <w:rFonts w:ascii="Times New Roman" w:hAnsi="Times New Roman" w:cs="Times New Roman"/>
@@ -6538,7 +6554,7 @@
           <w:szCs w:val="28"/>
         </w:rPr>
       </w:pPr>
-      <w:bookmarkStart w:id="10" w:name="_Toc225958632"/>
+      <w:bookmarkStart w:id="10" w:name="_Toc226636972"/>
       <w:r>
         <w:rPr>
           <w:rFonts w:ascii="Times New Roman" w:hAnsi="Times New Roman" w:cs="Times New Roman"/>
@@ -6710,7 +6726,7 @@
           <w:szCs w:val="28"/>
         </w:rPr>
       </w:pPr>
-      <w:bookmarkStart w:id="11" w:name="_Toc225958633"/>
+      <w:bookmarkStart w:id="11" w:name="_Toc226636973"/>
       <w:r>
         <w:rPr>
           <w:rFonts w:ascii="Times New Roman" w:hAnsi="Times New Roman" w:cs="Times New Roman"/>
@@ -6863,7 +6879,7 @@
           <w:szCs w:val="28"/>
         </w:rPr>
       </w:pPr>
-      <w:bookmarkStart w:id="12" w:name="_Toc225958634"/>
+      <w:bookmarkStart w:id="12" w:name="_Toc226636974"/>
       <w:r>
         <w:rPr>
           <w:rFonts w:ascii="Times New Roman" w:hAnsi="Times New Roman" w:cs="Times New Roman"/>
@@ -7288,7 +7304,7 @@
           <w:szCs w:val="32"/>
         </w:rPr>
       </w:pPr>
-      <w:bookmarkStart w:id="13" w:name="_Toc225958635"/>
+      <w:bookmarkStart w:id="13" w:name="_Toc226636975"/>
       <w:r>
         <w:rPr>
           <w:rFonts w:ascii="Times New Roman" w:hAnsi="Times New Roman" w:cs="Times New Roman"/>
@@ -7696,7 +7712,7 @@
           <w:szCs w:val="28"/>
         </w:rPr>
       </w:pPr>
-      <w:bookmarkStart w:id="14" w:name="_Toc225958636"/>
+      <w:bookmarkStart w:id="14" w:name="_Toc226636976"/>
       <w:r>
         <w:rPr>
           <w:rFonts w:ascii="Times New Roman" w:hAnsi="Times New Roman" w:cs="Times New Roman"/>
@@ -8299,7 +8315,7 @@
           <w:szCs w:val="28"/>
         </w:rPr>
       </w:pPr>
-      <w:bookmarkStart w:id="15" w:name="_Toc225958637"/>
+      <w:bookmarkStart w:id="15" w:name="_Toc226636977"/>
       <w:r>
         <w:rPr>
           <w:rFonts w:ascii="Times New Roman" w:hAnsi="Times New Roman" w:cs="Times New Roman"/>
@@ -9242,7 +9258,7 @@
           <w:szCs w:val="28"/>
         </w:rPr>
       </w:pPr>
-      <w:bookmarkStart w:id="16" w:name="_Toc225958638"/>
+      <w:bookmarkStart w:id="16" w:name="_Toc226636978"/>
       <w:r>
         <w:rPr>
           <w:rFonts w:ascii="Times New Roman" w:hAnsi="Times New Roman" w:cs="Times New Roman"/>
@@ -9591,7 +9607,7 @@
           <w:szCs w:val="28"/>
         </w:rPr>
       </w:pPr>
-      <w:bookmarkStart w:id="17" w:name="_Toc225958639"/>
+      <w:bookmarkStart w:id="17" w:name="_Toc226636979"/>
       <w:r>
         <w:rPr>
           <w:rFonts w:ascii="Times New Roman" w:hAnsi="Times New Roman" w:cs="Times New Roman"/>
@@ -10078,7 +10094,7 @@
           <w:szCs w:val="28"/>
         </w:rPr>
       </w:pPr>
-      <w:bookmarkStart w:id="18" w:name="_Toc225958640"/>
+      <w:bookmarkStart w:id="18" w:name="_Toc226636980"/>
       <w:r>
         <w:rPr>
           <w:rFonts w:ascii="Times New Roman" w:hAnsi="Times New Roman" w:cs="Times New Roman"/>
@@ -10357,7 +10373,7 @@
           <w:szCs w:val="32"/>
         </w:rPr>
       </w:pPr>
-      <w:bookmarkStart w:id="19" w:name="_Toc225958641"/>
+      <w:bookmarkStart w:id="19" w:name="_Toc226636981"/>
       <w:r>
         <w:rPr>
           <w:rFonts w:ascii="Times New Roman" w:hAnsi="Times New Roman" w:cs="Times New Roman"/>
@@ -10764,7 +10780,7 @@
           <w:szCs w:val="32"/>
         </w:rPr>
       </w:pPr>
-      <w:bookmarkStart w:id="20" w:name="_Toc225958642"/>
+      <w:bookmarkStart w:id="20" w:name="_Toc226636982"/>
       <w:r>
         <w:rPr>
           <w:rFonts w:ascii="Times New Roman" w:hAnsi="Times New Roman" w:cs="Times New Roman"/>
@@ -11471,7 +11487,7 @@
           <w:szCs w:val="36"/>
         </w:rPr>
       </w:pPr>
-      <w:bookmarkStart w:id="21" w:name="_Toc225958643"/>
+      <w:bookmarkStart w:id="21" w:name="_Toc226636983"/>
       <w:r>
         <w:rPr>
           <w:rFonts w:ascii="Times New Roman" w:hAnsi="Times New Roman" w:cs="Times New Roman"/>
@@ -11770,7 +11786,7 @@
           <w:szCs w:val="32"/>
         </w:rPr>
       </w:pPr>
-      <w:bookmarkStart w:id="22" w:name="_Toc225958644"/>
+      <w:bookmarkStart w:id="22" w:name="_Toc226636984"/>
       <w:r>
         <w:rPr>
           <w:rFonts w:ascii="Times New Roman" w:hAnsi="Times New Roman" w:cs="Times New Roman"/>
@@ -13294,7 +13310,7 @@
           <w:szCs w:val="36"/>
         </w:rPr>
       </w:pPr>
-      <w:bookmarkStart w:id="23" w:name="_Toc225958645"/>
+      <w:bookmarkStart w:id="23" w:name="_Toc226636985"/>
       <w:r>
         <w:rPr>
           <w:rFonts w:ascii="Times New Roman" w:hAnsi="Times New Roman" w:cs="Times New Roman"/>
@@ -13334,6 +13350,64 @@
         </w:rPr>
       </w:pPr>
       <w:hyperlink r:id="rId43" w:history="1">
+        <w:r>
+          <w:rPr>
+            <w:rStyle w:val="a7"/>
+            <w:rFonts w:ascii="Times New Roman" w:hAnsi="Times New Roman" w:cs="Times New Roman"/>
+            <w:sz w:val="28"/>
+            <w:szCs w:val="28"/>
+            <w:lang w:val="en-US"/>
+          </w:rPr>
+          <w:t xml:space="preserve">CoreBus — </w:t>
+        </w:r>
+        <w:r>
+          <w:rPr>
+            <w:rStyle w:val="a7"/>
+            <w:rFonts w:ascii="Times New Roman" w:hAnsi="Times New Roman" w:cs="Times New Roman"/>
+            <w:sz w:val="28"/>
+            <w:szCs w:val="28"/>
+          </w:rPr>
+          <w:t>универсальный</w:t>
+        </w:r>
+        <w:r>
+          <w:rPr>
+            <w:rStyle w:val="a7"/>
+            <w:rFonts w:ascii="Times New Roman" w:hAnsi="Times New Roman" w:cs="Times New Roman"/>
+            <w:sz w:val="28"/>
+            <w:szCs w:val="28"/>
+            <w:lang w:val="en-US"/>
+          </w:rPr>
+          <w:t xml:space="preserve"> Modbus </w:t>
+        </w:r>
+        <w:r>
+          <w:rPr>
+            <w:rStyle w:val="a7"/>
+            <w:rFonts w:ascii="Times New Roman" w:hAnsi="Times New Roman" w:cs="Times New Roman"/>
+            <w:sz w:val="28"/>
+            <w:szCs w:val="28"/>
+          </w:rPr>
+          <w:t>терминал</w:t>
+        </w:r>
+      </w:hyperlink>
+    </w:p>
+    <w:p>
+      <w:pPr>
+        <w:rPr>
+          <w:rFonts w:ascii="Times New Roman" w:hAnsi="Times New Roman" w:cs="Times New Roman"/>
+          <w:sz w:val="28"/>
+          <w:szCs w:val="28"/>
+        </w:rPr>
+      </w:pPr>
+    </w:p>
+    <w:p>
+      <w:pPr>
+        <w:rPr>
+          <w:rFonts w:ascii="Times New Roman" w:hAnsi="Times New Roman" w:cs="Times New Roman"/>
+          <w:sz w:val="28"/>
+          <w:szCs w:val="28"/>
+        </w:rPr>
+      </w:pPr>
+      <w:hyperlink r:id="rId44" w:history="1">
         <w:r>
           <w:rPr>
             <w:rStyle w:val="a7"/>
@@ -13544,7 +13618,7 @@
           <w:szCs w:val="28"/>
         </w:rPr>
       </w:pPr>
-      <w:hyperlink r:id="rId44" w:history="1">
+      <w:hyperlink r:id="rId45" w:history="1">
         <w:r>
           <w:rPr>
             <w:rStyle w:val="a7"/>
@@ -13593,7 +13667,7 @@
           <w:szCs w:val="28"/>
         </w:rPr>
       </w:pPr>
-      <w:hyperlink r:id="rId45" w:history="1">
+      <w:hyperlink r:id="rId46" w:history="1">
         <w:r>
           <w:rPr>
             <w:rStyle w:val="a7"/>
@@ -13653,7 +13727,7 @@
           <w:szCs w:val="36"/>
         </w:rPr>
       </w:pPr>
-      <w:bookmarkStart w:id="24" w:name="_Toc225958646"/>
+      <w:bookmarkStart w:id="24" w:name="_Toc226636986"/>
       <w:r>
         <w:rPr>
           <w:rFonts w:ascii="Times New Roman" w:hAnsi="Times New Roman" w:cs="Times New Roman"/>
@@ -13681,7 +13755,7 @@
           <w:szCs w:val="28"/>
         </w:rPr>
       </w:pPr>
-      <w:hyperlink r:id="rId46" w:history="1">
+      <w:hyperlink r:id="rId47" w:history="1">
         <w:r>
           <w:rPr>
             <w:rStyle w:val="a7"/>
@@ -13776,24 +13850,6 @@
     </w:p>
     <w:p>
       <w:pPr>
-        <w:rPr>
-          <w:rFonts w:ascii="Times New Roman" w:hAnsi="Times New Roman" w:cs="Times New Roman"/>
-          <w:sz w:val="28"/>
-          <w:szCs w:val="28"/>
-        </w:rPr>
-      </w:pPr>
-    </w:p>
-    <w:p>
-      <w:pPr>
-        <w:rPr>
-          <w:rFonts w:ascii="Times New Roman" w:hAnsi="Times New Roman" w:cs="Times New Roman"/>
-          <w:sz w:val="28"/>
-          <w:szCs w:val="28"/>
-        </w:rPr>
-      </w:pPr>
-    </w:p>
-    <w:p>
-      <w:pPr>
         <w:pStyle w:val="1"/>
         <w:jc w:val="center"/>
         <w:rPr>
@@ -13802,7 +13858,7 @@
           <w:szCs w:val="36"/>
         </w:rPr>
       </w:pPr>
-      <w:bookmarkStart w:id="25" w:name="_Toc225958647"/>
+      <w:bookmarkStart w:id="25" w:name="_Toc226636987"/>
       <w:r>
         <w:rPr>
           <w:rFonts w:ascii="Times New Roman" w:hAnsi="Times New Roman" w:cs="Times New Roman"/>
@@ -13832,7 +13888,7 @@
           <w:szCs w:val="32"/>
         </w:rPr>
       </w:pPr>
-      <w:bookmarkStart w:id="26" w:name="_Toc225958648"/>
+      <w:bookmarkStart w:id="26" w:name="_Toc226636988"/>
       <w:r>
         <w:rPr>
           <w:rFonts w:ascii="Times New Roman" w:hAnsi="Times New Roman" w:cs="Times New Roman"/>
@@ -13995,7 +14051,7 @@
           <w:szCs w:val="32"/>
         </w:rPr>
       </w:pPr>
-      <w:bookmarkStart w:id="27" w:name="_Toc225958649"/>
+      <w:bookmarkStart w:id="27" w:name="_Toc226636989"/>
       <w:r>
         <w:rPr>
           <w:rFonts w:ascii="Times New Roman" w:hAnsi="Times New Roman" w:cs="Times New Roman"/>
@@ -14117,7 +14173,7 @@
           <w:szCs w:val="32"/>
         </w:rPr>
       </w:pPr>
-      <w:bookmarkStart w:id="28" w:name="_Toc225958650"/>
+      <w:bookmarkStart w:id="28" w:name="_Toc226636990"/>
       <w:r>
         <w:rPr>
           <w:rFonts w:ascii="Times New Roman" w:hAnsi="Times New Roman" w:cs="Times New Roman"/>
@@ -14503,7 +14559,7 @@
           <w:lang w:val="en-US"/>
         </w:rPr>
       </w:pPr>
-      <w:bookmarkStart w:id="29" w:name="_Toc225958651"/>
+      <w:bookmarkStart w:id="29" w:name="_Toc226636991"/>
       <w:r>
         <w:rPr>
           <w:rFonts w:ascii="Times New Roman" w:hAnsi="Times New Roman" w:cs="Times New Roman"/>
@@ -14679,7 +14735,7 @@
           <w:lang w:val="en-US"/>
         </w:rPr>
       </w:pPr>
-      <w:bookmarkStart w:id="30" w:name="_Toc225958652"/>
+      <w:bookmarkStart w:id="30" w:name="_Toc226636992"/>
       <w:r>
         <w:rPr>
           <w:rFonts w:ascii="Times New Roman" w:hAnsi="Times New Roman" w:cs="Times New Roman"/>
@@ -14944,7 +15000,7 @@
           <w:szCs w:val="32"/>
         </w:rPr>
       </w:pPr>
-      <w:bookmarkStart w:id="31" w:name="_Toc225958653"/>
+      <w:bookmarkStart w:id="31" w:name="_Toc226636993"/>
       <w:r>
         <w:rPr>
           <w:rFonts w:ascii="Times New Roman" w:hAnsi="Times New Roman" w:cs="Times New Roman"/>
@@ -15261,7 +15317,7 @@
           <w:szCs w:val="32"/>
         </w:rPr>
       </w:pPr>
-      <w:bookmarkStart w:id="32" w:name="_Toc225958654"/>
+      <w:bookmarkStart w:id="32" w:name="_Toc226636994"/>
       <w:r>
         <w:rPr>
           <w:rFonts w:ascii="Times New Roman" w:hAnsi="Times New Roman" w:cs="Times New Roman"/>
@@ -15473,7 +15529,7 @@
           <w:szCs w:val="32"/>
         </w:rPr>
       </w:pPr>
-      <w:bookmarkStart w:id="33" w:name="_Toc225958655"/>
+      <w:bookmarkStart w:id="33" w:name="_Toc226636995"/>
       <w:r>
         <w:rPr>
           <w:rFonts w:ascii="Times New Roman" w:hAnsi="Times New Roman" w:cs="Times New Roman"/>
@@ -15737,7 +15793,7 @@
           <w:szCs w:val="32"/>
         </w:rPr>
       </w:pPr>
-      <w:bookmarkStart w:id="34" w:name="_Toc225958656"/>
+      <w:bookmarkStart w:id="34" w:name="_Toc226636996"/>
       <w:r>
         <w:rPr>
           <w:rFonts w:ascii="Times New Roman" w:hAnsi="Times New Roman" w:cs="Times New Roman"/>
@@ -16053,7 +16109,7 @@
           <w:szCs w:val="32"/>
         </w:rPr>
       </w:pPr>
-      <w:bookmarkStart w:id="35" w:name="_Toc225958657"/>
+      <w:bookmarkStart w:id="35" w:name="_Toc226636997"/>
       <w:r>
         <w:rPr>
           <w:rFonts w:ascii="Times New Roman" w:hAnsi="Times New Roman" w:cs="Times New Roman"/>
@@ -16144,7 +16200,7 @@
       </w:pPr>
     </w:p>
     <w:sectPr>
-      <w:footerReference w:type="default" r:id="rId47"/>
+      <w:footerReference w:type="default" r:id="rId48"/>
       <w:pgSz w:w="11906" w:h="16838"/>
       <w:pgMar w:top="720" w:right="720" w:bottom="720" w:left="720" w:header="708" w:footer="708" w:gutter="0"/>
       <w:cols w:space="708"/>
